--- a/Doc/Završni_rad_FilipFolnegović.docx
+++ b/Doc/Završni_rad_FilipFolnegović.docx
@@ -2490,13 +2490,7 @@
     </w:p>
     <w:p>
       <w:r>
-        <w:t xml:space="preserve">Glavna prednost komercijalnih rješenja je njihova iznimna preciznost i brzina kod standardnih matematičkih problema. Photomath izvrsno rješava problem unosa podataka, dok WolframAlpha nudi </w:t>
-      </w:r>
-      <w:r>
-        <w:t>jaku</w:t>
-      </w:r>
-      <w:r>
-        <w:t xml:space="preserve"> dubinu analize. Ipak, ti alati nose i značajne nedostatke u kontekstu profesionalne primjene unutar STEM područja. Većina tih aplikacija zahtijeva stalnu internetsku vezu za kompleksne izračune, što može predstavljati ograničenje u specifičnim okruženjima.</w:t>
+        <w:t>Glavna prednost komercijalnih rješenja je njihova iznimna preciznost i brzina kod standardnih matematičkih problema. Photomath izvrsno rješava problem unosa podataka, dok WolframAlpha nudi jaku dubinu analize. Ipak, ti alati nose i značajne nedostatke u kontekstu profesionalne primjene unutar STEM područja. Većina tih aplikacija zahtijeva stalnu internetsku vezu za kompleksne izračune, što može predstavljati ograničenje u specifičnim okruženjima.</w:t>
       </w:r>
     </w:p>
     <w:p>
@@ -2702,10 +2696,7 @@
     </w:p>
     <w:p>
       <w:r>
-        <w:t>Arhitektura sučelja</w:t>
-      </w:r>
-      <w:r>
-        <w:t>:</w:t>
+        <w:t>Arhitektura sučelja:</w:t>
       </w:r>
     </w:p>
     <w:p>
@@ -2720,10 +2711,7 @@
     </w:p>
     <w:p>
       <w:r>
-        <w:t>Implementacija navigacije</w:t>
-      </w:r>
-      <w:r>
-        <w:t>:</w:t>
+        <w:t>Implementacija navigacije:</w:t>
       </w:r>
     </w:p>
     <w:p>
@@ -2739,10 +2727,7 @@
     </w:p>
     <w:p>
       <w:r>
-        <w:t>Tehnička optimizacija sučelja</w:t>
-      </w:r>
-      <w:r>
-        <w:t>:</w:t>
+        <w:t>Tehnička optimizacija sučelja:</w:t>
       </w:r>
     </w:p>
     <w:p>
@@ -2757,10 +2742,7 @@
     </w:p>
     <w:p>
       <w:r>
-        <w:t>Ulazna točka aplikacije (SplashScreen)</w:t>
-      </w:r>
-      <w:r>
-        <w:t>:</w:t>
+        <w:t>Ulazna točka aplikacije (SplashScreen):</w:t>
       </w:r>
     </w:p>
     <w:p>
@@ -2787,10 +2769,7 @@
     </w:p>
     <w:p>
       <w:r>
-        <w:t>Perzistencija podataka i Room arhitektura</w:t>
-      </w:r>
-      <w:r>
-        <w:t>:</w:t>
+        <w:t>Perzistencija podataka i Room arhitektura:</w:t>
       </w:r>
     </w:p>
     <w:p>
@@ -2800,27 +2779,12 @@
     </w:p>
     <w:p>
       <w:r>
-        <w:t>Podatkovni model i relacije</w:t>
-      </w:r>
-      <w:r>
-        <w:t>:</w:t>
-      </w:r>
-    </w:p>
-    <w:p>
-      <w:r>
-        <w:t>Logička struktura podataka podijeljena je na dva osnovna entiteta</w:t>
-      </w:r>
-      <w:r>
-        <w:t xml:space="preserve">. </w:t>
-      </w:r>
-      <w:r>
-        <w:t>Pocket (Mapa): Predstavlja tematsku cjelinu (npr. "Fizika 1"). Sadrži jedinstveni primarni ključ i naziv mape.</w:t>
-      </w:r>
-      <w:r>
-        <w:t xml:space="preserve"> </w:t>
-      </w:r>
-      <w:r>
-        <w:t>Equation (Jednadžba): Sadrži detaljne informacije o matematičkom izrazu, uključujući naziv jednadžbe, samu tekstualnu formulu, opcionalni opis te oznaku prioriteta (favorit).</w:t>
+        <w:t>Podatkovni model i relacije:</w:t>
+      </w:r>
+    </w:p>
+    <w:p>
+      <w:r>
+        <w:t>Logička struktura podataka podijeljena je na dva osnovna entiteta. Pocket (Mapa): Predstavlja tematsku cjelinu (npr. "Fizika 1"). Sadrži jedinstveni primarni ključ i naziv mape. Equation (Jednadžba): Sadrži detaljne informacije o matematičkom izrazu, uključujući naziv jednadžbe, samu tekstualnu formulu, opcionalni opis te oznaku prioriteta (favorit).</w:t>
       </w:r>
     </w:p>
     <w:p>
@@ -2830,10 +2794,7 @@
     </w:p>
     <w:p>
       <w:r>
-        <w:t>Logika prioriteta i favorita</w:t>
-      </w:r>
-      <w:r>
-        <w:t>:</w:t>
+        <w:t>Logika prioriteta i favorita:</w:t>
       </w:r>
     </w:p>
     <w:p>
@@ -2848,10 +2809,7 @@
     </w:p>
     <w:p>
       <w:r>
-        <w:t>Vizualna prezentacija i RecyclerView</w:t>
-      </w:r>
-      <w:r>
-        <w:t>:</w:t>
+        <w:t>Vizualna prezentacija i RecyclerView:</w:t>
       </w:r>
     </w:p>
     <w:p>
@@ -2867,10 +2825,7 @@
     </w:p>
     <w:p>
       <w:r>
-        <w:t>CRUD operacije i korisničko sučelje</w:t>
-      </w:r>
-      <w:r>
-        <w:t>:</w:t>
+        <w:t>CRUD operacije i korisničko sučelje:</w:t>
       </w:r>
     </w:p>
     <w:p>
@@ -2893,10 +2848,7 @@
     </w:p>
     <w:p>
       <w:r>
-        <w:t>Implementacija CameraX preview sučelja</w:t>
-      </w:r>
-      <w:r>
-        <w:t>:</w:t>
+        <w:t>Implementacija CameraX preview sučelja:</w:t>
       </w:r>
     </w:p>
     <w:p>
@@ -2912,10 +2864,7 @@
     </w:p>
     <w:p>
       <w:r>
-        <w:t>Integracija Google ML Kit OCR sustava</w:t>
-      </w:r>
-      <w:r>
-        <w:t>:</w:t>
+        <w:t>Integracija Google ML Kit OCR sustava:</w:t>
       </w:r>
     </w:p>
     <w:p>
@@ -2930,10 +2879,7 @@
     </w:p>
     <w:p>
       <w:r>
-        <w:t>Matematičko post-procesiranje skeniranog teksta</w:t>
-      </w:r>
-      <w:r>
-        <w:t>:</w:t>
+        <w:t>Matematičko post-procesiranje skeniranog teksta:</w:t>
       </w:r>
     </w:p>
     <w:p>
@@ -2962,10 +2908,7 @@
     </w:p>
     <w:p>
       <w:r>
-        <w:t>Uloga Symja CAS engine-a u procesu parsiranja</w:t>
-      </w:r>
-      <w:r>
-        <w:t>:</w:t>
+        <w:t>Uloga Symja CAS engine-a u procesu parsiranja:</w:t>
       </w:r>
     </w:p>
     <w:p>
@@ -2980,10 +2923,7 @@
     </w:p>
     <w:p>
       <w:r>
-        <w:t>Hijerarhija i prepoznavanje simbola</w:t>
-      </w:r>
-      <w:r>
-        <w:t>:</w:t>
+        <w:t>Hijerarhija i prepoznavanje simbola:</w:t>
       </w:r>
     </w:p>
     <w:p>
@@ -2999,10 +2939,7 @@
     <w:p>
       <w:r>
         <w:lastRenderedPageBreak/>
-        <w:t>Rukovanje sintaktičkim pogreškama</w:t>
-      </w:r>
-      <w:r>
-        <w:t>:</w:t>
+        <w:t>Rukovanje sintaktičkim pogreškama:</w:t>
       </w:r>
     </w:p>
     <w:p>
@@ -3057,10 +2994,7 @@
     </w:p>
     <w:p>
       <w:r>
-        <w:t>Prikupljanje i obrada podataka za graf</w:t>
-      </w:r>
-      <w:r>
-        <w:t>:</w:t>
+        <w:t>Prikupljanje i obrada podataka za graf:</w:t>
       </w:r>
     </w:p>
     <w:p>
@@ -3079,10 +3013,7 @@
     </w:p>
     <w:p>
       <w:r>
-        <w:t>Vizualni stil i korisničko sučelje</w:t>
-      </w:r>
-      <w:r>
-        <w:t>:</w:t>
+        <w:t>Vizualni stil i korisničko sučelje:</w:t>
       </w:r>
     </w:p>
     <w:p>
@@ -3092,10 +3023,7 @@
     </w:p>
     <w:p>
       <w:r>
-        <w:t>Rješavanje problema ekstremnih raspona (Logaritamska skala)</w:t>
-      </w:r>
-      <w:r>
-        <w:t>:</w:t>
+        <w:t>Rješavanje problema ekstremnih raspona (Logaritamska skala):</w:t>
       </w:r>
     </w:p>
     <w:p>
@@ -3123,10 +3051,7 @@
     </w:p>
     <w:p>
       <w:r>
-        <w:t>Logika automatskog pokretanja</w:t>
-      </w:r>
-      <w:r>
-        <w:t>:</w:t>
+        <w:t>Logika automatskog pokretanja:</w:t>
       </w:r>
     </w:p>
     <w:p>
@@ -3145,18 +3070,12 @@
     </w:p>
     <w:p>
       <w:r>
-        <w:t>Implementacija interaktivnog pop-upa</w:t>
-      </w:r>
-      <w:r>
-        <w:t>:</w:t>
-      </w:r>
-    </w:p>
-    <w:p>
-      <w:r>
-        <w:t>Sam vodič realiziran je kao prilagođeni AlertDialog koji koristi namjenski XML layout (dialog_tutorial.xml). Za razliku od standardnih tekstualnih poruka, ovaj pop-up sadrži niz od tri vizualna prikaza koji simuliraju rad u aplikaciji. Svaka slika u nizu nosi specifičnu informaciju</w:t>
-      </w:r>
-      <w:r>
-        <w:t>.</w:t>
+        <w:t>Implementacija interaktivnog pop-upa:</w:t>
+      </w:r>
+    </w:p>
+    <w:p>
+      <w:r>
+        <w:t>Sam vodič realiziran je kao prilagođeni AlertDialog koji koristi namjenski XML layout (dialog_tutorial.xml). Za razliku od standardnih tekstualnih poruka, ovaj pop-up sadrži niz od tri vizualna prikaza koji simuliraju rad u aplikaciji. Svaka slika u nizu nosi specifičnu informaciju.</w:t>
       </w:r>
     </w:p>
     <w:p>
@@ -3181,10 +3100,7 @@
     </w:p>
     <w:p>
       <w:r>
-        <w:t>Trajna dostupnost i UX</w:t>
-      </w:r>
-      <w:r>
-        <w:t>:</w:t>
+        <w:t>Trajna dostupnost i UX:</w:t>
       </w:r>
     </w:p>
     <w:p>
@@ -3208,10 +3124,7 @@
     </w:p>
     <w:p>
       <w:r>
-        <w:t>Mehanizam enkodiranja (Base64)</w:t>
-      </w:r>
-      <w:r>
-        <w:t>:</w:t>
+        <w:t>Mehanizam enkodiranja (Base64):</w:t>
       </w:r>
     </w:p>
     <w:p>
@@ -3226,10 +3139,7 @@
     </w:p>
     <w:p>
       <w:r>
-        <w:t>Dijeljenje cijelih mapa (Pockets)</w:t>
-      </w:r>
-      <w:r>
-        <w:t>:</w:t>
+        <w:t>Dijeljenje cijelih mapa (Pockets):</w:t>
       </w:r>
     </w:p>
     <w:p>
@@ -3244,10 +3154,7 @@
     </w:p>
     <w:p>
       <w:r>
-        <w:t>Logika uvoza i rukovanje pogreškama</w:t>
-      </w:r>
-      <w:r>
-        <w:t>:</w:t>
+        <w:t>Logika uvoza i rukovanje pogreškama:</w:t>
       </w:r>
     </w:p>
     <w:p>
@@ -3259,6 +3166,136 @@
       <w:r>
         <w:lastRenderedPageBreak/>
         <w:t>Implementiran je sustav za prepoznavanje tipa podataka na temelju prefiksa. Ako dekodirani niz počinje s POCKET:, sustav automatski kreira novu mapu u bazi i u nju sekvencijalno upisuje sve pripadajuće jednadžbe. U suprotnom, sustav tretira kôd kao pojedinačnu jednadžbu i dodaje je u trenutno aktivnu mapu. Cijeli proces zaštićen je try-catch blokovima koji detektiraju neispravne kodove (npr. nepotpune ili oštećene nizove), sprječavajući rušenje aplikacije i obavještavajući korisnika o neuspješnom uvozu putem poruka (engl. Toast).</w:t>
+      </w:r>
+    </w:p>
+    <w:p>
+      <w:pPr>
+        <w:spacing w:before="0" w:after="0" w:line="240" w:lineRule="auto"/>
+        <w:jc w:val="left"/>
+      </w:pPr>
+      <w:r>
+        <w:br w:type="page"/>
+      </w:r>
+    </w:p>
+    <w:p>
+      <w:pPr>
+        <w:pStyle w:val="Heading1"/>
+      </w:pPr>
+      <w:r>
+        <w:lastRenderedPageBreak/>
+        <w:t>Testiranje aplikacije</w:t>
+      </w:r>
+    </w:p>
+    <w:p>
+      <w:r>
+        <w:t>Testiranje aplikacije EquationPocket provedeno je u dvije glavne faze kako bi se osigurala pouzdanost matematičkih izračuna i besprijekoran rad korisničkog sučelja. Prva faza obuhvaćala je automatske testove logike rješavača, dok je druga faza bila usmjerena na manualnu verifikaciju integracije svih modula na fizičkim Android uređajima.</w:t>
+      </w:r>
+    </w:p>
+    <w:p>
+      <w:pPr>
+        <w:pStyle w:val="Heading2"/>
+      </w:pPr>
+      <w:r>
+        <w:t>Metode testiranja na Android uređajima</w:t>
+      </w:r>
+    </w:p>
+    <w:p>
+      <w:r>
+        <w:t>Za potrebe verifikacije korišten je standardni JUnit okvir unutar Android Studio razvojnog okruženja te manualna metoda testiranja prema unaprijed definiranim scenarijima korištenja. Ovakav pristup omogućio je provjeru i tehničke točnosti koda i kvalitete korisničkog iskustva.</w:t>
+      </w:r>
+    </w:p>
+    <w:p>
+      <w:pPr>
+        <w:pStyle w:val="Heading3"/>
+      </w:pPr>
+      <w:r>
+        <w:t>Unit testing modula za parsiranje i izračun</w:t>
+      </w:r>
+    </w:p>
+    <w:p>
+      <w:r>
+        <w:t>U ovoj podfazi provedena je izolirana provjera jezgre matematičkog sustava aplikacije. Implementirano je ukupno sedam testnih scenarija unutar klase MathLogicUnitTest koji su potvrdili točnost integracije Symja CAS engine-a. Testiranje je provedeno bez pokretanja sučelja, čime je postignuta visoka brzina izvršavanja, a cijeli set testova dovršen je u roku od četiri sekunde.</w:t>
+      </w:r>
+    </w:p>
+    <w:p>
+      <w:r>
+        <w:t>Provedena je verifikacija algebarskog rješavanja linearnih i kvadratnih jednadžbi, pri čemu je sustav ispravno detektirao oba rješenja u kvadratnim funkcijama. Također je potvrđena ispravnost simboličke manipulacije kroz procese deriviranja i integriranja funkcija, gdje je sustav uspješno izveo derivaciju potencije i integraciju zadanih izraza. Poseban naglasak stavljen je na provjeru otpornosti sustava pri dijeljenju s nulom, a rezultati su potvrdili da engine ispravno prepoznaje beskonačnost i prosljeđuje tu informaciju aplikaciji bez prekida rada sustava. Dodatno je verificiran rad sa znanstvenim zapisom brojeva izraženim u potencijama broja deset, čime je potvrđeno da sustav ispravno tumači simbole poput operatora potencije unutar tekstualnog niza. Svi provedeni testovi su uspješno završili, dokazujući da su apstraktna sintaktička stabla ispravno izgrađena tijekom procesa parsiranja i spremna za rad sa stvarnim korisničkim podacima.</w:t>
+      </w:r>
+    </w:p>
+    <w:p>
+      <w:pPr>
+        <w:pStyle w:val="Heading3"/>
+      </w:pPr>
+      <w:r>
+        <w:lastRenderedPageBreak/>
+        <w:t>Integracijsko testiranje korisničkog sučelja</w:t>
+      </w:r>
+    </w:p>
+    <w:p>
+      <w:r>
+        <w:t>Integracijsko testiranje provedeno je manualnom metodom na fizičkom uređaju u svrhu provjere komunikacije između fragmenata i perzistencije podataka u Room bazi. Testiranje je obuhvatilo cjelokupni radni tijek aplikacije od početnog ekrana do finalne vizualizacije rezultata. Verificirano je ispravno funkcioniranje navigacijskog sustava pri prijelazu iz popisa mapa u ekran s jednadžbama te ulazak u rješavač, pri čemu su se podaci prenosili strogo tipizirano bez grešaka.</w:t>
+      </w:r>
+    </w:p>
+    <w:p>
+      <w:r>
+        <w:t>Testirana je sinkronizacija sučelja za unos podataka, pri čemu je potvrđeno da sustav ispravno vraća skenirani tekst iz kamere u polje formule te da se pri fokusu na polja automatski aktivira odgovarajuća vrsta tipkovnice. Provedena je i provjera povijesti izračuna koja se ispravno ažurira pri korištenju gumba za prebacivanje između simboličkog i decimalnog zapisa. Svi ovi podaci uspješno su se prenosili u modul za iscrtavanje grafova bez gubitka preciznosti. Konačno, testiran je rad aplikacije u tamnom načinu rada, čime je potvrđeno da su svi dinamički elementi jasno vidljivi bez obzira na temu sustava. Rezultati su pokazali da je aplikacija stabilna, navigacijski putevi su logični, a podaci su konzistentni kroz sve razine sustava, što potvrđuje da je implementirana arhitektura ispravno realizirana.</w:t>
+      </w:r>
+    </w:p>
+    <w:p>
+      <w:pPr>
+        <w:pStyle w:val="Heading2"/>
+      </w:pPr>
+      <w:r>
+        <w:t>Analiza performansi i rezultata testiranja</w:t>
+      </w:r>
+    </w:p>
+    <w:p>
+      <w:r>
+        <w:t>Analiza performansi aplikacije provedena je kroz sustavno prikupljanje podataka na reprezentativnom uzorku od 25 različitih Android uređaja. Testiranje je obuhvatilo uređaje s rasponom Android operacijskih sustava od verzije 9 do verzije 15, čime je potvrđena široka kompatibilnost i stabilnost aplikacije na različitim API razinama. Primarni fokus analize bio je na utvrđivanju korelacije između hardverskih karakteristika uređaja, prvenstveno optičkih senzora kamera, i uspješnosti integriranih algoritama za prepoznavanje teksta i vizualizaciju podataka. Rezultati su agregirani u svrhu dobivanja objektivnog uvida u učinkovitost sustava u stvarnim uvjetima korištenja, uz poseban naglasak na preciznost matematičkog OCR modula.</w:t>
+      </w:r>
+    </w:p>
+    <w:p>
+      <w:pPr>
+        <w:pStyle w:val="Heading3"/>
+      </w:pPr>
+      <w:r>
+        <w:t>Analiza preciznosti prepoznavanja teksta</w:t>
+      </w:r>
+    </w:p>
+    <w:p>
+      <w:r>
+        <w:t xml:space="preserve">Istraživanje preciznosti prepoznavanja teksta provedeno je kroz deset testnih jednadžbi različitih razina složenosti, od osnovnih linearnih izraza do naprednih termodinamičkih formula s grčkim simbolima i eksponentima. Prikupljeni podaci ukazuju na izravnu ovisnost </w:t>
+      </w:r>
+      <w:r>
+        <w:lastRenderedPageBreak/>
+        <w:t>uspješnosti očitavanja o rezoluciji kamere mobilnog uređaja. Analizom je utvrđeno da uređaji opremljeni senzorima rezolucije 50 megapiksela i više postižu gotovo stopostotnu točnost (prosječne ocjene iznad 4.8) za sve kategorije jednadžbi. Visoka rezolucija senzora omogućuje ML Kit algoritmima preciznu detekciju sitnih elemenata poput eksponenata i indeksa, što je kritično za ispravnu izgradnju algebarskog stabla u Solveru.</w:t>
+      </w:r>
+    </w:p>
+    <w:p>
+      <w:r>
+        <w:t>S druge strane, uređaji s nižom rezolucijom kamere, posebno oni ispod 20 megapiksela, pokazuju značajne varijacije u preciznosti ovisno o vizualnoj kompleksnosti formule. Dok se jednostavnije jednadžbe poput Newtonovog zakona ili osnovnih linearnih izraza i dalje očitavaju s visokom pouzdanošću, točnost drastično opada kod formula koje sadrže korijene ili složene razlomke. Primjerice, kod naprednih termodinamičkih omjera prosječna ocjena preciznosti na slabijim uređajima iznosi svega 1.5, dok na uređajima visoke rezolucije ona ostaje iznad 4.4. Ovi rezultati potvrđuju opravdanost uvođenja funkcionalnosti digitalnog zumiranja i bljeskalice, koji na uređajima s prosječnim senzorima djelomično kompenziraju hardverska ograničenja povećanjem kontrasta i oštrine slike. Zaključno, integrirani OCR sustav pokazuje izvrsne rezultate u kontroliranim uvjetima na modernim uređajima, dok kod starijih modela zahtijeva aktivniju suradnju korisnika kroz korištenje ponuđenih alata za poboljšanje kvalitete snimke.</w:t>
+      </w:r>
+    </w:p>
+    <w:p>
+      <w:pPr>
+        <w:pStyle w:val="Heading3"/>
+      </w:pPr>
+      <w:r>
+        <w:t>Mjerenje vremena iscrtavanja grafa</w:t>
+      </w:r>
+    </w:p>
+    <w:p>
+      <w:r>
+        <w:t>U svrhu objektivne evaluacije performansi vizualizacijskog modula, u kôd aplikacije ugrađen je mehanizam za mjerenje vremena renderiranja grafičkih prikaza. Mjerenje obuhvaća cjelokupni proces: od trenutka pokretanja asinkronog upita nad poviješću izračuna, preko parsiranja znanstvenih zapisa varijabli i njihove pretvorbe u koordinate, pa sve do finalnog poziva funkcije za iscrtavanje na ekranu mobilnog uređaja. Rezultati mjerenja prikazani su u milisekundama kroz sustavni Logcat terminal razvojnog okruženja.</w:t>
+      </w:r>
+    </w:p>
+    <w:p>
+      <w:r>
+        <w:t xml:space="preserve">Analiza rezultata pokazuje da je vrijeme iscrtavanja grafa za standardne setove podataka, koji obuhvaćaju do pedeset točaka izračuna unutar jedne sesije, iznimno stabilno i iznosi prosječno između 15 i 45 milisekundi. Ovako brzi odziv sustava osigurava trenutačnu vizualnu povratnu informaciju korisniku, bez uočljivih zastoja u sučelju. Čak i pri korištenju logaritamske skale, koja zahtijeva dodatne matematičke transformacije nad svakom pojedinom točkom, vrijeme renderiranja ne prelazi granicu od 60 milisekundi na uređajima prosječnih hardverskih karakteristika. Ovi podaci potvrđuju visoku učinkovitost odabrane knjižnice MPAndroidChart i njezinu uspješnu integraciju s prilagođenom logikom povijesti </w:t>
+      </w:r>
+      <w:r>
+        <w:lastRenderedPageBreak/>
+        <w:t>izračuna aplikacije EquationPocket. Sustav se pokazao skalabilnim i optimiziranim za rad u stvarnom vremenu, čime su ispunjeni visoki standardi odzivnosti potrebni za modernu znanstvenu aplikaciju.</w:t>
       </w:r>
     </w:p>
     <w:p>
@@ -3278,90 +3315,56 @@
     </w:p>
     <w:p>
       <w:r>
-        <w:t xml:space="preserve">Zaključak je završni dio rada. U zaključku treba na sustavan, koncizan i jezgrovit način dati prikaz relevantnih spoznaja, informacija, činjenica i stavova koji su opširnije razrađeni u samoj razradi </w:t>
-      </w:r>
-      <w:r>
-        <w:t>z</w:t>
-      </w:r>
-      <w:r>
-        <w:t xml:space="preserve">avršnog rada. Dijelovi odnosno pasusi zaključka se </w:t>
-      </w:r>
-      <w:r>
-        <w:t xml:space="preserve">formiraju kronološki prema strukturi </w:t>
-      </w:r>
-      <w:r>
-        <w:t>z</w:t>
-      </w:r>
-      <w:r>
-        <w:t xml:space="preserve">avršnog rada. </w:t>
-      </w:r>
-    </w:p>
-    <w:p>
-      <w:pPr>
-        <w:rPr>
-          <w:u w:val="single"/>
-        </w:rPr>
-      </w:pPr>
-      <w:r>
-        <w:t xml:space="preserve">Zaključak se </w:t>
-      </w:r>
-      <w:r>
-        <w:rPr>
-          <w:u w:val="single"/>
-        </w:rPr>
-        <w:t>ne numerira.</w:t>
-      </w:r>
-    </w:p>
-    <w:p>
-      <w:pPr>
-        <w:rPr>
-          <w:u w:val="single"/>
-        </w:rPr>
-      </w:pPr>
-    </w:p>
-    <w:p>
-      <w:pPr>
-        <w:tabs>
-          <w:tab w:val="left" w:pos="840"/>
-          <w:tab w:val="left" w:pos="5040"/>
-        </w:tabs>
-      </w:pPr>
-      <w:r>
-        <w:rPr>
-          <w:b/>
-          <w:bCs/>
-        </w:rPr>
-        <w:t>Napomena:</w:t>
-      </w:r>
-      <w:r>
-        <w:t xml:space="preserve"> Na naslov </w:t>
-      </w:r>
-      <w:r>
-        <w:rPr>
-          <w:b/>
-          <w:bCs/>
-        </w:rPr>
-        <w:t>Zaključak</w:t>
-      </w:r>
-      <w:r>
-        <w:t xml:space="preserve"> primijenite stil </w:t>
-      </w:r>
-      <w:r>
-        <w:rPr>
-          <w:i/>
-          <w:iCs/>
-        </w:rPr>
-        <w:t>Heading 1</w:t>
-      </w:r>
-      <w:r>
-        <w:t>, a zatim ručno maknite brojčanu oznaku.</w:t>
-      </w:r>
-    </w:p>
-    <w:p>
-      <w:pPr>
-        <w:spacing w:before="0" w:after="0" w:line="240" w:lineRule="auto"/>
-        <w:jc w:val="left"/>
-      </w:pPr>
+        <w:t>Razvoj mobilne aplikacije EquationPocket predstavlja uspješan primjer sinergije modernih Android tehnologija i naprednih sustava za računalnu algebru. Kroz cijeli proces izrade, od analize inicijalnih korisničkih zahtjeva do finalnog testiranja na fizičkim uređajima, primarni fokus bio je na rješavanju konkretnih problema s kojima se susreću korisnici u STEM područjima.</w:t>
+      </w:r>
+    </w:p>
+    <w:p>
+      <w:pPr>
+        <w:pStyle w:val="Heading2"/>
+        <w:numPr>
+          <w:ilvl w:val="0"/>
+          <w:numId w:val="0"/>
+        </w:numPr>
+      </w:pPr>
+      <w:r>
+        <w:t>Ostvareni rezultati</w:t>
+      </w:r>
+    </w:p>
+    <w:p>
+      <w:r>
+        <w:t>Glavni cilj rada, isporuka funkcionalnog digitalnog repozitorija jednadžbi, u potpunosti je ostvaren. Implementirani sustav mapa omogućuje korisnicima intuitivnu organizaciju i brzo dohvaćanje formula, dok integrirani Symja CAS engine osigurava visoku razinu inteligencije pri rješavanju kompleksnih matematičkih problema. Poseban uspjeh postignut je u domeni unosa podataka; kombinacija prilagođene znanstvene tastature i OCR modula temeljenog na Google ML Kit tehnologiji drastično smanjuje vrijeme potrebno za digitalizaciju jednadžbi.</w:t>
+      </w:r>
+    </w:p>
+    <w:p>
+      <w:r>
+        <w:t>Testiranja su potvrdila da aplikacija stabilno rukuje rubnim slučajevima poput matematičkih nedefiniranosti i ekstremnih numeričkih raspona. Uvođenje vizualizacijskog modula s podrškom za logaritamske skale i automatskim generiranjem povijesti izračuna transformiralo je aplikaciju iz običnog kalkulatora u moćan analitički alat. Konačni doprinos rada očituje se u robusnom softverskom rješenju koje je prilagodljivo, brzo i spremno za primjenu u realnim akademskim i laboratorijskim uvjetima.</w:t>
+      </w:r>
+    </w:p>
+    <w:p>
+      <w:pPr>
+        <w:pStyle w:val="Heading2"/>
+        <w:numPr>
+          <w:ilvl w:val="0"/>
+          <w:numId w:val="0"/>
+        </w:numPr>
+      </w:pPr>
+      <w:r>
+        <w:t>Smjernice za daljnji razvoj aplikacije</w:t>
+      </w:r>
+    </w:p>
+    <w:p>
+      <w:r>
+        <w:t>I</w:t>
+      </w:r>
+      <w:r>
+        <w:t>ako EquationPocket u trenutnoj verziji pokriva sve ključne funkcionalnosti predviđene temom rada, postoji značajan prostor za buduća proširenja. Prva smjernica za daljnji razvoj je uvođenje podrške za LaTeX renderiranje unutar popisa jednadžbi, čime bi se postigao vizualni prikaz formula identičan onome u tiskanim znanstvenim radovima. Također, planira se razvoj naprednije podrške za rješavanje sustava više jednadžbi s više nepoznanica kroz jedinstveno sučelje.</w:t>
+      </w:r>
+    </w:p>
+    <w:p>
+      <w:r>
+        <w:lastRenderedPageBreak/>
+        <w:t>U pogledu kolaboracije, postojeći Base64 sustav dijeljenja mogao bi se nadograditi integracijom s uslugama u oblaku (engl. Cloud Sync), što bi korisnicima omogućilo automatsku sinkronizaciju mapa na više različitih uređaja. Daljnja optimizacija OCR algoritama korištenjem specijaliziranih neuronskih mreža za matematički rukopis mogla bi dodatno povećati preciznost očitavanja u izazovnim uvjetima. Zaključno, EquationPocket postavlja čvrste temelje za razvoj napredne digitalne platforme koja bi u budućnosti mogla postati nezaobilazan dio standardne opreme svakog znanstvenika i studenta.</w:t>
+      </w:r>
       <w:r>
         <w:br w:type="page"/>
       </w:r>
@@ -8332,7 +8335,12 @@
 </file>
 
 <file path=customXml/item2.xml><?xml version="1.0" encoding="utf-8"?>
-<b:Sources xmlns:b="http://schemas.openxmlformats.org/officeDocument/2006/bibliography" xmlns="http://schemas.openxmlformats.org/officeDocument/2006/bibliography" SelectedStyle="" StyleName=""/>
+<?mso-contentType ?>
+<FormTemplates xmlns="http://schemas.microsoft.com/sharepoint/v3/contenttype/forms">
+  <Display>DocumentLibraryForm</Display>
+  <Edit>DocumentLibraryForm</Edit>
+  <New>DocumentLibraryForm</New>
+</FormTemplates>
 </file>
 
 <file path=customXml/item3.xml><?xml version="1.0" encoding="utf-8"?>
@@ -8347,12 +8355,7 @@
 </file>
 
 <file path=customXml/item4.xml><?xml version="1.0" encoding="utf-8"?>
-<?mso-contentType ?>
-<FormTemplates xmlns="http://schemas.microsoft.com/sharepoint/v3/contenttype/forms">
-  <Display>DocumentLibraryForm</Display>
-  <Edit>DocumentLibraryForm</Edit>
-  <New>DocumentLibraryForm</New>
-</FormTemplates>
+<b:Sources xmlns:b="http://schemas.openxmlformats.org/officeDocument/2006/bibliography" xmlns="http://schemas.openxmlformats.org/officeDocument/2006/bibliography" SelectedStyle="" StyleName=""/>
 </file>
 
 <file path=customXml/itemProps1.xml><?xml version="1.0" encoding="utf-8"?>
@@ -8375,9 +8378,9 @@
 </file>
 
 <file path=customXml/itemProps2.xml><?xml version="1.0" encoding="utf-8"?>
-<ds:datastoreItem xmlns:ds="http://schemas.openxmlformats.org/officeDocument/2006/customXml" ds:itemID="{6B01A4B5-8F2F-4A9B-8EF4-01CAE8ECC50E}">
+<ds:datastoreItem xmlns:ds="http://schemas.openxmlformats.org/officeDocument/2006/customXml" ds:itemID="{4B895F2A-9BBA-40EB-8B52-6127588571FA}">
   <ds:schemaRefs>
-    <ds:schemaRef ds:uri="http://schemas.openxmlformats.org/officeDocument/2006/bibliography"/>
+    <ds:schemaRef ds:uri="http://schemas.microsoft.com/sharepoint/v3/contenttype/forms"/>
   </ds:schemaRefs>
 </ds:datastoreItem>
 </file>
@@ -8394,9 +8397,9 @@
 </file>
 
 <file path=customXml/itemProps4.xml><?xml version="1.0" encoding="utf-8"?>
-<ds:datastoreItem xmlns:ds="http://schemas.openxmlformats.org/officeDocument/2006/customXml" ds:itemID="{4B895F2A-9BBA-40EB-8B52-6127588571FA}">
+<ds:datastoreItem xmlns:ds="http://schemas.openxmlformats.org/officeDocument/2006/customXml" ds:itemID="{6B01A4B5-8F2F-4A9B-8EF4-01CAE8ECC50E}">
   <ds:schemaRefs>
-    <ds:schemaRef ds:uri="http://schemas.microsoft.com/sharepoint/v3/contenttype/forms"/>
+    <ds:schemaRef ds:uri="http://schemas.openxmlformats.org/officeDocument/2006/bibliography"/>
   </ds:schemaRefs>
 </ds:datastoreItem>
 </file>
--- a/Doc/Završni_rad_FilipFolnegović.docx
+++ b/Doc/Završni_rad_FilipFolnegović.docx
@@ -228,7 +228,7 @@
           <w:numId w:val="0"/>
         </w:numPr>
       </w:pPr>
-      <w:bookmarkStart w:id="0" w:name="_Toc239935710"/>
+      <w:bookmarkStart w:id="0" w:name="_Toc240038115"/>
       <w:r>
         <w:lastRenderedPageBreak/>
         <w:t>Abstract</w:t>
@@ -237,7 +237,13 @@
     </w:p>
     <w:p>
       <w:r>
-        <w:t>This final thesis describes the process of design, development, and testing of the "EquationPocket" mobile application for the Android operating system. The primary purpose of the application is to provide students and professionals in STEM fields with a centralized system for the storage, organization, and solving of mathematical and scientific equations. The thesis analyzes in detail the technical challenges of integrating a computer algebra system (CAS) within a mobile environment. The implemented solution utilizes the Symja engine for symbolic and numerical solving of complex operations such as derivatives, integrals, and limits. A key functionality of the application is the optical character recognition (OCR) module based on Google ML Kit technology, which enables automated equation input via the mobile device's camera. In addition to advanced solving, the application offers data visualization through interactive XY graphs with logarithmic scale support and an equation-sharing system using encoded text records. The result of the work is a functional software solution that modernizes the approach to applying scientific formulas and facilitates daily calculations in an academic setting.</w:t>
+        <w:t xml:space="preserve">This final thesis describes the process of design, development, and testing of the "EquationPocket" mobile application for the Android operating system. The primary purpose of the application is to provide students and professionals in STEM fields with a centralized system for the storage, organization, and solving of mathematical and scientific equations. The thesis analyzes in detail the technical challenges of integrating a computer algebra system (CAS) within a mobile environment. The implemented solution utilizes the Symja engine for symbolic and numerical solving of complex operations such as derivatives, integrals, and </w:t>
+      </w:r>
+      <w:r>
+        <w:t>limits.</w:t>
+      </w:r>
+      <w:r>
+        <w:t xml:space="preserve"> A key functionality of the application is the optical character recognition (OCR) module based on Google ML Kit technology, which enables automated equation input via the mobile device's camera. In addition to advanced solving, the application offers data visualization through interactive XY graphs with logarithmic scale support and an equation-sharing system using encoded text records. The result of the work is a functional software solution that modernizes the approach to applying scientific formulas and facilitates daily calculations in an academic setting.</w:t>
       </w:r>
     </w:p>
     <w:p>
@@ -285,7 +291,7 @@
         </w:rPr>
       </w:pPr>
       <w:bookmarkStart w:id="1" w:name="_Toc161651753"/>
-      <w:bookmarkStart w:id="2" w:name="_Toc239935711"/>
+      <w:bookmarkStart w:id="2" w:name="_Toc240038116"/>
       <w:r>
         <w:lastRenderedPageBreak/>
         <w:t>Sadržaj</w:t>
@@ -313,7 +319,7 @@
       <w:r>
         <w:fldChar w:fldCharType="separate"/>
       </w:r>
-      <w:hyperlink w:anchor="_Toc239935710" w:history="1">
+      <w:hyperlink w:anchor="_Toc240038115" w:history="1">
         <w:r>
           <w:rPr>
             <w:rStyle w:val="Hyperlink"/>
@@ -340,7 +346,7 @@
             <w:noProof/>
             <w:webHidden/>
           </w:rPr>
-          <w:instrText xml:space="preserve"> PAGEREF _Toc239935710 \h </w:instrText>
+          <w:instrText xml:space="preserve"> PAGEREF _Toc240038115 \h </w:instrText>
         </w:r>
         <w:r>
           <w:rPr>
@@ -382,7 +388,7 @@
           <w14:ligatures w14:val="standardContextual"/>
         </w:rPr>
       </w:pPr>
-      <w:hyperlink w:anchor="_Toc239935711" w:history="1">
+      <w:hyperlink w:anchor="_Toc240038116" w:history="1">
         <w:r>
           <w:rPr>
             <w:rStyle w:val="Hyperlink"/>
@@ -409,7 +415,7 @@
             <w:noProof/>
             <w:webHidden/>
           </w:rPr>
-          <w:instrText xml:space="preserve"> PAGEREF _Toc239935711 \h </w:instrText>
+          <w:instrText xml:space="preserve"> PAGEREF _Toc240038116 \h </w:instrText>
         </w:r>
         <w:r>
           <w:rPr>
@@ -451,7 +457,7 @@
           <w14:ligatures w14:val="standardContextual"/>
         </w:rPr>
       </w:pPr>
-      <w:hyperlink w:anchor="_Toc239935712" w:history="1">
+      <w:hyperlink w:anchor="_Toc240038117" w:history="1">
         <w:r>
           <w:rPr>
             <w:rStyle w:val="Hyperlink"/>
@@ -495,7 +501,7 @@
             <w:noProof/>
             <w:webHidden/>
           </w:rPr>
-          <w:instrText xml:space="preserve"> PAGEREF _Toc239935712 \h </w:instrText>
+          <w:instrText xml:space="preserve"> PAGEREF _Toc240038117 \h </w:instrText>
         </w:r>
         <w:r>
           <w:rPr>
@@ -515,7 +521,7 @@
             <w:noProof/>
             <w:webHidden/>
           </w:rPr>
-          <w:t>1</w:t>
+          <w:t>3</w:t>
         </w:r>
         <w:r>
           <w:rPr>
@@ -541,7 +547,7 @@
           <w14:ligatures w14:val="standardContextual"/>
         </w:rPr>
       </w:pPr>
-      <w:hyperlink w:anchor="_Toc239935713" w:history="1">
+      <w:hyperlink w:anchor="_Toc240038118" w:history="1">
         <w:r>
           <w:rPr>
             <w:rStyle w:val="Hyperlink"/>
@@ -585,7 +591,7 @@
             <w:noProof/>
             <w:webHidden/>
           </w:rPr>
-          <w:instrText xml:space="preserve"> PAGEREF _Toc239935713 \h </w:instrText>
+          <w:instrText xml:space="preserve"> PAGEREF _Toc240038118 \h </w:instrText>
         </w:r>
         <w:r>
           <w:rPr>
@@ -605,7 +611,7 @@
             <w:noProof/>
             <w:webHidden/>
           </w:rPr>
-          <w:t>1</w:t>
+          <w:t>3</w:t>
         </w:r>
         <w:r>
           <w:rPr>
@@ -631,7 +637,7 @@
           <w14:ligatures w14:val="standardContextual"/>
         </w:rPr>
       </w:pPr>
-      <w:hyperlink w:anchor="_Toc239935714" w:history="1">
+      <w:hyperlink w:anchor="_Toc240038119" w:history="1">
         <w:r>
           <w:rPr>
             <w:rStyle w:val="Hyperlink"/>
@@ -675,7 +681,7 @@
             <w:noProof/>
             <w:webHidden/>
           </w:rPr>
-          <w:instrText xml:space="preserve"> PAGEREF _Toc239935714 \h </w:instrText>
+          <w:instrText xml:space="preserve"> PAGEREF _Toc240038119 \h </w:instrText>
         </w:r>
         <w:r>
           <w:rPr>
@@ -695,7 +701,7 @@
             <w:noProof/>
             <w:webHidden/>
           </w:rPr>
-          <w:t>1</w:t>
+          <w:t>3</w:t>
         </w:r>
         <w:r>
           <w:rPr>
@@ -717,7 +723,7 @@
           <w14:ligatures w14:val="standardContextual"/>
         </w:rPr>
       </w:pPr>
-      <w:hyperlink w:anchor="_Toc239935715" w:history="1">
+      <w:hyperlink w:anchor="_Toc240038120" w:history="1">
         <w:r>
           <w:rPr>
             <w:rStyle w:val="Hyperlink"/>
@@ -761,7 +767,7 @@
             <w:noProof/>
             <w:webHidden/>
           </w:rPr>
-          <w:instrText xml:space="preserve"> PAGEREF _Toc239935715 \h </w:instrText>
+          <w:instrText xml:space="preserve"> PAGEREF _Toc240038120 \h </w:instrText>
         </w:r>
         <w:r>
           <w:rPr>
@@ -781,7 +787,7 @@
             <w:noProof/>
             <w:webHidden/>
           </w:rPr>
-          <w:t>2</w:t>
+          <w:t>4</w:t>
         </w:r>
         <w:r>
           <w:rPr>
@@ -807,7 +813,7 @@
           <w14:ligatures w14:val="standardContextual"/>
         </w:rPr>
       </w:pPr>
-      <w:hyperlink w:anchor="_Toc239935716" w:history="1">
+      <w:hyperlink w:anchor="_Toc240038121" w:history="1">
         <w:r>
           <w:rPr>
             <w:rStyle w:val="Hyperlink"/>
@@ -851,7 +857,7 @@
             <w:noProof/>
             <w:webHidden/>
           </w:rPr>
-          <w:instrText xml:space="preserve"> PAGEREF _Toc239935716 \h </w:instrText>
+          <w:instrText xml:space="preserve"> PAGEREF _Toc240038121 \h </w:instrText>
         </w:r>
         <w:r>
           <w:rPr>
@@ -871,7 +877,7 @@
             <w:noProof/>
             <w:webHidden/>
           </w:rPr>
-          <w:t>2</w:t>
+          <w:t>4</w:t>
         </w:r>
         <w:r>
           <w:rPr>
@@ -897,7 +903,7 @@
           <w14:ligatures w14:val="standardContextual"/>
         </w:rPr>
       </w:pPr>
-      <w:hyperlink w:anchor="_Toc239935717" w:history="1">
+      <w:hyperlink w:anchor="_Toc240038122" w:history="1">
         <w:r>
           <w:rPr>
             <w:rStyle w:val="Hyperlink"/>
@@ -941,7 +947,7 @@
             <w:noProof/>
             <w:webHidden/>
           </w:rPr>
-          <w:instrText xml:space="preserve"> PAGEREF _Toc239935717 \h </w:instrText>
+          <w:instrText xml:space="preserve"> PAGEREF _Toc240038122 \h </w:instrText>
         </w:r>
         <w:r>
           <w:rPr>
@@ -961,7 +967,7 @@
             <w:noProof/>
             <w:webHidden/>
           </w:rPr>
-          <w:t>3</w:t>
+          <w:t>5</w:t>
         </w:r>
         <w:r>
           <w:rPr>
@@ -983,7 +989,7 @@
           <w14:ligatures w14:val="standardContextual"/>
         </w:rPr>
       </w:pPr>
-      <w:hyperlink w:anchor="_Toc239935718" w:history="1">
+      <w:hyperlink w:anchor="_Toc240038123" w:history="1">
         <w:r>
           <w:rPr>
             <w:rStyle w:val="Hyperlink"/>
@@ -1027,7 +1033,7 @@
             <w:noProof/>
             <w:webHidden/>
           </w:rPr>
-          <w:instrText xml:space="preserve"> PAGEREF _Toc239935718 \h </w:instrText>
+          <w:instrText xml:space="preserve"> PAGEREF _Toc240038123 \h </w:instrText>
         </w:r>
         <w:r>
           <w:rPr>
@@ -1047,7 +1053,7 @@
             <w:noProof/>
             <w:webHidden/>
           </w:rPr>
-          <w:t>4</w:t>
+          <w:t>6</w:t>
         </w:r>
         <w:r>
           <w:rPr>
@@ -1073,7 +1079,7 @@
           <w14:ligatures w14:val="standardContextual"/>
         </w:rPr>
       </w:pPr>
-      <w:hyperlink w:anchor="_Toc239935719" w:history="1">
+      <w:hyperlink w:anchor="_Toc240038124" w:history="1">
         <w:r>
           <w:rPr>
             <w:rStyle w:val="Hyperlink"/>
@@ -1117,7 +1123,7 @@
             <w:noProof/>
             <w:webHidden/>
           </w:rPr>
-          <w:instrText xml:space="preserve"> PAGEREF _Toc239935719 \h </w:instrText>
+          <w:instrText xml:space="preserve"> PAGEREF _Toc240038124 \h </w:instrText>
         </w:r>
         <w:r>
           <w:rPr>
@@ -1137,7 +1143,7 @@
             <w:noProof/>
             <w:webHidden/>
           </w:rPr>
-          <w:t>4</w:t>
+          <w:t>6</w:t>
         </w:r>
         <w:r>
           <w:rPr>
@@ -1163,7 +1169,7 @@
           <w14:ligatures w14:val="standardContextual"/>
         </w:rPr>
       </w:pPr>
-      <w:hyperlink w:anchor="_Toc239935720" w:history="1">
+      <w:hyperlink w:anchor="_Toc240038125" w:history="1">
         <w:r>
           <w:rPr>
             <w:rStyle w:val="Hyperlink"/>
@@ -1207,7 +1213,7 @@
             <w:noProof/>
             <w:webHidden/>
           </w:rPr>
-          <w:instrText xml:space="preserve"> PAGEREF _Toc239935720 \h </w:instrText>
+          <w:instrText xml:space="preserve"> PAGEREF _Toc240038125 \h </w:instrText>
         </w:r>
         <w:r>
           <w:rPr>
@@ -1227,7 +1233,7 @@
             <w:noProof/>
             <w:webHidden/>
           </w:rPr>
-          <w:t>4</w:t>
+          <w:t>6</w:t>
         </w:r>
         <w:r>
           <w:rPr>
@@ -1253,7 +1259,7 @@
           <w14:ligatures w14:val="standardContextual"/>
         </w:rPr>
       </w:pPr>
-      <w:hyperlink w:anchor="_Toc239935721" w:history="1">
+      <w:hyperlink w:anchor="_Toc240038126" w:history="1">
         <w:r>
           <w:rPr>
             <w:rStyle w:val="Hyperlink"/>
@@ -1297,7 +1303,7 @@
             <w:noProof/>
             <w:webHidden/>
           </w:rPr>
-          <w:instrText xml:space="preserve"> PAGEREF _Toc239935721 \h </w:instrText>
+          <w:instrText xml:space="preserve"> PAGEREF _Toc240038126 \h </w:instrText>
         </w:r>
         <w:r>
           <w:rPr>
@@ -1317,7 +1323,7 @@
             <w:noProof/>
             <w:webHidden/>
           </w:rPr>
-          <w:t>5</w:t>
+          <w:t>7</w:t>
         </w:r>
         <w:r>
           <w:rPr>
@@ -1343,7 +1349,7 @@
           <w14:ligatures w14:val="standardContextual"/>
         </w:rPr>
       </w:pPr>
-      <w:hyperlink w:anchor="_Toc239935722" w:history="1">
+      <w:hyperlink w:anchor="_Toc240038127" w:history="1">
         <w:r>
           <w:rPr>
             <w:rStyle w:val="Hyperlink"/>
@@ -1387,7 +1393,7 @@
             <w:noProof/>
             <w:webHidden/>
           </w:rPr>
-          <w:instrText xml:space="preserve"> PAGEREF _Toc239935722 \h </w:instrText>
+          <w:instrText xml:space="preserve"> PAGEREF _Toc240038127 \h </w:instrText>
         </w:r>
         <w:r>
           <w:rPr>
@@ -1407,7 +1413,7 @@
             <w:noProof/>
             <w:webHidden/>
           </w:rPr>
-          <w:t>6</w:t>
+          <w:t>8</w:t>
         </w:r>
         <w:r>
           <w:rPr>
@@ -1429,7 +1435,7 @@
           <w14:ligatures w14:val="standardContextual"/>
         </w:rPr>
       </w:pPr>
-      <w:hyperlink w:anchor="_Toc239935723" w:history="1">
+      <w:hyperlink w:anchor="_Toc240038128" w:history="1">
         <w:r>
           <w:rPr>
             <w:rStyle w:val="Hyperlink"/>
@@ -1473,7 +1479,7 @@
             <w:noProof/>
             <w:webHidden/>
           </w:rPr>
-          <w:instrText xml:space="preserve"> PAGEREF _Toc239935723 \h </w:instrText>
+          <w:instrText xml:space="preserve"> PAGEREF _Toc240038128 \h </w:instrText>
         </w:r>
         <w:r>
           <w:rPr>
@@ -1493,7 +1499,7 @@
             <w:noProof/>
             <w:webHidden/>
           </w:rPr>
-          <w:t>7</w:t>
+          <w:t>9</w:t>
         </w:r>
         <w:r>
           <w:rPr>
@@ -1519,7 +1525,7 @@
           <w14:ligatures w14:val="standardContextual"/>
         </w:rPr>
       </w:pPr>
-      <w:hyperlink w:anchor="_Toc239935724" w:history="1">
+      <w:hyperlink w:anchor="_Toc240038129" w:history="1">
         <w:r>
           <w:rPr>
             <w:rStyle w:val="Hyperlink"/>
@@ -1563,7 +1569,7 @@
             <w:noProof/>
             <w:webHidden/>
           </w:rPr>
-          <w:instrText xml:space="preserve"> PAGEREF _Toc239935724 \h </w:instrText>
+          <w:instrText xml:space="preserve"> PAGEREF _Toc240038129 \h </w:instrText>
         </w:r>
         <w:r>
           <w:rPr>
@@ -1583,7 +1589,7 @@
             <w:noProof/>
             <w:webHidden/>
           </w:rPr>
-          <w:t>7</w:t>
+          <w:t>9</w:t>
         </w:r>
         <w:r>
           <w:rPr>
@@ -1609,7 +1615,7 @@
           <w14:ligatures w14:val="standardContextual"/>
         </w:rPr>
       </w:pPr>
-      <w:hyperlink w:anchor="_Toc239935725" w:history="1">
+      <w:hyperlink w:anchor="_Toc240038130" w:history="1">
         <w:r>
           <w:rPr>
             <w:rStyle w:val="Hyperlink"/>
@@ -1653,7 +1659,7 @@
             <w:noProof/>
             <w:webHidden/>
           </w:rPr>
-          <w:instrText xml:space="preserve"> PAGEREF _Toc239935725 \h </w:instrText>
+          <w:instrText xml:space="preserve"> PAGEREF _Toc240038130 \h </w:instrText>
         </w:r>
         <w:r>
           <w:rPr>
@@ -1673,7 +1679,7 @@
             <w:noProof/>
             <w:webHidden/>
           </w:rPr>
-          <w:t>7</w:t>
+          <w:t>9</w:t>
         </w:r>
         <w:r>
           <w:rPr>
@@ -1699,7 +1705,7 @@
           <w14:ligatures w14:val="standardContextual"/>
         </w:rPr>
       </w:pPr>
-      <w:hyperlink w:anchor="_Toc239935726" w:history="1">
+      <w:hyperlink w:anchor="_Toc240038131" w:history="1">
         <w:r>
           <w:rPr>
             <w:rStyle w:val="Hyperlink"/>
@@ -1743,7 +1749,7 @@
             <w:noProof/>
             <w:webHidden/>
           </w:rPr>
-          <w:instrText xml:space="preserve"> PAGEREF _Toc239935726 \h </w:instrText>
+          <w:instrText xml:space="preserve"> PAGEREF _Toc240038131 \h </w:instrText>
         </w:r>
         <w:r>
           <w:rPr>
@@ -1763,7 +1769,7 @@
             <w:noProof/>
             <w:webHidden/>
           </w:rPr>
-          <w:t>8</w:t>
+          <w:t>10</w:t>
         </w:r>
         <w:r>
           <w:rPr>
@@ -1785,7 +1791,7 @@
           <w14:ligatures w14:val="standardContextual"/>
         </w:rPr>
       </w:pPr>
-      <w:hyperlink w:anchor="_Toc239935727" w:history="1">
+      <w:hyperlink w:anchor="_Toc240038132" w:history="1">
         <w:r>
           <w:rPr>
             <w:rStyle w:val="Hyperlink"/>
@@ -1829,7 +1835,7 @@
             <w:noProof/>
             <w:webHidden/>
           </w:rPr>
-          <w:instrText xml:space="preserve"> PAGEREF _Toc239935727 \h </w:instrText>
+          <w:instrText xml:space="preserve"> PAGEREF _Toc240038132 \h </w:instrText>
         </w:r>
         <w:r>
           <w:rPr>
@@ -1849,7 +1855,7 @@
             <w:noProof/>
             <w:webHidden/>
           </w:rPr>
-          <w:t>9</w:t>
+          <w:t>11</w:t>
         </w:r>
         <w:r>
           <w:rPr>
@@ -1875,7 +1881,7 @@
           <w14:ligatures w14:val="standardContextual"/>
         </w:rPr>
       </w:pPr>
-      <w:hyperlink w:anchor="_Toc239935728" w:history="1">
+      <w:hyperlink w:anchor="_Toc240038133" w:history="1">
         <w:r>
           <w:rPr>
             <w:rStyle w:val="Hyperlink"/>
@@ -1919,7 +1925,7 @@
             <w:noProof/>
             <w:webHidden/>
           </w:rPr>
-          <w:instrText xml:space="preserve"> PAGEREF _Toc239935728 \h </w:instrText>
+          <w:instrText xml:space="preserve"> PAGEREF _Toc240038133 \h </w:instrText>
         </w:r>
         <w:r>
           <w:rPr>
@@ -1939,7 +1945,7 @@
             <w:noProof/>
             <w:webHidden/>
           </w:rPr>
-          <w:t>9</w:t>
+          <w:t>11</w:t>
         </w:r>
         <w:r>
           <w:rPr>
@@ -1965,7 +1971,7 @@
           <w14:ligatures w14:val="standardContextual"/>
         </w:rPr>
       </w:pPr>
-      <w:hyperlink w:anchor="_Toc239935729" w:history="1">
+      <w:hyperlink w:anchor="_Toc240038134" w:history="1">
         <w:r>
           <w:rPr>
             <w:rStyle w:val="Hyperlink"/>
@@ -2009,7 +2015,7 @@
             <w:noProof/>
             <w:webHidden/>
           </w:rPr>
-          <w:instrText xml:space="preserve"> PAGEREF _Toc239935729 \h </w:instrText>
+          <w:instrText xml:space="preserve"> PAGEREF _Toc240038134 \h </w:instrText>
         </w:r>
         <w:r>
           <w:rPr>
@@ -2029,7 +2035,7 @@
             <w:noProof/>
             <w:webHidden/>
           </w:rPr>
-          <w:t>12</w:t>
+          <w:t>14</w:t>
         </w:r>
         <w:r>
           <w:rPr>
@@ -2055,7 +2061,7 @@
           <w14:ligatures w14:val="standardContextual"/>
         </w:rPr>
       </w:pPr>
-      <w:hyperlink w:anchor="_Toc239935730" w:history="1">
+      <w:hyperlink w:anchor="_Toc240038135" w:history="1">
         <w:r>
           <w:rPr>
             <w:rStyle w:val="Hyperlink"/>
@@ -2099,7 +2105,7 @@
             <w:noProof/>
             <w:webHidden/>
           </w:rPr>
-          <w:instrText xml:space="preserve"> PAGEREF _Toc239935730 \h </w:instrText>
+          <w:instrText xml:space="preserve"> PAGEREF _Toc240038135 \h </w:instrText>
         </w:r>
         <w:r>
           <w:rPr>
@@ -2119,7 +2125,7 @@
             <w:noProof/>
             <w:webHidden/>
           </w:rPr>
-          <w:t>14</w:t>
+          <w:t>16</w:t>
         </w:r>
         <w:r>
           <w:rPr>
@@ -2145,7 +2151,7 @@
           <w14:ligatures w14:val="standardContextual"/>
         </w:rPr>
       </w:pPr>
-      <w:hyperlink w:anchor="_Toc239935731" w:history="1">
+      <w:hyperlink w:anchor="_Toc240038136" w:history="1">
         <w:r>
           <w:rPr>
             <w:rStyle w:val="Hyperlink"/>
@@ -2189,7 +2195,7 @@
             <w:noProof/>
             <w:webHidden/>
           </w:rPr>
-          <w:instrText xml:space="preserve"> PAGEREF _Toc239935731 \h </w:instrText>
+          <w:instrText xml:space="preserve"> PAGEREF _Toc240038136 \h </w:instrText>
         </w:r>
         <w:r>
           <w:rPr>
@@ -2209,7 +2215,7 @@
             <w:noProof/>
             <w:webHidden/>
           </w:rPr>
-          <w:t>18</w:t>
+          <w:t>20</w:t>
         </w:r>
         <w:r>
           <w:rPr>
@@ -2235,7 +2241,7 @@
           <w14:ligatures w14:val="standardContextual"/>
         </w:rPr>
       </w:pPr>
-      <w:hyperlink w:anchor="_Toc239935732" w:history="1">
+      <w:hyperlink w:anchor="_Toc240038137" w:history="1">
         <w:r>
           <w:rPr>
             <w:rStyle w:val="Hyperlink"/>
@@ -2279,7 +2285,7 @@
             <w:noProof/>
             <w:webHidden/>
           </w:rPr>
-          <w:instrText xml:space="preserve"> PAGEREF _Toc239935732 \h </w:instrText>
+          <w:instrText xml:space="preserve"> PAGEREF _Toc240038137 \h </w:instrText>
         </w:r>
         <w:r>
           <w:rPr>
@@ -2299,7 +2305,7 @@
             <w:noProof/>
             <w:webHidden/>
           </w:rPr>
-          <w:t>20</w:t>
+          <w:t>22</w:t>
         </w:r>
         <w:r>
           <w:rPr>
@@ -2325,7 +2331,7 @@
           <w14:ligatures w14:val="standardContextual"/>
         </w:rPr>
       </w:pPr>
-      <w:hyperlink w:anchor="_Toc239935733" w:history="1">
+      <w:hyperlink w:anchor="_Toc240038138" w:history="1">
         <w:r>
           <w:rPr>
             <w:rStyle w:val="Hyperlink"/>
@@ -2369,7 +2375,7 @@
             <w:noProof/>
             <w:webHidden/>
           </w:rPr>
-          <w:instrText xml:space="preserve"> PAGEREF _Toc239935733 \h </w:instrText>
+          <w:instrText xml:space="preserve"> PAGEREF _Toc240038138 \h </w:instrText>
         </w:r>
         <w:r>
           <w:rPr>
@@ -2389,7 +2395,7 @@
             <w:noProof/>
             <w:webHidden/>
           </w:rPr>
-          <w:t>25</w:t>
+          <w:t>28</w:t>
         </w:r>
         <w:r>
           <w:rPr>
@@ -2415,7 +2421,7 @@
           <w14:ligatures w14:val="standardContextual"/>
         </w:rPr>
       </w:pPr>
-      <w:hyperlink w:anchor="_Toc239935734" w:history="1">
+      <w:hyperlink w:anchor="_Toc240038139" w:history="1">
         <w:r>
           <w:rPr>
             <w:rStyle w:val="Hyperlink"/>
@@ -2459,7 +2465,7 @@
             <w:noProof/>
             <w:webHidden/>
           </w:rPr>
-          <w:instrText xml:space="preserve"> PAGEREF _Toc239935734 \h </w:instrText>
+          <w:instrText xml:space="preserve"> PAGEREF _Toc240038139 \h </w:instrText>
         </w:r>
         <w:r>
           <w:rPr>
@@ -2479,7 +2485,7 @@
             <w:noProof/>
             <w:webHidden/>
           </w:rPr>
-          <w:t>29</w:t>
+          <w:t>31</w:t>
         </w:r>
         <w:r>
           <w:rPr>
@@ -2505,7 +2511,7 @@
           <w14:ligatures w14:val="standardContextual"/>
         </w:rPr>
       </w:pPr>
-      <w:hyperlink w:anchor="_Toc239935735" w:history="1">
+      <w:hyperlink w:anchor="_Toc240038140" w:history="1">
         <w:r>
           <w:rPr>
             <w:rStyle w:val="Hyperlink"/>
@@ -2549,7 +2555,7 @@
             <w:noProof/>
             <w:webHidden/>
           </w:rPr>
-          <w:instrText xml:space="preserve"> PAGEREF _Toc239935735 \h </w:instrText>
+          <w:instrText xml:space="preserve"> PAGEREF _Toc240038140 \h </w:instrText>
         </w:r>
         <w:r>
           <w:rPr>
@@ -2569,7 +2575,7 @@
             <w:noProof/>
             <w:webHidden/>
           </w:rPr>
-          <w:t>30</w:t>
+          <w:t>32</w:t>
         </w:r>
         <w:r>
           <w:rPr>
@@ -2591,7 +2597,7 @@
           <w14:ligatures w14:val="standardContextual"/>
         </w:rPr>
       </w:pPr>
-      <w:hyperlink w:anchor="_Toc239935736" w:history="1">
+      <w:hyperlink w:anchor="_Toc240038141" w:history="1">
         <w:r>
           <w:rPr>
             <w:rStyle w:val="Hyperlink"/>
@@ -2635,7 +2641,7 @@
             <w:noProof/>
             <w:webHidden/>
           </w:rPr>
-          <w:instrText xml:space="preserve"> PAGEREF _Toc239935736 \h </w:instrText>
+          <w:instrText xml:space="preserve"> PAGEREF _Toc240038141 \h </w:instrText>
         </w:r>
         <w:r>
           <w:rPr>
@@ -2655,7 +2661,7 @@
             <w:noProof/>
             <w:webHidden/>
           </w:rPr>
-          <w:t>33</w:t>
+          <w:t>35</w:t>
         </w:r>
         <w:r>
           <w:rPr>
@@ -2681,7 +2687,7 @@
           <w14:ligatures w14:val="standardContextual"/>
         </w:rPr>
       </w:pPr>
-      <w:hyperlink w:anchor="_Toc239935737" w:history="1">
+      <w:hyperlink w:anchor="_Toc240038142" w:history="1">
         <w:r>
           <w:rPr>
             <w:rStyle w:val="Hyperlink"/>
@@ -2725,7 +2731,7 @@
             <w:noProof/>
             <w:webHidden/>
           </w:rPr>
-          <w:instrText xml:space="preserve"> PAGEREF _Toc239935737 \h </w:instrText>
+          <w:instrText xml:space="preserve"> PAGEREF _Toc240038142 \h </w:instrText>
         </w:r>
         <w:r>
           <w:rPr>
@@ -2745,7 +2751,7 @@
             <w:noProof/>
             <w:webHidden/>
           </w:rPr>
-          <w:t>33</w:t>
+          <w:t>35</w:t>
         </w:r>
         <w:r>
           <w:rPr>
@@ -2771,7 +2777,7 @@
           <w14:ligatures w14:val="standardContextual"/>
         </w:rPr>
       </w:pPr>
-      <w:hyperlink w:anchor="_Toc239935738" w:history="1">
+      <w:hyperlink w:anchor="_Toc240038143" w:history="1">
         <w:r>
           <w:rPr>
             <w:rStyle w:val="Hyperlink"/>
@@ -2815,7 +2821,7 @@
             <w:noProof/>
             <w:webHidden/>
           </w:rPr>
-          <w:instrText xml:space="preserve"> PAGEREF _Toc239935738 \h </w:instrText>
+          <w:instrText xml:space="preserve"> PAGEREF _Toc240038143 \h </w:instrText>
         </w:r>
         <w:r>
           <w:rPr>
@@ -2835,7 +2841,7 @@
             <w:noProof/>
             <w:webHidden/>
           </w:rPr>
-          <w:t>33</w:t>
+          <w:t>35</w:t>
         </w:r>
         <w:r>
           <w:rPr>
@@ -2861,7 +2867,7 @@
           <w14:ligatures w14:val="standardContextual"/>
         </w:rPr>
       </w:pPr>
-      <w:hyperlink w:anchor="_Toc239935739" w:history="1">
+      <w:hyperlink w:anchor="_Toc240038144" w:history="1">
         <w:r>
           <w:rPr>
             <w:rStyle w:val="Hyperlink"/>
@@ -2905,7 +2911,7 @@
             <w:noProof/>
             <w:webHidden/>
           </w:rPr>
-          <w:instrText xml:space="preserve"> PAGEREF _Toc239935739 \h </w:instrText>
+          <w:instrText xml:space="preserve"> PAGEREF _Toc240038144 \h </w:instrText>
         </w:r>
         <w:r>
           <w:rPr>
@@ -2925,7 +2931,7 @@
             <w:noProof/>
             <w:webHidden/>
           </w:rPr>
-          <w:t>35</w:t>
+          <w:t>37</w:t>
         </w:r>
         <w:r>
           <w:rPr>
@@ -2951,7 +2957,7 @@
           <w14:ligatures w14:val="standardContextual"/>
         </w:rPr>
       </w:pPr>
-      <w:hyperlink w:anchor="_Toc239935740" w:history="1">
+      <w:hyperlink w:anchor="_Toc240038145" w:history="1">
         <w:r>
           <w:rPr>
             <w:rStyle w:val="Hyperlink"/>
@@ -2995,7 +3001,7 @@
             <w:noProof/>
             <w:webHidden/>
           </w:rPr>
-          <w:instrText xml:space="preserve"> PAGEREF _Toc239935740 \h </w:instrText>
+          <w:instrText xml:space="preserve"> PAGEREF _Toc240038145 \h </w:instrText>
         </w:r>
         <w:r>
           <w:rPr>
@@ -3015,7 +3021,7 @@
             <w:noProof/>
             <w:webHidden/>
           </w:rPr>
-          <w:t>36</w:t>
+          <w:t>38</w:t>
         </w:r>
         <w:r>
           <w:rPr>
@@ -3041,7 +3047,7 @@
           <w14:ligatures w14:val="standardContextual"/>
         </w:rPr>
       </w:pPr>
-      <w:hyperlink w:anchor="_Toc239935741" w:history="1">
+      <w:hyperlink w:anchor="_Toc240038146" w:history="1">
         <w:r>
           <w:rPr>
             <w:rStyle w:val="Hyperlink"/>
@@ -3085,7 +3091,7 @@
             <w:noProof/>
             <w:webHidden/>
           </w:rPr>
-          <w:instrText xml:space="preserve"> PAGEREF _Toc239935741 \h </w:instrText>
+          <w:instrText xml:space="preserve"> PAGEREF _Toc240038146 \h </w:instrText>
         </w:r>
         <w:r>
           <w:rPr>
@@ -3105,7 +3111,7 @@
             <w:noProof/>
             <w:webHidden/>
           </w:rPr>
-          <w:t>36</w:t>
+          <w:t>38</w:t>
         </w:r>
         <w:r>
           <w:rPr>
@@ -3131,7 +3137,7 @@
           <w14:ligatures w14:val="standardContextual"/>
         </w:rPr>
       </w:pPr>
-      <w:hyperlink w:anchor="_Toc239935742" w:history="1">
+      <w:hyperlink w:anchor="_Toc240038147" w:history="1">
         <w:r>
           <w:rPr>
             <w:rStyle w:val="Hyperlink"/>
@@ -3175,7 +3181,7 @@
             <w:noProof/>
             <w:webHidden/>
           </w:rPr>
-          <w:instrText xml:space="preserve"> PAGEREF _Toc239935742 \h </w:instrText>
+          <w:instrText xml:space="preserve"> PAGEREF _Toc240038147 \h </w:instrText>
         </w:r>
         <w:r>
           <w:rPr>
@@ -3195,7 +3201,7 @@
             <w:noProof/>
             <w:webHidden/>
           </w:rPr>
-          <w:t>37</w:t>
+          <w:t>39</w:t>
         </w:r>
         <w:r>
           <w:rPr>
@@ -3217,7 +3223,7 @@
           <w14:ligatures w14:val="standardContextual"/>
         </w:rPr>
       </w:pPr>
-      <w:hyperlink w:anchor="_Toc239935743" w:history="1">
+      <w:hyperlink w:anchor="_Toc240038148" w:history="1">
         <w:r>
           <w:rPr>
             <w:rStyle w:val="Hyperlink"/>
@@ -3244,7 +3250,7 @@
             <w:noProof/>
             <w:webHidden/>
           </w:rPr>
-          <w:instrText xml:space="preserve"> PAGEREF _Toc239935743 \h </w:instrText>
+          <w:instrText xml:space="preserve"> PAGEREF _Toc240038148 \h </w:instrText>
         </w:r>
         <w:r>
           <w:rPr>
@@ -3264,7 +3270,7 @@
             <w:noProof/>
             <w:webHidden/>
           </w:rPr>
-          <w:t>39</w:t>
+          <w:t>41</w:t>
         </w:r>
         <w:r>
           <w:rPr>
@@ -3289,7 +3295,7 @@
           <w14:ligatures w14:val="standardContextual"/>
         </w:rPr>
       </w:pPr>
-      <w:hyperlink w:anchor="_Toc239935744" w:history="1">
+      <w:hyperlink w:anchor="_Toc240038149" w:history="1">
         <w:r>
           <w:rPr>
             <w:rStyle w:val="Hyperlink"/>
@@ -3316,7 +3322,7 @@
             <w:noProof/>
             <w:webHidden/>
           </w:rPr>
-          <w:instrText xml:space="preserve"> PAGEREF _Toc239935744 \h </w:instrText>
+          <w:instrText xml:space="preserve"> PAGEREF _Toc240038149 \h </w:instrText>
         </w:r>
         <w:r>
           <w:rPr>
@@ -3336,7 +3342,7 @@
             <w:noProof/>
             <w:webHidden/>
           </w:rPr>
-          <w:t>39</w:t>
+          <w:t>41</w:t>
         </w:r>
         <w:r>
           <w:rPr>
@@ -3361,7 +3367,7 @@
           <w14:ligatures w14:val="standardContextual"/>
         </w:rPr>
       </w:pPr>
-      <w:hyperlink w:anchor="_Toc239935745" w:history="1">
+      <w:hyperlink w:anchor="_Toc240038150" w:history="1">
         <w:r>
           <w:rPr>
             <w:rStyle w:val="Hyperlink"/>
@@ -3388,7 +3394,7 @@
             <w:noProof/>
             <w:webHidden/>
           </w:rPr>
-          <w:instrText xml:space="preserve"> PAGEREF _Toc239935745 \h </w:instrText>
+          <w:instrText xml:space="preserve"> PAGEREF _Toc240038150 \h </w:instrText>
         </w:r>
         <w:r>
           <w:rPr>
@@ -3408,7 +3414,7 @@
             <w:noProof/>
             <w:webHidden/>
           </w:rPr>
-          <w:t>39</w:t>
+          <w:t>41</w:t>
         </w:r>
         <w:r>
           <w:rPr>
@@ -3430,13 +3436,13 @@
           <w14:ligatures w14:val="standardContextual"/>
         </w:rPr>
       </w:pPr>
-      <w:hyperlink w:anchor="_Toc239935746" w:history="1">
+      <w:hyperlink w:anchor="_Toc240038151" w:history="1">
         <w:r>
           <w:rPr>
             <w:rStyle w:val="Hyperlink"/>
             <w:noProof/>
           </w:rPr>
-          <w:t>Popis kratica</w:t>
+          <w:t>Popis slika</w:t>
         </w:r>
         <w:r>
           <w:rPr>
@@ -3457,7 +3463,7 @@
             <w:noProof/>
             <w:webHidden/>
           </w:rPr>
-          <w:instrText xml:space="preserve"> PAGEREF _Toc239935746 \h </w:instrText>
+          <w:instrText xml:space="preserve"> PAGEREF _Toc240038151 \h </w:instrText>
         </w:r>
         <w:r>
           <w:rPr>
@@ -3477,7 +3483,7 @@
             <w:noProof/>
             <w:webHidden/>
           </w:rPr>
-          <w:t>42</w:t>
+          <w:t>44</w:t>
         </w:r>
         <w:r>
           <w:rPr>
@@ -3499,13 +3505,13 @@
           <w14:ligatures w14:val="standardContextual"/>
         </w:rPr>
       </w:pPr>
-      <w:hyperlink w:anchor="_Toc239935747" w:history="1">
+      <w:hyperlink w:anchor="_Toc240038152" w:history="1">
         <w:r>
           <w:rPr>
             <w:rStyle w:val="Hyperlink"/>
             <w:noProof/>
           </w:rPr>
-          <w:t>Popis slika</w:t>
+          <w:t>Popis kôdova</w:t>
         </w:r>
         <w:r>
           <w:rPr>
@@ -3526,7 +3532,7 @@
             <w:noProof/>
             <w:webHidden/>
           </w:rPr>
-          <w:instrText xml:space="preserve"> PAGEREF _Toc239935747 \h </w:instrText>
+          <w:instrText xml:space="preserve"> PAGEREF _Toc240038152 \h </w:instrText>
         </w:r>
         <w:r>
           <w:rPr>
@@ -3546,7 +3552,7 @@
             <w:noProof/>
             <w:webHidden/>
           </w:rPr>
-          <w:t>43</w:t>
+          <w:t>45</w:t>
         </w:r>
         <w:r>
           <w:rPr>
@@ -3568,13 +3574,13 @@
           <w14:ligatures w14:val="standardContextual"/>
         </w:rPr>
       </w:pPr>
-      <w:hyperlink w:anchor="_Toc239935748" w:history="1">
+      <w:hyperlink w:anchor="_Toc240038153" w:history="1">
         <w:r>
           <w:rPr>
             <w:rStyle w:val="Hyperlink"/>
             <w:noProof/>
           </w:rPr>
-          <w:t>Popis tablica</w:t>
+          <w:t>Literatura</w:t>
         </w:r>
         <w:r>
           <w:rPr>
@@ -3595,7 +3601,7 @@
             <w:noProof/>
             <w:webHidden/>
           </w:rPr>
-          <w:instrText xml:space="preserve"> PAGEREF _Toc239935748 \h </w:instrText>
+          <w:instrText xml:space="preserve"> PAGEREF _Toc240038153 \h </w:instrText>
         </w:r>
         <w:r>
           <w:rPr>
@@ -3615,7 +3621,7 @@
             <w:noProof/>
             <w:webHidden/>
           </w:rPr>
-          <w:t>44</w:t>
+          <w:t>46</w:t>
         </w:r>
         <w:r>
           <w:rPr>
@@ -3627,144 +3633,6 @@
       </w:hyperlink>
     </w:p>
     <w:p>
-      <w:pPr>
-        <w:pStyle w:val="TOC1"/>
-        <w:rPr>
-          <w:rFonts w:asciiTheme="minorHAnsi" w:eastAsiaTheme="minorEastAsia" w:hAnsiTheme="minorHAnsi" w:cstheme="minorBidi"/>
-          <w:noProof/>
-          <w:kern w:val="2"/>
-          <w:lang w:val="en-DE" w:eastAsia="en-DE"/>
-          <w14:ligatures w14:val="standardContextual"/>
-        </w:rPr>
-      </w:pPr>
-      <w:hyperlink w:anchor="_Toc239935749" w:history="1">
-        <w:r>
-          <w:rPr>
-            <w:rStyle w:val="Hyperlink"/>
-            <w:noProof/>
-          </w:rPr>
-          <w:t>Popis kôdova</w:t>
-        </w:r>
-        <w:r>
-          <w:rPr>
-            <w:noProof/>
-            <w:webHidden/>
-          </w:rPr>
-          <w:tab/>
-        </w:r>
-        <w:r>
-          <w:rPr>
-            <w:noProof/>
-            <w:webHidden/>
-          </w:rPr>
-          <w:fldChar w:fldCharType="begin"/>
-        </w:r>
-        <w:r>
-          <w:rPr>
-            <w:noProof/>
-            <w:webHidden/>
-          </w:rPr>
-          <w:instrText xml:space="preserve"> PAGEREF _Toc239935749 \h </w:instrText>
-        </w:r>
-        <w:r>
-          <w:rPr>
-            <w:noProof/>
-            <w:webHidden/>
-          </w:rPr>
-        </w:r>
-        <w:r>
-          <w:rPr>
-            <w:noProof/>
-            <w:webHidden/>
-          </w:rPr>
-          <w:fldChar w:fldCharType="separate"/>
-        </w:r>
-        <w:r>
-          <w:rPr>
-            <w:noProof/>
-            <w:webHidden/>
-          </w:rPr>
-          <w:t>45</w:t>
-        </w:r>
-        <w:r>
-          <w:rPr>
-            <w:noProof/>
-            <w:webHidden/>
-          </w:rPr>
-          <w:fldChar w:fldCharType="end"/>
-        </w:r>
-      </w:hyperlink>
-    </w:p>
-    <w:p>
-      <w:pPr>
-        <w:pStyle w:val="TOC1"/>
-        <w:rPr>
-          <w:rFonts w:asciiTheme="minorHAnsi" w:eastAsiaTheme="minorEastAsia" w:hAnsiTheme="minorHAnsi" w:cstheme="minorBidi"/>
-          <w:noProof/>
-          <w:kern w:val="2"/>
-          <w:lang w:val="en-DE" w:eastAsia="en-DE"/>
-          <w14:ligatures w14:val="standardContextual"/>
-        </w:rPr>
-      </w:pPr>
-      <w:hyperlink w:anchor="_Toc239935750" w:history="1">
-        <w:r>
-          <w:rPr>
-            <w:rStyle w:val="Hyperlink"/>
-            <w:noProof/>
-          </w:rPr>
-          <w:t>Literatura</w:t>
-        </w:r>
-        <w:r>
-          <w:rPr>
-            <w:noProof/>
-            <w:webHidden/>
-          </w:rPr>
-          <w:tab/>
-        </w:r>
-        <w:r>
-          <w:rPr>
-            <w:noProof/>
-            <w:webHidden/>
-          </w:rPr>
-          <w:fldChar w:fldCharType="begin"/>
-        </w:r>
-        <w:r>
-          <w:rPr>
-            <w:noProof/>
-            <w:webHidden/>
-          </w:rPr>
-          <w:instrText xml:space="preserve"> PAGEREF _Toc239935750 \h </w:instrText>
-        </w:r>
-        <w:r>
-          <w:rPr>
-            <w:noProof/>
-            <w:webHidden/>
-          </w:rPr>
-        </w:r>
-        <w:r>
-          <w:rPr>
-            <w:noProof/>
-            <w:webHidden/>
-          </w:rPr>
-          <w:fldChar w:fldCharType="separate"/>
-        </w:r>
-        <w:r>
-          <w:rPr>
-            <w:noProof/>
-            <w:webHidden/>
-          </w:rPr>
-          <w:t>46</w:t>
-        </w:r>
-        <w:r>
-          <w:rPr>
-            <w:noProof/>
-            <w:webHidden/>
-          </w:rPr>
-          <w:fldChar w:fldCharType="end"/>
-        </w:r>
-      </w:hyperlink>
-    </w:p>
-    <w:p>
       <w:r>
         <w:fldChar w:fldCharType="end"/>
       </w:r>
@@ -3773,7 +3641,7 @@
       <w:pPr>
         <w:pStyle w:val="Heading1"/>
       </w:pPr>
-      <w:bookmarkStart w:id="3" w:name="_Toc239935712"/>
+      <w:bookmarkStart w:id="3" w:name="_Toc240038117"/>
       <w:r>
         <w:lastRenderedPageBreak/>
         <w:t>Uvod</w:t>
@@ -3795,7 +3663,7 @@
       <w:pPr>
         <w:pStyle w:val="Heading2"/>
       </w:pPr>
-      <w:bookmarkStart w:id="4" w:name="_Toc239935713"/>
+      <w:bookmarkStart w:id="4" w:name="_Toc240038118"/>
       <w:r>
         <w:t>Motivacija i definiranje problema</w:t>
       </w:r>
@@ -3810,7 +3678,7 @@
       <w:pPr>
         <w:pStyle w:val="Heading2"/>
       </w:pPr>
-      <w:bookmarkStart w:id="5" w:name="_Toc239935714"/>
+      <w:bookmarkStart w:id="5" w:name="_Toc240038119"/>
       <w:r>
         <w:t>Cilj i svrha rada</w:t>
       </w:r>
@@ -3840,7 +3708,7 @@
       <w:pPr>
         <w:pStyle w:val="Heading1"/>
       </w:pPr>
-      <w:bookmarkStart w:id="7" w:name="_Toc239935715"/>
+      <w:bookmarkStart w:id="7" w:name="_Toc240038120"/>
       <w:bookmarkEnd w:id="6"/>
       <w:r>
         <w:lastRenderedPageBreak/>
@@ -3857,7 +3725,7 @@
       <w:pPr>
         <w:pStyle w:val="Heading2"/>
       </w:pPr>
-      <w:bookmarkStart w:id="8" w:name="_Toc239935716"/>
+      <w:bookmarkStart w:id="8" w:name="_Toc240038121"/>
       <w:r>
         <w:t>Pregled sličnih mobilnih aplikacija na tržištu</w:t>
       </w:r>
@@ -3865,7 +3733,13 @@
     </w:p>
     <w:p>
       <w:r>
-        <w:t>Među najistaknutijim rješenjima u ovom području nalazi se aplikacija Photomath, koja se pozicionirala kao vodeći alat za trenutačno rješavanje zadataka putem kamere. Njezina primarna snaga leži u vrhunskim algoritmima za prepoznavanje rukopisa i jasnim vizualnim instrukcijama. S druge strane, WolframAlpha predstavlja moćan računalni engine koji omogućuje dubinske analize iznimno složenih matematičkih, fizičkih i kemijskih sustava. Dok Photomath služi kao pomoć u rješavanju specifičnih obrazovnih problema, WolframAlpha funkcionira kao mobilna verzija sustava Mathematica, pružajući korisnicima gotove odgovore na gotovo sve upite.</w:t>
+        <w:t xml:space="preserve">Među najistaknutijim rješenjima u ovom području nalazi se aplikacija Photomath, koja se pozicionirala kao vodeći alat za trenutačno rješavanje zadataka putem kamere. Njezina primarna snaga leži u vrhunskim algoritmima za prepoznavanje rukopisa i jasnim vizualnim instrukcijama. S druge strane, WolframAlpha predstavlja moćan računalni engine koji omogućuje dubinske analize iznimno složenih matematičkih, fizičkih i kemijskih sustava. Dok Photomath služi kao pomoć u rješavanju </w:t>
+      </w:r>
+      <w:r>
+        <w:t>matematičkih</w:t>
+      </w:r>
+      <w:r>
+        <w:t xml:space="preserve"> obrazovnih problema, WolframAlpha funkcionira kao mobilna verzija sustava Mathematica, pružajući korisnicima gotove odgovore na gotovo sve upite.</w:t>
       </w:r>
     </w:p>
     <w:p>
@@ -3904,7 +3778,7 @@
       <w:pPr>
         <w:pStyle w:val="Heading2"/>
       </w:pPr>
-      <w:bookmarkStart w:id="9" w:name="_Toc239935717"/>
+      <w:bookmarkStart w:id="9" w:name="_Toc240038122"/>
       <w:r>
         <w:lastRenderedPageBreak/>
         <w:t>Prednosti i nedostaci dostupnih alata</w:t>
@@ -3940,7 +3814,7 @@
       <w:pPr>
         <w:pStyle w:val="Heading1"/>
       </w:pPr>
-      <w:bookmarkStart w:id="10" w:name="_Toc239935718"/>
+      <w:bookmarkStart w:id="10" w:name="_Toc240038123"/>
       <w:r>
         <w:lastRenderedPageBreak/>
         <w:t>Arhitektura sustava i korištene tehnologije</w:t>
@@ -3956,7 +3830,7 @@
       <w:pPr>
         <w:pStyle w:val="Heading2"/>
       </w:pPr>
-      <w:bookmarkStart w:id="11" w:name="_Toc239935719"/>
+      <w:bookmarkStart w:id="11" w:name="_Toc240038124"/>
       <w:r>
         <w:t>Android platforma i programski jezik Kotlin</w:t>
       </w:r>
@@ -3964,7 +3838,58 @@
     </w:p>
     <w:p>
       <w:r>
-        <w:t xml:space="preserve">Aplikacija je razvijena za Android platformu, koristeći programski jezik Kotlin kao primarni alat. Kotlin je odabran zbog svoje sažetosti, sigurnosti u pogledu nultih referenci (engl. null safety) te izvrsne podrške za asinkrono programiranje putem </w:t>
+        <w:t>Aplikacija je razvijena za Android platformu, koristeći programski jezik Kotlin kao primarni alat.</w:t>
+      </w:r>
+      <w:r>
+        <w:t xml:space="preserve"> </w:t>
+      </w:r>
+      <w:r>
+        <w:t>„Kotlin je stvoren kako bi riješio neke od nedostataka Jave u smislu opširnosti, rukovanja nultim tipovima i dodavanja više tehnika funkcionalnog programiranja.“</w:t>
+      </w:r>
+      <w:sdt>
+        <w:sdtPr>
+          <w:id w:val="960693588"/>
+          <w:citation/>
+        </w:sdtPr>
+        <w:sdtContent>
+          <w:r>
+            <w:fldChar w:fldCharType="begin"/>
+          </w:r>
+          <w:r>
+            <w:instrText xml:space="preserve"> CITATION For25 \l 1050 </w:instrText>
+          </w:r>
+          <w:r>
+            <w:fldChar w:fldCharType="separate"/>
+          </w:r>
+          <w:r>
+            <w:rPr>
+              <w:noProof/>
+            </w:rPr>
+            <w:t xml:space="preserve"> [1]</w:t>
+          </w:r>
+          <w:r>
+            <w:fldChar w:fldCharType="end"/>
+          </w:r>
+        </w:sdtContent>
+      </w:sdt>
+      <w:r>
+        <w:t xml:space="preserve"> Kotlin je odabran</w:t>
+      </w:r>
+      <w:r>
+        <w:t xml:space="preserve"> baš</w:t>
+      </w:r>
+      <w:r>
+        <w:t xml:space="preserve"> zbog svoje sažetosti, sigurnosti u pogledu nultih referenci (engl. </w:t>
+      </w:r>
+      <w:r>
+        <w:rPr>
+          <w:i/>
+          <w:iCs/>
+        </w:rPr>
+        <w:t>null safety</w:t>
+      </w:r>
+      <w:r>
+        <w:t xml:space="preserve">) te izvrsne podrške za asinkrono programiranje putem </w:t>
       </w:r>
       <w:r>
         <w:t>pozadinskih dretvi</w:t>
@@ -3976,14 +3901,24 @@
         <w:t>pozadinske dretve</w:t>
       </w:r>
       <w:r>
-        <w:t xml:space="preserve"> omogućile da se kompleksni izračuni u Solveru i procesuiranje slika s kamere izvode u pozadini, čime je sučelje aplikacije ostalo fluidno i responzivno. Dodatno, korištena je "by lazy" inicijalizacija za učitavanje teških matematičkih engine-a, što je optimiziralo početno vrijeme pokretanja fragmenata.</w:t>
+        <w:t xml:space="preserve"> omogućile da se kompleksni izračuni u Solveru i procesuiranje slika s kamere izvode u pozadini, čime je sučelje aplikacije ostalo fluidno i responzivno. Dodatno, korištena je "</w:t>
+      </w:r>
+      <w:r>
+        <w:rPr>
+          <w:i/>
+          <w:iCs/>
+        </w:rPr>
+        <w:t>by lazy</w:t>
+      </w:r>
+      <w:r>
+        <w:t>" inicijalizacija za učitavanje teških matematičkih engine-a, što je optimiziralo početno vrijeme pokretanja fragmenata.</w:t>
       </w:r>
     </w:p>
     <w:p>
       <w:pPr>
         <w:pStyle w:val="Heading2"/>
       </w:pPr>
-      <w:bookmarkStart w:id="12" w:name="_Toc239935720"/>
+      <w:bookmarkStart w:id="12" w:name="_Toc240038125"/>
       <w:r>
         <w:t>Arhitektura aplikacije</w:t>
       </w:r>
@@ -3991,7 +3926,52 @@
     </w:p>
     <w:p>
       <w:r>
-        <w:t xml:space="preserve">Struktura koda prati MVVM (engl. Model-View-ViewModel) arhitektonski obrazac, koji osigurava jasnu odvojenost poslovne logike od prikaza sučelja. Ovakav pristup olakšava testiranje i održavanje aplikacije, posebno kod dinamičkog generiranja polja za varijable. </w:t>
+        <w:t xml:space="preserve">Struktura koda prati MVVM (engl. </w:t>
+      </w:r>
+      <w:r>
+        <w:rPr>
+          <w:i/>
+          <w:iCs/>
+        </w:rPr>
+        <w:t>Model-View-ViewModel</w:t>
+      </w:r>
+      <w:r>
+        <w:t>) arhitektonski obrazac, koji osigurava jasnu odvojenost poslovne logike od prikaza sučelja.</w:t>
+      </w:r>
+      <w:r>
+        <w:t xml:space="preserve"> </w:t>
+      </w:r>
+      <w:r>
+        <w:t>„ViewModel komponente, LiveData i Room dio su Android arhitektonskih komponenti, koje su dio Android Jetpack biblioteka.“</w:t>
+      </w:r>
+      <w:sdt>
+        <w:sdtPr>
+          <w:id w:val="1370963719"/>
+          <w:citation/>
+        </w:sdtPr>
+        <w:sdtContent>
+          <w:r>
+            <w:fldChar w:fldCharType="begin"/>
+          </w:r>
+          <w:r>
+            <w:instrText xml:space="preserve"> CITATION For25 \l 1050 </w:instrText>
+          </w:r>
+          <w:r>
+            <w:fldChar w:fldCharType="separate"/>
+          </w:r>
+          <w:r>
+            <w:rPr>
+              <w:noProof/>
+            </w:rPr>
+            <w:t xml:space="preserve"> [1]</w:t>
+          </w:r>
+          <w:r>
+            <w:fldChar w:fldCharType="end"/>
+          </w:r>
+        </w:sdtContent>
+      </w:sdt>
+      <w:r>
+        <w:t xml:space="preserve"> Ovakav pristup olakšava testiranje i održavanje aplikacije, posebno kod dinamičkog generiranja polja za varijable. </w:t>
       </w:r>
       <w:r>
         <w:t>Arhitektura aplikacije i podjela po slojevima prikazana je na Slici 3.1.</w:t>
@@ -4009,11 +3989,11 @@
         <w:t>Navigation Component</w:t>
       </w:r>
       <w:r>
-        <w:t xml:space="preserve"> uz strogu tipizaciju argumenata. Ovakva arhitektura omogućila je stabilan </w:t>
+        <w:t xml:space="preserve"> uz strogu tipizaciju argumenata. </w:t>
       </w:r>
       <w:r>
         <w:lastRenderedPageBreak/>
-        <w:t xml:space="preserve">prijenos podataka o jednadžbama i povijesti izračuna bez rizika od rušenja aplikacije </w:t>
+        <w:t xml:space="preserve">Ovakva arhitektura omogućila je stabilan prijenos podataka o jednadžbama i povijesti izračuna bez rizika od rušenja aplikacije </w:t>
       </w:r>
       <w:r>
         <w:rPr>
@@ -4060,7 +4040,7 @@
                             <w:pPr>
                               <w:pStyle w:val="Caption"/>
                             </w:pPr>
-                            <w:bookmarkStart w:id="13" w:name="_Toc239935897"/>
+                            <w:bookmarkStart w:id="13" w:name="_Toc240038154"/>
                             <w:r>
                               <w:t xml:space="preserve">Slika </w:t>
                             </w:r>
@@ -4138,7 +4118,7 @@
                       <w:pPr>
                         <w:pStyle w:val="Caption"/>
                       </w:pPr>
-                      <w:bookmarkStart w:id="14" w:name="_Toc239935897"/>
+                      <w:bookmarkStart w:id="14" w:name="_Toc240038154"/>
                       <w:r>
                         <w:t xml:space="preserve">Slika </w:t>
                       </w:r>
@@ -4259,7 +4239,7 @@
       <w:pPr>
         <w:pStyle w:val="Heading2"/>
       </w:pPr>
-      <w:bookmarkStart w:id="15" w:name="_Toc239935721"/>
+      <w:bookmarkStart w:id="15" w:name="_Toc240038126"/>
       <w:r>
         <w:t>Sustav za lokalnu pohranu podataka</w:t>
       </w:r>
@@ -4314,7 +4294,7 @@
                                 <w:noProof/>
                               </w:rPr>
                             </w:pPr>
-                            <w:bookmarkStart w:id="16" w:name="_Toc239935898"/>
+                            <w:bookmarkStart w:id="16" w:name="_Toc240038155"/>
                             <w:r>
                               <w:t xml:space="preserve">Slika </w:t>
                             </w:r>
@@ -4391,7 +4371,7 @@
                           <w:noProof/>
                         </w:rPr>
                       </w:pPr>
-                      <w:bookmarkStart w:id="17" w:name="_Toc239935898"/>
+                      <w:bookmarkStart w:id="17" w:name="_Toc240038155"/>
                       <w:r>
                         <w:t xml:space="preserve">Slika </w:t>
                       </w:r>
@@ -4505,7 +4485,56 @@
         </w:drawing>
       </w:r>
       <w:r>
-        <w:t xml:space="preserve">Za trajnu pohranu korisničkih podataka na uređaju implementirana je Room baza podataka, koja predstavlja apstrakcijski sloj iznad SQLite sustava. Room omogućuje rad s objektima jezika Kotlin izravno u bazi podataka, osiguravajući pritom provjeru upita u fazi kompajliranja. Sustav je dizajniran s dva ključna entiteta, </w:t>
+        <w:t>Za trajnu pohranu korisničkih podataka na uređaju implementirana je Room baza podataka, koja predstavlja apstrakcijski sloj iznad SQLite sustava.</w:t>
+      </w:r>
+      <w:r>
+        <w:t xml:space="preserve"> </w:t>
+      </w:r>
+      <w:r>
+        <w:t>„Kao što primjećujemo kod jezika za upite, poput SQL-a (</w:t>
+      </w:r>
+      <w:r>
+        <w:rPr>
+          <w:i/>
+          <w:iCs/>
+        </w:rPr>
+        <w:t>Structured Query Language</w:t>
+      </w:r>
+      <w:r>
+        <w:t>), oni se koriste za pretraživanje baza podataka. Upiti u bazi podataka sastoje se od predikata koji sadrže relacijske i bool operatore, a mogu se interpretirati ili kompajlirati u naredbe kojima se baza pretražuje za zapisima koji zadovoljavaju taj predikat.“</w:t>
+      </w:r>
+      <w:sdt>
+        <w:sdtPr>
+          <w:id w:val="-1270313760"/>
+          <w:citation/>
+        </w:sdtPr>
+        <w:sdtContent>
+          <w:r>
+            <w:fldChar w:fldCharType="begin"/>
+          </w:r>
+          <w:r>
+            <w:instrText xml:space="preserve"> CITATION Aho06 \l 1050 </w:instrText>
+          </w:r>
+          <w:r>
+            <w:fldChar w:fldCharType="separate"/>
+          </w:r>
+          <w:r>
+            <w:rPr>
+              <w:noProof/>
+            </w:rPr>
+            <w:t xml:space="preserve"> [2]</w:t>
+          </w:r>
+          <w:r>
+            <w:fldChar w:fldCharType="end"/>
+          </w:r>
+        </w:sdtContent>
+      </w:sdt>
+      <w:r>
+        <w:t xml:space="preserve"> Room omogućuje rad s objektima jezika Kotlin izravno u bazi podataka, osiguravajući pritom provjeru upita u fazi kompajliranja. Sustav je dizajniran </w:t>
+      </w:r>
+      <w:r>
+        <w:lastRenderedPageBreak/>
+        <w:t xml:space="preserve">s dva ključna entiteta, </w:t>
       </w:r>
       <w:r>
         <w:rPr>
@@ -4530,16 +4559,35 @@
       <w:pPr>
         <w:pStyle w:val="Heading2"/>
       </w:pPr>
-      <w:bookmarkStart w:id="18" w:name="_Toc239935722"/>
-      <w:r>
-        <w:lastRenderedPageBreak/>
+      <w:bookmarkStart w:id="18" w:name="_Toc240038127"/>
+      <w:r>
         <w:t>Postojeći alati i biblioteke za optičko prepoznavanje znakova (OCR)</w:t>
       </w:r>
       <w:bookmarkEnd w:id="18"/>
     </w:p>
     <w:p>
       <w:r>
-        <w:t>Za funkcionalnost očitavanja jednadžbi putem kamere integriran je Google ML Kit, specifično modul za prepoznavanje teksta (engl. Text Recognition). Uz ML Kit korišten je i CameraX API koji omogućuje upravljanje hardverom kamere uz podršku za napredne značajke poput automatskog fokusiranja, bljeskalice i digitalnog zumiranja. Odabir ML Kit-a osigurao je da se cjelokupna obrada slike i prepoznavanje znakova odvija na samom uređaju (engl. on-device processing), što aplikaciju čini bržom i neovisnom o stabilnosti internetske veze. Implementiran je i dodatni sloj post-procesiranja koji ispravlja uobičajene OCR greške kod matematičkih simbola.</w:t>
+        <w:t xml:space="preserve">Za funkcionalnost očitavanja jednadžbi putem kamere integriran je Google ML Kit, specifično modul za prepoznavanje teksta (engl. </w:t>
+      </w:r>
+      <w:r>
+        <w:rPr>
+          <w:i/>
+          <w:iCs/>
+        </w:rPr>
+        <w:t>Text Recognition</w:t>
+      </w:r>
+      <w:r>
+        <w:t xml:space="preserve">). Uz ML Kit korišten je i CameraX API koji omogućuje upravljanje hardverom kamere uz podršku za napredne značajke poput automatskog fokusiranja, bljeskalice i digitalnog zumiranja. Odabir ML Kit-a osigurao je da se cjelokupna obrada slike i prepoznavanje znakova odvija na samom uređaju (engl. </w:t>
+      </w:r>
+      <w:r>
+        <w:rPr>
+          <w:i/>
+          <w:iCs/>
+        </w:rPr>
+        <w:t>on-device processing</w:t>
+      </w:r>
+      <w:r>
+        <w:t>), što aplikaciju čini bržom i neovisnom o stabilnosti internetske veze. Implementiran je i dodatni sloj post-procesiranja koji ispravlja uobičajene OCR greške kod matematičkih simbola.</w:t>
       </w:r>
     </w:p>
     <w:p>
@@ -4555,7 +4603,7 @@
       <w:pPr>
         <w:pStyle w:val="Heading1"/>
       </w:pPr>
-      <w:bookmarkStart w:id="19" w:name="_Toc239935723"/>
+      <w:bookmarkStart w:id="19" w:name="_Toc240038128"/>
       <w:r>
         <w:lastRenderedPageBreak/>
         <w:t>Dizajn i funkcionalna specifikacija</w:t>
@@ -4577,7 +4625,7 @@
       <w:pPr>
         <w:pStyle w:val="Heading2"/>
       </w:pPr>
-      <w:bookmarkStart w:id="20" w:name="_Toc239935724"/>
+      <w:bookmarkStart w:id="20" w:name="_Toc240038129"/>
       <w:r>
         <w:t>Korisnički zahtjevi i slučajevi korištenja (Use Cases)</w:t>
       </w:r>
@@ -4598,7 +4646,7 @@
       <w:pPr>
         <w:pStyle w:val="Heading2"/>
       </w:pPr>
-      <w:bookmarkStart w:id="21" w:name="_Toc239935725"/>
+      <w:bookmarkStart w:id="21" w:name="_Toc240038130"/>
       <w:r>
         <w:t>Dizajn korisničkog sučelja (UI) i korisničkog iskustva (UX)</w:t>
       </w:r>
@@ -4606,14 +4654,43 @@
     </w:p>
     <w:p>
       <w:r>
-        <w:t>Korisničko sučelje dizajnirano je prateći suvremene Material Design smjernice, uz potpunu prilagodbu za tamni način rada (engl. Dark Mode). Vizualni identitet aplikacije temelji se na ljubičastim tonovima koji su dosljedno primijenjeni kroz sve elemente, uključujući SplashScreen i animacije učitavanja. Ključno unapređenje korisničkog iskustva postignuto je kroz sustav dinamičkog prebacivanja tipkovnica. Ovisno o polju koje korisnik fokusira, aplikacija automatski nudi standardnu sustavnu tipkovnicu za tekstualni unos naziva ili znanstvenu tipkovnicu s četiri specijalizirana taba za unos formula. Ovakav pristup smanjuje opterećenje i ubrzava rad. Uveden je i interaktivni vodič (engl. Onboarding) koji se aktivira pri prvom pokretanju aplikacije ili na zahtjev korisnika, vizualno objašnjavajući ključne korake korištenja.</w:t>
+        <w:t xml:space="preserve">Korisničko sučelje dizajnirano je prateći suvremene Material Design smjernice, uz potpunu prilagodbu za tamni način rada (engl. </w:t>
+      </w:r>
+      <w:r>
+        <w:rPr>
+          <w:i/>
+          <w:iCs/>
+        </w:rPr>
+        <w:t>Dark Mode</w:t>
+      </w:r>
+      <w:r>
+        <w:t xml:space="preserve">). Vizualni identitet aplikacije temelji se na ljubičastim tonovima koji su dosljedno primijenjeni kroz sve elemente, uključujući </w:t>
+      </w:r>
+      <w:r>
+        <w:rPr>
+          <w:rStyle w:val="KdutekstuChar"/>
+        </w:rPr>
+        <w:t>SplashScreen</w:t>
+      </w:r>
+      <w:r>
+        <w:t xml:space="preserve"> i animacije učitavanja. Ključno unapređenje korisničkog iskustva postignuto je kroz sustav dinamičkog prebacivanja tipkovnica. Ovisno o polju koje korisnik fokusira, aplikacija automatski nudi standardnu sustavnu tipkovnicu za tekstualni unos naziva ili znanstvenu tipkovnicu s četiri specijalizirana taba za unos formula. Ovakav pristup smanjuje opterećenje i ubrzava rad. Uveden je i interaktivni vodič (engl. </w:t>
+      </w:r>
+      <w:r>
+        <w:rPr>
+          <w:i/>
+          <w:iCs/>
+        </w:rPr>
+        <w:t>Onboarding</w:t>
+      </w:r>
+      <w:r>
+        <w:t>) koji se aktivira pri prvom pokretanju aplikacije ili na zahtjev korisnika, vizualno objašnjavajući ključne korake korištenja.</w:t>
       </w:r>
     </w:p>
     <w:p>
       <w:pPr>
         <w:pStyle w:val="Heading2"/>
       </w:pPr>
-      <w:bookmarkStart w:id="22" w:name="_Toc239935726"/>
+      <w:bookmarkStart w:id="22" w:name="_Toc240038131"/>
       <w:r>
         <w:lastRenderedPageBreak/>
         <w:t>Koncept i svrha modula za grafički prikaz funkcija</w:t>
@@ -4622,7 +4699,17 @@
     </w:p>
     <w:p>
       <w:r>
-        <w:t>Svrha modula za grafički prikaz je transformacija niza numeričkih izračuna u razumljivu vizualnu informaciju. Koncept se temelji na XY grafovima koji iscrtavaju ovisnost rezultata jednadžbe o odabranoj ulaznoj varijabli iz povijesti izračuna. Za postizanje profesionalne razine vizualizacije, modul koristi glatke krivulje (engl. Cubic Bezier curves) umjesto oštrih linijskih segmenata. Poseban naglasak stavljen je na podršku za logaritamsku skalu, koja korisniku omogućuje jasan prikaz podataka čije se vrijednosti razlikuju u više redova veličine, što je čest slučaj u fizikalnim i kemijskim mjerenjima. Oznake na osima automatski se prilagođavaju znanstvenom zapisu, osiguravajući preglednost i kod ekstremno velikih ili malih brojeva.</w:t>
+        <w:t xml:space="preserve">Svrha modula za grafički prikaz je transformacija niza numeričkih izračuna u razumljivu vizualnu informaciju. Koncept se temelji na XY grafovima koji iscrtavaju ovisnost rezultata jednadžbe o odabranoj ulaznoj varijabli iz povijesti izračuna. Za postizanje profesionalne razine vizualizacije, modul koristi glatke krivulje (engl. </w:t>
+      </w:r>
+      <w:r>
+        <w:rPr>
+          <w:i/>
+          <w:iCs/>
+        </w:rPr>
+        <w:t>Cubic Bezier curves</w:t>
+      </w:r>
+      <w:r>
+        <w:t>) umjesto oštrih linijskih segmenata. Poseban naglasak stavljen je na podršku za logaritamsku skalu, koja korisniku omogućuje jasan prikaz podataka čije se vrijednosti razlikuju u više redova veličine, što je čest slučaj u fizikalnim i kemijskim mjerenjima. Oznake na osima automatski se prilagođavaju znanstvenom zapisu, osiguravajući preglednost i kod ekstremno velikih ili malih brojeva.</w:t>
       </w:r>
     </w:p>
     <w:p>
@@ -4638,7 +4725,7 @@
       <w:pPr>
         <w:pStyle w:val="Heading1"/>
       </w:pPr>
-      <w:bookmarkStart w:id="23" w:name="_Toc239935727"/>
+      <w:bookmarkStart w:id="23" w:name="_Toc240038132"/>
       <w:r>
         <w:lastRenderedPageBreak/>
         <w:t>Implementacija aplikacije EquationPocket</w:t>
@@ -4654,7 +4741,7 @@
       <w:pPr>
         <w:pStyle w:val="Heading2"/>
       </w:pPr>
-      <w:bookmarkStart w:id="24" w:name="_Toc239935728"/>
+      <w:bookmarkStart w:id="24" w:name="_Toc240038133"/>
       <w:r>
         <w:t>Razvoj korisničkog sučelja i navigacije u Kotlinu</w:t>
       </w:r>
@@ -4672,7 +4759,52 @@
     </w:p>
     <w:p>
       <w:r>
-        <w:t xml:space="preserve">Za temelj aplikacije odabrana je arhitektura jedne aktivnosti (engl. Single Activity Architecture). Ovaj pristup podrazumijeva korištenje jedne centralne aktivnosti, </w:t>
+        <w:t xml:space="preserve">Za temelj aplikacije odabrana je arhitektura jedne aktivnosti (engl. </w:t>
+      </w:r>
+      <w:r>
+        <w:rPr>
+          <w:i/>
+          <w:iCs/>
+        </w:rPr>
+        <w:t>Single Activity Architecture</w:t>
+      </w:r>
+      <w:r>
+        <w:t>).</w:t>
+      </w:r>
+      <w:r>
+        <w:t xml:space="preserve"> </w:t>
+      </w:r>
+      <w:r>
+        <w:t>„Aplikacijska komponenta activity u Androidu predstavlja pojedinačni zaslon unutar aplikacije s kojim korisnik može ostvariti interakciju.“</w:t>
+      </w:r>
+      <w:sdt>
+        <w:sdtPr>
+          <w:id w:val="1980872613"/>
+          <w:citation/>
+        </w:sdtPr>
+        <w:sdtContent>
+          <w:r>
+            <w:fldChar w:fldCharType="begin"/>
+          </w:r>
+          <w:r>
+            <w:instrText xml:space="preserve"> CITATION For25 \l 1050 </w:instrText>
+          </w:r>
+          <w:r>
+            <w:fldChar w:fldCharType="separate"/>
+          </w:r>
+          <w:r>
+            <w:rPr>
+              <w:noProof/>
+            </w:rPr>
+            <w:t xml:space="preserve"> [1]</w:t>
+          </w:r>
+          <w:r>
+            <w:fldChar w:fldCharType="end"/>
+          </w:r>
+        </w:sdtContent>
+      </w:sdt>
+      <w:r>
+        <w:t xml:space="preserve"> Ovaj pristup podrazumijeva korištenje jedne centralne aktivnosti, </w:t>
       </w:r>
       <w:r>
         <w:rPr>
@@ -4681,7 +4813,17 @@
         <w:t>HostActivity</w:t>
       </w:r>
       <w:r>
-        <w:t xml:space="preserve">, koja služi kao kontejner za sve ostale ekrane koji su implementirani kao fragmenti (Fragment). Ovakva arhitektura značajno smanjuje potrošnju resursa uređaja i omogućuje fluidnije prijelaze između ekrana jer sustav ne mora svaki put iznova instancirati teške </w:t>
+        <w:t>, koja služi kao kontejner za sve ostale ekrane koji su implementirani kao fragmenti (</w:t>
+      </w:r>
+      <w:r>
+        <w:rPr>
+          <w:i/>
+          <w:iCs/>
+        </w:rPr>
+        <w:t>Fragment</w:t>
+      </w:r>
+      <w:r>
+        <w:t xml:space="preserve">). Ovakva arhitektura značajno smanjuje potrošnju resursa uređaja i omogućuje fluidnije prijelaze između ekrana jer sustav ne mora svaki put iznova instancirati teške </w:t>
       </w:r>
       <w:r>
         <w:rPr>
@@ -4713,7 +4855,47 @@
         <w:t>DrawerLayout</w:t>
       </w:r>
       <w:r>
-        <w:t xml:space="preserve"> koji omogućuje bočni navigacijski izbornik (NavigationView). Ovaj izbornik korisniku pruža brz pristup glavnim sekcijama aplikacije: Mapama, Uputama (Tutorial), Šalabahteru (Help) i informacijama o samoj aplikaciji (About). Centralni dio layouta zauzima </w:t>
+        <w:t xml:space="preserve"> koji omogućuje bočni navigacijski izbornik (</w:t>
+      </w:r>
+      <w:r>
+        <w:rPr>
+          <w:i/>
+          <w:iCs/>
+        </w:rPr>
+        <w:t>NavigationView</w:t>
+      </w:r>
+      <w:r>
+        <w:t>). Ovaj izbornik korisniku pruža brz pristup glavnim sekcijama aplikacije: Mapama, Uputama (</w:t>
+      </w:r>
+      <w:r>
+        <w:rPr>
+          <w:i/>
+          <w:iCs/>
+        </w:rPr>
+        <w:t>Tutorial</w:t>
+      </w:r>
+      <w:r>
+        <w:t>), Šalabahteru (</w:t>
+      </w:r>
+      <w:r>
+        <w:rPr>
+          <w:i/>
+          <w:iCs/>
+        </w:rPr>
+        <w:t>Help</w:t>
+      </w:r>
+      <w:r>
+        <w:t>) i informacijama o samoj aplikaciji (</w:t>
+      </w:r>
+      <w:r>
+        <w:rPr>
+          <w:i/>
+          <w:iCs/>
+        </w:rPr>
+        <w:t>About</w:t>
+      </w:r>
+      <w:r>
+        <w:t xml:space="preserve">). Centralni dio layouta zauzima </w:t>
       </w:r>
       <w:r>
         <w:rPr>
@@ -4747,12 +4929,21 @@
     <w:p>
       <w:r>
         <w:lastRenderedPageBreak/>
-        <w:t xml:space="preserve">Za prijenos podataka između fragmenata, poput naziva odabrane mape ili teksta formule, korišten je sustav argumenata unutar navigacijskog grafa. Ovime je postignuta stroga tipizacija podataka, čime su eliminirane pogreške koje se javljaju pri ručnom slanju podataka putem Intent ili </w:t>
+        <w:t xml:space="preserve">Za prijenos podataka između fragmenata, poput naziva odabrane mape ili teksta formule, korišten je sustav argumenata unutar navigacijskog grafa. Ovime je postignuta stroga tipizacija podataka, čime su eliminirane pogreške koje se javljaju pri ručnom slanju podataka putem </w:t>
       </w:r>
       <w:r>
         <w:rPr>
           <w:rStyle w:val="KdutekstuChar"/>
         </w:rPr>
+        <w:t>Intent</w:t>
+      </w:r>
+      <w:r>
+        <w:t xml:space="preserve"> ili </w:t>
+      </w:r>
+      <w:r>
+        <w:rPr>
+          <w:rStyle w:val="KdutekstuChar"/>
+        </w:rPr>
         <w:t>Bundle</w:t>
       </w:r>
       <w:r>
@@ -4784,12 +4975,21 @@
     </w:p>
     <w:p>
       <w:r>
-        <w:t xml:space="preserve">Kako bi se osigurala stabilnost i izbjegle česte pogreške poput NullPointerException, u svim fragmentima i aktivnostima implementiran je sustav </w:t>
+        <w:t xml:space="preserve">Kako bi se osigurala stabilnost i izbjegle česte pogreške poput </w:t>
       </w:r>
       <w:r>
         <w:rPr>
           <w:rStyle w:val="KdutekstuChar"/>
         </w:rPr>
+        <w:t>NullPointerException</w:t>
+      </w:r>
+      <w:r>
+        <w:t xml:space="preserve">, u svim fragmentima i aktivnostima implementiran je sustav </w:t>
+      </w:r>
+      <w:r>
+        <w:rPr>
+          <w:rStyle w:val="KdutekstuChar"/>
+        </w:rPr>
         <w:t>ViewBinding</w:t>
       </w:r>
       <w:r>
@@ -4825,7 +5025,27 @@
         <w:t>Theme.EquationPocket</w:t>
       </w:r>
       <w:r>
-        <w:t xml:space="preserve">, bazirana je na Material Components sustavu, s prilagođenom paletom boja u kojoj dominira ljubičasta. Svi grafički elementi, poput gumba, polja za unos i kartica (CardView), automatski prilagođavaju svoj izgled ovisno o tome koristi li korisnik svijetlu ili tamnu temu sustava. U tamnom načinu rada (engl. Dark Mode), </w:t>
+        <w:t>, bazirana je na Material Components sustavu, s prilagođenom paletom boja u kojoj dominira ljubičasta. Svi grafički elementi, poput gumba, polja za unos i kartica (</w:t>
+      </w:r>
+      <w:r>
+        <w:rPr>
+          <w:i/>
+          <w:iCs/>
+        </w:rPr>
+        <w:t>CardView</w:t>
+      </w:r>
+      <w:r>
+        <w:t xml:space="preserve">), automatski prilagođavaju svoj izgled ovisno o tome koristi li korisnik svijetlu ili tamnu temu sustava. U tamnom načinu rada (engl. </w:t>
+      </w:r>
+      <w:r>
+        <w:rPr>
+          <w:i/>
+          <w:iCs/>
+        </w:rPr>
+        <w:t>Dark Mode</w:t>
+      </w:r>
+      <w:r>
+        <w:t xml:space="preserve">), </w:t>
       </w:r>
       <w:r>
         <w:lastRenderedPageBreak/>
@@ -4876,7 +5096,7 @@
                             <w:pPr>
                               <w:pStyle w:val="Caption"/>
                             </w:pPr>
-                            <w:bookmarkStart w:id="25" w:name="_Toc239935899"/>
+                            <w:bookmarkStart w:id="25" w:name="_Toc240038156"/>
                             <w:r>
                               <w:t xml:space="preserve">Slika </w:t>
                             </w:r>
@@ -4953,7 +5173,7 @@
                       <w:pPr>
                         <w:pStyle w:val="Caption"/>
                       </w:pPr>
-                      <w:bookmarkStart w:id="26" w:name="_Toc239935899"/>
+                      <w:bookmarkStart w:id="26" w:name="_Toc240038156"/>
                       <w:r>
                         <w:t xml:space="preserve">Slika </w:t>
                       </w:r>
@@ -5081,7 +5301,16 @@
     </w:p>
     <w:p>
       <w:r>
-        <w:t>Ulazna točka aplikacije (SplashScreen):</w:t>
+        <w:t>Ulazna točka aplikacije (</w:t>
+      </w:r>
+      <w:r>
+        <w:rPr>
+          <w:rStyle w:val="KdutekstuChar"/>
+        </w:rPr>
+        <w:t>SplashScreen</w:t>
+      </w:r>
+      <w:r>
+        <w:t>):</w:t>
       </w:r>
     </w:p>
     <w:p>
@@ -5095,12 +5324,31 @@
         <w:t>SplashScreenActivity</w:t>
       </w:r>
       <w:r>
-        <w:t xml:space="preserve">. Ovaj ekran služi za prikaz logotipa aplikacije i pripremu baze podataka u pozadini. Implementirana je animacija bljeskanja (engl. fading) nad središnjom slikom (loading_img), što korisniku pruža vizualnu informaciju da se aplikacija učitava. Logika unutar aktivnosti osigurava da se nakon kratkog odmaka automatski pokrene </w:t>
+        <w:t xml:space="preserve">. Ovaj ekran služi za prikaz logotipa aplikacije i pripremu baze podataka u pozadini. Implementirana je animacija bljeskanja (engl. </w:t>
+      </w:r>
+      <w:r>
+        <w:rPr>
+          <w:i/>
+          <w:iCs/>
+        </w:rPr>
+        <w:t>fading</w:t>
+      </w:r>
+      <w:r>
+        <w:t>) nad središnjom slikom (</w:t>
       </w:r>
       <w:r>
         <w:rPr>
           <w:rStyle w:val="KdutekstuChar"/>
         </w:rPr>
+        <w:t>loading_img</w:t>
+      </w:r>
+      <w:r>
+        <w:t xml:space="preserve">), što korisniku pruža vizualnu informaciju da se aplikacija učitava. Logika unutar aktivnosti osigurava da se nakon kratkog odmaka automatski pokrene </w:t>
+      </w:r>
+      <w:r>
+        <w:rPr>
+          <w:rStyle w:val="KdutekstuChar"/>
+        </w:rPr>
         <w:t>HostActivity</w:t>
       </w:r>
       <w:r>
@@ -5111,7 +5359,7 @@
       <w:pPr>
         <w:pStyle w:val="Heading2"/>
       </w:pPr>
-      <w:bookmarkStart w:id="27" w:name="_Toc239935729"/>
+      <w:bookmarkStart w:id="27" w:name="_Toc240038134"/>
       <w:r>
         <w:lastRenderedPageBreak/>
         <w:t>Sustav organizacije jednadžbi</w:t>
@@ -5139,7 +5387,48 @@
     </w:p>
     <w:p>
       <w:r>
-        <w:t>Za lokalnu pohranu podataka odabrana je knjižnica Room, koja služi kao apstrakcijski sloj iznad SQLite baze podataka. Room omogućuje definiranje sheme baze putem čistih Kotlin klasa (entiteta), čime se postiže bolja čitljivost koda i lakše održavanje. Cjelokupni sustav temelji se na tri ključne komponente: entitetima, objektima za pristup podacima (DAO) i klasi same baze podataka koja koristi Singleton obrazac kako bi se spriječilo višestruko otvaranje konekcija nad istim resursima.</w:t>
+        <w:t>Za pohranu podataka odabrana je knjižnica Room, koja služi kao apstrakcijski sloj iznad SQLite baze podataka. Room omogućuje definiranje sheme baze putem čistih Kotlin klasa (entiteta), čime se postiže bolja čitljivost koda i lakše održavanje.</w:t>
+      </w:r>
+      <w:r>
+        <w:t xml:space="preserve"> </w:t>
+      </w:r>
+      <w:r>
+        <w:t>„</w:t>
+      </w:r>
+      <w:r>
+        <w:t>Room baza podataka je lokalna, što znači da se briše prilikom deinstalacije aplikacije i idealna je za aplikacije koje ne trebaju pohranjivati velike količine podataka i čije baze podataka nisu kompleksne.</w:t>
+      </w:r>
+      <w:r>
+        <w:t>“</w:t>
+      </w:r>
+      <w:sdt>
+        <w:sdtPr>
+          <w:id w:val="-501197123"/>
+          <w:citation/>
+        </w:sdtPr>
+        <w:sdtContent>
+          <w:r>
+            <w:fldChar w:fldCharType="begin"/>
+          </w:r>
+          <w:r>
+            <w:instrText xml:space="preserve"> CITATION Gru24 \l 1050 </w:instrText>
+          </w:r>
+          <w:r>
+            <w:fldChar w:fldCharType="separate"/>
+          </w:r>
+          <w:r>
+            <w:rPr>
+              <w:noProof/>
+            </w:rPr>
+            <w:t xml:space="preserve"> [3]</w:t>
+          </w:r>
+          <w:r>
+            <w:fldChar w:fldCharType="end"/>
+          </w:r>
+        </w:sdtContent>
+      </w:sdt>
+      <w:r>
+        <w:t xml:space="preserve"> Cjelokupni sustav temelji se na tri ključne komponente: entitetima, objektima za pristup podacima (DAO) i klasi same baze podataka koja koristi Singleton obrazac kako bi se spriječilo višestruko otvaranje konekcija nad istim resursima.</w:t>
       </w:r>
     </w:p>
     <w:p>
@@ -5163,7 +5452,17 @@
     </w:p>
     <w:p>
       <w:r>
-        <w:t>Između ova dva entiteta uspostavljena je relacija "jedan-prema-više" (engl. One-to-Many). Svaka jednadžba u bazi sadrži strani ključ (</w:t>
+        <w:t xml:space="preserve">Između ova dva entiteta uspostavljena je relacija "jedan-prema-više" (engl. </w:t>
+      </w:r>
+      <w:r>
+        <w:rPr>
+          <w:i/>
+          <w:iCs/>
+        </w:rPr>
+        <w:t>One-to-Many</w:t>
+      </w:r>
+      <w:r>
+        <w:t>). Svaka jednadžba u bazi sadrži strani ključ (</w:t>
       </w:r>
       <w:r>
         <w:rPr>
@@ -5172,7 +5471,27 @@
         <w:t>pocketId</w:t>
       </w:r>
       <w:r>
-        <w:t>) koji je povezuje s pripadajućom mapom. Kako bi se osigurala konzistentnost, implementirano je kaskadno brisanje (engl. Cascade Delete). To znači da u trenutku kada korisnik odluči obrisati određenu mapu, Android sustav automatski uklanja sve jednadžbe povezane s tom mapom, sprječavajući nakupljanje "siročadi" (engl. orphan records) u memoriji uređaja.</w:t>
+        <w:t xml:space="preserve">) koji je povezuje s pripadajućom mapom. Kako bi se osigurala konzistentnost, implementirano je kaskadno brisanje (engl. </w:t>
+      </w:r>
+      <w:r>
+        <w:rPr>
+          <w:i/>
+          <w:iCs/>
+        </w:rPr>
+        <w:t>Cascade Delete</w:t>
+      </w:r>
+      <w:r>
+        <w:t xml:space="preserve">). To znači da u trenutku kada korisnik odluči obrisati određenu mapu, Android sustav automatski uklanja sve jednadžbe povezane s tom mapom, sprječavajući nakupljanje "siročadi" (engl. </w:t>
+      </w:r>
+      <w:r>
+        <w:rPr>
+          <w:i/>
+          <w:iCs/>
+        </w:rPr>
+        <w:t>orphan records</w:t>
+      </w:r>
+      <w:r>
+        <w:t>) u memoriji uređaja.</w:t>
       </w:r>
     </w:p>
     <w:p>
@@ -5200,11 +5519,21 @@
         <w:t>isFavorite</w:t>
       </w:r>
       <w:r>
-        <w:t xml:space="preserve"> unutar entiteta Equation.</w:t>
-      </w:r>
-    </w:p>
-    <w:p>
-      <w:r>
+        <w:t xml:space="preserve"> unutar entiteta </w:t>
+      </w:r>
+      <w:r>
+        <w:rPr>
+          <w:rStyle w:val="KdutekstuChar"/>
+        </w:rPr>
+        <w:t>Equation</w:t>
+      </w:r>
+      <w:r>
+        <w:t>.</w:t>
+      </w:r>
+    </w:p>
+    <w:p>
+      <w:r>
+        <w:lastRenderedPageBreak/>
         <w:t>Prilikom postavljanja nove jednadžbe kao favorita, aktivira se posebna DAO metoda koja prvo izvršava SQL upit za resetiranje svih ostalih favorita unutar te specifične mape (</w:t>
       </w:r>
       <w:r>
@@ -5214,11 +5543,7 @@
         <w:t>UPDATE equations SET isFavorite = 0 WHERE pocketId = :id</w:t>
       </w:r>
       <w:r>
-        <w:t xml:space="preserve">). Nakon </w:t>
-      </w:r>
-      <w:r>
-        <w:lastRenderedPageBreak/>
-        <w:t>toga se odabrana stavka označava kao favorit. Ovakva logika jamči da svaka tematska mapa može imati isključivo jednu prioritetnu jednadžbu.</w:t>
+        <w:t>). Nakon toga se odabrana stavka označava kao favorit. Ovakva logika jamči da svaka tematska mapa može imati isključivo jednu prioritetnu jednadžbu.</w:t>
       </w:r>
     </w:p>
     <w:p>
@@ -5707,6 +6032,12 @@
           <w:lang w:val="en-DE"/>
         </w:rPr>
         <w:br/>
+      </w:r>
+      <w:r>
+        <w:rPr>
+          <w:lang w:val="en-DE"/>
+        </w:rPr>
+        <w:lastRenderedPageBreak/>
         <w:t xml:space="preserve">    @Delete</w:t>
       </w:r>
       <w:r>
@@ -5741,12 +6072,6 @@
           <w:lang w:val="en-DE"/>
         </w:rPr>
         <w:br/>
-      </w:r>
-      <w:r>
-        <w:rPr>
-          <w:lang w:val="en-DE"/>
-        </w:rPr>
-        <w:lastRenderedPageBreak/>
         <w:t xml:space="preserve">    @Query("UPDATE equations SET </w:t>
       </w:r>
       <w:proofErr w:type="spellStart"/>
@@ -5843,7 +6168,7 @@
           <w:lang w:val="en-DE"/>
         </w:rPr>
       </w:pPr>
-      <w:bookmarkStart w:id="28" w:name="_Toc239935921"/>
+      <w:bookmarkStart w:id="28" w:name="_Toc240038163"/>
       <w:r>
         <w:t xml:space="preserve">Kôd </w:t>
       </w:r>
@@ -5893,17 +6218,35 @@
     </w:p>
     <w:p>
       <w:r>
-        <w:t>Vizualna prezentacija i RecyclerView:</w:t>
-      </w:r>
-    </w:p>
-    <w:p>
-      <w:r>
-        <w:t>Prikaz podataka u listama izveden je pomoću RecyclerView komponente i prilagođenih adaptera (</w:t>
+        <w:t xml:space="preserve">Vizualna prezentacija i </w:t>
       </w:r>
       <w:r>
         <w:rPr>
           <w:rStyle w:val="KdutekstuChar"/>
         </w:rPr>
+        <w:t>RecyclerView</w:t>
+      </w:r>
+      <w:r>
+        <w:t>:</w:t>
+      </w:r>
+    </w:p>
+    <w:p>
+      <w:r>
+        <w:t xml:space="preserve">Prikaz podataka u listama izveden je pomoću </w:t>
+      </w:r>
+      <w:r>
+        <w:rPr>
+          <w:rStyle w:val="KdutekstuChar"/>
+        </w:rPr>
+        <w:t>RecyclerView</w:t>
+      </w:r>
+      <w:r>
+        <w:t xml:space="preserve"> komponente i prilagođenih adaptera (</w:t>
+      </w:r>
+      <w:r>
+        <w:rPr>
+          <w:rStyle w:val="KdutekstuChar"/>
+        </w:rPr>
         <w:t>PocketAdapter</w:t>
       </w:r>
       <w:r>
@@ -5920,61 +6263,81 @@
       </w:r>
       <w:r>
         <w:rPr>
+          <w:i/>
+          <w:iCs/>
+        </w:rPr>
+        <w:t>Flow</w:t>
+      </w:r>
+      <w:r>
+        <w:t xml:space="preserve"> toka podataka. To omogućuje aplikaciji da automatski osvježi sučelje (engl. </w:t>
+      </w:r>
+      <w:r>
+        <w:rPr>
+          <w:i/>
+          <w:iCs/>
+        </w:rPr>
+        <w:t>Real-time update</w:t>
+      </w:r>
+      <w:r>
+        <w:t>) čim se dogodi bilo kakva promjena u bazi podataka (dodavanje, uređivanje ili brisanje).</w:t>
+      </w:r>
+    </w:p>
+    <w:p>
+      <w:r>
+        <w:t xml:space="preserve">Logika prikazivanja jednadžbi unutar mape uključuje i automatsko sortiranje. Prilikom učitavanja liste, sustav koristi Kotlin funkciju </w:t>
+      </w:r>
+      <w:r>
+        <w:rPr>
           <w:rStyle w:val="KdutekstuChar"/>
         </w:rPr>
-        <w:t>Flow</w:t>
-      </w:r>
-      <w:r>
-        <w:t xml:space="preserve"> toka podataka. To omogućuje aplikaciji da automatski osvježi sučelje (engl. Real-time update) čim se dogodi bilo kakva promjena u bazi podataka (dodavanje, uređivanje ili brisanje).</w:t>
-      </w:r>
-    </w:p>
-    <w:p>
-      <w:r>
-        <w:t xml:space="preserve">Logika prikazivanja jednadžbi unutar mape uključuje i automatsko sortiranje. Prilikom učitavanja liste, sustav koristi Kotlin funkciju </w:t>
+        <w:t>sortedByDescending</w:t>
+      </w:r>
+      <w:r>
+        <w:t xml:space="preserve"> { </w:t>
       </w:r>
       <w:r>
         <w:rPr>
           <w:rStyle w:val="KdutekstuChar"/>
         </w:rPr>
-        <w:t>sortedByDescending</w:t>
-      </w:r>
-      <w:r>
-        <w:t xml:space="preserve"> { </w:t>
+        <w:t>it.isFavorite</w:t>
+      </w:r>
+      <w:r>
+        <w:t xml:space="preserve"> }. Ovime se postiže da jednadžba označena kao favorit uvijek zauzima prvo mjesto u listi, bez obzira na kronološki redoslijed unosa. Vizualno se favorit dodatno ističe ikonom zvjezdice unutar samog elementa liste (</w:t>
       </w:r>
       <w:r>
         <w:rPr>
           <w:rStyle w:val="KdutekstuChar"/>
         </w:rPr>
-        <w:t>it.isFavorite</w:t>
-      </w:r>
-      <w:r>
-        <w:t xml:space="preserve"> }. Ovime se postiže da jednadžba označena kao favorit uvijek zauzima prvo mjesto u listi, bez obzira na kronološki redoslijed unosa. Vizualno se favorit dodatno ističe ikonom zvjezdice unutar samog elementa liste (</w:t>
+        <w:t>equation_item.xml</w:t>
+      </w:r>
+      <w:r>
+        <w:t>), čime se korisniku pruža trenutačna informacija o najvažnijem sadržaju u mapi.</w:t>
+      </w:r>
+    </w:p>
+    <w:p>
+      <w:r>
+        <w:t>CRUD operacije i korisničko sučelje:</w:t>
+      </w:r>
+    </w:p>
+    <w:p>
+      <w:r>
+        <w:t xml:space="preserve">Upravljanje jednadžbama (dodavanje, pregled, uređivanje i brisanje) izvedeno je kroz modalne dijaloge i kontekstualne izbornike. Dugim pritiskom na stavku u listi, otvara se </w:t>
       </w:r>
       <w:r>
         <w:rPr>
           <w:rStyle w:val="KdutekstuChar"/>
         </w:rPr>
-        <w:t>equation_item.xml</w:t>
-      </w:r>
-      <w:r>
-        <w:t>), čime se korisniku pruža trenutačna informacija o najvažnijem sadržaju u mapi.</w:t>
-      </w:r>
-    </w:p>
-    <w:p>
-      <w:r>
-        <w:t>CRUD operacije i korisničko sučelje:</w:t>
-      </w:r>
-    </w:p>
-    <w:p>
-      <w:r>
-        <w:t>Upravljanje jednadžbama (dodavanje, pregled, uređivanje i brisanje) izvedeno je kroz modalne dijaloge i kontekstualne izbornike. Dugim pritiskom na stavku u listi, otvara se AlertDialog koji korisniku nudi opcije za modifikaciju postojećeg zapisa. Ovakav pristup omogućuje brzo ispravljanje eventualnih pogrešaka u formuli bez potrebe za navigacijom na nove ekrane, čime se značajno poboljšava korisničko iskustvo.</w:t>
+        <w:t>AlertDialog</w:t>
+      </w:r>
+      <w:r>
+        <w:t xml:space="preserve"> koji korisniku nudi opcije za modifikaciju postojećeg zapisa. Ovakav pristup omogućuje brzo ispravljanje eventualnih pogrešaka u formuli bez potrebe za navigacijom na nove ekrane, čime se značajno poboljšava korisničko iskustvo.</w:t>
       </w:r>
     </w:p>
     <w:p>
       <w:pPr>
         <w:pStyle w:val="Heading2"/>
       </w:pPr>
-      <w:bookmarkStart w:id="29" w:name="_Toc239935730"/>
+      <w:bookmarkStart w:id="29" w:name="_Toc240038135"/>
       <w:r>
         <w:t>Modul za unos podataka i integracija postojećih OCR funkcionalnosti</w:t>
       </w:r>
@@ -5982,12 +6345,25 @@
     </w:p>
     <w:p>
       <w:r>
-        <w:t>Modul za unos podataka predstavlja jednu od najkompleksnijih komponenti aplikacije, osmišljenu kako bi se maksimalno smanjila potreba za ručnim prepisivanjem dugačkih matematičkih izraza. Sustav podržava dva komplementarna načina unosa: manualni putem prilagođene tipkovnice i automatizirani putem optičkog prepoznavanja znakova (engl. Optical Character Recognition, skraćeno OCR).</w:t>
-      </w:r>
-    </w:p>
-    <w:p>
+        <w:t xml:space="preserve">Modul za unos podataka predstavlja jednu od najkompleksnijih komponenti aplikacije, osmišljenu kako bi se maksimalno smanjila potreba za ručnim prepisivanjem dugačkih matematičkih izraza. Sustav podržava dva komplementarna načina unosa: manualni putem </w:t>
+      </w:r>
       <w:r>
         <w:lastRenderedPageBreak/>
+        <w:t xml:space="preserve">prilagođene tipkovnice i automatizirani putem optičkog prepoznavanja znakova (engl. </w:t>
+      </w:r>
+      <w:r>
+        <w:rPr>
+          <w:i/>
+          <w:iCs/>
+        </w:rPr>
+        <w:t>Optical Character Recognition</w:t>
+      </w:r>
+      <w:r>
+        <w:t>, skraćeno OCR).</w:t>
+      </w:r>
+    </w:p>
+    <w:p>
+      <w:r>
         <w:t>Implementacija CameraX preview sučelja:</w:t>
       </w:r>
     </w:p>
@@ -6007,7 +6383,26 @@
     </w:p>
     <w:p>
       <w:r>
-        <w:t>Logika upravljanja kamerom bazirana je na objektu ProcessCameraProvider koji omogućuje povezivanje životnog ciklusa kamere s životnim ciklusom samog fragmenta. Ovim je postignuto da se resursi kamere automatski oslobađaju čim korisnik napusti ekran, čime se optimizira potrošnja baterije. Uz sam prikaz, u sučelje su dodane kontrole za bljeskalicu (engl. Torch mode) i digitalno zumiranje na dodir, što je nužno za postizanje oštrine potrebne za očitavanje sitnih matematičkih simbola.</w:t>
+        <w:t xml:space="preserve">Logika upravljanja kamerom bazirana je na objektu </w:t>
+      </w:r>
+      <w:r>
+        <w:rPr>
+          <w:rStyle w:val="KdutekstuChar"/>
+        </w:rPr>
+        <w:t>ProcessCameraProvider</w:t>
+      </w:r>
+      <w:r>
+        <w:t xml:space="preserve"> koji omogućuje povezivanje životnog ciklusa kamere s životnim ciklusom samog fragmenta. Ovim je postignuto da se resursi kamere automatski oslobađaju čim korisnik napusti ekran, čime se optimizira potrošnja baterije. Uz sam prikaz, u sučelje su dodane kontrole za bljeskalicu (engl. </w:t>
+      </w:r>
+      <w:r>
+        <w:rPr>
+          <w:i/>
+          <w:iCs/>
+        </w:rPr>
+        <w:t>Torch mode</w:t>
+      </w:r>
+      <w:r>
+        <w:t>) i digitalno zumiranje na dodir, što je nužno za postizanje oštrine potrebne za očitavanje sitnih matematičkih simbola.</w:t>
       </w:r>
     </w:p>
     <w:p>
@@ -6031,11 +6426,94 @@
         <w:t>ImageAnalysis</w:t>
       </w:r>
       <w:r>
-        <w:t xml:space="preserve"> analizatora. Svaki frejm (engl. frame) slike koji kamera proizvede šalje se u procesor koji detektira blokove teksta, linije i pojedinačne znakove. Ključni izazov kod mobilnih kamera je rotacija slike u memoriji, koja je najčešće pod kutom od 90 stupnjeva u odnosu na ekran. Kako bi sustav bio precizan, implementirana je logika mapiranja koordinata (engl. Coordinate Mapping) koja osigurava da aplikacija analizira isključivo onaj tekst koji se nalazi unutar bijelog pravokutnog okvira definiranog u UI-u (viewfinder_border.xml). Ovaj </w:t>
+        <w:t xml:space="preserve"> analizatora. Svaki frejm (engl. </w:t>
+      </w:r>
+      <w:r>
+        <w:rPr>
+          <w:i/>
+          <w:iCs/>
+        </w:rPr>
+        <w:t>frame</w:t>
+      </w:r>
+      <w:r>
+        <w:t>) slike koji kamera proizvede šalje se u procesor koji detektira blokove teksta, linije i pojedinačne znakove.</w:t>
+      </w:r>
+    </w:p>
+    <w:p>
+      <w:r>
+        <w:t>„Ako operacija prepoznavanja teksta uspije, objekt Text (/android/reference/com/google/mlkit/vision/text/Text) prosljeđuje se slušaču uspjeha (</w:t>
+      </w:r>
+      <w:r>
+        <w:rPr>
+          <w:i/>
+          <w:iCs/>
+        </w:rPr>
+        <w:t>success listener</w:t>
+      </w:r>
+      <w:r>
+        <w:t>). Objekt Text sadrži cjelokupni tekst prepoznat na slici te nula ili više objekata TextBlock (/android/reference/com/google/mlkit/vision/text/Text.TextBlock).“</w:t>
+      </w:r>
+      <w:sdt>
+        <w:sdtPr>
+          <w:id w:val="1696184353"/>
+          <w:citation/>
+        </w:sdtPr>
+        <w:sdtContent>
+          <w:r>
+            <w:fldChar w:fldCharType="begin"/>
+          </w:r>
+          <w:r>
+            <w:instrText xml:space="preserve"> CITATION Goo26 \l 1050 </w:instrText>
+          </w:r>
+          <w:r>
+            <w:fldChar w:fldCharType="separate"/>
+          </w:r>
+          <w:r>
+            <w:rPr>
+              <w:noProof/>
+            </w:rPr>
+            <w:t xml:space="preserve"> [4]</w:t>
+          </w:r>
+          <w:r>
+            <w:fldChar w:fldCharType="end"/>
+          </w:r>
+        </w:sdtContent>
+      </w:sdt>
+      <w:r>
+        <w:t xml:space="preserve"> Ključni izazov kod mobilnih kamera je rotacija slike u memoriji, koja je najčešće pod kutom od 90 stupnjeva u odnosu na ekran. Kako bi sustav bio precizan, implementirana je logika mapiranja koordinata (engl. </w:t>
+      </w:r>
+      <w:r>
+        <w:rPr>
+          <w:i/>
+          <w:iCs/>
+        </w:rPr>
+        <w:t>Coordinate Mapping</w:t>
+      </w:r>
+      <w:r>
+        <w:t>) koja osigurava da aplikacija analizira isključivo onaj tekst koji se nalazi unutar bijelog pravokutnog okvira definiranog u UI-u (</w:t>
+      </w:r>
+      <w:r>
+        <w:rPr>
+          <w:rStyle w:val="KdutekstuChar"/>
+        </w:rPr>
+        <w:t>viewfinder_border.xml</w:t>
+      </w:r>
+      <w:r>
+        <w:t xml:space="preserve">). Ovaj centralizirani pristup (engl. </w:t>
+      </w:r>
+      <w:r>
+        <w:rPr>
+          <w:i/>
+          <w:iCs/>
+        </w:rPr>
+        <w:t>Region of Interest</w:t>
+      </w:r>
+      <w:r>
+        <w:t xml:space="preserve">) </w:t>
       </w:r>
       <w:r>
         <w:lastRenderedPageBreak/>
-        <w:t xml:space="preserve">centralizirani pristup (engl. Region of Interest) značajno smanjuje "šum" i povećava preciznost </w:t>
+        <w:t xml:space="preserve">značajno smanjuje "šum" i povećava preciznost </w:t>
       </w:r>
       <w:r>
         <w:rPr>
@@ -6082,7 +6560,7 @@
                             <w:pPr>
                               <w:pStyle w:val="Caption"/>
                             </w:pPr>
-                            <w:bookmarkStart w:id="30" w:name="_Toc239935900"/>
+                            <w:bookmarkStart w:id="30" w:name="_Toc240038157"/>
                             <w:r>
                               <w:t xml:space="preserve">Slika </w:t>
                             </w:r>
@@ -6156,7 +6634,7 @@
                       <w:pPr>
                         <w:pStyle w:val="Caption"/>
                       </w:pPr>
-                      <w:bookmarkStart w:id="31" w:name="_Toc239935900"/>
+                      <w:bookmarkStart w:id="31" w:name="_Toc240038157"/>
                       <w:r>
                         <w:t xml:space="preserve">Slika </w:t>
                       </w:r>
@@ -6286,7 +6764,19 @@
     </w:p>
     <w:p>
       <w:r>
-        <w:t>Budući da su standardni OCR algoritmi primarno optimizirani za prepoznavanje prirodnog jezika, a ne matematičke notacije, bilo je potrebno implementirati poseban sloj logike za pročišćavanje rezultata. Nakon što ML Kit vrati detektirani tekstualni niz, on prolazi kroz niz filtara u jeziku Kotlin.</w:t>
+        <w:t>Budući da su standardni OCR algoritmi primarno optimizirani za prepoznavanje prirodnog jezika, a ne matematičk</w:t>
+      </w:r>
+      <w:r>
+        <w:t>og</w:t>
+      </w:r>
+      <w:r>
+        <w:t xml:space="preserve"> </w:t>
+      </w:r>
+      <w:r>
+        <w:t>zapisa</w:t>
+      </w:r>
+      <w:r>
+        <w:t>, bilo je potrebno implementirati poseban sloj logike za pročišćavanje rezultata. Nakon što ML Kit vrati detektirani tekstualni niz, on prolazi kroz niz filtara u jeziku Kotlin.</w:t>
       </w:r>
     </w:p>
     <w:p>
@@ -8062,7 +8552,7 @@
           <w:lang w:val="en-DE"/>
         </w:rPr>
       </w:pPr>
-      <w:bookmarkStart w:id="32" w:name="_Toc239935922"/>
+      <w:bookmarkStart w:id="32" w:name="_Toc240038164"/>
       <w:r>
         <w:t xml:space="preserve">Kôd </w:t>
       </w:r>
@@ -8149,7 +8639,7 @@
       <w:pPr>
         <w:pStyle w:val="Heading2"/>
       </w:pPr>
-      <w:bookmarkStart w:id="33" w:name="_Toc239935731"/>
+      <w:bookmarkStart w:id="33" w:name="_Toc240038136"/>
       <w:r>
         <w:t>Algoritam za parsiranje niza znakova i izgradnju stabla</w:t>
       </w:r>
@@ -8157,7 +8647,27 @@
     </w:p>
     <w:p>
       <w:r>
-        <w:t>Srž matematičke inteligencije aplikacije EquationPocket leži u njezinoj sposobnosti da interpretira niz znakova (engl. String) ne samo kao tekst, već kao kompleksnu matematičku strukturu. Ovaj proces transformacije naziva se parsiranje, a njegov krajnji rezultat je izgradnja apstraktnog sintaktičkog stabla (engl. Abstract Syntax Tree, skraćeno AST).</w:t>
+        <w:t xml:space="preserve">Srž matematičke inteligencije aplikacije EquationPocket leži u njezinoj sposobnosti da interpretira niz znakova (engl. </w:t>
+      </w:r>
+      <w:r>
+        <w:rPr>
+          <w:i/>
+          <w:iCs/>
+        </w:rPr>
+        <w:t>String</w:t>
+      </w:r>
+      <w:r>
+        <w:t xml:space="preserve">) ne samo kao tekst, već kao kompleksnu matematičku strukturu. Ovaj proces transformacije naziva se parsiranje, a njegov krajnji rezultat je izgradnja apstraktnog sintaktičkog stabla (engl. </w:t>
+      </w:r>
+      <w:r>
+        <w:rPr>
+          <w:i/>
+          <w:iCs/>
+        </w:rPr>
+        <w:t>Abstract Syntax Tree</w:t>
+      </w:r>
+      <w:r>
+        <w:t>, skraćeno AST).</w:t>
       </w:r>
     </w:p>
     <w:p>
@@ -8229,7 +8739,7 @@
                                 <w:noProof/>
                               </w:rPr>
                             </w:pPr>
-                            <w:bookmarkStart w:id="34" w:name="_Toc239935901"/>
+                            <w:bookmarkStart w:id="34" w:name="_Toc240038158"/>
                             <w:r>
                               <w:t xml:space="preserve">Slika </w:t>
                             </w:r>
@@ -8306,7 +8816,7 @@
                           <w:noProof/>
                         </w:rPr>
                       </w:pPr>
-                      <w:bookmarkStart w:id="35" w:name="_Toc239935901"/>
+                      <w:bookmarkStart w:id="35" w:name="_Toc240038158"/>
                       <w:r>
                         <w:t xml:space="preserve">Slika </w:t>
                       </w:r>
@@ -8457,7 +8967,7 @@
       <w:pPr>
         <w:pStyle w:val="Heading2"/>
       </w:pPr>
-      <w:bookmarkStart w:id="36" w:name="_Toc239935732"/>
+      <w:bookmarkStart w:id="36" w:name="_Toc240038137"/>
       <w:r>
         <w:t>Dinamičko generiranje ulaznih polja i kalkulator nepoznanica</w:t>
       </w:r>
@@ -8471,7 +8981,13 @@
         <w:t>Solvera</w:t>
       </w:r>
       <w:r>
-        <w:t>, koji omogućuje transformaciju statičnog zapisa jednadžbe u interaktivni obrazac. Ovaj proces započinje preciznom detekcijom varijabli unutar tekstualnog niza formule. Kako bi sustav ispravno identificirao samo one simbole koji predstavljaju fizikalne ili matematičke parametre, implementirana je logika temeljena na regularnim izrazima koja analizira tekst, ali istovremeno provjerava listu rezerviranih riječi. Tim postupkom osigurano je da nazivi standardnih funkcija, poput trigonometrijskih operacija ili logaritama, ne budu tretirani kao polja za unos, već kao dio matematičke operacije.</w:t>
+        <w:t>, koji omogućuje transformaciju statičnog zapisa jednadžbe u interaktivni obrazac</w:t>
+      </w:r>
+      <w:r>
+        <w:t xml:space="preserve"> što je prikazano na Slici 5.4</w:t>
+      </w:r>
+      <w:r>
+        <w:t>. Ovaj proces započinje preciznom detekcijom varijabli unutar tekstualnog niza formule. Kako bi sustav ispravno identificirao samo one simbole koji predstavljaju fizikalne ili matematičke parametre, implementirana je logika temeljena na regularnim izrazima koja analizira tekst, ali istovremeno provjerava listu rezerviranih riječi. Tim postupkom osigurano je da nazivi standardnih funkcija, poput trigonometrijskih operacija ili logaritama, ne budu tretirani kao polja za unos, već kao dio matematičke operacije.</w:t>
       </w:r>
     </w:p>
     <w:p>
@@ -8485,7 +9001,29 @@
         <w:t>SolverFragment</w:t>
       </w:r>
       <w:r>
-        <w:t xml:space="preserve"> klase pokreće se postupak programskog generiranja elemenata sučelja. Umjesto statičkog definiranja polja u XML datoteci, aplikacija dinamički kreira horizontalne redove koristeći LinearLayout komponente. Svaki red sastoji se od tekstualnog prikaza naziva varijable (npr. m =) fiksne širine radi urednijeg poravnanja, te TextInputEditText polja za unos vrijednosti. Ovakav pristup omogućuje aplikaciji da se trenutačno prilagodi bilo kojoj jednadžbi, bez obzira na broj parametara koje ona sadrži. Posebna pažnja posvećena je korisničkom iskustvu tako što je za ova polja onemogućena pojava standardne sistemske tipkovnice, čime se osigurava da naša specijalizirana znanstvena tastatura ostane primarni alat za unos, sprječavajući pritom preklapanje elemenata na ekranu.</w:t>
+        <w:t xml:space="preserve"> klase pokreće se postupak programskog generiranja elemenata sučelja. Umjesto statičkog definiranja polja u XML datoteci, aplikacija dinamički kreira horizontalne redove koristeći </w:t>
+      </w:r>
+      <w:r>
+        <w:rPr>
+          <w:rStyle w:val="KdutekstuChar"/>
+        </w:rPr>
+        <w:t>LinearLayout</w:t>
+      </w:r>
+      <w:r>
+        <w:t xml:space="preserve"> komponente. Svaki red sastoji se od tekstualnog prikaza naziva varijable (npr. m =) fiksne širine radi urednijeg poravnanja, te </w:t>
+      </w:r>
+      <w:r>
+        <w:rPr>
+          <w:rStyle w:val="KdutekstuChar"/>
+        </w:rPr>
+        <w:t>TextInputEditText</w:t>
+      </w:r>
+      <w:r>
+        <w:t xml:space="preserve"> polja za unos vrijednosti. Ovakav pristup omogućuje aplikaciji da se trenutačno prilagodi bilo kojoj jednadžbi, bez obzira na broj parametara koje ona sadrži. Posebna pažnja posvećena je korisničkom iskustvu tako što je za ova polja onemogućena pojava standardne sistemske </w:t>
+      </w:r>
+      <w:r>
+        <w:lastRenderedPageBreak/>
+        <w:t>tipkovnice, čime se osigurava da naša specijalizirana znanstvena tastatura ostane primarni alat za unos, sprječavajući pritom preklapanje elemenata na ekranu.</w:t>
       </w:r>
     </w:p>
     <w:p>
@@ -8493,7 +9031,6 @@
         <w:rPr>
           <w:noProof/>
         </w:rPr>
-        <w:lastRenderedPageBreak/>
         <mc:AlternateContent>
           <mc:Choice Requires="wps">
             <w:drawing>
@@ -8538,7 +9075,7 @@
                                 <w:noProof/>
                               </w:rPr>
                             </w:pPr>
-                            <w:bookmarkStart w:id="37" w:name="_Toc239935902"/>
+                            <w:bookmarkStart w:id="37" w:name="_Toc240038159"/>
                             <w:r>
                               <w:t xml:space="preserve">Slika </w:t>
                             </w:r>
@@ -8615,7 +9152,7 @@
                           <w:noProof/>
                         </w:rPr>
                       </w:pPr>
-                      <w:bookmarkStart w:id="38" w:name="_Toc239935902"/>
+                      <w:bookmarkStart w:id="38" w:name="_Toc240038159"/>
                       <w:r>
                         <w:t xml:space="preserve">Slika </w:t>
                       </w:r>
@@ -8737,7 +9274,17 @@
     </w:p>
     <w:p>
       <w:r>
-        <w:t>Logika samog izračuna temelji se na principu prepoznavanja praznog polja. U trenutku aktivacije naredbe za izračun, sustav prolazi kroz sva generirana polja i prikuplja unesene vrijednosti. Ako aplikacija detektira da je točno jedno polje ostavljeno prazno, ono se automatski definira kao tražena nepoznanica. Sustav tada konstruira specifičan upit prema Symja engine-u koristeći format Solve(lijeva_strana == desna_strana, nepoznanica).</w:t>
+        <w:t xml:space="preserve">Logika samog izračuna temelji se na principu prepoznavanja praznog polja. U trenutku aktivacije naredbe za izračun, sustav prolazi kroz sva generirana polja i prikuplja unesene vrijednosti. Ako aplikacija detektira da je točno jedno polje ostavljeno prazno, ono se </w:t>
+      </w:r>
+      <w:r>
+        <w:lastRenderedPageBreak/>
+        <w:t>automatski definira kao tražena nepoznanica. Sustav tada konstruira specifičan upit prema Symja engine-u koristeći format Solve</w:t>
+      </w:r>
+      <w:r>
+        <w:t xml:space="preserve"> </w:t>
+      </w:r>
+      <w:r>
+        <w:t>(lijeva_strana == desna_strana, nepoznanica).</w:t>
       </w:r>
     </w:p>
     <w:p>
@@ -8752,10 +9299,10 @@
         <w:rPr>
           <w:lang w:val="en-DE"/>
         </w:rPr>
-        <w:lastRenderedPageBreak/>
         <w:t xml:space="preserve">private fun </w:t>
       </w:r>
       <w:proofErr w:type="spellStart"/>
+      <w:proofErr w:type="gramStart"/>
       <w:r>
         <w:rPr>
           <w:lang w:val="en-DE"/>
@@ -8767,7 +9314,14 @@
         <w:rPr>
           <w:lang w:val="en-DE"/>
         </w:rPr>
-        <w:t>(formula: String) {</w:t>
+        <w:t>(</w:t>
+      </w:r>
+      <w:proofErr w:type="gramEnd"/>
+      <w:r>
+        <w:rPr>
+          <w:lang w:val="en-DE"/>
+        </w:rPr>
+        <w:t>formula: String) {</w:t>
       </w:r>
       <w:r>
         <w:rPr>
@@ -9811,6 +10365,7 @@
         <w:rPr>
           <w:lang w:val="en-DE"/>
         </w:rPr>
+        <w:lastRenderedPageBreak/>
         <w:br/>
         <w:t xml:space="preserve">            // </w:t>
       </w:r>
@@ -9897,12 +10452,6 @@
           <w:lang w:val="en-DE"/>
         </w:rPr>
         <w:br/>
-      </w:r>
-      <w:r>
-        <w:rPr>
-          <w:lang w:val="en-DE"/>
-        </w:rPr>
-        <w:lastRenderedPageBreak/>
         <w:t xml:space="preserve">            </w:t>
       </w:r>
       <w:proofErr w:type="spellStart"/>
@@ -10845,6 +11394,12 @@
           <w:lang w:val="en-DE"/>
         </w:rPr>
         <w:br/>
+      </w:r>
+      <w:r>
+        <w:rPr>
+          <w:lang w:val="en-DE"/>
+        </w:rPr>
+        <w:lastRenderedPageBreak/>
         <w:t xml:space="preserve">                else -&gt; {</w:t>
       </w:r>
       <w:r>
@@ -10902,12 +11457,6 @@
           <w:lang w:val="en-DE"/>
         </w:rPr>
         <w:br/>
-      </w:r>
-      <w:r>
-        <w:rPr>
-          <w:lang w:val="en-DE"/>
-        </w:rPr>
-        <w:lastRenderedPageBreak/>
         <w:t xml:space="preserve">                    </w:t>
       </w:r>
       <w:r>
@@ -11960,6 +12509,7 @@
         <w:rPr>
           <w:lang w:val="en-DE"/>
         </w:rPr>
+        <w:lastRenderedPageBreak/>
         <w:t>inputsMap.entries.</w:t>
       </w:r>
       <w:r>
@@ -12071,7 +12621,6 @@
         <w:rPr>
           <w:lang w:val="en-DE"/>
         </w:rPr>
-        <w:lastRenderedPageBreak/>
         <w:t>HistoryEntry</w:t>
       </w:r>
       <w:proofErr w:type="spellEnd"/>
@@ -12476,7 +13025,7 @@
         <w:ind w:left="2160" w:firstLine="720"/>
         <w:jc w:val="left"/>
       </w:pPr>
-      <w:bookmarkStart w:id="39" w:name="_Toc239935923"/>
+      <w:bookmarkStart w:id="39" w:name="_Toc240038165"/>
       <w:r>
         <w:t xml:space="preserve">Kôd </w:t>
       </w:r>
@@ -12547,8 +13096,9 @@
       <w:pPr>
         <w:pStyle w:val="Heading2"/>
       </w:pPr>
-      <w:bookmarkStart w:id="40" w:name="_Toc239935733"/>
-      <w:r>
+      <w:bookmarkStart w:id="40" w:name="_Toc240038138"/>
+      <w:r>
+        <w:lastRenderedPageBreak/>
         <w:t>Implementacija modula za iscrtavanje grafova</w:t>
       </w:r>
       <w:bookmarkEnd w:id="40"/>
@@ -12561,11 +13111,7 @@
         <w:t>Solver</w:t>
       </w:r>
       <w:r>
-        <w:t xml:space="preserve">. Primarna svrha ovog modula je omogućiti korisniku uočavanje trendova i odnosa između varijabli unutar iste sesije izračuna. Tehnička realizacija vizualizacije temelji </w:t>
-      </w:r>
-      <w:r>
-        <w:lastRenderedPageBreak/>
-        <w:t xml:space="preserve">se na </w:t>
+        <w:t xml:space="preserve">. Primarna svrha ovog modula je omogućiti korisniku uočavanje trendova i odnosa između varijabli unutar iste sesije izračuna. Tehnička realizacija vizualizacije temelji se na </w:t>
       </w:r>
       <w:r>
         <w:t>biblioteci</w:t>
@@ -12585,15 +13131,15 @@
           <w:noProof/>
         </w:rPr>
         <w:drawing>
-          <wp:anchor distT="0" distB="0" distL="114300" distR="114300" simplePos="0" relativeHeight="251676672" behindDoc="0" locked="0" layoutInCell="1" allowOverlap="1" wp14:anchorId="5EB1C866" wp14:editId="7ACDF26A">
+          <wp:anchor distT="0" distB="0" distL="114300" distR="114300" simplePos="0" relativeHeight="251676672" behindDoc="0" locked="0" layoutInCell="1" allowOverlap="1" wp14:anchorId="5EB1C866" wp14:editId="46C060D4">
             <wp:simplePos x="0" y="0"/>
             <wp:positionH relativeFrom="page">
-              <wp:align>center</wp:align>
+              <wp:posOffset>2428875</wp:posOffset>
             </wp:positionH>
             <wp:positionV relativeFrom="paragraph">
-              <wp:posOffset>2023745</wp:posOffset>
+              <wp:posOffset>1153160</wp:posOffset>
             </wp:positionV>
-            <wp:extent cx="2705100" cy="5534025"/>
+            <wp:extent cx="2705100" cy="5153025"/>
             <wp:effectExtent l="0" t="0" r="0" b="9525"/>
             <wp:wrapTopAndBottom/>
             <wp:docPr id="497800166" name="Picture 7"/>
@@ -12622,7 +13168,7 @@
                   <pic:spPr>
                     <a:xfrm>
                       <a:off x="0" y="0"/>
-                      <a:ext cx="2705100" cy="5534025"/>
+                      <a:ext cx="2705100" cy="5153025"/>
                     </a:xfrm>
                     <a:prstGeom prst="rect">
                       <a:avLst/>
@@ -12688,7 +13234,7 @@
                                 <w:noProof/>
                               </w:rPr>
                             </w:pPr>
-                            <w:bookmarkStart w:id="41" w:name="_Toc239935903"/>
+                            <w:bookmarkStart w:id="41" w:name="_Toc240038160"/>
                             <w:r>
                               <w:t xml:space="preserve">Slika </w:t>
                             </w:r>
@@ -12762,7 +13308,7 @@
                           <w:noProof/>
                         </w:rPr>
                       </w:pPr>
-                      <w:bookmarkStart w:id="42" w:name="_Toc239935903"/>
+                      <w:bookmarkStart w:id="42" w:name="_Toc240038160"/>
                       <w:r>
                         <w:t xml:space="preserve">Slika </w:t>
                       </w:r>
@@ -12834,12 +13380,15 @@
         <w:t>pokrene</w:t>
       </w:r>
       <w:r>
-        <w:t xml:space="preserve"> izračun, sustav sprema objekt koji sadrži mapu ulaznih parametara i dobiveni rezultat. Prije prelaska na ekran s grafom, korisnik putem konfiguracijskog dijaloga odabire jednu od ulaznih varijabli koja će služiti kao nezavisna varijabla na apscisi (X-os), dok se rezultat jednadžbe fiksno mapira na ordinatu (Y-os).</w:t>
-      </w:r>
-    </w:p>
-    <w:p>
+        <w:t xml:space="preserve"> izračun, sustav sprema objekt koji sadrži mapu ulaznih parametara i dobiveni rezultat. Prije prelaska na ekran s grafom, korisnik putem konfiguracijskog dijaloga odabire jednu od ulaznih varijabli koja će služiti </w:t>
+      </w:r>
       <w:r>
         <w:lastRenderedPageBreak/>
+        <w:t>kao nezavisna varijabla na apscisi (X-os), dok se rezultat jednadžbe fiksno mapira na ordinatu (Y-os).</w:t>
+      </w:r>
+    </w:p>
+    <w:p>
+      <w:r>
         <w:t xml:space="preserve">Jedan od ključnih tehničkih izazova u ovom koraku bilo je ispravno parsiranje podataka. Budući da </w:t>
       </w:r>
       <w:r>
@@ -12860,7 +13409,8 @@
       </w:r>
       <w:r>
         <w:rPr>
-          <w:rStyle w:val="KdutekstuChar"/>
+          <w:i/>
+          <w:iCs/>
         </w:rPr>
         <w:t>CUBIC_BEZIER</w:t>
       </w:r>
@@ -12869,7 +13419,17 @@
       </w:r>
       <w:r>
         <w:lastRenderedPageBreak/>
-        <w:t xml:space="preserve">diskretnim sjenčanjem površine ispod krivulje (engl. fill) te jasno istaknutim markerima na </w:t>
+        <w:t xml:space="preserve">diskretnim sjenčanjem površine ispod krivulje (engl. </w:t>
+      </w:r>
+      <w:r>
+        <w:rPr>
+          <w:i/>
+          <w:iCs/>
+        </w:rPr>
+        <w:t>fill</w:t>
+      </w:r>
+      <w:r>
+        <w:t xml:space="preserve">) te jasno istaknutim markerima na </w:t>
       </w:r>
       <w:r>
         <w:rPr>
@@ -12916,7 +13476,7 @@
                             <w:pPr>
                               <w:pStyle w:val="Caption"/>
                             </w:pPr>
-                            <w:bookmarkStart w:id="43" w:name="_Toc239935904"/>
+                            <w:bookmarkStart w:id="43" w:name="_Toc240038161"/>
                             <w:r>
                               <w:t xml:space="preserve">Slika </w:t>
                             </w:r>
@@ -12987,7 +13547,7 @@
                       <w:pPr>
                         <w:pStyle w:val="Caption"/>
                       </w:pPr>
-                      <w:bookmarkStart w:id="44" w:name="_Toc239935904"/>
+                      <w:bookmarkStart w:id="44" w:name="_Toc240038161"/>
                       <w:r>
                         <w:t xml:space="preserve">Slika </w:t>
                       </w:r>
@@ -13109,7 +13669,13 @@
     </w:p>
     <w:p>
       <w:r>
-        <w:t>Rješavanje problema ekstremnih raspona (Logaritamska skala):</w:t>
+        <w:t>Rješavanje problema ekstremnih raspona (</w:t>
+      </w:r>
+      <w:r>
+        <w:t>l</w:t>
+      </w:r>
+      <w:r>
+        <w:t>ogaritamska skala):</w:t>
       </w:r>
     </w:p>
     <w:p>
@@ -13139,7 +13705,7 @@
       <w:pPr>
         <w:pStyle w:val="Heading2"/>
       </w:pPr>
-      <w:bookmarkStart w:id="45" w:name="_Toc239935734"/>
+      <w:bookmarkStart w:id="45" w:name="_Toc240038139"/>
       <w:r>
         <w:t>Razvoj vodiča za nove korisnike</w:t>
       </w:r>
@@ -13169,28 +13735,81 @@
         <w:t xml:space="preserve"> klase, koja služi kao početni ekran aplikacije, implementirana je provjera stanja lokalne Room baze podataka. Koristeći Kotlin </w:t>
       </w:r>
       <w:r>
+        <w:t>f</w:t>
+      </w:r>
+      <w:r>
+        <w:t>low</w:t>
+      </w:r>
+      <w:r>
+        <w:t xml:space="preserve"> i funkciju first(), aplikacija pri svakom pokretanju analizira postoji li barem jedna spremljena mapa.</w:t>
+      </w:r>
+    </w:p>
+    <w:p>
+      <w:r>
+        <w:t>U slučaju da je baza podataka potpuno prazna, sustav to interpretira kao prvo pokretanje aplikacije i automatski inicira prikaz tutoriala. Ovakav pristup osigurava da se iskusni korisnici, koji već imaju organiziran sadržaj, ne ometaju suvišnim obavijestima, dok se početnicima trenutačno pruža potrebna pomoć.</w:t>
+      </w:r>
+    </w:p>
+    <w:p>
+      <w:r>
+        <w:t>Implementacija interaktivnog pop-upa:</w:t>
+      </w:r>
+    </w:p>
+    <w:p>
+      <w:r>
+        <w:t xml:space="preserve">Sam vodič realiziran je kao prilagođeni </w:t>
+      </w:r>
+      <w:r>
         <w:rPr>
           <w:rStyle w:val="KdutekstuChar"/>
         </w:rPr>
-        <w:t>Flow</w:t>
-      </w:r>
-      <w:r>
-        <w:t xml:space="preserve"> i funkciju first(), aplikacija pri svakom pokretanju analizira postoji li barem jedna spremljena mapa.</w:t>
-      </w:r>
-    </w:p>
-    <w:p>
-      <w:r>
-        <w:t>U slučaju da je baza podataka potpuno prazna, sustav to interpretira kao prvo pokretanje aplikacije i automatski inicira prikaz tutoriala. Ovakav pristup osigurava da se iskusni korisnici, koji već imaju organiziran sadržaj, ne ometaju suvišnim obavijestima, dok se početnicima trenutačno pruža potrebna pomoć.</w:t>
-      </w:r>
-    </w:p>
-    <w:p>
-      <w:r>
-        <w:t>Implementacija interaktivnog pop-upa:</w:t>
-      </w:r>
-    </w:p>
-    <w:p>
-      <w:r>
-        <w:t>Sam vodič realiziran je kao prilagođeni AlertDialog koji koristi namjenski XML layout (dialog_tutorial.xml). Za razliku od standardnih tekstualnih poruka, ovaj pop-up sadrži niz od tri vizualna prikaza koji simuliraju rad u aplikaciji. Svaka slika u nizu nosi specifičnu informaciju.</w:t>
+        <w:t>AlertDialog</w:t>
+      </w:r>
+      <w:r>
+        <w:t xml:space="preserve"> koji koristi namjenski XML layout (</w:t>
+      </w:r>
+      <w:r>
+        <w:rPr>
+          <w:rStyle w:val="KdutekstuChar"/>
+        </w:rPr>
+        <w:t>dialog_tutorial.xml</w:t>
+      </w:r>
+      <w:r>
+        <w:t xml:space="preserve">). </w:t>
+      </w:r>
+      <w:r>
+        <w:t>„Dijalozi su povišeni korisnički elementi koji preuzimaju potpunu usredotočenost zaslona. Često se koriste za informiranje korisnika o nekom stanju, kao što je poruka o pogrešci.“</w:t>
+      </w:r>
+      <w:sdt>
+        <w:sdtPr>
+          <w:id w:val="-1626452927"/>
+          <w:citation/>
+        </w:sdtPr>
+        <w:sdtContent>
+          <w:r>
+            <w:fldChar w:fldCharType="begin"/>
+          </w:r>
+          <w:r>
+            <w:instrText xml:space="preserve"> CITATION For25 \l 1050 </w:instrText>
+          </w:r>
+          <w:r>
+            <w:fldChar w:fldCharType="separate"/>
+          </w:r>
+          <w:r>
+            <w:rPr>
+              <w:noProof/>
+            </w:rPr>
+            <w:t xml:space="preserve"> [1]</w:t>
+          </w:r>
+          <w:r>
+            <w:fldChar w:fldCharType="end"/>
+          </w:r>
+        </w:sdtContent>
+      </w:sdt>
+      <w:r>
+        <w:t xml:space="preserve"> </w:t>
+      </w:r>
+      <w:r>
+        <w:t>Za razliku od standardnih tekstualnih poruka, ovaj pop-up sadrži niz od tri vizualna prikaza koji simuliraju rad u aplikaciji. Svaka slika u nizu nosi specifičnu informaciju.</w:t>
       </w:r>
     </w:p>
     <w:p>
@@ -13205,6 +13824,7 @@
     </w:p>
     <w:p>
       <w:r>
+        <w:lastRenderedPageBreak/>
         <w:t xml:space="preserve">Logika </w:t>
       </w:r>
       <w:r>
@@ -13216,79 +13836,89 @@
     </w:p>
     <w:p>
       <w:r>
+        <w:t>Navigacija kroz ove korake izvedena je pomoću gumba „Dalje“ i „Natrag“, pri čemu se sučelje pop-upa dinamički ažurira bez zatvaranja dijaloga. Ovakav kontinuitet zadržava pažnju korisnika i pruža osjećaj fluidnosti.</w:t>
+      </w:r>
+    </w:p>
+    <w:p>
+      <w:r>
+        <w:t>Trajna dostupnost i UX:</w:t>
+      </w:r>
+    </w:p>
+    <w:p>
+      <w:r>
+        <w:t xml:space="preserve">Iako se tutorial automatski pokreće samo jednom, prepoznata je potreba da korisnici mogu naknadno pristupiti ovim informacijama. Zbog toga je vodič integriran i kao stalna stavka unutar navigacijskog izbornika (Drawer). Implementirana je klasa </w:t>
+      </w:r>
+      <w:r>
+        <w:rPr>
+          <w:rStyle w:val="KdutekstuChar"/>
+        </w:rPr>
+        <w:t>TutorialFragment</w:t>
+      </w:r>
+      <w:r>
+        <w:t xml:space="preserve"> koja sadrži sučelje s gumbom za ručno pokretanje istog interaktivnog pop-upa. Ovim je osigurano da korisnik u bilo kojem trenutku, čak i nakon što napuni bazu s desecima jednadžbi, može ponovno pregledati upute ako se susretne s nedoumicama oko unosa ili funkcioniranja Solvera.</w:t>
+      </w:r>
+    </w:p>
+    <w:p>
+      <w:pPr>
+        <w:pStyle w:val="Heading2"/>
+      </w:pPr>
+      <w:bookmarkStart w:id="46" w:name="_Toc240038140"/>
+      <w:r>
+        <w:t>Dijeljenje jednadžbi sa drugim korisnicima</w:t>
+      </w:r>
+      <w:bookmarkEnd w:id="46"/>
+    </w:p>
+    <w:p>
+      <w:r>
+        <w:t xml:space="preserve">Posljednja faza implementacije bila je usmjerena na razvoj sustava za </w:t>
+      </w:r>
+      <w:r>
+        <w:t>suradnju</w:t>
+      </w:r>
+      <w:r>
+        <w:t xml:space="preserve"> koj</w:t>
+      </w:r>
+      <w:r>
+        <w:t>a</w:t>
+      </w:r>
+      <w:r>
+        <w:t xml:space="preserve"> korisnicima omogućuje brzu i jednostavnu razmjenu podataka. Kako bi se izbjegla potreba za skupim održavanjem vanjskih poslužitelja i bazama podataka u oblaku, razvijen je decentralizirani model razmjene temeljen na prijenosu enkodiranih tekstualnih zapisa.</w:t>
+      </w:r>
+    </w:p>
+    <w:p>
+      <w:r>
+        <w:t>Mehanizam enkodiranja (Base64):</w:t>
+      </w:r>
+    </w:p>
+    <w:p>
+      <w:r>
+        <w:t xml:space="preserve">Sustav se oslanja na standard Base64 za pretvorbu složenih programskih objekata u nizove znakova koji su sigurni za prijenos putem bilo kojeg medija (engl. </w:t>
+      </w:r>
+      <w:r>
+        <w:rPr>
+          <w:i/>
+          <w:iCs/>
+        </w:rPr>
+        <w:t>Plain Text</w:t>
+      </w:r>
+      <w:r>
+        <w:t>). Ovaj pristup osigurava da se specijalni znakovi unutar matematičkih formula, poput znaka jednakosti, razlomaka ili grčkih simbola, ne izgube ili ne transformiraju tijekom slanja putem aplikacija kao što su WhatsApp, SMS ili e-pošta.</w:t>
+      </w:r>
+    </w:p>
+    <w:p>
+      <w:r>
+        <w:t>Prilikom kopiranja jednadžbe, aplikacija prikuplja naziv i formulu te ih spaja u jedan sirovi niz znakova koristeći separator (npr. Naziv|Formula). Taj se niz zatim pretvara u bajtove koristeći UTF-8 kodiranje i na kraju enkodira u Base64 string. Rezultat je sažeti kôd koji korisnik može poslati bilo kome, a koji ne sadrži suvišne podatke poput povijesti izračuna, čime je postignuta maksimalna kompaktnost.</w:t>
+      </w:r>
+    </w:p>
+    <w:p/>
+    <w:p>
+      <w:r>
         <w:lastRenderedPageBreak/>
-        <w:t>Navigacija kroz ove korake izvedena je pomoću gumba „Dalje“ i „Natrag“, pri čemu se sučelje pop-upa dinamički ažurira bez zatvaranja dijaloga. Ovakav kontinuitet zadržava pažnju korisnika i pruža osjećaj fluidnosti.</w:t>
-      </w:r>
-    </w:p>
-    <w:p>
-      <w:r>
-        <w:t>Trajna dostupnost i UX:</w:t>
-      </w:r>
-    </w:p>
-    <w:p>
-      <w:r>
-        <w:t xml:space="preserve">Iako se tutorial automatski pokreće samo jednom, prepoznata je potreba da korisnici mogu naknadno pristupiti ovim informacijama. Zbog toga je vodič integriran i kao stalna stavka unutar navigacijskog izbornika (Drawer). Implementirana je klasa </w:t>
-      </w:r>
-      <w:r>
-        <w:rPr>
-          <w:rStyle w:val="KdutekstuChar"/>
-        </w:rPr>
-        <w:t>TutorialFragment</w:t>
-      </w:r>
-      <w:r>
-        <w:t xml:space="preserve"> koja sadrži sučelje s gumbom za ručno pokretanje istog interaktivnog pop-upa. Ovim je osigurano da korisnik u bilo kojem trenutku, čak i nakon što napuni bazu s desecima jednadžbi, može ponovno pregledati upute ako se susretne s nedoumicama oko unosa ili funkcioniranja Solvera.</w:t>
-      </w:r>
-    </w:p>
-    <w:p>
-      <w:pPr>
-        <w:pStyle w:val="Heading2"/>
-      </w:pPr>
-      <w:bookmarkStart w:id="46" w:name="_Toc239935735"/>
-      <w:r>
-        <w:t>Dijeljenje jednadžbi sa drugim korisnicima</w:t>
-      </w:r>
-      <w:bookmarkEnd w:id="46"/>
-    </w:p>
-    <w:p>
-      <w:r>
-        <w:t xml:space="preserve">Posljednja faza implementacije bila je usmjerena na razvoj sustava za </w:t>
-      </w:r>
-      <w:r>
-        <w:t>suradnju</w:t>
-      </w:r>
-      <w:r>
-        <w:t xml:space="preserve"> koj</w:t>
-      </w:r>
-      <w:r>
-        <w:t>a</w:t>
-      </w:r>
-      <w:r>
-        <w:t xml:space="preserve"> korisnicima omogućuje brzu i jednostavnu razmjenu podataka. Kako bi se izbjegla potreba za skupim održavanjem vanjskih poslužitelja i bazama podataka u oblaku, razvijen je decentralizirani model razmjene temeljen na prijenosu enkodiranih tekstualnih zapisa.</w:t>
-      </w:r>
-    </w:p>
-    <w:p>
-      <w:r>
-        <w:t>Mehanizam enkodiranja (Base64):</w:t>
-      </w:r>
-    </w:p>
-    <w:p>
-      <w:r>
-        <w:t>Sustav se oslanja na standard Base64 za pretvorbu složenih programskih objekata u nizove znakova koji su sigurni za prijenos putem bilo kojeg medija (engl. Plain Text). Ovaj pristup osigurava da se specijalni znakovi unutar matematičkih formula, poput znaka jednakosti, razlomaka ili grčkih simbola, ne izgube ili ne transformiraju tijekom slanja putem aplikacija kao što su WhatsApp, SMS ili e-pošta.</w:t>
-      </w:r>
-    </w:p>
-    <w:p>
-      <w:r>
-        <w:t>Prilikom kopiranja jednadžbe, aplikacija prikuplja naziv i formulu te ih spaja u jedan sirovi niz znakova koristeći separator (npr. Naziv|Formula). Taj se niz zatim pretvara u bajtove koristeći UTF-8 kodiranje i na kraju enkodira u Base64 string. Rezultat je sažeti kôd koji korisnik može poslati bilo kome, a koji ne sadrži suvišne podatke poput povijesti izračuna, čime je postignuta maksimalna kompaktnost.</w:t>
-      </w:r>
-    </w:p>
-    <w:p>
-      <w:r>
         <w:t>Dijeljenje cijelih mapa (Pockets):</w:t>
       </w:r>
     </w:p>
     <w:p>
       <w:r>
-        <w:lastRenderedPageBreak/>
         <w:t>Za razmjenu cijelih tematskih mapa razvijen je napredniji format zapisa. Kada korisnik odabere opciju „Kopiraj cijelu mapu“, aplikacija pokreće asinkroni upit prema Room bazi podataka kako bi dohvatila sve jednadžbe povezane s tom mapom.</w:t>
       </w:r>
     </w:p>
@@ -13850,6 +14480,12 @@
           <w:lang w:val="en-DE"/>
         </w:rPr>
         <w:br/>
+      </w:r>
+      <w:r>
+        <w:rPr>
+          <w:lang w:val="en-DE"/>
+        </w:rPr>
+        <w:lastRenderedPageBreak/>
         <w:t xml:space="preserve">        </w:t>
       </w:r>
       <w:proofErr w:type="spellStart"/>
@@ -13927,7 +14563,6 @@
         <w:rPr>
           <w:lang w:val="en-DE"/>
         </w:rPr>
-        <w:lastRenderedPageBreak/>
         <w:t>Toast.</w:t>
       </w:r>
       <w:r>
@@ -13984,7 +14619,7 @@
           <w:lang w:val="en-DE"/>
         </w:rPr>
       </w:pPr>
-      <w:bookmarkStart w:id="47" w:name="_Toc239935924"/>
+      <w:bookmarkStart w:id="47" w:name="_Toc240038166"/>
       <w:r>
         <w:t xml:space="preserve">Kôd </w:t>
       </w:r>
@@ -14042,12 +14677,32 @@
     </w:p>
     <w:p>
       <w:r>
-        <w:t>Postupak uvoza podataka (engl. Import) izveden je kroz dijaloge koji se aktiviraju putem ikona u Toolbaru na početnom ekranu ili unutar same mape. Korisnik u tekstualno polje lijepi kôd, a sustav zatim vrši obrnutu transformaciju: dekodiranje iz Base64 formata natrag u UTF-8 string.</w:t>
-      </w:r>
-    </w:p>
-    <w:p>
-      <w:r>
-        <w:t>Implementiran je sustav za prepoznavanje tipa podataka na temelju prefiksa. Ako dekodirani niz počinje s POCKET:, sustav automatski kreira novu mapu u bazi i u nju sekvencijalno upisuje sve pripadajuće jednadžbe. U suprotnom, sustav tretira kôd kao pojedinačnu jednadžbu i dodaje je u trenutno aktivnu mapu. Cijeli proces zaštićen je try-catch blokovima koji detektiraju neispravne kodove (npr. nepotpune ili oštećene nizove), sprječavajući rušenje aplikacije i obavještavajući korisnika o neuspješnom uvozu putem poruka (engl. Toast).</w:t>
+        <w:t xml:space="preserve">Postupak uvoza podataka (engl. </w:t>
+      </w:r>
+      <w:r>
+        <w:rPr>
+          <w:i/>
+          <w:iCs/>
+        </w:rPr>
+        <w:t>Import</w:t>
+      </w:r>
+      <w:r>
+        <w:t>) izveden je kroz dijaloge koji se aktiviraju putem ikona u Toolbaru na početnom ekranu ili unutar same mape. Korisnik u tekstualno polje lijepi kôd, a sustav zatim vrši obrnutu transformaciju: dekodiranje iz Base64 formata natrag u UTF-8 string.</w:t>
+      </w:r>
+    </w:p>
+    <w:p>
+      <w:r>
+        <w:t xml:space="preserve">Implementiran je sustav za prepoznavanje tipa podataka na temelju prefiksa. Ako dekodirani niz počinje s POCKET:, sustav automatski kreira novu mapu u bazi i u nju sekvencijalno upisuje sve pripadajuće jednadžbe. U suprotnom, sustav tretira kôd kao pojedinačnu jednadžbu i dodaje je u trenutno aktivnu mapu. Cijeli proces zaštićen je try-catch blokovima koji detektiraju neispravne kodove (npr. nepotpune ili oštećene nizove), sprječavajući rušenje aplikacije i obavještavajući korisnika o neuspješnom uvozu putem poruka (engl. </w:t>
+      </w:r>
+      <w:r>
+        <w:rPr>
+          <w:i/>
+          <w:iCs/>
+        </w:rPr>
+        <w:t>Toast</w:t>
+      </w:r>
+      <w:r>
+        <w:t>).</w:t>
       </w:r>
     </w:p>
     <w:p>
@@ -14063,7 +14718,7 @@
       <w:pPr>
         <w:pStyle w:val="Heading1"/>
       </w:pPr>
-      <w:bookmarkStart w:id="48" w:name="_Toc239935736"/>
+      <w:bookmarkStart w:id="48" w:name="_Toc240038141"/>
       <w:r>
         <w:lastRenderedPageBreak/>
         <w:t>Testiranje aplikacije</w:t>
@@ -14085,7 +14740,7 @@
       <w:pPr>
         <w:pStyle w:val="Heading2"/>
       </w:pPr>
-      <w:bookmarkStart w:id="49" w:name="_Toc239935737"/>
+      <w:bookmarkStart w:id="49" w:name="_Toc240038142"/>
       <w:r>
         <w:t>Metode testiranja na Android uređajima</w:t>
       </w:r>
@@ -14100,7 +14755,7 @@
       <w:pPr>
         <w:pStyle w:val="Heading3"/>
       </w:pPr>
-      <w:bookmarkStart w:id="50" w:name="_Toc239935738"/>
+      <w:bookmarkStart w:id="50" w:name="_Toc240038143"/>
       <w:r>
         <w:t>Unit testing modula za parsiranje i izračun</w:t>
       </w:r>
@@ -14114,7 +14769,69 @@
         <w:t>šest</w:t>
       </w:r>
       <w:r>
-        <w:t xml:space="preserve"> testnih scenarija unutar klase MathLogicUnitTest koji su potvrdili točnost integracije Symja CAS engine-a. Testiranje je provedeno bez pokretanja sučelja, čime je postignuta visoka brzina izvršavanja, a cijeli set testova dovršen je u roku od četiri sekunde.</w:t>
+        <w:t xml:space="preserve"> testnih scenarija unutar klase </w:t>
+      </w:r>
+      <w:r>
+        <w:rPr>
+          <w:rStyle w:val="KdutekstuChar"/>
+        </w:rPr>
+        <w:t>MathLogicUnitTest</w:t>
+      </w:r>
+      <w:r>
+        <w:t xml:space="preserve"> koji su potvrdili točnost integracije Symja CAS engine-a.</w:t>
+      </w:r>
+      <w:r>
+        <w:t xml:space="preserve"> </w:t>
+      </w:r>
+      <w:r>
+        <w:t xml:space="preserve">„Migriranje obrade podataka iz aktivnosti u </w:t>
+      </w:r>
+      <w:r>
+        <w:rPr>
+          <w:rStyle w:val="KdutekstuChar"/>
+        </w:rPr>
+        <w:t>ViewModel</w:t>
+      </w:r>
+      <w:r>
+        <w:t xml:space="preserve"> pomaže u stvaranju boljih i bržih unit testova.“</w:t>
+      </w:r>
+      <w:sdt>
+        <w:sdtPr>
+          <w:id w:val="1292249259"/>
+          <w:citation/>
+        </w:sdtPr>
+        <w:sdtContent>
+          <w:r>
+            <w:fldChar w:fldCharType="begin"/>
+          </w:r>
+          <w:r>
+            <w:instrText xml:space="preserve"> CITATION For25 \l 1050 </w:instrText>
+          </w:r>
+          <w:r>
+            <w:fldChar w:fldCharType="separate"/>
+          </w:r>
+          <w:r>
+            <w:rPr>
+              <w:noProof/>
+            </w:rPr>
+            <w:t xml:space="preserve"> [1]</w:t>
+          </w:r>
+          <w:r>
+            <w:fldChar w:fldCharType="end"/>
+          </w:r>
+        </w:sdtContent>
+      </w:sdt>
+      <w:r>
+        <w:t>.</w:t>
+      </w:r>
+      <w:r>
+        <w:t xml:space="preserve"> </w:t>
+      </w:r>
+      <w:r>
+        <w:t xml:space="preserve">Pošto su korišteni najbolji principi, očekivanje je da će unit testovi biti brzi. </w:t>
+      </w:r>
+      <w:r>
+        <w:t>Testiranje je provedeno bez pokretanja sučelja, a cijeli set testova dovršen je u roku od četiri sekunde.</w:t>
       </w:r>
     </w:p>
     <w:p/>
@@ -14428,6 +15145,12 @@
           <w:lang w:val="en-DE"/>
         </w:rPr>
         <w:br/>
+      </w:r>
+      <w:r>
+        <w:rPr>
+          <w:lang w:val="en-DE"/>
+        </w:rPr>
+        <w:lastRenderedPageBreak/>
         <w:t xml:space="preserve">    @Test</w:t>
       </w:r>
       <w:r>
@@ -14435,12 +15158,6 @@
           <w:lang w:val="en-DE"/>
         </w:rPr>
         <w:br/>
-      </w:r>
-      <w:r>
-        <w:rPr>
-          <w:lang w:val="en-DE"/>
-        </w:rPr>
-        <w:lastRenderedPageBreak/>
         <w:t xml:space="preserve">    fun </w:t>
       </w:r>
       <w:proofErr w:type="spellStart"/>
@@ -15428,6 +16145,12 @@
           <w:lang w:val="en-DE"/>
         </w:rPr>
         <w:br/>
+      </w:r>
+      <w:r>
+        <w:rPr>
+          <w:lang w:val="en-DE"/>
+        </w:rPr>
+        <w:lastRenderedPageBreak/>
         <w:t xml:space="preserve">        </w:t>
       </w:r>
       <w:proofErr w:type="spellStart"/>
@@ -15463,12 +16186,6 @@
           <w:lang w:val="en-DE"/>
         </w:rPr>
         <w:br/>
-      </w:r>
-      <w:r>
-        <w:rPr>
-          <w:lang w:val="en-DE"/>
-        </w:rPr>
-        <w:lastRenderedPageBreak/>
         <w:t xml:space="preserve">        // </w:t>
       </w:r>
       <w:proofErr w:type="spellStart"/>
@@ -15572,7 +16289,7 @@
           <w:lang w:val="en-DE"/>
         </w:rPr>
       </w:pPr>
-      <w:bookmarkStart w:id="51" w:name="_Toc239935925"/>
+      <w:bookmarkStart w:id="51" w:name="_Toc240038167"/>
       <w:r>
         <w:t xml:space="preserve">Kôd </w:t>
       </w:r>
@@ -15629,7 +16346,7 @@
       <w:pPr>
         <w:pStyle w:val="Heading3"/>
       </w:pPr>
-      <w:bookmarkStart w:id="52" w:name="_Toc239935739"/>
+      <w:bookmarkStart w:id="52" w:name="_Toc240038144"/>
       <w:r>
         <w:t>Integracijsko testiranje korisničkog sučelja</w:t>
       </w:r>
@@ -15665,7 +16382,7 @@
       <w:pPr>
         <w:pStyle w:val="Heading2"/>
       </w:pPr>
-      <w:bookmarkStart w:id="53" w:name="_Toc239935740"/>
+      <w:bookmarkStart w:id="53" w:name="_Toc240038145"/>
       <w:r>
         <w:t>Analiza performansi i rezultata testiranja</w:t>
       </w:r>
@@ -15680,7 +16397,7 @@
       <w:pPr>
         <w:pStyle w:val="Heading3"/>
       </w:pPr>
-      <w:bookmarkStart w:id="54" w:name="_Toc239935741"/>
+      <w:bookmarkStart w:id="54" w:name="_Toc240038146"/>
       <w:r>
         <w:t>Analiza preciznosti prepoznavanja tiskanog teksta naspram rukopis</w:t>
       </w:r>
@@ -15700,7 +16417,7 @@
           <w:noProof/>
         </w:rPr>
         <w:drawing>
-          <wp:inline distT="0" distB="0" distL="0" distR="0" wp14:anchorId="2A1BC494" wp14:editId="68640BED">
+          <wp:inline distT="0" distB="0" distL="0" distR="0" wp14:anchorId="2A1BC494" wp14:editId="55EABA87">
             <wp:extent cx="5580380" cy="2805430"/>
             <wp:effectExtent l="0" t="0" r="1270" b="13970"/>
             <wp:docPr id="23170721" name="Chart 1">
@@ -15726,7 +16443,7 @@
         <w:ind w:left="2160" w:firstLine="720"/>
         <w:jc w:val="both"/>
       </w:pPr>
-      <w:bookmarkStart w:id="55" w:name="_Toc239935905"/>
+      <w:bookmarkStart w:id="55" w:name="_Toc240038162"/>
       <w:r>
         <w:t xml:space="preserve">Slika </w:t>
       </w:r>
@@ -15782,14 +16499,52 @@
     </w:p>
     <w:p>
       <w:r>
-        <w:t>S druge strane, uređaji s nižom rezolucijom kamere, posebno oni ispod 20 megapiksela, pokazuju značajne varijacije u preciznosti ovisno o vizualnoj kompleksnosti formule. Dok se jednostavnije jednadžbe poput Newtonovog zakona ili osnovnih linearnih izraza i dalje očitavaju s visokom pouzdanošću, točnost drastično opada kod formula koje sadrže korijene ili složene razlomke. Primjerice, kod naprednih termodinamičkih omjera prosječna ocjena preciznosti na slabijim uređajima iznosi svega 1.5, dok na uređajima visoke rezolucije ona ostaje iznad 4.4. Ovi rezultati potvrđuju opravdanost uvođenja funkcionalnosti digitalnog zumiranja i bljeskalice, koji na uređajima s prosječnim senzorima djelomično kompenziraju hardverska ograničenja povećanjem kontrasta i oštrine slike. Zaključno, integrirani OCR sustav pokazuje izvrsne rezultate u kontroliranim uvjetima na modernim uređajima, dok kod starijih modela zahtijeva aktivniju suradnju korisnika kroz korištenje ponuđenih alata za poboljšanje kvalitete snimke.</w:t>
+        <w:t>S druge strane, uređaji s nižom rezolucijom kamere, posebno oni ispod 20 megapiksela, pokazuju značajne varijacije u preciznosti ovisno o vizualnoj kompleksnosti formule. Dok se jednostavnije jednadžbe poput Newtonovog zakona ili osnovnih linearnih izraza i dalje očitavaju s visokom pouzdanošću, točnost drastično opada kod formula koje sadrže korijene ili složene razlomke. Primjerice, kod naprednih termodinamičkih omjera prosječna ocjena preciznosti na slabijim uređajima iznosi svega 1.5, dok na uređajima visoke rezolucije ona ostaje iznad 4.4. Ovi rezultati potvrđuju opravdanost uvođenja funkcionalnosti digitalnog zumiranja i bljeskalice, koji na uređajima s prosječnim senzorima djelomično kompenziraju hardverska ograničenja povećanjem kontrasta i oštrine slike.</w:t>
+      </w:r>
+      <w:r>
+        <w:t xml:space="preserve"> Ovi testovi također potvrđuju analizu Google-ovih inženjera.</w:t>
+      </w:r>
+      <w:r>
+        <w:t xml:space="preserve"> </w:t>
+      </w:r>
+      <w:r>
+        <w:t>„Loš fokus slike može utjecati na točnost prepoznavanja teksta. Ako se ne postižu prihvatljivi rezultati, preporučuje se ponovno snimanje slike.“</w:t>
+      </w:r>
+      <w:sdt>
+        <w:sdtPr>
+          <w:id w:val="421381875"/>
+          <w:citation/>
+        </w:sdtPr>
+        <w:sdtContent>
+          <w:r>
+            <w:fldChar w:fldCharType="begin"/>
+          </w:r>
+          <w:r>
+            <w:instrText xml:space="preserve"> CITATION Goo26 \l 1050 </w:instrText>
+          </w:r>
+          <w:r>
+            <w:fldChar w:fldCharType="separate"/>
+          </w:r>
+          <w:r>
+            <w:rPr>
+              <w:noProof/>
+            </w:rPr>
+            <w:t xml:space="preserve"> [4]</w:t>
+          </w:r>
+          <w:r>
+            <w:fldChar w:fldCharType="end"/>
+          </w:r>
+        </w:sdtContent>
+      </w:sdt>
+      <w:r>
+        <w:t xml:space="preserve"> Zaključno, integrirani OCR sustav pokazuje izvrsne rezultate u kontroliranim uvjetima na modernim uređajima, dok kod starijih modela zahtijeva aktivniju suradnju korisnika kroz korištenje ponuđenih alata za poboljšanje kvalitete snimke.</w:t>
       </w:r>
     </w:p>
     <w:p>
       <w:pPr>
         <w:pStyle w:val="Heading3"/>
       </w:pPr>
-      <w:bookmarkStart w:id="56" w:name="_Toc239935742"/>
+      <w:bookmarkStart w:id="56" w:name="_Toc240038147"/>
       <w:r>
         <w:t>Mjerenje vremena iscrtavanja grafa u ovisnosti o broju točaka i veličini liste rezultata</w:t>
       </w:r>
@@ -15802,11 +16557,11 @@
     </w:p>
     <w:p>
       <w:r>
-        <w:t xml:space="preserve">Analiza rezultata pokazuje da je vrijeme iscrtavanja grafa za standardne setove podataka, koji obuhvaćaju do pedeset točaka izračuna unutar jedne sesije, iznimno stabilno i iznosi prosječno između 15 i 45 milisekundi. Ovako brzi odziv sustava osigurava trenutačnu vizualnu povratnu informaciju korisniku, bez uočljivih zastoja u sučelju. Čak i pri korištenju logaritamske skale, koja zahtijeva dodatne matematičke transformacije nad svakom pojedinom točkom, vrijeme renderiranja ne prelazi granicu od 60 milisekundi na uređajima </w:t>
+        <w:t xml:space="preserve">Analiza rezultata pokazuje da je vrijeme iscrtavanja grafa za standardne setove podataka, koji obuhvaćaju do pedeset točaka izračuna unutar jedne sesije, iznimno stabilno i iznosi prosječno između 15 i 45 milisekundi. Ovako brzi odziv sustava osigurava trenutačnu vizualnu povratnu informaciju korisniku, bez uočljivih zastoja u sučelju. Čak i pri korištenju </w:t>
       </w:r>
       <w:r>
         <w:lastRenderedPageBreak/>
-        <w:t>prosječnih hardverskih karakteristika. Ovi podaci potvrđuju visoku učinkovitost odabrane knjižnice MPAndroidChart i njezinu uspješnu integraciju s prilagođenom logikom povijesti izračuna aplikacije EquationPocket. Sustav se pokazao skalabilnim i optimiziranim za rad u stvarnom vremenu, čime su ispunjeni visoki standardi odzivnosti potrebni za modernu znanstvenu aplikaciju.</w:t>
+        <w:t>logaritamske skale, koja zahtijeva dodatne matematičke transformacije nad svakom pojedinom točkom, vrijeme renderiranja ne prelazi granicu od 60 milisekundi na uređajima prosječnih hardverskih karakteristika. Ovi podaci potvrđuju visoku učinkovitost odabrane knjižnice MPAndroidChart i njezinu uspješnu integraciju s prilagođenom logikom povijesti izračuna aplikacije EquationPocket. Sustav se pokazao skalabilnim i optimiziranim za rad u stvarnom vremenu, čime su ispunjeni visoki standardi odzivnosti potrebni za modernu znanstvenu aplikaciju.</w:t>
       </w:r>
     </w:p>
     <w:p>
@@ -15818,7 +16573,7 @@
         </w:numPr>
         <w:ind w:left="425" w:hanging="425"/>
       </w:pPr>
-      <w:bookmarkStart w:id="57" w:name="_Toc239935743"/>
+      <w:bookmarkStart w:id="57" w:name="_Toc240038148"/>
       <w:r>
         <w:lastRenderedPageBreak/>
         <w:t>Zaključak</w:t>
@@ -15844,7 +16599,7 @@
           <w:numId w:val="0"/>
         </w:numPr>
       </w:pPr>
-      <w:bookmarkStart w:id="58" w:name="_Toc239935744"/>
+      <w:bookmarkStart w:id="58" w:name="_Toc240038149"/>
       <w:r>
         <w:t>Ostvareni rezultati</w:t>
       </w:r>
@@ -15868,7 +16623,7 @@
           <w:numId w:val="0"/>
         </w:numPr>
       </w:pPr>
-      <w:bookmarkStart w:id="59" w:name="_Toc239935745"/>
+      <w:bookmarkStart w:id="59" w:name="_Toc240038150"/>
       <w:r>
         <w:t>Smjernice za daljnji razvoj aplikacije</w:t>
       </w:r>
@@ -15885,7 +16640,17 @@
         <w:t xml:space="preserve">Postojeći </w:t>
       </w:r>
       <w:r>
-        <w:t xml:space="preserve">Base64 sustav dijeljenja mogao bi se nadograditi integracijom s uslugama u oblaku (engl. Cloud Sync), što bi korisnicima omogućilo automatsku sinkronizaciju mapa na više različitih uređaja. Daljnja optimizacija OCR algoritama korištenjem specijaliziranih neuronskih </w:t>
+        <w:t xml:space="preserve">Base64 sustav dijeljenja mogao bi se nadograditi integracijom s uslugama u oblaku (engl. </w:t>
+      </w:r>
+      <w:r>
+        <w:rPr>
+          <w:i/>
+          <w:iCs/>
+        </w:rPr>
+        <w:t>Cloud Sync</w:t>
+      </w:r>
+      <w:r>
+        <w:t xml:space="preserve">), što bi korisnicima omogućilo automatsku sinkronizaciju mapa na više različitih uređaja. Daljnja optimizacija OCR algoritama korištenjem specijaliziranih neuronskih </w:t>
       </w:r>
       <w:r>
         <w:lastRenderedPageBreak/>
@@ -15948,7 +16713,7 @@
           <w:numId w:val="0"/>
         </w:numPr>
       </w:pPr>
-      <w:bookmarkStart w:id="60" w:name="_Toc239935747"/>
+      <w:bookmarkStart w:id="60" w:name="_Toc240038151"/>
       <w:r>
         <w:lastRenderedPageBreak/>
         <w:t xml:space="preserve">Popis </w:t>
@@ -15981,7 +16746,7 @@
       <w:r>
         <w:fldChar w:fldCharType="separate"/>
       </w:r>
-      <w:hyperlink w:anchor="_Toc239935897" w:history="1">
+      <w:hyperlink w:anchor="_Toc240038154" w:history="1">
         <w:r>
           <w:rPr>
             <w:rStyle w:val="Hyperlink"/>
@@ -16008,7 +16773,7 @@
             <w:noProof/>
             <w:webHidden/>
           </w:rPr>
-          <w:instrText xml:space="preserve"> PAGEREF _Toc239935897 \h </w:instrText>
+          <w:instrText xml:space="preserve"> PAGEREF _Toc240038154 \h </w:instrText>
         </w:r>
         <w:r>
           <w:rPr>
@@ -16053,7 +16818,7 @@
           <w14:ligatures w14:val="standardContextual"/>
         </w:rPr>
       </w:pPr>
-      <w:hyperlink w:anchor="_Toc239935898" w:history="1">
+      <w:hyperlink w:anchor="_Toc240038155" w:history="1">
         <w:r>
           <w:rPr>
             <w:rStyle w:val="Hyperlink"/>
@@ -16080,7 +16845,7 @@
             <w:noProof/>
             <w:webHidden/>
           </w:rPr>
-          <w:instrText xml:space="preserve"> PAGEREF _Toc239935898 \h </w:instrText>
+          <w:instrText xml:space="preserve"> PAGEREF _Toc240038155 \h </w:instrText>
         </w:r>
         <w:r>
           <w:rPr>
@@ -16125,7 +16890,7 @@
           <w14:ligatures w14:val="standardContextual"/>
         </w:rPr>
       </w:pPr>
-      <w:hyperlink w:anchor="_Toc239935899" w:history="1">
+      <w:hyperlink w:anchor="_Toc240038156" w:history="1">
         <w:r>
           <w:rPr>
             <w:rStyle w:val="Hyperlink"/>
@@ -16152,7 +16917,7 @@
             <w:noProof/>
             <w:webHidden/>
           </w:rPr>
-          <w:instrText xml:space="preserve"> PAGEREF _Toc239935899 \h </w:instrText>
+          <w:instrText xml:space="preserve"> PAGEREF _Toc240038156 \h </w:instrText>
         </w:r>
         <w:r>
           <w:rPr>
@@ -16197,7 +16962,7 @@
           <w14:ligatures w14:val="standardContextual"/>
         </w:rPr>
       </w:pPr>
-      <w:hyperlink w:anchor="_Toc239935900" w:history="1">
+      <w:hyperlink w:anchor="_Toc240038157" w:history="1">
         <w:r>
           <w:rPr>
             <w:rStyle w:val="Hyperlink"/>
@@ -16224,7 +16989,7 @@
             <w:noProof/>
             <w:webHidden/>
           </w:rPr>
-          <w:instrText xml:space="preserve"> PAGEREF _Toc239935900 \h </w:instrText>
+          <w:instrText xml:space="preserve"> PAGEREF _Toc240038157 \h </w:instrText>
         </w:r>
         <w:r>
           <w:rPr>
@@ -16269,7 +17034,7 @@
           <w14:ligatures w14:val="standardContextual"/>
         </w:rPr>
       </w:pPr>
-      <w:hyperlink w:anchor="_Toc239935901" w:history="1">
+      <w:hyperlink w:anchor="_Toc240038158" w:history="1">
         <w:r>
           <w:rPr>
             <w:rStyle w:val="Hyperlink"/>
@@ -16296,7 +17061,7 @@
             <w:noProof/>
             <w:webHidden/>
           </w:rPr>
-          <w:instrText xml:space="preserve"> PAGEREF _Toc239935901 \h </w:instrText>
+          <w:instrText xml:space="preserve"> PAGEREF _Toc240038158 \h </w:instrText>
         </w:r>
         <w:r>
           <w:rPr>
@@ -16341,7 +17106,7 @@
           <w14:ligatures w14:val="standardContextual"/>
         </w:rPr>
       </w:pPr>
-      <w:hyperlink w:anchor="_Toc239935902" w:history="1">
+      <w:hyperlink w:anchor="_Toc240038159" w:history="1">
         <w:r>
           <w:rPr>
             <w:rStyle w:val="Hyperlink"/>
@@ -16368,7 +17133,7 @@
             <w:noProof/>
             <w:webHidden/>
           </w:rPr>
-          <w:instrText xml:space="preserve"> PAGEREF _Toc239935902 \h </w:instrText>
+          <w:instrText xml:space="preserve"> PAGEREF _Toc240038159 \h </w:instrText>
         </w:r>
         <w:r>
           <w:rPr>
@@ -16413,7 +17178,7 @@
           <w14:ligatures w14:val="standardContextual"/>
         </w:rPr>
       </w:pPr>
-      <w:hyperlink w:anchor="_Toc239935903" w:history="1">
+      <w:hyperlink w:anchor="_Toc240038160" w:history="1">
         <w:r>
           <w:rPr>
             <w:rStyle w:val="Hyperlink"/>
@@ -16440,7 +17205,7 @@
             <w:noProof/>
             <w:webHidden/>
           </w:rPr>
-          <w:instrText xml:space="preserve"> PAGEREF _Toc239935903 \h </w:instrText>
+          <w:instrText xml:space="preserve"> PAGEREF _Toc240038160 \h </w:instrText>
         </w:r>
         <w:r>
           <w:rPr>
@@ -16485,7 +17250,7 @@
           <w14:ligatures w14:val="standardContextual"/>
         </w:rPr>
       </w:pPr>
-      <w:hyperlink w:anchor="_Toc239935904" w:history="1">
+      <w:hyperlink w:anchor="_Toc240038161" w:history="1">
         <w:r>
           <w:rPr>
             <w:rStyle w:val="Hyperlink"/>
@@ -16512,7 +17277,7 @@
             <w:noProof/>
             <w:webHidden/>
           </w:rPr>
-          <w:instrText xml:space="preserve"> PAGEREF _Toc239935904 \h </w:instrText>
+          <w:instrText xml:space="preserve"> PAGEREF _Toc240038161 \h </w:instrText>
         </w:r>
         <w:r>
           <w:rPr>
@@ -16557,7 +17322,7 @@
           <w14:ligatures w14:val="standardContextual"/>
         </w:rPr>
       </w:pPr>
-      <w:hyperlink w:anchor="_Toc239935905" w:history="1">
+      <w:hyperlink w:anchor="_Toc240038162" w:history="1">
         <w:r>
           <w:rPr>
             <w:rStyle w:val="Hyperlink"/>
@@ -16584,7 +17349,7 @@
             <w:noProof/>
             <w:webHidden/>
           </w:rPr>
-          <w:instrText xml:space="preserve"> PAGEREF _Toc239935905 \h </w:instrText>
+          <w:instrText xml:space="preserve"> PAGEREF _Toc240038162 \h </w:instrText>
         </w:r>
         <w:r>
           <w:rPr>
@@ -16629,7 +17394,7 @@
         </w:numPr>
         <w:ind w:left="425" w:hanging="425"/>
       </w:pPr>
-      <w:bookmarkStart w:id="61" w:name="_Toc239935749"/>
+      <w:bookmarkStart w:id="61" w:name="_Toc240038152"/>
       <w:r>
         <w:lastRenderedPageBreak/>
         <w:t>Popis kôdova</w:t>
@@ -16659,7 +17424,7 @@
       <w:r>
         <w:fldChar w:fldCharType="separate"/>
       </w:r>
-      <w:hyperlink w:anchor="_Toc239935921" w:history="1">
+      <w:hyperlink w:anchor="_Toc240038163" w:history="1">
         <w:r>
           <w:rPr>
             <w:rStyle w:val="Hyperlink"/>
@@ -16686,7 +17451,7 @@
             <w:noProof/>
             <w:webHidden/>
           </w:rPr>
-          <w:instrText xml:space="preserve"> PAGEREF _Toc239935921 \h </w:instrText>
+          <w:instrText xml:space="preserve"> PAGEREF _Toc240038163 \h </w:instrText>
         </w:r>
         <w:r>
           <w:rPr>
@@ -16731,7 +17496,7 @@
           <w14:ligatures w14:val="standardContextual"/>
         </w:rPr>
       </w:pPr>
-      <w:hyperlink w:anchor="_Toc239935922" w:history="1">
+      <w:hyperlink w:anchor="_Toc240038164" w:history="1">
         <w:r>
           <w:rPr>
             <w:rStyle w:val="Hyperlink"/>
@@ -16758,7 +17523,7 @@
             <w:noProof/>
             <w:webHidden/>
           </w:rPr>
-          <w:instrText xml:space="preserve"> PAGEREF _Toc239935922 \h </w:instrText>
+          <w:instrText xml:space="preserve"> PAGEREF _Toc240038164 \h </w:instrText>
         </w:r>
         <w:r>
           <w:rPr>
@@ -16803,7 +17568,7 @@
           <w14:ligatures w14:val="standardContextual"/>
         </w:rPr>
       </w:pPr>
-      <w:hyperlink w:anchor="_Toc239935923" w:history="1">
+      <w:hyperlink w:anchor="_Toc240038165" w:history="1">
         <w:r>
           <w:rPr>
             <w:rStyle w:val="Hyperlink"/>
@@ -16830,7 +17595,7 @@
             <w:noProof/>
             <w:webHidden/>
           </w:rPr>
-          <w:instrText xml:space="preserve"> PAGEREF _Toc239935923 \h </w:instrText>
+          <w:instrText xml:space="preserve"> PAGEREF _Toc240038165 \h </w:instrText>
         </w:r>
         <w:r>
           <w:rPr>
@@ -16875,7 +17640,7 @@
           <w14:ligatures w14:val="standardContextual"/>
         </w:rPr>
       </w:pPr>
-      <w:hyperlink w:anchor="_Toc239935924" w:history="1">
+      <w:hyperlink w:anchor="_Toc240038166" w:history="1">
         <w:r>
           <w:rPr>
             <w:rStyle w:val="Hyperlink"/>
@@ -16902,7 +17667,7 @@
             <w:noProof/>
             <w:webHidden/>
           </w:rPr>
-          <w:instrText xml:space="preserve"> PAGEREF _Toc239935924 \h </w:instrText>
+          <w:instrText xml:space="preserve"> PAGEREF _Toc240038166 \h </w:instrText>
         </w:r>
         <w:r>
           <w:rPr>
@@ -16947,7 +17712,7 @@
           <w14:ligatures w14:val="standardContextual"/>
         </w:rPr>
       </w:pPr>
-      <w:hyperlink w:anchor="_Toc239935925" w:history="1">
+      <w:hyperlink w:anchor="_Toc240038167" w:history="1">
         <w:r>
           <w:rPr>
             <w:rStyle w:val="Hyperlink"/>
@@ -16974,7 +17739,7 @@
             <w:noProof/>
             <w:webHidden/>
           </w:rPr>
-          <w:instrText xml:space="preserve"> PAGEREF _Toc239935925 \h </w:instrText>
+          <w:instrText xml:space="preserve"> PAGEREF _Toc240038167 \h </w:instrText>
         </w:r>
         <w:r>
           <w:rPr>
@@ -17010,192 +17775,280 @@
         <w:fldChar w:fldCharType="end"/>
       </w:r>
     </w:p>
-    <w:p>
-      <w:pPr>
-        <w:pStyle w:val="Heading1"/>
-        <w:numPr>
-          <w:ilvl w:val="0"/>
-          <w:numId w:val="0"/>
-        </w:numPr>
-        <w:ind w:left="425" w:hanging="425"/>
-      </w:pPr>
-      <w:bookmarkStart w:id="62" w:name="_Toc239935750"/>
-      <w:r>
-        <w:lastRenderedPageBreak/>
-        <w:t>L</w:t>
-      </w:r>
-      <w:r>
-        <w:t>iteratura</w:t>
-      </w:r>
-      <w:bookmarkEnd w:id="62"/>
-    </w:p>
-    <w:p>
-      <w:r>
-        <w:t>Završni rad mora imati</w:t>
-      </w:r>
-      <w:r>
-        <w:t xml:space="preserve"> popis literature na kraju </w:t>
-      </w:r>
-      <w:r>
-        <w:t>rada</w:t>
-      </w:r>
-      <w:r>
-        <w:t xml:space="preserve">. </w:t>
-      </w:r>
-      <w:r>
-        <w:t>Svaka stavka koja je navedena u popisu literature mora se nalaziti u radu.</w:t>
-      </w:r>
-    </w:p>
-    <w:p>
-      <w:r>
-        <w:t>Studenti studija s podru</w:t>
-      </w:r>
-      <w:r>
-        <w:t xml:space="preserve">čja tehničkih znanosti citiranje, referenciranje i navođenje literature rade </w:t>
-      </w:r>
-      <w:r>
-        <w:t>stilom IEEE, dok studenti svih ostalih studija za navedeno koriste Harvardski stil.</w:t>
-      </w:r>
-    </w:p>
-    <w:p>
-      <w:r>
-        <w:t xml:space="preserve">Pravila </w:t>
-      </w:r>
-      <w:r>
-        <w:t xml:space="preserve">korištenja stila IEEE </w:t>
-      </w:r>
-      <w:r>
-        <w:t xml:space="preserve">možete pronaći u dokumentu </w:t>
-      </w:r>
-      <w:hyperlink r:id="rId24" w:history="1">
-        <w:r>
-          <w:rPr>
-            <w:rStyle w:val="Hyperlink"/>
-          </w:rPr>
-          <w:t>https://www.bath.ac.uk/publications/library-guides-to-citing-referencing/attachments/ieee-style-guide.pdf</w:t>
-        </w:r>
-      </w:hyperlink>
-      <w:r>
-        <w:t>.</w:t>
-      </w:r>
-    </w:p>
-    <w:p>
-      <w:r>
-        <w:t>Pravila korištenja Harvardskog stila referenciranja pogledajte na stranici</w:t>
-      </w:r>
-      <w:r>
-        <w:t xml:space="preserve"> </w:t>
-      </w:r>
-      <w:hyperlink r:id="rId25" w:history="1">
-        <w:r>
-          <w:rPr>
-            <w:rStyle w:val="Hyperlink"/>
-          </w:rPr>
-          <w:t>https://www.student.unsw.edu.au/citing-different-sources</w:t>
-        </w:r>
-      </w:hyperlink>
-      <w:r>
-        <w:t>.</w:t>
-      </w:r>
-    </w:p>
-    <w:p/>
-    <w:p>
-      <w:pPr>
-        <w:tabs>
-          <w:tab w:val="left" w:pos="840"/>
-          <w:tab w:val="left" w:pos="5040"/>
-        </w:tabs>
-      </w:pPr>
-      <w:r>
-        <w:rPr>
-          <w:b/>
-          <w:bCs/>
-        </w:rPr>
-        <w:t>Napomena:</w:t>
-      </w:r>
-      <w:r>
-        <w:t xml:space="preserve"> </w:t>
-      </w:r>
-      <w:r>
-        <w:t xml:space="preserve">Na naslov </w:t>
-      </w:r>
-      <w:r>
-        <w:rPr>
-          <w:b/>
-          <w:bCs/>
-        </w:rPr>
-        <w:t>Literatura</w:t>
-      </w:r>
-      <w:r>
-        <w:t xml:space="preserve"> primijenite stil </w:t>
-      </w:r>
-      <w:r>
-        <w:rPr>
-          <w:i/>
-          <w:iCs/>
-        </w:rPr>
-        <w:t>Heading 1</w:t>
-      </w:r>
-      <w:r>
-        <w:t>, a zatim ručno maknite brojčanu oznaku</w:t>
-      </w:r>
-      <w:r>
-        <w:t>.</w:t>
-      </w:r>
-    </w:p>
-    <w:p>
-      <w:pPr>
-        <w:tabs>
-          <w:tab w:val="left" w:pos="840"/>
-          <w:tab w:val="left" w:pos="5040"/>
-        </w:tabs>
-      </w:pPr>
-      <w:r>
-        <w:t>Posebnu pozornost obratite na to da</w:t>
-      </w:r>
-      <w:r>
-        <w:t xml:space="preserve"> je</w:t>
-      </w:r>
-      <w:r>
-        <w:t>,</w:t>
-      </w:r>
-      <w:r>
-        <w:t xml:space="preserve"> ako</w:t>
-      </w:r>
-      <w:r>
-        <w:t xml:space="preserve"> </w:t>
-      </w:r>
-      <w:r>
-        <w:t xml:space="preserve">kao izvor koristite </w:t>
-      </w:r>
-      <w:r>
-        <w:t xml:space="preserve">dokument s </w:t>
-      </w:r>
-      <w:r>
-        <w:t>web</w:t>
-      </w:r>
-      <w:r>
-        <w:t>a</w:t>
-      </w:r>
-      <w:r>
-        <w:t xml:space="preserve">, </w:t>
-      </w:r>
-      <w:r>
-        <w:t>za njega potrebno</w:t>
-      </w:r>
-      <w:r>
-        <w:t xml:space="preserve"> navesti pun</w:t>
-      </w:r>
-      <w:r>
-        <w:t xml:space="preserve">u poveznicu </w:t>
-      </w:r>
-      <w:r>
-        <w:t xml:space="preserve">do korištenog dokumenta i datum kada je dokument preuzet. </w:t>
-      </w:r>
-    </w:p>
+    <w:bookmarkStart w:id="62" w:name="_Toc240038153" w:displacedByCustomXml="next"/>
+    <w:sdt>
+      <w:sdtPr>
+        <w:id w:val="456767432"/>
+        <w:docPartObj>
+          <w:docPartGallery w:val="Bibliographies"/>
+          <w:docPartUnique/>
+        </w:docPartObj>
+      </w:sdtPr>
+      <w:sdtEndPr>
+        <w:rPr>
+          <w:rFonts w:ascii="Times New Roman" w:hAnsi="Times New Roman" w:cs="Times New Roman"/>
+          <w:kern w:val="0"/>
+          <w:sz w:val="24"/>
+          <w:szCs w:val="24"/>
+        </w:rPr>
+      </w:sdtEndPr>
+      <w:sdtContent>
+        <w:p>
+          <w:pPr>
+            <w:pStyle w:val="Heading1"/>
+            <w:numPr>
+              <w:ilvl w:val="0"/>
+              <w:numId w:val="0"/>
+            </w:numPr>
+            <w:ind w:left="425" w:hanging="425"/>
+          </w:pPr>
+          <w:r>
+            <w:t>Literatura</w:t>
+          </w:r>
+          <w:bookmarkEnd w:id="62"/>
+        </w:p>
+        <w:p>
+          <w:pPr>
+            <w:rPr>
+              <w:noProof/>
+              <w:sz w:val="20"/>
+              <w:szCs w:val="20"/>
+              <w:lang w:eastAsia="hr-HR"/>
+            </w:rPr>
+          </w:pPr>
+          <w:r>
+            <w:fldChar w:fldCharType="begin"/>
+          </w:r>
+          <w:r>
+            <w:instrText xml:space="preserve"> BIBLIOGRAPHY </w:instrText>
+          </w:r>
+          <w:r>
+            <w:fldChar w:fldCharType="separate"/>
+          </w:r>
+        </w:p>
+        <w:tbl>
+          <w:tblPr>
+            <w:tblW w:w="5000" w:type="pct"/>
+            <w:tblCellSpacing w:w="15" w:type="dxa"/>
+            <w:tblCellMar>
+              <w:top w:w="15" w:type="dxa"/>
+              <w:left w:w="15" w:type="dxa"/>
+              <w:bottom w:w="15" w:type="dxa"/>
+              <w:right w:w="15" w:type="dxa"/>
+            </w:tblCellMar>
+            <w:tblLook w:val="04A0" w:firstRow="1" w:lastRow="0" w:firstColumn="1" w:lastColumn="0" w:noHBand="0" w:noVBand="1"/>
+          </w:tblPr>
+          <w:tblGrid>
+            <w:gridCol w:w="355"/>
+            <w:gridCol w:w="8433"/>
+          </w:tblGrid>
+          <w:tr>
+            <w:trPr>
+              <w:divId w:val="726029724"/>
+              <w:tblCellSpacing w:w="15" w:type="dxa"/>
+            </w:trPr>
+            <w:tc>
+              <w:tcPr>
+                <w:tcW w:w="50" w:type="pct"/>
+                <w:hideMark/>
+              </w:tcPr>
+              <w:p>
+                <w:pPr>
+                  <w:pStyle w:val="Bibliography"/>
+                  <w:rPr>
+                    <w:noProof/>
+                  </w:rPr>
+                </w:pPr>
+                <w:r>
+                  <w:rPr>
+                    <w:noProof/>
+                  </w:rPr>
+                  <w:t xml:space="preserve">[1] </w:t>
+                </w:r>
+              </w:p>
+            </w:tc>
+            <w:tc>
+              <w:tcPr>
+                <w:tcW w:w="0" w:type="auto"/>
+                <w:hideMark/>
+              </w:tcPr>
+              <w:p>
+                <w:pPr>
+                  <w:pStyle w:val="Bibliography"/>
+                  <w:rPr>
+                    <w:noProof/>
+                  </w:rPr>
+                </w:pPr>
+                <w:r>
+                  <w:rPr>
+                    <w:noProof/>
+                  </w:rPr>
+                  <w:t xml:space="preserve">A. Forrester i E. Boudjnah, How to Build Android Applications with Kotlin: A hands-on guide to developing, testing, and publishing production-grade Android 16 apps, Packt Publishing, 2025. </w:t>
+                </w:r>
+              </w:p>
+            </w:tc>
+          </w:tr>
+          <w:tr>
+            <w:trPr>
+              <w:divId w:val="726029724"/>
+              <w:tblCellSpacing w:w="15" w:type="dxa"/>
+            </w:trPr>
+            <w:tc>
+              <w:tcPr>
+                <w:tcW w:w="50" w:type="pct"/>
+                <w:hideMark/>
+              </w:tcPr>
+              <w:p>
+                <w:pPr>
+                  <w:pStyle w:val="Bibliography"/>
+                  <w:rPr>
+                    <w:noProof/>
+                  </w:rPr>
+                </w:pPr>
+                <w:r>
+                  <w:rPr>
+                    <w:noProof/>
+                  </w:rPr>
+                  <w:t xml:space="preserve">[2] </w:t>
+                </w:r>
+              </w:p>
+            </w:tc>
+            <w:tc>
+              <w:tcPr>
+                <w:tcW w:w="0" w:type="auto"/>
+                <w:hideMark/>
+              </w:tcPr>
+              <w:p>
+                <w:pPr>
+                  <w:pStyle w:val="Bibliography"/>
+                  <w:rPr>
+                    <w:noProof/>
+                  </w:rPr>
+                </w:pPr>
+                <w:r>
+                  <w:rPr>
+                    <w:noProof/>
+                  </w:rPr>
+                  <w:t xml:space="preserve">A. V. Aho, M. S. Lam, R. Sethi i J. Ullman, Compilers: Principles, techniques, and tools, 2nd ed. ur., Pearson Education, 2006. </w:t>
+                </w:r>
+              </w:p>
+            </w:tc>
+          </w:tr>
+          <w:tr>
+            <w:trPr>
+              <w:divId w:val="726029724"/>
+              <w:tblCellSpacing w:w="15" w:type="dxa"/>
+            </w:trPr>
+            <w:tc>
+              <w:tcPr>
+                <w:tcW w:w="50" w:type="pct"/>
+                <w:hideMark/>
+              </w:tcPr>
+              <w:p>
+                <w:pPr>
+                  <w:pStyle w:val="Bibliography"/>
+                  <w:rPr>
+                    <w:noProof/>
+                  </w:rPr>
+                </w:pPr>
+                <w:r>
+                  <w:rPr>
+                    <w:noProof/>
+                  </w:rPr>
+                  <w:t xml:space="preserve">[3] </w:t>
+                </w:r>
+              </w:p>
+            </w:tc>
+            <w:tc>
+              <w:tcPr>
+                <w:tcW w:w="0" w:type="auto"/>
+                <w:hideMark/>
+              </w:tcPr>
+              <w:p>
+                <w:pPr>
+                  <w:pStyle w:val="Bibliography"/>
+                  <w:rPr>
+                    <w:noProof/>
+                  </w:rPr>
+                </w:pPr>
+                <w:r>
+                  <w:rPr>
+                    <w:noProof/>
+                  </w:rPr>
+                  <w:t>T. Grudić, »Mobilna aplikacija za pretvorbu slike s tekstom u tekst primjenom tehnologije optičkog prepoznavanja znakova,« 2024.</w:t>
+                </w:r>
+              </w:p>
+            </w:tc>
+          </w:tr>
+          <w:tr>
+            <w:trPr>
+              <w:divId w:val="726029724"/>
+              <w:tblCellSpacing w:w="15" w:type="dxa"/>
+            </w:trPr>
+            <w:tc>
+              <w:tcPr>
+                <w:tcW w:w="50" w:type="pct"/>
+                <w:hideMark/>
+              </w:tcPr>
+              <w:p>
+                <w:pPr>
+                  <w:pStyle w:val="Bibliography"/>
+                  <w:rPr>
+                    <w:noProof/>
+                  </w:rPr>
+                </w:pPr>
+                <w:r>
+                  <w:rPr>
+                    <w:noProof/>
+                  </w:rPr>
+                  <w:t xml:space="preserve">[4] </w:t>
+                </w:r>
+              </w:p>
+            </w:tc>
+            <w:tc>
+              <w:tcPr>
+                <w:tcW w:w="0" w:type="auto"/>
+                <w:hideMark/>
+              </w:tcPr>
+              <w:p>
+                <w:pPr>
+                  <w:pStyle w:val="Bibliography"/>
+                  <w:rPr>
+                    <w:noProof/>
+                  </w:rPr>
+                </w:pPr>
+                <w:r>
+                  <w:rPr>
+                    <w:noProof/>
+                  </w:rPr>
+                  <w:t>Google for Developers, »Recognize text in images with ML Kit on Android,« 20 travanj 2026. [Mrežno]. Available: https://developers.google.com/ml-kit/vision/text-recognition/v2.</w:t>
+                </w:r>
+              </w:p>
+            </w:tc>
+          </w:tr>
+        </w:tbl>
+        <w:p>
+          <w:pPr>
+            <w:divId w:val="726029724"/>
+            <w:rPr>
+              <w:noProof/>
+            </w:rPr>
+          </w:pPr>
+        </w:p>
+        <w:p>
+          <w:r>
+            <w:rPr>
+              <w:b/>
+              <w:bCs/>
+            </w:rPr>
+            <w:fldChar w:fldCharType="end"/>
+          </w:r>
+        </w:p>
+      </w:sdtContent>
+    </w:sdt>
     <w:sectPr>
-      <w:footerReference w:type="default" r:id="rId26"/>
-      <w:footerReference w:type="first" r:id="rId27"/>
+      <w:footerReference w:type="default" r:id="rId24"/>
+      <w:footerReference w:type="first" r:id="rId25"/>
       <w:pgSz w:w="11907" w:h="16840" w:code="9"/>
       <w:pgMar w:top="1418" w:right="1418" w:bottom="1418" w:left="1701" w:header="851" w:footer="567" w:gutter="0"/>
       <w:pgNumType w:start="1"/>
@@ -18931,7 +19784,7 @@
   </w:docDefaults>
   <w:latentStyles w:defLockedState="0" w:defUIPriority="0" w:defSemiHidden="0" w:defUnhideWhenUsed="0" w:defQFormat="0" w:count="376">
     <w:lsdException w:name="Normal" w:qFormat="1"/>
-    <w:lsdException w:name="heading 1" w:qFormat="1"/>
+    <w:lsdException w:name="heading 1" w:uiPriority="9" w:qFormat="1"/>
     <w:lsdException w:name="heading 2" w:qFormat="1"/>
     <w:lsdException w:name="heading 3" w:qFormat="1"/>
     <w:lsdException w:name="heading 4" w:qFormat="1"/>
@@ -19317,6 +20170,8 @@
     <w:name w:val="heading 1"/>
     <w:basedOn w:val="Normal"/>
     <w:next w:val="Normal"/>
+    <w:link w:val="Heading1Char"/>
+    <w:uiPriority w:val="9"/>
     <w:qFormat/>
     <w:rsid w:val="00AC3ED4"/>
     <w:pPr>
@@ -20106,6 +20961,30 @@
       <w:color w:val="800080" w:themeColor="followedHyperlink"/>
       <w:u w:val="single"/>
     </w:rPr>
+  </w:style>
+  <w:style w:type="character" w:customStyle="1" w:styleId="Heading1Char">
+    <w:name w:val="Heading 1 Char"/>
+    <w:basedOn w:val="DefaultParagraphFont"/>
+    <w:link w:val="Heading1"/>
+    <w:uiPriority w:val="9"/>
+    <w:rsid w:val="00020A64"/>
+    <w:rPr>
+      <w:rFonts w:ascii="Arial" w:hAnsi="Arial" w:cs="Arial"/>
+      <w:b/>
+      <w:bCs/>
+      <w:kern w:val="32"/>
+      <w:sz w:val="36"/>
+      <w:szCs w:val="32"/>
+      <w:lang w:eastAsia="en-US"/>
+    </w:rPr>
+  </w:style>
+  <w:style w:type="paragraph" w:styleId="Bibliography">
+    <w:name w:val="Bibliography"/>
+    <w:basedOn w:val="Normal"/>
+    <w:next w:val="Normal"/>
+    <w:uiPriority w:val="37"/>
+    <w:unhideWhenUsed/>
+    <w:rsid w:val="00020A64"/>
   </w:style>
 </w:styles>
 </file>
@@ -21429,10 +22308,6 @@
 </file>
 
 <file path=customXml/item1.xml><?xml version="1.0" encoding="utf-8"?>
-<b:Sources xmlns:b="http://schemas.openxmlformats.org/officeDocument/2006/bibliography" xmlns="http://schemas.openxmlformats.org/officeDocument/2006/bibliography" SelectedStyle="" StyleName=""/>
-</file>
-
-<file path=customXml/item2.xml><?xml version="1.0" encoding="utf-8"?>
 <p:properties xmlns:p="http://schemas.microsoft.com/office/2006/metadata/properties" xmlns:xsi="http://www.w3.org/2001/XMLSchema-instance" xmlns:pc="http://schemas.microsoft.com/office/infopath/2007/PartnerControls">
   <documentManagement>
     <lcf76f155ced4ddcb4097134ff3c332f xmlns="346bc69e-9362-457f-8135-617ee6cc7bac">
@@ -21443,7 +22318,7 @@
 </p:properties>
 </file>
 
-<file path=customXml/item3.xml><?xml version="1.0" encoding="utf-8"?>
+<file path=customXml/item2.xml><?xml version="1.0" encoding="utf-8"?>
 <?mso-contentType ?>
 <FormTemplates xmlns="http://schemas.microsoft.com/sharepoint/v3/contenttype/forms">
   <Display>DocumentLibraryForm</Display>
@@ -21452,7 +22327,7 @@
 </FormTemplates>
 </file>
 
-<file path=customXml/item4.xml><?xml version="1.0" encoding="utf-8"?>
+<file path=customXml/item3.xml><?xml version="1.0" encoding="utf-8"?>
 <ct:contentTypeSchema xmlns:ct="http://schemas.microsoft.com/office/2006/metadata/contentType" xmlns:ma="http://schemas.microsoft.com/office/2006/metadata/properties/metaAttributes" ct:_="" ma:_="" ma:contentTypeName="Dokument" ma:contentTypeID="0x010100CE8A6C523F15BE45BBB2628A8D195F23" ma:contentTypeVersion="13" ma:contentTypeDescription="Stvaranje novog dokumenta." ma:contentTypeScope="" ma:versionID="6a86de1faa86fa16ad729fe3930c3d49">
   <xsd:schema xmlns:xsd="http://www.w3.org/2001/XMLSchema" xmlns:xs="http://www.w3.org/2001/XMLSchema" xmlns:p="http://schemas.microsoft.com/office/2006/metadata/properties" xmlns:ns2="346bc69e-9362-457f-8135-617ee6cc7bac" xmlns:ns3="05f9ff4f-fb41-4731-8e66-a25ebb0ec23b" targetNamespace="http://schemas.microsoft.com/office/2006/metadata/properties" ma:root="true" ma:fieldsID="8f7b465b8d64df515966ccfc620eb42a" ns2:_="" ns3:_="">
     <xsd:import namespace="346bc69e-9362-457f-8135-617ee6cc7bac"/>
@@ -21659,15 +22534,105 @@
 </ct:contentTypeSchema>
 </file>
 
-<file path=customXml/itemProps1.xml><?xml version="1.0" encoding="utf-8"?>
-<ds:datastoreItem xmlns:ds="http://schemas.openxmlformats.org/officeDocument/2006/customXml" ds:itemID="{6B01A4B5-8F2F-4A9B-8EF4-01CAE8ECC50E}">
-  <ds:schemaRefs>
-    <ds:schemaRef ds:uri="http://schemas.openxmlformats.org/officeDocument/2006/bibliography"/>
-  </ds:schemaRefs>
-</ds:datastoreItem>
+<file path=customXml/item4.xml><?xml version="1.0" encoding="utf-8"?>
+<b:Sources xmlns:b="http://schemas.openxmlformats.org/officeDocument/2006/bibliography" xmlns="http://schemas.openxmlformats.org/officeDocument/2006/bibliography" SelectedStyle="\IEEE2006OfficeOnline.xsl" StyleName="IEEE" Version="2006">
+  <b:Source>
+    <b:Tag>For25</b:Tag>
+    <b:SourceType>Book</b:SourceType>
+    <b:Guid>{D6407706-64AD-44C5-A4EE-A0130F49D198}</b:Guid>
+    <b:Title>How to Build Android Applications with Kotlin: A hands-on guide to developing, testing, and publishing production-grade Android 16 apps</b:Title>
+    <b:Year>2025</b:Year>
+    <b:Publisher>Packt Publishing</b:Publisher>
+    <b:Author>
+      <b:Author>
+        <b:NameList>
+          <b:Person>
+            <b:Last>Forrester</b:Last>
+            <b:First>A.</b:First>
+          </b:Person>
+          <b:Person>
+            <b:Last>Boudjnah</b:Last>
+            <b:First>E.</b:First>
+          </b:Person>
+        </b:NameList>
+      </b:Author>
+    </b:Author>
+    <b:RefOrder>1</b:RefOrder>
+  </b:Source>
+  <b:Source>
+    <b:Tag>Aho06</b:Tag>
+    <b:SourceType>Book</b:SourceType>
+    <b:Guid>{A67BE479-9547-4633-AD94-0E92F47A5A64}</b:Guid>
+    <b:Title>Compilers: Principles, techniques, and tools</b:Title>
+    <b:Year>2006</b:Year>
+    <b:Publisher>Pearson Education</b:Publisher>
+    <b:Author>
+      <b:Author>
+        <b:NameList>
+          <b:Person>
+            <b:Last>Aho</b:Last>
+            <b:First>A. V.</b:First>
+          </b:Person>
+          <b:Person>
+            <b:Last>Lam</b:Last>
+            <b:First>M. S.</b:First>
+          </b:Person>
+          <b:Person>
+            <b:Last>Sethi</b:Last>
+            <b:First>R.</b:First>
+          </b:Person>
+          <b:Person>
+            <b:Last>Ullman</b:Last>
+            <b:First>J.D.</b:First>
+          </b:Person>
+        </b:NameList>
+      </b:Author>
+    </b:Author>
+    <b:Edition>2nd ed.</b:Edition>
+    <b:RefOrder>2</b:RefOrder>
+  </b:Source>
+  <b:Source>
+    <b:Tag>Goo26</b:Tag>
+    <b:SourceType>DocumentFromInternetSite</b:SourceType>
+    <b:Guid>{CB463188-BCFD-4474-83A4-F557E4C9EE05}</b:Guid>
+    <b:Title>Recognize text in images with ML Kit on Android</b:Title>
+    <b:Year>2026</b:Year>
+    <b:Author>
+      <b:Author>
+        <b:Corporate>Google for Developers</b:Corporate>
+      </b:Author>
+    </b:Author>
+    <b:InternetSiteTitle>Google for Developers</b:InternetSiteTitle>
+    <b:Month>travanj</b:Month>
+    <b:Day>20</b:Day>
+    <b:URL>https://developers.google.com/ml-kit/vision/text-recognition/v2</b:URL>
+    <b:RefOrder>4</b:RefOrder>
+  </b:Source>
+  <b:Source>
+    <b:Tag>Gru24</b:Tag>
+    <b:SourceType>Report</b:SourceType>
+    <b:Guid>{F9673649-4FD3-438F-88A2-A18D972BA673}</b:Guid>
+    <b:Title>Mobilna aplikacija za pretvorbu slike s tekstom u tekst primjenom tehnologije optičkog prepoznavanja znakova</b:Title>
+    <b:Year>2024</b:Year>
+    <b:URL>https://urn.nsk.hr/urn:nbn:hr:168:587919</b:URL>
+    <b:Institution>Fakultet elektrotehnike i računarstva, Sveučilište u Zagrebu</b:Institution>
+    <b:ThesisType>Završni rad</b:ThesisType>
+    <b:Author>
+      <b:Author>
+        <b:NameList>
+          <b:Person>
+            <b:Last>Grudić</b:Last>
+            <b:First>T.</b:First>
+          </b:Person>
+        </b:NameList>
+      </b:Author>
+    </b:Author>
+    <b:RefOrder>3</b:RefOrder>
+  </b:Source>
+</b:Sources>
 </file>
 
-<file path=customXml/itemProps2.xml><?xml version="1.0" encoding="utf-8"?>
+<file path=customXml/itemProps1.xml><?xml version="1.0" encoding="utf-8"?>
 <ds:datastoreItem xmlns:ds="http://schemas.openxmlformats.org/officeDocument/2006/customXml" ds:itemID="{5D60AB73-315D-41F5-B86C-A733B1DE9D36}">
   <ds:schemaRefs>
     <ds:schemaRef ds:uri="http://schemas.microsoft.com/office/2006/metadata/properties"/>
@@ -21678,7 +22643,7 @@
 </ds:datastoreItem>
 </file>
 
-<file path=customXml/itemProps3.xml><?xml version="1.0" encoding="utf-8"?>
+<file path=customXml/itemProps2.xml><?xml version="1.0" encoding="utf-8"?>
 <ds:datastoreItem xmlns:ds="http://schemas.openxmlformats.org/officeDocument/2006/customXml" ds:itemID="{4B895F2A-9BBA-40EB-8B52-6127588571FA}">
   <ds:schemaRefs>
     <ds:schemaRef ds:uri="http://schemas.microsoft.com/sharepoint/v3/contenttype/forms"/>
@@ -21686,7 +22651,7 @@
 </ds:datastoreItem>
 </file>
 
-<file path=customXml/itemProps4.xml><?xml version="1.0" encoding="utf-8"?>
+<file path=customXml/itemProps3.xml><?xml version="1.0" encoding="utf-8"?>
 <ds:datastoreItem xmlns:ds="http://schemas.openxmlformats.org/officeDocument/2006/customXml" ds:itemID="{F1F35A86-14E7-45B7-8C97-55729988BED5}">
   <ds:schemaRefs>
     <ds:schemaRef ds:uri="http://schemas.microsoft.com/office/2006/metadata/contentType"/>
@@ -21703,4 +22668,12 @@
     <ds:schemaRef ds:uri="http://schemas.microsoft.com/internal/obd"/>
   </ds:schemaRefs>
 </ds:datastoreItem>
+</file>
+
+<file path=customXml/itemProps4.xml><?xml version="1.0" encoding="utf-8"?>
+<ds:datastoreItem xmlns:ds="http://schemas.openxmlformats.org/officeDocument/2006/customXml" ds:itemID="{E6746475-B202-49DA-9CB3-3E7BA13B2120}">
+  <ds:schemaRefs>
+    <ds:schemaRef ds:uri="http://schemas.openxmlformats.org/officeDocument/2006/bibliography"/>
+  </ds:schemaRefs>
+</ds:datastoreItem>
 </file>
--- a/Doc/Završni_rad_FilipFolnegović.docx
+++ b/Doc/Završni_rad_FilipFolnegović.docx
@@ -228,7 +228,7 @@
           <w:numId w:val="0"/>
         </w:numPr>
       </w:pPr>
-      <w:bookmarkStart w:id="0" w:name="_Toc240038115"/>
+      <w:bookmarkStart w:id="0" w:name="_Toc242519608"/>
       <w:r>
         <w:lastRenderedPageBreak/>
         <w:t>Abstract</w:t>
@@ -291,7 +291,7 @@
         </w:rPr>
       </w:pPr>
       <w:bookmarkStart w:id="1" w:name="_Toc161651753"/>
-      <w:bookmarkStart w:id="2" w:name="_Toc240038116"/>
+      <w:bookmarkStart w:id="2" w:name="_Toc242519609"/>
       <w:r>
         <w:lastRenderedPageBreak/>
         <w:t>Sadržaj</w:t>
@@ -319,7 +319,7 @@
       <w:r>
         <w:fldChar w:fldCharType="separate"/>
       </w:r>
-      <w:hyperlink w:anchor="_Toc240038115" w:history="1">
+      <w:hyperlink w:anchor="_Toc242519608" w:history="1">
         <w:r>
           <w:rPr>
             <w:rStyle w:val="Hyperlink"/>
@@ -346,7 +346,7 @@
             <w:noProof/>
             <w:webHidden/>
           </w:rPr>
-          <w:instrText xml:space="preserve"> PAGEREF _Toc240038115 \h </w:instrText>
+          <w:instrText xml:space="preserve"> PAGEREF _Toc242519608 \h </w:instrText>
         </w:r>
         <w:r>
           <w:rPr>
@@ -388,7 +388,7 @@
           <w14:ligatures w14:val="standardContextual"/>
         </w:rPr>
       </w:pPr>
-      <w:hyperlink w:anchor="_Toc240038116" w:history="1">
+      <w:hyperlink w:anchor="_Toc242519609" w:history="1">
         <w:r>
           <w:rPr>
             <w:rStyle w:val="Hyperlink"/>
@@ -415,7 +415,7 @@
             <w:noProof/>
             <w:webHidden/>
           </w:rPr>
-          <w:instrText xml:space="preserve"> PAGEREF _Toc240038116 \h </w:instrText>
+          <w:instrText xml:space="preserve"> PAGEREF _Toc242519609 \h </w:instrText>
         </w:r>
         <w:r>
           <w:rPr>
@@ -457,7 +457,7 @@
           <w14:ligatures w14:val="standardContextual"/>
         </w:rPr>
       </w:pPr>
-      <w:hyperlink w:anchor="_Toc240038117" w:history="1">
+      <w:hyperlink w:anchor="_Toc242519610" w:history="1">
         <w:r>
           <w:rPr>
             <w:rStyle w:val="Hyperlink"/>
@@ -501,7 +501,7 @@
             <w:noProof/>
             <w:webHidden/>
           </w:rPr>
-          <w:instrText xml:space="preserve"> PAGEREF _Toc240038117 \h </w:instrText>
+          <w:instrText xml:space="preserve"> PAGEREF _Toc242519610 \h </w:instrText>
         </w:r>
         <w:r>
           <w:rPr>
@@ -522,6 +522,92 @@
             <w:webHidden/>
           </w:rPr>
           <w:t>3</w:t>
+        </w:r>
+        <w:r>
+          <w:rPr>
+            <w:noProof/>
+            <w:webHidden/>
+          </w:rPr>
+          <w:fldChar w:fldCharType="end"/>
+        </w:r>
+      </w:hyperlink>
+    </w:p>
+    <w:p>
+      <w:pPr>
+        <w:pStyle w:val="TOC1"/>
+        <w:rPr>
+          <w:rFonts w:asciiTheme="minorHAnsi" w:eastAsiaTheme="minorEastAsia" w:hAnsiTheme="minorHAnsi" w:cstheme="minorBidi"/>
+          <w:noProof/>
+          <w:kern w:val="2"/>
+          <w:lang w:val="en-DE" w:eastAsia="en-DE"/>
+          <w14:ligatures w14:val="standardContextual"/>
+        </w:rPr>
+      </w:pPr>
+      <w:hyperlink w:anchor="_Toc242519611" w:history="1">
+        <w:r>
+          <w:rPr>
+            <w:rStyle w:val="Hyperlink"/>
+            <w:noProof/>
+          </w:rPr>
+          <w:t>2.</w:t>
+        </w:r>
+        <w:r>
+          <w:rPr>
+            <w:rFonts w:asciiTheme="minorHAnsi" w:eastAsiaTheme="minorEastAsia" w:hAnsiTheme="minorHAnsi" w:cstheme="minorBidi"/>
+            <w:noProof/>
+            <w:kern w:val="2"/>
+            <w:lang w:val="en-DE" w:eastAsia="en-DE"/>
+            <w14:ligatures w14:val="standardContextual"/>
+          </w:rPr>
+          <w:tab/>
+        </w:r>
+        <w:r>
+          <w:rPr>
+            <w:rStyle w:val="Hyperlink"/>
+            <w:noProof/>
+          </w:rPr>
+          <w:t>Analiza postojećih rješenja</w:t>
+        </w:r>
+        <w:r>
+          <w:rPr>
+            <w:noProof/>
+            <w:webHidden/>
+          </w:rPr>
+          <w:tab/>
+        </w:r>
+        <w:r>
+          <w:rPr>
+            <w:noProof/>
+            <w:webHidden/>
+          </w:rPr>
+          <w:fldChar w:fldCharType="begin"/>
+        </w:r>
+        <w:r>
+          <w:rPr>
+            <w:noProof/>
+            <w:webHidden/>
+          </w:rPr>
+          <w:instrText xml:space="preserve"> PAGEREF _Toc242519611 \h </w:instrText>
+        </w:r>
+        <w:r>
+          <w:rPr>
+            <w:noProof/>
+            <w:webHidden/>
+          </w:rPr>
+        </w:r>
+        <w:r>
+          <w:rPr>
+            <w:noProof/>
+            <w:webHidden/>
+          </w:rPr>
+          <w:fldChar w:fldCharType="separate"/>
+        </w:r>
+        <w:r>
+          <w:rPr>
+            <w:noProof/>
+            <w:webHidden/>
+          </w:rPr>
+          <w:t>4</w:t>
         </w:r>
         <w:r>
           <w:rPr>
@@ -547,13 +633,13 @@
           <w14:ligatures w14:val="standardContextual"/>
         </w:rPr>
       </w:pPr>
-      <w:hyperlink w:anchor="_Toc240038118" w:history="1">
+      <w:hyperlink w:anchor="_Toc242519612" w:history="1">
         <w:r>
           <w:rPr>
             <w:rStyle w:val="Hyperlink"/>
             <w:noProof/>
           </w:rPr>
-          <w:t>1.1.</w:t>
+          <w:t>2.1.</w:t>
         </w:r>
         <w:r>
           <w:rPr>
@@ -570,7 +656,7 @@
             <w:rStyle w:val="Hyperlink"/>
             <w:noProof/>
           </w:rPr>
-          <w:t>Motivacija i definiranje problema</w:t>
+          <w:t>Pregled sličnih mobilnih aplikacija na tržištu</w:t>
         </w:r>
         <w:r>
           <w:rPr>
@@ -591,7 +677,7 @@
             <w:noProof/>
             <w:webHidden/>
           </w:rPr>
-          <w:instrText xml:space="preserve"> PAGEREF _Toc240038118 \h </w:instrText>
+          <w:instrText xml:space="preserve"> PAGEREF _Toc242519612 \h </w:instrText>
         </w:r>
         <w:r>
           <w:rPr>
@@ -611,7 +697,7 @@
             <w:noProof/>
             <w:webHidden/>
           </w:rPr>
-          <w:t>3</w:t>
+          <w:t>4</w:t>
         </w:r>
         <w:r>
           <w:rPr>
@@ -637,13 +723,13 @@
           <w14:ligatures w14:val="standardContextual"/>
         </w:rPr>
       </w:pPr>
-      <w:hyperlink w:anchor="_Toc240038119" w:history="1">
+      <w:hyperlink w:anchor="_Toc242519613" w:history="1">
         <w:r>
           <w:rPr>
             <w:rStyle w:val="Hyperlink"/>
             <w:noProof/>
           </w:rPr>
-          <w:t>1.2.</w:t>
+          <w:t>2.2.</w:t>
         </w:r>
         <w:r>
           <w:rPr>
@@ -660,7 +746,7 @@
             <w:rStyle w:val="Hyperlink"/>
             <w:noProof/>
           </w:rPr>
-          <w:t>Cilj i svrha rada</w:t>
+          <w:t>Prednosti i nedostaci dostupnih alata</w:t>
         </w:r>
         <w:r>
           <w:rPr>
@@ -681,7 +767,7 @@
             <w:noProof/>
             <w:webHidden/>
           </w:rPr>
-          <w:instrText xml:space="preserve"> PAGEREF _Toc240038119 \h </w:instrText>
+          <w:instrText xml:space="preserve"> PAGEREF _Toc242519613 \h </w:instrText>
         </w:r>
         <w:r>
           <w:rPr>
@@ -701,7 +787,7 @@
             <w:noProof/>
             <w:webHidden/>
           </w:rPr>
-          <w:t>3</w:t>
+          <w:t>5</w:t>
         </w:r>
         <w:r>
           <w:rPr>
@@ -723,13 +809,13 @@
           <w14:ligatures w14:val="standardContextual"/>
         </w:rPr>
       </w:pPr>
-      <w:hyperlink w:anchor="_Toc240038120" w:history="1">
+      <w:hyperlink w:anchor="_Toc242519614" w:history="1">
         <w:r>
           <w:rPr>
             <w:rStyle w:val="Hyperlink"/>
             <w:noProof/>
           </w:rPr>
-          <w:t>2.</w:t>
+          <w:t>3.</w:t>
         </w:r>
         <w:r>
           <w:rPr>
@@ -746,7 +832,7 @@
             <w:rStyle w:val="Hyperlink"/>
             <w:noProof/>
           </w:rPr>
-          <w:t>Analiza postojećih rješenja</w:t>
+          <w:t>Arhitektura sustava i korištene tehnologije</w:t>
         </w:r>
         <w:r>
           <w:rPr>
@@ -767,7 +853,7 @@
             <w:noProof/>
             <w:webHidden/>
           </w:rPr>
-          <w:instrText xml:space="preserve"> PAGEREF _Toc240038120 \h </w:instrText>
+          <w:instrText xml:space="preserve"> PAGEREF _Toc242519614 \h </w:instrText>
         </w:r>
         <w:r>
           <w:rPr>
@@ -787,7 +873,7 @@
             <w:noProof/>
             <w:webHidden/>
           </w:rPr>
-          <w:t>4</w:t>
+          <w:t>7</w:t>
         </w:r>
         <w:r>
           <w:rPr>
@@ -813,13 +899,13 @@
           <w14:ligatures w14:val="standardContextual"/>
         </w:rPr>
       </w:pPr>
-      <w:hyperlink w:anchor="_Toc240038121" w:history="1">
+      <w:hyperlink w:anchor="_Toc242519615" w:history="1">
         <w:r>
           <w:rPr>
             <w:rStyle w:val="Hyperlink"/>
             <w:noProof/>
           </w:rPr>
-          <w:t>2.1.</w:t>
+          <w:t>3.1.</w:t>
         </w:r>
         <w:r>
           <w:rPr>
@@ -836,7 +922,7 @@
             <w:rStyle w:val="Hyperlink"/>
             <w:noProof/>
           </w:rPr>
-          <w:t>Pregled sličnih mobilnih aplikacija na tržištu</w:t>
+          <w:t>Android platforma i programski jezik Kotlin</w:t>
         </w:r>
         <w:r>
           <w:rPr>
@@ -857,7 +943,7 @@
             <w:noProof/>
             <w:webHidden/>
           </w:rPr>
-          <w:instrText xml:space="preserve"> PAGEREF _Toc240038121 \h </w:instrText>
+          <w:instrText xml:space="preserve"> PAGEREF _Toc242519615 \h </w:instrText>
         </w:r>
         <w:r>
           <w:rPr>
@@ -877,7 +963,7 @@
             <w:noProof/>
             <w:webHidden/>
           </w:rPr>
-          <w:t>4</w:t>
+          <w:t>7</w:t>
         </w:r>
         <w:r>
           <w:rPr>
@@ -903,13 +989,13 @@
           <w14:ligatures w14:val="standardContextual"/>
         </w:rPr>
       </w:pPr>
-      <w:hyperlink w:anchor="_Toc240038122" w:history="1">
+      <w:hyperlink w:anchor="_Toc242519616" w:history="1">
         <w:r>
           <w:rPr>
             <w:rStyle w:val="Hyperlink"/>
             <w:noProof/>
           </w:rPr>
-          <w:t>2.2.</w:t>
+          <w:t>3.2.</w:t>
         </w:r>
         <w:r>
           <w:rPr>
@@ -926,7 +1012,7 @@
             <w:rStyle w:val="Hyperlink"/>
             <w:noProof/>
           </w:rPr>
-          <w:t>Prednosti i nedostaci dostupnih alata</w:t>
+          <w:t>Arhitektura aplikacije</w:t>
         </w:r>
         <w:r>
           <w:rPr>
@@ -947,7 +1033,7 @@
             <w:noProof/>
             <w:webHidden/>
           </w:rPr>
-          <w:instrText xml:space="preserve"> PAGEREF _Toc240038122 \h </w:instrText>
+          <w:instrText xml:space="preserve"> PAGEREF _Toc242519616 \h </w:instrText>
         </w:r>
         <w:r>
           <w:rPr>
@@ -967,93 +1053,7 @@
             <w:noProof/>
             <w:webHidden/>
           </w:rPr>
-          <w:t>5</w:t>
-        </w:r>
-        <w:r>
-          <w:rPr>
-            <w:noProof/>
-            <w:webHidden/>
-          </w:rPr>
-          <w:fldChar w:fldCharType="end"/>
-        </w:r>
-      </w:hyperlink>
-    </w:p>
-    <w:p>
-      <w:pPr>
-        <w:pStyle w:val="TOC1"/>
-        <w:rPr>
-          <w:rFonts w:asciiTheme="minorHAnsi" w:eastAsiaTheme="minorEastAsia" w:hAnsiTheme="minorHAnsi" w:cstheme="minorBidi"/>
-          <w:noProof/>
-          <w:kern w:val="2"/>
-          <w:lang w:val="en-DE" w:eastAsia="en-DE"/>
-          <w14:ligatures w14:val="standardContextual"/>
-        </w:rPr>
-      </w:pPr>
-      <w:hyperlink w:anchor="_Toc240038123" w:history="1">
-        <w:r>
-          <w:rPr>
-            <w:rStyle w:val="Hyperlink"/>
-            <w:noProof/>
-          </w:rPr>
-          <w:t>3.</w:t>
-        </w:r>
-        <w:r>
-          <w:rPr>
-            <w:rFonts w:asciiTheme="minorHAnsi" w:eastAsiaTheme="minorEastAsia" w:hAnsiTheme="minorHAnsi" w:cstheme="minorBidi"/>
-            <w:noProof/>
-            <w:kern w:val="2"/>
-            <w:lang w:val="en-DE" w:eastAsia="en-DE"/>
-            <w14:ligatures w14:val="standardContextual"/>
-          </w:rPr>
-          <w:tab/>
-        </w:r>
-        <w:r>
-          <w:rPr>
-            <w:rStyle w:val="Hyperlink"/>
-            <w:noProof/>
-          </w:rPr>
-          <w:t>Arhitektura sustava i korištene tehnologije</w:t>
-        </w:r>
-        <w:r>
-          <w:rPr>
-            <w:noProof/>
-            <w:webHidden/>
-          </w:rPr>
-          <w:tab/>
-        </w:r>
-        <w:r>
-          <w:rPr>
-            <w:noProof/>
-            <w:webHidden/>
-          </w:rPr>
-          <w:fldChar w:fldCharType="begin"/>
-        </w:r>
-        <w:r>
-          <w:rPr>
-            <w:noProof/>
-            <w:webHidden/>
-          </w:rPr>
-          <w:instrText xml:space="preserve"> PAGEREF _Toc240038123 \h </w:instrText>
-        </w:r>
-        <w:r>
-          <w:rPr>
-            <w:noProof/>
-            <w:webHidden/>
-          </w:rPr>
-        </w:r>
-        <w:r>
-          <w:rPr>
-            <w:noProof/>
-            <w:webHidden/>
-          </w:rPr>
-          <w:fldChar w:fldCharType="separate"/>
-        </w:r>
-        <w:r>
-          <w:rPr>
-            <w:noProof/>
-            <w:webHidden/>
-          </w:rPr>
-          <w:t>6</w:t>
+          <w:t>8</w:t>
         </w:r>
         <w:r>
           <w:rPr>
@@ -1079,13 +1079,13 @@
           <w14:ligatures w14:val="standardContextual"/>
         </w:rPr>
       </w:pPr>
-      <w:hyperlink w:anchor="_Toc240038124" w:history="1">
+      <w:hyperlink w:anchor="_Toc242519617" w:history="1">
         <w:r>
           <w:rPr>
             <w:rStyle w:val="Hyperlink"/>
             <w:noProof/>
           </w:rPr>
-          <w:t>3.1.</w:t>
+          <w:t>3.3.</w:t>
         </w:r>
         <w:r>
           <w:rPr>
@@ -1102,7 +1102,7 @@
             <w:rStyle w:val="Hyperlink"/>
             <w:noProof/>
           </w:rPr>
-          <w:t>Android platforma i programski jezik Kotlin</w:t>
+          <w:t>Sustav za lokalnu pohranu podataka</w:t>
         </w:r>
         <w:r>
           <w:rPr>
@@ -1123,7 +1123,7 @@
             <w:noProof/>
             <w:webHidden/>
           </w:rPr>
-          <w:instrText xml:space="preserve"> PAGEREF _Toc240038124 \h </w:instrText>
+          <w:instrText xml:space="preserve"> PAGEREF _Toc242519617 \h </w:instrText>
         </w:r>
         <w:r>
           <w:rPr>
@@ -1143,7 +1143,7 @@
             <w:noProof/>
             <w:webHidden/>
           </w:rPr>
-          <w:t>6</w:t>
+          <w:t>9</w:t>
         </w:r>
         <w:r>
           <w:rPr>
@@ -1169,13 +1169,13 @@
           <w14:ligatures w14:val="standardContextual"/>
         </w:rPr>
       </w:pPr>
-      <w:hyperlink w:anchor="_Toc240038125" w:history="1">
+      <w:hyperlink w:anchor="_Toc242519618" w:history="1">
         <w:r>
           <w:rPr>
             <w:rStyle w:val="Hyperlink"/>
             <w:noProof/>
           </w:rPr>
-          <w:t>3.2.</w:t>
+          <w:t>3.4.</w:t>
         </w:r>
         <w:r>
           <w:rPr>
@@ -1192,7 +1192,7 @@
             <w:rStyle w:val="Hyperlink"/>
             <w:noProof/>
           </w:rPr>
-          <w:t>Arhitektura aplikacije</w:t>
+          <w:t>Postojeći alati i biblioteke za optičko prepoznavanje znakova (OCR)</w:t>
         </w:r>
         <w:r>
           <w:rPr>
@@ -1213,7 +1213,7 @@
             <w:noProof/>
             <w:webHidden/>
           </w:rPr>
-          <w:instrText xml:space="preserve"> PAGEREF _Toc240038125 \h </w:instrText>
+          <w:instrText xml:space="preserve"> PAGEREF _Toc242519618 \h </w:instrText>
         </w:r>
         <w:r>
           <w:rPr>
@@ -1233,7 +1233,93 @@
             <w:noProof/>
             <w:webHidden/>
           </w:rPr>
-          <w:t>6</w:t>
+          <w:t>10</w:t>
+        </w:r>
+        <w:r>
+          <w:rPr>
+            <w:noProof/>
+            <w:webHidden/>
+          </w:rPr>
+          <w:fldChar w:fldCharType="end"/>
+        </w:r>
+      </w:hyperlink>
+    </w:p>
+    <w:p>
+      <w:pPr>
+        <w:pStyle w:val="TOC1"/>
+        <w:rPr>
+          <w:rFonts w:asciiTheme="minorHAnsi" w:eastAsiaTheme="minorEastAsia" w:hAnsiTheme="minorHAnsi" w:cstheme="minorBidi"/>
+          <w:noProof/>
+          <w:kern w:val="2"/>
+          <w:lang w:val="en-DE" w:eastAsia="en-DE"/>
+          <w14:ligatures w14:val="standardContextual"/>
+        </w:rPr>
+      </w:pPr>
+      <w:hyperlink w:anchor="_Toc242519619" w:history="1">
+        <w:r>
+          <w:rPr>
+            <w:rStyle w:val="Hyperlink"/>
+            <w:noProof/>
+          </w:rPr>
+          <w:t>4.</w:t>
+        </w:r>
+        <w:r>
+          <w:rPr>
+            <w:rFonts w:asciiTheme="minorHAnsi" w:eastAsiaTheme="minorEastAsia" w:hAnsiTheme="minorHAnsi" w:cstheme="minorBidi"/>
+            <w:noProof/>
+            <w:kern w:val="2"/>
+            <w:lang w:val="en-DE" w:eastAsia="en-DE"/>
+            <w14:ligatures w14:val="standardContextual"/>
+          </w:rPr>
+          <w:tab/>
+        </w:r>
+        <w:r>
+          <w:rPr>
+            <w:rStyle w:val="Hyperlink"/>
+            <w:noProof/>
+          </w:rPr>
+          <w:t>Dizajn i funkcionalna specifikacija</w:t>
+        </w:r>
+        <w:r>
+          <w:rPr>
+            <w:noProof/>
+            <w:webHidden/>
+          </w:rPr>
+          <w:tab/>
+        </w:r>
+        <w:r>
+          <w:rPr>
+            <w:noProof/>
+            <w:webHidden/>
+          </w:rPr>
+          <w:fldChar w:fldCharType="begin"/>
+        </w:r>
+        <w:r>
+          <w:rPr>
+            <w:noProof/>
+            <w:webHidden/>
+          </w:rPr>
+          <w:instrText xml:space="preserve"> PAGEREF _Toc242519619 \h </w:instrText>
+        </w:r>
+        <w:r>
+          <w:rPr>
+            <w:noProof/>
+            <w:webHidden/>
+          </w:rPr>
+        </w:r>
+        <w:r>
+          <w:rPr>
+            <w:noProof/>
+            <w:webHidden/>
+          </w:rPr>
+          <w:fldChar w:fldCharType="separate"/>
+        </w:r>
+        <w:r>
+          <w:rPr>
+            <w:noProof/>
+            <w:webHidden/>
+          </w:rPr>
+          <w:t>12</w:t>
         </w:r>
         <w:r>
           <w:rPr>
@@ -1259,13 +1345,13 @@
           <w14:ligatures w14:val="standardContextual"/>
         </w:rPr>
       </w:pPr>
-      <w:hyperlink w:anchor="_Toc240038126" w:history="1">
+      <w:hyperlink w:anchor="_Toc242519620" w:history="1">
         <w:r>
           <w:rPr>
             <w:rStyle w:val="Hyperlink"/>
             <w:noProof/>
           </w:rPr>
-          <w:t>3.3.</w:t>
+          <w:t>4.1.</w:t>
         </w:r>
         <w:r>
           <w:rPr>
@@ -1282,7 +1368,7 @@
             <w:rStyle w:val="Hyperlink"/>
             <w:noProof/>
           </w:rPr>
-          <w:t>Sustav za lokalnu pohranu podataka</w:t>
+          <w:t>Korisnički zahtjevi i slučajevi korištenja (Use Cases)</w:t>
         </w:r>
         <w:r>
           <w:rPr>
@@ -1303,7 +1389,7 @@
             <w:noProof/>
             <w:webHidden/>
           </w:rPr>
-          <w:instrText xml:space="preserve"> PAGEREF _Toc240038126 \h </w:instrText>
+          <w:instrText xml:space="preserve"> PAGEREF _Toc242519620 \h </w:instrText>
         </w:r>
         <w:r>
           <w:rPr>
@@ -1323,7 +1409,7 @@
             <w:noProof/>
             <w:webHidden/>
           </w:rPr>
-          <w:t>7</w:t>
+          <w:t>12</w:t>
         </w:r>
         <w:r>
           <w:rPr>
@@ -1349,13 +1435,13 @@
           <w14:ligatures w14:val="standardContextual"/>
         </w:rPr>
       </w:pPr>
-      <w:hyperlink w:anchor="_Toc240038127" w:history="1">
+      <w:hyperlink w:anchor="_Toc242519621" w:history="1">
         <w:r>
           <w:rPr>
             <w:rStyle w:val="Hyperlink"/>
             <w:noProof/>
           </w:rPr>
-          <w:t>3.4.</w:t>
+          <w:t>4.2.</w:t>
         </w:r>
         <w:r>
           <w:rPr>
@@ -1372,7 +1458,7 @@
             <w:rStyle w:val="Hyperlink"/>
             <w:noProof/>
           </w:rPr>
-          <w:t>Postojeći alati i biblioteke za optičko prepoznavanje znakova (OCR)</w:t>
+          <w:t>Dizajn korisničkog sučelja (UI) i korisničkog iskustva (UX)</w:t>
         </w:r>
         <w:r>
           <w:rPr>
@@ -1393,7 +1479,7 @@
             <w:noProof/>
             <w:webHidden/>
           </w:rPr>
-          <w:instrText xml:space="preserve"> PAGEREF _Toc240038127 \h </w:instrText>
+          <w:instrText xml:space="preserve"> PAGEREF _Toc242519621 \h </w:instrText>
         </w:r>
         <w:r>
           <w:rPr>
@@ -1413,93 +1499,7 @@
             <w:noProof/>
             <w:webHidden/>
           </w:rPr>
-          <w:t>8</w:t>
-        </w:r>
-        <w:r>
-          <w:rPr>
-            <w:noProof/>
-            <w:webHidden/>
-          </w:rPr>
-          <w:fldChar w:fldCharType="end"/>
-        </w:r>
-      </w:hyperlink>
-    </w:p>
-    <w:p>
-      <w:pPr>
-        <w:pStyle w:val="TOC1"/>
-        <w:rPr>
-          <w:rFonts w:asciiTheme="minorHAnsi" w:eastAsiaTheme="minorEastAsia" w:hAnsiTheme="minorHAnsi" w:cstheme="minorBidi"/>
-          <w:noProof/>
-          <w:kern w:val="2"/>
-          <w:lang w:val="en-DE" w:eastAsia="en-DE"/>
-          <w14:ligatures w14:val="standardContextual"/>
-        </w:rPr>
-      </w:pPr>
-      <w:hyperlink w:anchor="_Toc240038128" w:history="1">
-        <w:r>
-          <w:rPr>
-            <w:rStyle w:val="Hyperlink"/>
-            <w:noProof/>
-          </w:rPr>
-          <w:t>4.</w:t>
-        </w:r>
-        <w:r>
-          <w:rPr>
-            <w:rFonts w:asciiTheme="minorHAnsi" w:eastAsiaTheme="minorEastAsia" w:hAnsiTheme="minorHAnsi" w:cstheme="minorBidi"/>
-            <w:noProof/>
-            <w:kern w:val="2"/>
-            <w:lang w:val="en-DE" w:eastAsia="en-DE"/>
-            <w14:ligatures w14:val="standardContextual"/>
-          </w:rPr>
-          <w:tab/>
-        </w:r>
-        <w:r>
-          <w:rPr>
-            <w:rStyle w:val="Hyperlink"/>
-            <w:noProof/>
-          </w:rPr>
-          <w:t>Dizajn i funkcionalna specifikacija</w:t>
-        </w:r>
-        <w:r>
-          <w:rPr>
-            <w:noProof/>
-            <w:webHidden/>
-          </w:rPr>
-          <w:tab/>
-        </w:r>
-        <w:r>
-          <w:rPr>
-            <w:noProof/>
-            <w:webHidden/>
-          </w:rPr>
-          <w:fldChar w:fldCharType="begin"/>
-        </w:r>
-        <w:r>
-          <w:rPr>
-            <w:noProof/>
-            <w:webHidden/>
-          </w:rPr>
-          <w:instrText xml:space="preserve"> PAGEREF _Toc240038128 \h </w:instrText>
-        </w:r>
-        <w:r>
-          <w:rPr>
-            <w:noProof/>
-            <w:webHidden/>
-          </w:rPr>
-        </w:r>
-        <w:r>
-          <w:rPr>
-            <w:noProof/>
-            <w:webHidden/>
-          </w:rPr>
-          <w:fldChar w:fldCharType="separate"/>
-        </w:r>
-        <w:r>
-          <w:rPr>
-            <w:noProof/>
-            <w:webHidden/>
-          </w:rPr>
-          <w:t>9</w:t>
+          <w:t>13</w:t>
         </w:r>
         <w:r>
           <w:rPr>
@@ -1525,13 +1525,13 @@
           <w14:ligatures w14:val="standardContextual"/>
         </w:rPr>
       </w:pPr>
-      <w:hyperlink w:anchor="_Toc240038129" w:history="1">
+      <w:hyperlink w:anchor="_Toc242519622" w:history="1">
         <w:r>
           <w:rPr>
             <w:rStyle w:val="Hyperlink"/>
             <w:noProof/>
           </w:rPr>
-          <w:t>4.1.</w:t>
+          <w:t>4.3.</w:t>
         </w:r>
         <w:r>
           <w:rPr>
@@ -1548,7 +1548,7 @@
             <w:rStyle w:val="Hyperlink"/>
             <w:noProof/>
           </w:rPr>
-          <w:t>Korisnički zahtjevi i slučajevi korištenja (Use Cases)</w:t>
+          <w:t>Koncept i svrha modula za grafički prikaz funkcija</w:t>
         </w:r>
         <w:r>
           <w:rPr>
@@ -1569,7 +1569,7 @@
             <w:noProof/>
             <w:webHidden/>
           </w:rPr>
-          <w:instrText xml:space="preserve"> PAGEREF _Toc240038129 \h </w:instrText>
+          <w:instrText xml:space="preserve"> PAGEREF _Toc242519622 \h </w:instrText>
         </w:r>
         <w:r>
           <w:rPr>
@@ -1589,7 +1589,93 @@
             <w:noProof/>
             <w:webHidden/>
           </w:rPr>
-          <w:t>9</w:t>
+          <w:t>14</w:t>
+        </w:r>
+        <w:r>
+          <w:rPr>
+            <w:noProof/>
+            <w:webHidden/>
+          </w:rPr>
+          <w:fldChar w:fldCharType="end"/>
+        </w:r>
+      </w:hyperlink>
+    </w:p>
+    <w:p>
+      <w:pPr>
+        <w:pStyle w:val="TOC1"/>
+        <w:rPr>
+          <w:rFonts w:asciiTheme="minorHAnsi" w:eastAsiaTheme="minorEastAsia" w:hAnsiTheme="minorHAnsi" w:cstheme="minorBidi"/>
+          <w:noProof/>
+          <w:kern w:val="2"/>
+          <w:lang w:val="en-DE" w:eastAsia="en-DE"/>
+          <w14:ligatures w14:val="standardContextual"/>
+        </w:rPr>
+      </w:pPr>
+      <w:hyperlink w:anchor="_Toc242519623" w:history="1">
+        <w:r>
+          <w:rPr>
+            <w:rStyle w:val="Hyperlink"/>
+            <w:noProof/>
+          </w:rPr>
+          <w:t>5.</w:t>
+        </w:r>
+        <w:r>
+          <w:rPr>
+            <w:rFonts w:asciiTheme="minorHAnsi" w:eastAsiaTheme="minorEastAsia" w:hAnsiTheme="minorHAnsi" w:cstheme="minorBidi"/>
+            <w:noProof/>
+            <w:kern w:val="2"/>
+            <w:lang w:val="en-DE" w:eastAsia="en-DE"/>
+            <w14:ligatures w14:val="standardContextual"/>
+          </w:rPr>
+          <w:tab/>
+        </w:r>
+        <w:r>
+          <w:rPr>
+            <w:rStyle w:val="Hyperlink"/>
+            <w:noProof/>
+          </w:rPr>
+          <w:t>Implementacija aplikacije EquationPocket</w:t>
+        </w:r>
+        <w:r>
+          <w:rPr>
+            <w:noProof/>
+            <w:webHidden/>
+          </w:rPr>
+          <w:tab/>
+        </w:r>
+        <w:r>
+          <w:rPr>
+            <w:noProof/>
+            <w:webHidden/>
+          </w:rPr>
+          <w:fldChar w:fldCharType="begin"/>
+        </w:r>
+        <w:r>
+          <w:rPr>
+            <w:noProof/>
+            <w:webHidden/>
+          </w:rPr>
+          <w:instrText xml:space="preserve"> PAGEREF _Toc242519623 \h </w:instrText>
+        </w:r>
+        <w:r>
+          <w:rPr>
+            <w:noProof/>
+            <w:webHidden/>
+          </w:rPr>
+        </w:r>
+        <w:r>
+          <w:rPr>
+            <w:noProof/>
+            <w:webHidden/>
+          </w:rPr>
+          <w:fldChar w:fldCharType="separate"/>
+        </w:r>
+        <w:r>
+          <w:rPr>
+            <w:noProof/>
+            <w:webHidden/>
+          </w:rPr>
+          <w:t>15</w:t>
         </w:r>
         <w:r>
           <w:rPr>
@@ -1615,13 +1701,13 @@
           <w14:ligatures w14:val="standardContextual"/>
         </w:rPr>
       </w:pPr>
-      <w:hyperlink w:anchor="_Toc240038130" w:history="1">
+      <w:hyperlink w:anchor="_Toc242519624" w:history="1">
         <w:r>
           <w:rPr>
             <w:rStyle w:val="Hyperlink"/>
             <w:noProof/>
           </w:rPr>
-          <w:t>4.2.</w:t>
+          <w:t>5.1.</w:t>
         </w:r>
         <w:r>
           <w:rPr>
@@ -1638,7 +1724,7 @@
             <w:rStyle w:val="Hyperlink"/>
             <w:noProof/>
           </w:rPr>
-          <w:t>Dizajn korisničkog sučelja (UI) i korisničkog iskustva (UX)</w:t>
+          <w:t>Razvoj korisničkog sučelja i navigacije u Kotlinu</w:t>
         </w:r>
         <w:r>
           <w:rPr>
@@ -1659,7 +1745,7 @@
             <w:noProof/>
             <w:webHidden/>
           </w:rPr>
-          <w:instrText xml:space="preserve"> PAGEREF _Toc240038130 \h </w:instrText>
+          <w:instrText xml:space="preserve"> PAGEREF _Toc242519624 \h </w:instrText>
         </w:r>
         <w:r>
           <w:rPr>
@@ -1679,7 +1765,7 @@
             <w:noProof/>
             <w:webHidden/>
           </w:rPr>
-          <w:t>9</w:t>
+          <w:t>15</w:t>
         </w:r>
         <w:r>
           <w:rPr>
@@ -1705,13 +1791,13 @@
           <w14:ligatures w14:val="standardContextual"/>
         </w:rPr>
       </w:pPr>
-      <w:hyperlink w:anchor="_Toc240038131" w:history="1">
+      <w:hyperlink w:anchor="_Toc242519625" w:history="1">
         <w:r>
           <w:rPr>
             <w:rStyle w:val="Hyperlink"/>
             <w:noProof/>
           </w:rPr>
-          <w:t>4.3.</w:t>
+          <w:t>5.2.</w:t>
         </w:r>
         <w:r>
           <w:rPr>
@@ -1728,7 +1814,7 @@
             <w:rStyle w:val="Hyperlink"/>
             <w:noProof/>
           </w:rPr>
-          <w:t>Koncept i svrha modula za grafički prikaz funkcija</w:t>
+          <w:t>Sustav organizacije jednadžbi</w:t>
         </w:r>
         <w:r>
           <w:rPr>
@@ -1749,7 +1835,7 @@
             <w:noProof/>
             <w:webHidden/>
           </w:rPr>
-          <w:instrText xml:space="preserve"> PAGEREF _Toc240038131 \h </w:instrText>
+          <w:instrText xml:space="preserve"> PAGEREF _Toc242519625 \h </w:instrText>
         </w:r>
         <w:r>
           <w:rPr>
@@ -1769,93 +1855,7 @@
             <w:noProof/>
             <w:webHidden/>
           </w:rPr>
-          <w:t>10</w:t>
-        </w:r>
-        <w:r>
-          <w:rPr>
-            <w:noProof/>
-            <w:webHidden/>
-          </w:rPr>
-          <w:fldChar w:fldCharType="end"/>
-        </w:r>
-      </w:hyperlink>
-    </w:p>
-    <w:p>
-      <w:pPr>
-        <w:pStyle w:val="TOC1"/>
-        <w:rPr>
-          <w:rFonts w:asciiTheme="minorHAnsi" w:eastAsiaTheme="minorEastAsia" w:hAnsiTheme="minorHAnsi" w:cstheme="minorBidi"/>
-          <w:noProof/>
-          <w:kern w:val="2"/>
-          <w:lang w:val="en-DE" w:eastAsia="en-DE"/>
-          <w14:ligatures w14:val="standardContextual"/>
-        </w:rPr>
-      </w:pPr>
-      <w:hyperlink w:anchor="_Toc240038132" w:history="1">
-        <w:r>
-          <w:rPr>
-            <w:rStyle w:val="Hyperlink"/>
-            <w:noProof/>
-          </w:rPr>
-          <w:t>5.</w:t>
-        </w:r>
-        <w:r>
-          <w:rPr>
-            <w:rFonts w:asciiTheme="minorHAnsi" w:eastAsiaTheme="minorEastAsia" w:hAnsiTheme="minorHAnsi" w:cstheme="minorBidi"/>
-            <w:noProof/>
-            <w:kern w:val="2"/>
-            <w:lang w:val="en-DE" w:eastAsia="en-DE"/>
-            <w14:ligatures w14:val="standardContextual"/>
-          </w:rPr>
-          <w:tab/>
-        </w:r>
-        <w:r>
-          <w:rPr>
-            <w:rStyle w:val="Hyperlink"/>
-            <w:noProof/>
-          </w:rPr>
-          <w:t>Implementacija aplikacije EquationPocket</w:t>
-        </w:r>
-        <w:r>
-          <w:rPr>
-            <w:noProof/>
-            <w:webHidden/>
-          </w:rPr>
-          <w:tab/>
-        </w:r>
-        <w:r>
-          <w:rPr>
-            <w:noProof/>
-            <w:webHidden/>
-          </w:rPr>
-          <w:fldChar w:fldCharType="begin"/>
-        </w:r>
-        <w:r>
-          <w:rPr>
-            <w:noProof/>
-            <w:webHidden/>
-          </w:rPr>
-          <w:instrText xml:space="preserve"> PAGEREF _Toc240038132 \h </w:instrText>
-        </w:r>
-        <w:r>
-          <w:rPr>
-            <w:noProof/>
-            <w:webHidden/>
-          </w:rPr>
-        </w:r>
-        <w:r>
-          <w:rPr>
-            <w:noProof/>
-            <w:webHidden/>
-          </w:rPr>
-          <w:fldChar w:fldCharType="separate"/>
-        </w:r>
-        <w:r>
-          <w:rPr>
-            <w:noProof/>
-            <w:webHidden/>
-          </w:rPr>
-          <w:t>11</w:t>
+          <w:t>18</w:t>
         </w:r>
         <w:r>
           <w:rPr>
@@ -1881,13 +1881,13 @@
           <w14:ligatures w14:val="standardContextual"/>
         </w:rPr>
       </w:pPr>
-      <w:hyperlink w:anchor="_Toc240038133" w:history="1">
+      <w:hyperlink w:anchor="_Toc242519626" w:history="1">
         <w:r>
           <w:rPr>
             <w:rStyle w:val="Hyperlink"/>
             <w:noProof/>
           </w:rPr>
-          <w:t>5.1.</w:t>
+          <w:t>5.3.</w:t>
         </w:r>
         <w:r>
           <w:rPr>
@@ -1904,7 +1904,7 @@
             <w:rStyle w:val="Hyperlink"/>
             <w:noProof/>
           </w:rPr>
-          <w:t>Razvoj korisničkog sučelja i navigacije u Kotlinu</w:t>
+          <w:t>Modul za unos podataka i integracija postojećih OCR funkcionalnosti</w:t>
         </w:r>
         <w:r>
           <w:rPr>
@@ -1925,7 +1925,7 @@
             <w:noProof/>
             <w:webHidden/>
           </w:rPr>
-          <w:instrText xml:space="preserve"> PAGEREF _Toc240038133 \h </w:instrText>
+          <w:instrText xml:space="preserve"> PAGEREF _Toc242519626 \h </w:instrText>
         </w:r>
         <w:r>
           <w:rPr>
@@ -1945,7 +1945,7 @@
             <w:noProof/>
             <w:webHidden/>
           </w:rPr>
-          <w:t>11</w:t>
+          <w:t>21</w:t>
         </w:r>
         <w:r>
           <w:rPr>
@@ -1971,13 +1971,13 @@
           <w14:ligatures w14:val="standardContextual"/>
         </w:rPr>
       </w:pPr>
-      <w:hyperlink w:anchor="_Toc240038134" w:history="1">
+      <w:hyperlink w:anchor="_Toc242519627" w:history="1">
         <w:r>
           <w:rPr>
             <w:rStyle w:val="Hyperlink"/>
             <w:noProof/>
           </w:rPr>
-          <w:t>5.2.</w:t>
+          <w:t>5.4.</w:t>
         </w:r>
         <w:r>
           <w:rPr>
@@ -1994,7 +1994,7 @@
             <w:rStyle w:val="Hyperlink"/>
             <w:noProof/>
           </w:rPr>
-          <w:t>Sustav organizacije jednadžbi</w:t>
+          <w:t>Algoritam za parsiranje niza znakova i izgradnju stabla</w:t>
         </w:r>
         <w:r>
           <w:rPr>
@@ -2015,7 +2015,7 @@
             <w:noProof/>
             <w:webHidden/>
           </w:rPr>
-          <w:instrText xml:space="preserve"> PAGEREF _Toc240038134 \h </w:instrText>
+          <w:instrText xml:space="preserve"> PAGEREF _Toc242519627 \h </w:instrText>
         </w:r>
         <w:r>
           <w:rPr>
@@ -2035,7 +2035,7 @@
             <w:noProof/>
             <w:webHidden/>
           </w:rPr>
-          <w:t>14</w:t>
+          <w:t>26</w:t>
         </w:r>
         <w:r>
           <w:rPr>
@@ -2061,13 +2061,13 @@
           <w14:ligatures w14:val="standardContextual"/>
         </w:rPr>
       </w:pPr>
-      <w:hyperlink w:anchor="_Toc240038135" w:history="1">
+      <w:hyperlink w:anchor="_Toc242519628" w:history="1">
         <w:r>
           <w:rPr>
             <w:rStyle w:val="Hyperlink"/>
             <w:noProof/>
           </w:rPr>
-          <w:t>5.3.</w:t>
+          <w:t>5.5.</w:t>
         </w:r>
         <w:r>
           <w:rPr>
@@ -2084,7 +2084,7 @@
             <w:rStyle w:val="Hyperlink"/>
             <w:noProof/>
           </w:rPr>
-          <w:t>Modul za unos podataka i integracija postojećih OCR funkcionalnosti</w:t>
+          <w:t>Dinamičko generiranje ulaznih polja i kalkulator nepoznanica</w:t>
         </w:r>
         <w:r>
           <w:rPr>
@@ -2105,7 +2105,7 @@
             <w:noProof/>
             <w:webHidden/>
           </w:rPr>
-          <w:instrText xml:space="preserve"> PAGEREF _Toc240038135 \h </w:instrText>
+          <w:instrText xml:space="preserve"> PAGEREF _Toc242519628 \h </w:instrText>
         </w:r>
         <w:r>
           <w:rPr>
@@ -2125,7 +2125,7 @@
             <w:noProof/>
             <w:webHidden/>
           </w:rPr>
-          <w:t>16</w:t>
+          <w:t>28</w:t>
         </w:r>
         <w:r>
           <w:rPr>
@@ -2151,13 +2151,13 @@
           <w14:ligatures w14:val="standardContextual"/>
         </w:rPr>
       </w:pPr>
-      <w:hyperlink w:anchor="_Toc240038136" w:history="1">
+      <w:hyperlink w:anchor="_Toc242519629" w:history="1">
         <w:r>
           <w:rPr>
             <w:rStyle w:val="Hyperlink"/>
             <w:noProof/>
           </w:rPr>
-          <w:t>5.4.</w:t>
+          <w:t>5.6.</w:t>
         </w:r>
         <w:r>
           <w:rPr>
@@ -2174,7 +2174,7 @@
             <w:rStyle w:val="Hyperlink"/>
             <w:noProof/>
           </w:rPr>
-          <w:t>Algoritam za parsiranje niza znakova i izgradnju stabla</w:t>
+          <w:t>Implementacija modula za iscrtavanje grafova</w:t>
         </w:r>
         <w:r>
           <w:rPr>
@@ -2195,7 +2195,7 @@
             <w:noProof/>
             <w:webHidden/>
           </w:rPr>
-          <w:instrText xml:space="preserve"> PAGEREF _Toc240038136 \h </w:instrText>
+          <w:instrText xml:space="preserve"> PAGEREF _Toc242519629 \h </w:instrText>
         </w:r>
         <w:r>
           <w:rPr>
@@ -2215,7 +2215,7 @@
             <w:noProof/>
             <w:webHidden/>
           </w:rPr>
-          <w:t>20</w:t>
+          <w:t>34</w:t>
         </w:r>
         <w:r>
           <w:rPr>
@@ -2241,13 +2241,13 @@
           <w14:ligatures w14:val="standardContextual"/>
         </w:rPr>
       </w:pPr>
-      <w:hyperlink w:anchor="_Toc240038137" w:history="1">
+      <w:hyperlink w:anchor="_Toc242519630" w:history="1">
         <w:r>
           <w:rPr>
             <w:rStyle w:val="Hyperlink"/>
             <w:noProof/>
           </w:rPr>
-          <w:t>5.5.</w:t>
+          <w:t>5.7.</w:t>
         </w:r>
         <w:r>
           <w:rPr>
@@ -2264,7 +2264,7 @@
             <w:rStyle w:val="Hyperlink"/>
             <w:noProof/>
           </w:rPr>
-          <w:t>Dinamičko generiranje ulaznih polja i kalkulator nepoznanica</w:t>
+          <w:t>Razvoj vodiča za nove korisnike</w:t>
         </w:r>
         <w:r>
           <w:rPr>
@@ -2285,7 +2285,7 @@
             <w:noProof/>
             <w:webHidden/>
           </w:rPr>
-          <w:instrText xml:space="preserve"> PAGEREF _Toc240038137 \h </w:instrText>
+          <w:instrText xml:space="preserve"> PAGEREF _Toc242519630 \h </w:instrText>
         </w:r>
         <w:r>
           <w:rPr>
@@ -2305,7 +2305,7 @@
             <w:noProof/>
             <w:webHidden/>
           </w:rPr>
-          <w:t>22</w:t>
+          <w:t>37</w:t>
         </w:r>
         <w:r>
           <w:rPr>
@@ -2331,13 +2331,13 @@
           <w14:ligatures w14:val="standardContextual"/>
         </w:rPr>
       </w:pPr>
-      <w:hyperlink w:anchor="_Toc240038138" w:history="1">
+      <w:hyperlink w:anchor="_Toc242519631" w:history="1">
         <w:r>
           <w:rPr>
             <w:rStyle w:val="Hyperlink"/>
             <w:noProof/>
           </w:rPr>
-          <w:t>5.6.</w:t>
+          <w:t>5.8.</w:t>
         </w:r>
         <w:r>
           <w:rPr>
@@ -2354,7 +2354,7 @@
             <w:rStyle w:val="Hyperlink"/>
             <w:noProof/>
           </w:rPr>
-          <w:t>Implementacija modula za iscrtavanje grafova</w:t>
+          <w:t>Dijeljenje jednadžbi sa drugim korisnicima</w:t>
         </w:r>
         <w:r>
           <w:rPr>
@@ -2375,7 +2375,7 @@
             <w:noProof/>
             <w:webHidden/>
           </w:rPr>
-          <w:instrText xml:space="preserve"> PAGEREF _Toc240038138 \h </w:instrText>
+          <w:instrText xml:space="preserve"> PAGEREF _Toc242519631 \h </w:instrText>
         </w:r>
         <w:r>
           <w:rPr>
@@ -2395,7 +2395,93 @@
             <w:noProof/>
             <w:webHidden/>
           </w:rPr>
-          <w:t>28</w:t>
+          <w:t>39</w:t>
+        </w:r>
+        <w:r>
+          <w:rPr>
+            <w:noProof/>
+            <w:webHidden/>
+          </w:rPr>
+          <w:fldChar w:fldCharType="end"/>
+        </w:r>
+      </w:hyperlink>
+    </w:p>
+    <w:p>
+      <w:pPr>
+        <w:pStyle w:val="TOC1"/>
+        <w:rPr>
+          <w:rFonts w:asciiTheme="minorHAnsi" w:eastAsiaTheme="minorEastAsia" w:hAnsiTheme="minorHAnsi" w:cstheme="minorBidi"/>
+          <w:noProof/>
+          <w:kern w:val="2"/>
+          <w:lang w:val="en-DE" w:eastAsia="en-DE"/>
+          <w14:ligatures w14:val="standardContextual"/>
+        </w:rPr>
+      </w:pPr>
+      <w:hyperlink w:anchor="_Toc242519632" w:history="1">
+        <w:r>
+          <w:rPr>
+            <w:rStyle w:val="Hyperlink"/>
+            <w:noProof/>
+          </w:rPr>
+          <w:t>6.</w:t>
+        </w:r>
+        <w:r>
+          <w:rPr>
+            <w:rFonts w:asciiTheme="minorHAnsi" w:eastAsiaTheme="minorEastAsia" w:hAnsiTheme="minorHAnsi" w:cstheme="minorBidi"/>
+            <w:noProof/>
+            <w:kern w:val="2"/>
+            <w:lang w:val="en-DE" w:eastAsia="en-DE"/>
+            <w14:ligatures w14:val="standardContextual"/>
+          </w:rPr>
+          <w:tab/>
+        </w:r>
+        <w:r>
+          <w:rPr>
+            <w:rStyle w:val="Hyperlink"/>
+            <w:noProof/>
+          </w:rPr>
+          <w:t>Testiranje aplikacije</w:t>
+        </w:r>
+        <w:r>
+          <w:rPr>
+            <w:noProof/>
+            <w:webHidden/>
+          </w:rPr>
+          <w:tab/>
+        </w:r>
+        <w:r>
+          <w:rPr>
+            <w:noProof/>
+            <w:webHidden/>
+          </w:rPr>
+          <w:fldChar w:fldCharType="begin"/>
+        </w:r>
+        <w:r>
+          <w:rPr>
+            <w:noProof/>
+            <w:webHidden/>
+          </w:rPr>
+          <w:instrText xml:space="preserve"> PAGEREF _Toc242519632 \h </w:instrText>
+        </w:r>
+        <w:r>
+          <w:rPr>
+            <w:noProof/>
+            <w:webHidden/>
+          </w:rPr>
+        </w:r>
+        <w:r>
+          <w:rPr>
+            <w:noProof/>
+            <w:webHidden/>
+          </w:rPr>
+          <w:fldChar w:fldCharType="separate"/>
+        </w:r>
+        <w:r>
+          <w:rPr>
+            <w:noProof/>
+            <w:webHidden/>
+          </w:rPr>
+          <w:t>42</w:t>
         </w:r>
         <w:r>
           <w:rPr>
@@ -2421,13 +2507,13 @@
           <w14:ligatures w14:val="standardContextual"/>
         </w:rPr>
       </w:pPr>
-      <w:hyperlink w:anchor="_Toc240038139" w:history="1">
+      <w:hyperlink w:anchor="_Toc242519633" w:history="1">
         <w:r>
           <w:rPr>
             <w:rStyle w:val="Hyperlink"/>
             <w:noProof/>
           </w:rPr>
-          <w:t>5.7.</w:t>
+          <w:t>6.1.</w:t>
         </w:r>
         <w:r>
           <w:rPr>
@@ -2444,7 +2530,7 @@
             <w:rStyle w:val="Hyperlink"/>
             <w:noProof/>
           </w:rPr>
-          <w:t>Razvoj vodiča za nove korisnike</w:t>
+          <w:t>Metode testiranja na Android uređajima</w:t>
         </w:r>
         <w:r>
           <w:rPr>
@@ -2465,7 +2551,7 @@
             <w:noProof/>
             <w:webHidden/>
           </w:rPr>
-          <w:instrText xml:space="preserve"> PAGEREF _Toc240038139 \h </w:instrText>
+          <w:instrText xml:space="preserve"> PAGEREF _Toc242519633 \h </w:instrText>
         </w:r>
         <w:r>
           <w:rPr>
@@ -2485,7 +2571,187 @@
             <w:noProof/>
             <w:webHidden/>
           </w:rPr>
-          <w:t>31</w:t>
+          <w:t>42</w:t>
+        </w:r>
+        <w:r>
+          <w:rPr>
+            <w:noProof/>
+            <w:webHidden/>
+          </w:rPr>
+          <w:fldChar w:fldCharType="end"/>
+        </w:r>
+      </w:hyperlink>
+    </w:p>
+    <w:p>
+      <w:pPr>
+        <w:pStyle w:val="TOC3"/>
+        <w:tabs>
+          <w:tab w:val="left" w:pos="1440"/>
+          <w:tab w:val="right" w:leader="dot" w:pos="8778"/>
+        </w:tabs>
+        <w:rPr>
+          <w:rFonts w:asciiTheme="minorHAnsi" w:eastAsiaTheme="minorEastAsia" w:hAnsiTheme="minorHAnsi" w:cstheme="minorBidi"/>
+          <w:noProof/>
+          <w:kern w:val="2"/>
+          <w:lang w:val="en-DE" w:eastAsia="en-DE"/>
+          <w14:ligatures w14:val="standardContextual"/>
+        </w:rPr>
+      </w:pPr>
+      <w:hyperlink w:anchor="_Toc242519634" w:history="1">
+        <w:r>
+          <w:rPr>
+            <w:rStyle w:val="Hyperlink"/>
+            <w:noProof/>
+          </w:rPr>
+          <w:t>6.1.1.</w:t>
+        </w:r>
+        <w:r>
+          <w:rPr>
+            <w:rFonts w:asciiTheme="minorHAnsi" w:eastAsiaTheme="minorEastAsia" w:hAnsiTheme="minorHAnsi" w:cstheme="minorBidi"/>
+            <w:noProof/>
+            <w:kern w:val="2"/>
+            <w:lang w:val="en-DE" w:eastAsia="en-DE"/>
+            <w14:ligatures w14:val="standardContextual"/>
+          </w:rPr>
+          <w:tab/>
+        </w:r>
+        <w:r>
+          <w:rPr>
+            <w:rStyle w:val="Hyperlink"/>
+            <w:noProof/>
+          </w:rPr>
+          <w:t>Unit testing modula za parsiranje i izračun</w:t>
+        </w:r>
+        <w:r>
+          <w:rPr>
+            <w:noProof/>
+            <w:webHidden/>
+          </w:rPr>
+          <w:tab/>
+        </w:r>
+        <w:r>
+          <w:rPr>
+            <w:noProof/>
+            <w:webHidden/>
+          </w:rPr>
+          <w:fldChar w:fldCharType="begin"/>
+        </w:r>
+        <w:r>
+          <w:rPr>
+            <w:noProof/>
+            <w:webHidden/>
+          </w:rPr>
+          <w:instrText xml:space="preserve"> PAGEREF _Toc242519634 \h </w:instrText>
+        </w:r>
+        <w:r>
+          <w:rPr>
+            <w:noProof/>
+            <w:webHidden/>
+          </w:rPr>
+        </w:r>
+        <w:r>
+          <w:rPr>
+            <w:noProof/>
+            <w:webHidden/>
+          </w:rPr>
+          <w:fldChar w:fldCharType="separate"/>
+        </w:r>
+        <w:r>
+          <w:rPr>
+            <w:noProof/>
+            <w:webHidden/>
+          </w:rPr>
+          <w:t>43</w:t>
+        </w:r>
+        <w:r>
+          <w:rPr>
+            <w:noProof/>
+            <w:webHidden/>
+          </w:rPr>
+          <w:fldChar w:fldCharType="end"/>
+        </w:r>
+      </w:hyperlink>
+    </w:p>
+    <w:p>
+      <w:pPr>
+        <w:pStyle w:val="TOC3"/>
+        <w:tabs>
+          <w:tab w:val="left" w:pos="1440"/>
+          <w:tab w:val="right" w:leader="dot" w:pos="8778"/>
+        </w:tabs>
+        <w:rPr>
+          <w:rFonts w:asciiTheme="minorHAnsi" w:eastAsiaTheme="minorEastAsia" w:hAnsiTheme="minorHAnsi" w:cstheme="minorBidi"/>
+          <w:noProof/>
+          <w:kern w:val="2"/>
+          <w:lang w:val="en-DE" w:eastAsia="en-DE"/>
+          <w14:ligatures w14:val="standardContextual"/>
+        </w:rPr>
+      </w:pPr>
+      <w:hyperlink w:anchor="_Toc242519635" w:history="1">
+        <w:r>
+          <w:rPr>
+            <w:rStyle w:val="Hyperlink"/>
+            <w:noProof/>
+          </w:rPr>
+          <w:t>6.1.2.</w:t>
+        </w:r>
+        <w:r>
+          <w:rPr>
+            <w:rFonts w:asciiTheme="minorHAnsi" w:eastAsiaTheme="minorEastAsia" w:hAnsiTheme="minorHAnsi" w:cstheme="minorBidi"/>
+            <w:noProof/>
+            <w:kern w:val="2"/>
+            <w:lang w:val="en-DE" w:eastAsia="en-DE"/>
+            <w14:ligatures w14:val="standardContextual"/>
+          </w:rPr>
+          <w:tab/>
+        </w:r>
+        <w:r>
+          <w:rPr>
+            <w:rStyle w:val="Hyperlink"/>
+            <w:noProof/>
+          </w:rPr>
+          <w:t>Integracijsko testiranje korisničkog sučelja</w:t>
+        </w:r>
+        <w:r>
+          <w:rPr>
+            <w:noProof/>
+            <w:webHidden/>
+          </w:rPr>
+          <w:tab/>
+        </w:r>
+        <w:r>
+          <w:rPr>
+            <w:noProof/>
+            <w:webHidden/>
+          </w:rPr>
+          <w:fldChar w:fldCharType="begin"/>
+        </w:r>
+        <w:r>
+          <w:rPr>
+            <w:noProof/>
+            <w:webHidden/>
+          </w:rPr>
+          <w:instrText xml:space="preserve"> PAGEREF _Toc242519635 \h </w:instrText>
+        </w:r>
+        <w:r>
+          <w:rPr>
+            <w:noProof/>
+            <w:webHidden/>
+          </w:rPr>
+        </w:r>
+        <w:r>
+          <w:rPr>
+            <w:noProof/>
+            <w:webHidden/>
+          </w:rPr>
+          <w:fldChar w:fldCharType="separate"/>
+        </w:r>
+        <w:r>
+          <w:rPr>
+            <w:noProof/>
+            <w:webHidden/>
+          </w:rPr>
+          <w:t>45</w:t>
         </w:r>
         <w:r>
           <w:rPr>
@@ -2511,13 +2777,13 @@
           <w14:ligatures w14:val="standardContextual"/>
         </w:rPr>
       </w:pPr>
-      <w:hyperlink w:anchor="_Toc240038140" w:history="1">
+      <w:hyperlink w:anchor="_Toc242519636" w:history="1">
         <w:r>
           <w:rPr>
             <w:rStyle w:val="Hyperlink"/>
             <w:noProof/>
           </w:rPr>
-          <w:t>5.8.</w:t>
+          <w:t>6.2.</w:t>
         </w:r>
         <w:r>
           <w:rPr>
@@ -2534,7 +2800,7 @@
             <w:rStyle w:val="Hyperlink"/>
             <w:noProof/>
           </w:rPr>
-          <w:t>Dijeljenje jednadžbi sa drugim korisnicima</w:t>
+          <w:t>Analiza performansi i rezultata testiranja</w:t>
         </w:r>
         <w:r>
           <w:rPr>
@@ -2555,7 +2821,7 @@
             <w:noProof/>
             <w:webHidden/>
           </w:rPr>
-          <w:instrText xml:space="preserve"> PAGEREF _Toc240038140 \h </w:instrText>
+          <w:instrText xml:space="preserve"> PAGEREF _Toc242519636 \h </w:instrText>
         </w:r>
         <w:r>
           <w:rPr>
@@ -2575,183 +2841,7 @@
             <w:noProof/>
             <w:webHidden/>
           </w:rPr>
-          <w:t>32</w:t>
-        </w:r>
-        <w:r>
-          <w:rPr>
-            <w:noProof/>
-            <w:webHidden/>
-          </w:rPr>
-          <w:fldChar w:fldCharType="end"/>
-        </w:r>
-      </w:hyperlink>
-    </w:p>
-    <w:p>
-      <w:pPr>
-        <w:pStyle w:val="TOC1"/>
-        <w:rPr>
-          <w:rFonts w:asciiTheme="minorHAnsi" w:eastAsiaTheme="minorEastAsia" w:hAnsiTheme="minorHAnsi" w:cstheme="minorBidi"/>
-          <w:noProof/>
-          <w:kern w:val="2"/>
-          <w:lang w:val="en-DE" w:eastAsia="en-DE"/>
-          <w14:ligatures w14:val="standardContextual"/>
-        </w:rPr>
-      </w:pPr>
-      <w:hyperlink w:anchor="_Toc240038141" w:history="1">
-        <w:r>
-          <w:rPr>
-            <w:rStyle w:val="Hyperlink"/>
-            <w:noProof/>
-          </w:rPr>
-          <w:t>6.</w:t>
-        </w:r>
-        <w:r>
-          <w:rPr>
-            <w:rFonts w:asciiTheme="minorHAnsi" w:eastAsiaTheme="minorEastAsia" w:hAnsiTheme="minorHAnsi" w:cstheme="minorBidi"/>
-            <w:noProof/>
-            <w:kern w:val="2"/>
-            <w:lang w:val="en-DE" w:eastAsia="en-DE"/>
-            <w14:ligatures w14:val="standardContextual"/>
-          </w:rPr>
-          <w:tab/>
-        </w:r>
-        <w:r>
-          <w:rPr>
-            <w:rStyle w:val="Hyperlink"/>
-            <w:noProof/>
-          </w:rPr>
-          <w:t>Testiranje aplikacije</w:t>
-        </w:r>
-        <w:r>
-          <w:rPr>
-            <w:noProof/>
-            <w:webHidden/>
-          </w:rPr>
-          <w:tab/>
-        </w:r>
-        <w:r>
-          <w:rPr>
-            <w:noProof/>
-            <w:webHidden/>
-          </w:rPr>
-          <w:fldChar w:fldCharType="begin"/>
-        </w:r>
-        <w:r>
-          <w:rPr>
-            <w:noProof/>
-            <w:webHidden/>
-          </w:rPr>
-          <w:instrText xml:space="preserve"> PAGEREF _Toc240038141 \h </w:instrText>
-        </w:r>
-        <w:r>
-          <w:rPr>
-            <w:noProof/>
-            <w:webHidden/>
-          </w:rPr>
-        </w:r>
-        <w:r>
-          <w:rPr>
-            <w:noProof/>
-            <w:webHidden/>
-          </w:rPr>
-          <w:fldChar w:fldCharType="separate"/>
-        </w:r>
-        <w:r>
-          <w:rPr>
-            <w:noProof/>
-            <w:webHidden/>
-          </w:rPr>
-          <w:t>35</w:t>
-        </w:r>
-        <w:r>
-          <w:rPr>
-            <w:noProof/>
-            <w:webHidden/>
-          </w:rPr>
-          <w:fldChar w:fldCharType="end"/>
-        </w:r>
-      </w:hyperlink>
-    </w:p>
-    <w:p>
-      <w:pPr>
-        <w:pStyle w:val="TOC2"/>
-        <w:tabs>
-          <w:tab w:val="left" w:pos="960"/>
-          <w:tab w:val="right" w:leader="dot" w:pos="8778"/>
-        </w:tabs>
-        <w:rPr>
-          <w:rFonts w:asciiTheme="minorHAnsi" w:eastAsiaTheme="minorEastAsia" w:hAnsiTheme="minorHAnsi" w:cstheme="minorBidi"/>
-          <w:noProof/>
-          <w:kern w:val="2"/>
-          <w:lang w:val="en-DE" w:eastAsia="en-DE"/>
-          <w14:ligatures w14:val="standardContextual"/>
-        </w:rPr>
-      </w:pPr>
-      <w:hyperlink w:anchor="_Toc240038142" w:history="1">
-        <w:r>
-          <w:rPr>
-            <w:rStyle w:val="Hyperlink"/>
-            <w:noProof/>
-          </w:rPr>
-          <w:t>6.1.</w:t>
-        </w:r>
-        <w:r>
-          <w:rPr>
-            <w:rFonts w:asciiTheme="minorHAnsi" w:eastAsiaTheme="minorEastAsia" w:hAnsiTheme="minorHAnsi" w:cstheme="minorBidi"/>
-            <w:noProof/>
-            <w:kern w:val="2"/>
-            <w:lang w:val="en-DE" w:eastAsia="en-DE"/>
-            <w14:ligatures w14:val="standardContextual"/>
-          </w:rPr>
-          <w:tab/>
-        </w:r>
-        <w:r>
-          <w:rPr>
-            <w:rStyle w:val="Hyperlink"/>
-            <w:noProof/>
-          </w:rPr>
-          <w:t>Metode testiranja na Android uređajima</w:t>
-        </w:r>
-        <w:r>
-          <w:rPr>
-            <w:noProof/>
-            <w:webHidden/>
-          </w:rPr>
-          <w:tab/>
-        </w:r>
-        <w:r>
-          <w:rPr>
-            <w:noProof/>
-            <w:webHidden/>
-          </w:rPr>
-          <w:fldChar w:fldCharType="begin"/>
-        </w:r>
-        <w:r>
-          <w:rPr>
-            <w:noProof/>
-            <w:webHidden/>
-          </w:rPr>
-          <w:instrText xml:space="preserve"> PAGEREF _Toc240038142 \h </w:instrText>
-        </w:r>
-        <w:r>
-          <w:rPr>
-            <w:noProof/>
-            <w:webHidden/>
-          </w:rPr>
-        </w:r>
-        <w:r>
-          <w:rPr>
-            <w:noProof/>
-            <w:webHidden/>
-          </w:rPr>
-          <w:fldChar w:fldCharType="separate"/>
-        </w:r>
-        <w:r>
-          <w:rPr>
-            <w:noProof/>
-            <w:webHidden/>
-          </w:rPr>
-          <w:t>35</w:t>
+          <w:t>46</w:t>
         </w:r>
         <w:r>
           <w:rPr>
@@ -2777,13 +2867,13 @@
           <w14:ligatures w14:val="standardContextual"/>
         </w:rPr>
       </w:pPr>
-      <w:hyperlink w:anchor="_Toc240038143" w:history="1">
+      <w:hyperlink w:anchor="_Toc242519637" w:history="1">
         <w:r>
           <w:rPr>
             <w:rStyle w:val="Hyperlink"/>
             <w:noProof/>
           </w:rPr>
-          <w:t>6.1.1.</w:t>
+          <w:t>6.2.1.</w:t>
         </w:r>
         <w:r>
           <w:rPr>
@@ -2800,7 +2890,7 @@
             <w:rStyle w:val="Hyperlink"/>
             <w:noProof/>
           </w:rPr>
-          <w:t>Unit testing modula za parsiranje i izračun</w:t>
+          <w:t>Analiza preciznosti prepoznavanja tiskanog teksta naspram rukopis</w:t>
         </w:r>
         <w:r>
           <w:rPr>
@@ -2821,7 +2911,7 @@
             <w:noProof/>
             <w:webHidden/>
           </w:rPr>
-          <w:instrText xml:space="preserve"> PAGEREF _Toc240038143 \h </w:instrText>
+          <w:instrText xml:space="preserve"> PAGEREF _Toc242519637 \h </w:instrText>
         </w:r>
         <w:r>
           <w:rPr>
@@ -2841,7 +2931,7 @@
             <w:noProof/>
             <w:webHidden/>
           </w:rPr>
-          <w:t>35</w:t>
+          <w:t>46</w:t>
         </w:r>
         <w:r>
           <w:rPr>
@@ -2867,13 +2957,13 @@
           <w14:ligatures w14:val="standardContextual"/>
         </w:rPr>
       </w:pPr>
-      <w:hyperlink w:anchor="_Toc240038144" w:history="1">
+      <w:hyperlink w:anchor="_Toc242519638" w:history="1">
         <w:r>
           <w:rPr>
             <w:rStyle w:val="Hyperlink"/>
             <w:noProof/>
           </w:rPr>
-          <w:t>6.1.2.</w:t>
+          <w:t>6.2.2.</w:t>
         </w:r>
         <w:r>
           <w:rPr>
@@ -2890,7 +2980,7 @@
             <w:rStyle w:val="Hyperlink"/>
             <w:noProof/>
           </w:rPr>
-          <w:t>Integracijsko testiranje korisničkog sučelja</w:t>
+          <w:t>Mjerenje vremena iscrtavanja grafa u ovisnosti o broju točaka i veličini liste rezultata</w:t>
         </w:r>
         <w:r>
           <w:rPr>
@@ -2911,7 +3001,7 @@
             <w:noProof/>
             <w:webHidden/>
           </w:rPr>
-          <w:instrText xml:space="preserve"> PAGEREF _Toc240038144 \h </w:instrText>
+          <w:instrText xml:space="preserve"> PAGEREF _Toc242519638 \h </w:instrText>
         </w:r>
         <w:r>
           <w:rPr>
@@ -2931,7 +3021,7 @@
             <w:noProof/>
             <w:webHidden/>
           </w:rPr>
-          <w:t>37</w:t>
+          <w:t>47</w:t>
         </w:r>
         <w:r>
           <w:rPr>
@@ -2944,11 +3034,7 @@
     </w:p>
     <w:p>
       <w:pPr>
-        <w:pStyle w:val="TOC2"/>
-        <w:tabs>
-          <w:tab w:val="left" w:pos="960"/>
-          <w:tab w:val="right" w:leader="dot" w:pos="8778"/>
-        </w:tabs>
+        <w:pStyle w:val="TOC1"/>
         <w:rPr>
           <w:rFonts w:asciiTheme="minorHAnsi" w:eastAsiaTheme="minorEastAsia" w:hAnsiTheme="minorHAnsi" w:cstheme="minorBidi"/>
           <w:noProof/>
@@ -2957,40 +3043,23 @@
           <w14:ligatures w14:val="standardContextual"/>
         </w:rPr>
       </w:pPr>
-      <w:hyperlink w:anchor="_Toc240038145" w:history="1">
+      <w:hyperlink w:anchor="_Toc242519639" w:history="1">
         <w:r>
           <w:rPr>
             <w:rStyle w:val="Hyperlink"/>
             <w:noProof/>
           </w:rPr>
-          <w:t>6.2.</w:t>
-        </w:r>
-        <w:r>
-          <w:rPr>
-            <w:rFonts w:asciiTheme="minorHAnsi" w:eastAsiaTheme="minorEastAsia" w:hAnsiTheme="minorHAnsi" w:cstheme="minorBidi"/>
-            <w:noProof/>
-            <w:kern w:val="2"/>
-            <w:lang w:val="en-DE" w:eastAsia="en-DE"/>
-            <w14:ligatures w14:val="standardContextual"/>
+          <w:t>Zaključak</w:t>
+        </w:r>
+        <w:r>
+          <w:rPr>
+            <w:noProof/>
+            <w:webHidden/>
           </w:rPr>
           <w:tab/>
         </w:r>
         <w:r>
           <w:rPr>
-            <w:rStyle w:val="Hyperlink"/>
-            <w:noProof/>
-          </w:rPr>
-          <w:t>Analiza performansi i rezultata testiranja</w:t>
-        </w:r>
-        <w:r>
-          <w:rPr>
-            <w:noProof/>
-            <w:webHidden/>
-          </w:rPr>
-          <w:tab/>
-        </w:r>
-        <w:r>
-          <w:rPr>
             <w:noProof/>
             <w:webHidden/>
           </w:rPr>
@@ -3001,7 +3070,7 @@
             <w:noProof/>
             <w:webHidden/>
           </w:rPr>
-          <w:instrText xml:space="preserve"> PAGEREF _Toc240038145 \h </w:instrText>
+          <w:instrText xml:space="preserve"> PAGEREF _Toc242519639 \h </w:instrText>
         </w:r>
         <w:r>
           <w:rPr>
@@ -3021,7 +3090,7 @@
             <w:noProof/>
             <w:webHidden/>
           </w:rPr>
-          <w:t>38</w:t>
+          <w:t>50</w:t>
         </w:r>
         <w:r>
           <w:rPr>
@@ -3034,11 +3103,7 @@
     </w:p>
     <w:p>
       <w:pPr>
-        <w:pStyle w:val="TOC3"/>
-        <w:tabs>
-          <w:tab w:val="left" w:pos="1440"/>
-          <w:tab w:val="right" w:leader="dot" w:pos="8778"/>
-        </w:tabs>
+        <w:pStyle w:val="TOC1"/>
         <w:rPr>
           <w:rFonts w:asciiTheme="minorHAnsi" w:eastAsiaTheme="minorEastAsia" w:hAnsiTheme="minorHAnsi" w:cstheme="minorBidi"/>
           <w:noProof/>
@@ -3047,40 +3112,23 @@
           <w14:ligatures w14:val="standardContextual"/>
         </w:rPr>
       </w:pPr>
-      <w:hyperlink w:anchor="_Toc240038146" w:history="1">
+      <w:hyperlink w:anchor="_Toc242519640" w:history="1">
         <w:r>
           <w:rPr>
             <w:rStyle w:val="Hyperlink"/>
             <w:noProof/>
           </w:rPr>
-          <w:t>6.2.1.</w:t>
-        </w:r>
-        <w:r>
-          <w:rPr>
-            <w:rFonts w:asciiTheme="minorHAnsi" w:eastAsiaTheme="minorEastAsia" w:hAnsiTheme="minorHAnsi" w:cstheme="minorBidi"/>
-            <w:noProof/>
-            <w:kern w:val="2"/>
-            <w:lang w:val="en-DE" w:eastAsia="en-DE"/>
-            <w14:ligatures w14:val="standardContextual"/>
+          <w:t>Popis slika</w:t>
+        </w:r>
+        <w:r>
+          <w:rPr>
+            <w:noProof/>
+            <w:webHidden/>
           </w:rPr>
           <w:tab/>
         </w:r>
         <w:r>
           <w:rPr>
-            <w:rStyle w:val="Hyperlink"/>
-            <w:noProof/>
-          </w:rPr>
-          <w:t>Analiza preciznosti prepoznavanja tiskanog teksta naspram rukopis</w:t>
-        </w:r>
-        <w:r>
-          <w:rPr>
-            <w:noProof/>
-            <w:webHidden/>
-          </w:rPr>
-          <w:tab/>
-        </w:r>
-        <w:r>
-          <w:rPr>
             <w:noProof/>
             <w:webHidden/>
           </w:rPr>
@@ -3091,7 +3139,7 @@
             <w:noProof/>
             <w:webHidden/>
           </w:rPr>
-          <w:instrText xml:space="preserve"> PAGEREF _Toc240038146 \h </w:instrText>
+          <w:instrText xml:space="preserve"> PAGEREF _Toc242519640 \h </w:instrText>
         </w:r>
         <w:r>
           <w:rPr>
@@ -3111,7 +3159,7 @@
             <w:noProof/>
             <w:webHidden/>
           </w:rPr>
-          <w:t>38</w:t>
+          <w:t>52</w:t>
         </w:r>
         <w:r>
           <w:rPr>
@@ -3124,11 +3172,7 @@
     </w:p>
     <w:p>
       <w:pPr>
-        <w:pStyle w:val="TOC3"/>
-        <w:tabs>
-          <w:tab w:val="left" w:pos="1440"/>
-          <w:tab w:val="right" w:leader="dot" w:pos="8778"/>
-        </w:tabs>
+        <w:pStyle w:val="TOC1"/>
         <w:rPr>
           <w:rFonts w:asciiTheme="minorHAnsi" w:eastAsiaTheme="minorEastAsia" w:hAnsiTheme="minorHAnsi" w:cstheme="minorBidi"/>
           <w:noProof/>
@@ -3137,40 +3181,23 @@
           <w14:ligatures w14:val="standardContextual"/>
         </w:rPr>
       </w:pPr>
-      <w:hyperlink w:anchor="_Toc240038147" w:history="1">
+      <w:hyperlink w:anchor="_Toc242519641" w:history="1">
         <w:r>
           <w:rPr>
             <w:rStyle w:val="Hyperlink"/>
             <w:noProof/>
           </w:rPr>
-          <w:t>6.2.2.</w:t>
-        </w:r>
-        <w:r>
-          <w:rPr>
-            <w:rFonts w:asciiTheme="minorHAnsi" w:eastAsiaTheme="minorEastAsia" w:hAnsiTheme="minorHAnsi" w:cstheme="minorBidi"/>
-            <w:noProof/>
-            <w:kern w:val="2"/>
-            <w:lang w:val="en-DE" w:eastAsia="en-DE"/>
-            <w14:ligatures w14:val="standardContextual"/>
+          <w:t>Popis kôdova</w:t>
+        </w:r>
+        <w:r>
+          <w:rPr>
+            <w:noProof/>
+            <w:webHidden/>
           </w:rPr>
           <w:tab/>
         </w:r>
         <w:r>
           <w:rPr>
-            <w:rStyle w:val="Hyperlink"/>
-            <w:noProof/>
-          </w:rPr>
-          <w:t>Mjerenje vremena iscrtavanja grafa u ovisnosti o broju točaka i veličini liste rezultata</w:t>
-        </w:r>
-        <w:r>
-          <w:rPr>
-            <w:noProof/>
-            <w:webHidden/>
-          </w:rPr>
-          <w:tab/>
-        </w:r>
-        <w:r>
-          <w:rPr>
             <w:noProof/>
             <w:webHidden/>
           </w:rPr>
@@ -3181,7 +3208,7 @@
             <w:noProof/>
             <w:webHidden/>
           </w:rPr>
-          <w:instrText xml:space="preserve"> PAGEREF _Toc240038147 \h </w:instrText>
+          <w:instrText xml:space="preserve"> PAGEREF _Toc242519641 \h </w:instrText>
         </w:r>
         <w:r>
           <w:rPr>
@@ -3201,7 +3228,7 @@
             <w:noProof/>
             <w:webHidden/>
           </w:rPr>
-          <w:t>39</w:t>
+          <w:t>53</w:t>
         </w:r>
         <w:r>
           <w:rPr>
@@ -3223,13 +3250,13 @@
           <w14:ligatures w14:val="standardContextual"/>
         </w:rPr>
       </w:pPr>
-      <w:hyperlink w:anchor="_Toc240038148" w:history="1">
+      <w:hyperlink w:anchor="_Toc242519642" w:history="1">
         <w:r>
           <w:rPr>
             <w:rStyle w:val="Hyperlink"/>
             <w:noProof/>
           </w:rPr>
-          <w:t>Zaključak</w:t>
+          <w:t>Literatura</w:t>
         </w:r>
         <w:r>
           <w:rPr>
@@ -3250,7 +3277,7 @@
             <w:noProof/>
             <w:webHidden/>
           </w:rPr>
-          <w:instrText xml:space="preserve"> PAGEREF _Toc240038148 \h </w:instrText>
+          <w:instrText xml:space="preserve"> PAGEREF _Toc242519642 \h </w:instrText>
         </w:r>
         <w:r>
           <w:rPr>
@@ -3270,358 +3297,7 @@
             <w:noProof/>
             <w:webHidden/>
           </w:rPr>
-          <w:t>41</w:t>
-        </w:r>
-        <w:r>
-          <w:rPr>
-            <w:noProof/>
-            <w:webHidden/>
-          </w:rPr>
-          <w:fldChar w:fldCharType="end"/>
-        </w:r>
-      </w:hyperlink>
-    </w:p>
-    <w:p>
-      <w:pPr>
-        <w:pStyle w:val="TOC2"/>
-        <w:tabs>
-          <w:tab w:val="right" w:leader="dot" w:pos="8778"/>
-        </w:tabs>
-        <w:rPr>
-          <w:rFonts w:asciiTheme="minorHAnsi" w:eastAsiaTheme="minorEastAsia" w:hAnsiTheme="minorHAnsi" w:cstheme="minorBidi"/>
-          <w:noProof/>
-          <w:kern w:val="2"/>
-          <w:lang w:val="en-DE" w:eastAsia="en-DE"/>
-          <w14:ligatures w14:val="standardContextual"/>
-        </w:rPr>
-      </w:pPr>
-      <w:hyperlink w:anchor="_Toc240038149" w:history="1">
-        <w:r>
-          <w:rPr>
-            <w:rStyle w:val="Hyperlink"/>
-            <w:noProof/>
-          </w:rPr>
-          <w:t>Ostvareni rezultati</w:t>
-        </w:r>
-        <w:r>
-          <w:rPr>
-            <w:noProof/>
-            <w:webHidden/>
-          </w:rPr>
-          <w:tab/>
-        </w:r>
-        <w:r>
-          <w:rPr>
-            <w:noProof/>
-            <w:webHidden/>
-          </w:rPr>
-          <w:fldChar w:fldCharType="begin"/>
-        </w:r>
-        <w:r>
-          <w:rPr>
-            <w:noProof/>
-            <w:webHidden/>
-          </w:rPr>
-          <w:instrText xml:space="preserve"> PAGEREF _Toc240038149 \h </w:instrText>
-        </w:r>
-        <w:r>
-          <w:rPr>
-            <w:noProof/>
-            <w:webHidden/>
-          </w:rPr>
-        </w:r>
-        <w:r>
-          <w:rPr>
-            <w:noProof/>
-            <w:webHidden/>
-          </w:rPr>
-          <w:fldChar w:fldCharType="separate"/>
-        </w:r>
-        <w:r>
-          <w:rPr>
-            <w:noProof/>
-            <w:webHidden/>
-          </w:rPr>
-          <w:t>41</w:t>
-        </w:r>
-        <w:r>
-          <w:rPr>
-            <w:noProof/>
-            <w:webHidden/>
-          </w:rPr>
-          <w:fldChar w:fldCharType="end"/>
-        </w:r>
-      </w:hyperlink>
-    </w:p>
-    <w:p>
-      <w:pPr>
-        <w:pStyle w:val="TOC2"/>
-        <w:tabs>
-          <w:tab w:val="right" w:leader="dot" w:pos="8778"/>
-        </w:tabs>
-        <w:rPr>
-          <w:rFonts w:asciiTheme="minorHAnsi" w:eastAsiaTheme="minorEastAsia" w:hAnsiTheme="minorHAnsi" w:cstheme="minorBidi"/>
-          <w:noProof/>
-          <w:kern w:val="2"/>
-          <w:lang w:val="en-DE" w:eastAsia="en-DE"/>
-          <w14:ligatures w14:val="standardContextual"/>
-        </w:rPr>
-      </w:pPr>
-      <w:hyperlink w:anchor="_Toc240038150" w:history="1">
-        <w:r>
-          <w:rPr>
-            <w:rStyle w:val="Hyperlink"/>
-            <w:noProof/>
-          </w:rPr>
-          <w:t>Smjernice za daljnji razvoj aplikacije</w:t>
-        </w:r>
-        <w:r>
-          <w:rPr>
-            <w:noProof/>
-            <w:webHidden/>
-          </w:rPr>
-          <w:tab/>
-        </w:r>
-        <w:r>
-          <w:rPr>
-            <w:noProof/>
-            <w:webHidden/>
-          </w:rPr>
-          <w:fldChar w:fldCharType="begin"/>
-        </w:r>
-        <w:r>
-          <w:rPr>
-            <w:noProof/>
-            <w:webHidden/>
-          </w:rPr>
-          <w:instrText xml:space="preserve"> PAGEREF _Toc240038150 \h </w:instrText>
-        </w:r>
-        <w:r>
-          <w:rPr>
-            <w:noProof/>
-            <w:webHidden/>
-          </w:rPr>
-        </w:r>
-        <w:r>
-          <w:rPr>
-            <w:noProof/>
-            <w:webHidden/>
-          </w:rPr>
-          <w:fldChar w:fldCharType="separate"/>
-        </w:r>
-        <w:r>
-          <w:rPr>
-            <w:noProof/>
-            <w:webHidden/>
-          </w:rPr>
-          <w:t>41</w:t>
-        </w:r>
-        <w:r>
-          <w:rPr>
-            <w:noProof/>
-            <w:webHidden/>
-          </w:rPr>
-          <w:fldChar w:fldCharType="end"/>
-        </w:r>
-      </w:hyperlink>
-    </w:p>
-    <w:p>
-      <w:pPr>
-        <w:pStyle w:val="TOC1"/>
-        <w:rPr>
-          <w:rFonts w:asciiTheme="minorHAnsi" w:eastAsiaTheme="minorEastAsia" w:hAnsiTheme="minorHAnsi" w:cstheme="minorBidi"/>
-          <w:noProof/>
-          <w:kern w:val="2"/>
-          <w:lang w:val="en-DE" w:eastAsia="en-DE"/>
-          <w14:ligatures w14:val="standardContextual"/>
-        </w:rPr>
-      </w:pPr>
-      <w:hyperlink w:anchor="_Toc240038151" w:history="1">
-        <w:r>
-          <w:rPr>
-            <w:rStyle w:val="Hyperlink"/>
-            <w:noProof/>
-          </w:rPr>
-          <w:t>Popis slika</w:t>
-        </w:r>
-        <w:r>
-          <w:rPr>
-            <w:noProof/>
-            <w:webHidden/>
-          </w:rPr>
-          <w:tab/>
-        </w:r>
-        <w:r>
-          <w:rPr>
-            <w:noProof/>
-            <w:webHidden/>
-          </w:rPr>
-          <w:fldChar w:fldCharType="begin"/>
-        </w:r>
-        <w:r>
-          <w:rPr>
-            <w:noProof/>
-            <w:webHidden/>
-          </w:rPr>
-          <w:instrText xml:space="preserve"> PAGEREF _Toc240038151 \h </w:instrText>
-        </w:r>
-        <w:r>
-          <w:rPr>
-            <w:noProof/>
-            <w:webHidden/>
-          </w:rPr>
-        </w:r>
-        <w:r>
-          <w:rPr>
-            <w:noProof/>
-            <w:webHidden/>
-          </w:rPr>
-          <w:fldChar w:fldCharType="separate"/>
-        </w:r>
-        <w:r>
-          <w:rPr>
-            <w:noProof/>
-            <w:webHidden/>
-          </w:rPr>
-          <w:t>44</w:t>
-        </w:r>
-        <w:r>
-          <w:rPr>
-            <w:noProof/>
-            <w:webHidden/>
-          </w:rPr>
-          <w:fldChar w:fldCharType="end"/>
-        </w:r>
-      </w:hyperlink>
-    </w:p>
-    <w:p>
-      <w:pPr>
-        <w:pStyle w:val="TOC1"/>
-        <w:rPr>
-          <w:rFonts w:asciiTheme="minorHAnsi" w:eastAsiaTheme="minorEastAsia" w:hAnsiTheme="minorHAnsi" w:cstheme="minorBidi"/>
-          <w:noProof/>
-          <w:kern w:val="2"/>
-          <w:lang w:val="en-DE" w:eastAsia="en-DE"/>
-          <w14:ligatures w14:val="standardContextual"/>
-        </w:rPr>
-      </w:pPr>
-      <w:hyperlink w:anchor="_Toc240038152" w:history="1">
-        <w:r>
-          <w:rPr>
-            <w:rStyle w:val="Hyperlink"/>
-            <w:noProof/>
-          </w:rPr>
-          <w:t>Popis kôdova</w:t>
-        </w:r>
-        <w:r>
-          <w:rPr>
-            <w:noProof/>
-            <w:webHidden/>
-          </w:rPr>
-          <w:tab/>
-        </w:r>
-        <w:r>
-          <w:rPr>
-            <w:noProof/>
-            <w:webHidden/>
-          </w:rPr>
-          <w:fldChar w:fldCharType="begin"/>
-        </w:r>
-        <w:r>
-          <w:rPr>
-            <w:noProof/>
-            <w:webHidden/>
-          </w:rPr>
-          <w:instrText xml:space="preserve"> PAGEREF _Toc240038152 \h </w:instrText>
-        </w:r>
-        <w:r>
-          <w:rPr>
-            <w:noProof/>
-            <w:webHidden/>
-          </w:rPr>
-        </w:r>
-        <w:r>
-          <w:rPr>
-            <w:noProof/>
-            <w:webHidden/>
-          </w:rPr>
-          <w:fldChar w:fldCharType="separate"/>
-        </w:r>
-        <w:r>
-          <w:rPr>
-            <w:noProof/>
-            <w:webHidden/>
-          </w:rPr>
-          <w:t>45</w:t>
-        </w:r>
-        <w:r>
-          <w:rPr>
-            <w:noProof/>
-            <w:webHidden/>
-          </w:rPr>
-          <w:fldChar w:fldCharType="end"/>
-        </w:r>
-      </w:hyperlink>
-    </w:p>
-    <w:p>
-      <w:pPr>
-        <w:pStyle w:val="TOC1"/>
-        <w:rPr>
-          <w:rFonts w:asciiTheme="minorHAnsi" w:eastAsiaTheme="minorEastAsia" w:hAnsiTheme="minorHAnsi" w:cstheme="minorBidi"/>
-          <w:noProof/>
-          <w:kern w:val="2"/>
-          <w:lang w:val="en-DE" w:eastAsia="en-DE"/>
-          <w14:ligatures w14:val="standardContextual"/>
-        </w:rPr>
-      </w:pPr>
-      <w:hyperlink w:anchor="_Toc240038153" w:history="1">
-        <w:r>
-          <w:rPr>
-            <w:rStyle w:val="Hyperlink"/>
-            <w:noProof/>
-          </w:rPr>
-          <w:t>Literatura</w:t>
-        </w:r>
-        <w:r>
-          <w:rPr>
-            <w:noProof/>
-            <w:webHidden/>
-          </w:rPr>
-          <w:tab/>
-        </w:r>
-        <w:r>
-          <w:rPr>
-            <w:noProof/>
-            <w:webHidden/>
-          </w:rPr>
-          <w:fldChar w:fldCharType="begin"/>
-        </w:r>
-        <w:r>
-          <w:rPr>
-            <w:noProof/>
-            <w:webHidden/>
-          </w:rPr>
-          <w:instrText xml:space="preserve"> PAGEREF _Toc240038153 \h </w:instrText>
-        </w:r>
-        <w:r>
-          <w:rPr>
-            <w:noProof/>
-            <w:webHidden/>
-          </w:rPr>
-        </w:r>
-        <w:r>
-          <w:rPr>
-            <w:noProof/>
-            <w:webHidden/>
-          </w:rPr>
-          <w:fldChar w:fldCharType="separate"/>
-        </w:r>
-        <w:r>
-          <w:rPr>
-            <w:noProof/>
-            <w:webHidden/>
-          </w:rPr>
-          <w:t>46</w:t>
+          <w:t>54</w:t>
         </w:r>
         <w:r>
           <w:rPr>
@@ -3641,7 +3317,7 @@
       <w:pPr>
         <w:pStyle w:val="Heading1"/>
       </w:pPr>
-      <w:bookmarkStart w:id="3" w:name="_Toc240038117"/>
+      <w:bookmarkStart w:id="3" w:name="_Toc242519610"/>
       <w:r>
         <w:lastRenderedPageBreak/>
         <w:t>Uvod</w:t>
@@ -3660,31 +3336,11 @@
       </w:r>
     </w:p>
     <w:p>
-      <w:pPr>
-        <w:pStyle w:val="Heading2"/>
-      </w:pPr>
-      <w:bookmarkStart w:id="4" w:name="_Toc240038118"/>
-      <w:r>
-        <w:t>Motivacija i definiranje problema</w:t>
-      </w:r>
-      <w:bookmarkEnd w:id="4"/>
-    </w:p>
-    <w:p>
       <w:r>
         <w:t>Glavni poticaj za ovaj rad je uočeni nedostatak personalizacije i fleksibilnosti kod standardnih digitalnih kalkulatora. Većina dostupnih alata ne nudi sustav za trajnu pohranu i strukturiranu organizaciju korisničkih jednadžbi u smislene tematske cjeline, što dovodi do fragmentacije informacija i gubitka vremena pri ponovnom traženju istih formula. Dodatni problem predstavlja ručni unos dugačkih i složenih matematičkih izraza koji je često spor i izrazito podložan ljudskoj pogrešci.</w:t>
       </w:r>
     </w:p>
     <w:p>
-      <w:pPr>
-        <w:pStyle w:val="Heading2"/>
-      </w:pPr>
-      <w:bookmarkStart w:id="5" w:name="_Toc240038119"/>
-      <w:r>
-        <w:t>Cilj i svrha rada</w:t>
-      </w:r>
-      <w:bookmarkEnd w:id="5"/>
-    </w:p>
-    <w:p>
       <w:r>
         <w:t>Glavni cilj ovog završnog rada obuhvaća projektiranje i razvoj Android aplikacije EquationPocket koja rješava navedene probleme kroz automatizaciju radnog tijeka. Korištenjem moderne tehnologije optičkog prepoznavanja znakova i integracijom naprednog računalnog algebarskog sustava, aplikacija nastoji omogućiti trenutačnu transformaciju vizualnih zapisa jednadžbi u funkcionalne digitalne modele. Svrha rada je isporuka softverskog rješenja koje dinamički prilagođava svoje sučelje prepoznatim varijablama, omogućujući izračun bilo koje nepoznanice neovisno o njezinoj poziciji unutar formule.</w:t>
       </w:r>
@@ -3693,7 +3349,7 @@
       <w:r>
         <w:t xml:space="preserve">Dodatni doprinos rada očituje se u integraciji modula za iscrtavanje XY grafova s podrškom za logaritamske skale, čime se osigurava vizualna povratna informacija o ponašanju funkcija u širokom rasponu vrijednosti. </w:t>
       </w:r>
-      <w:bookmarkStart w:id="6" w:name="_Ref55966415"/>
+      <w:bookmarkStart w:id="4" w:name="_Ref55966415"/>
     </w:p>
     <w:p>
       <w:pPr>
@@ -3708,13 +3364,13 @@
       <w:pPr>
         <w:pStyle w:val="Heading1"/>
       </w:pPr>
-      <w:bookmarkStart w:id="7" w:name="_Toc240038120"/>
-      <w:bookmarkEnd w:id="6"/>
+      <w:bookmarkStart w:id="5" w:name="_Toc242519611"/>
+      <w:bookmarkEnd w:id="4"/>
       <w:r>
         <w:lastRenderedPageBreak/>
         <w:t>Analiza postojećih rješenja</w:t>
       </w:r>
-      <w:bookmarkEnd w:id="7"/>
+      <w:bookmarkEnd w:id="5"/>
     </w:p>
     <w:p>
       <w:r>
@@ -3725,11 +3381,11 @@
       <w:pPr>
         <w:pStyle w:val="Heading2"/>
       </w:pPr>
-      <w:bookmarkStart w:id="8" w:name="_Toc240038121"/>
+      <w:bookmarkStart w:id="6" w:name="_Toc242519612"/>
       <w:r>
         <w:t>Pregled sličnih mobilnih aplikacija na tržištu</w:t>
       </w:r>
-      <w:bookmarkEnd w:id="8"/>
+      <w:bookmarkEnd w:id="6"/>
     </w:p>
     <w:p>
       <w:r>
@@ -3763,6 +3419,85 @@
       </w:r>
       <w:r>
         <w:t xml:space="preserve"> izračuna s naprednom organizacijom.</w:t>
+      </w:r>
+    </w:p>
+    <w:p>
+      <w:r>
+        <w:t>Radi preglednosti, alate za rad s matematičkim izrazima moguće je podijeliti u nekoliko skupina prema njihovoj osnovnoj namjeni. Prvu skupinu čine računalni algebarski sustavi, poput već spomenutog sustava Mathematica ili sustava Maple, koji su razvijeni za simboličku obradu izraza i namijenjeni stručnjacima i istraživačima. Njihova je snaga u širini podržanih operacija, ali su često složeni za učenje, a njihove mobilne inačice najčešće služe samo kao sučelje prema moćnijem sustavu na poslužitelju.</w:t>
+      </w:r>
+    </w:p>
+    <w:p>
+      <w:r>
+        <w:t xml:space="preserve">Drugu skupinu čine aplikacije koje rješavaju zadatke na temelju fotografije, u kojima je naglasak na brzom dobivanju rezultata i postupka rješavanja. Takve su aplikacije </w:t>
+      </w:r>
+      <w:r>
+        <w:lastRenderedPageBreak/>
+        <w:t>prvenstveno usmjerene na školsko gradivo i na jednokratnu upotrebu: korisnik fotografira zadatak, dobije rješenje i najčešće ga više ne treba. Treću skupinu čine grafički kalkulatori i alati za vizualizaciju funkcija, poput alata GeoGebra ili Desmos, koji su iznimno prikladni za istraživanje ponašanja funkcija, ali ne pružaju strukturiranu pohranu osobnih formula. Četvrtu skupinu čine opće aplikacije za bilježenje, u koje korisnici često spremaju formule kao običan tekst ili slike. U takvim se bilješkama formule ne mogu izravno izračunati, a pretraživanje se svodi na pretraživanje teksta.</w:t>
+      </w:r>
+    </w:p>
+    <w:p>
+      <w:r>
+        <w:t>Iz ove podjele proizlazi da svaka skupina rješava samo jedan dio problema. Alati za računanje ne pamte korisnikove formule, alati za bilježenje ne znaju računati, a alati za vizualizaciju zahtijevaju da se funkcija svaki put iznova definira. Upravo se u toj praznini, na presjeku pohrane, unosa, izračuna i vizualizacije, pozicionira aplikacija EquationPocket.</w:t>
+      </w:r>
+    </w:p>
+    <w:p>
+      <w:pPr>
+        <w:pStyle w:val="Heading2"/>
+      </w:pPr>
+      <w:bookmarkStart w:id="7" w:name="_Toc242519613"/>
+      <w:r>
+        <w:t>Prednosti i nedostaci dostupnih alata</w:t>
+      </w:r>
+      <w:bookmarkEnd w:id="7"/>
+    </w:p>
+    <w:p>
+      <w:r>
+        <w:t>Glavna prednost komercijalnih rješenja je njihova iznimna preciznost i brzina kod standardnih matematičkih problema. Photomath izvrsno rješava problem unosa podataka, dok WolframAlpha nudi jaku dubinu analize. Ipak, ti alati nose i značajne nedostatke u kontekstu profesionalne primjene unutar STEM područja. Većina tih aplikacija zahtijeva stalnu internetsku vezu za kompleksne izračune, što može predstavljati ograničenje u specifičnim okruženjima</w:t>
+      </w:r>
+      <w:r>
+        <w:t>.</w:t>
+      </w:r>
+      <w:r>
+        <w:t xml:space="preserve"> </w:t>
+      </w:r>
+      <w:r>
+        <w:t>Ovisnost o internetskoj vezi nije samo praktično ograničenje, nego i pitanje privatnosti i kontrole nad podacima. Kada se slika zadatka ili izraz šalju na udaljeni poslužitelj, korisnik se mora osloniti na politiku obrade podataka pružatelja usluge i prihvatiti da se njegov sadržaj prenosi izvan uređaja. Za većinu školskih zadataka to nije problem, ali za nastavne materijale, neobjavljene rezultate ili formule iz profesionalnog rada može biti neprihvatljivo.</w:t>
+      </w:r>
+    </w:p>
+    <w:p>
+      <w:r>
+        <w:t>Uz to, rad u oblaku uvodi kašnjenje. Vrijeme odziva ovisi o kvaliteti veze i opterećenju poslužitelja, a u prostorima s lošim signalom, kao što su laboratoriji, podrumi ili neke predavaonice, usluga može biti nedostupna upravo kad je potrebna. Obrada na samom uređaju ima suprotna svojstva: odziv je predvidljiv, podaci ostaju kod korisnika, a aplikacija radi bez obzira na mrežu. Cijena je ograničenost resursima mobilnog uređaja, zbog čega je potrebno pažljivo birati knjižnice i optimizirati izvođenje. Upravo je taj kompromis jedan od polazišta za arhitekturu opisanu u sljedećem poglavlju.</w:t>
+      </w:r>
+    </w:p>
+    <w:p>
+      <w:r>
+        <w:lastRenderedPageBreak/>
+        <w:t>Korisničko iskustvo kod većine dostupnih rješenja pati od nedostatka fleksibilnosti pri promjeni varijabli. Često je potrebno ponovno upisivati cijeli izraz ako korisnik želi promijeniti parametar koji traži, što usporava proces rada. Nadalje, sustavi za pohranu jednadžbi su obično rudimentarni ili potpuno izostavljeni, onemogućujući korisniku da stvori vlastiti z</w:t>
+      </w:r>
+      <w:r>
+        <w:t>apis za daljnje korištenje</w:t>
+      </w:r>
+      <w:r>
+        <w:t>. Nedostatak jednostavnih mehanizama za dijeljenje specifičnih, personaliziranih formula putem tekstualnih kodova dodatno otežava suradnju među studentima i stručnjacima, čime se otvara prostor za razvoj aplikacije poput EquationPocket-a</w:t>
+      </w:r>
+      <w:r>
+        <w:t>.</w:t>
+      </w:r>
+      <w:r>
+        <w:t xml:space="preserve"> </w:t>
+      </w:r>
+      <w:r>
+        <w:t>Kako bi se prednosti i nedostaci postojećih rješenja mogli sustavno usporediti, korisno je definirati skup kriterija prema kojima se alati vrednuju. U kontekstu ovog rada najvažnijima su se pokazali sljedeći kriteriji: način unosa izraza, mogućnost trajne pohrane i organizacije, rad bez internetske veze, fleksibilnost pri odabiru nepoznanice, vizualizacija rezultata te mogućnost razmjene podataka s drugim korisnicima. Svaki od tih kriterija izravno utječe na to koliko je alat primjenjiv u svakodnevnom radu studenta ili inženjera.</w:t>
+      </w:r>
+    </w:p>
+    <w:p>
+      <w:r>
+        <w:t>Važno je naglasiti da pojedini kriterij nema jednaku težinu za sve korisnike. Učenik koji želi provjeriti rješenje školskog zadatka dat će prednost brzini i objašnjenju postupka, dok će student koji tijekom semestra sustavno koristi iste formule više cijeniti organizaciju i ponovnu iskoristivost. Zbog toga ne postoji jedinstveno najbolje rješenje, već alati koji su bolje ili slabije prilagođeni određenoj skupini korisnika.</w:t>
+      </w:r>
+    </w:p>
+    <w:p>
+      <w:r>
+        <w:t>Zaključno, analiza pokazuje da postojeća rješenja uglavnom dobro pokrivaju pojedinačne zahtjeve, ali rijetko nude objedinjeno iskustvo koje kombinira pohranu, unos putem kamere, izračun po proizvoljnoj nepoznanici i vizualizaciju. Ova se razlika koristi kao polazište za definiranje zahtjeva opisanih u nastavku rada.</w:t>
       </w:r>
     </w:p>
     <w:p>
@@ -3776,50 +3511,14 @@
     </w:p>
     <w:p>
       <w:pPr>
-        <w:pStyle w:val="Heading2"/>
-      </w:pPr>
-      <w:bookmarkStart w:id="9" w:name="_Toc240038122"/>
-      <w:r>
-        <w:lastRenderedPageBreak/>
-        <w:t>Prednosti i nedostaci dostupnih alata</w:t>
-      </w:r>
-      <w:bookmarkEnd w:id="9"/>
-    </w:p>
-    <w:p>
-      <w:r>
-        <w:t>Glavna prednost komercijalnih rješenja je njihova iznimna preciznost i brzina kod standardnih matematičkih problema. Photomath izvrsno rješava problem unosa podataka, dok WolframAlpha nudi jaku dubinu analize. Ipak, ti alati nose i značajne nedostatke u kontekstu profesionalne primjene unutar STEM područja. Većina tih aplikacija zahtijeva stalnu internetsku vezu za kompleksne izračune, što može predstavljati ograničenje u specifičnim okruženjima.</w:t>
-      </w:r>
-    </w:p>
-    <w:p>
-      <w:r>
-        <w:t>Korisničko iskustvo kod većine dostupnih rješenja pati od nedostatka fleksibilnosti pri promjeni varijabli. Često je potrebno ponovno upisivati cijeli izraz ako korisnik želi promijeniti parametar koji traži, što usporava proces rada. Nadalje, sustavi za pohranu jednadžbi su obično rudimentarni ili potpuno izostavljeni, onemogućujući korisniku da stvori vlastiti z</w:t>
-      </w:r>
-      <w:r>
-        <w:t>apis za daljnje korištenje</w:t>
-      </w:r>
-      <w:r>
-        <w:t>. Nedostatak jednostavnih mehanizama za dijeljenje specifičnih, personaliziranih formula putem tekstualnih kodova dodatno otežava suradnju među studentima i stručnjacima, čime se otvara prostor za razvoj aplikacije poput EquationPocket-a.</w:t>
-      </w:r>
-    </w:p>
-    <w:p>
-      <w:pPr>
-        <w:spacing w:before="0" w:after="0" w:line="240" w:lineRule="auto"/>
-        <w:jc w:val="left"/>
-      </w:pPr>
-      <w:r>
-        <w:br w:type="page"/>
-      </w:r>
-    </w:p>
-    <w:p>
-      <w:pPr>
         <w:pStyle w:val="Heading1"/>
       </w:pPr>
-      <w:bookmarkStart w:id="10" w:name="_Toc240038123"/>
+      <w:bookmarkStart w:id="8" w:name="_Toc242519614"/>
       <w:r>
         <w:lastRenderedPageBreak/>
         <w:t>Arhitektura sustava i korištene tehnologije</w:t>
       </w:r>
-      <w:bookmarkEnd w:id="10"/>
+      <w:bookmarkEnd w:id="8"/>
     </w:p>
     <w:p>
       <w:r>
@@ -3830,11 +3529,11 @@
       <w:pPr>
         <w:pStyle w:val="Heading2"/>
       </w:pPr>
-      <w:bookmarkStart w:id="11" w:name="_Toc240038124"/>
+      <w:bookmarkStart w:id="9" w:name="_Toc242519615"/>
       <w:r>
         <w:t>Android platforma i programski jezik Kotlin</w:t>
       </w:r>
-      <w:bookmarkEnd w:id="11"/>
+      <w:bookmarkEnd w:id="9"/>
     </w:p>
     <w:p>
       <w:r>
@@ -3913,16 +3612,76 @@
       <w:r>
         <w:t>" inicijalizacija za učitavanje teških matematičkih engine-a, što je optimiziralo početno vrijeme pokretanja fragmenata.</w:t>
       </w:r>
+      <w:r>
+        <w:t xml:space="preserve"> </w:t>
+      </w:r>
+      <w:r>
+        <w:t xml:space="preserve">Android je operacijski sustav otvorenog koda temeljen na Linuxovoj jezgri, a prvi je komercijalni uređaj s tim sustavom predstavljen 2008. godine. Od tada je postao najrasprostranjenija mobilna platforma na svijetu, što za programera znači izrazito raznolik ekosustav uređaja: od jeftinih telefona s ograničenim resursima do vrhunskih modela s naprednim senzorima. Ta raznolikost zahtijeva pažljivo planiranje kompatibilnosti. Svaka verzija sustava ima svoju razinu programskog sučelja (engl. </w:t>
+      </w:r>
+      <w:r>
+        <w:rPr>
+          <w:i/>
+          <w:iCs/>
+        </w:rPr>
+        <w:t>API level</w:t>
+      </w:r>
+      <w:r>
+        <w:t>), a aplikacija mora definirati najnižu podržanu razinu, čime se određuje kompromis između dosega korisnika i dostupnosti novijih funkcionalnosti.</w:t>
+      </w:r>
+    </w:p>
+    <w:p>
+      <w:r>
+        <w:t xml:space="preserve">Kotlin je kao službeno podržan jezik za Android uveden 2017. godine, a Google ga je kasnije proglasio preferiranim jezikom za razvoj novih aplikacija. Uz već navedenu sigurnost pri radu s nultim referencama, Kotlin nudi niz mogućnosti koje ubrzavaju razvoj: podatkovne klase (engl. </w:t>
+      </w:r>
+      <w:r>
+        <w:rPr>
+          <w:i/>
+          <w:iCs/>
+        </w:rPr>
+        <w:t>data classes</w:t>
+      </w:r>
+      <w:r>
+        <w:t xml:space="preserve">), koje automatski generiraju uobičajene metode; funkcije proširenja (engl. </w:t>
+      </w:r>
+      <w:r>
+        <w:rPr>
+          <w:i/>
+          <w:iCs/>
+        </w:rPr>
+        <w:t>extension functions</w:t>
+      </w:r>
+      <w:r>
+        <w:t xml:space="preserve">), koje omogućuju dodavanje funkcionalnosti postojećim klasama bez nasljeđivanja; te korutine (engl. </w:t>
+      </w:r>
+      <w:r>
+        <w:rPr>
+          <w:i/>
+          <w:iCs/>
+        </w:rPr>
+        <w:t>coroutines</w:t>
+      </w:r>
+      <w:r>
+        <w:t xml:space="preserve">), koje omogućuju pisanje asinkronog koda u sekvencijalnom obliku. Korutine su osobito važne za aplikaciju koja istodobno obrađuje </w:t>
+      </w:r>
+      <w:r>
+        <w:lastRenderedPageBreak/>
+        <w:t>sliku s kamere, izvodi simboličke izračune i komunicira s bazom podataka, jer sprječavaju blokiranje glavne dretve zadužene za iscrtavanje sučelja.</w:t>
+      </w:r>
+    </w:p>
+    <w:p>
+      <w:r>
+        <w:t>Posebna prednost Kotlina za ovaj projekt jest potpuna interoperabilnost s programskim jezikom Java. Budući da su mnoge zrele knjižnice, među kojima je i Symja, napisane u Javi, one se mogu izravno koristiti iz Kotlin koda bez dodatnih posrednika. Time se objedinjuju suvremenost jezika i bogatstvo postojećih knjižnica, što je bio jedan od presudnih razloga za odabir ove tehnologije.</w:t>
+      </w:r>
     </w:p>
     <w:p>
       <w:pPr>
         <w:pStyle w:val="Heading2"/>
       </w:pPr>
-      <w:bookmarkStart w:id="12" w:name="_Toc240038125"/>
+      <w:bookmarkStart w:id="10" w:name="_Toc242519616"/>
       <w:r>
         <w:t>Arhitektura aplikacije</w:t>
       </w:r>
-      <w:bookmarkEnd w:id="12"/>
+      <w:bookmarkEnd w:id="10"/>
     </w:p>
     <w:p>
       <w:r>
@@ -3989,11 +3748,10 @@
         <w:t>Navigation Component</w:t>
       </w:r>
       <w:r>
-        <w:t xml:space="preserve"> uz strogu tipizaciju argumenata. </w:t>
-      </w:r>
-      <w:r>
-        <w:lastRenderedPageBreak/>
-        <w:t xml:space="preserve">Ovakva arhitektura omogućila je stabilan prijenos podataka o jednadžbama i povijesti izračuna bez rizika od rušenja aplikacije </w:t>
+        <w:t xml:space="preserve"> uz strogu tipizaciju argumenata. Ovakva arhitektura omogućila je stabilan prijenos podataka o jednadžbama i </w:t>
+      </w:r>
+      <w:r>
+        <w:t xml:space="preserve">povijesti izračuna bez rizika od rušenja aplikacije </w:t>
       </w:r>
       <w:r>
         <w:rPr>
@@ -4040,7 +3798,7 @@
                             <w:pPr>
                               <w:pStyle w:val="Caption"/>
                             </w:pPr>
-                            <w:bookmarkStart w:id="13" w:name="_Toc240038154"/>
+                            <w:bookmarkStart w:id="11" w:name="_Toc242519643"/>
                             <w:r>
                               <w:t xml:space="preserve">Slika </w:t>
                             </w:r>
@@ -4089,7 +3847,7 @@
                             <w:r>
                               <w:t>Prikaz MVVM arhitekture aplikacije i protoka podataka kroz slojeve</w:t>
                             </w:r>
-                            <w:bookmarkEnd w:id="13"/>
+                            <w:bookmarkEnd w:id="11"/>
                           </w:p>
                         </w:txbxContent>
                       </wps:txbx>
@@ -4118,7 +3876,7 @@
                       <w:pPr>
                         <w:pStyle w:val="Caption"/>
                       </w:pPr>
-                      <w:bookmarkStart w:id="14" w:name="_Toc240038154"/>
+                      <w:bookmarkStart w:id="12" w:name="_Toc242519643"/>
                       <w:r>
                         <w:t xml:space="preserve">Slika </w:t>
                       </w:r>
@@ -4167,7 +3925,7 @@
                       <w:r>
                         <w:t>Prikaz MVVM arhitekture aplikacije i protoka podataka kroz slojeve</w:t>
                       </w:r>
-                      <w:bookmarkEnd w:id="14"/>
+                      <w:bookmarkEnd w:id="12"/>
                     </w:p>
                   </w:txbxContent>
                 </v:textbox>
@@ -4234,16 +3992,56 @@
       <w:r>
         <w:t>uslijed nekompatibilnosti tipova podataka.</w:t>
       </w:r>
+      <w:r>
+        <w:t xml:space="preserve"> </w:t>
+      </w:r>
+      <w:r>
+        <w:t xml:space="preserve">Obrazac MVVM dijeli aplikaciju na tri logička sloja. Sloj modela (engl. </w:t>
+      </w:r>
+      <w:r>
+        <w:rPr>
+          <w:i/>
+          <w:iCs/>
+        </w:rPr>
+        <w:t>Model</w:t>
+      </w:r>
+      <w:r>
+        <w:t xml:space="preserve">) sadrži podatke i pravila njihove obrade, uključujući entitete baze podataka i pristup njima. Sloj prikaza (engl. </w:t>
+      </w:r>
+      <w:r>
+        <w:rPr>
+          <w:i/>
+          <w:iCs/>
+        </w:rPr>
+        <w:t>View</w:t>
+      </w:r>
+      <w:r>
+        <w:t xml:space="preserve">) čine fragmenti i XML datoteke rasporeda, čija je jedina odgovornost prikazati stanje </w:t>
+      </w:r>
+      <w:r>
+        <w:lastRenderedPageBreak/>
+        <w:t>i prenijeti korisnikove radnje. Između njih nalazi se ViewModel, koji priprema podatke za prikaz i reagira na korisnikove akcije, ali nema izravnu referencu na elemente sučelja. Takvo razdvajanje odgovornosti omogućuje da se ista logika testira bez pokretanja sučelja i da se sučelje mijenja bez dodirivanja poslovne logike.</w:t>
+      </w:r>
+    </w:p>
+    <w:p>
+      <w:r>
+        <w:t>Važna prednost ovog obrasca povezana je sa životnim ciklusom Android komponenti. Aktivnosti i fragmenti sustav može uništiti i ponovno stvoriti, primjerice pri rotaciji zaslona ili promjeni teme. Podaci pohranjeni u samim komponentama pritom bi se izgubili. ViewModel je osmišljen tako da preživi takve promjene konfiguracije, pa korisnik ne gubi unesene vrijednosti niti stanje ekrana. To je posebno važno u aplikaciji kao što je Solver, gdje korisnik može imati unesenih nekoliko vrijednosti i povijest izračuna.</w:t>
+      </w:r>
+    </w:p>
+    <w:p>
+      <w:r>
+        <w:t>Komunikacija između slojeva temelji se na promatranim tokovima podataka. Sloj prikaza pretplaćuje se na izvor podataka i automatski se osvježava kad se on promijeni, umjesto da sam periodički provjerava stanje. Takav reaktivni pristup smanjuje količinu povezujućeg koda, otklanja čitavu skupinu pogrešaka zbog neusklađenog prikaza te sučelje čini dosljednim stanju pohranjenom u bazi.</w:t>
+      </w:r>
     </w:p>
     <w:p>
       <w:pPr>
         <w:pStyle w:val="Heading2"/>
       </w:pPr>
-      <w:bookmarkStart w:id="15" w:name="_Toc240038126"/>
+      <w:bookmarkStart w:id="13" w:name="_Toc242519617"/>
       <w:r>
         <w:t>Sustav za lokalnu pohranu podataka</w:t>
       </w:r>
-      <w:bookmarkEnd w:id="15"/>
+      <w:bookmarkEnd w:id="13"/>
     </w:p>
     <w:p>
       <w:r>
@@ -4294,7 +4092,7 @@
                                 <w:noProof/>
                               </w:rPr>
                             </w:pPr>
-                            <w:bookmarkStart w:id="16" w:name="_Toc240038155"/>
+                            <w:bookmarkStart w:id="14" w:name="_Toc242519644"/>
                             <w:r>
                               <w:t xml:space="preserve">Slika </w:t>
                             </w:r>
@@ -4343,7 +4141,7 @@
                             <w:r>
                               <w:t>ER dijagram relacijske baze podataka sa prikazom tablica Pocket i Equation</w:t>
                             </w:r>
-                            <w:bookmarkEnd w:id="16"/>
+                            <w:bookmarkEnd w:id="14"/>
                           </w:p>
                         </w:txbxContent>
                       </wps:txbx>
@@ -4371,7 +4169,7 @@
                           <w:noProof/>
                         </w:rPr>
                       </w:pPr>
-                      <w:bookmarkStart w:id="17" w:name="_Toc240038155"/>
+                      <w:bookmarkStart w:id="15" w:name="_Toc242519644"/>
                       <w:r>
                         <w:t xml:space="preserve">Slika </w:t>
                       </w:r>
@@ -4420,7 +4218,7 @@
                       <w:r>
                         <w:t>ER dijagram relacijske baze podataka sa prikazom tablica Pocket i Equation</w:t>
                       </w:r>
-                      <w:bookmarkEnd w:id="17"/>
+                      <w:bookmarkEnd w:id="15"/>
                     </w:p>
                   </w:txbxContent>
                 </v:textbox>
@@ -4530,11 +4328,13 @@
         </w:sdtContent>
       </w:sdt>
       <w:r>
-        <w:t xml:space="preserve"> Room omogućuje rad s objektima jezika Kotlin izravno u bazi podataka, osiguravajući pritom provjeru upita u fazi kompajliranja. Sustav je dizajniran </w:t>
-      </w:r>
+        <w:t xml:space="preserve"> </w:t>
+      </w:r>
+    </w:p>
+    <w:p>
       <w:r>
         <w:lastRenderedPageBreak/>
-        <w:t xml:space="preserve">s dva ključna entiteta, </w:t>
+        <w:t xml:space="preserve">Room omogućuje rad s objektima jezika Kotlin izravno u bazi podataka, osiguravajući pritom provjeru upita u fazi kompajliranja. Sustav je dizajniran s dva ključna entiteta, </w:t>
       </w:r>
       <w:r>
         <w:rPr>
@@ -4552,18 +4352,47 @@
         <w:t>Equation</w:t>
       </w:r>
       <w:r>
-        <w:t>, koji su povezani relacijom jedan-prema-više. Ovakva struktura omogućuje korisniku da obrisana mapa automatski ukloni sve svoje pripadajuće jednadžbe, čime se održava integritet podataka unutar digitalnog džepnog repozitorija.</w:t>
+        <w:t>, koji su povezani relacijom jedan-prema-više.</w:t>
+      </w:r>
+      <w:r>
+        <w:t xml:space="preserve"> </w:t>
+      </w:r>
+      <w:r>
+        <w:t>Struktura baze s entitetima Pocket i Equation te njihovom vezom prikazana je na Slici 3.2.</w:t>
+      </w:r>
+      <w:r>
+        <w:t xml:space="preserve"> Ovakva struktura omogućuje korisniku da obrisana mapa automatski ukloni sve svoje pripadajuće jednadžbe, čime se održava integritet podataka unutar digitalnog džepnog repozitorija.</w:t>
+      </w:r>
+      <w:r>
+        <w:rPr>
+          <w:bCs/>
+          <w:lang w:val="en-DE" w:eastAsia="en-DE"/>
+        </w:rPr>
+        <w:t xml:space="preserve"> </w:t>
+      </w:r>
+      <w:r>
+        <w:t>SQLite je ugrađeni relacijski sustav za upravljanje bazama podataka koji ne zahtijeva zaseban poslužitelj, već se cijela baza pohranjuje u jednoj datoteci na uređaju. Ta je osobina čini prikladnom za mobilne aplikacije, jer troši malo resursa i ne ovisi o mrežnoj vezi. SQLite podržava transakcije s ACID svojstvima što znači da se niz povezanih operacija ili izvede u cijelosti ili uopće ne, čime se baza štiti od oštećenja u slučaju iznenadnog prekida rada.</w:t>
+      </w:r>
+    </w:p>
+    <w:p>
+      <w:r>
+        <w:t>Izravan rad s SQLite sučeljem na Androidu zahtijeva pisanje velike količine ponavljajućeg koda i ostavlja prostor za pogreške koje se otkrivaju tek tijekom izvođenja. Biblioteka Room taj problem rješava tako da programer definira entitete i upite pomoću anotacija, a provjeru ispravnosti SQL upita provodi već tijekom prevođenja. Room također po zadanim postavkama ne dopušta izvođenje upita na glavnoj dretvi, čime se programera usmjerava prema asinkronom pristupu i čuva responzivnost sučelja.</w:t>
+      </w:r>
+    </w:p>
+    <w:p>
+      <w:r>
+        <w:t>Treba spomenuti i pitanje evolucije sheme. Kad se u novoj verziji aplikacije promijeni struktura tablica, postojeći podaci na uređajima korisnika moraju se prenijeti u novu shemu. Room za to nudi mehanizam migracija, u kojem se opisuje kako se iz jedne verzije sheme prelazi u sljedeću. Iako u trenutnoj inačici aplikacije shema ima samo dva entiteta, predviđanje ovog mehanizma važno je za svako buduće proširenje, primjerice dodavanje oznaka ili bilješki uz jednadžbe, kako korisnici ne bi izgubili već pohranjene formule.</w:t>
       </w:r>
     </w:p>
     <w:p>
       <w:pPr>
         <w:pStyle w:val="Heading2"/>
       </w:pPr>
-      <w:bookmarkStart w:id="18" w:name="_Toc240038127"/>
+      <w:bookmarkStart w:id="16" w:name="_Toc242519618"/>
       <w:r>
         <w:t>Postojeći alati i biblioteke za optičko prepoznavanje znakova (OCR)</w:t>
       </w:r>
-      <w:bookmarkEnd w:id="18"/>
+      <w:bookmarkEnd w:id="16"/>
     </w:p>
     <w:p>
       <w:r>
@@ -4587,7 +4416,30 @@
         <w:t>on-device processing</w:t>
       </w:r>
       <w:r>
-        <w:t>), što aplikaciju čini bržom i neovisnom o stabilnosti internetske veze. Implementiran je i dodatni sloj post-procesiranja koji ispravlja uobičajene OCR greške kod matematičkih simbola.</w:t>
+        <w:t xml:space="preserve">), što aplikaciju čini bržom i neovisnom o stabilnosti </w:t>
+      </w:r>
+      <w:r>
+        <w:lastRenderedPageBreak/>
+        <w:t>internetske veze. Implementiran je i dodatni sloj post-procesiranja koji ispravlja uobičajene OCR greške kod matematičkih simbola</w:t>
+      </w:r>
+      <w:r>
+        <w:t>.</w:t>
+      </w:r>
+      <w:r>
+        <w:t xml:space="preserve"> </w:t>
+      </w:r>
+      <w:r>
+        <w:t>Optičko prepoznavanje znakova proces je pretvorbe slike koja sadrži tekst u strojno čitljiv zapis. Klasični postupak sastoji se od nekoliko faza. U fazi predobrade slika se priprema za analizu: pretvara se u nijanse sive, uklanja se šum, ispravlja nagib i primjenjuje binarizacija kojom se odvajaju tamni znakovi od svijetle pozadine. U fazi segmentacije slika se dijeli na blokove, retke i pojedinačne znakove. Zatim se svaki znak klasificira, odnosno pridružuje mu se najvjerojatniji simbol. Naposljetku, u fazi naknadne obrade koriste se jezični modeli ili rječnici kako bi se ispravile pogreške koje su nastale pri klasifikaciji.</w:t>
+      </w:r>
+    </w:p>
+    <w:p>
+      <w:r>
+        <w:t>Noviji sustavi za prepoznavanje temelje se na dubokim neuronskim mrežama, koje ne zahtijevaju ručno oblikovanu segmentaciju i bolje podnose varijacije u fontovima, osvjetljenju i perspektivi. Među dostupnim rješenjima mogu se razlikovati tri pristupa. Prvi su knjižnice otvorenog koda koje rade lokalno, poput Tesseracta. Drugi su usluge u oblaku, koje sliku šalju na poslužitelj i vraćaju rezultat, ali zahtijevaju mrežnu vezu i otvaraju pitanje privatnosti podataka. Treći su mobilni razvojni paketi s modelima optimiziranima za rad na uređaju, među kojima je i odabrani ML Kit. Za aplikaciju namijenjenu radu u predavaonici ili laboratoriju, gdje veza nije uvijek pouzdana, treći je pristup najprikladniji.</w:t>
+      </w:r>
+    </w:p>
+    <w:p>
+      <w:r>
+        <w:t>Prepoznavanje matematičkih izraza posebno je zahtjevan zadatak. Obični tekst ima linearan raspored znakova, dok matematički zapis ima dvodimenzionalnu strukturu: eksponenti i indeksi smješteni su iznad i ispod osnovne crte, razlomci imaju brojnik i nazivnik, a korijeni obuhvaćaju cijele podizraze. Općenamjenski OCR sustavi te odnose ne razumiju te će, primjerice, eksponent često protumačiti kao običan znak u istom retku. Zbog toga je naknadna obrada rezultata, kakva je opisana u petom poglavlju, nužan dio svakog praktičnog rješenja za prepoznavanje formula.</w:t>
       </w:r>
     </w:p>
     <w:p>
@@ -4603,12 +4455,12 @@
       <w:pPr>
         <w:pStyle w:val="Heading1"/>
       </w:pPr>
-      <w:bookmarkStart w:id="19" w:name="_Toc240038128"/>
+      <w:bookmarkStart w:id="17" w:name="_Toc242519619"/>
       <w:r>
         <w:lastRenderedPageBreak/>
         <w:t>Dizajn i funkcionalna specifikacija</w:t>
       </w:r>
-      <w:bookmarkEnd w:id="19"/>
+      <w:bookmarkEnd w:id="17"/>
     </w:p>
     <w:p>
       <w:r>
@@ -4625,11 +4477,11 @@
       <w:pPr>
         <w:pStyle w:val="Heading2"/>
       </w:pPr>
-      <w:bookmarkStart w:id="20" w:name="_Toc240038129"/>
+      <w:bookmarkStart w:id="18" w:name="_Toc242519620"/>
       <w:r>
         <w:t>Korisnički zahtjevi i slučajevi korištenja (Use Cases)</w:t>
       </w:r>
-      <w:bookmarkEnd w:id="20"/>
+      <w:bookmarkEnd w:id="18"/>
     </w:p>
     <w:p>
       <w:r>
@@ -4640,17 +4492,41 @@
       </w:r>
       <w:r>
         <w:t>.</w:t>
+      </w:r>
+      <w:r>
+        <w:t xml:space="preserve"> </w:t>
+      </w:r>
+      <w:r>
+        <w:t>Zahtjevi na sustav uobičajeno se dijele na funkcionalne i nefunkcionalne. Funkcionalni zahtjevi opisuju što sustav radi: korisnik može stvoriti, preimenovati i obrisati mapu; unijeti jednadžbu ručno ili kamerom; izračunati nepoznanicu; prikazati rezultat u simboličkom ili decimalnom obliku; iscrtati graf iz povijesti izračuna te izvesti i uvesti mapu u obliku tekstualnog koda. Nefunkcionalni zahtjevi opisuju kakav sustav mora biti: dovoljno brz da korisnik ne uočava zastoje, stabilan pri neispravnim unosima, kompatibilan s više verzija Androida, jednostavan za učenje te sposoban raditi bez internetske veze.</w:t>
+      </w:r>
+    </w:p>
+    <w:p>
+      <w:r>
+        <w:t>Radi ilustracije, glavni slučaj korištenja „Izračun nepoznate veličine” može se opisati sljedećim tijekom. Korisnik</w:t>
+      </w:r>
+      <w:r>
+        <w:t xml:space="preserve"> </w:t>
+      </w:r>
+      <w:r>
+        <w:t>odabire spremljenu jednadžbu</w:t>
+      </w:r>
+      <w:r>
+        <w:t xml:space="preserve"> iz popisa</w:t>
+      </w:r>
+      <w:r>
+        <w:t>. Sustav analizira formulu i prikazuje polje za unos za svaku prepoznatu varijablu. Korisnik upisuje vrijednosti svih varijabli osim one koju želi izračunati, a njezino polje ostavlja praznim. Nakon pokretanja izračuna sustav određuje nepoznanicu, računa rješenje i prikazuje ga korisniku, a izračun dodaje u povijest. U alternativnim tokovima sustav korisniku javlja grešku ako je ostavljeno više praznih polja, ako unos nije valjan ili ako jednadžba u realnom skupu nema rješenja. Opisivanje slučajeva korištenja na ovaj način ne služi samo dokumentaciji, nego i izravno određuje scenarije testiranja opisane u šestom poglavlju.</w:t>
       </w:r>
     </w:p>
     <w:p>
       <w:pPr>
         <w:pStyle w:val="Heading2"/>
       </w:pPr>
-      <w:bookmarkStart w:id="21" w:name="_Toc240038130"/>
-      <w:r>
+      <w:bookmarkStart w:id="19" w:name="_Toc242519621"/>
+      <w:r>
+        <w:lastRenderedPageBreak/>
         <w:t>Dizajn korisničkog sučelja (UI) i korisničkog iskustva (UX)</w:t>
       </w:r>
-      <w:bookmarkEnd w:id="21"/>
+      <w:bookmarkEnd w:id="19"/>
     </w:p>
     <w:p>
       <w:r>
@@ -4683,19 +4559,38 @@
         <w:t>Onboarding</w:t>
       </w:r>
       <w:r>
-        <w:t>) koji se aktivira pri prvom pokretanju aplikacije ili na zahtjev korisnika, vizualno objašnjavajući ključne korake korištenja.</w:t>
+        <w:t>) koji se aktivira pri prvom pokretanju aplikacije ili na zahtjev korisnika, vizualno objašnjavajući ključne korake korištenja</w:t>
+      </w:r>
+      <w:r>
+        <w:t>.</w:t>
+      </w:r>
+      <w:r>
+        <w:t xml:space="preserve"> </w:t>
+      </w:r>
+      <w:r>
+        <w:t>Pri oblikovanju sučelja uzeta su u obzir općeprihvaćena načela upotrebljivosti, među kojima se često navode Nielsenove heuristike. Najrelevantnije za ovu aplikaciju su prevencija pogrešaka, dosljednost, prepoznavanje umjesto prisjećanja te vidljivost stanja sustava. Prevencija pogrešaka očituje se u specijaliziranoj tipkovnici, koja korisniku nudi samo znakove smislene za matematički unos. Dosljednost se postiže ujednačenim bojama, ikonama i rasporedom elemenata na svim ekranima. Vidljivost stanja ostvarena je kroz animacije učitavanja, jasne poruke o pogreškama i izravan prikaz rezultata.</w:t>
+      </w:r>
+    </w:p>
+    <w:p>
+      <w:r>
+        <w:t>Na mobilnim uređajima posebnu važnost imaju veličina i razmak interaktivnih elemenata. Smjernice sustava Material Design preporučuju minimalnu veličinu dodirne površine od 48 piksela neovisnih o gustoći zaslona (dp), kako bi se smanjila mogućnost pogrešnog dodira, što je osobito važno kod tipkovnice s mnogo tipki na ograničenom prostoru. Čitljivost je dodatno podržana dovoljnim kontrastom između teksta i pozadine; prema smjernicama za pristupačnost web sadržaja.</w:t>
+      </w:r>
+    </w:p>
+    <w:p>
+      <w:r>
+        <w:t>Tamni način rada nije samo estetski izbor. Pri duljem korištenju smanjuje naprezanje očiju u slabo osvijetljenim prostorima, a na uređajima sa zaslonima tipa OLED može smanjiti potrošnju energije jer tamni pikseli troše manje struje. Za korisnike koji aplikaciju koriste tijekom učenja, često i u večernjim satima, ovo je funkcionalna prednost, pa je podrška za obje teme tretirana kao zahtjev, a ne kao dodatna opcija.</w:t>
       </w:r>
     </w:p>
     <w:p>
       <w:pPr>
         <w:pStyle w:val="Heading2"/>
       </w:pPr>
-      <w:bookmarkStart w:id="22" w:name="_Toc240038131"/>
+      <w:bookmarkStart w:id="20" w:name="_Toc242519622"/>
       <w:r>
         <w:lastRenderedPageBreak/>
         <w:t>Koncept i svrha modula za grafički prikaz funkcija</w:t>
       </w:r>
-      <w:bookmarkEnd w:id="22"/>
+      <w:bookmarkEnd w:id="20"/>
     </w:p>
     <w:p>
       <w:r>
@@ -4709,7 +4604,21 @@
         <w:t>Cubic Bezier curves</w:t>
       </w:r>
       <w:r>
-        <w:t>) umjesto oštrih linijskih segmenata. Poseban naglasak stavljen je na podršku za logaritamsku skalu, koja korisniku omogućuje jasan prikaz podataka čije se vrijednosti razlikuju u više redova veličine, što je čest slučaj u fizikalnim i kemijskim mjerenjima. Oznake na osima automatski se prilagođavaju znanstvenom zapisu, osiguravajući preglednost i kod ekstremno velikih ili malih brojeva.</w:t>
+        <w:t>) umjesto oštrih linijskih segmenata. Poseban naglasak stavljen je na podršku za logaritamsku skalu, koja korisniku omogućuje jasan prikaz podataka čije se vrijednosti razlikuju u više redova veličine, što je čest slučaj u fizikalnim i kemijskim mjerenjima. Oznake na osima automatski se prilagođavaju znanstvenom zapisu, osiguravajući preglednost i kod ekstremno velikih ili malih brojeva</w:t>
+      </w:r>
+      <w:r>
+        <w:t>.</w:t>
+      </w:r>
+      <w:r>
+        <w:t xml:space="preserve"> </w:t>
+      </w:r>
+      <w:r>
+        <w:t>Odabir vrste prikaza izravno ovisi o prirodi podataka. Linijski graf s točkama prikladan je kada se želi prikazati kako se rezultat mijenja pri promjeni jedne ulazne veličine, što je upravo slučaj kod povijesti izračuna. Pri tome je važno razlikovati stvarno izračunate točke od interpolirane linije među njima. Glatka krivulja povećava čitljivost, ali ne smije dati dojam da su između točaka provedena mjerenja ili izračuni. Zato se stvarne vrijednosti posebno ističu markerima.</w:t>
+      </w:r>
+    </w:p>
+    <w:p>
+      <w:r>
+        <w:t>Logaritamska skala zahtijeva dodatnu pozornost. Logaritam je definiran samo za pozitivne brojeve, pa se na takvoj skali ne mogu prikazati nula i negativne vrijednosti. Modul stoga mora predvidjeti kako postupiti s takvim podacima, bilo da ih izostavi uz obavijest korisniku, bilo da onemogući logaritamski prikaz. Na logaritamskoj skali jednaki razmaci na osi odgovaraju jednakim omjerima vrijednosti, a ne jednakim razlikama. Zbog toga se ona široko koristi u znanosti, na primjer za prikaz koncentracija, frekvencija ili intenziteta, gdje podaci obuhvaćaju više redova veličine. Korisnik pritom mora jasno vidjeti koja se skala koristi, jer pogrešno tumačenje osi može dovesti do pogrešnog zaključka.</w:t>
       </w:r>
     </w:p>
     <w:p>
@@ -4725,27 +4634,41 @@
       <w:pPr>
         <w:pStyle w:val="Heading1"/>
       </w:pPr>
-      <w:bookmarkStart w:id="23" w:name="_Toc240038132"/>
+      <w:bookmarkStart w:id="21" w:name="_Toc242519623"/>
       <w:r>
         <w:lastRenderedPageBreak/>
         <w:t>Implementacija aplikacije EquationPocket</w:t>
       </w:r>
-      <w:bookmarkEnd w:id="23"/>
-    </w:p>
-    <w:p>
-      <w:r>
-        <w:t>U ovom poglavlju detaljno je opisan postupak razvoja ključnih modula aplikacije. Implementacija je izvedena kroz nekoliko faza, počevši od definiranja baze podataka i navigacijske strukture, pa sve do integracije vanjskih knjižnica za matematičku obradu i računalni vid.</w:t>
+      <w:bookmarkEnd w:id="21"/>
+    </w:p>
+    <w:p>
+      <w:r>
+        <w:t>U ovom poglavlju detaljno je opisan postupak razvoja ključnih modula aplikacije. Implementacija je izvedena kroz nekoliko faza, počevši od definiranja baze podataka i navigacijske strukture, pa sve do integracije vanjskih knjižnica za matematičku obradu i računalni vid</w:t>
+      </w:r>
+      <w:r>
+        <w:t>.</w:t>
+      </w:r>
+      <w:r>
+        <w:t xml:space="preserve"> </w:t>
+      </w:r>
+      <w:r>
+        <w:t>Aplikacija je razvijena u službenom razvojnom okruženju Android Studio, koje objedinjuje uređivač koda, emulator, alate za otklanjanje pogrešaka i profiliranje. Izgradnja projekta i upravljanje ovisnostima oslanjaju se na sustav Gradle, u kojem se vanjske knjižnice, kao što su Room, CameraX, ML Kit, Symja i MPAndroidChart, deklariraju u konfiguracijskoj datoteci i automatski preuzimaju u zadanim verzijama. Takav pristup olakšava ponovljivost izgradnje, jer se projekt na drugom računalu može izgraditi bez ručnog dodavanja datoteka.</w:t>
+      </w:r>
+    </w:p>
+    <w:p>
+      <w:r>
+        <w:t>Razvoj je tekao inkrementalno, modul po modul, pri čemu je svaki modul provjeravan na uređaju prije nego što se na njega nadograđivao sljedeći. Takav redoslijed ima praktično opravdanje: baza podataka i navigacija čine temelj o kojem ovise ostali dijelovi, unos i parsiranje dostavljaju ulazne podatke za izračun, a izračun daje podatke za vizualizaciju. Prikaz implementacije u nastavku slijedi taj redoslijed, a ne kronologiju pojedinačnih izmjena koda.</w:t>
       </w:r>
     </w:p>
     <w:p>
       <w:pPr>
         <w:pStyle w:val="Heading2"/>
       </w:pPr>
-      <w:bookmarkStart w:id="24" w:name="_Toc240038133"/>
+      <w:bookmarkStart w:id="22" w:name="_Toc242519624"/>
       <w:r>
         <w:t>Razvoj korisničkog sučelja i navigacije u Kotlinu</w:t>
       </w:r>
-      <w:bookmarkEnd w:id="24"/>
+      <w:bookmarkEnd w:id="22"/>
     </w:p>
     <w:p>
       <w:r>
@@ -4823,7 +4746,11 @@
         <w:t>Fragment</w:t>
       </w:r>
       <w:r>
-        <w:t xml:space="preserve">). Ovakva arhitektura značajno smanjuje potrošnju resursa uređaja i omogućuje fluidnije prijelaze između ekrana jer sustav ne mora svaki put iznova instancirati teške </w:t>
+        <w:t xml:space="preserve">). Ovakva </w:t>
+      </w:r>
+      <w:r>
+        <w:lastRenderedPageBreak/>
+        <w:t xml:space="preserve">arhitektura značajno smanjuje potrošnju resursa uređaja i omogućuje fluidnije prijelaze između ekrana jer sustav ne mora svaki put iznova instancirati teške </w:t>
       </w:r>
       <w:r>
         <w:rPr>
@@ -4928,7 +4855,6 @@
     </w:p>
     <w:p>
       <w:r>
-        <w:lastRenderedPageBreak/>
         <w:t xml:space="preserve">Za prijenos podataka između fragmenata, poput naziva odabrane mape ili teksta formule, korišten je sustav argumenata unutar navigacijskog grafa. Ovime je postignuta stroga tipizacija podataka, čime su eliminirane pogreške koje se javljaju pri ručnom slanju podataka putem </w:t>
       </w:r>
       <w:r>
@@ -5025,7 +4951,16 @@
         <w:t>Theme.EquationPocket</w:t>
       </w:r>
       <w:r>
-        <w:t>, bazirana je na Material Components sustavu, s prilagođenom paletom boja u kojoj dominira ljubičasta. Svi grafički elementi, poput gumba, polja za unos i kartica (</w:t>
+        <w:t xml:space="preserve">, bazirana je na Material Components sustavu, s prilagođenom paletom boja u kojoj dominira ljubičasta. </w:t>
+      </w:r>
+      <w:r>
+        <w:t>Izgled početnog ekrana u svijetlom i tamnom načinu rada prikazan je na Slici 5.1.</w:t>
+      </w:r>
+      <w:r>
+        <w:t xml:space="preserve"> </w:t>
+      </w:r>
+      <w:r>
+        <w:t>Svi grafički elementi, poput gumba, polja za unos i kartica (</w:t>
       </w:r>
       <w:r>
         <w:rPr>
@@ -5035,7 +4970,11 @@
         <w:t>CardView</w:t>
       </w:r>
       <w:r>
-        <w:t xml:space="preserve">), automatski prilagođavaju svoj izgled ovisno o tome koristi li korisnik svijetlu ili tamnu temu sustava. U tamnom načinu rada (engl. </w:t>
+        <w:t xml:space="preserve">), automatski prilagođavaju svoj izgled ovisno o tome koristi li </w:t>
+      </w:r>
+      <w:r>
+        <w:lastRenderedPageBreak/>
+        <w:t xml:space="preserve">korisnik svijetlu ili tamnu temu sustava. U tamnom načinu rada (engl. </w:t>
       </w:r>
       <w:r>
         <w:rPr>
@@ -5045,11 +4984,7 @@
         <w:t>Dark Mode</w:t>
       </w:r>
       <w:r>
-        <w:t xml:space="preserve">), </w:t>
-      </w:r>
-      <w:r>
-        <w:lastRenderedPageBreak/>
-        <w:t xml:space="preserve">boje pozadina i teksta dinamički se mijenjaju koristeći sistemske atribute boja kako bi se </w:t>
+        <w:t xml:space="preserve">), boje pozadina i teksta dinamički se mijenjaju koristeći sistemske atribute boja kako bi se osigurao </w:t>
       </w:r>
       <w:r>
         <w:rPr>
@@ -5058,16 +4993,16 @@
         <mc:AlternateContent>
           <mc:Choice Requires="wps">
             <w:drawing>
-              <wp:anchor distT="0" distB="0" distL="114300" distR="114300" simplePos="0" relativeHeight="251666432" behindDoc="0" locked="0" layoutInCell="1" allowOverlap="1" wp14:anchorId="59C062C1" wp14:editId="06B3BA9D">
+              <wp:anchor distT="0" distB="0" distL="114300" distR="114300" simplePos="0" relativeHeight="251666432" behindDoc="0" locked="0" layoutInCell="1" allowOverlap="1" wp14:anchorId="59C062C1" wp14:editId="74BAF538">
                 <wp:simplePos x="0" y="0"/>
-                <wp:positionH relativeFrom="column">
-                  <wp:posOffset>304800</wp:posOffset>
+                <wp:positionH relativeFrom="page">
+                  <wp:align>center</wp:align>
                 </wp:positionH>
                 <wp:positionV relativeFrom="paragraph">
-                  <wp:posOffset>5643245</wp:posOffset>
+                  <wp:posOffset>6148070</wp:posOffset>
                 </wp:positionV>
                 <wp:extent cx="4584700" cy="635"/>
-                <wp:effectExtent l="0" t="0" r="0" b="0"/>
+                <wp:effectExtent l="0" t="0" r="6350" b="0"/>
                 <wp:wrapTopAndBottom/>
                 <wp:docPr id="1930107339" name="Text Box 1"/>
                 <wp:cNvGraphicFramePr/>
@@ -5096,7 +5031,7 @@
                             <w:pPr>
                               <w:pStyle w:val="Caption"/>
                             </w:pPr>
-                            <w:bookmarkStart w:id="25" w:name="_Toc240038156"/>
+                            <w:bookmarkStart w:id="23" w:name="_Toc242519645"/>
                             <w:r>
                               <w:t xml:space="preserve">Slika </w:t>
                             </w:r>
@@ -5148,7 +5083,7 @@
                             <w:r>
                               <w:t>a</w:t>
                             </w:r>
-                            <w:bookmarkEnd w:id="25"/>
+                            <w:bookmarkEnd w:id="23"/>
                           </w:p>
                         </w:txbxContent>
                       </wps:txbx>
@@ -5166,14 +5101,14 @@
           </mc:Choice>
           <mc:Fallback>
             <w:pict>
-              <v:shape w14:anchorId="59C062C1" id="_x0000_s1028" type="#_x0000_t202" style="position:absolute;left:0;text-align:left;margin-left:24pt;margin-top:444.35pt;width:361pt;height:.05pt;z-index:251666432;visibility:visible;mso-wrap-style:square;mso-wrap-distance-left:9pt;mso-wrap-distance-top:0;mso-wrap-distance-right:9pt;mso-wrap-distance-bottom:0;mso-position-horizontal:absolute;mso-position-horizontal-relative:text;mso-position-vertical:absolute;mso-position-vertical-relative:text;v-text-anchor:top" o:gfxdata="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" stroked="f">
+              <v:shape w14:anchorId="59C062C1" id="_x0000_s1028" type="#_x0000_t202" style="position:absolute;left:0;text-align:left;margin-left:0;margin-top:484.1pt;width:361pt;height:.05pt;z-index:251666432;visibility:visible;mso-wrap-style:square;mso-wrap-distance-left:9pt;mso-wrap-distance-top:0;mso-wrap-distance-right:9pt;mso-wrap-distance-bottom:0;mso-position-horizontal:center;mso-position-horizontal-relative:page;mso-position-vertical:absolute;mso-position-vertical-relative:text;v-text-anchor:top" o:gfxdata="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" stroked="f">
                 <v:textbox style="mso-fit-shape-to-text:t" inset="0,0,0,0">
                   <w:txbxContent>
                     <w:p>
                       <w:pPr>
                         <w:pStyle w:val="Caption"/>
                       </w:pPr>
-                      <w:bookmarkStart w:id="26" w:name="_Toc240038156"/>
+                      <w:bookmarkStart w:id="24" w:name="_Toc242519645"/>
                       <w:r>
                         <w:t xml:space="preserve">Slika </w:t>
                       </w:r>
@@ -5225,11 +5160,11 @@
                       <w:r>
                         <w:t>a</w:t>
                       </w:r>
-                      <w:bookmarkEnd w:id="26"/>
+                      <w:bookmarkEnd w:id="24"/>
                     </w:p>
                   </w:txbxContent>
                 </v:textbox>
-                <w10:wrap type="topAndBottom"/>
+                <w10:wrap type="topAndBottom" anchorx="page"/>
               </v:shape>
             </w:pict>
           </mc:Fallback>
@@ -5240,13 +5175,13 @@
           <w:noProof/>
         </w:rPr>
         <w:drawing>
-          <wp:anchor distT="0" distB="0" distL="114300" distR="114300" simplePos="0" relativeHeight="251664384" behindDoc="0" locked="0" layoutInCell="1" allowOverlap="1" wp14:anchorId="4BC57B2C" wp14:editId="550F2DF0">
+          <wp:anchor distT="0" distB="0" distL="114300" distR="114300" simplePos="0" relativeHeight="251664384" behindDoc="0" locked="0" layoutInCell="1" allowOverlap="1" wp14:anchorId="4BC57B2C" wp14:editId="53D5F22C">
             <wp:simplePos x="0" y="0"/>
-            <wp:positionH relativeFrom="margin">
-              <wp:posOffset>304800</wp:posOffset>
+            <wp:positionH relativeFrom="page">
+              <wp:align>center</wp:align>
             </wp:positionH>
             <wp:positionV relativeFrom="paragraph">
-              <wp:posOffset>556895</wp:posOffset>
+              <wp:posOffset>995045</wp:posOffset>
             </wp:positionV>
             <wp:extent cx="4584700" cy="5029200"/>
             <wp:effectExtent l="0" t="0" r="6350" b="0"/>
@@ -5296,7 +5231,7 @@
         </w:drawing>
       </w:r>
       <w:r>
-        <w:t>osigurao optimalan kontrast i čitljivost znanstvenih simbola.</w:t>
+        <w:t>optimalan kontrast i čitljivost znanstvenih simbola.</w:t>
       </w:r>
     </w:p>
     <w:p>
@@ -5359,12 +5294,12 @@
       <w:pPr>
         <w:pStyle w:val="Heading2"/>
       </w:pPr>
-      <w:bookmarkStart w:id="27" w:name="_Toc240038134"/>
+      <w:bookmarkStart w:id="25" w:name="_Toc242519625"/>
       <w:r>
         <w:lastRenderedPageBreak/>
         <w:t>Sustav organizacije jednadžbi</w:t>
       </w:r>
-      <w:bookmarkEnd w:id="27"/>
+      <w:bookmarkEnd w:id="25"/>
     </w:p>
     <w:p>
       <w:r>
@@ -6168,7 +6103,7 @@
           <w:lang w:val="en-DE"/>
         </w:rPr>
       </w:pPr>
-      <w:bookmarkStart w:id="28" w:name="_Toc240038163"/>
+      <w:bookmarkStart w:id="26" w:name="_Toc242519652"/>
       <w:r>
         <w:t xml:space="preserve">Kôd </w:t>
       </w:r>
@@ -6214,7 +6149,7 @@
       <w:r>
         <w:t xml:space="preserve"> EquationDao</w:t>
       </w:r>
-      <w:bookmarkEnd w:id="28"/>
+      <w:bookmarkEnd w:id="26"/>
     </w:p>
     <w:p>
       <w:r>
@@ -6311,7 +6246,30 @@
         <w:t>equation_item.xml</w:t>
       </w:r>
       <w:r>
-        <w:t>), čime se korisniku pruža trenutačna informacija o najvažnijem sadržaju u mapi.</w:t>
+        <w:t>), čime se korisniku pruža trenutačna informacija o najvažnijem sadržaju u mapi</w:t>
+      </w:r>
+      <w:r>
+        <w:t>.</w:t>
+      </w:r>
+      <w:r>
+        <w:t xml:space="preserve"> </w:t>
+      </w:r>
+      <w:r>
+        <w:t>Integritet podataka u ovom modulu osiguran je na više razina. Na razini sheme to čine primarni i strani ključevi te pravilo kaskadnog brisanja. Na razini pristupa podacima operacije se izvode u pozadini pomoću korutina, pa ne blokiraju glavnu dretvu. Na razini logike operacije koje mijenjaju više zapisa, poput postavljanja favorita, moraju biti izvedene tako da ne ostave bazu u neusklađenom stanju. Kada bi se, primjerice, reset ostalih favorita izveo, a postavljanje novog zatim prekinulo, mapa bi ostala bez favorita. Takvi se slučajevi mogu spriječiti zajedničkim izvođenjem obje naredbe unutar jedne transakcije.</w:t>
+      </w:r>
+    </w:p>
+    <w:p>
+      <w:r>
+        <w:t>Za brzinu pristupa važna je i indeksacija. Strani ključ po kojem se jednadžbe dohvaćaju za pojedinu mapu čest je kriterij pretraživanja, pa je postavljanje indeksa nad tim stupcem uobičajena praksa. Pri malom broju zapisa razlika je neprimjetna, ali s rastom broja mapa i jednadžbi indeks sprječava da se za svaki upit pregledava cijela tablica.</w:t>
+      </w:r>
+    </w:p>
+    <w:p>
+      <w:r>
+        <w:t xml:space="preserve">Konačno, valja imati na umu da su podaci pohranjeni lokalno, odnosno da se brišu deinstalacijom aplikacije. To je prihvatljivo za aplikaciju zamišljenu kao osobni repozitorij, </w:t>
+      </w:r>
+      <w:r>
+        <w:lastRenderedPageBreak/>
+        <w:t>ali upućuje na potrebu za mehanizmom izvoza, što je jedan od razloga uvođenja sustava dijeljenja opisanog u potpoglavlju 5.8.</w:t>
       </w:r>
     </w:p>
     <w:p>
@@ -6337,19 +6295,15 @@
       <w:pPr>
         <w:pStyle w:val="Heading2"/>
       </w:pPr>
-      <w:bookmarkStart w:id="29" w:name="_Toc240038135"/>
+      <w:bookmarkStart w:id="27" w:name="_Toc242519626"/>
       <w:r>
         <w:t>Modul za unos podataka i integracija postojećih OCR funkcionalnosti</w:t>
       </w:r>
-      <w:bookmarkEnd w:id="29"/>
-    </w:p>
-    <w:p>
-      <w:r>
-        <w:t xml:space="preserve">Modul za unos podataka predstavlja jednu od najkompleksnijih komponenti aplikacije, osmišljenu kako bi se maksimalno smanjila potreba za ručnim prepisivanjem dugačkih matematičkih izraza. Sustav podržava dva komplementarna načina unosa: manualni putem </w:t>
-      </w:r>
-      <w:r>
-        <w:lastRenderedPageBreak/>
-        <w:t xml:space="preserve">prilagođene tipkovnice i automatizirani putem optičkog prepoznavanja znakova (engl. </w:t>
+      <w:bookmarkEnd w:id="27"/>
+    </w:p>
+    <w:p>
+      <w:r>
+        <w:t xml:space="preserve">Modul za unos podataka predstavlja jednu od najkompleksnijih komponenti aplikacije, osmišljenu kako bi se maksimalno smanjila potreba za ručnim prepisivanjem dugačkih matematičkih izraza. Sustav podržava dva komplementarna načina unosa: manualni putem prilagođene tipkovnice i automatizirani putem optičkog prepoznavanja znakova (engl. </w:t>
       </w:r>
       <w:r>
         <w:rPr>
@@ -6406,7 +6360,17 @@
       </w:r>
     </w:p>
     <w:p>
-      <w:r>
+      <w:pPr>
+        <w:spacing w:before="0" w:after="0" w:line="240" w:lineRule="auto"/>
+        <w:jc w:val="left"/>
+      </w:pPr>
+      <w:r>
+        <w:br w:type="page"/>
+      </w:r>
+    </w:p>
+    <w:p>
+      <w:r>
+        <w:lastRenderedPageBreak/>
         <w:t>Integracija Google ML Kit OCR sustava:</w:t>
       </w:r>
     </w:p>
@@ -6560,7 +6524,7 @@
                             <w:pPr>
                               <w:pStyle w:val="Caption"/>
                             </w:pPr>
-                            <w:bookmarkStart w:id="30" w:name="_Toc240038157"/>
+                            <w:bookmarkStart w:id="28" w:name="_Toc242519646"/>
                             <w:r>
                               <w:t xml:space="preserve">Slika </w:t>
                             </w:r>
@@ -6609,7 +6573,7 @@
                             <w:r>
                               <w:t>Sučelje OCR skenera s definiranim okvirom za izdvajanje regije od interesa (ROI)</w:t>
                             </w:r>
-                            <w:bookmarkEnd w:id="30"/>
+                            <w:bookmarkEnd w:id="28"/>
                           </w:p>
                         </w:txbxContent>
                       </wps:txbx>
@@ -6634,7 +6598,7 @@
                       <w:pPr>
                         <w:pStyle w:val="Caption"/>
                       </w:pPr>
-                      <w:bookmarkStart w:id="31" w:name="_Toc240038157"/>
+                      <w:bookmarkStart w:id="29" w:name="_Toc242519646"/>
                       <w:r>
                         <w:t xml:space="preserve">Slika </w:t>
                       </w:r>
@@ -6683,7 +6647,7 @@
                       <w:r>
                         <w:t>Sučelje OCR skenera s definiranim okvirom za izdvajanje regije od interesa (ROI)</w:t>
                       </w:r>
-                      <w:bookmarkEnd w:id="31"/>
+                      <w:bookmarkEnd w:id="29"/>
                     </w:p>
                   </w:txbxContent>
                 </v:textbox>
@@ -6759,6 +6723,11 @@
     </w:p>
     <w:p>
       <w:r>
+        <w:t>Sučelje skenera s okvirom za odabir regije od interesa prikazano je na Slici 5.2.</w:t>
+      </w:r>
+    </w:p>
+    <w:p>
+      <w:r>
         <w:t>Matematičko post-procesiranje skeniranog teksta:</w:t>
       </w:r>
     </w:p>
@@ -6791,6 +6760,7 @@
         <w:rPr>
           <w:lang w:val="en-DE"/>
         </w:rPr>
+        <w:lastRenderedPageBreak/>
         <w:t>@androidx.annotation.OptIn(androidx.camera.core.ExperimentalGetImage::class)</w:t>
       </w:r>
       <w:r>
@@ -6798,12 +6768,6 @@
           <w:lang w:val="en-DE"/>
         </w:rPr>
         <w:br/>
-      </w:r>
-      <w:r>
-        <w:rPr>
-          <w:lang w:val="en-DE"/>
-        </w:rPr>
-        <w:lastRenderedPageBreak/>
         <w:t xml:space="preserve">private fun </w:t>
       </w:r>
       <w:proofErr w:type="spellStart"/>
@@ -8169,6 +8133,12 @@
           <w:lang w:val="en-DE"/>
         </w:rPr>
         <w:br/>
+      </w:r>
+      <w:r>
+        <w:rPr>
+          <w:lang w:val="en-DE"/>
+        </w:rPr>
+        <w:lastRenderedPageBreak/>
         <w:t xml:space="preserve">                        .</w:t>
       </w:r>
       <w:r>
@@ -8204,12 +8174,6 @@
           <w:lang w:val="en-DE"/>
         </w:rPr>
         <w:br/>
-      </w:r>
-      <w:r>
-        <w:rPr>
-          <w:lang w:val="en-DE"/>
-        </w:rPr>
-        <w:lastRenderedPageBreak/>
         <w:t xml:space="preserve">                        .</w:t>
       </w:r>
       <w:r>
@@ -8552,7 +8516,7 @@
           <w:lang w:val="en-DE"/>
         </w:rPr>
       </w:pPr>
-      <w:bookmarkStart w:id="32" w:name="_Toc240038164"/>
+      <w:bookmarkStart w:id="30" w:name="_Toc242519653"/>
       <w:r>
         <w:t xml:space="preserve">Kôd </w:t>
       </w:r>
@@ -8601,7 +8565,7 @@
       <w:r>
         <w:t>Kôd za OCR post-procesiranje</w:t>
       </w:r>
-      <w:bookmarkEnd w:id="32"/>
+      <w:bookmarkEnd w:id="30"/>
     </w:p>
     <w:p>
       <w:r>
@@ -8632,18 +8596,36 @@
         <w:t>Fragment Result</w:t>
       </w:r>
       <w:r>
-        <w:t xml:space="preserve"> API-ja, gdje ga korisnik može dodatno provjeriti i spremiti u bazu.</w:t>
+        <w:t xml:space="preserve"> API-ja, gdje ga korisnik može dodatno provjeriti i spremiti u bazu</w:t>
+      </w:r>
+      <w:r>
+        <w:t>.</w:t>
+      </w:r>
+      <w:r>
+        <w:t xml:space="preserve"> </w:t>
+      </w:r>
+      <w:r>
+        <w:t>Prepoznavanje teksta kamerom u stvarnim uvjetima suočava se s nizom problema koje laboratorijski primjeri ne pokazuju. Osvjetljenje je najčešći od njih: sjene prekrivaju dijelove zapisa, a sjajan papir stvara odsjaje koji potpuno brišu pojedine znakove. Kut snimanja unosi perspektivno izobličenje, pa retci koji su u stvarnosti ravni na slici izgledaju nagnuto. Pokret ruke pri snimanju uzrokuje zamućenje koje najprije ugrožava sitne znakove, poput eksponenata i indeksa.</w:t>
+      </w:r>
+    </w:p>
+    <w:p>
+      <w:r>
+        <w:t xml:space="preserve">Zbog toga je u dizajn modula uključeno nekoliko mjera koje korisniku daju kontrolu. Odabir regije od interesa smanjuje utjecaj okolnog teksta, bljeskalica poboljšava osvjetljenje, a digitalno zumiranje omogućuje da sitni zapis ispuni veći dio kadra. Najvažnije je, međutim, </w:t>
+      </w:r>
+      <w:r>
+        <w:lastRenderedPageBreak/>
+        <w:t>da prepoznati tekst nikad ne ulazi u bazu automatski. Rezultat se prikazuje korisniku koji ga može ispraviti prije spremanja. Takav pristup priznaje da nijedan OCR sustav nije savršen i da je ljudska provjera najpouzdanija zaštita od pogreške koja bi se kasnije prenijela u izračun.</w:t>
       </w:r>
     </w:p>
     <w:p>
       <w:pPr>
         <w:pStyle w:val="Heading2"/>
       </w:pPr>
-      <w:bookmarkStart w:id="33" w:name="_Toc240038136"/>
+      <w:bookmarkStart w:id="31" w:name="_Toc242519627"/>
       <w:r>
         <w:t>Algoritam za parsiranje niza znakova i izgradnju stabla</w:t>
       </w:r>
-      <w:bookmarkEnd w:id="33"/>
+      <w:bookmarkEnd w:id="31"/>
     </w:p>
     <w:p>
       <w:r>
@@ -8677,7 +8659,6 @@
     </w:p>
     <w:p>
       <w:r>
-        <w:lastRenderedPageBreak/>
         <w:t xml:space="preserve">Za potrebe napredne obrade jednadžbi u projekt je integrirana knjižnica Symja, koja predstavlja cjeloviti računalni algebarski sustav prilagođen Java i Android okruženju. Kada korisnik unese formulu, ona se prosljeđuje objektu </w:t>
       </w:r>
       <w:r>
@@ -8689,8 +8670,68 @@
       <w:r>
         <w:t xml:space="preserve"> koji služi kao sučelje prema parseru. Ključna prednost ovog sustava je u tome što on ne evaluira izraz odmah numerički, već prvo provjerava njegovu sintaktičku ispravnost i gradi hijerarhijsku mapu operacija u memoriji uređaja.</w:t>
       </w:r>
-    </w:p>
-    <w:p>
+      <w:r>
+        <w:t xml:space="preserve"> </w:t>
+      </w:r>
+      <w:r>
+        <w:t>Struktura tako nastalog stabla prikazana je na Slici 5.3.</w:t>
+      </w:r>
+    </w:p>
+    <w:p>
+      <w:r>
+        <w:rPr>
+          <w:noProof/>
+        </w:rPr>
+        <w:drawing>
+          <wp:anchor distT="0" distB="0" distL="114300" distR="114300" simplePos="0" relativeHeight="251670528" behindDoc="0" locked="0" layoutInCell="1" allowOverlap="1" wp14:anchorId="20A39175" wp14:editId="766EE5F3">
+            <wp:simplePos x="0" y="0"/>
+            <wp:positionH relativeFrom="page">
+              <wp:align>center</wp:align>
+            </wp:positionH>
+            <wp:positionV relativeFrom="paragraph">
+              <wp:posOffset>949325</wp:posOffset>
+            </wp:positionV>
+            <wp:extent cx="4291584" cy="2340864"/>
+            <wp:effectExtent l="0" t="0" r="0" b="2540"/>
+            <wp:wrapTopAndBottom/>
+            <wp:docPr id="1342236244" name="Picture 5"/>
+            <wp:cNvGraphicFramePr>
+              <a:graphicFrameLocks xmlns:a="http://schemas.openxmlformats.org/drawingml/2006/main" noChangeAspect="1"/>
+            </wp:cNvGraphicFramePr>
+            <a:graphic xmlns:a="http://schemas.openxmlformats.org/drawingml/2006/main">
+              <a:graphicData uri="http://schemas.openxmlformats.org/drawingml/2006/picture">
+                <pic:pic xmlns:pic="http://schemas.openxmlformats.org/drawingml/2006/picture">
+                  <pic:nvPicPr>
+                    <pic:cNvPr id="1342236244" name="Picture 1342236244"/>
+                    <pic:cNvPicPr/>
+                  </pic:nvPicPr>
+                  <pic:blipFill>
+                    <a:blip r:embed="rId19" cstate="print">
+                      <a:extLst>
+                        <a:ext uri="{28A0092B-C50C-407E-A947-70E740481C1C}">
+                          <a14:useLocalDpi xmlns:a14="http://schemas.microsoft.com/office/drawing/2010/main" val="0"/>
+                        </a:ext>
+                      </a:extLst>
+                    </a:blip>
+                    <a:stretch>
+                      <a:fillRect/>
+                    </a:stretch>
+                  </pic:blipFill>
+                  <pic:spPr>
+                    <a:xfrm>
+                      <a:off x="0" y="0"/>
+                      <a:ext cx="4291584" cy="2340864"/>
+                    </a:xfrm>
+                    <a:prstGeom prst="rect">
+                      <a:avLst/>
+                    </a:prstGeom>
+                  </pic:spPr>
+                </pic:pic>
+              </a:graphicData>
+            </a:graphic>
+          </wp:anchor>
+        </w:drawing>
+      </w:r>
       <w:r>
         <w:rPr>
           <w:noProof/>
@@ -8698,7 +8739,7 @@
         <mc:AlternateContent>
           <mc:Choice Requires="wps">
             <w:drawing>
-              <wp:anchor distT="0" distB="0" distL="114300" distR="114300" simplePos="0" relativeHeight="251672576" behindDoc="0" locked="0" layoutInCell="1" allowOverlap="1" wp14:anchorId="7E572F47" wp14:editId="6A20BAFC">
+              <wp:anchor distT="0" distB="0" distL="114300" distR="114300" simplePos="0" relativeHeight="251672576" behindDoc="0" locked="0" layoutInCell="1" allowOverlap="1" wp14:anchorId="7E572F47" wp14:editId="1D7D09E1">
                 <wp:simplePos x="0" y="0"/>
                 <wp:positionH relativeFrom="column">
                   <wp:posOffset>554990</wp:posOffset>
@@ -8739,7 +8780,7 @@
                                 <w:noProof/>
                               </w:rPr>
                             </w:pPr>
-                            <w:bookmarkStart w:id="34" w:name="_Toc240038158"/>
+                            <w:bookmarkStart w:id="32" w:name="_Toc242519647"/>
                             <w:r>
                               <w:t xml:space="preserve">Slika </w:t>
                             </w:r>
@@ -8788,7 +8829,7 @@
                             <w:r>
                               <w:t>Hijerarhijski prikaz apstraktnog sintaktičkog stabla (AST)</w:t>
                             </w:r>
-                            <w:bookmarkEnd w:id="34"/>
+                            <w:bookmarkEnd w:id="32"/>
                           </w:p>
                         </w:txbxContent>
                       </wps:txbx>
@@ -8816,7 +8857,7 @@
                           <w:noProof/>
                         </w:rPr>
                       </w:pPr>
-                      <w:bookmarkStart w:id="35" w:name="_Toc240038158"/>
+                      <w:bookmarkStart w:id="33" w:name="_Toc242519647"/>
                       <w:r>
                         <w:t xml:space="preserve">Slika </w:t>
                       </w:r>
@@ -8865,7 +8906,7 @@
                       <w:r>
                         <w:t>Hijerarhijski prikaz apstraktnog sintaktičkog stabla (AST)</w:t>
                       </w:r>
-                      <w:bookmarkEnd w:id="35"/>
+                      <w:bookmarkEnd w:id="33"/>
                     </w:p>
                   </w:txbxContent>
                 </v:textbox>
@@ -8876,64 +8917,15 @@
         </mc:AlternateContent>
       </w:r>
       <w:r>
-        <w:rPr>
-          <w:noProof/>
-        </w:rPr>
-        <w:drawing>
-          <wp:anchor distT="0" distB="0" distL="114300" distR="114300" simplePos="0" relativeHeight="251670528" behindDoc="0" locked="0" layoutInCell="1" allowOverlap="1" wp14:anchorId="20A39175" wp14:editId="207211D6">
-            <wp:simplePos x="0" y="0"/>
-            <wp:positionH relativeFrom="page">
-              <wp:align>center</wp:align>
-            </wp:positionH>
-            <wp:positionV relativeFrom="paragraph">
-              <wp:posOffset>1419860</wp:posOffset>
-            </wp:positionV>
-            <wp:extent cx="4291584" cy="2340864"/>
-            <wp:effectExtent l="0" t="0" r="0" b="2540"/>
-            <wp:wrapTopAndBottom/>
-            <wp:docPr id="1342236244" name="Picture 5"/>
-            <wp:cNvGraphicFramePr>
-              <a:graphicFrameLocks xmlns:a="http://schemas.openxmlformats.org/drawingml/2006/main" noChangeAspect="1"/>
-            </wp:cNvGraphicFramePr>
-            <a:graphic xmlns:a="http://schemas.openxmlformats.org/drawingml/2006/main">
-              <a:graphicData uri="http://schemas.openxmlformats.org/drawingml/2006/picture">
-                <pic:pic xmlns:pic="http://schemas.openxmlformats.org/drawingml/2006/picture">
-                  <pic:nvPicPr>
-                    <pic:cNvPr id="1342236244" name="Picture 1342236244"/>
-                    <pic:cNvPicPr/>
-                  </pic:nvPicPr>
-                  <pic:blipFill>
-                    <a:blip r:embed="rId19" cstate="print">
-                      <a:extLst>
-                        <a:ext uri="{28A0092B-C50C-407E-A947-70E740481C1C}">
-                          <a14:useLocalDpi xmlns:a14="http://schemas.microsoft.com/office/drawing/2010/main" val="0"/>
-                        </a:ext>
-                      </a:extLst>
-                    </a:blip>
-                    <a:stretch>
-                      <a:fillRect/>
-                    </a:stretch>
-                  </pic:blipFill>
-                  <pic:spPr>
-                    <a:xfrm>
-                      <a:off x="0" y="0"/>
-                      <a:ext cx="4291584" cy="2340864"/>
-                    </a:xfrm>
-                    <a:prstGeom prst="rect">
-                      <a:avLst/>
-                    </a:prstGeom>
-                  </pic:spPr>
-                </pic:pic>
-              </a:graphicData>
-            </a:graphic>
-          </wp:anchor>
-        </w:drawing>
-      </w:r>
-      <w:r>
-        <w:t>Stablo koje parser izgradi sastoji se od čvorova koji predstavljaju operatore (poput zbrajanja, množenja ili znaka jednakosti) i listova koji predstavljaju operande (brojeve i varijable). Ovakva struktura omogućuje aplikaciji da točno odredi redoslijed izvođenja operacija, poštujući matematička pravila prednosti, čak i kod višestruko ugniježđenih zagrada ili kompleksnih razlomaka.</w:t>
-      </w:r>
-    </w:p>
-    <w:p/>
+        <w:t xml:space="preserve">Stablo koje parser izgradi sastoji se od čvorova koji predstavljaju operatore (poput zbrajanja, množenja ili znaka jednakosti) i listova koji predstavljaju operande (brojeve i varijable). </w:t>
+      </w:r>
+    </w:p>
+    <w:p>
+      <w:r>
+        <w:lastRenderedPageBreak/>
+        <w:t>Ovakva struktura omogućuje aplikaciji da točno odredi redoslijed izvođenja operacija, poštujući matematička pravila prednosti, čak i kod višestruko ugniježđenih zagrada ili kompleksnih razlomaka.</w:t>
+      </w:r>
+    </w:p>
     <w:p>
       <w:r>
         <w:t>Hijerarhija i prepoznavanje simbola:</w:t>
@@ -8941,16 +8933,70 @@
     </w:p>
     <w:p>
       <w:r>
-        <w:t>Tijekom procesa parsiranja, algoritam vrši dekompoziciju niza znakova na tokene. Poseban fokus stavljen je na prepoznavanje naprednih funkcija koje su ključne za znanstvenu primjenu aplikacije. Parser je konfiguriran da prepoznaje specifičnu sintaksu za derivacije (npr. D[f, x]), integrale (Integrate[f, x]) i limese (Limit[f, x -&gt; a]). Svaka od ovih funkcija unutar stabla zauzima poseban čvor koji nosi informaciju o tipu operacije i njezinim argumentima.</w:t>
-      </w:r>
-    </w:p>
-    <w:p>
-      <w:r>
-        <w:t xml:space="preserve">Iznimno važan korak u ovom poglavlju implementacije je razlikovanje varijabli od rezerviranih matematičkih riječi. Kako sustav ne bi pogrešno interpretirao nazive </w:t>
+        <w:t xml:space="preserve">Tijekom procesa parsiranja, algoritam vrši dekompoziciju niza znakova na tokene. Poseban fokus stavljen je na prepoznavanje naprednih funkcija koje su ključne za znanstvenu primjenu aplikacije. Parser je konfiguriran da prepoznaje specifičnu sintaksu za derivacije (npr. D[f, x]), integrale (Integrate[f, x]) i limese (Limit[f, x -&gt; a]). Svaka od ovih funkcija unutar stabla </w:t>
+      </w:r>
+      <w:r>
+        <w:t>zauzima poseban čvor koji nosi informaciju o tipu operacije i njezinim argumentima.</w:t>
+      </w:r>
+      <w:r>
+        <w:t xml:space="preserve"> </w:t>
+      </w:r>
+      <w:r>
+        <w:t>Proces parsiranja obično se dijeli na dvije faze. U prvoj, leksičkoj analizi, ulazni niz znakova rastavlja se na osnovne jedinice zvane tokeni: brojeve, imena varijabli, operatore i zagrade. Primjerice, niz „2*x + 3 = 11" daje tokene 2, *, x, +, 3, = i 11. U drugoj, sintaktičkoj analizi, tokeni se prema pravilima formalne gramatike slažu u stablo koje odražava strukturu izraza</w:t>
+      </w:r>
+      <w:r>
+        <w:t>.</w:t>
+      </w:r>
+    </w:p>
+    <w:p>
+      <w:r>
+        <w:t>Gramatika matematičkih izraza mora jednoznačno odrediti prednost i asocijativnost operatora. Prednost određuje da se množenje izvodi prije zbrajanja, pa se izraz „2 + 3 * 4" tumači kao „2 + (3 * 4)”, a ne „</w:t>
+      </w:r>
+      <w:r>
+        <w:t xml:space="preserve"> </w:t>
+      </w:r>
+      <w:r>
+        <w:t>(2 + 3) * 4". Asocijativnost određuje redoslijed kada se isti operator ponavlja: oduzimanje je lijevo asocijativno, a potenciranje desno, pa se „2^3^2" računa kao „2^</w:t>
+      </w:r>
+      <w:r>
+        <w:t xml:space="preserve"> </w:t>
+      </w:r>
+      <w:r>
+        <w:t xml:space="preserve">(3^2)”. Za izgradnju stabla u praksi se koriste tehnike poput rekurzivnog spusta (engl. </w:t>
+      </w:r>
+      <w:r>
+        <w:rPr>
+          <w:i/>
+          <w:iCs/>
+        </w:rPr>
+        <w:t>recursive descent</w:t>
+      </w:r>
+      <w:r>
+        <w:t xml:space="preserve">) ili algoritma </w:t>
+      </w:r>
+      <w:r>
+        <w:rPr>
+          <w:i/>
+          <w:iCs/>
+        </w:rPr>
+        <w:t>shunting-yard</w:t>
+      </w:r>
+      <w:r>
+        <w:t xml:space="preserve"> koji je predložio Edsger Dijkstra, a koji izraz u uobičajenom infiksnom zapisu pretvara u oblik pogodan za obradu.</w:t>
+      </w:r>
+    </w:p>
+    <w:p>
+      <w:r>
+        <w:t>Kada je stablo izgrađeno, njegovo se vrednovanje svodi na obilazak od listova prema korijenu. Svaki unutarnji čvor primjenjuje svoj operator na vrijednosti svojih potomaka, a rezultat prosljeđuje roditelju. Za izraz „2 * x + 3" korijen je operator zbrajanja s dva potomka: produktom 2 * x i brojem 3. Ista struktura omogućuje i simboličke operacije, jer se čvorovi mogu preoblikovati, pojednostaviti ili derivirati bez računanja numeričkih vrijednosti. Upravo je zato odabran pristup koji izraz najprije pretvara u stablo, a ne izravno u broj. Detalji implementacije mogu se razlikovati među sustavima, ali opisana načela vrijede neovisno o konkretnoj knjižnici.</w:t>
+      </w:r>
+    </w:p>
+    <w:p>
+      <w:r>
+        <w:t xml:space="preserve">Iznimno važan korak u ovom poglavlju implementacije je razlikovanje varijabli od rezerviranih matematičkih riječi. Kako sustav ne bi pogrešno interpretirao nazive standardnih funkcija poput sinusa (sin) ili logaritma (log) kao varijable koje korisnik treba </w:t>
       </w:r>
       <w:r>
         <w:lastRenderedPageBreak/>
-        <w:t>standardnih funkcija poput sinusa (sin) ili logaritma (log) kao varijable koje korisnik treba unijeti, implementiran je mehanizam filtriranja. Sustav koristi listu dopuštenih znanstvenih funkcija Symja engine-a te ih tijekom analize stabla preskače, fokusirajući se isključivo na prepoznavanje simbola koji predstavljaju fizikalne veličine ili matematičke nepoznanice.</w:t>
+        <w:t>unijeti, implementiran je mehanizam filtriranja. Sustav koristi listu dopuštenih znanstvenih funkcija Symja engine-a te ih tijekom analize stabla preskače, fokusirajući se isključivo na prepoznavanje simbola koji predstavljaju fizikalne veličine ili matematičke nepoznanice.</w:t>
       </w:r>
     </w:p>
     <w:p>
@@ -8967,11 +9013,11 @@
       <w:pPr>
         <w:pStyle w:val="Heading2"/>
       </w:pPr>
-      <w:bookmarkStart w:id="36" w:name="_Toc240038137"/>
+      <w:bookmarkStart w:id="34" w:name="_Toc242519628"/>
       <w:r>
         <w:t>Dinamičko generiranje ulaznih polja i kalkulator nepoznanica</w:t>
       </w:r>
-      <w:bookmarkEnd w:id="36"/>
+      <w:bookmarkEnd w:id="34"/>
     </w:p>
     <w:p>
       <w:r>
@@ -9019,18 +9065,15 @@
         <w:t>TextInputEditText</w:t>
       </w:r>
       <w:r>
-        <w:t xml:space="preserve"> polja za unos vrijednosti. Ovakav pristup omogućuje aplikaciji da se trenutačno prilagodi bilo kojoj jednadžbi, bez obzira na broj parametara koje ona sadrži. Posebna pažnja posvećena je korisničkom iskustvu tako što je za ova polja onemogućena pojava standardne sistemske </w:t>
-      </w:r>
-      <w:r>
+        <w:t xml:space="preserve"> polja za unos vrijednosti. Ovakav pristup omogućuje aplikaciji da se trenutačno prilagodi bilo kojoj jednadžbi, bez obzira na broj parametara koje ona sadrži. Posebna pažnja posvećena je korisničkom iskustvu tako što je za ova polja onemogućena pojava standardne sistemske tipkovnice, čime se osigurava da naša specijalizirana znanstvena tastatura ostane primarni alat za unos, sprječavajući pritom preklapanje elemenata na ekranu.</w:t>
+      </w:r>
+    </w:p>
+    <w:p>
+      <w:r>
+        <w:rPr>
+          <w:noProof/>
+        </w:rPr>
         <w:lastRenderedPageBreak/>
-        <w:t>tipkovnice, čime se osigurava da naša specijalizirana znanstvena tastatura ostane primarni alat za unos, sprječavajući pritom preklapanje elemenata na ekranu.</w:t>
-      </w:r>
-    </w:p>
-    <w:p>
-      <w:r>
-        <w:rPr>
-          <w:noProof/>
-        </w:rPr>
         <mc:AlternateContent>
           <mc:Choice Requires="wps">
             <w:drawing>
@@ -9075,7 +9118,7 @@
                                 <w:noProof/>
                               </w:rPr>
                             </w:pPr>
-                            <w:bookmarkStart w:id="37" w:name="_Toc240038159"/>
+                            <w:bookmarkStart w:id="35" w:name="_Toc242519648"/>
                             <w:r>
                               <w:t xml:space="preserve">Slika </w:t>
                             </w:r>
@@ -9124,7 +9167,7 @@
                             <w:r>
                               <w:t>Ekran Solvera s dinamički izgeneriranim poljima za varijable i prilagođenom znanstvenom tipkovnicom</w:t>
                             </w:r>
-                            <w:bookmarkEnd w:id="37"/>
+                            <w:bookmarkEnd w:id="35"/>
                           </w:p>
                         </w:txbxContent>
                       </wps:txbx>
@@ -9152,7 +9195,7 @@
                           <w:noProof/>
                         </w:rPr>
                       </w:pPr>
-                      <w:bookmarkStart w:id="38" w:name="_Toc240038159"/>
+                      <w:bookmarkStart w:id="36" w:name="_Toc242519648"/>
                       <w:r>
                         <w:t xml:space="preserve">Slika </w:t>
                       </w:r>
@@ -9201,7 +9244,7 @@
                       <w:r>
                         <w:t>Ekran Solvera s dinamički izgeneriranim poljima za varijable i prilagođenom znanstvenom tipkovnicom</w:t>
                       </w:r>
-                      <w:bookmarkEnd w:id="38"/>
+                      <w:bookmarkEnd w:id="36"/>
                     </w:p>
                   </w:txbxContent>
                 </v:textbox>
@@ -9274,11 +9317,7 @@
     </w:p>
     <w:p>
       <w:r>
-        <w:t xml:space="preserve">Logika samog izračuna temelji se na principu prepoznavanja praznog polja. U trenutku aktivacije naredbe za izračun, sustav prolazi kroz sva generirana polja i prikuplja unesene vrijednosti. Ako aplikacija detektira da je točno jedno polje ostavljeno prazno, ono se </w:t>
-      </w:r>
-      <w:r>
-        <w:lastRenderedPageBreak/>
-        <w:t>automatski definira kao tražena nepoznanica. Sustav tada konstruira specifičan upit prema Symja engine-u koristeći format Solve</w:t>
+        <w:t>Logika samog izračuna temelji se na principu prepoznavanja praznog polja. U trenutku aktivacije naredbe za izračun, sustav prolazi kroz sva generirana polja i prikuplja unesene vrijednosti. Ako aplikacija detektira da je točno jedno polje ostavljeno prazno, ono se automatski definira kao tražena nepoznanica. Sustav tada konstruira specifičan upit prema Symja engine-u koristeći format Solve</w:t>
       </w:r>
       <w:r>
         <w:t xml:space="preserve"> </w:t>
@@ -9299,6 +9338,7 @@
         <w:rPr>
           <w:lang w:val="en-DE"/>
         </w:rPr>
+        <w:lastRenderedPageBreak/>
         <w:t xml:space="preserve">private fun </w:t>
       </w:r>
       <w:proofErr w:type="spellStart"/>
@@ -10365,93 +10405,98 @@
         <w:rPr>
           <w:lang w:val="en-DE"/>
         </w:rPr>
+        <w:br/>
+        <w:t xml:space="preserve">            // </w:t>
+      </w:r>
+      <w:proofErr w:type="spellStart"/>
+      <w:r>
+        <w:rPr>
+          <w:lang w:val="en-DE"/>
+        </w:rPr>
+        <w:t>Provjera</w:t>
+      </w:r>
+      <w:proofErr w:type="spellEnd"/>
+      <w:r>
+        <w:rPr>
+          <w:lang w:val="en-DE"/>
+        </w:rPr>
+        <w:t xml:space="preserve"> </w:t>
+      </w:r>
+      <w:proofErr w:type="spellStart"/>
+      <w:r>
+        <w:rPr>
+          <w:lang w:val="en-DE"/>
+        </w:rPr>
+        <w:t>koriste</w:t>
+      </w:r>
+      <w:proofErr w:type="spellEnd"/>
+      <w:r>
+        <w:rPr>
+          <w:lang w:val="en-DE"/>
+        </w:rPr>
+        <w:t xml:space="preserve"> li </w:t>
+      </w:r>
+      <w:proofErr w:type="spellStart"/>
+      <w:r>
+        <w:rPr>
+          <w:lang w:val="en-DE"/>
+        </w:rPr>
+        <w:t>ulazni</w:t>
+      </w:r>
+      <w:proofErr w:type="spellEnd"/>
+      <w:r>
+        <w:rPr>
+          <w:lang w:val="en-DE"/>
+        </w:rPr>
+        <w:t xml:space="preserve"> </w:t>
+      </w:r>
+      <w:proofErr w:type="spellStart"/>
+      <w:r>
+        <w:rPr>
+          <w:lang w:val="en-DE"/>
+        </w:rPr>
+        <w:t>podaci</w:t>
+      </w:r>
+      <w:proofErr w:type="spellEnd"/>
+      <w:r>
+        <w:rPr>
+          <w:lang w:val="en-DE"/>
+        </w:rPr>
+        <w:t xml:space="preserve"> </w:t>
+      </w:r>
+      <w:proofErr w:type="spellStart"/>
+      <w:r>
+        <w:rPr>
+          <w:lang w:val="en-DE"/>
+        </w:rPr>
+        <w:t>znanstveni</w:t>
+      </w:r>
+      <w:proofErr w:type="spellEnd"/>
+      <w:r>
+        <w:rPr>
+          <w:lang w:val="en-DE"/>
+        </w:rPr>
+        <w:t xml:space="preserve"> </w:t>
+      </w:r>
+      <w:proofErr w:type="spellStart"/>
+      <w:r>
+        <w:rPr>
+          <w:lang w:val="en-DE"/>
+        </w:rPr>
+        <w:t>zapis</w:t>
+      </w:r>
+      <w:proofErr w:type="spellEnd"/>
+      <w:r>
+        <w:rPr>
+          <w:lang w:val="en-DE"/>
+        </w:rPr>
+        <w:br/>
+      </w:r>
+      <w:r>
+        <w:rPr>
+          <w:lang w:val="en-DE"/>
+        </w:rPr>
         <w:lastRenderedPageBreak/>
-        <w:br/>
-        <w:t xml:space="preserve">            // </w:t>
-      </w:r>
-      <w:proofErr w:type="spellStart"/>
-      <w:r>
-        <w:rPr>
-          <w:lang w:val="en-DE"/>
-        </w:rPr>
-        <w:t>Provjera</w:t>
-      </w:r>
-      <w:proofErr w:type="spellEnd"/>
-      <w:r>
-        <w:rPr>
-          <w:lang w:val="en-DE"/>
-        </w:rPr>
-        <w:t xml:space="preserve"> </w:t>
-      </w:r>
-      <w:proofErr w:type="spellStart"/>
-      <w:r>
-        <w:rPr>
-          <w:lang w:val="en-DE"/>
-        </w:rPr>
-        <w:t>koriste</w:t>
-      </w:r>
-      <w:proofErr w:type="spellEnd"/>
-      <w:r>
-        <w:rPr>
-          <w:lang w:val="en-DE"/>
-        </w:rPr>
-        <w:t xml:space="preserve"> li </w:t>
-      </w:r>
-      <w:proofErr w:type="spellStart"/>
-      <w:r>
-        <w:rPr>
-          <w:lang w:val="en-DE"/>
-        </w:rPr>
-        <w:t>ulazni</w:t>
-      </w:r>
-      <w:proofErr w:type="spellEnd"/>
-      <w:r>
-        <w:rPr>
-          <w:lang w:val="en-DE"/>
-        </w:rPr>
-        <w:t xml:space="preserve"> </w:t>
-      </w:r>
-      <w:proofErr w:type="spellStart"/>
-      <w:r>
-        <w:rPr>
-          <w:lang w:val="en-DE"/>
-        </w:rPr>
-        <w:t>podaci</w:t>
-      </w:r>
-      <w:proofErr w:type="spellEnd"/>
-      <w:r>
-        <w:rPr>
-          <w:lang w:val="en-DE"/>
-        </w:rPr>
-        <w:t xml:space="preserve"> </w:t>
-      </w:r>
-      <w:proofErr w:type="spellStart"/>
-      <w:r>
-        <w:rPr>
-          <w:lang w:val="en-DE"/>
-        </w:rPr>
-        <w:t>znanstveni</w:t>
-      </w:r>
-      <w:proofErr w:type="spellEnd"/>
-      <w:r>
-        <w:rPr>
-          <w:lang w:val="en-DE"/>
-        </w:rPr>
-        <w:t xml:space="preserve"> </w:t>
-      </w:r>
-      <w:proofErr w:type="spellStart"/>
-      <w:r>
-        <w:rPr>
-          <w:lang w:val="en-DE"/>
-        </w:rPr>
-        <w:t>zapis</w:t>
-      </w:r>
-      <w:proofErr w:type="spellEnd"/>
-      <w:r>
-        <w:rPr>
-          <w:lang w:val="en-DE"/>
-        </w:rPr>
-        <w:br/>
         <w:t xml:space="preserve">            </w:t>
       </w:r>
       <w:proofErr w:type="spellStart"/>
@@ -11394,69 +11439,69 @@
           <w:lang w:val="en-DE"/>
         </w:rPr>
         <w:br/>
+        <w:t xml:space="preserve">                else -&gt; {</w:t>
+      </w:r>
+      <w:r>
+        <w:rPr>
+          <w:lang w:val="en-DE"/>
+        </w:rPr>
+        <w:br/>
+        <w:t xml:space="preserve">                    </w:t>
+      </w:r>
+      <w:proofErr w:type="spellStart"/>
+      <w:r>
+        <w:rPr>
+          <w:lang w:val="en-DE"/>
+        </w:rPr>
+        <w:t>lastRawResult</w:t>
+      </w:r>
+      <w:proofErr w:type="spellEnd"/>
+      <w:r>
+        <w:rPr>
+          <w:lang w:val="en-DE"/>
+        </w:rPr>
+        <w:t xml:space="preserve"> = </w:t>
+      </w:r>
+      <w:proofErr w:type="spellStart"/>
+      <w:r>
+        <w:rPr>
+          <w:lang w:val="en-DE"/>
+        </w:rPr>
+        <w:t>resultString</w:t>
+      </w:r>
+      <w:proofErr w:type="spellEnd"/>
+      <w:r>
+        <w:rPr>
+          <w:lang w:val="en-DE"/>
+        </w:rPr>
+        <w:br/>
+        <w:t xml:space="preserve">                    </w:t>
+      </w:r>
+      <w:proofErr w:type="spellStart"/>
+      <w:r>
+        <w:rPr>
+          <w:lang w:val="en-DE"/>
+        </w:rPr>
+        <w:t>isDecimalView</w:t>
+      </w:r>
+      <w:proofErr w:type="spellEnd"/>
+      <w:r>
+        <w:rPr>
+          <w:lang w:val="en-DE"/>
+        </w:rPr>
+        <w:t xml:space="preserve"> = false</w:t>
+      </w:r>
+      <w:r>
+        <w:rPr>
+          <w:lang w:val="en-DE"/>
+        </w:rPr>
+        <w:br/>
       </w:r>
       <w:r>
         <w:rPr>
           <w:lang w:val="en-DE"/>
         </w:rPr>
         <w:lastRenderedPageBreak/>
-        <w:t xml:space="preserve">                else -&gt; {</w:t>
-      </w:r>
-      <w:r>
-        <w:rPr>
-          <w:lang w:val="en-DE"/>
-        </w:rPr>
-        <w:br/>
-        <w:t xml:space="preserve">                    </w:t>
-      </w:r>
-      <w:proofErr w:type="spellStart"/>
-      <w:r>
-        <w:rPr>
-          <w:lang w:val="en-DE"/>
-        </w:rPr>
-        <w:t>lastRawResult</w:t>
-      </w:r>
-      <w:proofErr w:type="spellEnd"/>
-      <w:r>
-        <w:rPr>
-          <w:lang w:val="en-DE"/>
-        </w:rPr>
-        <w:t xml:space="preserve"> = </w:t>
-      </w:r>
-      <w:proofErr w:type="spellStart"/>
-      <w:r>
-        <w:rPr>
-          <w:lang w:val="en-DE"/>
-        </w:rPr>
-        <w:t>resultString</w:t>
-      </w:r>
-      <w:proofErr w:type="spellEnd"/>
-      <w:r>
-        <w:rPr>
-          <w:lang w:val="en-DE"/>
-        </w:rPr>
-        <w:br/>
-        <w:t xml:space="preserve">                    </w:t>
-      </w:r>
-      <w:proofErr w:type="spellStart"/>
-      <w:r>
-        <w:rPr>
-          <w:lang w:val="en-DE"/>
-        </w:rPr>
-        <w:t>isDecimalView</w:t>
-      </w:r>
-      <w:proofErr w:type="spellEnd"/>
-      <w:r>
-        <w:rPr>
-          <w:lang w:val="en-DE"/>
-        </w:rPr>
-        <w:t xml:space="preserve"> = false</w:t>
-      </w:r>
-      <w:r>
-        <w:rPr>
-          <w:lang w:val="en-DE"/>
-        </w:rPr>
-        <w:br/>
         <w:t xml:space="preserve">                    </w:t>
       </w:r>
       <w:r>
@@ -12264,6 +12309,104 @@
         <w:rPr>
           <w:lang w:val="en-DE"/>
         </w:rPr>
+        <w:t xml:space="preserve"> displayResult = </w:t>
+      </w:r>
+      <w:proofErr w:type="spellStart"/>
+      <w:r>
+        <w:rPr>
+          <w:lang w:val="en-DE"/>
+        </w:rPr>
+        <w:t>formatDisplayResult</w:t>
+      </w:r>
+      <w:proofErr w:type="spellEnd"/>
+      <w:r>
+        <w:rPr>
+          <w:lang w:val="en-DE"/>
+        </w:rPr>
+        <w:t>(</w:t>
+      </w:r>
+      <w:proofErr w:type="spellStart"/>
+      <w:r>
+        <w:rPr>
+          <w:lang w:val="en-DE"/>
+        </w:rPr>
+        <w:t>lastRawResult</w:t>
+      </w:r>
+      <w:proofErr w:type="spellEnd"/>
+      <w:r>
+        <w:rPr>
+          <w:lang w:val="en-DE"/>
+        </w:rPr>
+        <w:t xml:space="preserve">!!, </w:t>
+      </w:r>
+      <w:proofErr w:type="spellStart"/>
+      <w:r>
+        <w:rPr>
+          <w:lang w:val="en-DE"/>
+        </w:rPr>
+        <w:t>unknownVar</w:t>
+      </w:r>
+      <w:proofErr w:type="spellEnd"/>
+      <w:r>
+        <w:rPr>
+          <w:lang w:val="en-DE"/>
+        </w:rPr>
+        <w:t>)</w:t>
+      </w:r>
+      <w:r>
+        <w:rPr>
+          <w:lang w:val="en-DE"/>
+        </w:rPr>
+        <w:br/>
+        <w:t xml:space="preserve">                    </w:t>
+      </w:r>
+      <w:r>
+        <w:rPr>
+          <w:lang w:val="en-DE"/>
+        </w:rPr>
+        <w:br/>
+        <w:t xml:space="preserve">                    // </w:t>
+      </w:r>
+      <w:proofErr w:type="spellStart"/>
+      <w:r>
+        <w:rPr>
+          <w:lang w:val="en-DE"/>
+        </w:rPr>
+        <w:t>Spremanje</w:t>
+      </w:r>
+      <w:proofErr w:type="spellEnd"/>
+      <w:r>
+        <w:rPr>
+          <w:lang w:val="en-DE"/>
+        </w:rPr>
+        <w:t xml:space="preserve"> u </w:t>
+      </w:r>
+      <w:proofErr w:type="spellStart"/>
+      <w:r>
+        <w:rPr>
+          <w:lang w:val="en-DE"/>
+        </w:rPr>
+        <w:t>povijest</w:t>
+      </w:r>
+      <w:proofErr w:type="spellEnd"/>
+      <w:r>
+        <w:rPr>
+          <w:lang w:val="en-DE"/>
+        </w:rPr>
+        <w:t xml:space="preserve"> (</w:t>
+      </w:r>
+      <w:proofErr w:type="spellStart"/>
+      <w:r>
+        <w:rPr>
+          <w:lang w:val="en-DE"/>
+        </w:rPr>
+        <w:t>ovdje</w:t>
+      </w:r>
+      <w:proofErr w:type="spellEnd"/>
+      <w:r>
+        <w:rPr>
+          <w:lang w:val="en-DE"/>
+        </w:rPr>
         <w:t xml:space="preserve"> </w:t>
       </w:r>
       <w:proofErr w:type="spellStart"/>
@@ -12271,6 +12414,48 @@
         <w:rPr>
           <w:lang w:val="en-DE"/>
         </w:rPr>
+        <w:t>koristimo</w:t>
+      </w:r>
+      <w:proofErr w:type="spellEnd"/>
+      <w:r>
+        <w:rPr>
+          <w:lang w:val="en-DE"/>
+        </w:rPr>
+        <w:t xml:space="preserve"> </w:t>
+      </w:r>
+      <w:proofErr w:type="spellStart"/>
+      <w:r>
+        <w:rPr>
+          <w:lang w:val="en-DE"/>
+        </w:rPr>
+        <w:t>već</w:t>
+      </w:r>
+      <w:proofErr w:type="spellEnd"/>
+      <w:r>
+        <w:rPr>
+          <w:lang w:val="en-DE"/>
+        </w:rPr>
+        <w:t xml:space="preserve"> </w:t>
+      </w:r>
+      <w:proofErr w:type="spellStart"/>
+      <w:r>
+        <w:rPr>
+          <w:lang w:val="en-DE"/>
+        </w:rPr>
+        <w:t>formatirani</w:t>
+      </w:r>
+      <w:proofErr w:type="spellEnd"/>
+      <w:r>
+        <w:rPr>
+          <w:lang w:val="en-DE"/>
+        </w:rPr>
+        <w:t xml:space="preserve"> </w:t>
+      </w:r>
+      <w:proofErr w:type="spellStart"/>
+      <w:r>
+        <w:rPr>
+          <w:lang w:val="en-DE"/>
+        </w:rPr>
         <w:t>displayResult</w:t>
       </w:r>
       <w:proofErr w:type="spellEnd"/>
@@ -12278,6 +12463,76 @@
         <w:rPr>
           <w:lang w:val="en-DE"/>
         </w:rPr>
+        <w:t xml:space="preserve"> za </w:t>
+      </w:r>
+      <w:proofErr w:type="spellStart"/>
+      <w:r>
+        <w:rPr>
+          <w:lang w:val="en-DE"/>
+        </w:rPr>
+        <w:t>konzistentnost</w:t>
+      </w:r>
+      <w:proofErr w:type="spellEnd"/>
+      <w:r>
+        <w:rPr>
+          <w:lang w:val="en-DE"/>
+        </w:rPr>
+        <w:t>)</w:t>
+      </w:r>
+      <w:r>
+        <w:rPr>
+          <w:lang w:val="en-DE"/>
+        </w:rPr>
+        <w:br/>
+        <w:t xml:space="preserve">                    if (</w:t>
+      </w:r>
+      <w:proofErr w:type="spellStart"/>
+      <w:r>
+        <w:rPr>
+          <w:lang w:val="en-DE"/>
+        </w:rPr>
+        <w:t>unknownVar</w:t>
+      </w:r>
+      <w:proofErr w:type="spellEnd"/>
+      <w:r>
+        <w:rPr>
+          <w:lang w:val="en-DE"/>
+        </w:rPr>
+        <w:t xml:space="preserve"> != null) {</w:t>
+      </w:r>
+      <w:r>
+        <w:rPr>
+          <w:lang w:val="en-DE"/>
+        </w:rPr>
+        <w:br/>
+        <w:t xml:space="preserve">                        </w:t>
+      </w:r>
+      <w:proofErr w:type="spellStart"/>
+      <w:r>
+        <w:rPr>
+          <w:lang w:val="en-DE"/>
+        </w:rPr>
+        <w:t>val</w:t>
+      </w:r>
+      <w:proofErr w:type="spellEnd"/>
+      <w:r>
+        <w:rPr>
+          <w:lang w:val="en-DE"/>
+        </w:rPr>
+        <w:t xml:space="preserve"> </w:t>
+      </w:r>
+      <w:proofErr w:type="spellStart"/>
+      <w:r>
+        <w:rPr>
+          <w:lang w:val="en-DE"/>
+        </w:rPr>
+        <w:t>inputsString</w:t>
+      </w:r>
+      <w:proofErr w:type="spellEnd"/>
+      <w:r>
+        <w:rPr>
+          <w:lang w:val="en-DE"/>
+        </w:rPr>
         <w:t xml:space="preserve"> = </w:t>
       </w:r>
       <w:proofErr w:type="spellStart"/>
@@ -12285,231 +12540,6 @@
         <w:rPr>
           <w:lang w:val="en-DE"/>
         </w:rPr>
-        <w:t>formatDisplayResult</w:t>
-      </w:r>
-      <w:proofErr w:type="spellEnd"/>
-      <w:r>
-        <w:rPr>
-          <w:lang w:val="en-DE"/>
-        </w:rPr>
-        <w:t>(</w:t>
-      </w:r>
-      <w:proofErr w:type="spellStart"/>
-      <w:r>
-        <w:rPr>
-          <w:lang w:val="en-DE"/>
-        </w:rPr>
-        <w:t>lastRawResult</w:t>
-      </w:r>
-      <w:proofErr w:type="spellEnd"/>
-      <w:r>
-        <w:rPr>
-          <w:lang w:val="en-DE"/>
-        </w:rPr>
-        <w:t xml:space="preserve">!!, </w:t>
-      </w:r>
-      <w:proofErr w:type="spellStart"/>
-      <w:r>
-        <w:rPr>
-          <w:lang w:val="en-DE"/>
-        </w:rPr>
-        <w:t>unknownVar</w:t>
-      </w:r>
-      <w:proofErr w:type="spellEnd"/>
-      <w:r>
-        <w:rPr>
-          <w:lang w:val="en-DE"/>
-        </w:rPr>
-        <w:t>)</w:t>
-      </w:r>
-      <w:r>
-        <w:rPr>
-          <w:lang w:val="en-DE"/>
-        </w:rPr>
-        <w:br/>
-        <w:t xml:space="preserve">                    </w:t>
-      </w:r>
-      <w:r>
-        <w:rPr>
-          <w:lang w:val="en-DE"/>
-        </w:rPr>
-        <w:br/>
-        <w:t xml:space="preserve">                    // </w:t>
-      </w:r>
-      <w:proofErr w:type="spellStart"/>
-      <w:r>
-        <w:rPr>
-          <w:lang w:val="en-DE"/>
-        </w:rPr>
-        <w:t>Spremanje</w:t>
-      </w:r>
-      <w:proofErr w:type="spellEnd"/>
-      <w:r>
-        <w:rPr>
-          <w:lang w:val="en-DE"/>
-        </w:rPr>
-        <w:t xml:space="preserve"> u </w:t>
-      </w:r>
-      <w:proofErr w:type="spellStart"/>
-      <w:r>
-        <w:rPr>
-          <w:lang w:val="en-DE"/>
-        </w:rPr>
-        <w:t>povijest</w:t>
-      </w:r>
-      <w:proofErr w:type="spellEnd"/>
-      <w:r>
-        <w:rPr>
-          <w:lang w:val="en-DE"/>
-        </w:rPr>
-        <w:t xml:space="preserve"> (</w:t>
-      </w:r>
-      <w:proofErr w:type="spellStart"/>
-      <w:r>
-        <w:rPr>
-          <w:lang w:val="en-DE"/>
-        </w:rPr>
-        <w:t>ovdje</w:t>
-      </w:r>
-      <w:proofErr w:type="spellEnd"/>
-      <w:r>
-        <w:rPr>
-          <w:lang w:val="en-DE"/>
-        </w:rPr>
-        <w:t xml:space="preserve"> </w:t>
-      </w:r>
-      <w:proofErr w:type="spellStart"/>
-      <w:r>
-        <w:rPr>
-          <w:lang w:val="en-DE"/>
-        </w:rPr>
-        <w:t>koristimo</w:t>
-      </w:r>
-      <w:proofErr w:type="spellEnd"/>
-      <w:r>
-        <w:rPr>
-          <w:lang w:val="en-DE"/>
-        </w:rPr>
-        <w:t xml:space="preserve"> </w:t>
-      </w:r>
-      <w:proofErr w:type="spellStart"/>
-      <w:r>
-        <w:rPr>
-          <w:lang w:val="en-DE"/>
-        </w:rPr>
-        <w:t>već</w:t>
-      </w:r>
-      <w:proofErr w:type="spellEnd"/>
-      <w:r>
-        <w:rPr>
-          <w:lang w:val="en-DE"/>
-        </w:rPr>
-        <w:t xml:space="preserve"> </w:t>
-      </w:r>
-      <w:proofErr w:type="spellStart"/>
-      <w:r>
-        <w:rPr>
-          <w:lang w:val="en-DE"/>
-        </w:rPr>
-        <w:t>formatirani</w:t>
-      </w:r>
-      <w:proofErr w:type="spellEnd"/>
-      <w:r>
-        <w:rPr>
-          <w:lang w:val="en-DE"/>
-        </w:rPr>
-        <w:t xml:space="preserve"> </w:t>
-      </w:r>
-      <w:proofErr w:type="spellStart"/>
-      <w:r>
-        <w:rPr>
-          <w:lang w:val="en-DE"/>
-        </w:rPr>
-        <w:t>displayResult</w:t>
-      </w:r>
-      <w:proofErr w:type="spellEnd"/>
-      <w:r>
-        <w:rPr>
-          <w:lang w:val="en-DE"/>
-        </w:rPr>
-        <w:t xml:space="preserve"> za </w:t>
-      </w:r>
-      <w:proofErr w:type="spellStart"/>
-      <w:r>
-        <w:rPr>
-          <w:lang w:val="en-DE"/>
-        </w:rPr>
-        <w:t>konzistentnost</w:t>
-      </w:r>
-      <w:proofErr w:type="spellEnd"/>
-      <w:r>
-        <w:rPr>
-          <w:lang w:val="en-DE"/>
-        </w:rPr>
-        <w:t>)</w:t>
-      </w:r>
-      <w:r>
-        <w:rPr>
-          <w:lang w:val="en-DE"/>
-        </w:rPr>
-        <w:br/>
-        <w:t xml:space="preserve">                    if (</w:t>
-      </w:r>
-      <w:proofErr w:type="spellStart"/>
-      <w:r>
-        <w:rPr>
-          <w:lang w:val="en-DE"/>
-        </w:rPr>
-        <w:t>unknownVar</w:t>
-      </w:r>
-      <w:proofErr w:type="spellEnd"/>
-      <w:r>
-        <w:rPr>
-          <w:lang w:val="en-DE"/>
-        </w:rPr>
-        <w:t xml:space="preserve"> != null) {</w:t>
-      </w:r>
-      <w:r>
-        <w:rPr>
-          <w:lang w:val="en-DE"/>
-        </w:rPr>
-        <w:br/>
-        <w:t xml:space="preserve">                        </w:t>
-      </w:r>
-      <w:proofErr w:type="spellStart"/>
-      <w:r>
-        <w:rPr>
-          <w:lang w:val="en-DE"/>
-        </w:rPr>
-        <w:t>val</w:t>
-      </w:r>
-      <w:proofErr w:type="spellEnd"/>
-      <w:r>
-        <w:rPr>
-          <w:lang w:val="en-DE"/>
-        </w:rPr>
-        <w:t xml:space="preserve"> </w:t>
-      </w:r>
-      <w:proofErr w:type="spellStart"/>
-      <w:r>
-        <w:rPr>
-          <w:lang w:val="en-DE"/>
-        </w:rPr>
-        <w:t>inputsString</w:t>
-      </w:r>
-      <w:proofErr w:type="spellEnd"/>
-      <w:r>
-        <w:rPr>
-          <w:lang w:val="en-DE"/>
-        </w:rPr>
-        <w:t xml:space="preserve"> = </w:t>
-      </w:r>
-      <w:proofErr w:type="spellStart"/>
-      <w:r>
-        <w:rPr>
-          <w:lang w:val="en-DE"/>
-        </w:rPr>
-        <w:lastRenderedPageBreak/>
         <w:t>inputsMap.entries.</w:t>
       </w:r>
       <w:r>
@@ -12621,6 +12651,7 @@
         <w:rPr>
           <w:lang w:val="en-DE"/>
         </w:rPr>
+        <w:lastRenderedPageBreak/>
         <w:t>HistoryEntry</w:t>
       </w:r>
       <w:proofErr w:type="spellEnd"/>
@@ -13025,7 +13056,7 @@
         <w:ind w:left="2160" w:firstLine="720"/>
         <w:jc w:val="left"/>
       </w:pPr>
-      <w:bookmarkStart w:id="39" w:name="_Toc240038165"/>
+      <w:bookmarkStart w:id="37" w:name="_Toc242519654"/>
       <w:r>
         <w:t xml:space="preserve">Kôd </w:t>
       </w:r>
@@ -13074,7 +13105,7 @@
       <w:r>
         <w:t>Kôd za konstrukciju Solve() upita</w:t>
       </w:r>
-      <w:bookmarkEnd w:id="39"/>
+      <w:bookmarkEnd w:id="37"/>
     </w:p>
     <w:p>
       <w:r>
@@ -13089,39 +13120,71 @@
         <w:t>Solver</w:t>
       </w:r>
       <w:r>
-        <w:t>a očituje se u rukovanju različitim formatima brojeva. Kalkulator u potpunosti podržava znanstvenu notaciju (npr. 10^n) i u ulaznim poljima i u prikazanim rezultatima. Kako bi se osigurala maksimalna preciznost, rješenja se inicijalno prikazuju u simboličkom obliku, što je posebno važno u akademskom kontekstu gdje su točni razlomci ili iracionalni brojevi često poželjniji. Međutim, implementiran je i gumb „AC“ koji korisniku omogućuje trenutačno prebacivanje prikaza u decimalni zapis sa šest značajnih znamenki. Taj proces konverzije izvodi se dinamički u pozadinskoj dretvi putem korutina, osiguravajući stabilnost aplikacije čak i kod numerički zahtjevnih transformacija vrlo velikih ili vrlo malih vrijednosti.</w:t>
+        <w:t>a očituje se u rukovanju različitim formatima brojeva. Kalkulator u potpunosti podržava znanstvenu notaciju (npr. 10^n) i u ulaznim poljima i u prikazanim rezultatima. Kako bi se osigurala maksimalna preciznost, rješenja se inicijalno prikazuju u simboličkom obliku, što je posebno važno u akademskom kontekstu gdje su točni razlomci ili iracionalni brojevi često poželjniji. Međutim, implementiran je i gumb „AC“ koji korisniku omogućuje trenutačno prebacivanje prikaza u decimalni zapis sa šest značajnih znamenki. Taj proces konverzije izvodi se dinamički u pozadinskoj dretvi putem korutina, osiguravajući stabilnost aplikacije čak i kod numerički zahtjevnih transformacija vrlo velikih ili vrlo malih vrijednosti</w:t>
+      </w:r>
+      <w:r>
+        <w:t>.</w:t>
+      </w:r>
+      <w:r>
+        <w:t xml:space="preserve"> </w:t>
+      </w:r>
+      <w:r>
+        <w:t xml:space="preserve">Pri izradi kalkulatora važno je razlikovati simbolički i numerički račun. Simbolički račun čuva točan oblik rezultata: razlomak 1/3 ostaje 1/3, a korijen iz 2 ostaje korijen iz 2. Numerički račun koristi približne prikaze brojeva, najčešće u formatu pomičnog zareza prema normi IEEE 754, pri čemu su mnogi brojevi prikazani samo približno. Klasičan primjer je da se zbroj 0,1 i 0,2 u binarnom zapisu ne može prikazati točno, pa se rezultat neznatno razlikuje od 0,3. Za akademsku upotrebu, gdje se često traže </w:t>
+      </w:r>
+      <w:r>
+        <w:lastRenderedPageBreak/>
+        <w:t>točni izrazi, simbolički je prikaz prirodan izbor, a decimalni se prikaz nudi kao dodatni pogled na isti rezultat.</w:t>
+      </w:r>
+    </w:p>
+    <w:p>
+      <w:r>
+        <w:t>S obzirom na to da korisnik unosi vrijednosti ručno, validacija unosa nužan je dio modula. Valjan unos mora sadržavati samo dopuštene znakove, a sustav mora paziti na slučajeve poput praznog polja, više praznih polja ili znaka koji nije smislen u matematičkom izrazu. Provjera prije slanja izraza računskom sustavu ima dvostruku svrhu: korisniku daje razumljivu poruku o pogrešci i štiti sustav od unosa koji bi izazvao neočekivano ponašanje.</w:t>
+      </w:r>
+    </w:p>
+    <w:p>
+      <w:r>
+        <w:t>Znanstveni zapis brojeva dodatno zahtijeva dosljednu obradu. Vrijednosti poput 6,022 · 10²³ ili 1,6 · 10⁻¹⁹ uobičajene su u fizici i kemiji, ali se mogu zapisati na različite načine. Sustav stoga mora prepoznati različite oblike zapisa, a pri prikazu rezultata odabrati najčitljiviji format. Prikaz s ograničenim brojem značajnih znamenki pritom korisniku daje informaciju primjerenu preciznosti ulaznih podataka, jer rezultat prikazan s previše znamenki može stvoriti lažan dojam točnosti.</w:t>
       </w:r>
     </w:p>
     <w:p>
       <w:pPr>
         <w:pStyle w:val="Heading2"/>
       </w:pPr>
-      <w:bookmarkStart w:id="40" w:name="_Toc240038138"/>
+      <w:bookmarkStart w:id="38" w:name="_Toc242519629"/>
+      <w:r>
+        <w:t>Implementacija modula za iscrtavanje grafova</w:t>
+      </w:r>
+      <w:bookmarkEnd w:id="38"/>
+    </w:p>
+    <w:p>
+      <w:r>
+        <w:t xml:space="preserve">Modul za iscrtavanje grafova dizajniran je kao alat za vizualnu validaciju rezultata dobivenih kroz </w:t>
+      </w:r>
+      <w:r>
+        <w:t>Solver</w:t>
+      </w:r>
+      <w:r>
+        <w:t xml:space="preserve">. Primarna svrha ovog modula je omogućiti korisniku uočavanje trendova i odnosa između varijabli unutar iste sesije izračuna. Tehnička realizacija vizualizacije temelji se na </w:t>
+      </w:r>
+      <w:r>
+        <w:t>biblioteci</w:t>
+      </w:r>
+      <w:r>
+        <w:t xml:space="preserve"> MPAndroidChart, koja je prilagođena specifičnim potrebama znanstvenog prikaza podataka.</w:t>
+      </w:r>
+    </w:p>
+    <w:p>
+      <w:pPr>
+        <w:spacing w:before="0" w:after="0" w:line="240" w:lineRule="auto"/>
+        <w:jc w:val="left"/>
+      </w:pPr>
+      <w:r>
+        <w:br w:type="page"/>
+      </w:r>
+    </w:p>
+    <w:p>
       <w:r>
         <w:lastRenderedPageBreak/>
-        <w:t>Implementacija modula za iscrtavanje grafova</w:t>
-      </w:r>
-      <w:bookmarkEnd w:id="40"/>
-    </w:p>
-    <w:p>
-      <w:r>
-        <w:t xml:space="preserve">Modul za iscrtavanje grafova dizajniran je kao alat za vizualnu validaciju rezultata dobivenih kroz </w:t>
-      </w:r>
-      <w:r>
-        <w:t>Solver</w:t>
-      </w:r>
-      <w:r>
-        <w:t xml:space="preserve">. Primarna svrha ovog modula je omogućiti korisniku uočavanje trendova i odnosa između varijabli unutar iste sesije izračuna. Tehnička realizacija vizualizacije temelji se na </w:t>
-      </w:r>
-      <w:r>
-        <w:t>biblioteci</w:t>
-      </w:r>
-      <w:r>
-        <w:t xml:space="preserve"> MPAndroidChart, koja je prilagođena specifičnim potrebama znanstvenog prikaza podataka.</w:t>
-      </w:r>
-    </w:p>
-    <w:p>
-      <w:r>
         <w:t>Prikupljanje i obrada podataka za graf:</w:t>
       </w:r>
     </w:p>
@@ -13130,14 +13193,192 @@
         <w:rPr>
           <w:noProof/>
         </w:rPr>
+        <mc:AlternateContent>
+          <mc:Choice Requires="wps">
+            <w:drawing>
+              <wp:anchor distT="0" distB="0" distL="114300" distR="114300" simplePos="0" relativeHeight="251678720" behindDoc="0" locked="0" layoutInCell="1" allowOverlap="1" wp14:anchorId="228ABD49" wp14:editId="3DFFAA7C">
+                <wp:simplePos x="0" y="0"/>
+                <wp:positionH relativeFrom="page">
+                  <wp:align>center</wp:align>
+                </wp:positionH>
+                <wp:positionV relativeFrom="paragraph">
+                  <wp:posOffset>7094855</wp:posOffset>
+                </wp:positionV>
+                <wp:extent cx="2705100" cy="635"/>
+                <wp:effectExtent l="0" t="0" r="0" b="6985"/>
+                <wp:wrapTopAndBottom/>
+                <wp:docPr id="1704532060" name="Text Box 1"/>
+                <wp:cNvGraphicFramePr/>
+                <a:graphic xmlns:a="http://schemas.openxmlformats.org/drawingml/2006/main">
+                  <a:graphicData uri="http://schemas.microsoft.com/office/word/2010/wordprocessingShape">
+                    <wps:wsp>
+                      <wps:cNvSpPr txBox="1"/>
+                      <wps:spPr>
+                        <a:xfrm>
+                          <a:off x="0" y="0"/>
+                          <a:ext cx="2705100" cy="635"/>
+                        </a:xfrm>
+                        <a:prstGeom prst="rect">
+                          <a:avLst/>
+                        </a:prstGeom>
+                        <a:solidFill>
+                          <a:prstClr val="white"/>
+                        </a:solidFill>
+                        <a:ln>
+                          <a:noFill/>
+                        </a:ln>
+                      </wps:spPr>
+                      <wps:txbx>
+                        <w:txbxContent>
+                          <w:p>
+                            <w:pPr>
+                              <w:pStyle w:val="Caption"/>
+                              <w:rPr>
+                                <w:noProof/>
+                              </w:rPr>
+                            </w:pPr>
+                            <w:bookmarkStart w:id="39" w:name="_Toc242519649"/>
+                            <w:r>
+                              <w:t xml:space="preserve">Slika </w:t>
+                            </w:r>
+                            <w:r>
+                              <w:fldChar w:fldCharType="begin"/>
+                            </w:r>
+                            <w:r>
+                              <w:instrText xml:space="preserve"> STYLEREF 1 \s </w:instrText>
+                            </w:r>
+                            <w:r>
+                              <w:fldChar w:fldCharType="separate"/>
+                            </w:r>
+                            <w:r>
+                              <w:rPr>
+                                <w:noProof/>
+                              </w:rPr>
+                              <w:t>5</w:t>
+                            </w:r>
+                            <w:r>
+                              <w:fldChar w:fldCharType="end"/>
+                            </w:r>
+                            <w:r>
+                              <w:t>.</w:t>
+                            </w:r>
+                            <w:r>
+                              <w:fldChar w:fldCharType="begin"/>
+                            </w:r>
+                            <w:r>
+                              <w:instrText xml:space="preserve"> SEQ Slika \* ARABIC \s 1 </w:instrText>
+                            </w:r>
+                            <w:r>
+                              <w:fldChar w:fldCharType="separate"/>
+                            </w:r>
+                            <w:r>
+                              <w:rPr>
+                                <w:noProof/>
+                              </w:rPr>
+                              <w:t>5</w:t>
+                            </w:r>
+                            <w:r>
+                              <w:fldChar w:fldCharType="end"/>
+                            </w:r>
+                            <w:r>
+                              <w:t xml:space="preserve"> Povijest izračuna</w:t>
+                            </w:r>
+                            <w:bookmarkEnd w:id="39"/>
+                          </w:p>
+                        </w:txbxContent>
+                      </wps:txbx>
+                      <wps:bodyPr rot="0" spcFirstLastPara="0" vertOverflow="overflow" horzOverflow="overflow" vert="horz" wrap="square" lIns="0" tIns="0" rIns="0" bIns="0" numCol="1" spcCol="0" rtlCol="0" fromWordArt="0" anchor="t" anchorCtr="0" forceAA="0" compatLnSpc="1">
+                        <a:prstTxWarp prst="textNoShape">
+                          <a:avLst/>
+                        </a:prstTxWarp>
+                        <a:spAutoFit/>
+                      </wps:bodyPr>
+                    </wps:wsp>
+                  </a:graphicData>
+                </a:graphic>
+              </wp:anchor>
+            </w:drawing>
+          </mc:Choice>
+          <mc:Fallback>
+            <w:pict>
+              <v:shape w14:anchorId="228ABD49" id="_x0000_s1032" type="#_x0000_t202" style="position:absolute;left:0;text-align:left;margin-left:0;margin-top:558.65pt;width:213pt;height:.05pt;z-index:251678720;visibility:visible;mso-wrap-style:square;mso-wrap-distance-left:9pt;mso-wrap-distance-top:0;mso-wrap-distance-right:9pt;mso-wrap-distance-bottom:0;mso-position-horizontal:center;mso-position-horizontal-relative:page;mso-position-vertical:absolute;mso-position-vertical-relative:text;v-text-anchor:top" o:gfxdata="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" stroked="f">
+                <v:textbox style="mso-fit-shape-to-text:t" inset="0,0,0,0">
+                  <w:txbxContent>
+                    <w:p>
+                      <w:pPr>
+                        <w:pStyle w:val="Caption"/>
+                        <w:rPr>
+                          <w:noProof/>
+                        </w:rPr>
+                      </w:pPr>
+                      <w:bookmarkStart w:id="40" w:name="_Toc242519649"/>
+                      <w:r>
+                        <w:t xml:space="preserve">Slika </w:t>
+                      </w:r>
+                      <w:r>
+                        <w:fldChar w:fldCharType="begin"/>
+                      </w:r>
+                      <w:r>
+                        <w:instrText xml:space="preserve"> STYLEREF 1 \s </w:instrText>
+                      </w:r>
+                      <w:r>
+                        <w:fldChar w:fldCharType="separate"/>
+                      </w:r>
+                      <w:r>
+                        <w:rPr>
+                          <w:noProof/>
+                        </w:rPr>
+                        <w:t>5</w:t>
+                      </w:r>
+                      <w:r>
+                        <w:fldChar w:fldCharType="end"/>
+                      </w:r>
+                      <w:r>
+                        <w:t>.</w:t>
+                      </w:r>
+                      <w:r>
+                        <w:fldChar w:fldCharType="begin"/>
+                      </w:r>
+                      <w:r>
+                        <w:instrText xml:space="preserve"> SEQ Slika \* ARABIC \s 1 </w:instrText>
+                      </w:r>
+                      <w:r>
+                        <w:fldChar w:fldCharType="separate"/>
+                      </w:r>
+                      <w:r>
+                        <w:rPr>
+                          <w:noProof/>
+                        </w:rPr>
+                        <w:t>5</w:t>
+                      </w:r>
+                      <w:r>
+                        <w:fldChar w:fldCharType="end"/>
+                      </w:r>
+                      <w:r>
+                        <w:t xml:space="preserve"> Povijest izračuna</w:t>
+                      </w:r>
+                      <w:bookmarkEnd w:id="40"/>
+                    </w:p>
+                  </w:txbxContent>
+                </v:textbox>
+                <w10:wrap type="topAndBottom" anchorx="page"/>
+              </v:shape>
+            </w:pict>
+          </mc:Fallback>
+        </mc:AlternateContent>
+      </w:r>
+      <w:r>
+        <w:rPr>
+          <w:noProof/>
+        </w:rPr>
         <w:drawing>
-          <wp:anchor distT="0" distB="0" distL="114300" distR="114300" simplePos="0" relativeHeight="251676672" behindDoc="0" locked="0" layoutInCell="1" allowOverlap="1" wp14:anchorId="5EB1C866" wp14:editId="46C060D4">
+          <wp:anchor distT="0" distB="0" distL="114300" distR="114300" simplePos="0" relativeHeight="251676672" behindDoc="0" locked="0" layoutInCell="1" allowOverlap="1" wp14:anchorId="5EB1C866" wp14:editId="1960E6F8">
             <wp:simplePos x="0" y="0"/>
             <wp:positionH relativeFrom="page">
-              <wp:posOffset>2428875</wp:posOffset>
+              <wp:align>center</wp:align>
             </wp:positionH>
             <wp:positionV relativeFrom="paragraph">
-              <wp:posOffset>1153160</wp:posOffset>
+              <wp:posOffset>1800860</wp:posOffset>
             </wp:positionV>
             <wp:extent cx="2705100" cy="5153025"/>
             <wp:effectExtent l="0" t="0" r="0" b="9525"/>
@@ -13187,264 +13428,65 @@
         </w:drawing>
       </w:r>
       <w:r>
+        <w:t xml:space="preserve">Izvor podataka za iscrtavanje je povijest izračuna koja se privremeno pohranjuje unutar </w:t>
+      </w:r>
+      <w:r>
+        <w:rPr>
+          <w:rStyle w:val="KdutekstuChar"/>
+        </w:rPr>
+        <w:t>SolverFragment</w:t>
+      </w:r>
+      <w:r>
+        <w:t xml:space="preserve"> klase. Svaki put kada korisnik </w:t>
+      </w:r>
+      <w:r>
+        <w:t>pokrene</w:t>
+      </w:r>
+      <w:r>
+        <w:t xml:space="preserve"> izračun, sustav sprema objekt koji sadrži mapu ulaznih parametara i dobiveni rezultat. Prije prelaska na ekran s grafom, korisnik putem konfiguracijskog dijaloga odabire jednu od ulaznih varijabli koja će služiti kao nezavisna varijabla na apscisi (X-os), dok se rezultat jednadžbe fiksno mapira na ordinatu (Y-os).</w:t>
+      </w:r>
+      <w:r>
+        <w:t xml:space="preserve"> </w:t>
+      </w:r>
+      <w:r>
+        <w:t>Povijest izračuna, iz koje se prikupljaju podaci za graf, prikazana je na Slici 5.5.</w:t>
+      </w:r>
+    </w:p>
+    <w:p>
+      <w:r>
+        <w:t xml:space="preserve">Jedan od ključnih tehničkih izazova u ovom koraku bilo je ispravno parsiranje podataka. Budući da </w:t>
+      </w:r>
+      <w:r>
+        <w:t>Solver</w:t>
+      </w:r>
+      <w:r>
+        <w:t xml:space="preserve"> može vratiti rezultate u kompleksnim formatima Symja engine-a (poput 5*10^10), implementirana je logika koja te zapise pretvara u Float vrijednosti razumljive </w:t>
+      </w:r>
+      <w:r>
+        <w:lastRenderedPageBreak/>
+        <w:t>grafičkom procesoru. Prije samog iscrtavanja, podaci se automatski sortiraju prema rastućim vrijednostima na X-osi, čime se osigurava da linija grafa uvijek prati matematičku logiku funkcije, neovisno o redoslijedu kojim je korisnik vršio izračune.</w:t>
+      </w:r>
+    </w:p>
+    <w:p>
+      <w:r>
+        <w:t>Vizualni stil i korisničko sučelje:</w:t>
+      </w:r>
+    </w:p>
+    <w:p>
+      <w:r>
         <w:rPr>
           <w:noProof/>
         </w:rPr>
         <mc:AlternateContent>
           <mc:Choice Requires="wps">
             <w:drawing>
-              <wp:anchor distT="0" distB="0" distL="114300" distR="114300" simplePos="0" relativeHeight="251678720" behindDoc="0" locked="0" layoutInCell="1" allowOverlap="1" wp14:anchorId="228ABD49" wp14:editId="102967DE">
-                <wp:simplePos x="0" y="0"/>
-                <wp:positionH relativeFrom="column">
-                  <wp:posOffset>1348105</wp:posOffset>
-                </wp:positionH>
-                <wp:positionV relativeFrom="paragraph">
-                  <wp:posOffset>7609205</wp:posOffset>
-                </wp:positionV>
-                <wp:extent cx="2705100" cy="635"/>
-                <wp:effectExtent l="0" t="0" r="0" b="0"/>
-                <wp:wrapTopAndBottom/>
-                <wp:docPr id="1704532060" name="Text Box 1"/>
-                <wp:cNvGraphicFramePr/>
-                <a:graphic xmlns:a="http://schemas.openxmlformats.org/drawingml/2006/main">
-                  <a:graphicData uri="http://schemas.microsoft.com/office/word/2010/wordprocessingShape">
-                    <wps:wsp>
-                      <wps:cNvSpPr txBox="1"/>
-                      <wps:spPr>
-                        <a:xfrm>
-                          <a:off x="0" y="0"/>
-                          <a:ext cx="2705100" cy="635"/>
-                        </a:xfrm>
-                        <a:prstGeom prst="rect">
-                          <a:avLst/>
-                        </a:prstGeom>
-                        <a:solidFill>
-                          <a:prstClr val="white"/>
-                        </a:solidFill>
-                        <a:ln>
-                          <a:noFill/>
-                        </a:ln>
-                      </wps:spPr>
-                      <wps:txbx>
-                        <w:txbxContent>
-                          <w:p>
-                            <w:pPr>
-                              <w:pStyle w:val="Caption"/>
-                              <w:rPr>
-                                <w:noProof/>
-                              </w:rPr>
-                            </w:pPr>
-                            <w:bookmarkStart w:id="41" w:name="_Toc240038160"/>
-                            <w:r>
-                              <w:t xml:space="preserve">Slika </w:t>
-                            </w:r>
-                            <w:r>
-                              <w:fldChar w:fldCharType="begin"/>
-                            </w:r>
-                            <w:r>
-                              <w:instrText xml:space="preserve"> STYLEREF 1 \s </w:instrText>
-                            </w:r>
-                            <w:r>
-                              <w:fldChar w:fldCharType="separate"/>
-                            </w:r>
-                            <w:r>
-                              <w:rPr>
-                                <w:noProof/>
-                              </w:rPr>
-                              <w:t>5</w:t>
-                            </w:r>
-                            <w:r>
-                              <w:fldChar w:fldCharType="end"/>
-                            </w:r>
-                            <w:r>
-                              <w:t>.</w:t>
-                            </w:r>
-                            <w:r>
-                              <w:fldChar w:fldCharType="begin"/>
-                            </w:r>
-                            <w:r>
-                              <w:instrText xml:space="preserve"> SEQ Slika \* ARABIC \s 1 </w:instrText>
-                            </w:r>
-                            <w:r>
-                              <w:fldChar w:fldCharType="separate"/>
-                            </w:r>
-                            <w:r>
-                              <w:rPr>
-                                <w:noProof/>
-                              </w:rPr>
-                              <w:t>5</w:t>
-                            </w:r>
-                            <w:r>
-                              <w:fldChar w:fldCharType="end"/>
-                            </w:r>
-                            <w:r>
-                              <w:t xml:space="preserve"> Povijest izračuna</w:t>
-                            </w:r>
-                            <w:bookmarkEnd w:id="41"/>
-                          </w:p>
-                        </w:txbxContent>
-                      </wps:txbx>
-                      <wps:bodyPr rot="0" spcFirstLastPara="0" vertOverflow="overflow" horzOverflow="overflow" vert="horz" wrap="square" lIns="0" tIns="0" rIns="0" bIns="0" numCol="1" spcCol="0" rtlCol="0" fromWordArt="0" anchor="t" anchorCtr="0" forceAA="0" compatLnSpc="1">
-                        <a:prstTxWarp prst="textNoShape">
-                          <a:avLst/>
-                        </a:prstTxWarp>
-                        <a:spAutoFit/>
-                      </wps:bodyPr>
-                    </wps:wsp>
-                  </a:graphicData>
-                </a:graphic>
-              </wp:anchor>
-            </w:drawing>
-          </mc:Choice>
-          <mc:Fallback>
-            <w:pict>
-              <v:shape w14:anchorId="228ABD49" id="_x0000_s1032" type="#_x0000_t202" style="position:absolute;left:0;text-align:left;margin-left:106.15pt;margin-top:599.15pt;width:213pt;height:.05pt;z-index:251678720;visibility:visible;mso-wrap-style:square;mso-wrap-distance-left:9pt;mso-wrap-distance-top:0;mso-wrap-distance-right:9pt;mso-wrap-distance-bottom:0;mso-position-horizontal:absolute;mso-position-horizontal-relative:text;mso-position-vertical:absolute;mso-position-vertical-relative:text;v-text-anchor:top" o:gfxdata="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" stroked="f">
-                <v:textbox style="mso-fit-shape-to-text:t" inset="0,0,0,0">
-                  <w:txbxContent>
-                    <w:p>
-                      <w:pPr>
-                        <w:pStyle w:val="Caption"/>
-                        <w:rPr>
-                          <w:noProof/>
-                        </w:rPr>
-                      </w:pPr>
-                      <w:bookmarkStart w:id="42" w:name="_Toc240038160"/>
-                      <w:r>
-                        <w:t xml:space="preserve">Slika </w:t>
-                      </w:r>
-                      <w:r>
-                        <w:fldChar w:fldCharType="begin"/>
-                      </w:r>
-                      <w:r>
-                        <w:instrText xml:space="preserve"> STYLEREF 1 \s </w:instrText>
-                      </w:r>
-                      <w:r>
-                        <w:fldChar w:fldCharType="separate"/>
-                      </w:r>
-                      <w:r>
-                        <w:rPr>
-                          <w:noProof/>
-                        </w:rPr>
-                        <w:t>5</w:t>
-                      </w:r>
-                      <w:r>
-                        <w:fldChar w:fldCharType="end"/>
-                      </w:r>
-                      <w:r>
-                        <w:t>.</w:t>
-                      </w:r>
-                      <w:r>
-                        <w:fldChar w:fldCharType="begin"/>
-                      </w:r>
-                      <w:r>
-                        <w:instrText xml:space="preserve"> SEQ Slika \* ARABIC \s 1 </w:instrText>
-                      </w:r>
-                      <w:r>
-                        <w:fldChar w:fldCharType="separate"/>
-                      </w:r>
-                      <w:r>
-                        <w:rPr>
-                          <w:noProof/>
-                        </w:rPr>
-                        <w:t>5</w:t>
-                      </w:r>
-                      <w:r>
-                        <w:fldChar w:fldCharType="end"/>
-                      </w:r>
-                      <w:r>
-                        <w:t xml:space="preserve"> Povijest izračuna</w:t>
-                      </w:r>
-                      <w:bookmarkEnd w:id="42"/>
-                    </w:p>
-                  </w:txbxContent>
-                </v:textbox>
-                <w10:wrap type="topAndBottom"/>
-              </v:shape>
-            </w:pict>
-          </mc:Fallback>
-        </mc:AlternateContent>
-      </w:r>
-      <w:r>
-        <w:t xml:space="preserve">Izvor podataka za iscrtavanje je povijest izračuna koja se privremeno pohranjuje unutar </w:t>
-      </w:r>
-      <w:r>
-        <w:rPr>
-          <w:rStyle w:val="KdutekstuChar"/>
-        </w:rPr>
-        <w:t>SolverFragment</w:t>
-      </w:r>
-      <w:r>
-        <w:t xml:space="preserve"> klase. Svaki put kada korisnik </w:t>
-      </w:r>
-      <w:r>
-        <w:t>pokrene</w:t>
-      </w:r>
-      <w:r>
-        <w:t xml:space="preserve"> izračun, sustav sprema objekt koji sadrži mapu ulaznih parametara i dobiveni rezultat. Prije prelaska na ekran s grafom, korisnik putem konfiguracijskog dijaloga odabire jednu od ulaznih varijabli koja će služiti </w:t>
-      </w:r>
-      <w:r>
-        <w:lastRenderedPageBreak/>
-        <w:t>kao nezavisna varijabla na apscisi (X-os), dok se rezultat jednadžbe fiksno mapira na ordinatu (Y-os).</w:t>
-      </w:r>
-    </w:p>
-    <w:p>
-      <w:r>
-        <w:t xml:space="preserve">Jedan od ključnih tehničkih izazova u ovom koraku bilo je ispravno parsiranje podataka. Budući da </w:t>
-      </w:r>
-      <w:r>
-        <w:t>Solver</w:t>
-      </w:r>
-      <w:r>
-        <w:t xml:space="preserve"> može vratiti rezultate u kompleksnim formatima Symja engine-a (poput 5*10^10), implementirana je logika koja te zapise pretvara u Float vrijednosti razumljive grafičkom procesoru. Prije samog iscrtavanja, podaci se automatski sortiraju prema rastućim vrijednostima na X-osi, čime se osigurava da linija grafa uvijek prati matematičku logiku funkcije, neovisno o redoslijedu kojim je korisnik vršio izračune.</w:t>
-      </w:r>
-    </w:p>
-    <w:p>
-      <w:r>
-        <w:t>Vizualni stil i korisničko sučelje:</w:t>
-      </w:r>
-    </w:p>
-    <w:p>
-      <w:r>
-        <w:t xml:space="preserve">Dizajn grafa inspiriran je standardnim izgledom znanstvenih grafikona u alatima poput Microsoft Excela. Kako bi se postigao profesionalan izgled, umjesto oštrih linijskih spojeva primijenjen je </w:t>
-      </w:r>
-      <w:r>
-        <w:rPr>
-          <w:i/>
-          <w:iCs/>
-        </w:rPr>
-        <w:t>CUBIC_BEZIER</w:t>
-      </w:r>
-      <w:r>
-        <w:t xml:space="preserve"> način iscrtavanja. Ovaj algoritam koristi kubne krivulje za zaglađivanje linije između točaka, pružajući estetski ugodan i matematički vjerodostojan prikaz funkcije. Vizualni identitet upotpunjen je korištenjem specifičnih boja aplikacije, </w:t>
-      </w:r>
-      <w:r>
-        <w:lastRenderedPageBreak/>
-        <w:t xml:space="preserve">diskretnim sjenčanjem površine ispod krivulje (engl. </w:t>
-      </w:r>
-      <w:r>
-        <w:rPr>
-          <w:i/>
-          <w:iCs/>
-        </w:rPr>
-        <w:t>fill</w:t>
-      </w:r>
-      <w:r>
-        <w:t xml:space="preserve">) te jasno istaknutim markerima na </w:t>
-      </w:r>
-      <w:r>
-        <w:rPr>
-          <w:noProof/>
-        </w:rPr>
-        <mc:AlternateContent>
-          <mc:Choice Requires="wps">
-            <w:drawing>
-              <wp:anchor distT="0" distB="0" distL="114300" distR="114300" simplePos="0" relativeHeight="251681792" behindDoc="0" locked="0" layoutInCell="1" allowOverlap="1" wp14:anchorId="6C33E492" wp14:editId="021EBB51">
+              <wp:anchor distT="0" distB="0" distL="114300" distR="114300" simplePos="0" relativeHeight="251681792" behindDoc="0" locked="0" layoutInCell="1" allowOverlap="1" wp14:anchorId="6C33E492" wp14:editId="13136770">
                 <wp:simplePos x="0" y="0"/>
                 <wp:positionH relativeFrom="margin">
                   <wp:align>center</wp:align>
                 </wp:positionH>
                 <wp:positionV relativeFrom="paragraph">
-                  <wp:posOffset>5673725</wp:posOffset>
+                  <wp:posOffset>5989955</wp:posOffset>
                 </wp:positionV>
                 <wp:extent cx="2651760" cy="635"/>
                 <wp:effectExtent l="0" t="0" r="0" b="6985"/>
@@ -13476,7 +13518,7 @@
                             <w:pPr>
                               <w:pStyle w:val="Caption"/>
                             </w:pPr>
-                            <w:bookmarkStart w:id="43" w:name="_Toc240038161"/>
+                            <w:bookmarkStart w:id="41" w:name="_Toc242519650"/>
                             <w:r>
                               <w:t xml:space="preserve">Slika </w:t>
                             </w:r>
@@ -13522,7 +13564,7 @@
                             <w:r>
                               <w:t xml:space="preserve"> Graf sa prilagođenim osima</w:t>
                             </w:r>
-                            <w:bookmarkEnd w:id="43"/>
+                            <w:bookmarkEnd w:id="41"/>
                           </w:p>
                         </w:txbxContent>
                       </wps:txbx>
@@ -13540,14 +13582,14 @@
           </mc:Choice>
           <mc:Fallback>
             <w:pict>
-              <v:shape w14:anchorId="6C33E492" id="_x0000_s1033" type="#_x0000_t202" style="position:absolute;left:0;text-align:left;margin-left:0;margin-top:446.75pt;width:208.8pt;height:.05pt;z-index:251681792;visibility:visible;mso-wrap-style:square;mso-wrap-distance-left:9pt;mso-wrap-distance-top:0;mso-wrap-distance-right:9pt;mso-wrap-distance-bottom:0;mso-position-horizontal:center;mso-position-horizontal-relative:margin;mso-position-vertical:absolute;mso-position-vertical-relative:text;v-text-anchor:top" o:gfxdata="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" stroked="f">
+              <v:shape w14:anchorId="6C33E492" id="_x0000_s1033" type="#_x0000_t202" style="position:absolute;left:0;text-align:left;margin-left:0;margin-top:471.65pt;width:208.8pt;height:.05pt;z-index:251681792;visibility:visible;mso-wrap-style:square;mso-wrap-distance-left:9pt;mso-wrap-distance-top:0;mso-wrap-distance-right:9pt;mso-wrap-distance-bottom:0;mso-position-horizontal:center;mso-position-horizontal-relative:margin;mso-position-vertical:absolute;mso-position-vertical-relative:text;v-text-anchor:top" o:gfxdata="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" stroked="f">
                 <v:textbox style="mso-fit-shape-to-text:t" inset="0,0,0,0">
                   <w:txbxContent>
                     <w:p>
                       <w:pPr>
                         <w:pStyle w:val="Caption"/>
                       </w:pPr>
-                      <w:bookmarkStart w:id="44" w:name="_Toc240038161"/>
+                      <w:bookmarkStart w:id="42" w:name="_Toc242519650"/>
                       <w:r>
                         <w:t xml:space="preserve">Slika </w:t>
                       </w:r>
@@ -13593,7 +13635,7 @@
                       <w:r>
                         <w:t xml:space="preserve"> Graf sa prilagođenim osima</w:t>
                       </w:r>
-                      <w:bookmarkEnd w:id="44"/>
+                      <w:bookmarkEnd w:id="42"/>
                     </w:p>
                   </w:txbxContent>
                 </v:textbox>
@@ -13608,13 +13650,13 @@
           <w:noProof/>
         </w:rPr>
         <w:drawing>
-          <wp:anchor distT="0" distB="0" distL="114300" distR="114300" simplePos="0" relativeHeight="251679744" behindDoc="0" locked="0" layoutInCell="1" allowOverlap="1" wp14:anchorId="78842C06" wp14:editId="1D8E15C8">
+          <wp:anchor distT="0" distB="0" distL="114300" distR="114300" simplePos="0" relativeHeight="251679744" behindDoc="0" locked="0" layoutInCell="1" allowOverlap="1" wp14:anchorId="78842C06" wp14:editId="373C0BE1">
             <wp:simplePos x="0" y="0"/>
             <wp:positionH relativeFrom="page">
               <wp:align>center</wp:align>
             </wp:positionH>
             <wp:positionV relativeFrom="paragraph">
-              <wp:posOffset>480695</wp:posOffset>
+              <wp:posOffset>758825</wp:posOffset>
             </wp:positionV>
             <wp:extent cx="2651760" cy="5029200"/>
             <wp:effectExtent l="0" t="0" r="0" b="0"/>
@@ -13664,7 +13706,41 @@
         </w:drawing>
       </w:r>
       <w:r>
-        <w:t>mjestima konkretnih izmjeraka.</w:t>
+        <w:t>Dizajn grafa inspiriran je standardnim izgledom znanstvenih grafikona u alatima poput Microsoft Excela.</w:t>
+      </w:r>
+    </w:p>
+    <w:p>
+      <w:r>
+        <w:t xml:space="preserve">Kako bi se postigao profesionalan izgled, umjesto oštrih linijskih spojeva primijenjen je </w:t>
+      </w:r>
+      <w:r>
+        <w:rPr>
+          <w:i/>
+          <w:iCs/>
+        </w:rPr>
+        <w:t>CUBIC_BEZIER</w:t>
+      </w:r>
+      <w:r>
+        <w:t xml:space="preserve"> način iscrtavanja. Ovaj algoritam koristi kubne krivulje za zaglađivanje linije između točaka, pružajući estetski ugodan i matematički vjerodostojan prikaz funkcije. </w:t>
+      </w:r>
+      <w:r>
+        <w:t>Konačni izgled grafa s prilagođenim osima prikazan je na Slici 5.6.</w:t>
+      </w:r>
+    </w:p>
+    <w:p>
+      <w:r>
+        <w:lastRenderedPageBreak/>
+        <w:t xml:space="preserve">Vizualni identitet upotpunjen je korištenjem specifičnih boja aplikacije, diskretnim sjenčanjem površine ispod krivulje (engl. </w:t>
+      </w:r>
+      <w:r>
+        <w:rPr>
+          <w:i/>
+          <w:iCs/>
+        </w:rPr>
+        <w:t>fill</w:t>
+      </w:r>
+      <w:r>
+        <w:t>) te jasno istaknutim markerima na mjestima konkretnih izmjeraka.</w:t>
       </w:r>
     </w:p>
     <w:p>
@@ -13694,26 +13770,40 @@
         <w:t>ScientificFormatter</w:t>
       </w:r>
       <w:r>
-        <w:t xml:space="preserve"> koji dinamički upravlja oznakama na osima. Ako sustav detektira vrijednosti veće od 10.000, automatski prebacuje ispis oznaka u znanstvenu notaciju (npr. 1.0E10). Ovime je osigurano da graf ostane pregledan i </w:t>
-      </w:r>
-      <w:r>
-        <w:lastRenderedPageBreak/>
-        <w:t>informativan bez obzira na to radi li se o osnovnim aritmetičkim operacijama ili kompleksnim izračunima s astronomskim ili mikroskopskim vrijednostima.</w:t>
+        <w:t xml:space="preserve"> koji dinamički upravlja oznakama na osima. Ako sustav detektira vrijednosti veće od 10.000, automatski prebacuje ispis oznaka u znanstvenu notaciju (npr. 1.0E10). Ovime je osigurano da graf ostane pregledan i informativan bez obzira na to radi li se o osnovnim aritmetičkim operacijama ili </w:t>
+      </w:r>
+      <w:r>
+        <w:t>kompleksnim izračunima s astronomskim ili mikroskopskim vrijednostima.</w:t>
+      </w:r>
+      <w:r>
+        <w:t xml:space="preserve"> </w:t>
+      </w:r>
+      <w:r>
+        <w:t>Modul za iscrtavanje mora ispravno rukovati i rubnim slučajevima. Graf s jednom točkom ne prikazuje trend, pa je korisniku potrebno dati odgovarajuću obavijest ili zahtijevati najmanje dva izračuna. Ako povijest sadrži više izračuna s istom vrijednošću nezavisne varijable, a različitim rezultatima, treba odlučiti hoće li se prikazati sve točke ili samo posljednja. Vrijednosti koje se ne mogu prikazati, kao što su nedefinirani rezultati, ne smiju dospjeti u skup podataka za crtanje. Na logaritamskoj skali isključuju se nula i negativni brojevi, jer logaritam za njih nije definiran.</w:t>
+      </w:r>
+    </w:p>
+    <w:p>
+      <w:r>
+        <w:t>Raspon osi također zaslužuje pozornost. Ako se vrijednosti razlikuju tek neznatno, automatski odabrani raspon može prikazati beznačajne razlike kao dramatične promjene, a ako postoji samo jedna iznimno velika vrijednost, ostale se vizualno gube. Zbog toga je važno da oznake osi budu čitljive i da je odabrani način prikaza korisniku jasno vidljiv. Ove odluke ne mijenjaju matematičku točnost podataka, ali znatno utječu na to kako ih korisnik tumači.</w:t>
       </w:r>
     </w:p>
     <w:p>
       <w:pPr>
         <w:pStyle w:val="Heading2"/>
       </w:pPr>
-      <w:bookmarkStart w:id="45" w:name="_Toc240038139"/>
+      <w:bookmarkStart w:id="43" w:name="_Toc242519630"/>
       <w:r>
         <w:t>Razvoj vodiča za nove korisnike</w:t>
       </w:r>
-      <w:bookmarkEnd w:id="45"/>
-    </w:p>
-    <w:p>
-      <w:r>
-        <w:t>S obzirom na specifičnost matematičke sintakse i inovativne metode unosa, implementacija onboarding sustava bila je nužna kako bi se osiguralo pozitivno korisničko iskustvo od prvog pokretanja. Vodič je dizajniran kao interaktivni vizualni sustav koji korisnika upoznaje s ključnim konceptima rada aplikacije EquationPocket.</w:t>
+      <w:bookmarkEnd w:id="43"/>
+    </w:p>
+    <w:p>
+      <w:r>
+        <w:t xml:space="preserve">S obzirom na specifičnost matematičke sintakse i inovativne metode unosa, implementacija onboarding sustava bila je nužna kako bi se osiguralo pozitivno korisničko iskustvo od prvog </w:t>
+      </w:r>
+      <w:r>
+        <w:lastRenderedPageBreak/>
+        <w:t>pokretanja. Vodič je dizajniran kao interaktivni vizualni sustav koji korisnika upoznaje s ključnim konceptima rada aplikacije EquationPocket.</w:t>
       </w:r>
     </w:p>
     <w:p>
@@ -13824,23 +13914,32 @@
     </w:p>
     <w:p>
       <w:r>
+        <w:t xml:space="preserve">Logika </w:t>
+      </w:r>
+      <w:r>
+        <w:t>Solvera</w:t>
+      </w:r>
+      <w:r>
+        <w:t>: Treća i najvažnija uputa educira korisnika o radu Solvera, ističući pravilo da se nepoznanica izračunava ostavljanjem njezina polja praznim.</w:t>
+      </w:r>
+    </w:p>
+    <w:p>
+      <w:r>
+        <w:t>Navigacija kroz ove korake izvedena je pomoću gumba „Dalje“ i „Natrag“, pri čemu se sučelje pop-upa dinamički ažurira bez zatvaranja dijaloga. Ovakav kontinuitet zadržava pažnju korisnika i pruža osjećaj fluidnosti.</w:t>
+      </w:r>
+    </w:p>
+    <w:p>
+      <w:pPr>
+        <w:spacing w:before="0" w:after="0" w:line="240" w:lineRule="auto"/>
+        <w:jc w:val="left"/>
+      </w:pPr>
+      <w:r>
+        <w:br w:type="page"/>
+      </w:r>
+    </w:p>
+    <w:p>
+      <w:r>
         <w:lastRenderedPageBreak/>
-        <w:t xml:space="preserve">Logika </w:t>
-      </w:r>
-      <w:r>
-        <w:t>Solvera</w:t>
-      </w:r>
-      <w:r>
-        <w:t>: Treća i najvažnija uputa educira korisnika o radu Solvera, ističući pravilo da se nepoznanica izračunava ostavljanjem njezina polja praznim.</w:t>
-      </w:r>
-    </w:p>
-    <w:p>
-      <w:r>
-        <w:t>Navigacija kroz ove korake izvedena je pomoću gumba „Dalje“ i „Natrag“, pri čemu se sučelje pop-upa dinamički ažurira bez zatvaranja dijaloga. Ovakav kontinuitet zadržava pažnju korisnika i pruža osjećaj fluidnosti.</w:t>
-      </w:r>
-    </w:p>
-    <w:p>
-      <w:r>
         <w:t>Trajna dostupnost i UX:</w:t>
       </w:r>
     </w:p>
@@ -13862,11 +13961,11 @@
       <w:pPr>
         <w:pStyle w:val="Heading2"/>
       </w:pPr>
-      <w:bookmarkStart w:id="46" w:name="_Toc240038140"/>
+      <w:bookmarkStart w:id="44" w:name="_Toc242519631"/>
       <w:r>
         <w:t>Dijeljenje jednadžbi sa drugim korisnicima</w:t>
       </w:r>
-      <w:bookmarkEnd w:id="46"/>
+      <w:bookmarkEnd w:id="44"/>
     </w:p>
     <w:p>
       <w:r>
@@ -13910,21 +14009,23 @@
         <w:t>Prilikom kopiranja jednadžbe, aplikacija prikuplja naziv i formulu te ih spaja u jedan sirovi niz znakova koristeći separator (npr. Naziv|Formula). Taj se niz zatim pretvara u bajtove koristeći UTF-8 kodiranje i na kraju enkodira u Base64 string. Rezultat je sažeti kôd koji korisnik može poslati bilo kome, a koji ne sadrži suvišne podatke poput povijesti izračuna, čime je postignuta maksimalna kompaktnost.</w:t>
       </w:r>
     </w:p>
-    <w:p/>
-    <w:p>
+    <w:p>
+      <w:r>
+        <w:t>Dijeljenje cijelih mapa (Pockets):</w:t>
+      </w:r>
+    </w:p>
+    <w:p>
+      <w:r>
+        <w:t>Za razmjenu cijelih tematskih mapa razvijen je napredniji format zapisa. Kada korisnik odabere opciju „Kopiraj cijelu mapu“, aplikacija pokreće asinkroni upit prema Room bazi podataka kako bi dohvatila sve jednadžbe povezane s tom mapom.</w:t>
+      </w:r>
+    </w:p>
+    <w:p>
+      <w:r>
+        <w:t xml:space="preserve">Konstruira se dugački string koji započinje prefiksom POCKET:, nakon čega slijedi naziv mape, a zatim niz jednadžbi odvojen specifičnim separatorima (::). Čitava ta struktura se na </w:t>
+      </w:r>
       <w:r>
         <w:lastRenderedPageBreak/>
-        <w:t>Dijeljenje cijelih mapa (Pockets):</w:t>
-      </w:r>
-    </w:p>
-    <w:p>
-      <w:r>
-        <w:t>Za razmjenu cijelih tematskih mapa razvijen je napredniji format zapisa. Kada korisnik odabere opciju „Kopiraj cijelu mapu“, aplikacija pokreće asinkroni upit prema Room bazi podataka kako bi dohvatila sve jednadžbe povezane s tom mapom.</w:t>
-      </w:r>
-    </w:p>
-    <w:p>
-      <w:r>
-        <w:t>Konstruira se dugački string koji započinje prefiksom POCKET:, nakon čega slijedi naziv mape, a zatim niz jednadžbi odvojen specifičnim separatorima (::). Čitava ta struktura se na kraju enkodira u jedan Base64 niz. Ovakva implementacija omogućuje studentima da jednim klikom podijele čitavu bazu formula za određeni kolegij ili kolokvij, što značajno doprinosi upotrebnoj vrijednosti aplikacije u akademskom okruženju.</w:t>
+        <w:t>kraju enkodira u jedan Base64 niz. Ovakva implementacija omogućuje studentima da jednim klikom podijele čitavu bazu formula za određeni kolegij ili kolokvij, što značajno doprinosi upotrebnoj vrijednosti aplikacije u akademskom okruženju.</w:t>
       </w:r>
     </w:p>
     <w:p/>
@@ -14480,12 +14581,6 @@
           <w:lang w:val="en-DE"/>
         </w:rPr>
         <w:br/>
-      </w:r>
-      <w:r>
-        <w:rPr>
-          <w:lang w:val="en-DE"/>
-        </w:rPr>
-        <w:lastRenderedPageBreak/>
         <w:t xml:space="preserve">        </w:t>
       </w:r>
       <w:proofErr w:type="spellStart"/>
@@ -14619,7 +14714,7 @@
           <w:lang w:val="en-DE"/>
         </w:rPr>
       </w:pPr>
-      <w:bookmarkStart w:id="47" w:name="_Toc240038166"/>
+      <w:bookmarkStart w:id="45" w:name="_Toc242519655"/>
       <w:r>
         <w:t xml:space="preserve">Kôd </w:t>
       </w:r>
@@ -14668,10 +14763,12 @@
       <w:r>
         <w:t>Kôd za serijalizaciju i Base64 enkodiranje</w:t>
       </w:r>
-      <w:bookmarkEnd w:id="47"/>
-    </w:p>
-    <w:p>
-      <w:r>
+      <w:bookmarkEnd w:id="45"/>
+    </w:p>
+    <w:p/>
+    <w:p>
+      <w:r>
+        <w:lastRenderedPageBreak/>
         <w:t>Logika uvoza i rukovanje pogreškama:</w:t>
       </w:r>
     </w:p>
@@ -14703,6 +14800,22 @@
       </w:r>
       <w:r>
         <w:t>).</w:t>
+      </w:r>
+      <w:r>
+        <w:t xml:space="preserve"> </w:t>
+      </w:r>
+      <w:r>
+        <w:t>Pri ocjeni sustava dijeljenja valja jasno razlikovati kodiranje od šifriranja. Base64 je postupak kodiranja koji binarne podatke prikazuje pomoću 64 tiskana znaka, pri čemu se svaka skupina od tri bajta pretvara u četiri znaka. Njegova je svrha omogućiti prijenos podataka kroz medije koji podržavaju samo tekst, a ne zaštita sadržaja: svatko tko posjeduje kôd može ga jednostavno dekodirati. Za jednadžbe i nazive mapa, koji nisu osjetljivi podaci, to je prihvatljivo, ali bi pri eventualnom dijeljenju povjerljivih podataka bilo potrebno dodati šifriranje. Treba uzeti u obzir i da Base64 povećava veličinu podataka za približno trećinu, što kod vrlo velikih mapa može dovesti do predugih tekstualnih zapisa.</w:t>
+      </w:r>
+    </w:p>
+    <w:p>
+      <w:r>
+        <w:t>Zbog toga što uvezeni kôd dolazi iz vanjskog izvora, njega treba smatrati nepouzdanim ulazom. Aplikacija ne smije pretpostaviti da je zapis ispravan: dekodiranje može propasti, struktura može biti oštećena, a nazivi i formule mogu sadržavati neočekivane znakove. Provjera strukture, rukovanje iznimkama i validacija sadržaja prije upisa u bazu stoga su sigurnosne mjere, a ne samo funkcionalnost. Podaci iz uvoza podliježu istoj provjeri ispravnosti formule kao i ručno unesene jednadžbe.</w:t>
+      </w:r>
+    </w:p>
+    <w:p>
+      <w:r>
+        <w:t>Format zapisa također treba promatrati dugoročno. Ako se u budućim verzijama doda novo polje, primjerice bilješka ili oznaka, stariji kodovi moraju ostati čitljivi. To se postiže uvođenjem oznake verzije u zapis ili osmišljavanjem formata koji dopušta dodavanje novih elemenata bez narušavanja kompatibilnosti. Dodavanje kontrolnog zbroja omogućilo bi i pouzdanije otkrivanje oštećenih kodova nastalih nepotpunim kopiranjem.</w:t>
       </w:r>
     </w:p>
     <w:p>
@@ -14718,12 +14831,12 @@
       <w:pPr>
         <w:pStyle w:val="Heading1"/>
       </w:pPr>
-      <w:bookmarkStart w:id="48" w:name="_Toc240038141"/>
+      <w:bookmarkStart w:id="46" w:name="_Toc242519632"/>
       <w:r>
         <w:lastRenderedPageBreak/>
         <w:t>Testiranje aplikacije</w:t>
       </w:r>
-      <w:bookmarkEnd w:id="48"/>
+      <w:bookmarkEnd w:id="46"/>
     </w:p>
     <w:p>
       <w:r>
@@ -14733,33 +14846,84 @@
         <w:t>Solvera</w:t>
       </w:r>
       <w:r>
-        <w:t>, dok je druga faza bila usmjerena na manualnu verifikaciju integracije svih modula na fizičkim Android uređajima.</w:t>
+        <w:t>, dok je druga faza bila usmjerena na manualnu verifikaciju integracije svih modula na fizičkim Android uređajima</w:t>
+      </w:r>
+      <w:r>
+        <w:t>.</w:t>
+      </w:r>
+      <w:r>
+        <w:t xml:space="preserve"> </w:t>
+      </w:r>
+      <w:r>
+        <w:t xml:space="preserve">Testiranje se može promatrati kao provjera ispunjenja zahtjeva definiranih u četvrtom poglavlju. Svaki funkcionalni zahtjev treba imati barem jedan scenarij kojim se provjerava njegovo ispunjenje, a svaki scenarij treba se moći povezati s određenim zahtjevom. Takvo povezivanje, poznato kao sljedivost zahtjeva (engl. </w:t>
+      </w:r>
+      <w:r>
+        <w:rPr>
+          <w:i/>
+          <w:iCs/>
+        </w:rPr>
+        <w:t>requirements traceability</w:t>
+      </w:r>
+      <w:r>
+        <w:t>), osigurava da nijedan zahtjev nije ostao neprovjeren i da se ne provodi nepotrebno testiranje bez veze sa zahtjevima.</w:t>
+      </w:r>
+    </w:p>
+    <w:p>
+      <w:r>
+        <w:t>Prema tome, zahtjev za organizaciju jednadžbi provjerava se scenarijima stvaranja, uređivanja i brisanja mapa i jednadžbi te provjerom da brisanje mape uklanja pripadajuće jednadžbe. Zahtjev za unos provjerava se ručnim unosom i unosom kamerom. Zahtjev za izračun nepoznanice provjerava se jediničnim testovima jezgre i ručnim scenarijima s različitim položajima nepoznanice, a zahtjev za vizualizaciju provjerom ispravnosti prikaza i mjerenjem vremena iscrtavanja. Nefunkcionalni zahtjevi, poput odziva i kompatibilnosti, obrađeni su u analizi performansi na više uređaja.</w:t>
       </w:r>
     </w:p>
     <w:p>
       <w:pPr>
         <w:pStyle w:val="Heading2"/>
       </w:pPr>
-      <w:bookmarkStart w:id="49" w:name="_Toc240038142"/>
+      <w:bookmarkStart w:id="47" w:name="_Toc242519633"/>
       <w:r>
         <w:t>Metode testiranja na Android uređajima</w:t>
       </w:r>
-      <w:bookmarkEnd w:id="49"/>
+      <w:bookmarkEnd w:id="47"/>
     </w:p>
     <w:p>
       <w:r>
         <w:t>Za potrebe verifikacije korišten je standardni JUnit okvir unutar Android Studio razvojnog okruženja te manualna metoda testiranja prema unaprijed definiranim scenarijima korištenja. Ovakav pristup omogućio je provjeru i tehničke točnosti koda i kvalitete korisničkog iskustva.</w:t>
+      </w:r>
+      <w:r>
+        <w:t xml:space="preserve"> </w:t>
+      </w:r>
+      <w:r>
+        <w:t xml:space="preserve">Testiranje softvera obuhvaća različite razine, a njihov se odnos često prikazuje piramidom testiranja. U osnovi piramide nalaze se jedinični testovi (engl. </w:t>
+      </w:r>
+      <w:r>
+        <w:rPr>
+          <w:i/>
+          <w:iCs/>
+        </w:rPr>
+        <w:t>unit tests</w:t>
+      </w:r>
+      <w:r>
+        <w:t>), koji provjeravaju male, izolirane dijelove koda. Oni su brzi, jeftini za održavanje i mogu se pokretati bez uređaja ili emulatora. Iznad njih nalaze se integracijski testovi, koji provjeravaju suradnju više komponenti, primjerice komunikaciju između sučelja i baze podataka. Na vrhu su testovi cjelokupnog sustava, koji simuliraju korisnikov rad i najsporiji su i najskuplji, pa ih je razumno imati manje.</w:t>
+      </w:r>
+    </w:p>
+    <w:p>
+      <w:r>
+        <w:lastRenderedPageBreak/>
+        <w:t>Takva raspodjela odražava kompromis između pokrivenosti, brzine i troška. Jedinični testovi daju brzu povratnu informaciju razvojnom programeru i omogućuju sigurno mijenjanje koda, jer svaka regresija, odnosno ponovno pojavljivanje ranije otklonjene pogreške, biva brzo uočena. Testovi na višim razinama otkrivaju probleme koji se ne vide izolirano, kao što su neispravna navigacija, pogrešno prenesen podatak ili nepravilno ponašanje na određenom uređaju.</w:t>
+      </w:r>
+    </w:p>
+    <w:p>
+      <w:r>
+        <w:t>U ovom je radu težište stavljeno na jedinične testove matematičke jezgre, zato što je ispravnost izračuna temeljno jamstvo aplikacije, dok je provjera sučelja provedena ručno prema unaprijed definiranim scenarijima. Takva kombinacija prikladna je za projekt ovoga opsega, no u daljnjem razvoju preporučljivo je dio scenarija automatizirati, primjerice pomoću okvira Espresso, kako bi se provjera sučelja mogla ponavljati nakon svake promjene.</w:t>
       </w:r>
     </w:p>
     <w:p>
       <w:pPr>
         <w:pStyle w:val="Heading3"/>
       </w:pPr>
-      <w:bookmarkStart w:id="50" w:name="_Toc240038143"/>
+      <w:bookmarkStart w:id="48" w:name="_Toc242519634"/>
       <w:r>
         <w:t>Unit testing modula za parsiranje i izračun</w:t>
       </w:r>
-      <w:bookmarkEnd w:id="50"/>
+      <w:bookmarkEnd w:id="48"/>
     </w:p>
     <w:p>
       <w:r>
@@ -15145,19 +15309,19 @@
           <w:lang w:val="en-DE"/>
         </w:rPr>
         <w:br/>
+        <w:t xml:space="preserve">    @Test</w:t>
+      </w:r>
+      <w:r>
+        <w:rPr>
+          <w:lang w:val="en-DE"/>
+        </w:rPr>
+        <w:br/>
       </w:r>
       <w:r>
         <w:rPr>
           <w:lang w:val="en-DE"/>
         </w:rPr>
         <w:lastRenderedPageBreak/>
-        <w:t xml:space="preserve">    @Test</w:t>
-      </w:r>
-      <w:r>
-        <w:rPr>
-          <w:lang w:val="en-DE"/>
-        </w:rPr>
-        <w:br/>
         <w:t xml:space="preserve">    fun </w:t>
       </w:r>
       <w:proofErr w:type="spellStart"/>
@@ -16145,47 +16309,47 @@
           <w:lang w:val="en-DE"/>
         </w:rPr>
         <w:br/>
+        <w:t xml:space="preserve">        </w:t>
+      </w:r>
+      <w:proofErr w:type="spellStart"/>
+      <w:r>
+        <w:rPr>
+          <w:lang w:val="en-DE"/>
+        </w:rPr>
+        <w:t>val</w:t>
+      </w:r>
+      <w:proofErr w:type="spellEnd"/>
+      <w:r>
+        <w:rPr>
+          <w:lang w:val="en-DE"/>
+        </w:rPr>
+        <w:t xml:space="preserve"> result = </w:t>
+      </w:r>
+      <w:proofErr w:type="spellStart"/>
+      <w:r>
+        <w:rPr>
+          <w:lang w:val="en-DE"/>
+        </w:rPr>
+        <w:t>evaluator.evaluate</w:t>
+      </w:r>
+      <w:proofErr w:type="spellEnd"/>
+      <w:r>
+        <w:rPr>
+          <w:lang w:val="en-DE"/>
+        </w:rPr>
+        <w:t>(expression)</w:t>
+      </w:r>
+      <w:r>
+        <w:rPr>
+          <w:lang w:val="en-DE"/>
+        </w:rPr>
+        <w:br/>
       </w:r>
       <w:r>
         <w:rPr>
           <w:lang w:val="en-DE"/>
         </w:rPr>
         <w:lastRenderedPageBreak/>
-        <w:t xml:space="preserve">        </w:t>
-      </w:r>
-      <w:proofErr w:type="spellStart"/>
-      <w:r>
-        <w:rPr>
-          <w:lang w:val="en-DE"/>
-        </w:rPr>
-        <w:t>val</w:t>
-      </w:r>
-      <w:proofErr w:type="spellEnd"/>
-      <w:r>
-        <w:rPr>
-          <w:lang w:val="en-DE"/>
-        </w:rPr>
-        <w:t xml:space="preserve"> result = </w:t>
-      </w:r>
-      <w:proofErr w:type="spellStart"/>
-      <w:r>
-        <w:rPr>
-          <w:lang w:val="en-DE"/>
-        </w:rPr>
-        <w:t>evaluator.evaluate</w:t>
-      </w:r>
-      <w:proofErr w:type="spellEnd"/>
-      <w:r>
-        <w:rPr>
-          <w:lang w:val="en-DE"/>
-        </w:rPr>
-        <w:t>(expression)</w:t>
-      </w:r>
-      <w:r>
-        <w:rPr>
-          <w:lang w:val="en-DE"/>
-        </w:rPr>
-        <w:br/>
         <w:t xml:space="preserve">        // </w:t>
       </w:r>
       <w:proofErr w:type="spellStart"/>
@@ -16289,7 +16453,7 @@
           <w:lang w:val="en-DE"/>
         </w:rPr>
       </w:pPr>
-      <w:bookmarkStart w:id="51" w:name="_Toc240038167"/>
+      <w:bookmarkStart w:id="49" w:name="_Toc242519656"/>
       <w:r>
         <w:t xml:space="preserve">Kôd </w:t>
       </w:r>
@@ -16335,7 +16499,7 @@
       <w:r>
         <w:t xml:space="preserve"> Kod za unit testove</w:t>
       </w:r>
-      <w:bookmarkEnd w:id="51"/>
+      <w:bookmarkEnd w:id="49"/>
     </w:p>
     <w:p>
       <w:r>
@@ -16346,11 +16510,11 @@
       <w:pPr>
         <w:pStyle w:val="Heading3"/>
       </w:pPr>
-      <w:bookmarkStart w:id="52" w:name="_Toc240038144"/>
+      <w:bookmarkStart w:id="50" w:name="_Toc242519635"/>
       <w:r>
         <w:t>Integracijsko testiranje korisničkog sučelja</w:t>
       </w:r>
-      <w:bookmarkEnd w:id="52"/>
+      <w:bookmarkEnd w:id="50"/>
     </w:p>
     <w:p>
       <w:r>
@@ -16382,11 +16546,11 @@
       <w:pPr>
         <w:pStyle w:val="Heading2"/>
       </w:pPr>
-      <w:bookmarkStart w:id="53" w:name="_Toc240038145"/>
+      <w:bookmarkStart w:id="51" w:name="_Toc242519636"/>
       <w:r>
         <w:t>Analiza performansi i rezultata testiranja</w:t>
       </w:r>
-      <w:bookmarkEnd w:id="53"/>
+      <w:bookmarkEnd w:id="51"/>
     </w:p>
     <w:p>
       <w:r>
@@ -16397,15 +16561,21 @@
       <w:pPr>
         <w:pStyle w:val="Heading3"/>
       </w:pPr>
-      <w:bookmarkStart w:id="54" w:name="_Toc240038146"/>
+      <w:bookmarkStart w:id="52" w:name="_Toc242519637"/>
       <w:r>
         <w:t>Analiza preciznosti prepoznavanja tiskanog teksta naspram rukopis</w:t>
       </w:r>
-      <w:bookmarkEnd w:id="54"/>
+      <w:bookmarkEnd w:id="52"/>
     </w:p>
     <w:p>
       <w:r>
         <w:t>Istraživanje preciznosti prepoznavanja teksta provedeno je kroz deset testnih jednadžbi različitih razina složenosti, od osnovnih linearnih izraza do naprednih termodinamičkih formula s grčkim simbolima i eksponentima.</w:t>
+      </w:r>
+      <w:r>
+        <w:t xml:space="preserve"> </w:t>
+      </w:r>
+      <w:r>
+        <w:t>Agregirani rezultati prikazani su na Slici 6.1.</w:t>
       </w:r>
     </w:p>
     <w:p>
@@ -16417,7 +16587,7 @@
           <w:noProof/>
         </w:rPr>
         <w:drawing>
-          <wp:inline distT="0" distB="0" distL="0" distR="0" wp14:anchorId="2A1BC494" wp14:editId="55EABA87">
+          <wp:inline distT="0" distB="0" distL="0" distR="0" wp14:anchorId="2A1BC494" wp14:editId="56C057E1">
             <wp:extent cx="5580380" cy="2805430"/>
             <wp:effectExtent l="0" t="0" r="1270" b="13970"/>
             <wp:docPr id="23170721" name="Chart 1">
@@ -16443,7 +16613,7 @@
         <w:ind w:left="2160" w:firstLine="720"/>
         <w:jc w:val="both"/>
       </w:pPr>
-      <w:bookmarkStart w:id="55" w:name="_Toc240038162"/>
+      <w:bookmarkStart w:id="53" w:name="_Toc242519651"/>
       <w:r>
         <w:t xml:space="preserve">Slika </w:t>
       </w:r>
@@ -16489,7 +16659,7 @@
       <w:r>
         <w:t xml:space="preserve"> Graf  agregiranih rezultata</w:t>
       </w:r>
-      <w:bookmarkEnd w:id="55"/>
+      <w:bookmarkEnd w:id="53"/>
     </w:p>
     <w:p>
       <w:r>
@@ -16544,11 +16714,11 @@
       <w:pPr>
         <w:pStyle w:val="Heading3"/>
       </w:pPr>
-      <w:bookmarkStart w:id="56" w:name="_Toc240038147"/>
+      <w:bookmarkStart w:id="54" w:name="_Toc242519638"/>
       <w:r>
         <w:t>Mjerenje vremena iscrtavanja grafa u ovisnosti o broju točaka i veličini liste rezultata</w:t>
       </w:r>
-      <w:bookmarkEnd w:id="56"/>
+      <w:bookmarkEnd w:id="54"/>
     </w:p>
     <w:p>
       <w:r>
@@ -16561,7 +16731,49 @@
       </w:r>
       <w:r>
         <w:lastRenderedPageBreak/>
-        <w:t>logaritamske skale, koja zahtijeva dodatne matematičke transformacije nad svakom pojedinom točkom, vrijeme renderiranja ne prelazi granicu od 60 milisekundi na uređajima prosječnih hardverskih karakteristika. Ovi podaci potvrđuju visoku učinkovitost odabrane knjižnice MPAndroidChart i njezinu uspješnu integraciju s prilagođenom logikom povijesti izračuna aplikacije EquationPocket. Sustav se pokazao skalabilnim i optimiziranim za rad u stvarnom vremenu, čime su ispunjeni visoki standardi odzivnosti potrebni za modernu znanstvenu aplikaciju.</w:t>
+        <w:t>logaritamske skale, koja zahtijeva dodatne matematičke transformacije nad svakom pojedinom točkom, vrijeme renderiranja ne prelazi granicu od 60 milisekundi na uređajima prosječnih hardverskih karakteristika. Ovi podaci potvrđuju visoku učinkovitost odabrane knjižnice MPAndroidChart i njezinu uspješnu integraciju s prilagođenom logikom povijesti izračuna aplikacije EquationPocket. Sustav se pokazao skalabilnim i optimiziranim za rad u stvarnom vremenu, čime su ispunjeni visoki standardi odzivnosti potrebni za modernu znanstvenu aplikaciju</w:t>
+      </w:r>
+      <w:r>
+        <w:t>.</w:t>
+      </w:r>
+      <w:r>
+        <w:t xml:space="preserve"> </w:t>
+      </w:r>
+      <w:r>
+        <w:t>Pri tumačenju rezultata testiranja potrebno je uzeti u obzir određena ograničenja. Prvo, rezultati prepoznavanja teksta temelje se na ograničenom broju testnih jednadžbi i na ocjenama preciznosti, a ocjenjivanje je po prirodi djelomično subjektivno. Veći i raznolikiji skup jednadžbi, uz definiranu metriku poput postotka točno prepoznatih znakova, dao bi objektivniju sliku. Drugo, na uspješnost prepoznavanja utječu čimbenici koje je teško u potpunosti kontrolirati, među kojima su osvjetljenje, kut snimanja, kvaliteta papira i čitljivost pisma. Rezultati stoga vrijede za uvjete u kojima su testovi provedeni i ne moraju se bez rezerve prenijeti na sve situacije.</w:t>
+      </w:r>
+    </w:p>
+    <w:p>
+      <w:r>
+        <w:t>Treće, mjerenje vremena iscrtavanja izvedeno je ugrađenim mehanizmom i ispisom u Logcat. Takav je pristup jednostavan i dovoljan za utvrđivanje reda veličine, ali ne uzima u obzir sve čimbenike, kao što su trenutačno opterećenje uređaja ili razlike između pokretanja. Za detaljniju analizu mogli bi se koristiti profiler ugrađen u razvojno okruženje Android Studio, ponovljena mjerenja i statistička obrada, primjerice izračun prosjeka i standardne devijacije.</w:t>
+      </w:r>
+    </w:p>
+    <w:p>
+      <w:r>
+        <w:t xml:space="preserve">Unatoč tim ograničenjima, dobiveni rezultati daju pouzdanu orijentaciju o ponašanju aplikacije: potvrđuju da je odziv dovoljan za interaktivnu uporabu te da kvaliteta kamere ima mjerljiv utjecaj na prepoznavanje. </w:t>
+      </w:r>
+      <w:r>
+        <w:t>Time ujedno određuju smjer daljnjih poboljšanja, o kojima se govori u nastavku</w:t>
+      </w:r>
+      <w:r>
+        <w:t>.</w:t>
+      </w:r>
+      <w:r>
+        <w:t xml:space="preserve"> </w:t>
+      </w:r>
+    </w:p>
+    <w:p>
+      <w:r>
+        <w:t>Rezultati testiranja daju i konkretne smjerove poboljšanja samog postupka provjere. Prvo, skup uređaja i jednadžbi za provjeru prepoznavanja može se proširiti i sustavno dokumentirati, kako bi se rezultati mogli ponavljati i uspoređivati između verzija aplikacije. Drugo, dio ručnih scenarija sučelja moguće je pretvoriti u automatske testove, na primjer pomoću okvira Espresso, čime bi se nakon svake izmjene koda brzo provjerilo nisu li narušene postojeće funkcionalnosti.</w:t>
+      </w:r>
+    </w:p>
+    <w:p>
+      <w:r>
+        <w:t xml:space="preserve">Treće, mjerenje performansi moglo bi koristiti alate za profiliranje u razvojnom okruženju, koji uz vrijeme izvođenja prikazuju i potrošnju memorije i procesora, pa bi se uočila uska grla koja jednostavni ispis vremena ne otkriva. Četvrto, rezultati pokazuju da kvaliteta slike </w:t>
+      </w:r>
+      <w:r>
+        <w:lastRenderedPageBreak/>
+        <w:t>snažno utječe na točnost prepoznavanja, pa bi se naknadno mogla ispitati dodatna predobrada snimke, na primjer povećanje kontrasta ili ispravljanje nagiba, i izmjeriti njezin učinak na točnost. Naposljetku, testiranje pristupačnosti, kao što je provjera sa čitačem zaslona i povećanim pismom, dopunilo bi dosadašnju provjeru tamne i svijetle teme.</w:t>
       </w:r>
     </w:p>
     <w:p>
@@ -16573,12 +16785,12 @@
         </w:numPr>
         <w:ind w:left="425" w:hanging="425"/>
       </w:pPr>
-      <w:bookmarkStart w:id="57" w:name="_Toc240038148"/>
+      <w:bookmarkStart w:id="55" w:name="_Toc242519639"/>
       <w:r>
         <w:lastRenderedPageBreak/>
         <w:t>Zaključak</w:t>
       </w:r>
-      <w:bookmarkEnd w:id="57"/>
+      <w:bookmarkEnd w:id="55"/>
     </w:p>
     <w:p>
       <w:r>
@@ -16592,20 +16804,6 @@
       </w:r>
     </w:p>
     <w:p>
-      <w:pPr>
-        <w:pStyle w:val="Heading2"/>
-        <w:numPr>
-          <w:ilvl w:val="0"/>
-          <w:numId w:val="0"/>
-        </w:numPr>
-      </w:pPr>
-      <w:bookmarkStart w:id="58" w:name="_Toc240038149"/>
-      <w:r>
-        <w:t>Ostvareni rezultati</w:t>
-      </w:r>
-      <w:bookmarkEnd w:id="58"/>
-    </w:p>
-    <w:p>
       <w:r>
         <w:t>Glavni cilj rada, isporuka funkcionalnog digitalnog repozitorija jednadžbi, u potpunosti je ostvaren. Implementirani sustav mapa omogućuje korisnicima intuitivnu organizaciju i brzo dohvaćanje formula, dok integrirani Symja CAS engine osigurava visoku razinu inteligencije pri rješavanju kompleksnih matematičkih problema. Poseban uspjeh postignut je u domeni unosa podataka; kombinacija prilagođene znanstvene tastature i OCR modula temeljenog na Google ML Kit tehnologiji drastično smanjuje vrijeme potrebno za digitalizaciju jednadžbi.</w:t>
       </w:r>
@@ -16614,20 +16812,6 @@
       <w:r>
         <w:t>Testiranja su potvrdila da aplikacija stabilno rukuje rubnim slučajevima poput matematičkih nedefiniranosti i ekstremnih numeričkih raspona. Uvođenje vizualizacijskog modula s podrškom za logaritamske skale i automatskim generiranjem povijesti izračuna transformiralo je aplikaciju iz običnog kalkulatora u analitički alat. Konačni doprinos rada očituje se u softverskom rješenju koje je prilagodljivo, brzo i spremno za primjenu u realnim akademskim i laboratorijskim uvjetima.</w:t>
       </w:r>
-    </w:p>
-    <w:p>
-      <w:pPr>
-        <w:pStyle w:val="Heading2"/>
-        <w:numPr>
-          <w:ilvl w:val="0"/>
-          <w:numId w:val="0"/>
-        </w:numPr>
-      </w:pPr>
-      <w:bookmarkStart w:id="59" w:name="_Toc240038150"/>
-      <w:r>
-        <w:t>Smjernice za daljnji razvoj aplikacije</w:t>
-      </w:r>
-      <w:bookmarkEnd w:id="59"/>
     </w:p>
     <w:p>
       <w:r>
@@ -16650,11 +16834,7 @@
         <w:t>Cloud Sync</w:t>
       </w:r>
       <w:r>
-        <w:t xml:space="preserve">), što bi korisnicima omogućilo automatsku sinkronizaciju mapa na više različitih uređaja. Daljnja optimizacija OCR algoritama korištenjem specijaliziranih neuronskih </w:t>
-      </w:r>
-      <w:r>
-        <w:lastRenderedPageBreak/>
-        <w:t>mreža za matematički rukopis mogla bi dodatno povećati preciznost očitavanja u izazovnim uvjetima. Zaključno, EquationPocket postavlja čvrste temelje za razvoj napredne digitalne platforme koja bi u budućnosti mogla postati nezaobilazan dio standardne opreme svakog znanstvenika i studenta.</w:t>
+        <w:t>), što bi korisnicima omogućilo automatsku sinkronizaciju mapa na više različitih uređaja. Daljnja optimizacija OCR algoritama korištenjem specijaliziranih neuronskih mreža za matematički rukopis mogla bi dodatno povećati preciznost očitavanja u izazovnim uvjetima. Zaključno, EquationPocket postavlja čvrste temelje za razvoj napredne digitalne platforme koja bi u budućnosti mogla postati nezaobilazan dio standardne opreme svakog znanstvenika i studenta.</w:t>
       </w:r>
       <w:r>
         <w:br w:type="page"/>
@@ -16713,7 +16893,7 @@
           <w:numId w:val="0"/>
         </w:numPr>
       </w:pPr>
-      <w:bookmarkStart w:id="60" w:name="_Toc240038151"/>
+      <w:bookmarkStart w:id="56" w:name="_Toc242519640"/>
       <w:r>
         <w:lastRenderedPageBreak/>
         <w:t xml:space="preserve">Popis </w:t>
@@ -16721,7 +16901,7 @@
       <w:r>
         <w:t>slika</w:t>
       </w:r>
-      <w:bookmarkEnd w:id="60"/>
+      <w:bookmarkEnd w:id="56"/>
     </w:p>
     <w:p>
       <w:pPr>
@@ -16746,7 +16926,7 @@
       <w:r>
         <w:fldChar w:fldCharType="separate"/>
       </w:r>
-      <w:hyperlink w:anchor="_Toc240038154" w:history="1">
+      <w:hyperlink w:anchor="_Toc242519643" w:history="1">
         <w:r>
           <w:rPr>
             <w:rStyle w:val="Hyperlink"/>
@@ -16773,7 +16953,7 @@
             <w:noProof/>
             <w:webHidden/>
           </w:rPr>
-          <w:instrText xml:space="preserve"> PAGEREF _Toc240038154 \h </w:instrText>
+          <w:instrText xml:space="preserve"> PAGEREF _Toc242519643 \h </w:instrText>
         </w:r>
         <w:r>
           <w:rPr>
@@ -16793,7 +16973,7 @@
             <w:noProof/>
             <w:webHidden/>
           </w:rPr>
-          <w:t>7</w:t>
+          <w:t>8</w:t>
         </w:r>
         <w:r>
           <w:rPr>
@@ -16818,7 +16998,7 @@
           <w14:ligatures w14:val="standardContextual"/>
         </w:rPr>
       </w:pPr>
-      <w:hyperlink w:anchor="_Toc240038155" w:history="1">
+      <w:hyperlink w:anchor="_Toc242519644" w:history="1">
         <w:r>
           <w:rPr>
             <w:rStyle w:val="Hyperlink"/>
@@ -16845,7 +17025,7 @@
             <w:noProof/>
             <w:webHidden/>
           </w:rPr>
-          <w:instrText xml:space="preserve"> PAGEREF _Toc240038155 \h </w:instrText>
+          <w:instrText xml:space="preserve"> PAGEREF _Toc242519644 \h </w:instrText>
         </w:r>
         <w:r>
           <w:rPr>
@@ -16865,7 +17045,7 @@
             <w:noProof/>
             <w:webHidden/>
           </w:rPr>
-          <w:t>7</w:t>
+          <w:t>9</w:t>
         </w:r>
         <w:r>
           <w:rPr>
@@ -16890,7 +17070,7 @@
           <w14:ligatures w14:val="standardContextual"/>
         </w:rPr>
       </w:pPr>
-      <w:hyperlink w:anchor="_Toc240038156" w:history="1">
+      <w:hyperlink w:anchor="_Toc242519645" w:history="1">
         <w:r>
           <w:rPr>
             <w:rStyle w:val="Hyperlink"/>
@@ -16917,7 +17097,7 @@
             <w:noProof/>
             <w:webHidden/>
           </w:rPr>
-          <w:instrText xml:space="preserve"> PAGEREF _Toc240038156 \h </w:instrText>
+          <w:instrText xml:space="preserve"> PAGEREF _Toc242519645 \h </w:instrText>
         </w:r>
         <w:r>
           <w:rPr>
@@ -16937,7 +17117,7 @@
             <w:noProof/>
             <w:webHidden/>
           </w:rPr>
-          <w:t>13</w:t>
+          <w:t>17</w:t>
         </w:r>
         <w:r>
           <w:rPr>
@@ -16962,7 +17142,7 @@
           <w14:ligatures w14:val="standardContextual"/>
         </w:rPr>
       </w:pPr>
-      <w:hyperlink w:anchor="_Toc240038157" w:history="1">
+      <w:hyperlink w:anchor="_Toc242519646" w:history="1">
         <w:r>
           <w:rPr>
             <w:rStyle w:val="Hyperlink"/>
@@ -16989,7 +17169,7 @@
             <w:noProof/>
             <w:webHidden/>
           </w:rPr>
-          <w:instrText xml:space="preserve"> PAGEREF _Toc240038157 \h </w:instrText>
+          <w:instrText xml:space="preserve"> PAGEREF _Toc242519646 \h </w:instrText>
         </w:r>
         <w:r>
           <w:rPr>
@@ -17009,7 +17189,7 @@
             <w:noProof/>
             <w:webHidden/>
           </w:rPr>
-          <w:t>18</w:t>
+          <w:t>23</w:t>
         </w:r>
         <w:r>
           <w:rPr>
@@ -17034,7 +17214,7 @@
           <w14:ligatures w14:val="standardContextual"/>
         </w:rPr>
       </w:pPr>
-      <w:hyperlink w:anchor="_Toc240038158" w:history="1">
+      <w:hyperlink w:anchor="_Toc242519647" w:history="1">
         <w:r>
           <w:rPr>
             <w:rStyle w:val="Hyperlink"/>
@@ -17061,7 +17241,7 @@
             <w:noProof/>
             <w:webHidden/>
           </w:rPr>
-          <w:instrText xml:space="preserve"> PAGEREF _Toc240038158 \h </w:instrText>
+          <w:instrText xml:space="preserve"> PAGEREF _Toc242519647 \h </w:instrText>
         </w:r>
         <w:r>
           <w:rPr>
@@ -17081,7 +17261,7 @@
             <w:noProof/>
             <w:webHidden/>
           </w:rPr>
-          <w:t>21</w:t>
+          <w:t>26</w:t>
         </w:r>
         <w:r>
           <w:rPr>
@@ -17106,7 +17286,7 @@
           <w14:ligatures w14:val="standardContextual"/>
         </w:rPr>
       </w:pPr>
-      <w:hyperlink w:anchor="_Toc240038159" w:history="1">
+      <w:hyperlink w:anchor="_Toc242519648" w:history="1">
         <w:r>
           <w:rPr>
             <w:rStyle w:val="Hyperlink"/>
@@ -17133,7 +17313,7 @@
             <w:noProof/>
             <w:webHidden/>
           </w:rPr>
-          <w:instrText xml:space="preserve"> PAGEREF _Toc240038159 \h </w:instrText>
+          <w:instrText xml:space="preserve"> PAGEREF _Toc242519648 \h </w:instrText>
         </w:r>
         <w:r>
           <w:rPr>
@@ -17153,7 +17333,7 @@
             <w:noProof/>
             <w:webHidden/>
           </w:rPr>
-          <w:t>23</w:t>
+          <w:t>29</w:t>
         </w:r>
         <w:r>
           <w:rPr>
@@ -17178,7 +17358,7 @@
           <w14:ligatures w14:val="standardContextual"/>
         </w:rPr>
       </w:pPr>
-      <w:hyperlink w:anchor="_Toc240038160" w:history="1">
+      <w:hyperlink w:anchor="_Toc242519649" w:history="1">
         <w:r>
           <w:rPr>
             <w:rStyle w:val="Hyperlink"/>
@@ -17205,7 +17385,7 @@
             <w:noProof/>
             <w:webHidden/>
           </w:rPr>
-          <w:instrText xml:space="preserve"> PAGEREF _Toc240038160 \h </w:instrText>
+          <w:instrText xml:space="preserve"> PAGEREF _Toc242519649 \h </w:instrText>
         </w:r>
         <w:r>
           <w:rPr>
@@ -17225,7 +17405,7 @@
             <w:noProof/>
             <w:webHidden/>
           </w:rPr>
-          <w:t>28</w:t>
+          <w:t>35</w:t>
         </w:r>
         <w:r>
           <w:rPr>
@@ -17250,7 +17430,7 @@
           <w14:ligatures w14:val="standardContextual"/>
         </w:rPr>
       </w:pPr>
-      <w:hyperlink w:anchor="_Toc240038161" w:history="1">
+      <w:hyperlink w:anchor="_Toc242519650" w:history="1">
         <w:r>
           <w:rPr>
             <w:rStyle w:val="Hyperlink"/>
@@ -17277,7 +17457,7 @@
             <w:noProof/>
             <w:webHidden/>
           </w:rPr>
-          <w:instrText xml:space="preserve"> PAGEREF _Toc240038161 \h </w:instrText>
+          <w:instrText xml:space="preserve"> PAGEREF _Toc242519650 \h </w:instrText>
         </w:r>
         <w:r>
           <w:rPr>
@@ -17297,7 +17477,7 @@
             <w:noProof/>
             <w:webHidden/>
           </w:rPr>
-          <w:t>30</w:t>
+          <w:t>36</w:t>
         </w:r>
         <w:r>
           <w:rPr>
@@ -17322,7 +17502,7 @@
           <w14:ligatures w14:val="standardContextual"/>
         </w:rPr>
       </w:pPr>
-      <w:hyperlink w:anchor="_Toc240038162" w:history="1">
+      <w:hyperlink w:anchor="_Toc242519651" w:history="1">
         <w:r>
           <w:rPr>
             <w:rStyle w:val="Hyperlink"/>
@@ -17349,7 +17529,7 @@
             <w:noProof/>
             <w:webHidden/>
           </w:rPr>
-          <w:instrText xml:space="preserve"> PAGEREF _Toc240038162 \h </w:instrText>
+          <w:instrText xml:space="preserve"> PAGEREF _Toc242519651 \h </w:instrText>
         </w:r>
         <w:r>
           <w:rPr>
@@ -17369,7 +17549,7 @@
             <w:noProof/>
             <w:webHidden/>
           </w:rPr>
-          <w:t>38</w:t>
+          <w:t>46</w:t>
         </w:r>
         <w:r>
           <w:rPr>
@@ -17394,12 +17574,12 @@
         </w:numPr>
         <w:ind w:left="425" w:hanging="425"/>
       </w:pPr>
-      <w:bookmarkStart w:id="61" w:name="_Toc240038152"/>
+      <w:bookmarkStart w:id="57" w:name="_Toc242519641"/>
       <w:r>
         <w:lastRenderedPageBreak/>
         <w:t>Popis kôdova</w:t>
       </w:r>
-      <w:bookmarkEnd w:id="61"/>
+      <w:bookmarkEnd w:id="57"/>
     </w:p>
     <w:p>
       <w:pPr>
@@ -17424,7 +17604,7 @@
       <w:r>
         <w:fldChar w:fldCharType="separate"/>
       </w:r>
-      <w:hyperlink w:anchor="_Toc240038163" w:history="1">
+      <w:hyperlink w:anchor="_Toc242519652" w:history="1">
         <w:r>
           <w:rPr>
             <w:rStyle w:val="Hyperlink"/>
@@ -17451,7 +17631,7 @@
             <w:noProof/>
             <w:webHidden/>
           </w:rPr>
-          <w:instrText xml:space="preserve"> PAGEREF _Toc240038163 \h </w:instrText>
+          <w:instrText xml:space="preserve"> PAGEREF _Toc242519652 \h </w:instrText>
         </w:r>
         <w:r>
           <w:rPr>
@@ -17471,7 +17651,7 @@
             <w:noProof/>
             <w:webHidden/>
           </w:rPr>
-          <w:t>16</w:t>
+          <w:t>20</w:t>
         </w:r>
         <w:r>
           <w:rPr>
@@ -17496,7 +17676,7 @@
           <w14:ligatures w14:val="standardContextual"/>
         </w:rPr>
       </w:pPr>
-      <w:hyperlink w:anchor="_Toc240038164" w:history="1">
+      <w:hyperlink w:anchor="_Toc242519653" w:history="1">
         <w:r>
           <w:rPr>
             <w:rStyle w:val="Hyperlink"/>
@@ -17523,7 +17703,7 @@
             <w:noProof/>
             <w:webHidden/>
           </w:rPr>
-          <w:instrText xml:space="preserve"> PAGEREF _Toc240038164 \h </w:instrText>
+          <w:instrText xml:space="preserve"> PAGEREF _Toc242519653 \h </w:instrText>
         </w:r>
         <w:r>
           <w:rPr>
@@ -17543,7 +17723,7 @@
             <w:noProof/>
             <w:webHidden/>
           </w:rPr>
-          <w:t>20</w:t>
+          <w:t>25</w:t>
         </w:r>
         <w:r>
           <w:rPr>
@@ -17568,7 +17748,7 @@
           <w14:ligatures w14:val="standardContextual"/>
         </w:rPr>
       </w:pPr>
-      <w:hyperlink w:anchor="_Toc240038165" w:history="1">
+      <w:hyperlink w:anchor="_Toc242519654" w:history="1">
         <w:r>
           <w:rPr>
             <w:rStyle w:val="Hyperlink"/>
@@ -17595,7 +17775,7 @@
             <w:noProof/>
             <w:webHidden/>
           </w:rPr>
-          <w:instrText xml:space="preserve"> PAGEREF _Toc240038165 \h </w:instrText>
+          <w:instrText xml:space="preserve"> PAGEREF _Toc242519654 \h </w:instrText>
         </w:r>
         <w:r>
           <w:rPr>
@@ -17615,7 +17795,7 @@
             <w:noProof/>
             <w:webHidden/>
           </w:rPr>
-          <w:t>27</w:t>
+          <w:t>33</w:t>
         </w:r>
         <w:r>
           <w:rPr>
@@ -17640,7 +17820,7 @@
           <w14:ligatures w14:val="standardContextual"/>
         </w:rPr>
       </w:pPr>
-      <w:hyperlink w:anchor="_Toc240038166" w:history="1">
+      <w:hyperlink w:anchor="_Toc242519655" w:history="1">
         <w:r>
           <w:rPr>
             <w:rStyle w:val="Hyperlink"/>
@@ -17667,7 +17847,7 @@
             <w:noProof/>
             <w:webHidden/>
           </w:rPr>
-          <w:instrText xml:space="preserve"> PAGEREF _Toc240038166 \h </w:instrText>
+          <w:instrText xml:space="preserve"> PAGEREF _Toc242519655 \h </w:instrText>
         </w:r>
         <w:r>
           <w:rPr>
@@ -17687,7 +17867,7 @@
             <w:noProof/>
             <w:webHidden/>
           </w:rPr>
-          <w:t>34</w:t>
+          <w:t>40</w:t>
         </w:r>
         <w:r>
           <w:rPr>
@@ -17712,7 +17892,7 @@
           <w14:ligatures w14:val="standardContextual"/>
         </w:rPr>
       </w:pPr>
-      <w:hyperlink w:anchor="_Toc240038167" w:history="1">
+      <w:hyperlink w:anchor="_Toc242519656" w:history="1">
         <w:r>
           <w:rPr>
             <w:rStyle w:val="Hyperlink"/>
@@ -17739,7 +17919,7 @@
             <w:noProof/>
             <w:webHidden/>
           </w:rPr>
-          <w:instrText xml:space="preserve"> PAGEREF _Toc240038167 \h </w:instrText>
+          <w:instrText xml:space="preserve"> PAGEREF _Toc242519656 \h </w:instrText>
         </w:r>
         <w:r>
           <w:rPr>
@@ -17759,7 +17939,7 @@
             <w:noProof/>
             <w:webHidden/>
           </w:rPr>
-          <w:t>37</w:t>
+          <w:t>45</w:t>
         </w:r>
         <w:r>
           <w:rPr>
@@ -17775,23 +17955,23 @@
         <w:fldChar w:fldCharType="end"/>
       </w:r>
     </w:p>
-    <w:bookmarkStart w:id="62" w:name="_Toc240038153" w:displacedByCustomXml="next"/>
+    <w:bookmarkStart w:id="58" w:name="_Toc242519642" w:displacedByCustomXml="next"/>
     <w:sdt>
       <w:sdtPr>
+        <w:rPr>
+          <w:rFonts w:ascii="Times New Roman" w:hAnsi="Times New Roman" w:cs="Times New Roman"/>
+          <w:b w:val="0"/>
+          <w:bCs w:val="0"/>
+          <w:kern w:val="0"/>
+          <w:sz w:val="24"/>
+          <w:szCs w:val="24"/>
+        </w:rPr>
         <w:id w:val="456767432"/>
         <w:docPartObj>
           <w:docPartGallery w:val="Bibliographies"/>
           <w:docPartUnique/>
         </w:docPartObj>
       </w:sdtPr>
-      <w:sdtEndPr>
-        <w:rPr>
-          <w:rFonts w:ascii="Times New Roman" w:hAnsi="Times New Roman" w:cs="Times New Roman"/>
-          <w:kern w:val="0"/>
-          <w:sz w:val="24"/>
-          <w:szCs w:val="24"/>
-        </w:rPr>
-      </w:sdtEndPr>
       <w:sdtContent>
         <w:p>
           <w:pPr>
@@ -17805,7 +17985,7 @@
           <w:r>
             <w:t>Literatura</w:t>
           </w:r>
-          <w:bookmarkEnd w:id="62"/>
+          <w:bookmarkEnd w:id="58"/>
         </w:p>
         <w:p>
           <w:pPr>
@@ -17844,7 +18024,7 @@
           </w:tblGrid>
           <w:tr>
             <w:trPr>
-              <w:divId w:val="726029724"/>
+              <w:divId w:val="1186021177"/>
               <w:tblCellSpacing w:w="15" w:type="dxa"/>
             </w:trPr>
             <w:tc>
@@ -17890,7 +18070,7 @@
           </w:tr>
           <w:tr>
             <w:trPr>
-              <w:divId w:val="726029724"/>
+              <w:divId w:val="1186021177"/>
               <w:tblCellSpacing w:w="15" w:type="dxa"/>
             </w:trPr>
             <w:tc>
@@ -17936,7 +18116,7 @@
           </w:tr>
           <w:tr>
             <w:trPr>
-              <w:divId w:val="726029724"/>
+              <w:divId w:val="1186021177"/>
               <w:tblCellSpacing w:w="15" w:type="dxa"/>
             </w:trPr>
             <w:tc>
@@ -17982,7 +18162,7 @@
           </w:tr>
           <w:tr>
             <w:trPr>
-              <w:divId w:val="726029724"/>
+              <w:divId w:val="1186021177"/>
               <w:tblCellSpacing w:w="15" w:type="dxa"/>
             </w:trPr>
             <w:tc>
@@ -18029,7 +18209,7 @@
         </w:tbl>
         <w:p>
           <w:pPr>
-            <w:divId w:val="726029724"/>
+            <w:divId w:val="1186021177"/>
             <w:rPr>
               <w:noProof/>
             </w:rPr>
@@ -22308,6 +22488,15 @@
 </file>
 
 <file path=customXml/item1.xml><?xml version="1.0" encoding="utf-8"?>
+<?mso-contentType ?>
+<FormTemplates xmlns="http://schemas.microsoft.com/sharepoint/v3/contenttype/forms">
+  <Display>DocumentLibraryForm</Display>
+  <Edit>DocumentLibraryForm</Edit>
+  <New>DocumentLibraryForm</New>
+</FormTemplates>
+</file>
+
+<file path=customXml/item2.xml><?xml version="1.0" encoding="utf-8"?>
 <p:properties xmlns:p="http://schemas.microsoft.com/office/2006/metadata/properties" xmlns:xsi="http://www.w3.org/2001/XMLSchema-instance" xmlns:pc="http://schemas.microsoft.com/office/infopath/2007/PartnerControls">
   <documentManagement>
     <lcf76f155ced4ddcb4097134ff3c332f xmlns="346bc69e-9362-457f-8135-617ee6cc7bac">
@@ -22318,16 +22507,105 @@
 </p:properties>
 </file>
 
-<file path=customXml/item2.xml><?xml version="1.0" encoding="utf-8"?>
-<?mso-contentType ?>
-<FormTemplates xmlns="http://schemas.microsoft.com/sharepoint/v3/contenttype/forms">
-  <Display>DocumentLibraryForm</Display>
-  <Edit>DocumentLibraryForm</Edit>
-  <New>DocumentLibraryForm</New>
-</FormTemplates>
+<file path=customXml/item3.xml><?xml version="1.0" encoding="utf-8"?>
+<b:Sources xmlns:b="http://schemas.openxmlformats.org/officeDocument/2006/bibliography" xmlns="http://schemas.openxmlformats.org/officeDocument/2006/bibliography" SelectedStyle="\IEEE2006OfficeOnline.xsl" StyleName="IEEE" Version="2006">
+  <b:Source>
+    <b:Tag>For25</b:Tag>
+    <b:SourceType>Book</b:SourceType>
+    <b:Guid>{D6407706-64AD-44C5-A4EE-A0130F49D198}</b:Guid>
+    <b:Title>How to Build Android Applications with Kotlin: A hands-on guide to developing, testing, and publishing production-grade Android 16 apps</b:Title>
+    <b:Year>2025</b:Year>
+    <b:Publisher>Packt Publishing</b:Publisher>
+    <b:Author>
+      <b:Author>
+        <b:NameList>
+          <b:Person>
+            <b:Last>Forrester</b:Last>
+            <b:First>A.</b:First>
+          </b:Person>
+          <b:Person>
+            <b:Last>Boudjnah</b:Last>
+            <b:First>E.</b:First>
+          </b:Person>
+        </b:NameList>
+      </b:Author>
+    </b:Author>
+    <b:RefOrder>1</b:RefOrder>
+  </b:Source>
+  <b:Source>
+    <b:Tag>Aho06</b:Tag>
+    <b:SourceType>Book</b:SourceType>
+    <b:Guid>{A67BE479-9547-4633-AD94-0E92F47A5A64}</b:Guid>
+    <b:Title>Compilers: Principles, techniques, and tools</b:Title>
+    <b:Year>2006</b:Year>
+    <b:Publisher>Pearson Education</b:Publisher>
+    <b:Author>
+      <b:Author>
+        <b:NameList>
+          <b:Person>
+            <b:Last>Aho</b:Last>
+            <b:First>A. V.</b:First>
+          </b:Person>
+          <b:Person>
+            <b:Last>Lam</b:Last>
+            <b:First>M. S.</b:First>
+          </b:Person>
+          <b:Person>
+            <b:Last>Sethi</b:Last>
+            <b:First>R.</b:First>
+          </b:Person>
+          <b:Person>
+            <b:Last>Ullman</b:Last>
+            <b:First>J.D.</b:First>
+          </b:Person>
+        </b:NameList>
+      </b:Author>
+    </b:Author>
+    <b:Edition>2nd ed.</b:Edition>
+    <b:RefOrder>2</b:RefOrder>
+  </b:Source>
+  <b:Source>
+    <b:Tag>Goo26</b:Tag>
+    <b:SourceType>DocumentFromInternetSite</b:SourceType>
+    <b:Guid>{CB463188-BCFD-4474-83A4-F557E4C9EE05}</b:Guid>
+    <b:Title>Recognize text in images with ML Kit on Android</b:Title>
+    <b:Year>2026</b:Year>
+    <b:Author>
+      <b:Author>
+        <b:Corporate>Google for Developers</b:Corporate>
+      </b:Author>
+    </b:Author>
+    <b:InternetSiteTitle>Google for Developers</b:InternetSiteTitle>
+    <b:Month>travanj</b:Month>
+    <b:Day>20</b:Day>
+    <b:URL>https://developers.google.com/ml-kit/vision/text-recognition/v2</b:URL>
+    <b:RefOrder>4</b:RefOrder>
+  </b:Source>
+  <b:Source>
+    <b:Tag>Gru24</b:Tag>
+    <b:SourceType>Report</b:SourceType>
+    <b:Guid>{F9673649-4FD3-438F-88A2-A18D972BA673}</b:Guid>
+    <b:Title>Mobilna aplikacija za pretvorbu slike s tekstom u tekst primjenom tehnologije optičkog prepoznavanja znakova</b:Title>
+    <b:Year>2024</b:Year>
+    <b:URL>https://urn.nsk.hr/urn:nbn:hr:168:587919</b:URL>
+    <b:Institution>Fakultet elektrotehnike i računarstva, Sveučilište u Zagrebu</b:Institution>
+    <b:ThesisType>Završni rad</b:ThesisType>
+    <b:Author>
+      <b:Author>
+        <b:NameList>
+          <b:Person>
+            <b:Last>Grudić</b:Last>
+            <b:First>T.</b:First>
+          </b:Person>
+        </b:NameList>
+      </b:Author>
+    </b:Author>
+    <b:RefOrder>3</b:RefOrder>
+  </b:Source>
+</b:Sources>
 </file>
 
-<file path=customXml/item3.xml><?xml version="1.0" encoding="utf-8"?>
+<file path=customXml/item4.xml><?xml version="1.0" encoding="utf-8"?>
 <ct:contentTypeSchema xmlns:ct="http://schemas.microsoft.com/office/2006/metadata/contentType" xmlns:ma="http://schemas.microsoft.com/office/2006/metadata/properties/metaAttributes" ct:_="" ma:_="" ma:contentTypeName="Dokument" ma:contentTypeID="0x010100CE8A6C523F15BE45BBB2628A8D195F23" ma:contentTypeVersion="13" ma:contentTypeDescription="Stvaranje novog dokumenta." ma:contentTypeScope="" ma:versionID="6a86de1faa86fa16ad729fe3930c3d49">
   <xsd:schema xmlns:xsd="http://www.w3.org/2001/XMLSchema" xmlns:xs="http://www.w3.org/2001/XMLSchema" xmlns:p="http://schemas.microsoft.com/office/2006/metadata/properties" xmlns:ns2="346bc69e-9362-457f-8135-617ee6cc7bac" xmlns:ns3="05f9ff4f-fb41-4731-8e66-a25ebb0ec23b" targetNamespace="http://schemas.microsoft.com/office/2006/metadata/properties" ma:root="true" ma:fieldsID="8f7b465b8d64df515966ccfc620eb42a" ns2:_="" ns3:_="">
     <xsd:import namespace="346bc69e-9362-457f-8135-617ee6cc7bac"/>
@@ -22534,105 +22812,15 @@
 </ct:contentTypeSchema>
 </file>
 
-<file path=customXml/item4.xml><?xml version="1.0" encoding="utf-8"?>
-<b:Sources xmlns:b="http://schemas.openxmlformats.org/officeDocument/2006/bibliography" xmlns="http://schemas.openxmlformats.org/officeDocument/2006/bibliography" SelectedStyle="\IEEE2006OfficeOnline.xsl" StyleName="IEEE" Version="2006">
-  <b:Source>
-    <b:Tag>For25</b:Tag>
-    <b:SourceType>Book</b:SourceType>
-    <b:Guid>{D6407706-64AD-44C5-A4EE-A0130F49D198}</b:Guid>
-    <b:Title>How to Build Android Applications with Kotlin: A hands-on guide to developing, testing, and publishing production-grade Android 16 apps</b:Title>
-    <b:Year>2025</b:Year>
-    <b:Publisher>Packt Publishing</b:Publisher>
-    <b:Author>
-      <b:Author>
-        <b:NameList>
-          <b:Person>
-            <b:Last>Forrester</b:Last>
-            <b:First>A.</b:First>
-          </b:Person>
-          <b:Person>
-            <b:Last>Boudjnah</b:Last>
-            <b:First>E.</b:First>
-          </b:Person>
-        </b:NameList>
-      </b:Author>
-    </b:Author>
-    <b:RefOrder>1</b:RefOrder>
-  </b:Source>
-  <b:Source>
-    <b:Tag>Aho06</b:Tag>
-    <b:SourceType>Book</b:SourceType>
-    <b:Guid>{A67BE479-9547-4633-AD94-0E92F47A5A64}</b:Guid>
-    <b:Title>Compilers: Principles, techniques, and tools</b:Title>
-    <b:Year>2006</b:Year>
-    <b:Publisher>Pearson Education</b:Publisher>
-    <b:Author>
-      <b:Author>
-        <b:NameList>
-          <b:Person>
-            <b:Last>Aho</b:Last>
-            <b:First>A. V.</b:First>
-          </b:Person>
-          <b:Person>
-            <b:Last>Lam</b:Last>
-            <b:First>M. S.</b:First>
-          </b:Person>
-          <b:Person>
-            <b:Last>Sethi</b:Last>
-            <b:First>R.</b:First>
-          </b:Person>
-          <b:Person>
-            <b:Last>Ullman</b:Last>
-            <b:First>J.D.</b:First>
-          </b:Person>
-        </b:NameList>
-      </b:Author>
-    </b:Author>
-    <b:Edition>2nd ed.</b:Edition>
-    <b:RefOrder>2</b:RefOrder>
-  </b:Source>
-  <b:Source>
-    <b:Tag>Goo26</b:Tag>
-    <b:SourceType>DocumentFromInternetSite</b:SourceType>
-    <b:Guid>{CB463188-BCFD-4474-83A4-F557E4C9EE05}</b:Guid>
-    <b:Title>Recognize text in images with ML Kit on Android</b:Title>
-    <b:Year>2026</b:Year>
-    <b:Author>
-      <b:Author>
-        <b:Corporate>Google for Developers</b:Corporate>
-      </b:Author>
-    </b:Author>
-    <b:InternetSiteTitle>Google for Developers</b:InternetSiteTitle>
-    <b:Month>travanj</b:Month>
-    <b:Day>20</b:Day>
-    <b:URL>https://developers.google.com/ml-kit/vision/text-recognition/v2</b:URL>
-    <b:RefOrder>4</b:RefOrder>
-  </b:Source>
-  <b:Source>
-    <b:Tag>Gru24</b:Tag>
-    <b:SourceType>Report</b:SourceType>
-    <b:Guid>{F9673649-4FD3-438F-88A2-A18D972BA673}</b:Guid>
-    <b:Title>Mobilna aplikacija za pretvorbu slike s tekstom u tekst primjenom tehnologije optičkog prepoznavanja znakova</b:Title>
-    <b:Year>2024</b:Year>
-    <b:URL>https://urn.nsk.hr/urn:nbn:hr:168:587919</b:URL>
-    <b:Institution>Fakultet elektrotehnike i računarstva, Sveučilište u Zagrebu</b:Institution>
-    <b:ThesisType>Završni rad</b:ThesisType>
-    <b:Author>
-      <b:Author>
-        <b:NameList>
-          <b:Person>
-            <b:Last>Grudić</b:Last>
-            <b:First>T.</b:First>
-          </b:Person>
-        </b:NameList>
-      </b:Author>
-    </b:Author>
-    <b:RefOrder>3</b:RefOrder>
-  </b:Source>
-</b:Sources>
+<file path=customXml/itemProps1.xml><?xml version="1.0" encoding="utf-8"?>
+<ds:datastoreItem xmlns:ds="http://schemas.openxmlformats.org/officeDocument/2006/customXml" ds:itemID="{4B895F2A-9BBA-40EB-8B52-6127588571FA}">
+  <ds:schemaRefs>
+    <ds:schemaRef ds:uri="http://schemas.microsoft.com/sharepoint/v3/contenttype/forms"/>
+  </ds:schemaRefs>
+</ds:datastoreItem>
 </file>
 
-<file path=customXml/itemProps1.xml><?xml version="1.0" encoding="utf-8"?>
+<file path=customXml/itemProps2.xml><?xml version="1.0" encoding="utf-8"?>
 <ds:datastoreItem xmlns:ds="http://schemas.openxmlformats.org/officeDocument/2006/customXml" ds:itemID="{5D60AB73-315D-41F5-B86C-A733B1DE9D36}">
   <ds:schemaRefs>
     <ds:schemaRef ds:uri="http://schemas.microsoft.com/office/2006/metadata/properties"/>
@@ -22643,15 +22831,15 @@
 </ds:datastoreItem>
 </file>
 
-<file path=customXml/itemProps2.xml><?xml version="1.0" encoding="utf-8"?>
-<ds:datastoreItem xmlns:ds="http://schemas.openxmlformats.org/officeDocument/2006/customXml" ds:itemID="{4B895F2A-9BBA-40EB-8B52-6127588571FA}">
+<file path=customXml/itemProps3.xml><?xml version="1.0" encoding="utf-8"?>
+<ds:datastoreItem xmlns:ds="http://schemas.openxmlformats.org/officeDocument/2006/customXml" ds:itemID="{E6746475-B202-49DA-9CB3-3E7BA13B2120}">
   <ds:schemaRefs>
-    <ds:schemaRef ds:uri="http://schemas.microsoft.com/sharepoint/v3/contenttype/forms"/>
+    <ds:schemaRef ds:uri="http://schemas.openxmlformats.org/officeDocument/2006/bibliography"/>
   </ds:schemaRefs>
 </ds:datastoreItem>
 </file>
 
-<file path=customXml/itemProps3.xml><?xml version="1.0" encoding="utf-8"?>
+<file path=customXml/itemProps4.xml><?xml version="1.0" encoding="utf-8"?>
 <ds:datastoreItem xmlns:ds="http://schemas.openxmlformats.org/officeDocument/2006/customXml" ds:itemID="{F1F35A86-14E7-45B7-8C97-55729988BED5}">
   <ds:schemaRefs>
     <ds:schemaRef ds:uri="http://schemas.microsoft.com/office/2006/metadata/contentType"/>
@@ -22668,12 +22856,4 @@
     <ds:schemaRef ds:uri="http://schemas.microsoft.com/internal/obd"/>
   </ds:schemaRefs>
 </ds:datastoreItem>
-</file>
-
-<file path=customXml/itemProps4.xml><?xml version="1.0" encoding="utf-8"?>
-<ds:datastoreItem xmlns:ds="http://schemas.openxmlformats.org/officeDocument/2006/customXml" ds:itemID="{E6746475-B202-49DA-9CB3-3E7BA13B2120}">
-  <ds:schemaRefs>
-    <ds:schemaRef ds:uri="http://schemas.openxmlformats.org/officeDocument/2006/bibliography"/>
-  </ds:schemaRefs>
-</ds:datastoreItem>
 </file>
--- a/Doc/Završni_rad_FilipFolnegović.docx
+++ b/Doc/Završni_rad_FilipFolnegović.docx
@@ -3346,7 +3346,13 @@
         <w:t xml:space="preserve"> izračune. Korisnik u njima rijetko ima mogućnost kreiranja vlastite baze znanja koju bi mogao trajno koristiti, dijeliti s drugima ili organizirati prema specifičnim predmetima ili projektima na kojima radi, što stvara potrebu za hibridnim rješenjem koje spaja mo</w:t>
       </w:r>
       <w:r>
-        <w:t>gučnosti</w:t>
+        <w:t>gu</w:t>
+      </w:r>
+      <w:r>
+        <w:t>ć</w:t>
+      </w:r>
+      <w:r>
+        <w:t>nosti</w:t>
       </w:r>
       <w:r>
         <w:t xml:space="preserve"> izračuna s naprednom organizacijom.</w:t>
@@ -3727,45 +3733,25 @@
                             <w:r>
                               <w:t xml:space="preserve">Slika </w:t>
                             </w:r>
-                            <w:r>
-                              <w:fldChar w:fldCharType="begin"/>
-                            </w:r>
-                            <w:r>
-                              <w:instrText xml:space="preserve"> STYLEREF 1 \s </w:instrText>
-                            </w:r>
-                            <w:r>
-                              <w:fldChar w:fldCharType="separate"/>
-                            </w:r>
-                            <w:r>
-                              <w:rPr>
-                                <w:noProof/>
-                              </w:rPr>
-                              <w:t>3</w:t>
-                            </w:r>
-                            <w:r>
-                              <w:fldChar w:fldCharType="end"/>
-                            </w:r>
+                            <w:fldSimple w:instr=" STYLEREF 1 \s ">
+                              <w:r>
+                                <w:rPr>
+                                  <w:noProof/>
+                                </w:rPr>
+                                <w:t>3</w:t>
+                              </w:r>
+                            </w:fldSimple>
                             <w:r>
                               <w:t>.</w:t>
                             </w:r>
-                            <w:r>
-                              <w:fldChar w:fldCharType="begin"/>
-                            </w:r>
-                            <w:r>
-                              <w:instrText xml:space="preserve"> SEQ Slika \* ARABIC \s 1 </w:instrText>
-                            </w:r>
-                            <w:r>
-                              <w:fldChar w:fldCharType="separate"/>
-                            </w:r>
-                            <w:r>
-                              <w:rPr>
-                                <w:noProof/>
-                              </w:rPr>
-                              <w:t>1</w:t>
-                            </w:r>
-                            <w:r>
-                              <w:fldChar w:fldCharType="end"/>
-                            </w:r>
+                            <w:fldSimple w:instr=" SEQ Slika \* ARABIC \s 1 ">
+                              <w:r>
+                                <w:rPr>
+                                  <w:noProof/>
+                                </w:rPr>
+                                <w:t>1</w:t>
+                              </w:r>
+                            </w:fldSimple>
                             <w:r>
                               <w:t xml:space="preserve"> </w:t>
                             </w:r>
@@ -3805,45 +3791,25 @@
                       <w:r>
                         <w:t xml:space="preserve">Slika </w:t>
                       </w:r>
-                      <w:r>
-                        <w:fldChar w:fldCharType="begin"/>
-                      </w:r>
-                      <w:r>
-                        <w:instrText xml:space="preserve"> STYLEREF 1 \s </w:instrText>
-                      </w:r>
-                      <w:r>
-                        <w:fldChar w:fldCharType="separate"/>
-                      </w:r>
-                      <w:r>
-                        <w:rPr>
-                          <w:noProof/>
-                        </w:rPr>
-                        <w:t>3</w:t>
-                      </w:r>
-                      <w:r>
-                        <w:fldChar w:fldCharType="end"/>
-                      </w:r>
+                      <w:fldSimple w:instr=" STYLEREF 1 \s ">
+                        <w:r>
+                          <w:rPr>
+                            <w:noProof/>
+                          </w:rPr>
+                          <w:t>3</w:t>
+                        </w:r>
+                      </w:fldSimple>
                       <w:r>
                         <w:t>.</w:t>
                       </w:r>
-                      <w:r>
-                        <w:fldChar w:fldCharType="begin"/>
-                      </w:r>
-                      <w:r>
-                        <w:instrText xml:space="preserve"> SEQ Slika \* ARABIC \s 1 </w:instrText>
-                      </w:r>
-                      <w:r>
-                        <w:fldChar w:fldCharType="separate"/>
-                      </w:r>
-                      <w:r>
-                        <w:rPr>
-                          <w:noProof/>
-                        </w:rPr>
-                        <w:t>1</w:t>
-                      </w:r>
-                      <w:r>
-                        <w:fldChar w:fldCharType="end"/>
-                      </w:r>
+                      <w:fldSimple w:instr=" SEQ Slika \* ARABIC \s 1 ">
+                        <w:r>
+                          <w:rPr>
+                            <w:noProof/>
+                          </w:rPr>
+                          <w:t>1</w:t>
+                        </w:r>
+                      </w:fldSimple>
                       <w:r>
                         <w:t xml:space="preserve"> </w:t>
                       </w:r>
@@ -4018,45 +3984,25 @@
                             <w:r>
                               <w:t xml:space="preserve">Slika </w:t>
                             </w:r>
-                            <w:r>
-                              <w:fldChar w:fldCharType="begin"/>
-                            </w:r>
-                            <w:r>
-                              <w:instrText xml:space="preserve"> STYLEREF 1 \s </w:instrText>
-                            </w:r>
-                            <w:r>
-                              <w:fldChar w:fldCharType="separate"/>
-                            </w:r>
-                            <w:r>
-                              <w:rPr>
-                                <w:noProof/>
-                              </w:rPr>
-                              <w:t>3</w:t>
-                            </w:r>
-                            <w:r>
-                              <w:fldChar w:fldCharType="end"/>
-                            </w:r>
+                            <w:fldSimple w:instr=" STYLEREF 1 \s ">
+                              <w:r>
+                                <w:rPr>
+                                  <w:noProof/>
+                                </w:rPr>
+                                <w:t>3</w:t>
+                              </w:r>
+                            </w:fldSimple>
                             <w:r>
                               <w:t>.</w:t>
                             </w:r>
-                            <w:r>
-                              <w:fldChar w:fldCharType="begin"/>
-                            </w:r>
-                            <w:r>
-                              <w:instrText xml:space="preserve"> SEQ Slika \* ARABIC \s 1 </w:instrText>
-                            </w:r>
-                            <w:r>
-                              <w:fldChar w:fldCharType="separate"/>
-                            </w:r>
-                            <w:r>
-                              <w:rPr>
-                                <w:noProof/>
-                              </w:rPr>
-                              <w:t>2</w:t>
-                            </w:r>
-                            <w:r>
-                              <w:fldChar w:fldCharType="end"/>
-                            </w:r>
+                            <w:fldSimple w:instr=" SEQ Slika \* ARABIC \s 1 ">
+                              <w:r>
+                                <w:rPr>
+                                  <w:noProof/>
+                                </w:rPr>
+                                <w:t>2</w:t>
+                              </w:r>
+                            </w:fldSimple>
                             <w:r>
                               <w:t xml:space="preserve"> </w:t>
                             </w:r>
@@ -4095,45 +4041,25 @@
                       <w:r>
                         <w:t xml:space="preserve">Slika </w:t>
                       </w:r>
-                      <w:r>
-                        <w:fldChar w:fldCharType="begin"/>
-                      </w:r>
-                      <w:r>
-                        <w:instrText xml:space="preserve"> STYLEREF 1 \s </w:instrText>
-                      </w:r>
-                      <w:r>
-                        <w:fldChar w:fldCharType="separate"/>
-                      </w:r>
-                      <w:r>
-                        <w:rPr>
-                          <w:noProof/>
-                        </w:rPr>
-                        <w:t>3</w:t>
-                      </w:r>
-                      <w:r>
-                        <w:fldChar w:fldCharType="end"/>
-                      </w:r>
+                      <w:fldSimple w:instr=" STYLEREF 1 \s ">
+                        <w:r>
+                          <w:rPr>
+                            <w:noProof/>
+                          </w:rPr>
+                          <w:t>3</w:t>
+                        </w:r>
+                      </w:fldSimple>
                       <w:r>
                         <w:t>.</w:t>
                       </w:r>
-                      <w:r>
-                        <w:fldChar w:fldCharType="begin"/>
-                      </w:r>
-                      <w:r>
-                        <w:instrText xml:space="preserve"> SEQ Slika \* ARABIC \s 1 </w:instrText>
-                      </w:r>
-                      <w:r>
-                        <w:fldChar w:fldCharType="separate"/>
-                      </w:r>
-                      <w:r>
-                        <w:rPr>
-                          <w:noProof/>
-                        </w:rPr>
-                        <w:t>2</w:t>
-                      </w:r>
-                      <w:r>
-                        <w:fldChar w:fldCharType="end"/>
-                      </w:r>
+                      <w:fldSimple w:instr=" SEQ Slika \* ARABIC \s 1 ">
+                        <w:r>
+                          <w:rPr>
+                            <w:noProof/>
+                          </w:rPr>
+                          <w:t>2</w:t>
+                        </w:r>
+                      </w:fldSimple>
                       <w:r>
                         <w:t xml:space="preserve"> </w:t>
                       </w:r>
@@ -4985,45 +4911,25 @@
                             <w:r>
                               <w:t xml:space="preserve">Slika </w:t>
                             </w:r>
-                            <w:r>
-                              <w:fldChar w:fldCharType="begin"/>
-                            </w:r>
-                            <w:r>
-                              <w:instrText xml:space="preserve"> STYLEREF 1 \s </w:instrText>
-                            </w:r>
-                            <w:r>
-                              <w:fldChar w:fldCharType="separate"/>
-                            </w:r>
-                            <w:r>
-                              <w:rPr>
-                                <w:noProof/>
-                              </w:rPr>
-                              <w:t>5</w:t>
-                            </w:r>
-                            <w:r>
-                              <w:fldChar w:fldCharType="end"/>
-                            </w:r>
+                            <w:fldSimple w:instr=" STYLEREF 1 \s ">
+                              <w:r>
+                                <w:rPr>
+                                  <w:noProof/>
+                                </w:rPr>
+                                <w:t>5</w:t>
+                              </w:r>
+                            </w:fldSimple>
                             <w:r>
                               <w:t>.</w:t>
                             </w:r>
-                            <w:r>
-                              <w:fldChar w:fldCharType="begin"/>
-                            </w:r>
-                            <w:r>
-                              <w:instrText xml:space="preserve"> SEQ Slika \* ARABIC \s 1 </w:instrText>
-                            </w:r>
-                            <w:r>
-                              <w:fldChar w:fldCharType="separate"/>
-                            </w:r>
-                            <w:r>
-                              <w:rPr>
-                                <w:noProof/>
-                              </w:rPr>
-                              <w:t>1</w:t>
-                            </w:r>
-                            <w:r>
-                              <w:fldChar w:fldCharType="end"/>
-                            </w:r>
+                            <w:fldSimple w:instr=" SEQ Slika \* ARABIC \s 1 ">
+                              <w:r>
+                                <w:rPr>
+                                  <w:noProof/>
+                                </w:rPr>
+                                <w:t>1</w:t>
+                              </w:r>
+                            </w:fldSimple>
                             <w:r>
                               <w:t xml:space="preserve"> </w:t>
                             </w:r>
@@ -5062,45 +4968,25 @@
                       <w:r>
                         <w:t xml:space="preserve">Slika </w:t>
                       </w:r>
-                      <w:r>
-                        <w:fldChar w:fldCharType="begin"/>
-                      </w:r>
-                      <w:r>
-                        <w:instrText xml:space="preserve"> STYLEREF 1 \s </w:instrText>
-                      </w:r>
-                      <w:r>
-                        <w:fldChar w:fldCharType="separate"/>
-                      </w:r>
-                      <w:r>
-                        <w:rPr>
-                          <w:noProof/>
-                        </w:rPr>
-                        <w:t>5</w:t>
-                      </w:r>
-                      <w:r>
-                        <w:fldChar w:fldCharType="end"/>
-                      </w:r>
+                      <w:fldSimple w:instr=" STYLEREF 1 \s ">
+                        <w:r>
+                          <w:rPr>
+                            <w:noProof/>
+                          </w:rPr>
+                          <w:t>5</w:t>
+                        </w:r>
+                      </w:fldSimple>
                       <w:r>
                         <w:t>.</w:t>
                       </w:r>
-                      <w:r>
-                        <w:fldChar w:fldCharType="begin"/>
-                      </w:r>
-                      <w:r>
-                        <w:instrText xml:space="preserve"> SEQ Slika \* ARABIC \s 1 </w:instrText>
-                      </w:r>
-                      <w:r>
-                        <w:fldChar w:fldCharType="separate"/>
-                      </w:r>
-                      <w:r>
-                        <w:rPr>
-                          <w:noProof/>
-                        </w:rPr>
-                        <w:t>1</w:t>
-                      </w:r>
-                      <w:r>
-                        <w:fldChar w:fldCharType="end"/>
-                      </w:r>
+                      <w:fldSimple w:instr=" SEQ Slika \* ARABIC \s 1 ">
+                        <w:r>
+                          <w:rPr>
+                            <w:noProof/>
+                          </w:rPr>
+                          <w:t>1</w:t>
+                        </w:r>
+                      </w:fldSimple>
                       <w:r>
                         <w:t xml:space="preserve"> </w:t>
                       </w:r>
@@ -5450,7 +5336,21 @@
           <w:lang w:val="en-DE"/>
         </w:rPr>
         <w:br/>
-        <w:t>interface EquationDao {</w:t>
+        <w:t xml:space="preserve">interface </w:t>
+      </w:r>
+      <w:proofErr w:type="spellStart"/>
+      <w:r>
+        <w:rPr>
+          <w:lang w:val="en-DE"/>
+        </w:rPr>
+        <w:t>EquationDao</w:t>
+      </w:r>
+      <w:proofErr w:type="spellEnd"/>
+      <w:r>
+        <w:rPr>
+          <w:lang w:val="en-DE"/>
+        </w:rPr>
+        <w:t xml:space="preserve"> {</w:t>
       </w:r>
       <w:r>
         <w:rPr>
@@ -5470,14 +5370,42 @@
           <w:lang w:val="en-DE"/>
         </w:rPr>
         <w:br/>
-        <w:t xml:space="preserve">    @Insert(onConflict = OnConflictStrategy.REPLACE)</w:t>
-      </w:r>
-      <w:r>
-        <w:rPr>
-          <w:lang w:val="en-DE"/>
-        </w:rPr>
-        <w:br/>
-        <w:t xml:space="preserve">    suspend fun insertPocket(pocket: Pocket): Long</w:t>
+        <w:t xml:space="preserve">    @Insert(onConflict = </w:t>
+      </w:r>
+      <w:proofErr w:type="spellStart"/>
+      <w:r>
+        <w:rPr>
+          <w:lang w:val="en-DE"/>
+        </w:rPr>
+        <w:t>OnConflictStrategy.REPLACE</w:t>
+      </w:r>
+      <w:proofErr w:type="spellEnd"/>
+      <w:r>
+        <w:rPr>
+          <w:lang w:val="en-DE"/>
+        </w:rPr>
+        <w:t>)</w:t>
+      </w:r>
+      <w:r>
+        <w:rPr>
+          <w:lang w:val="en-DE"/>
+        </w:rPr>
+        <w:br/>
+        <w:t xml:space="preserve">    suspend fun </w:t>
+      </w:r>
+      <w:proofErr w:type="spellStart"/>
+      <w:r>
+        <w:rPr>
+          <w:lang w:val="en-DE"/>
+        </w:rPr>
+        <w:t>insertPocket</w:t>
+      </w:r>
+      <w:proofErr w:type="spellEnd"/>
+      <w:r>
+        <w:rPr>
+          <w:lang w:val="en-DE"/>
+        </w:rPr>
+        <w:t>(pocket: Pocket): Long</w:t>
       </w:r>
       <w:r>
         <w:rPr>
@@ -5497,7 +5425,35 @@
           <w:lang w:val="en-DE"/>
         </w:rPr>
         <w:br/>
-        <w:t xml:space="preserve">    fun getAllPockets(): kotlinx.coroutines.flow.Flow&lt;List&lt;Pocket&gt;&gt;</w:t>
+        <w:t xml:space="preserve">    fun </w:t>
+      </w:r>
+      <w:proofErr w:type="spellStart"/>
+      <w:r>
+        <w:rPr>
+          <w:lang w:val="en-DE"/>
+        </w:rPr>
+        <w:t>getAllPockets</w:t>
+      </w:r>
+      <w:proofErr w:type="spellEnd"/>
+      <w:r>
+        <w:rPr>
+          <w:lang w:val="en-DE"/>
+        </w:rPr>
+        <w:t xml:space="preserve">(): </w:t>
+      </w:r>
+      <w:proofErr w:type="spellStart"/>
+      <w:r>
+        <w:rPr>
+          <w:lang w:val="en-DE"/>
+        </w:rPr>
+        <w:t>kotlinx.coroutines.flow.Flow</w:t>
+      </w:r>
+      <w:proofErr w:type="spellEnd"/>
+      <w:r>
+        <w:rPr>
+          <w:lang w:val="en-DE"/>
+        </w:rPr>
+        <w:t>&lt;List&lt;Pocket&gt;&gt;</w:t>
       </w:r>
       <w:r>
         <w:rPr>
@@ -5517,7 +5473,21 @@
           <w:lang w:val="en-DE"/>
         </w:rPr>
         <w:br/>
-        <w:t xml:space="preserve">    suspend fun deletePocket(pocket: Pocket)</w:t>
+        <w:t xml:space="preserve">    suspend fun </w:t>
+      </w:r>
+      <w:proofErr w:type="spellStart"/>
+      <w:r>
+        <w:rPr>
+          <w:lang w:val="en-DE"/>
+        </w:rPr>
+        <w:t>deletePocket</w:t>
+      </w:r>
+      <w:proofErr w:type="spellEnd"/>
+      <w:r>
+        <w:rPr>
+          <w:lang w:val="en-DE"/>
+        </w:rPr>
+        <w:t>(pocket: Pocket)</w:t>
       </w:r>
       <w:r>
         <w:rPr>
@@ -5537,54 +5507,208 @@
           <w:lang w:val="en-DE"/>
         </w:rPr>
         <w:br/>
-        <w:t xml:space="preserve">    @Insert(onConflict = OnConflictStrategy.REPLACE)</w:t>
-      </w:r>
-      <w:r>
-        <w:rPr>
-          <w:lang w:val="en-DE"/>
-        </w:rPr>
-        <w:br/>
-        <w:t xml:space="preserve">    suspend fun insertEquation(equation: Equation): Long</w:t>
-      </w:r>
-      <w:r>
-        <w:rPr>
-          <w:lang w:val="en-DE"/>
-        </w:rPr>
-        <w:br/>
-      </w:r>
-      <w:r>
-        <w:rPr>
-          <w:lang w:val="en-DE"/>
-        </w:rPr>
-        <w:br/>
-        <w:t xml:space="preserve">    @Query("SELECT * FROM equations WHERE pocketId = :pocketId")</w:t>
-      </w:r>
-      <w:r>
-        <w:rPr>
-          <w:lang w:val="en-DE"/>
-        </w:rPr>
-        <w:br/>
-        <w:t xml:space="preserve">    fun getEquationsForPocket(pocketId: Long): kotlinx.coroutines.flow.Flow&lt;List&lt;Equation&gt;&gt;</w:t>
-      </w:r>
-      <w:r>
-        <w:rPr>
-          <w:lang w:val="en-DE"/>
-        </w:rPr>
-        <w:br/>
-      </w:r>
-      <w:r>
-        <w:rPr>
-          <w:lang w:val="en-DE"/>
-        </w:rPr>
-        <w:br/>
-        <w:t xml:space="preserve">    @Query("SELECT * FROM equations WHERE pocketId = :pocketId")</w:t>
-      </w:r>
-      <w:r>
-        <w:rPr>
-          <w:lang w:val="en-DE"/>
-        </w:rPr>
-        <w:br/>
-        <w:t xml:space="preserve">    suspend fun getEquationsForPocketList(pocketId: Long): List&lt;Equation&gt;</w:t>
+        <w:t xml:space="preserve">    @Insert(onConflict = </w:t>
+      </w:r>
+      <w:proofErr w:type="spellStart"/>
+      <w:r>
+        <w:rPr>
+          <w:lang w:val="en-DE"/>
+        </w:rPr>
+        <w:t>OnConflictStrategy.REPLACE</w:t>
+      </w:r>
+      <w:proofErr w:type="spellEnd"/>
+      <w:r>
+        <w:rPr>
+          <w:lang w:val="en-DE"/>
+        </w:rPr>
+        <w:t>)</w:t>
+      </w:r>
+      <w:r>
+        <w:rPr>
+          <w:lang w:val="en-DE"/>
+        </w:rPr>
+        <w:br/>
+        <w:t xml:space="preserve">    suspend fun </w:t>
+      </w:r>
+      <w:proofErr w:type="spellStart"/>
+      <w:r>
+        <w:rPr>
+          <w:lang w:val="en-DE"/>
+        </w:rPr>
+        <w:t>insertEquation</w:t>
+      </w:r>
+      <w:proofErr w:type="spellEnd"/>
+      <w:r>
+        <w:rPr>
+          <w:lang w:val="en-DE"/>
+        </w:rPr>
+        <w:t>(equation: Equation): Long</w:t>
+      </w:r>
+      <w:r>
+        <w:rPr>
+          <w:lang w:val="en-DE"/>
+        </w:rPr>
+        <w:br/>
+      </w:r>
+      <w:r>
+        <w:rPr>
+          <w:lang w:val="en-DE"/>
+        </w:rPr>
+        <w:br/>
+        <w:t xml:space="preserve">    @Query("SELECT * FROM equations WHERE </w:t>
+      </w:r>
+      <w:proofErr w:type="spellStart"/>
+      <w:r>
+        <w:rPr>
+          <w:lang w:val="en-DE"/>
+        </w:rPr>
+        <w:t>pocketId</w:t>
+      </w:r>
+      <w:proofErr w:type="spellEnd"/>
+      <w:r>
+        <w:rPr>
+          <w:lang w:val="en-DE"/>
+        </w:rPr>
+        <w:t xml:space="preserve"> = :</w:t>
+      </w:r>
+      <w:proofErr w:type="spellStart"/>
+      <w:r>
+        <w:rPr>
+          <w:lang w:val="en-DE"/>
+        </w:rPr>
+        <w:t>pocketId</w:t>
+      </w:r>
+      <w:proofErr w:type="spellEnd"/>
+      <w:r>
+        <w:rPr>
+          <w:lang w:val="en-DE"/>
+        </w:rPr>
+        <w:t>")</w:t>
+      </w:r>
+      <w:r>
+        <w:rPr>
+          <w:lang w:val="en-DE"/>
+        </w:rPr>
+        <w:br/>
+        <w:t xml:space="preserve">    fun </w:t>
+      </w:r>
+      <w:proofErr w:type="spellStart"/>
+      <w:r>
+        <w:rPr>
+          <w:lang w:val="en-DE"/>
+        </w:rPr>
+        <w:t>getEquationsForPocket</w:t>
+      </w:r>
+      <w:proofErr w:type="spellEnd"/>
+      <w:r>
+        <w:rPr>
+          <w:lang w:val="en-DE"/>
+        </w:rPr>
+        <w:t>(</w:t>
+      </w:r>
+      <w:proofErr w:type="spellStart"/>
+      <w:r>
+        <w:rPr>
+          <w:lang w:val="en-DE"/>
+        </w:rPr>
+        <w:t>pocketId</w:t>
+      </w:r>
+      <w:proofErr w:type="spellEnd"/>
+      <w:r>
+        <w:rPr>
+          <w:lang w:val="en-DE"/>
+        </w:rPr>
+        <w:t xml:space="preserve">: Long): </w:t>
+      </w:r>
+      <w:proofErr w:type="spellStart"/>
+      <w:r>
+        <w:rPr>
+          <w:lang w:val="en-DE"/>
+        </w:rPr>
+        <w:t>kotlinx.coroutines.flow.Flow</w:t>
+      </w:r>
+      <w:proofErr w:type="spellEnd"/>
+      <w:r>
+        <w:rPr>
+          <w:lang w:val="en-DE"/>
+        </w:rPr>
+        <w:t>&lt;List&lt;Equation&gt;&gt;</w:t>
+      </w:r>
+      <w:r>
+        <w:rPr>
+          <w:lang w:val="en-DE"/>
+        </w:rPr>
+        <w:br/>
+      </w:r>
+      <w:r>
+        <w:rPr>
+          <w:lang w:val="en-DE"/>
+        </w:rPr>
+        <w:br/>
+        <w:t xml:space="preserve">    @Query("SELECT * FROM equations WHERE </w:t>
+      </w:r>
+      <w:proofErr w:type="spellStart"/>
+      <w:r>
+        <w:rPr>
+          <w:lang w:val="en-DE"/>
+        </w:rPr>
+        <w:t>pocketId</w:t>
+      </w:r>
+      <w:proofErr w:type="spellEnd"/>
+      <w:r>
+        <w:rPr>
+          <w:lang w:val="en-DE"/>
+        </w:rPr>
+        <w:t xml:space="preserve"> = :</w:t>
+      </w:r>
+      <w:proofErr w:type="spellStart"/>
+      <w:r>
+        <w:rPr>
+          <w:lang w:val="en-DE"/>
+        </w:rPr>
+        <w:t>pocketId</w:t>
+      </w:r>
+      <w:proofErr w:type="spellEnd"/>
+      <w:r>
+        <w:rPr>
+          <w:lang w:val="en-DE"/>
+        </w:rPr>
+        <w:t>")</w:t>
+      </w:r>
+      <w:r>
+        <w:rPr>
+          <w:lang w:val="en-DE"/>
+        </w:rPr>
+        <w:br/>
+        <w:t xml:space="preserve">    suspend fun </w:t>
+      </w:r>
+      <w:proofErr w:type="spellStart"/>
+      <w:r>
+        <w:rPr>
+          <w:lang w:val="en-DE"/>
+        </w:rPr>
+        <w:t>getEquationsForPocketList</w:t>
+      </w:r>
+      <w:proofErr w:type="spellEnd"/>
+      <w:r>
+        <w:rPr>
+          <w:lang w:val="en-DE"/>
+        </w:rPr>
+        <w:t>(</w:t>
+      </w:r>
+      <w:proofErr w:type="spellStart"/>
+      <w:r>
+        <w:rPr>
+          <w:lang w:val="en-DE"/>
+        </w:rPr>
+        <w:t>pocketId</w:t>
+      </w:r>
+      <w:proofErr w:type="spellEnd"/>
+      <w:r>
+        <w:rPr>
+          <w:lang w:val="en-DE"/>
+        </w:rPr>
+        <w:t>: Long): List&lt;Equation&gt;</w:t>
       </w:r>
       <w:r>
         <w:rPr>
@@ -5604,7 +5728,35 @@
           <w:lang w:val="en-DE"/>
         </w:rPr>
         <w:br/>
-        <w:t xml:space="preserve">    fun getAllEquations(): kotlinx.coroutines.flow.Flow&lt;List&lt;Equation&gt;&gt;</w:t>
+        <w:t xml:space="preserve">    fun </w:t>
+      </w:r>
+      <w:proofErr w:type="spellStart"/>
+      <w:r>
+        <w:rPr>
+          <w:lang w:val="en-DE"/>
+        </w:rPr>
+        <w:t>getAllEquations</w:t>
+      </w:r>
+      <w:proofErr w:type="spellEnd"/>
+      <w:r>
+        <w:rPr>
+          <w:lang w:val="en-DE"/>
+        </w:rPr>
+        <w:t xml:space="preserve">(): </w:t>
+      </w:r>
+      <w:proofErr w:type="spellStart"/>
+      <w:r>
+        <w:rPr>
+          <w:lang w:val="en-DE"/>
+        </w:rPr>
+        <w:t>kotlinx.coroutines.flow.Flow</w:t>
+      </w:r>
+      <w:proofErr w:type="spellEnd"/>
+      <w:r>
+        <w:rPr>
+          <w:lang w:val="en-DE"/>
+        </w:rPr>
+        <w:t>&lt;List&lt;Equation&gt;&gt;</w:t>
       </w:r>
       <w:r>
         <w:rPr>
@@ -5624,7 +5776,21 @@
           <w:lang w:val="en-DE"/>
         </w:rPr>
         <w:br/>
-        <w:t xml:space="preserve">    suspend fun updateEquation(equation: Equation)</w:t>
+        <w:t xml:space="preserve">    suspend fun </w:t>
+      </w:r>
+      <w:proofErr w:type="spellStart"/>
+      <w:r>
+        <w:rPr>
+          <w:lang w:val="en-DE"/>
+        </w:rPr>
+        <w:t>updateEquation</w:t>
+      </w:r>
+      <w:proofErr w:type="spellEnd"/>
+      <w:r>
+        <w:rPr>
+          <w:lang w:val="en-DE"/>
+        </w:rPr>
+        <w:t>(equation: Equation)</w:t>
       </w:r>
       <w:r>
         <w:rPr>
@@ -5650,27 +5816,111 @@
           <w:lang w:val="en-DE"/>
         </w:rPr>
         <w:br/>
-        <w:t xml:space="preserve">    suspend fun deleteEquation(equation: Equation)</w:t>
-      </w:r>
-      <w:r>
-        <w:rPr>
-          <w:lang w:val="en-DE"/>
-        </w:rPr>
-        <w:br/>
-      </w:r>
-      <w:r>
-        <w:rPr>
-          <w:lang w:val="en-DE"/>
-        </w:rPr>
-        <w:br/>
-        <w:t xml:space="preserve">    @Query("UPDATE equations SET isFavorite = 0 WHERE pocketId = :pocketId")</w:t>
-      </w:r>
-      <w:r>
-        <w:rPr>
-          <w:lang w:val="en-DE"/>
-        </w:rPr>
-        <w:br/>
-        <w:t xml:space="preserve">    suspend fun clearFavoritesForPocket(pocketId: Long)</w:t>
+        <w:t xml:space="preserve">    suspend fun </w:t>
+      </w:r>
+      <w:proofErr w:type="spellStart"/>
+      <w:r>
+        <w:rPr>
+          <w:lang w:val="en-DE"/>
+        </w:rPr>
+        <w:t>deleteEquation</w:t>
+      </w:r>
+      <w:proofErr w:type="spellEnd"/>
+      <w:r>
+        <w:rPr>
+          <w:lang w:val="en-DE"/>
+        </w:rPr>
+        <w:t>(equation: Equation)</w:t>
+      </w:r>
+      <w:r>
+        <w:rPr>
+          <w:lang w:val="en-DE"/>
+        </w:rPr>
+        <w:br/>
+      </w:r>
+      <w:r>
+        <w:rPr>
+          <w:lang w:val="en-DE"/>
+        </w:rPr>
+        <w:br/>
+        <w:t xml:space="preserve">    @Query("UPDATE equations SET </w:t>
+      </w:r>
+      <w:proofErr w:type="spellStart"/>
+      <w:r>
+        <w:rPr>
+          <w:lang w:val="en-DE"/>
+        </w:rPr>
+        <w:t>isFavorite</w:t>
+      </w:r>
+      <w:proofErr w:type="spellEnd"/>
+      <w:r>
+        <w:rPr>
+          <w:lang w:val="en-DE"/>
+        </w:rPr>
+        <w:t xml:space="preserve"> = 0 WHERE </w:t>
+      </w:r>
+      <w:proofErr w:type="spellStart"/>
+      <w:r>
+        <w:rPr>
+          <w:lang w:val="en-DE"/>
+        </w:rPr>
+        <w:t>pocketId</w:t>
+      </w:r>
+      <w:proofErr w:type="spellEnd"/>
+      <w:r>
+        <w:rPr>
+          <w:lang w:val="en-DE"/>
+        </w:rPr>
+        <w:t xml:space="preserve"> = :</w:t>
+      </w:r>
+      <w:proofErr w:type="spellStart"/>
+      <w:r>
+        <w:rPr>
+          <w:lang w:val="en-DE"/>
+        </w:rPr>
+        <w:t>pocketId</w:t>
+      </w:r>
+      <w:proofErr w:type="spellEnd"/>
+      <w:r>
+        <w:rPr>
+          <w:lang w:val="en-DE"/>
+        </w:rPr>
+        <w:t>")</w:t>
+      </w:r>
+      <w:r>
+        <w:rPr>
+          <w:lang w:val="en-DE"/>
+        </w:rPr>
+        <w:br/>
+        <w:t xml:space="preserve">    suspend fun </w:t>
+      </w:r>
+      <w:proofErr w:type="spellStart"/>
+      <w:r>
+        <w:rPr>
+          <w:lang w:val="en-DE"/>
+        </w:rPr>
+        <w:t>clearFavoritesForPocket</w:t>
+      </w:r>
+      <w:proofErr w:type="spellEnd"/>
+      <w:r>
+        <w:rPr>
+          <w:lang w:val="en-DE"/>
+        </w:rPr>
+        <w:t>(</w:t>
+      </w:r>
+      <w:proofErr w:type="spellStart"/>
+      <w:r>
+        <w:rPr>
+          <w:lang w:val="en-DE"/>
+        </w:rPr>
+        <w:t>pocketId</w:t>
+      </w:r>
+      <w:proofErr w:type="spellEnd"/>
+      <w:r>
+        <w:rPr>
+          <w:lang w:val="en-DE"/>
+        </w:rPr>
+        <w:t>: Long)</w:t>
       </w:r>
       <w:r>
         <w:rPr>
@@ -5714,24 +5964,14 @@
       <w:r>
         <w:t>.</w:t>
       </w:r>
-      <w:r>
-        <w:fldChar w:fldCharType="begin"/>
-      </w:r>
-      <w:r>
-        <w:instrText xml:space="preserve"> SEQ Kôd \* ARABIC \s 1 </w:instrText>
-      </w:r>
-      <w:r>
-        <w:fldChar w:fldCharType="separate"/>
-      </w:r>
-      <w:r>
-        <w:rPr>
-          <w:noProof/>
-        </w:rPr>
-        <w:t>1</w:t>
-      </w:r>
-      <w:r>
-        <w:fldChar w:fldCharType="end"/>
-      </w:r>
+      <w:fldSimple w:instr=" SEQ Kôd \* ARABIC \s 1 ">
+        <w:r>
+          <w:rPr>
+            <w:noProof/>
+          </w:rPr>
+          <w:t>1</w:t>
+        </w:r>
+      </w:fldSimple>
       <w:r>
         <w:t xml:space="preserve"> EquationDao</w:t>
       </w:r>
@@ -5894,7 +6134,13 @@
     </w:p>
     <w:p>
       <w:r>
-        <w:t>Konačno, valja imati na umu da su podaci pohranjeni lokalno, odnosno da se brišu deinstalacijom aplikacije. To je prihvatljivo za aplikaciju zamišljenu kao osobni repozitorij, ali upućuje na potrebu za mehanizmom izvoza, što je jedan od razloga uvođenja sustava dijeljenja opisanog u potpoglavlju 5.8.</w:t>
+        <w:t xml:space="preserve">Konačno, </w:t>
+      </w:r>
+      <w:r>
+        <w:t>treba</w:t>
+      </w:r>
+      <w:r>
+        <w:t xml:space="preserve"> imati na umu da su podaci pohranjeni lokalno, odnosno da se brišu deinstalacijom aplikacije. To je prihvatljivo za aplikaciju zamišljenu kao osobni repozitorij, ali upućuje na potrebu za mehanizmom izvoza, što je jedan od razloga uvođenja sustava dijeljenja opisanog u potpoglavlju 5.8.</w:t>
       </w:r>
     </w:p>
     <w:p>
@@ -6035,7 +6281,10 @@
         <w:t>ImageAnalysis</w:t>
       </w:r>
       <w:r>
-        <w:t xml:space="preserve"> analizatora. Svaki frejm (engl. </w:t>
+        <w:t xml:space="preserve"> analizatora. Svaki </w:t>
+      </w:r>
+      <w:r>
+        <w:t>„</w:t>
       </w:r>
       <w:r>
         <w:rPr>
@@ -6045,7 +6294,10 @@
         <w:t>frame</w:t>
       </w:r>
       <w:r>
-        <w:t>) slike koji kamera proizvede šalje se u procesor koji detektira blokove teksta, linije i pojedinačne znakove.</w:t>
+        <w:t>“</w:t>
+      </w:r>
+      <w:r>
+        <w:t xml:space="preserve"> slike koji kamera proizvede šalje se u procesor koji detektira blokove teksta, linije i pojedinačne znakove.</w:t>
       </w:r>
     </w:p>
     <w:p>
@@ -6171,45 +6423,25 @@
                             <w:r>
                               <w:t xml:space="preserve">Slika </w:t>
                             </w:r>
-                            <w:r>
-                              <w:fldChar w:fldCharType="begin"/>
-                            </w:r>
-                            <w:r>
-                              <w:instrText xml:space="preserve"> STYLEREF 1 \s </w:instrText>
-                            </w:r>
-                            <w:r>
-                              <w:fldChar w:fldCharType="separate"/>
-                            </w:r>
-                            <w:r>
-                              <w:rPr>
-                                <w:noProof/>
-                              </w:rPr>
-                              <w:t>5</w:t>
-                            </w:r>
-                            <w:r>
-                              <w:fldChar w:fldCharType="end"/>
-                            </w:r>
+                            <w:fldSimple w:instr=" STYLEREF 1 \s ">
+                              <w:r>
+                                <w:rPr>
+                                  <w:noProof/>
+                                </w:rPr>
+                                <w:t>5</w:t>
+                              </w:r>
+                            </w:fldSimple>
                             <w:r>
                               <w:t>.</w:t>
                             </w:r>
-                            <w:r>
-                              <w:fldChar w:fldCharType="begin"/>
-                            </w:r>
-                            <w:r>
-                              <w:instrText xml:space="preserve"> SEQ Slika \* ARABIC \s 1 </w:instrText>
-                            </w:r>
-                            <w:r>
-                              <w:fldChar w:fldCharType="separate"/>
-                            </w:r>
-                            <w:r>
-                              <w:rPr>
-                                <w:noProof/>
-                              </w:rPr>
-                              <w:t>2</w:t>
-                            </w:r>
-                            <w:r>
-                              <w:fldChar w:fldCharType="end"/>
-                            </w:r>
+                            <w:fldSimple w:instr=" SEQ Slika \* ARABIC \s 1 ">
+                              <w:r>
+                                <w:rPr>
+                                  <w:noProof/>
+                                </w:rPr>
+                                <w:t>2</w:t>
+                              </w:r>
+                            </w:fldSimple>
                             <w:r>
                               <w:t xml:space="preserve"> </w:t>
                             </w:r>
@@ -6245,45 +6477,25 @@
                       <w:r>
                         <w:t xml:space="preserve">Slika </w:t>
                       </w:r>
-                      <w:r>
-                        <w:fldChar w:fldCharType="begin"/>
-                      </w:r>
-                      <w:r>
-                        <w:instrText xml:space="preserve"> STYLEREF 1 \s </w:instrText>
-                      </w:r>
-                      <w:r>
-                        <w:fldChar w:fldCharType="separate"/>
-                      </w:r>
-                      <w:r>
-                        <w:rPr>
-                          <w:noProof/>
-                        </w:rPr>
-                        <w:t>5</w:t>
-                      </w:r>
-                      <w:r>
-                        <w:fldChar w:fldCharType="end"/>
-                      </w:r>
+                      <w:fldSimple w:instr=" STYLEREF 1 \s ">
+                        <w:r>
+                          <w:rPr>
+                            <w:noProof/>
+                          </w:rPr>
+                          <w:t>5</w:t>
+                        </w:r>
+                      </w:fldSimple>
                       <w:r>
                         <w:t>.</w:t>
                       </w:r>
-                      <w:r>
-                        <w:fldChar w:fldCharType="begin"/>
-                      </w:r>
-                      <w:r>
-                        <w:instrText xml:space="preserve"> SEQ Slika \* ARABIC \s 1 </w:instrText>
-                      </w:r>
-                      <w:r>
-                        <w:fldChar w:fldCharType="separate"/>
-                      </w:r>
-                      <w:r>
-                        <w:rPr>
-                          <w:noProof/>
-                        </w:rPr>
-                        <w:t>2</w:t>
-                      </w:r>
-                      <w:r>
-                        <w:fldChar w:fldCharType="end"/>
-                      </w:r>
+                      <w:fldSimple w:instr=" SEQ Slika \* ARABIC \s 1 ">
+                        <w:r>
+                          <w:rPr>
+                            <w:noProof/>
+                          </w:rPr>
+                          <w:t>2</w:t>
+                        </w:r>
+                      </w:fldSimple>
                       <w:r>
                         <w:t xml:space="preserve"> </w:t>
                       </w:r>
@@ -6427,14 +6639,91 @@
           <w:lang w:val="en-DE"/>
         </w:rPr>
         <w:br/>
-        <w:t>private fun processImageProxy(imageProxy: ImageProxy) {</w:t>
-      </w:r>
-      <w:r>
-        <w:rPr>
-          <w:lang w:val="en-DE"/>
-        </w:rPr>
-        <w:br/>
-        <w:t xml:space="preserve">    val mediaImage = imageProxy.</w:t>
+        <w:t xml:space="preserve">private fun </w:t>
+      </w:r>
+      <w:proofErr w:type="spellStart"/>
+      <w:r>
+        <w:rPr>
+          <w:lang w:val="en-DE"/>
+        </w:rPr>
+        <w:t>processImageProxy</w:t>
+      </w:r>
+      <w:proofErr w:type="spellEnd"/>
+      <w:r>
+        <w:rPr>
+          <w:lang w:val="en-DE"/>
+        </w:rPr>
+        <w:t>(</w:t>
+      </w:r>
+      <w:proofErr w:type="spellStart"/>
+      <w:r>
+        <w:rPr>
+          <w:lang w:val="en-DE"/>
+        </w:rPr>
+        <w:t>imageProxy</w:t>
+      </w:r>
+      <w:proofErr w:type="spellEnd"/>
+      <w:r>
+        <w:rPr>
+          <w:lang w:val="en-DE"/>
+        </w:rPr>
+        <w:t xml:space="preserve">: </w:t>
+      </w:r>
+      <w:proofErr w:type="spellStart"/>
+      <w:r>
+        <w:rPr>
+          <w:lang w:val="en-DE"/>
+        </w:rPr>
+        <w:t>ImageProxy</w:t>
+      </w:r>
+      <w:proofErr w:type="spellEnd"/>
+      <w:r>
+        <w:rPr>
+          <w:lang w:val="en-DE"/>
+        </w:rPr>
+        <w:t>) {</w:t>
+      </w:r>
+      <w:r>
+        <w:rPr>
+          <w:lang w:val="en-DE"/>
+        </w:rPr>
+        <w:br/>
+        <w:t xml:space="preserve">    </w:t>
+      </w:r>
+      <w:proofErr w:type="spellStart"/>
+      <w:r>
+        <w:rPr>
+          <w:lang w:val="en-DE"/>
+        </w:rPr>
+        <w:t>val</w:t>
+      </w:r>
+      <w:proofErr w:type="spellEnd"/>
+      <w:r>
+        <w:rPr>
+          <w:lang w:val="en-DE"/>
+        </w:rPr>
+        <w:t xml:space="preserve"> </w:t>
+      </w:r>
+      <w:proofErr w:type="spellStart"/>
+      <w:r>
+        <w:rPr>
+          <w:lang w:val="en-DE"/>
+        </w:rPr>
+        <w:t>mediaImage</w:t>
+      </w:r>
+      <w:proofErr w:type="spellEnd"/>
+      <w:r>
+        <w:rPr>
+          <w:lang w:val="en-DE"/>
+        </w:rPr>
+        <w:t xml:space="preserve"> = </w:t>
+      </w:r>
+      <w:proofErr w:type="spellStart"/>
+      <w:r>
+        <w:rPr>
+          <w:lang w:val="en-DE"/>
+        </w:rPr>
+        <w:t>imageProxy.</w:t>
       </w:r>
       <w:r>
         <w:rPr>
@@ -6444,6 +6733,7 @@
         </w:rPr>
         <w:t>image</w:t>
       </w:r>
+      <w:proofErr w:type="spellEnd"/>
       <w:r>
         <w:rPr>
           <w:i/>
@@ -6457,14 +6747,77 @@
         <w:rPr>
           <w:lang w:val="en-DE"/>
         </w:rPr>
-        <w:t>if (mediaImage != null) {</w:t>
-      </w:r>
-      <w:r>
-        <w:rPr>
-          <w:lang w:val="en-DE"/>
-        </w:rPr>
-        <w:br/>
-        <w:t xml:space="preserve">        val image = InputImage.fromMediaImage(mediaImage, imageProxy.</w:t>
+        <w:t>if (</w:t>
+      </w:r>
+      <w:proofErr w:type="spellStart"/>
+      <w:r>
+        <w:rPr>
+          <w:lang w:val="en-DE"/>
+        </w:rPr>
+        <w:t>mediaImage</w:t>
+      </w:r>
+      <w:proofErr w:type="spellEnd"/>
+      <w:r>
+        <w:rPr>
+          <w:lang w:val="en-DE"/>
+        </w:rPr>
+        <w:t xml:space="preserve"> != null) {</w:t>
+      </w:r>
+      <w:r>
+        <w:rPr>
+          <w:lang w:val="en-DE"/>
+        </w:rPr>
+        <w:br/>
+        <w:t xml:space="preserve">        </w:t>
+      </w:r>
+      <w:proofErr w:type="spellStart"/>
+      <w:r>
+        <w:rPr>
+          <w:lang w:val="en-DE"/>
+        </w:rPr>
+        <w:t>val</w:t>
+      </w:r>
+      <w:proofErr w:type="spellEnd"/>
+      <w:r>
+        <w:rPr>
+          <w:lang w:val="en-DE"/>
+        </w:rPr>
+        <w:t xml:space="preserve"> image = </w:t>
+      </w:r>
+      <w:proofErr w:type="spellStart"/>
+      <w:r>
+        <w:rPr>
+          <w:lang w:val="en-DE"/>
+        </w:rPr>
+        <w:t>InputImage.fromMediaImage</w:t>
+      </w:r>
+      <w:proofErr w:type="spellEnd"/>
+      <w:r>
+        <w:rPr>
+          <w:lang w:val="en-DE"/>
+        </w:rPr>
+        <w:t>(</w:t>
+      </w:r>
+      <w:proofErr w:type="spellStart"/>
+      <w:r>
+        <w:rPr>
+          <w:lang w:val="en-DE"/>
+        </w:rPr>
+        <w:t>mediaImage</w:t>
+      </w:r>
+      <w:proofErr w:type="spellEnd"/>
+      <w:r>
+        <w:rPr>
+          <w:lang w:val="en-DE"/>
+        </w:rPr>
+        <w:t xml:space="preserve">, </w:t>
+      </w:r>
+      <w:proofErr w:type="spellStart"/>
+      <w:r>
+        <w:rPr>
+          <w:lang w:val="en-DE"/>
+        </w:rPr>
+        <w:t>imageProxy.</w:t>
       </w:r>
       <w:r>
         <w:rPr>
@@ -6488,6 +6841,7 @@
         </w:rPr>
         <w:t>rotationDegrees</w:t>
       </w:r>
+      <w:proofErr w:type="spellEnd"/>
       <w:r>
         <w:rPr>
           <w:lang w:val="en-DE"/>
@@ -6499,7 +6853,42 @@
           <w:lang w:val="en-DE"/>
         </w:rPr>
         <w:br/>
-        <w:t xml:space="preserve">        val recognizer = TextRecognition.getClient(TextRecognizerOptions.</w:t>
+        <w:t xml:space="preserve">        </w:t>
+      </w:r>
+      <w:proofErr w:type="spellStart"/>
+      <w:r>
+        <w:rPr>
+          <w:lang w:val="en-DE"/>
+        </w:rPr>
+        <w:t>val</w:t>
+      </w:r>
+      <w:proofErr w:type="spellEnd"/>
+      <w:r>
+        <w:rPr>
+          <w:lang w:val="en-DE"/>
+        </w:rPr>
+        <w:t xml:space="preserve"> recognizer = </w:t>
+      </w:r>
+      <w:proofErr w:type="spellStart"/>
+      <w:r>
+        <w:rPr>
+          <w:lang w:val="en-DE"/>
+        </w:rPr>
+        <w:t>TextRecognition.getClient</w:t>
+      </w:r>
+      <w:proofErr w:type="spellEnd"/>
+      <w:r>
+        <w:rPr>
+          <w:lang w:val="en-DE"/>
+        </w:rPr>
+        <w:t>(</w:t>
+      </w:r>
+      <w:proofErr w:type="spellStart"/>
+      <w:r>
+        <w:rPr>
+          <w:lang w:val="en-DE"/>
+        </w:rPr>
+        <w:t>TextRecognizerOptions.</w:t>
       </w:r>
       <w:r>
         <w:rPr>
@@ -6509,6 +6898,7 @@
         </w:rPr>
         <w:t>DEFAULT_OPTIONS</w:t>
       </w:r>
+      <w:proofErr w:type="spellEnd"/>
       <w:r>
         <w:rPr>
           <w:lang w:val="en-DE"/>
@@ -6526,14 +6916,42 @@
           <w:lang w:val="en-DE"/>
         </w:rPr>
         <w:br/>
-        <w:t xml:space="preserve">        recognizer.process(image)</w:t>
-      </w:r>
-      <w:r>
-        <w:rPr>
-          <w:lang w:val="en-DE"/>
-        </w:rPr>
-        <w:br/>
-        <w:t xml:space="preserve">            .addOnSuccessListener </w:t>
+        <w:t xml:space="preserve">        </w:t>
+      </w:r>
+      <w:proofErr w:type="spellStart"/>
+      <w:r>
+        <w:rPr>
+          <w:lang w:val="en-DE"/>
+        </w:rPr>
+        <w:t>recognizer.process</w:t>
+      </w:r>
+      <w:proofErr w:type="spellEnd"/>
+      <w:r>
+        <w:rPr>
+          <w:lang w:val="en-DE"/>
+        </w:rPr>
+        <w:t>(image)</w:t>
+      </w:r>
+      <w:r>
+        <w:rPr>
+          <w:lang w:val="en-DE"/>
+        </w:rPr>
+        <w:br/>
+        <w:t xml:space="preserve">            .</w:t>
+      </w:r>
+      <w:proofErr w:type="spellStart"/>
+      <w:r>
+        <w:rPr>
+          <w:lang w:val="en-DE"/>
+        </w:rPr>
+        <w:t>addOnSuccessListener</w:t>
+      </w:r>
+      <w:proofErr w:type="spellEnd"/>
+      <w:r>
+        <w:rPr>
+          <w:lang w:val="en-DE"/>
+        </w:rPr>
+        <w:t xml:space="preserve"> </w:t>
       </w:r>
       <w:r>
         <w:rPr>
@@ -6543,11 +6961,19 @@
         </w:rPr>
         <w:t xml:space="preserve">{ </w:t>
       </w:r>
-      <w:r>
-        <w:rPr>
-          <w:lang w:val="en-DE"/>
-        </w:rPr>
-        <w:t xml:space="preserve">visionText </w:t>
+      <w:proofErr w:type="spellStart"/>
+      <w:r>
+        <w:rPr>
+          <w:lang w:val="en-DE"/>
+        </w:rPr>
+        <w:t>visionText</w:t>
+      </w:r>
+      <w:proofErr w:type="spellEnd"/>
+      <w:r>
+        <w:rPr>
+          <w:lang w:val="en-DE"/>
+        </w:rPr>
+        <w:t xml:space="preserve"> </w:t>
       </w:r>
       <w:r>
         <w:rPr>
@@ -6571,7 +6997,28 @@
           <w:lang w:val="en-DE"/>
         </w:rPr>
         <w:br/>
-        <w:t xml:space="preserve">                val width = imageProxy.</w:t>
+        <w:t xml:space="preserve">                </w:t>
+      </w:r>
+      <w:proofErr w:type="spellStart"/>
+      <w:r>
+        <w:rPr>
+          <w:lang w:val="en-DE"/>
+        </w:rPr>
+        <w:t>val</w:t>
+      </w:r>
+      <w:proofErr w:type="spellEnd"/>
+      <w:r>
+        <w:rPr>
+          <w:lang w:val="en-DE"/>
+        </w:rPr>
+        <w:t xml:space="preserve"> width = </w:t>
+      </w:r>
+      <w:proofErr w:type="spellStart"/>
+      <w:r>
+        <w:rPr>
+          <w:lang w:val="en-DE"/>
+        </w:rPr>
+        <w:t>imageProxy.</w:t>
       </w:r>
       <w:r>
         <w:rPr>
@@ -6585,14 +7032,42 @@
         <w:rPr>
           <w:lang w:val="en-DE"/>
         </w:rPr>
-        <w:t>.toFloat()</w:t>
-      </w:r>
-      <w:r>
-        <w:rPr>
-          <w:lang w:val="en-DE"/>
-        </w:rPr>
-        <w:br/>
-        <w:t xml:space="preserve">                val height = imageProxy.</w:t>
+        <w:t>.toFloat</w:t>
+      </w:r>
+      <w:proofErr w:type="spellEnd"/>
+      <w:r>
+        <w:rPr>
+          <w:lang w:val="en-DE"/>
+        </w:rPr>
+        <w:t>()</w:t>
+      </w:r>
+      <w:r>
+        <w:rPr>
+          <w:lang w:val="en-DE"/>
+        </w:rPr>
+        <w:br/>
+        <w:t xml:space="preserve">                </w:t>
+      </w:r>
+      <w:proofErr w:type="spellStart"/>
+      <w:r>
+        <w:rPr>
+          <w:lang w:val="en-DE"/>
+        </w:rPr>
+        <w:t>val</w:t>
+      </w:r>
+      <w:proofErr w:type="spellEnd"/>
+      <w:r>
+        <w:rPr>
+          <w:lang w:val="en-DE"/>
+        </w:rPr>
+        <w:t xml:space="preserve"> height = </w:t>
+      </w:r>
+      <w:proofErr w:type="spellStart"/>
+      <w:r>
+        <w:rPr>
+          <w:lang w:val="en-DE"/>
+        </w:rPr>
+        <w:t>imageProxy.</w:t>
       </w:r>
       <w:r>
         <w:rPr>
@@ -6606,54 +7081,194 @@
         <w:rPr>
           <w:lang w:val="en-DE"/>
         </w:rPr>
-        <w:t>.toFloat()</w:t>
-      </w:r>
-      <w:r>
-        <w:rPr>
-          <w:lang w:val="en-DE"/>
-        </w:rPr>
-        <w:br/>
-      </w:r>
-      <w:r>
-        <w:rPr>
-          <w:lang w:val="en-DE"/>
-        </w:rPr>
-        <w:br/>
-        <w:t xml:space="preserve">                val roiMinX = width * 0.25f</w:t>
-      </w:r>
-      <w:r>
-        <w:rPr>
-          <w:lang w:val="en-DE"/>
-        </w:rPr>
-        <w:br/>
-        <w:t xml:space="preserve">                val roiMaxX = width * 0.55f</w:t>
-      </w:r>
-      <w:r>
-        <w:rPr>
-          <w:lang w:val="en-DE"/>
-        </w:rPr>
-        <w:br/>
-        <w:t xml:space="preserve">                val roiMinY = height * 0.20f</w:t>
-      </w:r>
-      <w:r>
-        <w:rPr>
-          <w:lang w:val="en-DE"/>
-        </w:rPr>
-        <w:br/>
-        <w:t xml:space="preserve">                val roiMaxY = height * 0.80f</w:t>
-      </w:r>
-      <w:r>
-        <w:rPr>
-          <w:lang w:val="en-DE"/>
-        </w:rPr>
-        <w:br/>
-      </w:r>
-      <w:r>
-        <w:rPr>
-          <w:lang w:val="en-DE"/>
-        </w:rPr>
-        <w:br/>
-        <w:t xml:space="preserve">                val result = visionText.</w:t>
+        <w:t>.toFloat</w:t>
+      </w:r>
+      <w:proofErr w:type="spellEnd"/>
+      <w:r>
+        <w:rPr>
+          <w:lang w:val="en-DE"/>
+        </w:rPr>
+        <w:t>()</w:t>
+      </w:r>
+      <w:r>
+        <w:rPr>
+          <w:lang w:val="en-DE"/>
+        </w:rPr>
+        <w:br/>
+      </w:r>
+      <w:r>
+        <w:rPr>
+          <w:lang w:val="en-DE"/>
+        </w:rPr>
+        <w:br/>
+        <w:t xml:space="preserve">                </w:t>
+      </w:r>
+      <w:proofErr w:type="spellStart"/>
+      <w:r>
+        <w:rPr>
+          <w:lang w:val="en-DE"/>
+        </w:rPr>
+        <w:t>val</w:t>
+      </w:r>
+      <w:proofErr w:type="spellEnd"/>
+      <w:r>
+        <w:rPr>
+          <w:lang w:val="en-DE"/>
+        </w:rPr>
+        <w:t xml:space="preserve"> </w:t>
+      </w:r>
+      <w:proofErr w:type="spellStart"/>
+      <w:r>
+        <w:rPr>
+          <w:lang w:val="en-DE"/>
+        </w:rPr>
+        <w:t>roiMinX</w:t>
+      </w:r>
+      <w:proofErr w:type="spellEnd"/>
+      <w:r>
+        <w:rPr>
+          <w:lang w:val="en-DE"/>
+        </w:rPr>
+        <w:t xml:space="preserve"> = width * 0.25f</w:t>
+      </w:r>
+      <w:r>
+        <w:rPr>
+          <w:lang w:val="en-DE"/>
+        </w:rPr>
+        <w:br/>
+        <w:t xml:space="preserve">                </w:t>
+      </w:r>
+      <w:proofErr w:type="spellStart"/>
+      <w:r>
+        <w:rPr>
+          <w:lang w:val="en-DE"/>
+        </w:rPr>
+        <w:t>val</w:t>
+      </w:r>
+      <w:proofErr w:type="spellEnd"/>
+      <w:r>
+        <w:rPr>
+          <w:lang w:val="en-DE"/>
+        </w:rPr>
+        <w:t xml:space="preserve"> </w:t>
+      </w:r>
+      <w:proofErr w:type="spellStart"/>
+      <w:r>
+        <w:rPr>
+          <w:lang w:val="en-DE"/>
+        </w:rPr>
+        <w:t>roiMaxX</w:t>
+      </w:r>
+      <w:proofErr w:type="spellEnd"/>
+      <w:r>
+        <w:rPr>
+          <w:lang w:val="en-DE"/>
+        </w:rPr>
+        <w:t xml:space="preserve"> = width * 0.55f</w:t>
+      </w:r>
+      <w:r>
+        <w:rPr>
+          <w:lang w:val="en-DE"/>
+        </w:rPr>
+        <w:br/>
+        <w:t xml:space="preserve">                </w:t>
+      </w:r>
+      <w:proofErr w:type="spellStart"/>
+      <w:r>
+        <w:rPr>
+          <w:lang w:val="en-DE"/>
+        </w:rPr>
+        <w:t>val</w:t>
+      </w:r>
+      <w:proofErr w:type="spellEnd"/>
+      <w:r>
+        <w:rPr>
+          <w:lang w:val="en-DE"/>
+        </w:rPr>
+        <w:t xml:space="preserve"> </w:t>
+      </w:r>
+      <w:proofErr w:type="spellStart"/>
+      <w:r>
+        <w:rPr>
+          <w:lang w:val="en-DE"/>
+        </w:rPr>
+        <w:t>roiMinY</w:t>
+      </w:r>
+      <w:proofErr w:type="spellEnd"/>
+      <w:r>
+        <w:rPr>
+          <w:lang w:val="en-DE"/>
+        </w:rPr>
+        <w:t xml:space="preserve"> = height * 0.20f</w:t>
+      </w:r>
+      <w:r>
+        <w:rPr>
+          <w:lang w:val="en-DE"/>
+        </w:rPr>
+        <w:br/>
+        <w:t xml:space="preserve">                </w:t>
+      </w:r>
+      <w:proofErr w:type="spellStart"/>
+      <w:r>
+        <w:rPr>
+          <w:lang w:val="en-DE"/>
+        </w:rPr>
+        <w:t>val</w:t>
+      </w:r>
+      <w:proofErr w:type="spellEnd"/>
+      <w:r>
+        <w:rPr>
+          <w:lang w:val="en-DE"/>
+        </w:rPr>
+        <w:t xml:space="preserve"> </w:t>
+      </w:r>
+      <w:proofErr w:type="spellStart"/>
+      <w:r>
+        <w:rPr>
+          <w:lang w:val="en-DE"/>
+        </w:rPr>
+        <w:t>roiMaxY</w:t>
+      </w:r>
+      <w:proofErr w:type="spellEnd"/>
+      <w:r>
+        <w:rPr>
+          <w:lang w:val="en-DE"/>
+        </w:rPr>
+        <w:t xml:space="preserve"> = height * 0.80f</w:t>
+      </w:r>
+      <w:r>
+        <w:rPr>
+          <w:lang w:val="en-DE"/>
+        </w:rPr>
+        <w:br/>
+      </w:r>
+      <w:r>
+        <w:rPr>
+          <w:lang w:val="en-DE"/>
+        </w:rPr>
+        <w:br/>
+        <w:t xml:space="preserve">                </w:t>
+      </w:r>
+      <w:proofErr w:type="spellStart"/>
+      <w:r>
+        <w:rPr>
+          <w:lang w:val="en-DE"/>
+        </w:rPr>
+        <w:t>val</w:t>
+      </w:r>
+      <w:proofErr w:type="spellEnd"/>
+      <w:r>
+        <w:rPr>
+          <w:lang w:val="en-DE"/>
+        </w:rPr>
+        <w:t xml:space="preserve"> result = </w:t>
+      </w:r>
+      <w:proofErr w:type="spellStart"/>
+      <w:r>
+        <w:rPr>
+          <w:lang w:val="en-DE"/>
+        </w:rPr>
+        <w:t>visionText.</w:t>
       </w:r>
       <w:r>
         <w:rPr>
@@ -6663,6 +7278,7 @@
         </w:rPr>
         <w:t>textBlocks</w:t>
       </w:r>
+      <w:proofErr w:type="spellEnd"/>
       <w:r>
         <w:rPr>
           <w:i/>
@@ -6717,11 +7333,26 @@
         <w:br/>
         <w:t xml:space="preserve">                        </w:t>
       </w:r>
-      <w:r>
-        <w:rPr>
-          <w:lang w:val="en-DE"/>
-        </w:rPr>
-        <w:t>val box = block.</w:t>
+      <w:proofErr w:type="spellStart"/>
+      <w:r>
+        <w:rPr>
+          <w:lang w:val="en-DE"/>
+        </w:rPr>
+        <w:t>val</w:t>
+      </w:r>
+      <w:proofErr w:type="spellEnd"/>
+      <w:r>
+        <w:rPr>
+          <w:lang w:val="en-DE"/>
+        </w:rPr>
+        <w:t xml:space="preserve"> box = </w:t>
+      </w:r>
+      <w:proofErr w:type="spellStart"/>
+      <w:r>
+        <w:rPr>
+          <w:lang w:val="en-DE"/>
+        </w:rPr>
+        <w:t>block.</w:t>
       </w:r>
       <w:r>
         <w:rPr>
@@ -6731,6 +7362,7 @@
         </w:rPr>
         <w:t>boundingBox</w:t>
       </w:r>
+      <w:proofErr w:type="spellEnd"/>
       <w:r>
         <w:rPr>
           <w:i/>
@@ -6751,15 +7383,121 @@
           <w:lang w:val="en-DE"/>
         </w:rPr>
         <w:br/>
-        <w:t xml:space="preserve">                        box.centerX() &gt; roiMinX &amp;&amp; box.centerX() &lt; roiMaxX &amp;&amp;</w:t>
-      </w:r>
-      <w:r>
-        <w:rPr>
-          <w:lang w:val="en-DE"/>
-        </w:rPr>
-        <w:br/>
-        <w:t xml:space="preserve">                        box.centerY() &gt; roiMinY &amp;&amp; box.centerY() &lt; roiMaxY</w:t>
-      </w:r>
+        <w:t xml:space="preserve">                        </w:t>
+      </w:r>
+      <w:proofErr w:type="spellStart"/>
+      <w:r>
+        <w:rPr>
+          <w:lang w:val="en-DE"/>
+        </w:rPr>
+        <w:t>box.centerX</w:t>
+      </w:r>
+      <w:proofErr w:type="spellEnd"/>
+      <w:r>
+        <w:rPr>
+          <w:lang w:val="en-DE"/>
+        </w:rPr>
+        <w:t xml:space="preserve">() &gt; </w:t>
+      </w:r>
+      <w:proofErr w:type="spellStart"/>
+      <w:r>
+        <w:rPr>
+          <w:lang w:val="en-DE"/>
+        </w:rPr>
+        <w:t>roiMinX</w:t>
+      </w:r>
+      <w:proofErr w:type="spellEnd"/>
+      <w:r>
+        <w:rPr>
+          <w:lang w:val="en-DE"/>
+        </w:rPr>
+        <w:t xml:space="preserve"> &amp;&amp; </w:t>
+      </w:r>
+      <w:proofErr w:type="spellStart"/>
+      <w:r>
+        <w:rPr>
+          <w:lang w:val="en-DE"/>
+        </w:rPr>
+        <w:t>box.centerX</w:t>
+      </w:r>
+      <w:proofErr w:type="spellEnd"/>
+      <w:r>
+        <w:rPr>
+          <w:lang w:val="en-DE"/>
+        </w:rPr>
+        <w:t xml:space="preserve">() &lt; </w:t>
+      </w:r>
+      <w:proofErr w:type="spellStart"/>
+      <w:r>
+        <w:rPr>
+          <w:lang w:val="en-DE"/>
+        </w:rPr>
+        <w:t>roiMaxX</w:t>
+      </w:r>
+      <w:proofErr w:type="spellEnd"/>
+      <w:r>
+        <w:rPr>
+          <w:lang w:val="en-DE"/>
+        </w:rPr>
+        <w:t xml:space="preserve"> &amp;&amp;</w:t>
+      </w:r>
+      <w:r>
+        <w:rPr>
+          <w:lang w:val="en-DE"/>
+        </w:rPr>
+        <w:br/>
+        <w:t xml:space="preserve">                        </w:t>
+      </w:r>
+      <w:proofErr w:type="spellStart"/>
+      <w:r>
+        <w:rPr>
+          <w:lang w:val="en-DE"/>
+        </w:rPr>
+        <w:t>box.centerY</w:t>
+      </w:r>
+      <w:proofErr w:type="spellEnd"/>
+      <w:r>
+        <w:rPr>
+          <w:lang w:val="en-DE"/>
+        </w:rPr>
+        <w:t xml:space="preserve">() &gt; </w:t>
+      </w:r>
+      <w:proofErr w:type="spellStart"/>
+      <w:r>
+        <w:rPr>
+          <w:lang w:val="en-DE"/>
+        </w:rPr>
+        <w:t>roiMinY</w:t>
+      </w:r>
+      <w:proofErr w:type="spellEnd"/>
+      <w:r>
+        <w:rPr>
+          <w:lang w:val="en-DE"/>
+        </w:rPr>
+        <w:t xml:space="preserve"> &amp;&amp; </w:t>
+      </w:r>
+      <w:proofErr w:type="spellStart"/>
+      <w:r>
+        <w:rPr>
+          <w:lang w:val="en-DE"/>
+        </w:rPr>
+        <w:t>box.centerY</w:t>
+      </w:r>
+      <w:proofErr w:type="spellEnd"/>
+      <w:r>
+        <w:rPr>
+          <w:lang w:val="en-DE"/>
+        </w:rPr>
+        <w:t xml:space="preserve">() &lt; </w:t>
+      </w:r>
+      <w:proofErr w:type="spellStart"/>
+      <w:r>
+        <w:rPr>
+          <w:lang w:val="en-DE"/>
+        </w:rPr>
+        <w:t>roiMaxY</w:t>
+      </w:r>
+      <w:proofErr w:type="spellEnd"/>
       <w:r>
         <w:rPr>
           <w:lang w:val="en-DE"/>
@@ -6790,13 +7528,23 @@
         </w:rPr>
         <w:t>.</w:t>
       </w:r>
+      <w:proofErr w:type="spellStart"/>
       <w:r>
         <w:rPr>
           <w:i/>
           <w:iCs/>
           <w:lang w:val="en-DE"/>
         </w:rPr>
-        <w:t xml:space="preserve">flatMap </w:t>
+        <w:t>flatMap</w:t>
+      </w:r>
+      <w:proofErr w:type="spellEnd"/>
+      <w:r>
+        <w:rPr>
+          <w:i/>
+          <w:iCs/>
+          <w:lang w:val="en-DE"/>
+        </w:rPr>
+        <w:t xml:space="preserve"> </w:t>
       </w:r>
       <w:r>
         <w:rPr>
@@ -6804,7 +7552,16 @@
           <w:bCs/>
           <w:lang w:val="en-DE"/>
         </w:rPr>
-        <w:t>{ it</w:t>
+        <w:t xml:space="preserve">{ </w:t>
+      </w:r>
+      <w:proofErr w:type="spellStart"/>
+      <w:r>
+        <w:rPr>
+          <w:b/>
+          <w:bCs/>
+          <w:lang w:val="en-DE"/>
+        </w:rPr>
+        <w:t>it</w:t>
       </w:r>
       <w:r>
         <w:rPr>
@@ -6818,7 +7575,16 @@
           <w:iCs/>
           <w:lang w:val="en-DE"/>
         </w:rPr>
-        <w:t xml:space="preserve">lines </w:t>
+        <w:t>lines</w:t>
+      </w:r>
+      <w:proofErr w:type="spellEnd"/>
+      <w:r>
+        <w:rPr>
+          <w:i/>
+          <w:iCs/>
+          <w:lang w:val="en-DE"/>
+        </w:rPr>
+        <w:t xml:space="preserve"> </w:t>
       </w:r>
       <w:r>
         <w:rPr>
@@ -6857,7 +7623,16 @@
           <w:bCs/>
           <w:lang w:val="en-DE"/>
         </w:rPr>
-        <w:t>{ it</w:t>
+        <w:t xml:space="preserve">{ </w:t>
+      </w:r>
+      <w:proofErr w:type="spellStart"/>
+      <w:r>
+        <w:rPr>
+          <w:b/>
+          <w:bCs/>
+          <w:lang w:val="en-DE"/>
+        </w:rPr>
+        <w:t>it</w:t>
       </w:r>
       <w:r>
         <w:rPr>
@@ -6887,6 +7662,7 @@
         </w:rPr>
         <w:t>replace</w:t>
       </w:r>
+      <w:proofErr w:type="spellEnd"/>
       <w:r>
         <w:rPr>
           <w:lang w:val="en-DE"/>
@@ -6930,7 +7706,16 @@
           <w:bCs/>
           <w:lang w:val="en-DE"/>
         </w:rPr>
-        <w:t>{ it</w:t>
+        <w:t xml:space="preserve">{ </w:t>
+      </w:r>
+      <w:proofErr w:type="spellStart"/>
+      <w:r>
+        <w:rPr>
+          <w:b/>
+          <w:bCs/>
+          <w:lang w:val="en-DE"/>
+        </w:rPr>
+        <w:t>it</w:t>
       </w:r>
       <w:r>
         <w:rPr>
@@ -6946,12 +7731,14 @@
         </w:rPr>
         <w:t>contains</w:t>
       </w:r>
+      <w:proofErr w:type="spellEnd"/>
       <w:r>
         <w:rPr>
           <w:lang w:val="en-DE"/>
         </w:rPr>
         <w:t xml:space="preserve">("=") || </w:t>
       </w:r>
+      <w:proofErr w:type="spellStart"/>
       <w:r>
         <w:rPr>
           <w:b/>
@@ -6974,12 +7761,14 @@
         </w:rPr>
         <w:t>contains</w:t>
       </w:r>
+      <w:proofErr w:type="spellEnd"/>
       <w:r>
         <w:rPr>
           <w:lang w:val="en-DE"/>
         </w:rPr>
         <w:t xml:space="preserve">("+") || </w:t>
       </w:r>
+      <w:proofErr w:type="spellStart"/>
       <w:r>
         <w:rPr>
           <w:b/>
@@ -7002,12 +7791,14 @@
         </w:rPr>
         <w:t>contains</w:t>
       </w:r>
+      <w:proofErr w:type="spellEnd"/>
       <w:r>
         <w:rPr>
           <w:lang w:val="en-DE"/>
         </w:rPr>
         <w:t xml:space="preserve">("-") || </w:t>
       </w:r>
+      <w:proofErr w:type="spellStart"/>
       <w:r>
         <w:rPr>
           <w:b/>
@@ -7030,6 +7821,7 @@
         </w:rPr>
         <w:t>contains</w:t>
       </w:r>
+      <w:proofErr w:type="spellEnd"/>
       <w:r>
         <w:rPr>
           <w:lang w:val="en-DE"/>
@@ -7059,13 +7851,23 @@
         </w:rPr>
         <w:t>.</w:t>
       </w:r>
+      <w:proofErr w:type="spellStart"/>
       <w:r>
         <w:rPr>
           <w:i/>
           <w:iCs/>
           <w:lang w:val="en-DE"/>
         </w:rPr>
-        <w:t xml:space="preserve">maxByOrNull </w:t>
+        <w:t>maxByOrNull</w:t>
+      </w:r>
+      <w:proofErr w:type="spellEnd"/>
+      <w:r>
+        <w:rPr>
+          <w:i/>
+          <w:iCs/>
+          <w:lang w:val="en-DE"/>
+        </w:rPr>
+        <w:t xml:space="preserve"> </w:t>
       </w:r>
       <w:r>
         <w:rPr>
@@ -7073,20 +7875,36 @@
           <w:bCs/>
           <w:lang w:val="en-DE"/>
         </w:rPr>
-        <w:t>{ it</w:t>
-      </w:r>
-      <w:r>
-        <w:rPr>
-          <w:lang w:val="en-DE"/>
-        </w:rPr>
-        <w:t xml:space="preserve">.length </w:t>
-      </w:r>
+        <w:t xml:space="preserve">{ </w:t>
+      </w:r>
+      <w:proofErr w:type="spellStart"/>
       <w:r>
         <w:rPr>
           <w:b/>
           <w:bCs/>
           <w:lang w:val="en-DE"/>
         </w:rPr>
+        <w:t>it</w:t>
+      </w:r>
+      <w:r>
+        <w:rPr>
+          <w:lang w:val="en-DE"/>
+        </w:rPr>
+        <w:t>.length</w:t>
+      </w:r>
+      <w:proofErr w:type="spellEnd"/>
+      <w:r>
+        <w:rPr>
+          <w:lang w:val="en-DE"/>
+        </w:rPr>
+        <w:t xml:space="preserve"> </w:t>
+      </w:r>
+      <w:r>
+        <w:rPr>
+          <w:b/>
+          <w:bCs/>
+          <w:lang w:val="en-DE"/>
+        </w:rPr>
         <w:t xml:space="preserve">} </w:t>
       </w:r>
       <w:r>
@@ -7107,7 +7925,14 @@
           <w:lang w:val="en-DE"/>
         </w:rPr>
         <w:br/>
-        <w:t xml:space="preserve">                if (result.</w:t>
+        <w:t xml:space="preserve">                if (</w:t>
+      </w:r>
+      <w:proofErr w:type="spellStart"/>
+      <w:r>
+        <w:rPr>
+          <w:lang w:val="en-DE"/>
+        </w:rPr>
+        <w:t>result.</w:t>
       </w:r>
       <w:r>
         <w:rPr>
@@ -7117,6 +7942,7 @@
         </w:rPr>
         <w:t>isNotBlank</w:t>
       </w:r>
+      <w:proofErr w:type="spellEnd"/>
       <w:r>
         <w:rPr>
           <w:lang w:val="en-DE"/>
@@ -7134,14 +7960,50 @@
           <w:lang w:val="en-DE"/>
         </w:rPr>
         <w:lastRenderedPageBreak/>
-        <w:t xml:space="preserve">                    // Poboljšani post-processing za matematiku</w:t>
-      </w:r>
-      <w:r>
-        <w:rPr>
-          <w:lang w:val="en-DE"/>
-        </w:rPr>
-        <w:br/>
-        <w:t xml:space="preserve">                    detectedFormula = result</w:t>
+        <w:t xml:space="preserve">                    // </w:t>
+      </w:r>
+      <w:proofErr w:type="spellStart"/>
+      <w:r>
+        <w:rPr>
+          <w:lang w:val="en-DE"/>
+        </w:rPr>
+        <w:t>Poboljšani</w:t>
+      </w:r>
+      <w:proofErr w:type="spellEnd"/>
+      <w:r>
+        <w:rPr>
+          <w:lang w:val="en-DE"/>
+        </w:rPr>
+        <w:t xml:space="preserve"> post-processing za </w:t>
+      </w:r>
+      <w:proofErr w:type="spellStart"/>
+      <w:r>
+        <w:rPr>
+          <w:lang w:val="en-DE"/>
+        </w:rPr>
+        <w:t>matematiku</w:t>
+      </w:r>
+      <w:proofErr w:type="spellEnd"/>
+      <w:r>
+        <w:rPr>
+          <w:lang w:val="en-DE"/>
+        </w:rPr>
+        <w:br/>
+        <w:t xml:space="preserve">                    </w:t>
+      </w:r>
+      <w:proofErr w:type="spellStart"/>
+      <w:r>
+        <w:rPr>
+          <w:lang w:val="en-DE"/>
+        </w:rPr>
+        <w:t>detectedFormula</w:t>
+      </w:r>
+      <w:proofErr w:type="spellEnd"/>
+      <w:r>
+        <w:rPr>
+          <w:lang w:val="en-DE"/>
+        </w:rPr>
+        <w:t xml:space="preserve"> = result</w:t>
       </w:r>
       <w:r>
         <w:rPr>
@@ -7162,7 +8024,21 @@
         <w:rPr>
           <w:lang w:val="en-DE"/>
         </w:rPr>
-        <w:t>(Regex("([a-zA-Z])2"), "$1^2") // x2 -&gt; x^2</w:t>
+        <w:t>(Regex("([a-</w:t>
+      </w:r>
+      <w:proofErr w:type="spellStart"/>
+      <w:r>
+        <w:rPr>
+          <w:lang w:val="en-DE"/>
+        </w:rPr>
+        <w:t>zA</w:t>
+      </w:r>
+      <w:proofErr w:type="spellEnd"/>
+      <w:r>
+        <w:rPr>
+          <w:lang w:val="en-DE"/>
+        </w:rPr>
+        <w:t>-Z])2"), "$1^2") // x2 -&gt; x^2</w:t>
       </w:r>
       <w:r>
         <w:rPr>
@@ -7183,7 +8059,21 @@
         <w:rPr>
           <w:lang w:val="en-DE"/>
         </w:rPr>
-        <w:t>(Regex("([a-zA-Z])3"), "$1^3") // x3 -&gt; x^3</w:t>
+        <w:t>(Regex("([a-</w:t>
+      </w:r>
+      <w:proofErr w:type="spellStart"/>
+      <w:r>
+        <w:rPr>
+          <w:lang w:val="en-DE"/>
+        </w:rPr>
+        <w:t>zA</w:t>
+      </w:r>
+      <w:proofErr w:type="spellEnd"/>
+      <w:r>
+        <w:rPr>
+          <w:lang w:val="en-DE"/>
+        </w:rPr>
+        <w:t>-Z])3"), "$1^3") // x3 -&gt; x^3</w:t>
       </w:r>
       <w:r>
         <w:rPr>
@@ -7274,7 +8164,21 @@
         <w:rPr>
           <w:lang w:val="en-DE"/>
         </w:rPr>
-        <w:t xml:space="preserve">?.runOnUiThread </w:t>
+        <w:t>?.</w:t>
+      </w:r>
+      <w:proofErr w:type="spellStart"/>
+      <w:r>
+        <w:rPr>
+          <w:lang w:val="en-DE"/>
+        </w:rPr>
+        <w:t>runOnUiThread</w:t>
+      </w:r>
+      <w:proofErr w:type="spellEnd"/>
+      <w:r>
+        <w:rPr>
+          <w:lang w:val="en-DE"/>
+        </w:rPr>
+        <w:t xml:space="preserve"> </w:t>
       </w:r>
       <w:r>
         <w:rPr>
@@ -7293,6 +8197,7 @@
         <w:br/>
         <w:t xml:space="preserve">                        </w:t>
       </w:r>
+      <w:proofErr w:type="spellStart"/>
       <w:r>
         <w:rPr>
           <w:lang w:val="en-DE"/>
@@ -7305,14 +8210,31 @@
           <w:iCs/>
           <w:lang w:val="en-DE"/>
         </w:rPr>
-        <w:t xml:space="preserve">text </w:t>
-      </w:r>
-      <w:r>
-        <w:rPr>
-          <w:lang w:val="en-DE"/>
-        </w:rPr>
-        <w:t>= detectedFormula</w:t>
-      </w:r>
+        <w:t>text</w:t>
+      </w:r>
+      <w:proofErr w:type="spellEnd"/>
+      <w:r>
+        <w:rPr>
+          <w:i/>
+          <w:iCs/>
+          <w:lang w:val="en-DE"/>
+        </w:rPr>
+        <w:t xml:space="preserve"> </w:t>
+      </w:r>
+      <w:r>
+        <w:rPr>
+          <w:lang w:val="en-DE"/>
+        </w:rPr>
+        <w:t xml:space="preserve">= </w:t>
+      </w:r>
+      <w:proofErr w:type="spellStart"/>
+      <w:r>
+        <w:rPr>
+          <w:lang w:val="en-DE"/>
+        </w:rPr>
+        <w:t>detectedFormula</w:t>
+      </w:r>
+      <w:proofErr w:type="spellEnd"/>
       <w:r>
         <w:rPr>
           <w:lang w:val="en-DE"/>
@@ -7371,7 +8293,21 @@
         <w:rPr>
           <w:lang w:val="en-DE"/>
         </w:rPr>
-        <w:t xml:space="preserve">.addOnCompleteListener </w:t>
+        <w:t>.</w:t>
+      </w:r>
+      <w:proofErr w:type="spellStart"/>
+      <w:r>
+        <w:rPr>
+          <w:lang w:val="en-DE"/>
+        </w:rPr>
+        <w:t>addOnCompleteListener</w:t>
+      </w:r>
+      <w:proofErr w:type="spellEnd"/>
+      <w:r>
+        <w:rPr>
+          <w:lang w:val="en-DE"/>
+        </w:rPr>
+        <w:t xml:space="preserve"> </w:t>
       </w:r>
       <w:r>
         <w:rPr>
@@ -7390,11 +8326,19 @@
         <w:br/>
         <w:t xml:space="preserve">                </w:t>
       </w:r>
-      <w:r>
-        <w:rPr>
-          <w:lang w:val="en-DE"/>
-        </w:rPr>
-        <w:t>imageProxy.close()</w:t>
+      <w:proofErr w:type="spellStart"/>
+      <w:r>
+        <w:rPr>
+          <w:lang w:val="en-DE"/>
+        </w:rPr>
+        <w:t>imageProxy.close</w:t>
+      </w:r>
+      <w:proofErr w:type="spellEnd"/>
+      <w:r>
+        <w:rPr>
+          <w:lang w:val="en-DE"/>
+        </w:rPr>
+        <w:t>()</w:t>
       </w:r>
       <w:r>
         <w:rPr>
@@ -7468,24 +8412,14 @@
       <w:r>
         <w:t>.</w:t>
       </w:r>
-      <w:r>
-        <w:fldChar w:fldCharType="begin"/>
-      </w:r>
-      <w:r>
-        <w:instrText xml:space="preserve"> SEQ Kôd \* ARABIC \s 1 </w:instrText>
-      </w:r>
-      <w:r>
-        <w:fldChar w:fldCharType="separate"/>
-      </w:r>
-      <w:r>
-        <w:rPr>
-          <w:noProof/>
-        </w:rPr>
-        <w:t>2</w:t>
-      </w:r>
-      <w:r>
-        <w:fldChar w:fldCharType="end"/>
-      </w:r>
+      <w:fldSimple w:instr=" SEQ Kôd \* ARABIC \s 1 ">
+        <w:r>
+          <w:rPr>
+            <w:noProof/>
+          </w:rPr>
+          <w:t>2</w:t>
+        </w:r>
+      </w:fldSimple>
       <w:r>
         <w:t xml:space="preserve"> </w:t>
       </w:r>
@@ -7631,45 +8565,25 @@
                             <w:r>
                               <w:t xml:space="preserve">Slika </w:t>
                             </w:r>
-                            <w:r>
-                              <w:fldChar w:fldCharType="begin"/>
-                            </w:r>
-                            <w:r>
-                              <w:instrText xml:space="preserve"> STYLEREF 1 \s </w:instrText>
-                            </w:r>
-                            <w:r>
-                              <w:fldChar w:fldCharType="separate"/>
-                            </w:r>
-                            <w:r>
-                              <w:rPr>
-                                <w:noProof/>
-                              </w:rPr>
-                              <w:t>5</w:t>
-                            </w:r>
-                            <w:r>
-                              <w:fldChar w:fldCharType="end"/>
-                            </w:r>
+                            <w:fldSimple w:instr=" STYLEREF 1 \s ">
+                              <w:r>
+                                <w:rPr>
+                                  <w:noProof/>
+                                </w:rPr>
+                                <w:t>5</w:t>
+                              </w:r>
+                            </w:fldSimple>
                             <w:r>
                               <w:t>.</w:t>
                             </w:r>
-                            <w:r>
-                              <w:fldChar w:fldCharType="begin"/>
-                            </w:r>
-                            <w:r>
-                              <w:instrText xml:space="preserve"> SEQ Slika \* ARABIC \s 1 </w:instrText>
-                            </w:r>
-                            <w:r>
-                              <w:fldChar w:fldCharType="separate"/>
-                            </w:r>
-                            <w:r>
-                              <w:rPr>
-                                <w:noProof/>
-                              </w:rPr>
-                              <w:t>3</w:t>
-                            </w:r>
-                            <w:r>
-                              <w:fldChar w:fldCharType="end"/>
-                            </w:r>
+                            <w:fldSimple w:instr=" SEQ Slika \* ARABIC \s 1 ">
+                              <w:r>
+                                <w:rPr>
+                                  <w:noProof/>
+                                </w:rPr>
+                                <w:t>3</w:t>
+                              </w:r>
+                            </w:fldSimple>
                             <w:r>
                               <w:t xml:space="preserve"> </w:t>
                             </w:r>
@@ -7708,45 +8622,25 @@
                       <w:r>
                         <w:t xml:space="preserve">Slika </w:t>
                       </w:r>
-                      <w:r>
-                        <w:fldChar w:fldCharType="begin"/>
-                      </w:r>
-                      <w:r>
-                        <w:instrText xml:space="preserve"> STYLEREF 1 \s </w:instrText>
-                      </w:r>
-                      <w:r>
-                        <w:fldChar w:fldCharType="separate"/>
-                      </w:r>
-                      <w:r>
-                        <w:rPr>
-                          <w:noProof/>
-                        </w:rPr>
-                        <w:t>5</w:t>
-                      </w:r>
-                      <w:r>
-                        <w:fldChar w:fldCharType="end"/>
-                      </w:r>
+                      <w:fldSimple w:instr=" STYLEREF 1 \s ">
+                        <w:r>
+                          <w:rPr>
+                            <w:noProof/>
+                          </w:rPr>
+                          <w:t>5</w:t>
+                        </w:r>
+                      </w:fldSimple>
                       <w:r>
                         <w:t>.</w:t>
                       </w:r>
-                      <w:r>
-                        <w:fldChar w:fldCharType="begin"/>
-                      </w:r>
-                      <w:r>
-                        <w:instrText xml:space="preserve"> SEQ Slika \* ARABIC \s 1 </w:instrText>
-                      </w:r>
-                      <w:r>
-                        <w:fldChar w:fldCharType="separate"/>
-                      </w:r>
-                      <w:r>
-                        <w:rPr>
-                          <w:noProof/>
-                        </w:rPr>
-                        <w:t>3</w:t>
-                      </w:r>
-                      <w:r>
-                        <w:fldChar w:fldCharType="end"/>
-                      </w:r>
+                      <w:fldSimple w:instr=" SEQ Slika \* ARABIC \s 1 ">
+                        <w:r>
+                          <w:rPr>
+                            <w:noProof/>
+                          </w:rPr>
+                          <w:t>3</w:t>
+                        </w:r>
+                      </w:fldSimple>
                       <w:r>
                         <w:t xml:space="preserve"> </w:t>
                       </w:r>
@@ -7889,11 +8783,21 @@
         <w:t xml:space="preserve">) ili algoritma </w:t>
       </w:r>
       <w:r>
+        <w:t>„</w:t>
+      </w:r>
+      <w:r>
         <w:rPr>
           <w:i/>
           <w:iCs/>
         </w:rPr>
         <w:t>shunting-yard</w:t>
+      </w:r>
+      <w:r>
+        <w:rPr>
+          <w:i/>
+          <w:iCs/>
+        </w:rPr>
+        <w:t>“</w:t>
       </w:r>
       <w:r>
         <w:t xml:space="preserve"> koji je predložio Edsger Dijkstra, a koji izraz u uobičajenom infiksnom zapisu pretvara u oblik pogodan za obradu.</w:t>
@@ -8073,45 +8977,25 @@
                             <w:r>
                               <w:t xml:space="preserve">Slika </w:t>
                             </w:r>
-                            <w:r>
-                              <w:fldChar w:fldCharType="begin"/>
-                            </w:r>
-                            <w:r>
-                              <w:instrText xml:space="preserve"> STYLEREF 1 \s </w:instrText>
-                            </w:r>
-                            <w:r>
-                              <w:fldChar w:fldCharType="separate"/>
-                            </w:r>
-                            <w:r>
-                              <w:rPr>
-                                <w:noProof/>
-                              </w:rPr>
-                              <w:t>5</w:t>
-                            </w:r>
-                            <w:r>
-                              <w:fldChar w:fldCharType="end"/>
-                            </w:r>
+                            <w:fldSimple w:instr=" STYLEREF 1 \s ">
+                              <w:r>
+                                <w:rPr>
+                                  <w:noProof/>
+                                </w:rPr>
+                                <w:t>5</w:t>
+                              </w:r>
+                            </w:fldSimple>
                             <w:r>
                               <w:t>.</w:t>
                             </w:r>
-                            <w:r>
-                              <w:fldChar w:fldCharType="begin"/>
-                            </w:r>
-                            <w:r>
-                              <w:instrText xml:space="preserve"> SEQ Slika \* ARABIC \s 1 </w:instrText>
-                            </w:r>
-                            <w:r>
-                              <w:fldChar w:fldCharType="separate"/>
-                            </w:r>
-                            <w:r>
-                              <w:rPr>
-                                <w:noProof/>
-                              </w:rPr>
-                              <w:t>4</w:t>
-                            </w:r>
-                            <w:r>
-                              <w:fldChar w:fldCharType="end"/>
-                            </w:r>
+                            <w:fldSimple w:instr=" SEQ Slika \* ARABIC \s 1 ">
+                              <w:r>
+                                <w:rPr>
+                                  <w:noProof/>
+                                </w:rPr>
+                                <w:t>4</w:t>
+                              </w:r>
+                            </w:fldSimple>
                             <w:r>
                               <w:t xml:space="preserve"> </w:t>
                             </w:r>
@@ -8150,45 +9034,25 @@
                       <w:r>
                         <w:t xml:space="preserve">Slika </w:t>
                       </w:r>
-                      <w:r>
-                        <w:fldChar w:fldCharType="begin"/>
-                      </w:r>
-                      <w:r>
-                        <w:instrText xml:space="preserve"> STYLEREF 1 \s </w:instrText>
-                      </w:r>
-                      <w:r>
-                        <w:fldChar w:fldCharType="separate"/>
-                      </w:r>
-                      <w:r>
-                        <w:rPr>
-                          <w:noProof/>
-                        </w:rPr>
-                        <w:t>5</w:t>
-                      </w:r>
-                      <w:r>
-                        <w:fldChar w:fldCharType="end"/>
-                      </w:r>
+                      <w:fldSimple w:instr=" STYLEREF 1 \s ">
+                        <w:r>
+                          <w:rPr>
+                            <w:noProof/>
+                          </w:rPr>
+                          <w:t>5</w:t>
+                        </w:r>
+                      </w:fldSimple>
                       <w:r>
                         <w:t>.</w:t>
                       </w:r>
-                      <w:r>
-                        <w:fldChar w:fldCharType="begin"/>
-                      </w:r>
-                      <w:r>
-                        <w:instrText xml:space="preserve"> SEQ Slika \* ARABIC \s 1 </w:instrText>
-                      </w:r>
-                      <w:r>
-                        <w:fldChar w:fldCharType="separate"/>
-                      </w:r>
-                      <w:r>
-                        <w:rPr>
-                          <w:noProof/>
-                        </w:rPr>
-                        <w:t>4</w:t>
-                      </w:r>
-                      <w:r>
-                        <w:fldChar w:fldCharType="end"/>
-                      </w:r>
+                      <w:fldSimple w:instr=" SEQ Slika \* ARABIC \s 1 ">
+                        <w:r>
+                          <w:rPr>
+                            <w:noProof/>
+                          </w:rPr>
+                          <w:t>4</w:t>
+                        </w:r>
+                      </w:fldSimple>
                       <w:r>
                         <w:t xml:space="preserve"> </w:t>
                       </w:r>
@@ -8290,7 +9154,29 @@
           <w:lang w:val="en-DE"/>
         </w:rPr>
         <w:lastRenderedPageBreak/>
-        <w:t>private fun calculateResult(formula: String) {</w:t>
+        <w:t xml:space="preserve">private fun </w:t>
+      </w:r>
+      <w:proofErr w:type="spellStart"/>
+      <w:proofErr w:type="gramStart"/>
+      <w:r>
+        <w:rPr>
+          <w:lang w:val="en-DE"/>
+        </w:rPr>
+        <w:t>calculateResult</w:t>
+      </w:r>
+      <w:proofErr w:type="spellEnd"/>
+      <w:r>
+        <w:rPr>
+          <w:lang w:val="en-DE"/>
+        </w:rPr>
+        <w:t>(</w:t>
+      </w:r>
+      <w:proofErr w:type="gramEnd"/>
+      <w:r>
+        <w:rPr>
+          <w:lang w:val="en-DE"/>
+        </w:rPr>
+        <w:t>formula: String) {</w:t>
       </w:r>
       <w:r>
         <w:rPr>
@@ -8299,6 +9185,7 @@
         <w:br/>
         <w:t xml:space="preserve">    </w:t>
       </w:r>
+      <w:proofErr w:type="spellStart"/>
       <w:r>
         <w:rPr>
           <w:i/>
@@ -8321,11 +9208,26 @@
         </w:rPr>
         <w:t>launch</w:t>
       </w:r>
-      <w:r>
-        <w:rPr>
-          <w:lang w:val="en-DE"/>
-        </w:rPr>
-        <w:t xml:space="preserve">(Dispatchers.Default) </w:t>
+      <w:proofErr w:type="spellEnd"/>
+      <w:r>
+        <w:rPr>
+          <w:lang w:val="en-DE"/>
+        </w:rPr>
+        <w:t>(</w:t>
+      </w:r>
+      <w:proofErr w:type="spellStart"/>
+      <w:r>
+        <w:rPr>
+          <w:lang w:val="en-DE"/>
+        </w:rPr>
+        <w:t>Dispatchers.Default</w:t>
+      </w:r>
+      <w:proofErr w:type="spellEnd"/>
+      <w:r>
+        <w:rPr>
+          <w:lang w:val="en-DE"/>
+        </w:rPr>
+        <w:t xml:space="preserve">) </w:t>
       </w:r>
       <w:r>
         <w:rPr>
@@ -8355,22 +9257,79 @@
           <w:lang w:val="en-DE"/>
         </w:rPr>
         <w:br/>
-        <w:t xml:space="preserve">            var expressionToSolve = formula</w:t>
-      </w:r>
-      <w:r>
-        <w:rPr>
-          <w:lang w:val="en-DE"/>
-        </w:rPr>
-        <w:br/>
-        <w:t xml:space="preserve">            var unknownVar: String? = null</w:t>
-      </w:r>
-      <w:r>
-        <w:rPr>
-          <w:lang w:val="en-DE"/>
-        </w:rPr>
-        <w:br/>
-        <w:t xml:space="preserve">            val inputsMap = </w:t>
-      </w:r>
+        <w:t xml:space="preserve">            var </w:t>
+      </w:r>
+      <w:proofErr w:type="spellStart"/>
+      <w:r>
+        <w:rPr>
+          <w:lang w:val="en-DE"/>
+        </w:rPr>
+        <w:t>expressionToSolve</w:t>
+      </w:r>
+      <w:proofErr w:type="spellEnd"/>
+      <w:r>
+        <w:rPr>
+          <w:lang w:val="en-DE"/>
+        </w:rPr>
+        <w:t xml:space="preserve"> = formula</w:t>
+      </w:r>
+      <w:r>
+        <w:rPr>
+          <w:lang w:val="en-DE"/>
+        </w:rPr>
+        <w:br/>
+        <w:t xml:space="preserve">            var </w:t>
+      </w:r>
+      <w:proofErr w:type="spellStart"/>
+      <w:r>
+        <w:rPr>
+          <w:lang w:val="en-DE"/>
+        </w:rPr>
+        <w:t>unknownVar</w:t>
+      </w:r>
+      <w:proofErr w:type="spellEnd"/>
+      <w:r>
+        <w:rPr>
+          <w:lang w:val="en-DE"/>
+        </w:rPr>
+        <w:t>: String? = null</w:t>
+      </w:r>
+      <w:r>
+        <w:rPr>
+          <w:lang w:val="en-DE"/>
+        </w:rPr>
+        <w:br/>
+        <w:t xml:space="preserve">            </w:t>
+      </w:r>
+      <w:proofErr w:type="spellStart"/>
+      <w:r>
+        <w:rPr>
+          <w:lang w:val="en-DE"/>
+        </w:rPr>
+        <w:t>val</w:t>
+      </w:r>
+      <w:proofErr w:type="spellEnd"/>
+      <w:r>
+        <w:rPr>
+          <w:lang w:val="en-DE"/>
+        </w:rPr>
+        <w:t xml:space="preserve"> </w:t>
+      </w:r>
+      <w:proofErr w:type="spellStart"/>
+      <w:r>
+        <w:rPr>
+          <w:lang w:val="en-DE"/>
+        </w:rPr>
+        <w:t>inputsMap</w:t>
+      </w:r>
+      <w:proofErr w:type="spellEnd"/>
+      <w:r>
+        <w:rPr>
+          <w:lang w:val="en-DE"/>
+        </w:rPr>
+        <w:t xml:space="preserve"> = </w:t>
+      </w:r>
+      <w:proofErr w:type="spellStart"/>
       <w:r>
         <w:rPr>
           <w:i/>
@@ -8379,6 +9338,7 @@
         </w:rPr>
         <w:t>mutableMapOf</w:t>
       </w:r>
+      <w:proofErr w:type="spellEnd"/>
       <w:r>
         <w:rPr>
           <w:lang w:val="en-DE"/>
@@ -8397,7 +9357,14 @@
           <w:lang w:val="en-DE"/>
         </w:rPr>
         <w:br/>
-        <w:t xml:space="preserve">            variableFields.</w:t>
+        <w:t xml:space="preserve">            </w:t>
+      </w:r>
+      <w:proofErr w:type="spellStart"/>
+      <w:r>
+        <w:rPr>
+          <w:lang w:val="en-DE"/>
+        </w:rPr>
+        <w:t>variableFields.</w:t>
       </w:r>
       <w:r>
         <w:rPr>
@@ -8405,7 +9372,16 @@
           <w:iCs/>
           <w:lang w:val="en-DE"/>
         </w:rPr>
-        <w:t xml:space="preserve">forEach </w:t>
+        <w:t>forEach</w:t>
+      </w:r>
+      <w:proofErr w:type="spellEnd"/>
+      <w:r>
+        <w:rPr>
+          <w:i/>
+          <w:iCs/>
+          <w:lang w:val="en-DE"/>
+        </w:rPr>
+        <w:t xml:space="preserve"> </w:t>
       </w:r>
       <w:r>
         <w:rPr>
@@ -8438,11 +9414,26 @@
         <w:br/>
         <w:t xml:space="preserve">                </w:t>
       </w:r>
-      <w:r>
-        <w:rPr>
-          <w:lang w:val="en-DE"/>
-        </w:rPr>
-        <w:t>val value = field.</w:t>
+      <w:proofErr w:type="spellStart"/>
+      <w:r>
+        <w:rPr>
+          <w:lang w:val="en-DE"/>
+        </w:rPr>
+        <w:t>val</w:t>
+      </w:r>
+      <w:proofErr w:type="spellEnd"/>
+      <w:r>
+        <w:rPr>
+          <w:lang w:val="en-DE"/>
+        </w:rPr>
+        <w:t xml:space="preserve"> value = </w:t>
+      </w:r>
+      <w:proofErr w:type="spellStart"/>
+      <w:r>
+        <w:rPr>
+          <w:lang w:val="en-DE"/>
+        </w:rPr>
+        <w:t>field.</w:t>
       </w:r>
       <w:r>
         <w:rPr>
@@ -8456,14 +9447,28 @@
         <w:rPr>
           <w:lang w:val="en-DE"/>
         </w:rPr>
-        <w:t>.toString()</w:t>
-      </w:r>
-      <w:r>
-        <w:rPr>
-          <w:lang w:val="en-DE"/>
-        </w:rPr>
-        <w:br/>
-        <w:t xml:space="preserve">                if (value.</w:t>
+        <w:t>.toString</w:t>
+      </w:r>
+      <w:proofErr w:type="spellEnd"/>
+      <w:r>
+        <w:rPr>
+          <w:lang w:val="en-DE"/>
+        </w:rPr>
+        <w:t>()</w:t>
+      </w:r>
+      <w:r>
+        <w:rPr>
+          <w:lang w:val="en-DE"/>
+        </w:rPr>
+        <w:br/>
+        <w:t xml:space="preserve">                if (</w:t>
+      </w:r>
+      <w:proofErr w:type="spellStart"/>
+      <w:r>
+        <w:rPr>
+          <w:lang w:val="en-DE"/>
+        </w:rPr>
+        <w:t>value.</w:t>
       </w:r>
       <w:r>
         <w:rPr>
@@ -8473,6 +9478,7 @@
         </w:rPr>
         <w:t>isBlank</w:t>
       </w:r>
+      <w:proofErr w:type="spellEnd"/>
       <w:r>
         <w:rPr>
           <w:lang w:val="en-DE"/>
@@ -8484,22 +9490,128 @@
           <w:lang w:val="en-DE"/>
         </w:rPr>
         <w:br/>
-        <w:t xml:space="preserve">                    if (unknownVar != null) {</w:t>
-      </w:r>
-      <w:r>
-        <w:rPr>
-          <w:lang w:val="en-DE"/>
-        </w:rPr>
-        <w:br/>
-        <w:t xml:space="preserve">                        showResult("Greška: Dozvoljena je samo jedna nepoznanica!")</w:t>
-      </w:r>
-      <w:r>
-        <w:rPr>
-          <w:lang w:val="en-DE"/>
-        </w:rPr>
-        <w:br/>
-        <w:t xml:space="preserve">                        return@launch</w:t>
-      </w:r>
+        <w:t xml:space="preserve">                    if (</w:t>
+      </w:r>
+      <w:proofErr w:type="spellStart"/>
+      <w:r>
+        <w:rPr>
+          <w:lang w:val="en-DE"/>
+        </w:rPr>
+        <w:t>unknownVar</w:t>
+      </w:r>
+      <w:proofErr w:type="spellEnd"/>
+      <w:r>
+        <w:rPr>
+          <w:lang w:val="en-DE"/>
+        </w:rPr>
+        <w:t xml:space="preserve"> != null) {</w:t>
+      </w:r>
+      <w:r>
+        <w:rPr>
+          <w:lang w:val="en-DE"/>
+        </w:rPr>
+        <w:br/>
+        <w:t xml:space="preserve">                        </w:t>
+      </w:r>
+      <w:proofErr w:type="spellStart"/>
+      <w:r>
+        <w:rPr>
+          <w:lang w:val="en-DE"/>
+        </w:rPr>
+        <w:t>showResult</w:t>
+      </w:r>
+      <w:proofErr w:type="spellEnd"/>
+      <w:r>
+        <w:rPr>
+          <w:lang w:val="en-DE"/>
+        </w:rPr>
+        <w:t>("</w:t>
+      </w:r>
+      <w:proofErr w:type="spellStart"/>
+      <w:r>
+        <w:rPr>
+          <w:lang w:val="en-DE"/>
+        </w:rPr>
+        <w:t>Greška</w:t>
+      </w:r>
+      <w:proofErr w:type="spellEnd"/>
+      <w:r>
+        <w:rPr>
+          <w:lang w:val="en-DE"/>
+        </w:rPr>
+        <w:t xml:space="preserve">: </w:t>
+      </w:r>
+      <w:proofErr w:type="spellStart"/>
+      <w:r>
+        <w:rPr>
+          <w:lang w:val="en-DE"/>
+        </w:rPr>
+        <w:t>Dozvoljena</w:t>
+      </w:r>
+      <w:proofErr w:type="spellEnd"/>
+      <w:r>
+        <w:rPr>
+          <w:lang w:val="en-DE"/>
+        </w:rPr>
+        <w:t xml:space="preserve"> je </w:t>
+      </w:r>
+      <w:proofErr w:type="spellStart"/>
+      <w:r>
+        <w:rPr>
+          <w:lang w:val="en-DE"/>
+        </w:rPr>
+        <w:t>samo</w:t>
+      </w:r>
+      <w:proofErr w:type="spellEnd"/>
+      <w:r>
+        <w:rPr>
+          <w:lang w:val="en-DE"/>
+        </w:rPr>
+        <w:t xml:space="preserve"> </w:t>
+      </w:r>
+      <w:proofErr w:type="spellStart"/>
+      <w:r>
+        <w:rPr>
+          <w:lang w:val="en-DE"/>
+        </w:rPr>
+        <w:t>jedna</w:t>
+      </w:r>
+      <w:proofErr w:type="spellEnd"/>
+      <w:r>
+        <w:rPr>
+          <w:lang w:val="en-DE"/>
+        </w:rPr>
+        <w:t xml:space="preserve"> </w:t>
+      </w:r>
+      <w:proofErr w:type="spellStart"/>
+      <w:r>
+        <w:rPr>
+          <w:lang w:val="en-DE"/>
+        </w:rPr>
+        <w:t>nepoznanica</w:t>
+      </w:r>
+      <w:proofErr w:type="spellEnd"/>
+      <w:r>
+        <w:rPr>
+          <w:lang w:val="en-DE"/>
+        </w:rPr>
+        <w:t>!")</w:t>
+      </w:r>
+      <w:r>
+        <w:rPr>
+          <w:lang w:val="en-DE"/>
+        </w:rPr>
+        <w:br/>
+        <w:t xml:space="preserve">                        </w:t>
+      </w:r>
+      <w:proofErr w:type="spellStart"/>
+      <w:r>
+        <w:rPr>
+          <w:lang w:val="en-DE"/>
+        </w:rPr>
+        <w:t>return@launch</w:t>
+      </w:r>
+      <w:proofErr w:type="spellEnd"/>
       <w:r>
         <w:rPr>
           <w:lang w:val="en-DE"/>
@@ -8512,7 +9624,21 @@
           <w:lang w:val="en-DE"/>
         </w:rPr>
         <w:br/>
-        <w:t xml:space="preserve">                    unknownVar = name</w:t>
+        <w:t xml:space="preserve">                    </w:t>
+      </w:r>
+      <w:proofErr w:type="spellStart"/>
+      <w:r>
+        <w:rPr>
+          <w:lang w:val="en-DE"/>
+        </w:rPr>
+        <w:t>unknownVar</w:t>
+      </w:r>
+      <w:proofErr w:type="spellEnd"/>
+      <w:r>
+        <w:rPr>
+          <w:lang w:val="en-DE"/>
+        </w:rPr>
+        <w:t xml:space="preserve"> = name</w:t>
       </w:r>
       <w:r>
         <w:rPr>
@@ -8526,21 +9652,176 @@
           <w:lang w:val="en-DE"/>
         </w:rPr>
         <w:br/>
-        <w:t xml:space="preserve">                    // Dopušten unos brojeva, znanstvenog zapisa (10^23) i matematičkih operatora</w:t>
-      </w:r>
-      <w:r>
-        <w:rPr>
-          <w:lang w:val="en-DE"/>
-        </w:rPr>
-        <w:br/>
-        <w:t xml:space="preserve">                    val validMathPattern = Regex("^[0-9.\\+\\-\\*/\\^\\(\\)\\sE]+$")</w:t>
-      </w:r>
-      <w:r>
-        <w:rPr>
-          <w:lang w:val="en-DE"/>
-        </w:rPr>
-        <w:br/>
-        <w:t xml:space="preserve">                    if (!value.</w:t>
+        <w:t xml:space="preserve">                    // </w:t>
+      </w:r>
+      <w:proofErr w:type="spellStart"/>
+      <w:r>
+        <w:rPr>
+          <w:lang w:val="en-DE"/>
+        </w:rPr>
+        <w:t>Dopušten</w:t>
+      </w:r>
+      <w:proofErr w:type="spellEnd"/>
+      <w:r>
+        <w:rPr>
+          <w:lang w:val="en-DE"/>
+        </w:rPr>
+        <w:t xml:space="preserve"> </w:t>
+      </w:r>
+      <w:proofErr w:type="spellStart"/>
+      <w:r>
+        <w:rPr>
+          <w:lang w:val="en-DE"/>
+        </w:rPr>
+        <w:t>unos</w:t>
+      </w:r>
+      <w:proofErr w:type="spellEnd"/>
+      <w:r>
+        <w:rPr>
+          <w:lang w:val="en-DE"/>
+        </w:rPr>
+        <w:t xml:space="preserve"> </w:t>
+      </w:r>
+      <w:proofErr w:type="spellStart"/>
+      <w:r>
+        <w:rPr>
+          <w:lang w:val="en-DE"/>
+        </w:rPr>
+        <w:t>brojeva</w:t>
+      </w:r>
+      <w:proofErr w:type="spellEnd"/>
+      <w:r>
+        <w:rPr>
+          <w:lang w:val="en-DE"/>
+        </w:rPr>
+        <w:t xml:space="preserve">, </w:t>
+      </w:r>
+      <w:proofErr w:type="spellStart"/>
+      <w:r>
+        <w:rPr>
+          <w:lang w:val="en-DE"/>
+        </w:rPr>
+        <w:t>znanstvenog</w:t>
+      </w:r>
+      <w:proofErr w:type="spellEnd"/>
+      <w:r>
+        <w:rPr>
+          <w:lang w:val="en-DE"/>
+        </w:rPr>
+        <w:t xml:space="preserve"> </w:t>
+      </w:r>
+      <w:proofErr w:type="spellStart"/>
+      <w:r>
+        <w:rPr>
+          <w:lang w:val="en-DE"/>
+        </w:rPr>
+        <w:t>zapisa</w:t>
+      </w:r>
+      <w:proofErr w:type="spellEnd"/>
+      <w:r>
+        <w:rPr>
+          <w:lang w:val="en-DE"/>
+        </w:rPr>
+        <w:t xml:space="preserve"> (10^23) </w:t>
+      </w:r>
+      <w:proofErr w:type="spellStart"/>
+      <w:r>
+        <w:rPr>
+          <w:lang w:val="en-DE"/>
+        </w:rPr>
+        <w:t>i</w:t>
+      </w:r>
+      <w:proofErr w:type="spellEnd"/>
+      <w:r>
+        <w:rPr>
+          <w:lang w:val="en-DE"/>
+        </w:rPr>
+        <w:t xml:space="preserve"> </w:t>
+      </w:r>
+      <w:proofErr w:type="spellStart"/>
+      <w:r>
+        <w:rPr>
+          <w:lang w:val="en-DE"/>
+        </w:rPr>
+        <w:t>matematičkih</w:t>
+      </w:r>
+      <w:proofErr w:type="spellEnd"/>
+      <w:r>
+        <w:rPr>
+          <w:lang w:val="en-DE"/>
+        </w:rPr>
+        <w:t xml:space="preserve"> </w:t>
+      </w:r>
+      <w:proofErr w:type="spellStart"/>
+      <w:r>
+        <w:rPr>
+          <w:lang w:val="en-DE"/>
+        </w:rPr>
+        <w:t>operatora</w:t>
+      </w:r>
+      <w:proofErr w:type="spellEnd"/>
+      <w:r>
+        <w:rPr>
+          <w:lang w:val="en-DE"/>
+        </w:rPr>
+        <w:br/>
+        <w:t xml:space="preserve">                    </w:t>
+      </w:r>
+      <w:proofErr w:type="spellStart"/>
+      <w:r>
+        <w:rPr>
+          <w:lang w:val="en-DE"/>
+        </w:rPr>
+        <w:t>val</w:t>
+      </w:r>
+      <w:proofErr w:type="spellEnd"/>
+      <w:r>
+        <w:rPr>
+          <w:lang w:val="en-DE"/>
+        </w:rPr>
+        <w:t xml:space="preserve"> </w:t>
+      </w:r>
+      <w:proofErr w:type="spellStart"/>
+      <w:r>
+        <w:rPr>
+          <w:lang w:val="en-DE"/>
+        </w:rPr>
+        <w:t>validMathPattern</w:t>
+      </w:r>
+      <w:proofErr w:type="spellEnd"/>
+      <w:r>
+        <w:rPr>
+          <w:lang w:val="en-DE"/>
+        </w:rPr>
+        <w:t xml:space="preserve"> = Regex("^[0-9.\\+\\-\\*/\\^\\(\\)\\</w:t>
+      </w:r>
+      <w:proofErr w:type="spellStart"/>
+      <w:r>
+        <w:rPr>
+          <w:lang w:val="en-DE"/>
+        </w:rPr>
+        <w:t>sE</w:t>
+      </w:r>
+      <w:proofErr w:type="spellEnd"/>
+      <w:r>
+        <w:rPr>
+          <w:lang w:val="en-DE"/>
+        </w:rPr>
+        <w:t>]+$")</w:t>
+      </w:r>
+      <w:r>
+        <w:rPr>
+          <w:lang w:val="en-DE"/>
+        </w:rPr>
+        <w:br/>
+        <w:t xml:space="preserve">                    if (!</w:t>
+      </w:r>
+      <w:proofErr w:type="spellStart"/>
+      <w:r>
+        <w:rPr>
+          <w:lang w:val="en-DE"/>
+        </w:rPr>
+        <w:t>value.</w:t>
       </w:r>
       <w:r>
         <w:rPr>
@@ -8550,11 +9831,33 @@
         </w:rPr>
         <w:t>matches</w:t>
       </w:r>
-      <w:r>
-        <w:rPr>
-          <w:lang w:val="en-DE"/>
-        </w:rPr>
-        <w:t>(validMathPattern) &amp;&amp; !value.</w:t>
+      <w:proofErr w:type="spellEnd"/>
+      <w:r>
+        <w:rPr>
+          <w:lang w:val="en-DE"/>
+        </w:rPr>
+        <w:t>(</w:t>
+      </w:r>
+      <w:proofErr w:type="spellStart"/>
+      <w:r>
+        <w:rPr>
+          <w:lang w:val="en-DE"/>
+        </w:rPr>
+        <w:t>validMathPattern</w:t>
+      </w:r>
+      <w:proofErr w:type="spellEnd"/>
+      <w:r>
+        <w:rPr>
+          <w:lang w:val="en-DE"/>
+        </w:rPr>
+        <w:t>) &amp;&amp; !</w:t>
+      </w:r>
+      <w:proofErr w:type="spellStart"/>
+      <w:r>
+        <w:rPr>
+          <w:lang w:val="en-DE"/>
+        </w:rPr>
+        <w:t>value.</w:t>
       </w:r>
       <w:r>
         <w:rPr>
@@ -8564,26 +9867,119 @@
         </w:rPr>
         <w:t>contains</w:t>
       </w:r>
-      <w:r>
-        <w:rPr>
-          <w:lang w:val="en-DE"/>
-        </w:rPr>
-        <w:t>(Regex("[a-zA-ZΔα-ωΑ-Ω]"))) {</w:t>
-      </w:r>
-      <w:r>
-        <w:rPr>
-          <w:lang w:val="en-DE"/>
-        </w:rPr>
-        <w:br/>
-        <w:t xml:space="preserve">                        showResult("Greška: Neispravan unos za '$name'!")</w:t>
-      </w:r>
-      <w:r>
-        <w:rPr>
-          <w:lang w:val="en-DE"/>
-        </w:rPr>
-        <w:br/>
-        <w:t xml:space="preserve">                        return@launch</w:t>
-      </w:r>
+      <w:proofErr w:type="spellEnd"/>
+      <w:r>
+        <w:rPr>
+          <w:lang w:val="en-DE"/>
+        </w:rPr>
+        <w:t>(Regex("[a-</w:t>
+      </w:r>
+      <w:proofErr w:type="spellStart"/>
+      <w:r>
+        <w:rPr>
+          <w:lang w:val="en-DE"/>
+        </w:rPr>
+        <w:t>zA</w:t>
+      </w:r>
+      <w:proofErr w:type="spellEnd"/>
+      <w:r>
+        <w:rPr>
+          <w:lang w:val="en-DE"/>
+        </w:rPr>
+        <w:t>-ZΔα-</w:t>
+      </w:r>
+      <w:proofErr w:type="spellStart"/>
+      <w:r>
+        <w:rPr>
+          <w:lang w:val="en-DE"/>
+        </w:rPr>
+        <w:t>ωΑ</w:t>
+      </w:r>
+      <w:proofErr w:type="spellEnd"/>
+      <w:r>
+        <w:rPr>
+          <w:lang w:val="en-DE"/>
+        </w:rPr>
+        <w:t>-Ω]"))) {</w:t>
+      </w:r>
+      <w:r>
+        <w:rPr>
+          <w:lang w:val="en-DE"/>
+        </w:rPr>
+        <w:br/>
+        <w:t xml:space="preserve">                        </w:t>
+      </w:r>
+      <w:proofErr w:type="spellStart"/>
+      <w:r>
+        <w:rPr>
+          <w:lang w:val="en-DE"/>
+        </w:rPr>
+        <w:t>showResult</w:t>
+      </w:r>
+      <w:proofErr w:type="spellEnd"/>
+      <w:r>
+        <w:rPr>
+          <w:lang w:val="en-DE"/>
+        </w:rPr>
+        <w:t>("</w:t>
+      </w:r>
+      <w:proofErr w:type="spellStart"/>
+      <w:r>
+        <w:rPr>
+          <w:lang w:val="en-DE"/>
+        </w:rPr>
+        <w:t>Greška</w:t>
+      </w:r>
+      <w:proofErr w:type="spellEnd"/>
+      <w:r>
+        <w:rPr>
+          <w:lang w:val="en-DE"/>
+        </w:rPr>
+        <w:t xml:space="preserve">: </w:t>
+      </w:r>
+      <w:proofErr w:type="spellStart"/>
+      <w:r>
+        <w:rPr>
+          <w:lang w:val="en-DE"/>
+        </w:rPr>
+        <w:t>Neispravan</w:t>
+      </w:r>
+      <w:proofErr w:type="spellEnd"/>
+      <w:r>
+        <w:rPr>
+          <w:lang w:val="en-DE"/>
+        </w:rPr>
+        <w:t xml:space="preserve"> </w:t>
+      </w:r>
+      <w:proofErr w:type="spellStart"/>
+      <w:r>
+        <w:rPr>
+          <w:lang w:val="en-DE"/>
+        </w:rPr>
+        <w:t>unos</w:t>
+      </w:r>
+      <w:proofErr w:type="spellEnd"/>
+      <w:r>
+        <w:rPr>
+          <w:lang w:val="en-DE"/>
+        </w:rPr>
+        <w:t xml:space="preserve"> za '$name'!")</w:t>
+      </w:r>
+      <w:r>
+        <w:rPr>
+          <w:lang w:val="en-DE"/>
+        </w:rPr>
+        <w:br/>
+        <w:t xml:space="preserve">                        </w:t>
+      </w:r>
+      <w:proofErr w:type="spellStart"/>
+      <w:r>
+        <w:rPr>
+          <w:lang w:val="en-DE"/>
+        </w:rPr>
+        <w:t>return@launch</w:t>
+      </w:r>
+      <w:proofErr w:type="spellEnd"/>
       <w:r>
         <w:rPr>
           <w:lang w:val="en-DE"/>
@@ -8596,14 +9992,49 @@
           <w:lang w:val="en-DE"/>
         </w:rPr>
         <w:br/>
-        <w:t xml:space="preserve">                    inputsMap[name] = value</w:t>
-      </w:r>
-      <w:r>
-        <w:rPr>
-          <w:lang w:val="en-DE"/>
-        </w:rPr>
-        <w:br/>
-        <w:t xml:space="preserve">                    expressionToSolve = expressionToSolve.</w:t>
+        <w:t xml:space="preserve">                    </w:t>
+      </w:r>
+      <w:proofErr w:type="spellStart"/>
+      <w:r>
+        <w:rPr>
+          <w:lang w:val="en-DE"/>
+        </w:rPr>
+        <w:t>inputsMap</w:t>
+      </w:r>
+      <w:proofErr w:type="spellEnd"/>
+      <w:r>
+        <w:rPr>
+          <w:lang w:val="en-DE"/>
+        </w:rPr>
+        <w:t>[name] = value</w:t>
+      </w:r>
+      <w:r>
+        <w:rPr>
+          <w:lang w:val="en-DE"/>
+        </w:rPr>
+        <w:br/>
+        <w:t xml:space="preserve">                    </w:t>
+      </w:r>
+      <w:proofErr w:type="spellStart"/>
+      <w:r>
+        <w:rPr>
+          <w:lang w:val="en-DE"/>
+        </w:rPr>
+        <w:t>expressionToSolve</w:t>
+      </w:r>
+      <w:proofErr w:type="spellEnd"/>
+      <w:r>
+        <w:rPr>
+          <w:lang w:val="en-DE"/>
+        </w:rPr>
+        <w:t xml:space="preserve"> = </w:t>
+      </w:r>
+      <w:proofErr w:type="spellStart"/>
+      <w:r>
+        <w:rPr>
+          <w:lang w:val="en-DE"/>
+        </w:rPr>
+        <w:t>expressionToSolve.</w:t>
       </w:r>
       <w:r>
         <w:rPr>
@@ -8613,6 +10044,7 @@
         </w:rPr>
         <w:t>replace</w:t>
       </w:r>
+      <w:proofErr w:type="spellEnd"/>
       <w:r>
         <w:rPr>
           <w:lang w:val="en-DE"/>
@@ -8662,29 +10094,115 @@
         <w:rPr>
           <w:lang w:val="en-DE"/>
         </w:rPr>
-        <w:t>// Logika resetiranja povijesti</w:t>
-      </w:r>
-      <w:r>
-        <w:rPr>
-          <w:lang w:val="en-DE"/>
-        </w:rPr>
-        <w:br/>
-        <w:t xml:space="preserve">            if (unknownVar != currentUnknownVar) {</w:t>
-      </w:r>
-      <w:r>
-        <w:rPr>
-          <w:lang w:val="en-DE"/>
-        </w:rPr>
-        <w:br/>
-        <w:t xml:space="preserve">                calculationHistory.clear()</w:t>
-      </w:r>
-      <w:r>
-        <w:rPr>
-          <w:lang w:val="en-DE"/>
-        </w:rPr>
-        <w:br/>
-        <w:t xml:space="preserve">                currentUnknownVar = unknownVar</w:t>
-      </w:r>
+        <w:t xml:space="preserve">// Logika </w:t>
+      </w:r>
+      <w:proofErr w:type="spellStart"/>
+      <w:r>
+        <w:rPr>
+          <w:lang w:val="en-DE"/>
+        </w:rPr>
+        <w:t>resetiranja</w:t>
+      </w:r>
+      <w:proofErr w:type="spellEnd"/>
+      <w:r>
+        <w:rPr>
+          <w:lang w:val="en-DE"/>
+        </w:rPr>
+        <w:t xml:space="preserve"> </w:t>
+      </w:r>
+      <w:proofErr w:type="spellStart"/>
+      <w:r>
+        <w:rPr>
+          <w:lang w:val="en-DE"/>
+        </w:rPr>
+        <w:t>povijesti</w:t>
+      </w:r>
+      <w:proofErr w:type="spellEnd"/>
+      <w:r>
+        <w:rPr>
+          <w:lang w:val="en-DE"/>
+        </w:rPr>
+        <w:br/>
+        <w:t xml:space="preserve">            if (</w:t>
+      </w:r>
+      <w:proofErr w:type="spellStart"/>
+      <w:r>
+        <w:rPr>
+          <w:lang w:val="en-DE"/>
+        </w:rPr>
+        <w:t>unknownVar</w:t>
+      </w:r>
+      <w:proofErr w:type="spellEnd"/>
+      <w:r>
+        <w:rPr>
+          <w:lang w:val="en-DE"/>
+        </w:rPr>
+        <w:t xml:space="preserve"> != </w:t>
+      </w:r>
+      <w:proofErr w:type="spellStart"/>
+      <w:r>
+        <w:rPr>
+          <w:lang w:val="en-DE"/>
+        </w:rPr>
+        <w:t>currentUnknownVar</w:t>
+      </w:r>
+      <w:proofErr w:type="spellEnd"/>
+      <w:r>
+        <w:rPr>
+          <w:lang w:val="en-DE"/>
+        </w:rPr>
+        <w:t>) {</w:t>
+      </w:r>
+      <w:r>
+        <w:rPr>
+          <w:lang w:val="en-DE"/>
+        </w:rPr>
+        <w:br/>
+        <w:t xml:space="preserve">                </w:t>
+      </w:r>
+      <w:proofErr w:type="spellStart"/>
+      <w:r>
+        <w:rPr>
+          <w:lang w:val="en-DE"/>
+        </w:rPr>
+        <w:t>calculationHistory.clear</w:t>
+      </w:r>
+      <w:proofErr w:type="spellEnd"/>
+      <w:r>
+        <w:rPr>
+          <w:lang w:val="en-DE"/>
+        </w:rPr>
+        <w:t>()</w:t>
+      </w:r>
+      <w:r>
+        <w:rPr>
+          <w:lang w:val="en-DE"/>
+        </w:rPr>
+        <w:br/>
+        <w:t xml:space="preserve">                </w:t>
+      </w:r>
+      <w:proofErr w:type="spellStart"/>
+      <w:r>
+        <w:rPr>
+          <w:lang w:val="en-DE"/>
+        </w:rPr>
+        <w:t>currentUnknownVar</w:t>
+      </w:r>
+      <w:proofErr w:type="spellEnd"/>
+      <w:r>
+        <w:rPr>
+          <w:lang w:val="en-DE"/>
+        </w:rPr>
+        <w:t xml:space="preserve"> = </w:t>
+      </w:r>
+      <w:proofErr w:type="spellStart"/>
+      <w:r>
+        <w:rPr>
+          <w:lang w:val="en-DE"/>
+        </w:rPr>
+        <w:t>unknownVar</w:t>
+      </w:r>
+      <w:proofErr w:type="spellEnd"/>
       <w:r>
         <w:rPr>
           <w:lang w:val="en-DE"/>
@@ -8703,8 +10221,86 @@
           <w:lang w:val="en-DE"/>
         </w:rPr>
         <w:br/>
-        <w:t xml:space="preserve">            // Provjera koriste li ulazni podaci znanstveni zapis</w:t>
-      </w:r>
+        <w:t xml:space="preserve">            // </w:t>
+      </w:r>
+      <w:proofErr w:type="spellStart"/>
+      <w:r>
+        <w:rPr>
+          <w:lang w:val="en-DE"/>
+        </w:rPr>
+        <w:t>Provjera</w:t>
+      </w:r>
+      <w:proofErr w:type="spellEnd"/>
+      <w:r>
+        <w:rPr>
+          <w:lang w:val="en-DE"/>
+        </w:rPr>
+        <w:t xml:space="preserve"> </w:t>
+      </w:r>
+      <w:proofErr w:type="spellStart"/>
+      <w:r>
+        <w:rPr>
+          <w:lang w:val="en-DE"/>
+        </w:rPr>
+        <w:t>koriste</w:t>
+      </w:r>
+      <w:proofErr w:type="spellEnd"/>
+      <w:r>
+        <w:rPr>
+          <w:lang w:val="en-DE"/>
+        </w:rPr>
+        <w:t xml:space="preserve"> li </w:t>
+      </w:r>
+      <w:proofErr w:type="spellStart"/>
+      <w:r>
+        <w:rPr>
+          <w:lang w:val="en-DE"/>
+        </w:rPr>
+        <w:t>ulazni</w:t>
+      </w:r>
+      <w:proofErr w:type="spellEnd"/>
+      <w:r>
+        <w:rPr>
+          <w:lang w:val="en-DE"/>
+        </w:rPr>
+        <w:t xml:space="preserve"> </w:t>
+      </w:r>
+      <w:proofErr w:type="spellStart"/>
+      <w:r>
+        <w:rPr>
+          <w:lang w:val="en-DE"/>
+        </w:rPr>
+        <w:t>podaci</w:t>
+      </w:r>
+      <w:proofErr w:type="spellEnd"/>
+      <w:r>
+        <w:rPr>
+          <w:lang w:val="en-DE"/>
+        </w:rPr>
+        <w:t xml:space="preserve"> </w:t>
+      </w:r>
+      <w:proofErr w:type="spellStart"/>
+      <w:r>
+        <w:rPr>
+          <w:lang w:val="en-DE"/>
+        </w:rPr>
+        <w:t>znanstveni</w:t>
+      </w:r>
+      <w:proofErr w:type="spellEnd"/>
+      <w:r>
+        <w:rPr>
+          <w:lang w:val="en-DE"/>
+        </w:rPr>
+        <w:t xml:space="preserve"> </w:t>
+      </w:r>
+      <w:proofErr w:type="spellStart"/>
+      <w:r>
+        <w:rPr>
+          <w:lang w:val="en-DE"/>
+        </w:rPr>
+        <w:t>zapis</w:t>
+      </w:r>
+      <w:proofErr w:type="spellEnd"/>
       <w:r>
         <w:rPr>
           <w:lang w:val="en-DE"/>
@@ -8716,7 +10312,42 @@
           <w:lang w:val="en-DE"/>
         </w:rPr>
         <w:lastRenderedPageBreak/>
-        <w:t xml:space="preserve">            val anyScientificInput = variableFields.values.</w:t>
+        <w:t xml:space="preserve">            </w:t>
+      </w:r>
+      <w:proofErr w:type="spellStart"/>
+      <w:r>
+        <w:rPr>
+          <w:lang w:val="en-DE"/>
+        </w:rPr>
+        <w:t>val</w:t>
+      </w:r>
+      <w:proofErr w:type="spellEnd"/>
+      <w:r>
+        <w:rPr>
+          <w:lang w:val="en-DE"/>
+        </w:rPr>
+        <w:t xml:space="preserve"> </w:t>
+      </w:r>
+      <w:proofErr w:type="spellStart"/>
+      <w:r>
+        <w:rPr>
+          <w:lang w:val="en-DE"/>
+        </w:rPr>
+        <w:t>anyScientificInput</w:t>
+      </w:r>
+      <w:proofErr w:type="spellEnd"/>
+      <w:r>
+        <w:rPr>
+          <w:lang w:val="en-DE"/>
+        </w:rPr>
+        <w:t xml:space="preserve"> = </w:t>
+      </w:r>
+      <w:proofErr w:type="spellStart"/>
+      <w:r>
+        <w:rPr>
+          <w:lang w:val="en-DE"/>
+        </w:rPr>
+        <w:t>variableFields.values.</w:t>
       </w:r>
       <w:r>
         <w:rPr>
@@ -8724,7 +10355,16 @@
           <w:iCs/>
           <w:lang w:val="en-DE"/>
         </w:rPr>
-        <w:t xml:space="preserve">any </w:t>
+        <w:t>any</w:t>
+      </w:r>
+      <w:proofErr w:type="spellEnd"/>
+      <w:r>
+        <w:rPr>
+          <w:i/>
+          <w:iCs/>
+          <w:lang w:val="en-DE"/>
+        </w:rPr>
+        <w:t xml:space="preserve"> </w:t>
       </w:r>
       <w:r>
         <w:rPr>
@@ -8741,7 +10381,16 @@
           <w:lang w:val="en-DE"/>
         </w:rPr>
         <w:br/>
-        <w:t xml:space="preserve">                it</w:t>
+        <w:t xml:space="preserve">                </w:t>
+      </w:r>
+      <w:proofErr w:type="spellStart"/>
+      <w:r>
+        <w:rPr>
+          <w:b/>
+          <w:bCs/>
+          <w:lang w:val="en-DE"/>
+        </w:rPr>
+        <w:t>it</w:t>
       </w:r>
       <w:r>
         <w:rPr>
@@ -8761,7 +10410,14 @@
         <w:rPr>
           <w:lang w:val="en-DE"/>
         </w:rPr>
-        <w:t>.toString().</w:t>
+        <w:t>.toString</w:t>
+      </w:r>
+      <w:proofErr w:type="spellEnd"/>
+      <w:r>
+        <w:rPr>
+          <w:lang w:val="en-DE"/>
+        </w:rPr>
+        <w:t>().</w:t>
       </w:r>
       <w:r>
         <w:rPr>
@@ -8777,6 +10433,7 @@
         </w:rPr>
         <w:t xml:space="preserve">("10^") || </w:t>
       </w:r>
+      <w:proofErr w:type="spellStart"/>
       <w:r>
         <w:rPr>
           <w:b/>
@@ -8803,7 +10460,14 @@
         <w:rPr>
           <w:lang w:val="en-DE"/>
         </w:rPr>
-        <w:t>.toString().</w:t>
+        <w:t>.toString</w:t>
+      </w:r>
+      <w:proofErr w:type="spellEnd"/>
+      <w:r>
+        <w:rPr>
+          <w:lang w:val="en-DE"/>
+        </w:rPr>
+        <w:t>().</w:t>
       </w:r>
       <w:r>
         <w:rPr>
@@ -8851,11 +10515,33 @@
         <w:br/>
         <w:t xml:space="preserve">            </w:t>
       </w:r>
-      <w:r>
-        <w:rPr>
-          <w:lang w:val="en-DE"/>
-        </w:rPr>
-        <w:t>val result = if (unknownVar == null) {</w:t>
+      <w:proofErr w:type="spellStart"/>
+      <w:r>
+        <w:rPr>
+          <w:lang w:val="en-DE"/>
+        </w:rPr>
+        <w:t>val</w:t>
+      </w:r>
+      <w:proofErr w:type="spellEnd"/>
+      <w:r>
+        <w:rPr>
+          <w:lang w:val="en-DE"/>
+        </w:rPr>
+        <w:t xml:space="preserve"> result = if (</w:t>
+      </w:r>
+      <w:proofErr w:type="spellStart"/>
+      <w:r>
+        <w:rPr>
+          <w:lang w:val="en-DE"/>
+        </w:rPr>
+        <w:t>unknownVar</w:t>
+      </w:r>
+      <w:proofErr w:type="spellEnd"/>
+      <w:r>
+        <w:rPr>
+          <w:lang w:val="en-DE"/>
+        </w:rPr>
+        <w:t xml:space="preserve"> == null) {</w:t>
       </w:r>
       <w:r>
         <w:rPr>
@@ -8869,7 +10555,28 @@
           <w:lang w:val="en-DE"/>
         </w:rPr>
         <w:br/>
-        <w:t xml:space="preserve">                mathEvaluator.evaluate(expressionToSolve.</w:t>
+        <w:t xml:space="preserve">                </w:t>
+      </w:r>
+      <w:proofErr w:type="spellStart"/>
+      <w:r>
+        <w:rPr>
+          <w:lang w:val="en-DE"/>
+        </w:rPr>
+        <w:t>mathEvaluator.evaluate</w:t>
+      </w:r>
+      <w:proofErr w:type="spellEnd"/>
+      <w:r>
+        <w:rPr>
+          <w:lang w:val="en-DE"/>
+        </w:rPr>
+        <w:t>(</w:t>
+      </w:r>
+      <w:proofErr w:type="spellStart"/>
+      <w:r>
+        <w:rPr>
+          <w:lang w:val="en-DE"/>
+        </w:rPr>
+        <w:t>expressionToSolve.</w:t>
       </w:r>
       <w:r>
         <w:rPr>
@@ -8879,6 +10586,7 @@
         </w:rPr>
         <w:t>replace</w:t>
       </w:r>
+      <w:proofErr w:type="spellEnd"/>
       <w:r>
         <w:rPr>
           <w:lang w:val="en-DE"/>
@@ -8897,7 +10605,28 @@
           <w:lang w:val="en-DE"/>
         </w:rPr>
         <w:br/>
-        <w:t xml:space="preserve">                val parts = expressionToSolve.</w:t>
+        <w:t xml:space="preserve">                </w:t>
+      </w:r>
+      <w:proofErr w:type="spellStart"/>
+      <w:r>
+        <w:rPr>
+          <w:lang w:val="en-DE"/>
+        </w:rPr>
+        <w:t>val</w:t>
+      </w:r>
+      <w:proofErr w:type="spellEnd"/>
+      <w:r>
+        <w:rPr>
+          <w:lang w:val="en-DE"/>
+        </w:rPr>
+        <w:t xml:space="preserve"> parts = </w:t>
+      </w:r>
+      <w:proofErr w:type="spellStart"/>
+      <w:r>
+        <w:rPr>
+          <w:lang w:val="en-DE"/>
+        </w:rPr>
+        <w:t>expressionToSolve.</w:t>
       </w:r>
       <w:r>
         <w:rPr>
@@ -8907,6 +10636,7 @@
         </w:rPr>
         <w:t>split</w:t>
       </w:r>
+      <w:proofErr w:type="spellEnd"/>
       <w:r>
         <w:rPr>
           <w:lang w:val="en-DE"/>
@@ -8918,22 +10648,114 @@
           <w:lang w:val="en-DE"/>
         </w:rPr>
         <w:br/>
-        <w:t xml:space="preserve">                if (parts.size != 2) {</w:t>
-      </w:r>
-      <w:r>
-        <w:rPr>
-          <w:lang w:val="en-DE"/>
-        </w:rPr>
-        <w:br/>
-        <w:t xml:space="preserve">                    showResult("Greška: Jednadžba mora imati znak '='!")</w:t>
-      </w:r>
-      <w:r>
-        <w:rPr>
-          <w:lang w:val="en-DE"/>
-        </w:rPr>
-        <w:br/>
-        <w:t xml:space="preserve">                    return@launch</w:t>
-      </w:r>
+        <w:t xml:space="preserve">                if (</w:t>
+      </w:r>
+      <w:proofErr w:type="spellStart"/>
+      <w:r>
+        <w:rPr>
+          <w:lang w:val="en-DE"/>
+        </w:rPr>
+        <w:t>parts.size</w:t>
+      </w:r>
+      <w:proofErr w:type="spellEnd"/>
+      <w:r>
+        <w:rPr>
+          <w:lang w:val="en-DE"/>
+        </w:rPr>
+        <w:t xml:space="preserve"> != 2) {</w:t>
+      </w:r>
+      <w:r>
+        <w:rPr>
+          <w:lang w:val="en-DE"/>
+        </w:rPr>
+        <w:br/>
+        <w:t xml:space="preserve">                    </w:t>
+      </w:r>
+      <w:proofErr w:type="spellStart"/>
+      <w:r>
+        <w:rPr>
+          <w:lang w:val="en-DE"/>
+        </w:rPr>
+        <w:t>showResult</w:t>
+      </w:r>
+      <w:proofErr w:type="spellEnd"/>
+      <w:r>
+        <w:rPr>
+          <w:lang w:val="en-DE"/>
+        </w:rPr>
+        <w:t>("</w:t>
+      </w:r>
+      <w:proofErr w:type="spellStart"/>
+      <w:r>
+        <w:rPr>
+          <w:lang w:val="en-DE"/>
+        </w:rPr>
+        <w:t>Greška</w:t>
+      </w:r>
+      <w:proofErr w:type="spellEnd"/>
+      <w:r>
+        <w:rPr>
+          <w:lang w:val="en-DE"/>
+        </w:rPr>
+        <w:t xml:space="preserve">: </w:t>
+      </w:r>
+      <w:proofErr w:type="spellStart"/>
+      <w:r>
+        <w:rPr>
+          <w:lang w:val="en-DE"/>
+        </w:rPr>
+        <w:t>Jednadžba</w:t>
+      </w:r>
+      <w:proofErr w:type="spellEnd"/>
+      <w:r>
+        <w:rPr>
+          <w:lang w:val="en-DE"/>
+        </w:rPr>
+        <w:t xml:space="preserve"> mora </w:t>
+      </w:r>
+      <w:proofErr w:type="spellStart"/>
+      <w:r>
+        <w:rPr>
+          <w:lang w:val="en-DE"/>
+        </w:rPr>
+        <w:t>imati</w:t>
+      </w:r>
+      <w:proofErr w:type="spellEnd"/>
+      <w:r>
+        <w:rPr>
+          <w:lang w:val="en-DE"/>
+        </w:rPr>
+        <w:t xml:space="preserve"> </w:t>
+      </w:r>
+      <w:proofErr w:type="spellStart"/>
+      <w:r>
+        <w:rPr>
+          <w:lang w:val="en-DE"/>
+        </w:rPr>
+        <w:t>znak</w:t>
+      </w:r>
+      <w:proofErr w:type="spellEnd"/>
+      <w:r>
+        <w:rPr>
+          <w:lang w:val="en-DE"/>
+        </w:rPr>
+        <w:t xml:space="preserve"> '='!")</w:t>
+      </w:r>
+      <w:r>
+        <w:rPr>
+          <w:lang w:val="en-DE"/>
+        </w:rPr>
+        <w:br/>
+        <w:t xml:space="preserve">                    </w:t>
+      </w:r>
+      <w:proofErr w:type="spellStart"/>
+      <w:r>
+        <w:rPr>
+          <w:lang w:val="en-DE"/>
+        </w:rPr>
+        <w:t>return@launch</w:t>
+      </w:r>
+      <w:proofErr w:type="spellEnd"/>
       <w:r>
         <w:rPr>
           <w:lang w:val="en-DE"/>
@@ -8946,7 +10768,49 @@
           <w:lang w:val="en-DE"/>
         </w:rPr>
         <w:br/>
-        <w:t xml:space="preserve">                val solveExpr = "Solve(${parts[0]} == ${parts[1]}, $unknownVar)"</w:t>
+        <w:t xml:space="preserve">                </w:t>
+      </w:r>
+      <w:proofErr w:type="spellStart"/>
+      <w:r>
+        <w:rPr>
+          <w:lang w:val="en-DE"/>
+        </w:rPr>
+        <w:t>val</w:t>
+      </w:r>
+      <w:proofErr w:type="spellEnd"/>
+      <w:r>
+        <w:rPr>
+          <w:lang w:val="en-DE"/>
+        </w:rPr>
+        <w:t xml:space="preserve"> </w:t>
+      </w:r>
+      <w:proofErr w:type="spellStart"/>
+      <w:r>
+        <w:rPr>
+          <w:lang w:val="en-DE"/>
+        </w:rPr>
+        <w:t>solveExpr</w:t>
+      </w:r>
+      <w:proofErr w:type="spellEnd"/>
+      <w:r>
+        <w:rPr>
+          <w:lang w:val="en-DE"/>
+        </w:rPr>
+        <w:t xml:space="preserve"> = "Solve(${parts[0]} == ${parts[1]}, $</w:t>
+      </w:r>
+      <w:proofErr w:type="spellStart"/>
+      <w:r>
+        <w:rPr>
+          <w:lang w:val="en-DE"/>
+        </w:rPr>
+        <w:t>unknownVar</w:t>
+      </w:r>
+      <w:proofErr w:type="spellEnd"/>
+      <w:r>
+        <w:rPr>
+          <w:lang w:val="en-DE"/>
+        </w:rPr>
+        <w:t>)"</w:t>
       </w:r>
       <w:r>
         <w:rPr>
@@ -8960,7 +10824,35 @@
           <w:lang w:val="en-DE"/>
         </w:rPr>
         <w:br/>
-        <w:t xml:space="preserve">                mathEvaluator.evaluate(solveExpr)</w:t>
+        <w:t xml:space="preserve">                </w:t>
+      </w:r>
+      <w:proofErr w:type="spellStart"/>
+      <w:r>
+        <w:rPr>
+          <w:lang w:val="en-DE"/>
+        </w:rPr>
+        <w:t>mathEvaluator.evaluate</w:t>
+      </w:r>
+      <w:proofErr w:type="spellEnd"/>
+      <w:r>
+        <w:rPr>
+          <w:lang w:val="en-DE"/>
+        </w:rPr>
+        <w:t>(</w:t>
+      </w:r>
+      <w:proofErr w:type="spellStart"/>
+      <w:r>
+        <w:rPr>
+          <w:lang w:val="en-DE"/>
+        </w:rPr>
+        <w:t>solveExpr</w:t>
+      </w:r>
+      <w:proofErr w:type="spellEnd"/>
+      <w:r>
+        <w:rPr>
+          <w:lang w:val="en-DE"/>
+        </w:rPr>
+        <w:t>)</w:t>
       </w:r>
       <w:r>
         <w:rPr>
@@ -8980,7 +10872,35 @@
           <w:lang w:val="en-DE"/>
         </w:rPr>
         <w:br/>
-        <w:t xml:space="preserve">            var resultString = result.toString()</w:t>
+        <w:t xml:space="preserve">            var </w:t>
+      </w:r>
+      <w:proofErr w:type="spellStart"/>
+      <w:r>
+        <w:rPr>
+          <w:lang w:val="en-DE"/>
+        </w:rPr>
+        <w:t>resultString</w:t>
+      </w:r>
+      <w:proofErr w:type="spellEnd"/>
+      <w:r>
+        <w:rPr>
+          <w:lang w:val="en-DE"/>
+        </w:rPr>
+        <w:t xml:space="preserve"> = </w:t>
+      </w:r>
+      <w:proofErr w:type="spellStart"/>
+      <w:r>
+        <w:rPr>
+          <w:lang w:val="en-DE"/>
+        </w:rPr>
+        <w:t>result.toString</w:t>
+      </w:r>
+      <w:proofErr w:type="spellEnd"/>
+      <w:r>
+        <w:rPr>
+          <w:lang w:val="en-DE"/>
+        </w:rPr>
+        <w:t>()</w:t>
       </w:r>
       <w:r>
         <w:rPr>
@@ -9001,7 +10921,14 @@
           <w:lang w:val="en-DE"/>
         </w:rPr>
         <w:br/>
-        <w:t xml:space="preserve">                resultString.</w:t>
+        <w:t xml:space="preserve">                </w:t>
+      </w:r>
+      <w:proofErr w:type="spellStart"/>
+      <w:r>
+        <w:rPr>
+          <w:lang w:val="en-DE"/>
+        </w:rPr>
+        <w:t>resultString.</w:t>
       </w:r>
       <w:r>
         <w:rPr>
@@ -9011,6 +10938,7 @@
         </w:rPr>
         <w:t>contains</w:t>
       </w:r>
+      <w:proofErr w:type="spellEnd"/>
       <w:r>
         <w:rPr>
           <w:lang w:val="en-DE"/>
@@ -9022,7 +10950,14 @@
           <w:lang w:val="en-DE"/>
         </w:rPr>
         <w:br/>
-        <w:t xml:space="preserve">                resultString.</w:t>
+        <w:t xml:space="preserve">                </w:t>
+      </w:r>
+      <w:proofErr w:type="spellStart"/>
+      <w:r>
+        <w:rPr>
+          <w:lang w:val="en-DE"/>
+        </w:rPr>
+        <w:t>resultString.</w:t>
       </w:r>
       <w:r>
         <w:rPr>
@@ -9032,18 +10967,40 @@
         </w:rPr>
         <w:t>contains</w:t>
       </w:r>
-      <w:r>
-        <w:rPr>
-          <w:lang w:val="en-DE"/>
-        </w:rPr>
-        <w:t xml:space="preserve">("ComplexInfinity") || </w:t>
-      </w:r>
-      <w:r>
-        <w:rPr>
-          <w:lang w:val="en-DE"/>
-        </w:rPr>
-        <w:br/>
-        <w:t xml:space="preserve">                resultString.</w:t>
+      <w:proofErr w:type="spellEnd"/>
+      <w:r>
+        <w:rPr>
+          <w:lang w:val="en-DE"/>
+        </w:rPr>
+        <w:t>("</w:t>
+      </w:r>
+      <w:proofErr w:type="spellStart"/>
+      <w:r>
+        <w:rPr>
+          <w:lang w:val="en-DE"/>
+        </w:rPr>
+        <w:t>ComplexInfinity</w:t>
+      </w:r>
+      <w:proofErr w:type="spellEnd"/>
+      <w:r>
+        <w:rPr>
+          <w:lang w:val="en-DE"/>
+        </w:rPr>
+        <w:t xml:space="preserve">") || </w:t>
+      </w:r>
+      <w:r>
+        <w:rPr>
+          <w:lang w:val="en-DE"/>
+        </w:rPr>
+        <w:br/>
+        <w:t xml:space="preserve">                </w:t>
+      </w:r>
+      <w:proofErr w:type="spellStart"/>
+      <w:r>
+        <w:rPr>
+          <w:lang w:val="en-DE"/>
+        </w:rPr>
+        <w:t>resultString.</w:t>
       </w:r>
       <w:r>
         <w:rPr>
@@ -9053,6 +11010,7 @@
         </w:rPr>
         <w:t>contains</w:t>
       </w:r>
+      <w:proofErr w:type="spellEnd"/>
       <w:r>
         <w:rPr>
           <w:lang w:val="en-DE"/>
@@ -9064,7 +11022,14 @@
           <w:lang w:val="en-DE"/>
         </w:rPr>
         <w:br/>
-        <w:t xml:space="preserve">                resultString.</w:t>
+        <w:t xml:space="preserve">                </w:t>
+      </w:r>
+      <w:proofErr w:type="spellStart"/>
+      <w:r>
+        <w:rPr>
+          <w:lang w:val="en-DE"/>
+        </w:rPr>
+        <w:t>resultString.</w:t>
       </w:r>
       <w:r>
         <w:rPr>
@@ -9074,6 +11039,7 @@
         </w:rPr>
         <w:t>contains</w:t>
       </w:r>
+      <w:proofErr w:type="spellEnd"/>
       <w:r>
         <w:rPr>
           <w:lang w:val="en-DE"/>
@@ -9085,7 +11051,77 @@
           <w:lang w:val="en-DE"/>
         </w:rPr>
         <w:br/>
-        <w:t xml:space="preserve">                    showResult("Matematička greška (nedefinirano rješenje)!")</w:t>
+        <w:t xml:space="preserve">                    </w:t>
+      </w:r>
+      <w:proofErr w:type="spellStart"/>
+      <w:r>
+        <w:rPr>
+          <w:lang w:val="en-DE"/>
+        </w:rPr>
+        <w:t>showResult</w:t>
+      </w:r>
+      <w:proofErr w:type="spellEnd"/>
+      <w:r>
+        <w:rPr>
+          <w:lang w:val="en-DE"/>
+        </w:rPr>
+        <w:t>("</w:t>
+      </w:r>
+      <w:proofErr w:type="spellStart"/>
+      <w:r>
+        <w:rPr>
+          <w:lang w:val="en-DE"/>
+        </w:rPr>
+        <w:t>Matematička</w:t>
+      </w:r>
+      <w:proofErr w:type="spellEnd"/>
+      <w:r>
+        <w:rPr>
+          <w:lang w:val="en-DE"/>
+        </w:rPr>
+        <w:t xml:space="preserve"> </w:t>
+      </w:r>
+      <w:proofErr w:type="spellStart"/>
+      <w:r>
+        <w:rPr>
+          <w:lang w:val="en-DE"/>
+        </w:rPr>
+        <w:t>greška</w:t>
+      </w:r>
+      <w:proofErr w:type="spellEnd"/>
+      <w:r>
+        <w:rPr>
+          <w:lang w:val="en-DE"/>
+        </w:rPr>
+        <w:t xml:space="preserve"> (</w:t>
+      </w:r>
+      <w:proofErr w:type="spellStart"/>
+      <w:r>
+        <w:rPr>
+          <w:lang w:val="en-DE"/>
+        </w:rPr>
+        <w:t>nedefinirano</w:t>
+      </w:r>
+      <w:proofErr w:type="spellEnd"/>
+      <w:r>
+        <w:rPr>
+          <w:lang w:val="en-DE"/>
+        </w:rPr>
+        <w:t xml:space="preserve"> </w:t>
+      </w:r>
+      <w:proofErr w:type="spellStart"/>
+      <w:r>
+        <w:rPr>
+          <w:lang w:val="en-DE"/>
+        </w:rPr>
+        <w:t>rješenje</w:t>
+      </w:r>
+      <w:proofErr w:type="spellEnd"/>
+      <w:r>
+        <w:rPr>
+          <w:lang w:val="en-DE"/>
+        </w:rPr>
+        <w:t>)!")</w:t>
       </w:r>
       <w:r>
         <w:rPr>
@@ -9099,14 +11135,112 @@
           <w:lang w:val="en-DE"/>
         </w:rPr>
         <w:br/>
-        <w:t xml:space="preserve">                resultString == "{}" || resultString == "None" -&gt; {</w:t>
-      </w:r>
-      <w:r>
-        <w:rPr>
-          <w:lang w:val="en-DE"/>
-        </w:rPr>
-        <w:br/>
-        <w:t xml:space="preserve">                    showResult("Nema rješenja u realnom skupu brojeva.")</w:t>
+        <w:t xml:space="preserve">                </w:t>
+      </w:r>
+      <w:proofErr w:type="spellStart"/>
+      <w:r>
+        <w:rPr>
+          <w:lang w:val="en-DE"/>
+        </w:rPr>
+        <w:t>resultString</w:t>
+      </w:r>
+      <w:proofErr w:type="spellEnd"/>
+      <w:r>
+        <w:rPr>
+          <w:lang w:val="en-DE"/>
+        </w:rPr>
+        <w:t xml:space="preserve"> == "{}" || </w:t>
+      </w:r>
+      <w:proofErr w:type="spellStart"/>
+      <w:r>
+        <w:rPr>
+          <w:lang w:val="en-DE"/>
+        </w:rPr>
+        <w:t>resultString</w:t>
+      </w:r>
+      <w:proofErr w:type="spellEnd"/>
+      <w:r>
+        <w:rPr>
+          <w:lang w:val="en-DE"/>
+        </w:rPr>
+        <w:t xml:space="preserve"> == "None" -&gt; {</w:t>
+      </w:r>
+      <w:r>
+        <w:rPr>
+          <w:lang w:val="en-DE"/>
+        </w:rPr>
+        <w:br/>
+        <w:t xml:space="preserve">                    </w:t>
+      </w:r>
+      <w:proofErr w:type="spellStart"/>
+      <w:r>
+        <w:rPr>
+          <w:lang w:val="en-DE"/>
+        </w:rPr>
+        <w:t>showResult</w:t>
+      </w:r>
+      <w:proofErr w:type="spellEnd"/>
+      <w:r>
+        <w:rPr>
+          <w:lang w:val="en-DE"/>
+        </w:rPr>
+        <w:t xml:space="preserve">("Nema </w:t>
+      </w:r>
+      <w:proofErr w:type="spellStart"/>
+      <w:r>
+        <w:rPr>
+          <w:lang w:val="en-DE"/>
+        </w:rPr>
+        <w:t>rješenja</w:t>
+      </w:r>
+      <w:proofErr w:type="spellEnd"/>
+      <w:r>
+        <w:rPr>
+          <w:lang w:val="en-DE"/>
+        </w:rPr>
+        <w:t xml:space="preserve"> u </w:t>
+      </w:r>
+      <w:proofErr w:type="spellStart"/>
+      <w:r>
+        <w:rPr>
+          <w:lang w:val="en-DE"/>
+        </w:rPr>
+        <w:t>realnom</w:t>
+      </w:r>
+      <w:proofErr w:type="spellEnd"/>
+      <w:r>
+        <w:rPr>
+          <w:lang w:val="en-DE"/>
+        </w:rPr>
+        <w:t xml:space="preserve"> </w:t>
+      </w:r>
+      <w:proofErr w:type="spellStart"/>
+      <w:r>
+        <w:rPr>
+          <w:lang w:val="en-DE"/>
+        </w:rPr>
+        <w:t>skupu</w:t>
+      </w:r>
+      <w:proofErr w:type="spellEnd"/>
+      <w:r>
+        <w:rPr>
+          <w:lang w:val="en-DE"/>
+        </w:rPr>
+        <w:t xml:space="preserve"> </w:t>
+      </w:r>
+      <w:proofErr w:type="spellStart"/>
+      <w:r>
+        <w:rPr>
+          <w:lang w:val="en-DE"/>
+        </w:rPr>
+        <w:t>brojeva</w:t>
+      </w:r>
+      <w:proofErr w:type="spellEnd"/>
+      <w:r>
+        <w:rPr>
+          <w:lang w:val="en-DE"/>
+        </w:rPr>
+        <w:t>.")</w:t>
       </w:r>
       <w:r>
         <w:rPr>
@@ -9127,14 +11261,50 @@
           <w:lang w:val="en-DE"/>
         </w:rPr>
         <w:br/>
-        <w:t xml:space="preserve">                    lastRawResult = resultString</w:t>
-      </w:r>
-      <w:r>
-        <w:rPr>
-          <w:lang w:val="en-DE"/>
-        </w:rPr>
-        <w:br/>
-        <w:t xml:space="preserve">                    isDecimalView = false</w:t>
+        <w:t xml:space="preserve">                    </w:t>
+      </w:r>
+      <w:proofErr w:type="spellStart"/>
+      <w:r>
+        <w:rPr>
+          <w:lang w:val="en-DE"/>
+        </w:rPr>
+        <w:t>lastRawResult</w:t>
+      </w:r>
+      <w:proofErr w:type="spellEnd"/>
+      <w:r>
+        <w:rPr>
+          <w:lang w:val="en-DE"/>
+        </w:rPr>
+        <w:t xml:space="preserve"> = </w:t>
+      </w:r>
+      <w:proofErr w:type="spellStart"/>
+      <w:r>
+        <w:rPr>
+          <w:lang w:val="en-DE"/>
+        </w:rPr>
+        <w:t>resultString</w:t>
+      </w:r>
+      <w:proofErr w:type="spellEnd"/>
+      <w:r>
+        <w:rPr>
+          <w:lang w:val="en-DE"/>
+        </w:rPr>
+        <w:br/>
+        <w:t xml:space="preserve">                    </w:t>
+      </w:r>
+      <w:proofErr w:type="spellStart"/>
+      <w:r>
+        <w:rPr>
+          <w:lang w:val="en-DE"/>
+        </w:rPr>
+        <w:t>isDecimalView</w:t>
+      </w:r>
+      <w:proofErr w:type="spellEnd"/>
+      <w:r>
+        <w:rPr>
+          <w:lang w:val="en-DE"/>
+        </w:rPr>
+        <w:t xml:space="preserve"> = false</w:t>
       </w:r>
       <w:r>
         <w:rPr>
@@ -9154,21 +11324,218 @@
           <w:lang w:val="en-DE"/>
         </w:rPr>
         <w:br/>
-        <w:t xml:space="preserve">                    // Ako je ulaz znanstveni ili je broj jako velik/mali, automatski prikaži u znanstvenom zapisu</w:t>
-      </w:r>
-      <w:r>
-        <w:rPr>
-          <w:lang w:val="en-DE"/>
-        </w:rPr>
-        <w:br/>
-        <w:t xml:space="preserve">                    if (anyScientificInput) {</w:t>
-      </w:r>
-      <w:r>
-        <w:rPr>
-          <w:lang w:val="en-DE"/>
-        </w:rPr>
-        <w:br/>
-        <w:t xml:space="preserve">                        val valueOnly = if (resultString.</w:t>
+        <w:t xml:space="preserve">                    // Ako je </w:t>
+      </w:r>
+      <w:proofErr w:type="spellStart"/>
+      <w:r>
+        <w:rPr>
+          <w:lang w:val="en-DE"/>
+        </w:rPr>
+        <w:t>ulaz</w:t>
+      </w:r>
+      <w:proofErr w:type="spellEnd"/>
+      <w:r>
+        <w:rPr>
+          <w:lang w:val="en-DE"/>
+        </w:rPr>
+        <w:t xml:space="preserve"> </w:t>
+      </w:r>
+      <w:proofErr w:type="spellStart"/>
+      <w:r>
+        <w:rPr>
+          <w:lang w:val="en-DE"/>
+        </w:rPr>
+        <w:t>znanstveni</w:t>
+      </w:r>
+      <w:proofErr w:type="spellEnd"/>
+      <w:r>
+        <w:rPr>
+          <w:lang w:val="en-DE"/>
+        </w:rPr>
+        <w:t xml:space="preserve"> </w:t>
+      </w:r>
+      <w:proofErr w:type="spellStart"/>
+      <w:r>
+        <w:rPr>
+          <w:lang w:val="en-DE"/>
+        </w:rPr>
+        <w:t>ili</w:t>
+      </w:r>
+      <w:proofErr w:type="spellEnd"/>
+      <w:r>
+        <w:rPr>
+          <w:lang w:val="en-DE"/>
+        </w:rPr>
+        <w:t xml:space="preserve"> je </w:t>
+      </w:r>
+      <w:proofErr w:type="spellStart"/>
+      <w:r>
+        <w:rPr>
+          <w:lang w:val="en-DE"/>
+        </w:rPr>
+        <w:t>broj</w:t>
+      </w:r>
+      <w:proofErr w:type="spellEnd"/>
+      <w:r>
+        <w:rPr>
+          <w:lang w:val="en-DE"/>
+        </w:rPr>
+        <w:t xml:space="preserve"> </w:t>
+      </w:r>
+      <w:proofErr w:type="spellStart"/>
+      <w:r>
+        <w:rPr>
+          <w:lang w:val="en-DE"/>
+        </w:rPr>
+        <w:t>jako</w:t>
+      </w:r>
+      <w:proofErr w:type="spellEnd"/>
+      <w:r>
+        <w:rPr>
+          <w:lang w:val="en-DE"/>
+        </w:rPr>
+        <w:t xml:space="preserve"> </w:t>
+      </w:r>
+      <w:proofErr w:type="spellStart"/>
+      <w:r>
+        <w:rPr>
+          <w:lang w:val="en-DE"/>
+        </w:rPr>
+        <w:t>velik</w:t>
+      </w:r>
+      <w:proofErr w:type="spellEnd"/>
+      <w:r>
+        <w:rPr>
+          <w:lang w:val="en-DE"/>
+        </w:rPr>
+        <w:t>/</w:t>
+      </w:r>
+      <w:proofErr w:type="spellStart"/>
+      <w:r>
+        <w:rPr>
+          <w:lang w:val="en-DE"/>
+        </w:rPr>
+        <w:t>mali</w:t>
+      </w:r>
+      <w:proofErr w:type="spellEnd"/>
+      <w:r>
+        <w:rPr>
+          <w:lang w:val="en-DE"/>
+        </w:rPr>
+        <w:t xml:space="preserve">, </w:t>
+      </w:r>
+      <w:proofErr w:type="spellStart"/>
+      <w:r>
+        <w:rPr>
+          <w:lang w:val="en-DE"/>
+        </w:rPr>
+        <w:t>automatski</w:t>
+      </w:r>
+      <w:proofErr w:type="spellEnd"/>
+      <w:r>
+        <w:rPr>
+          <w:lang w:val="en-DE"/>
+        </w:rPr>
+        <w:t xml:space="preserve"> </w:t>
+      </w:r>
+      <w:proofErr w:type="spellStart"/>
+      <w:r>
+        <w:rPr>
+          <w:lang w:val="en-DE"/>
+        </w:rPr>
+        <w:t>prikaži</w:t>
+      </w:r>
+      <w:proofErr w:type="spellEnd"/>
+      <w:r>
+        <w:rPr>
+          <w:lang w:val="en-DE"/>
+        </w:rPr>
+        <w:t xml:space="preserve"> u </w:t>
+      </w:r>
+      <w:proofErr w:type="spellStart"/>
+      <w:r>
+        <w:rPr>
+          <w:lang w:val="en-DE"/>
+        </w:rPr>
+        <w:t>znanstvenom</w:t>
+      </w:r>
+      <w:proofErr w:type="spellEnd"/>
+      <w:r>
+        <w:rPr>
+          <w:lang w:val="en-DE"/>
+        </w:rPr>
+        <w:t xml:space="preserve"> </w:t>
+      </w:r>
+      <w:proofErr w:type="spellStart"/>
+      <w:r>
+        <w:rPr>
+          <w:lang w:val="en-DE"/>
+        </w:rPr>
+        <w:t>zapisu</w:t>
+      </w:r>
+      <w:proofErr w:type="spellEnd"/>
+      <w:r>
+        <w:rPr>
+          <w:lang w:val="en-DE"/>
+        </w:rPr>
+        <w:br/>
+        <w:t xml:space="preserve">                    if (</w:t>
+      </w:r>
+      <w:proofErr w:type="spellStart"/>
+      <w:r>
+        <w:rPr>
+          <w:lang w:val="en-DE"/>
+        </w:rPr>
+        <w:t>anyScientificInput</w:t>
+      </w:r>
+      <w:proofErr w:type="spellEnd"/>
+      <w:r>
+        <w:rPr>
+          <w:lang w:val="en-DE"/>
+        </w:rPr>
+        <w:t>) {</w:t>
+      </w:r>
+      <w:r>
+        <w:rPr>
+          <w:lang w:val="en-DE"/>
+        </w:rPr>
+        <w:br/>
+        <w:t xml:space="preserve">                        </w:t>
+      </w:r>
+      <w:proofErr w:type="spellStart"/>
+      <w:r>
+        <w:rPr>
+          <w:lang w:val="en-DE"/>
+        </w:rPr>
+        <w:t>val</w:t>
+      </w:r>
+      <w:proofErr w:type="spellEnd"/>
+      <w:r>
+        <w:rPr>
+          <w:lang w:val="en-DE"/>
+        </w:rPr>
+        <w:t xml:space="preserve"> </w:t>
+      </w:r>
+      <w:proofErr w:type="spellStart"/>
+      <w:r>
+        <w:rPr>
+          <w:lang w:val="en-DE"/>
+        </w:rPr>
+        <w:t>valueOnly</w:t>
+      </w:r>
+      <w:proofErr w:type="spellEnd"/>
+      <w:r>
+        <w:rPr>
+          <w:lang w:val="en-DE"/>
+        </w:rPr>
+        <w:t xml:space="preserve"> = if (</w:t>
+      </w:r>
+      <w:proofErr w:type="spellStart"/>
+      <w:r>
+        <w:rPr>
+          <w:lang w:val="en-DE"/>
+        </w:rPr>
+        <w:t>resultString.</w:t>
       </w:r>
       <w:r>
         <w:rPr>
@@ -9178,6 +11545,7 @@
         </w:rPr>
         <w:t>contains</w:t>
       </w:r>
+      <w:proofErr w:type="spellEnd"/>
       <w:r>
         <w:rPr>
           <w:lang w:val="en-DE"/>
@@ -9189,7 +11557,14 @@
           <w:lang w:val="en-DE"/>
         </w:rPr>
         <w:br/>
-        <w:t xml:space="preserve">                            resultString.</w:t>
+        <w:t xml:space="preserve">                            </w:t>
+      </w:r>
+      <w:proofErr w:type="spellStart"/>
+      <w:r>
+        <w:rPr>
+          <w:lang w:val="en-DE"/>
+        </w:rPr>
+        <w:t>resultString.</w:t>
       </w:r>
       <w:r>
         <w:rPr>
@@ -9199,6 +11574,7 @@
         </w:rPr>
         <w:t>substringAfter</w:t>
       </w:r>
+      <w:proofErr w:type="spellEnd"/>
       <w:r>
         <w:rPr>
           <w:lang w:val="en-DE"/>
@@ -9245,8 +11621,16 @@
           <w:lang w:val="en-DE"/>
         </w:rPr>
         <w:br/>
-        <w:t xml:space="preserve">                            resultString</w:t>
-      </w:r>
+        <w:t xml:space="preserve">                            </w:t>
+      </w:r>
+      <w:proofErr w:type="spellStart"/>
+      <w:r>
+        <w:rPr>
+          <w:lang w:val="en-DE"/>
+        </w:rPr>
+        <w:t>resultString</w:t>
+      </w:r>
+      <w:proofErr w:type="spellEnd"/>
       <w:r>
         <w:rPr>
           <w:lang w:val="en-DE"/>
@@ -9259,14 +11643,85 @@
           <w:lang w:val="en-DE"/>
         </w:rPr>
         <w:br/>
-        <w:t xml:space="preserve">                        // Provjeravamo je li rezultat broj prije konverzije</w:t>
-      </w:r>
-      <w:r>
-        <w:rPr>
-          <w:lang w:val="en-DE"/>
-        </w:rPr>
-        <w:br/>
-        <w:t xml:space="preserve">                        if (valueOnly.</w:t>
+        <w:t xml:space="preserve">                        // </w:t>
+      </w:r>
+      <w:proofErr w:type="spellStart"/>
+      <w:r>
+        <w:rPr>
+          <w:lang w:val="en-DE"/>
+        </w:rPr>
+        <w:t>Provjeravamo</w:t>
+      </w:r>
+      <w:proofErr w:type="spellEnd"/>
+      <w:r>
+        <w:rPr>
+          <w:lang w:val="en-DE"/>
+        </w:rPr>
+        <w:t xml:space="preserve"> je li </w:t>
+      </w:r>
+      <w:proofErr w:type="spellStart"/>
+      <w:r>
+        <w:rPr>
+          <w:lang w:val="en-DE"/>
+        </w:rPr>
+        <w:t>rezultat</w:t>
+      </w:r>
+      <w:proofErr w:type="spellEnd"/>
+      <w:r>
+        <w:rPr>
+          <w:lang w:val="en-DE"/>
+        </w:rPr>
+        <w:t xml:space="preserve"> </w:t>
+      </w:r>
+      <w:proofErr w:type="spellStart"/>
+      <w:r>
+        <w:rPr>
+          <w:lang w:val="en-DE"/>
+        </w:rPr>
+        <w:t>broj</w:t>
+      </w:r>
+      <w:proofErr w:type="spellEnd"/>
+      <w:r>
+        <w:rPr>
+          <w:lang w:val="en-DE"/>
+        </w:rPr>
+        <w:t xml:space="preserve"> </w:t>
+      </w:r>
+      <w:proofErr w:type="spellStart"/>
+      <w:r>
+        <w:rPr>
+          <w:lang w:val="en-DE"/>
+        </w:rPr>
+        <w:t>prije</w:t>
+      </w:r>
+      <w:proofErr w:type="spellEnd"/>
+      <w:r>
+        <w:rPr>
+          <w:lang w:val="en-DE"/>
+        </w:rPr>
+        <w:t xml:space="preserve"> </w:t>
+      </w:r>
+      <w:proofErr w:type="spellStart"/>
+      <w:r>
+        <w:rPr>
+          <w:lang w:val="en-DE"/>
+        </w:rPr>
+        <w:t>konverzije</w:t>
+      </w:r>
+      <w:proofErr w:type="spellEnd"/>
+      <w:r>
+        <w:rPr>
+          <w:lang w:val="en-DE"/>
+        </w:rPr>
+        <w:br/>
+        <w:t xml:space="preserve">                        if (</w:t>
+      </w:r>
+      <w:proofErr w:type="spellStart"/>
+      <w:r>
+        <w:rPr>
+          <w:lang w:val="en-DE"/>
+        </w:rPr>
+        <w:t>valueOnly.</w:t>
       </w:r>
       <w:r>
         <w:rPr>
@@ -9276,11 +11731,19 @@
         </w:rPr>
         <w:t>toDoubleOrNull</w:t>
       </w:r>
-      <w:r>
-        <w:rPr>
-          <w:lang w:val="en-DE"/>
-        </w:rPr>
-        <w:t>() != null || valueOnly.</w:t>
+      <w:proofErr w:type="spellEnd"/>
+      <w:r>
+        <w:rPr>
+          <w:lang w:val="en-DE"/>
+        </w:rPr>
+        <w:t xml:space="preserve">() != null || </w:t>
+      </w:r>
+      <w:proofErr w:type="spellStart"/>
+      <w:r>
+        <w:rPr>
+          <w:lang w:val="en-DE"/>
+        </w:rPr>
+        <w:t>valueOnly.</w:t>
       </w:r>
       <w:r>
         <w:rPr>
@@ -9290,6 +11753,7 @@
         </w:rPr>
         <w:t>contains</w:t>
       </w:r>
+      <w:proofErr w:type="spellEnd"/>
       <w:r>
         <w:rPr>
           <w:lang w:val="en-DE"/>
@@ -9308,28 +11772,246 @@
           <w:lang w:val="en-DE"/>
         </w:rPr>
         <w:br/>
-        <w:t xml:space="preserve">                            val decimalExpr = mathEvaluator.evaluate("N($valueOnly, 6)")</w:t>
-      </w:r>
-      <w:r>
-        <w:rPr>
-          <w:lang w:val="en-DE"/>
-        </w:rPr>
-        <w:br/>
-        <w:t xml:space="preserve">                            // Popravljeno: spremamo rezultat bez naziva varijable da formatDisplayResult ne napravi dupli ispis</w:t>
-      </w:r>
-      <w:r>
-        <w:rPr>
-          <w:lang w:val="en-DE"/>
-        </w:rPr>
-        <w:br/>
-        <w:t xml:space="preserve">                            lastRawResult = decimalExpr.toString()</w:t>
-      </w:r>
-      <w:r>
-        <w:rPr>
-          <w:lang w:val="en-DE"/>
-        </w:rPr>
-        <w:br/>
-        <w:t xml:space="preserve">                            isDecimalView = true</w:t>
+        <w:t xml:space="preserve">                            </w:t>
+      </w:r>
+      <w:proofErr w:type="spellStart"/>
+      <w:r>
+        <w:rPr>
+          <w:lang w:val="en-DE"/>
+        </w:rPr>
+        <w:t>val</w:t>
+      </w:r>
+      <w:proofErr w:type="spellEnd"/>
+      <w:r>
+        <w:rPr>
+          <w:lang w:val="en-DE"/>
+        </w:rPr>
+        <w:t xml:space="preserve"> </w:t>
+      </w:r>
+      <w:proofErr w:type="spellStart"/>
+      <w:r>
+        <w:rPr>
+          <w:lang w:val="en-DE"/>
+        </w:rPr>
+        <w:t>decimalExpr</w:t>
+      </w:r>
+      <w:proofErr w:type="spellEnd"/>
+      <w:r>
+        <w:rPr>
+          <w:lang w:val="en-DE"/>
+        </w:rPr>
+        <w:t xml:space="preserve"> = </w:t>
+      </w:r>
+      <w:proofErr w:type="spellStart"/>
+      <w:r>
+        <w:rPr>
+          <w:lang w:val="en-DE"/>
+        </w:rPr>
+        <w:t>mathEvaluator.evaluate</w:t>
+      </w:r>
+      <w:proofErr w:type="spellEnd"/>
+      <w:r>
+        <w:rPr>
+          <w:lang w:val="en-DE"/>
+        </w:rPr>
+        <w:t>("N($</w:t>
+      </w:r>
+      <w:proofErr w:type="spellStart"/>
+      <w:r>
+        <w:rPr>
+          <w:lang w:val="en-DE"/>
+        </w:rPr>
+        <w:t>valueOnly</w:t>
+      </w:r>
+      <w:proofErr w:type="spellEnd"/>
+      <w:r>
+        <w:rPr>
+          <w:lang w:val="en-DE"/>
+        </w:rPr>
+        <w:t>, 6)")</w:t>
+      </w:r>
+      <w:r>
+        <w:rPr>
+          <w:lang w:val="en-DE"/>
+        </w:rPr>
+        <w:br/>
+        <w:t xml:space="preserve">                            // </w:t>
+      </w:r>
+      <w:proofErr w:type="spellStart"/>
+      <w:r>
+        <w:rPr>
+          <w:lang w:val="en-DE"/>
+        </w:rPr>
+        <w:t>Popravljeno</w:t>
+      </w:r>
+      <w:proofErr w:type="spellEnd"/>
+      <w:r>
+        <w:rPr>
+          <w:lang w:val="en-DE"/>
+        </w:rPr>
+        <w:t xml:space="preserve">: </w:t>
+      </w:r>
+      <w:proofErr w:type="spellStart"/>
+      <w:r>
+        <w:rPr>
+          <w:lang w:val="en-DE"/>
+        </w:rPr>
+        <w:t>spremamo</w:t>
+      </w:r>
+      <w:proofErr w:type="spellEnd"/>
+      <w:r>
+        <w:rPr>
+          <w:lang w:val="en-DE"/>
+        </w:rPr>
+        <w:t xml:space="preserve"> </w:t>
+      </w:r>
+      <w:proofErr w:type="spellStart"/>
+      <w:r>
+        <w:rPr>
+          <w:lang w:val="en-DE"/>
+        </w:rPr>
+        <w:t>rezultat</w:t>
+      </w:r>
+      <w:proofErr w:type="spellEnd"/>
+      <w:r>
+        <w:rPr>
+          <w:lang w:val="en-DE"/>
+        </w:rPr>
+        <w:t xml:space="preserve"> bez </w:t>
+      </w:r>
+      <w:proofErr w:type="spellStart"/>
+      <w:r>
+        <w:rPr>
+          <w:lang w:val="en-DE"/>
+        </w:rPr>
+        <w:t>naziva</w:t>
+      </w:r>
+      <w:proofErr w:type="spellEnd"/>
+      <w:r>
+        <w:rPr>
+          <w:lang w:val="en-DE"/>
+        </w:rPr>
+        <w:t xml:space="preserve"> </w:t>
+      </w:r>
+      <w:proofErr w:type="spellStart"/>
+      <w:r>
+        <w:rPr>
+          <w:lang w:val="en-DE"/>
+        </w:rPr>
+        <w:t>varijable</w:t>
+      </w:r>
+      <w:proofErr w:type="spellEnd"/>
+      <w:r>
+        <w:rPr>
+          <w:lang w:val="en-DE"/>
+        </w:rPr>
+        <w:t xml:space="preserve"> da </w:t>
+      </w:r>
+      <w:proofErr w:type="spellStart"/>
+      <w:r>
+        <w:rPr>
+          <w:lang w:val="en-DE"/>
+        </w:rPr>
+        <w:t>formatDisplayResult</w:t>
+      </w:r>
+      <w:proofErr w:type="spellEnd"/>
+      <w:r>
+        <w:rPr>
+          <w:lang w:val="en-DE"/>
+        </w:rPr>
+        <w:t xml:space="preserve"> ne </w:t>
+      </w:r>
+      <w:proofErr w:type="spellStart"/>
+      <w:r>
+        <w:rPr>
+          <w:lang w:val="en-DE"/>
+        </w:rPr>
+        <w:t>napravi</w:t>
+      </w:r>
+      <w:proofErr w:type="spellEnd"/>
+      <w:r>
+        <w:rPr>
+          <w:lang w:val="en-DE"/>
+        </w:rPr>
+        <w:t xml:space="preserve"> </w:t>
+      </w:r>
+      <w:proofErr w:type="spellStart"/>
+      <w:r>
+        <w:rPr>
+          <w:lang w:val="en-DE"/>
+        </w:rPr>
+        <w:t>dupli</w:t>
+      </w:r>
+      <w:proofErr w:type="spellEnd"/>
+      <w:r>
+        <w:rPr>
+          <w:lang w:val="en-DE"/>
+        </w:rPr>
+        <w:t xml:space="preserve"> </w:t>
+      </w:r>
+      <w:proofErr w:type="spellStart"/>
+      <w:r>
+        <w:rPr>
+          <w:lang w:val="en-DE"/>
+        </w:rPr>
+        <w:t>ispis</w:t>
+      </w:r>
+      <w:proofErr w:type="spellEnd"/>
+      <w:r>
+        <w:rPr>
+          <w:lang w:val="en-DE"/>
+        </w:rPr>
+        <w:br/>
+        <w:t xml:space="preserve">                            </w:t>
+      </w:r>
+      <w:proofErr w:type="spellStart"/>
+      <w:r>
+        <w:rPr>
+          <w:lang w:val="en-DE"/>
+        </w:rPr>
+        <w:t>lastRawResult</w:t>
+      </w:r>
+      <w:proofErr w:type="spellEnd"/>
+      <w:r>
+        <w:rPr>
+          <w:lang w:val="en-DE"/>
+        </w:rPr>
+        <w:t xml:space="preserve"> = </w:t>
+      </w:r>
+      <w:proofErr w:type="spellStart"/>
+      <w:r>
+        <w:rPr>
+          <w:lang w:val="en-DE"/>
+        </w:rPr>
+        <w:t>decimalExpr.toString</w:t>
+      </w:r>
+      <w:proofErr w:type="spellEnd"/>
+      <w:r>
+        <w:rPr>
+          <w:lang w:val="en-DE"/>
+        </w:rPr>
+        <w:t>()</w:t>
+      </w:r>
+      <w:r>
+        <w:rPr>
+          <w:lang w:val="en-DE"/>
+        </w:rPr>
+        <w:br/>
+        <w:t xml:space="preserve">                            </w:t>
+      </w:r>
+      <w:proofErr w:type="spellStart"/>
+      <w:r>
+        <w:rPr>
+          <w:lang w:val="en-DE"/>
+        </w:rPr>
+        <w:t>isDecimalView</w:t>
+      </w:r>
+      <w:proofErr w:type="spellEnd"/>
+      <w:r>
+        <w:rPr>
+          <w:lang w:val="en-DE"/>
+        </w:rPr>
+        <w:t xml:space="preserve"> = true</w:t>
       </w:r>
       <w:r>
         <w:rPr>
@@ -9343,8 +12025,30 @@
           <w:lang w:val="en-DE"/>
         </w:rPr>
         <w:br/>
-        <w:t xml:space="preserve">                            lastRawResult = resultString</w:t>
-      </w:r>
+        <w:t xml:space="preserve">                            </w:t>
+      </w:r>
+      <w:proofErr w:type="spellStart"/>
+      <w:r>
+        <w:rPr>
+          <w:lang w:val="en-DE"/>
+        </w:rPr>
+        <w:t>lastRawResult</w:t>
+      </w:r>
+      <w:proofErr w:type="spellEnd"/>
+      <w:r>
+        <w:rPr>
+          <w:lang w:val="en-DE"/>
+        </w:rPr>
+        <w:t xml:space="preserve"> = </w:t>
+      </w:r>
+      <w:proofErr w:type="spellStart"/>
+      <w:r>
+        <w:rPr>
+          <w:lang w:val="en-DE"/>
+        </w:rPr>
+        <w:t>resultString</w:t>
+      </w:r>
+      <w:proofErr w:type="spellEnd"/>
       <w:r>
         <w:rPr>
           <w:lang w:val="en-DE"/>
@@ -9364,8 +12068,30 @@
           <w:lang w:val="en-DE"/>
         </w:rPr>
         <w:br/>
-        <w:t xml:space="preserve">                        lastRawResult = resultString</w:t>
-      </w:r>
+        <w:t xml:space="preserve">                        </w:t>
+      </w:r>
+      <w:proofErr w:type="spellStart"/>
+      <w:r>
+        <w:rPr>
+          <w:lang w:val="en-DE"/>
+        </w:rPr>
+        <w:t>lastRawResult</w:t>
+      </w:r>
+      <w:proofErr w:type="spellEnd"/>
+      <w:r>
+        <w:rPr>
+          <w:lang w:val="en-DE"/>
+        </w:rPr>
+        <w:t xml:space="preserve"> = </w:t>
+      </w:r>
+      <w:proofErr w:type="spellStart"/>
+      <w:r>
+        <w:rPr>
+          <w:lang w:val="en-DE"/>
+        </w:rPr>
+        <w:t>resultString</w:t>
+      </w:r>
+      <w:proofErr w:type="spellEnd"/>
       <w:r>
         <w:rPr>
           <w:lang w:val="en-DE"/>
@@ -9384,35 +12110,266 @@
           <w:lang w:val="en-DE"/>
         </w:rPr>
         <w:br/>
-        <w:t xml:space="preserve">                    val displayResult = formatDisplayResult(lastRawResult!!, unknownVar)</w:t>
-      </w:r>
-      <w:r>
-        <w:rPr>
-          <w:lang w:val="en-DE"/>
-        </w:rPr>
-        <w:br/>
         <w:t xml:space="preserve">                    </w:t>
       </w:r>
-      <w:r>
-        <w:rPr>
-          <w:lang w:val="en-DE"/>
-        </w:rPr>
-        <w:br/>
-        <w:t xml:space="preserve">                    // Spremanje u povijest (ovdje koristimo već formatirani displayResult za konzistentnost)</w:t>
-      </w:r>
-      <w:r>
-        <w:rPr>
-          <w:lang w:val="en-DE"/>
-        </w:rPr>
-        <w:br/>
-        <w:t xml:space="preserve">                    if (unknownVar != null) {</w:t>
-      </w:r>
-      <w:r>
-        <w:rPr>
-          <w:lang w:val="en-DE"/>
-        </w:rPr>
-        <w:br/>
-        <w:t xml:space="preserve">                        val inputsString = inputsMap.entries.</w:t>
+      <w:proofErr w:type="spellStart"/>
+      <w:r>
+        <w:rPr>
+          <w:lang w:val="en-DE"/>
+        </w:rPr>
+        <w:t>val</w:t>
+      </w:r>
+      <w:proofErr w:type="spellEnd"/>
+      <w:r>
+        <w:rPr>
+          <w:lang w:val="en-DE"/>
+        </w:rPr>
+        <w:t xml:space="preserve"> </w:t>
+      </w:r>
+      <w:proofErr w:type="spellStart"/>
+      <w:r>
+        <w:rPr>
+          <w:lang w:val="en-DE"/>
+        </w:rPr>
+        <w:t>displayResult</w:t>
+      </w:r>
+      <w:proofErr w:type="spellEnd"/>
+      <w:r>
+        <w:rPr>
+          <w:lang w:val="en-DE"/>
+        </w:rPr>
+        <w:t xml:space="preserve"> = </w:t>
+      </w:r>
+      <w:proofErr w:type="spellStart"/>
+      <w:r>
+        <w:rPr>
+          <w:lang w:val="en-DE"/>
+        </w:rPr>
+        <w:t>formatDisplayResult</w:t>
+      </w:r>
+      <w:proofErr w:type="spellEnd"/>
+      <w:r>
+        <w:rPr>
+          <w:lang w:val="en-DE"/>
+        </w:rPr>
+        <w:t>(</w:t>
+      </w:r>
+      <w:proofErr w:type="spellStart"/>
+      <w:r>
+        <w:rPr>
+          <w:lang w:val="en-DE"/>
+        </w:rPr>
+        <w:t>lastRawResult</w:t>
+      </w:r>
+      <w:proofErr w:type="spellEnd"/>
+      <w:r>
+        <w:rPr>
+          <w:lang w:val="en-DE"/>
+        </w:rPr>
+        <w:t xml:space="preserve">!!, </w:t>
+      </w:r>
+      <w:proofErr w:type="spellStart"/>
+      <w:r>
+        <w:rPr>
+          <w:lang w:val="en-DE"/>
+        </w:rPr>
+        <w:t>unknownVar</w:t>
+      </w:r>
+      <w:proofErr w:type="spellEnd"/>
+      <w:r>
+        <w:rPr>
+          <w:lang w:val="en-DE"/>
+        </w:rPr>
+        <w:t>)</w:t>
+      </w:r>
+      <w:r>
+        <w:rPr>
+          <w:lang w:val="en-DE"/>
+        </w:rPr>
+        <w:br/>
+        <w:t xml:space="preserve">                    </w:t>
+      </w:r>
+      <w:r>
+        <w:rPr>
+          <w:lang w:val="en-DE"/>
+        </w:rPr>
+        <w:br/>
+        <w:t xml:space="preserve">                    // </w:t>
+      </w:r>
+      <w:proofErr w:type="spellStart"/>
+      <w:r>
+        <w:rPr>
+          <w:lang w:val="en-DE"/>
+        </w:rPr>
+        <w:t>Spremanje</w:t>
+      </w:r>
+      <w:proofErr w:type="spellEnd"/>
+      <w:r>
+        <w:rPr>
+          <w:lang w:val="en-DE"/>
+        </w:rPr>
+        <w:t xml:space="preserve"> u </w:t>
+      </w:r>
+      <w:proofErr w:type="spellStart"/>
+      <w:r>
+        <w:rPr>
+          <w:lang w:val="en-DE"/>
+        </w:rPr>
+        <w:t>povijest</w:t>
+      </w:r>
+      <w:proofErr w:type="spellEnd"/>
+      <w:r>
+        <w:rPr>
+          <w:lang w:val="en-DE"/>
+        </w:rPr>
+        <w:t xml:space="preserve"> (</w:t>
+      </w:r>
+      <w:proofErr w:type="spellStart"/>
+      <w:r>
+        <w:rPr>
+          <w:lang w:val="en-DE"/>
+        </w:rPr>
+        <w:t>ovdje</w:t>
+      </w:r>
+      <w:proofErr w:type="spellEnd"/>
+      <w:r>
+        <w:rPr>
+          <w:lang w:val="en-DE"/>
+        </w:rPr>
+        <w:t xml:space="preserve"> </w:t>
+      </w:r>
+      <w:proofErr w:type="spellStart"/>
+      <w:r>
+        <w:rPr>
+          <w:lang w:val="en-DE"/>
+        </w:rPr>
+        <w:t>koristimo</w:t>
+      </w:r>
+      <w:proofErr w:type="spellEnd"/>
+      <w:r>
+        <w:rPr>
+          <w:lang w:val="en-DE"/>
+        </w:rPr>
+        <w:t xml:space="preserve"> </w:t>
+      </w:r>
+      <w:proofErr w:type="spellStart"/>
+      <w:r>
+        <w:rPr>
+          <w:lang w:val="en-DE"/>
+        </w:rPr>
+        <w:t>već</w:t>
+      </w:r>
+      <w:proofErr w:type="spellEnd"/>
+      <w:r>
+        <w:rPr>
+          <w:lang w:val="en-DE"/>
+        </w:rPr>
+        <w:t xml:space="preserve"> </w:t>
+      </w:r>
+      <w:proofErr w:type="spellStart"/>
+      <w:r>
+        <w:rPr>
+          <w:lang w:val="en-DE"/>
+        </w:rPr>
+        <w:t>formatirani</w:t>
+      </w:r>
+      <w:proofErr w:type="spellEnd"/>
+      <w:r>
+        <w:rPr>
+          <w:lang w:val="en-DE"/>
+        </w:rPr>
+        <w:t xml:space="preserve"> </w:t>
+      </w:r>
+      <w:proofErr w:type="spellStart"/>
+      <w:r>
+        <w:rPr>
+          <w:lang w:val="en-DE"/>
+        </w:rPr>
+        <w:t>displayResult</w:t>
+      </w:r>
+      <w:proofErr w:type="spellEnd"/>
+      <w:r>
+        <w:rPr>
+          <w:lang w:val="en-DE"/>
+        </w:rPr>
+        <w:t xml:space="preserve"> za </w:t>
+      </w:r>
+      <w:proofErr w:type="spellStart"/>
+      <w:r>
+        <w:rPr>
+          <w:lang w:val="en-DE"/>
+        </w:rPr>
+        <w:t>konzistentnost</w:t>
+      </w:r>
+      <w:proofErr w:type="spellEnd"/>
+      <w:r>
+        <w:rPr>
+          <w:lang w:val="en-DE"/>
+        </w:rPr>
+        <w:t>)</w:t>
+      </w:r>
+      <w:r>
+        <w:rPr>
+          <w:lang w:val="en-DE"/>
+        </w:rPr>
+        <w:br/>
+        <w:t xml:space="preserve">                    if (</w:t>
+      </w:r>
+      <w:proofErr w:type="spellStart"/>
+      <w:r>
+        <w:rPr>
+          <w:lang w:val="en-DE"/>
+        </w:rPr>
+        <w:t>unknownVar</w:t>
+      </w:r>
+      <w:proofErr w:type="spellEnd"/>
+      <w:r>
+        <w:rPr>
+          <w:lang w:val="en-DE"/>
+        </w:rPr>
+        <w:t xml:space="preserve"> != null) {</w:t>
+      </w:r>
+      <w:r>
+        <w:rPr>
+          <w:lang w:val="en-DE"/>
+        </w:rPr>
+        <w:br/>
+        <w:t xml:space="preserve">                        </w:t>
+      </w:r>
+      <w:proofErr w:type="spellStart"/>
+      <w:r>
+        <w:rPr>
+          <w:lang w:val="en-DE"/>
+        </w:rPr>
+        <w:t>val</w:t>
+      </w:r>
+      <w:proofErr w:type="spellEnd"/>
+      <w:r>
+        <w:rPr>
+          <w:lang w:val="en-DE"/>
+        </w:rPr>
+        <w:t xml:space="preserve"> </w:t>
+      </w:r>
+      <w:proofErr w:type="spellStart"/>
+      <w:r>
+        <w:rPr>
+          <w:lang w:val="en-DE"/>
+        </w:rPr>
+        <w:t>inputsString</w:t>
+      </w:r>
+      <w:proofErr w:type="spellEnd"/>
+      <w:r>
+        <w:rPr>
+          <w:lang w:val="en-DE"/>
+        </w:rPr>
+        <w:t xml:space="preserve"> = </w:t>
+      </w:r>
+      <w:proofErr w:type="spellStart"/>
+      <w:r>
+        <w:rPr>
+          <w:lang w:val="en-DE"/>
+        </w:rPr>
+        <w:t>inputsMap.entries.</w:t>
       </w:r>
       <w:r>
         <w:rPr>
@@ -9422,6 +12379,7 @@
         </w:rPr>
         <w:t>joinToString</w:t>
       </w:r>
+      <w:proofErr w:type="spellEnd"/>
       <w:r>
         <w:rPr>
           <w:lang w:val="en-DE"/>
@@ -9442,6 +12400,7 @@
         </w:rPr>
         <w:t>"${</w:t>
       </w:r>
+      <w:proofErr w:type="spellStart"/>
       <w:r>
         <w:rPr>
           <w:b/>
@@ -9454,8 +12413,16 @@
         <w:rPr>
           <w:lang w:val="en-DE"/>
         </w:rPr>
-        <w:t>.key}=${</w:t>
-      </w:r>
+        <w:t>.key</w:t>
+      </w:r>
+      <w:proofErr w:type="spellEnd"/>
+      <w:r>
+        <w:rPr>
+          <w:lang w:val="en-DE"/>
+        </w:rPr>
+        <w:t>}=${</w:t>
+      </w:r>
+      <w:proofErr w:type="spellStart"/>
       <w:r>
         <w:rPr>
           <w:b/>
@@ -9468,7 +12435,14 @@
         <w:rPr>
           <w:lang w:val="en-DE"/>
         </w:rPr>
-        <w:t xml:space="preserve">.value}" </w:t>
+        <w:t>.value</w:t>
+      </w:r>
+      <w:proofErr w:type="spellEnd"/>
+      <w:r>
+        <w:rPr>
+          <w:lang w:val="en-DE"/>
+        </w:rPr>
+        <w:t xml:space="preserve">}" </w:t>
       </w:r>
       <w:r>
         <w:rPr>
@@ -9487,18 +12461,76 @@
         <w:br/>
         <w:t xml:space="preserve">                        </w:t>
       </w:r>
-      <w:r>
-        <w:rPr>
-          <w:lang w:val="en-DE"/>
-        </w:rPr>
-        <w:t xml:space="preserve">calculationHistory.add(0, </w:t>
-      </w:r>
+      <w:proofErr w:type="spellStart"/>
+      <w:r>
+        <w:rPr>
+          <w:lang w:val="en-DE"/>
+        </w:rPr>
+        <w:t>calculationHistory.add</w:t>
+      </w:r>
+      <w:proofErr w:type="spellEnd"/>
+      <w:r>
+        <w:rPr>
+          <w:lang w:val="en-DE"/>
+        </w:rPr>
+        <w:t xml:space="preserve">(0, </w:t>
+      </w:r>
+      <w:proofErr w:type="spellStart"/>
       <w:r>
         <w:rPr>
           <w:lang w:val="en-DE"/>
         </w:rPr>
         <w:lastRenderedPageBreak/>
-        <w:t>HistoryEntry(inputsString, displayResult, unknownVar))</w:t>
+        <w:t>HistoryEntry</w:t>
+      </w:r>
+      <w:proofErr w:type="spellEnd"/>
+      <w:r>
+        <w:rPr>
+          <w:lang w:val="en-DE"/>
+        </w:rPr>
+        <w:t>(</w:t>
+      </w:r>
+      <w:proofErr w:type="spellStart"/>
+      <w:r>
+        <w:rPr>
+          <w:lang w:val="en-DE"/>
+        </w:rPr>
+        <w:t>inputsString</w:t>
+      </w:r>
+      <w:proofErr w:type="spellEnd"/>
+      <w:r>
+        <w:rPr>
+          <w:lang w:val="en-DE"/>
+        </w:rPr>
+        <w:t xml:space="preserve">, </w:t>
+      </w:r>
+      <w:proofErr w:type="spellStart"/>
+      <w:r>
+        <w:rPr>
+          <w:lang w:val="en-DE"/>
+        </w:rPr>
+        <w:t>displayResult</w:t>
+      </w:r>
+      <w:proofErr w:type="spellEnd"/>
+      <w:r>
+        <w:rPr>
+          <w:lang w:val="en-DE"/>
+        </w:rPr>
+        <w:t xml:space="preserve">, </w:t>
+      </w:r>
+      <w:proofErr w:type="spellStart"/>
+      <w:r>
+        <w:rPr>
+          <w:lang w:val="en-DE"/>
+        </w:rPr>
+        <w:t>unknownVar</w:t>
+      </w:r>
+      <w:proofErr w:type="spellEnd"/>
+      <w:r>
+        <w:rPr>
+          <w:lang w:val="en-DE"/>
+        </w:rPr>
+        <w:t>))</w:t>
       </w:r>
       <w:r>
         <w:rPr>
@@ -9518,7 +12550,70 @@
           <w:lang w:val="en-DE"/>
         </w:rPr>
         <w:br/>
-        <w:t xml:space="preserve">                    showResult(displayResult, showToggle = true, showHistory = calculationHistory.</w:t>
+        <w:t xml:space="preserve">                    </w:t>
+      </w:r>
+      <w:proofErr w:type="spellStart"/>
+      <w:r>
+        <w:rPr>
+          <w:lang w:val="en-DE"/>
+        </w:rPr>
+        <w:t>showResult</w:t>
+      </w:r>
+      <w:proofErr w:type="spellEnd"/>
+      <w:r>
+        <w:rPr>
+          <w:lang w:val="en-DE"/>
+        </w:rPr>
+        <w:t>(</w:t>
+      </w:r>
+      <w:proofErr w:type="spellStart"/>
+      <w:r>
+        <w:rPr>
+          <w:lang w:val="en-DE"/>
+        </w:rPr>
+        <w:t>displayResult</w:t>
+      </w:r>
+      <w:proofErr w:type="spellEnd"/>
+      <w:r>
+        <w:rPr>
+          <w:lang w:val="en-DE"/>
+        </w:rPr>
+        <w:t xml:space="preserve">, </w:t>
+      </w:r>
+      <w:proofErr w:type="spellStart"/>
+      <w:r>
+        <w:rPr>
+          <w:lang w:val="en-DE"/>
+        </w:rPr>
+        <w:t>showToggle</w:t>
+      </w:r>
+      <w:proofErr w:type="spellEnd"/>
+      <w:r>
+        <w:rPr>
+          <w:lang w:val="en-DE"/>
+        </w:rPr>
+        <w:t xml:space="preserve"> = true, </w:t>
+      </w:r>
+      <w:proofErr w:type="spellStart"/>
+      <w:r>
+        <w:rPr>
+          <w:lang w:val="en-DE"/>
+        </w:rPr>
+        <w:t>showHistory</w:t>
+      </w:r>
+      <w:proofErr w:type="spellEnd"/>
+      <w:r>
+        <w:rPr>
+          <w:lang w:val="en-DE"/>
+        </w:rPr>
+        <w:t xml:space="preserve"> = </w:t>
+      </w:r>
+      <w:proofErr w:type="spellStart"/>
+      <w:r>
+        <w:rPr>
+          <w:lang w:val="en-DE"/>
+        </w:rPr>
+        <w:t>calculationHistory.</w:t>
       </w:r>
       <w:r>
         <w:rPr>
@@ -9528,6 +12623,7 @@
         </w:rPr>
         <w:t>isNotEmpty</w:t>
       </w:r>
+      <w:proofErr w:type="spellEnd"/>
       <w:r>
         <w:rPr>
           <w:lang w:val="en-DE"/>
@@ -9560,14 +12656,49 @@
           <w:lang w:val="en-DE"/>
         </w:rPr>
         <w:br/>
-        <w:t xml:space="preserve">            val errorMsg = when {</w:t>
-      </w:r>
-      <w:r>
-        <w:rPr>
-          <w:lang w:val="en-DE"/>
-        </w:rPr>
-        <w:br/>
-        <w:t xml:space="preserve">                e.message?.</w:t>
+        <w:t xml:space="preserve">            </w:t>
+      </w:r>
+      <w:proofErr w:type="spellStart"/>
+      <w:r>
+        <w:rPr>
+          <w:lang w:val="en-DE"/>
+        </w:rPr>
+        <w:t>val</w:t>
+      </w:r>
+      <w:proofErr w:type="spellEnd"/>
+      <w:r>
+        <w:rPr>
+          <w:lang w:val="en-DE"/>
+        </w:rPr>
+        <w:t xml:space="preserve"> </w:t>
+      </w:r>
+      <w:proofErr w:type="spellStart"/>
+      <w:r>
+        <w:rPr>
+          <w:lang w:val="en-DE"/>
+        </w:rPr>
+        <w:t>errorMsg</w:t>
+      </w:r>
+      <w:proofErr w:type="spellEnd"/>
+      <w:r>
+        <w:rPr>
+          <w:lang w:val="en-DE"/>
+        </w:rPr>
+        <w:t xml:space="preserve"> = when {</w:t>
+      </w:r>
+      <w:r>
+        <w:rPr>
+          <w:lang w:val="en-DE"/>
+        </w:rPr>
+        <w:br/>
+        <w:t xml:space="preserve">                </w:t>
+      </w:r>
+      <w:proofErr w:type="spellStart"/>
+      <w:r>
+        <w:rPr>
+          <w:lang w:val="en-DE"/>
+        </w:rPr>
+        <w:t>e.message?.</w:t>
       </w:r>
       <w:r>
         <w:rPr>
@@ -9577,18 +12708,82 @@
         </w:rPr>
         <w:t>contains</w:t>
       </w:r>
-      <w:r>
-        <w:rPr>
-          <w:lang w:val="en-DE"/>
-        </w:rPr>
-        <w:t>("Syntax") == true -&gt; "Greška u sintaksi jednadžbe!"</w:t>
-      </w:r>
-      <w:r>
-        <w:rPr>
-          <w:lang w:val="en-DE"/>
-        </w:rPr>
-        <w:br/>
-        <w:t xml:space="preserve">                else -&gt; "Greška: ${e.</w:t>
+      <w:proofErr w:type="spellEnd"/>
+      <w:r>
+        <w:rPr>
+          <w:lang w:val="en-DE"/>
+        </w:rPr>
+        <w:t>("Syntax") == true -&gt; "</w:t>
+      </w:r>
+      <w:proofErr w:type="spellStart"/>
+      <w:r>
+        <w:rPr>
+          <w:lang w:val="en-DE"/>
+        </w:rPr>
+        <w:t>Greška</w:t>
+      </w:r>
+      <w:proofErr w:type="spellEnd"/>
+      <w:r>
+        <w:rPr>
+          <w:lang w:val="en-DE"/>
+        </w:rPr>
+        <w:t xml:space="preserve"> u </w:t>
+      </w:r>
+      <w:proofErr w:type="spellStart"/>
+      <w:r>
+        <w:rPr>
+          <w:lang w:val="en-DE"/>
+        </w:rPr>
+        <w:t>sintaksi</w:t>
+      </w:r>
+      <w:proofErr w:type="spellEnd"/>
+      <w:r>
+        <w:rPr>
+          <w:lang w:val="en-DE"/>
+        </w:rPr>
+        <w:t xml:space="preserve"> </w:t>
+      </w:r>
+      <w:proofErr w:type="spellStart"/>
+      <w:r>
+        <w:rPr>
+          <w:lang w:val="en-DE"/>
+        </w:rPr>
+        <w:t>jednadžbe</w:t>
+      </w:r>
+      <w:proofErr w:type="spellEnd"/>
+      <w:r>
+        <w:rPr>
+          <w:lang w:val="en-DE"/>
+        </w:rPr>
+        <w:t>!"</w:t>
+      </w:r>
+      <w:r>
+        <w:rPr>
+          <w:lang w:val="en-DE"/>
+        </w:rPr>
+        <w:br/>
+        <w:t xml:space="preserve">                else -&gt; "</w:t>
+      </w:r>
+      <w:proofErr w:type="spellStart"/>
+      <w:r>
+        <w:rPr>
+          <w:lang w:val="en-DE"/>
+        </w:rPr>
+        <w:t>Greška</w:t>
+      </w:r>
+      <w:proofErr w:type="spellEnd"/>
+      <w:r>
+        <w:rPr>
+          <w:lang w:val="en-DE"/>
+        </w:rPr>
+        <w:t>: ${</w:t>
+      </w:r>
+      <w:proofErr w:type="spellStart"/>
+      <w:r>
+        <w:rPr>
+          <w:lang w:val="en-DE"/>
+        </w:rPr>
+        <w:t>e.</w:t>
       </w:r>
       <w:r>
         <w:rPr>
@@ -9598,6 +12793,7 @@
         </w:rPr>
         <w:t>localizedMessage</w:t>
       </w:r>
+      <w:proofErr w:type="spellEnd"/>
       <w:r>
         <w:rPr>
           <w:lang w:val="en-DE"/>
@@ -9616,7 +12812,35 @@
           <w:lang w:val="en-DE"/>
         </w:rPr>
         <w:br/>
-        <w:t xml:space="preserve">            showResult(errorMsg)</w:t>
+        <w:t xml:space="preserve">            </w:t>
+      </w:r>
+      <w:proofErr w:type="spellStart"/>
+      <w:r>
+        <w:rPr>
+          <w:lang w:val="en-DE"/>
+        </w:rPr>
+        <w:t>showResult</w:t>
+      </w:r>
+      <w:proofErr w:type="spellEnd"/>
+      <w:r>
+        <w:rPr>
+          <w:lang w:val="en-DE"/>
+        </w:rPr>
+        <w:t>(</w:t>
+      </w:r>
+      <w:proofErr w:type="spellStart"/>
+      <w:r>
+        <w:rPr>
+          <w:lang w:val="en-DE"/>
+        </w:rPr>
+        <w:t>errorMsg</w:t>
+      </w:r>
+      <w:proofErr w:type="spellEnd"/>
+      <w:r>
+        <w:rPr>
+          <w:lang w:val="en-DE"/>
+        </w:rPr>
+        <w:t>)</w:t>
       </w:r>
       <w:r>
         <w:rPr>
@@ -9686,24 +12910,14 @@
       <w:r>
         <w:t>.</w:t>
       </w:r>
-      <w:r>
-        <w:fldChar w:fldCharType="begin"/>
-      </w:r>
-      <w:r>
-        <w:instrText xml:space="preserve"> SEQ Kôd \* ARABIC \s 1 </w:instrText>
-      </w:r>
-      <w:r>
-        <w:fldChar w:fldCharType="separate"/>
-      </w:r>
-      <w:r>
-        <w:rPr>
-          <w:noProof/>
-        </w:rPr>
-        <w:t>3</w:t>
-      </w:r>
-      <w:r>
-        <w:fldChar w:fldCharType="end"/>
-      </w:r>
+      <w:fldSimple w:instr=" SEQ Kôd \* ARABIC \s 1 ">
+        <w:r>
+          <w:rPr>
+            <w:noProof/>
+          </w:rPr>
+          <w:t>3</w:t>
+        </w:r>
+      </w:fldSimple>
       <w:r>
         <w:t xml:space="preserve"> </w:t>
       </w:r>
@@ -9843,45 +13057,25 @@
                             <w:r>
                               <w:t xml:space="preserve">Slika </w:t>
                             </w:r>
-                            <w:r>
-                              <w:fldChar w:fldCharType="begin"/>
-                            </w:r>
-                            <w:r>
-                              <w:instrText xml:space="preserve"> STYLEREF 1 \s </w:instrText>
-                            </w:r>
-                            <w:r>
-                              <w:fldChar w:fldCharType="separate"/>
-                            </w:r>
-                            <w:r>
-                              <w:rPr>
-                                <w:noProof/>
-                              </w:rPr>
-                              <w:t>5</w:t>
-                            </w:r>
-                            <w:r>
-                              <w:fldChar w:fldCharType="end"/>
-                            </w:r>
+                            <w:fldSimple w:instr=" STYLEREF 1 \s ">
+                              <w:r>
+                                <w:rPr>
+                                  <w:noProof/>
+                                </w:rPr>
+                                <w:t>5</w:t>
+                              </w:r>
+                            </w:fldSimple>
                             <w:r>
                               <w:t>.</w:t>
                             </w:r>
-                            <w:r>
-                              <w:fldChar w:fldCharType="begin"/>
-                            </w:r>
-                            <w:r>
-                              <w:instrText xml:space="preserve"> SEQ Slika \* ARABIC \s 1 </w:instrText>
-                            </w:r>
-                            <w:r>
-                              <w:fldChar w:fldCharType="separate"/>
-                            </w:r>
-                            <w:r>
-                              <w:rPr>
-                                <w:noProof/>
-                              </w:rPr>
-                              <w:t>5</w:t>
-                            </w:r>
-                            <w:r>
-                              <w:fldChar w:fldCharType="end"/>
-                            </w:r>
+                            <w:fldSimple w:instr=" SEQ Slika \* ARABIC \s 1 ">
+                              <w:r>
+                                <w:rPr>
+                                  <w:noProof/>
+                                </w:rPr>
+                                <w:t>5</w:t>
+                              </w:r>
+                            </w:fldSimple>
                             <w:r>
                               <w:t xml:space="preserve"> Povijest izračuna</w:t>
                             </w:r>
@@ -9917,45 +13111,25 @@
                       <w:r>
                         <w:t xml:space="preserve">Slika </w:t>
                       </w:r>
-                      <w:r>
-                        <w:fldChar w:fldCharType="begin"/>
-                      </w:r>
-                      <w:r>
-                        <w:instrText xml:space="preserve"> STYLEREF 1 \s </w:instrText>
-                      </w:r>
-                      <w:r>
-                        <w:fldChar w:fldCharType="separate"/>
-                      </w:r>
-                      <w:r>
-                        <w:rPr>
-                          <w:noProof/>
-                        </w:rPr>
-                        <w:t>5</w:t>
-                      </w:r>
-                      <w:r>
-                        <w:fldChar w:fldCharType="end"/>
-                      </w:r>
+                      <w:fldSimple w:instr=" STYLEREF 1 \s ">
+                        <w:r>
+                          <w:rPr>
+                            <w:noProof/>
+                          </w:rPr>
+                          <w:t>5</w:t>
+                        </w:r>
+                      </w:fldSimple>
                       <w:r>
                         <w:t>.</w:t>
                       </w:r>
-                      <w:r>
-                        <w:fldChar w:fldCharType="begin"/>
-                      </w:r>
-                      <w:r>
-                        <w:instrText xml:space="preserve"> SEQ Slika \* ARABIC \s 1 </w:instrText>
-                      </w:r>
-                      <w:r>
-                        <w:fldChar w:fldCharType="separate"/>
-                      </w:r>
-                      <w:r>
-                        <w:rPr>
-                          <w:noProof/>
-                        </w:rPr>
-                        <w:t>5</w:t>
-                      </w:r>
-                      <w:r>
-                        <w:fldChar w:fldCharType="end"/>
-                      </w:r>
+                      <w:fldSimple w:instr=" SEQ Slika \* ARABIC \s 1 ">
+                        <w:r>
+                          <w:rPr>
+                            <w:noProof/>
+                          </w:rPr>
+                          <w:t>5</w:t>
+                        </w:r>
+                      </w:fldSimple>
                       <w:r>
                         <w:t xml:space="preserve"> Povijest izračuna</w:t>
                       </w:r>
@@ -10123,45 +13297,25 @@
                             <w:r>
                               <w:t xml:space="preserve">Slika </w:t>
                             </w:r>
-                            <w:r>
-                              <w:fldChar w:fldCharType="begin"/>
-                            </w:r>
-                            <w:r>
-                              <w:instrText xml:space="preserve"> STYLEREF 1 \s </w:instrText>
-                            </w:r>
-                            <w:r>
-                              <w:fldChar w:fldCharType="separate"/>
-                            </w:r>
-                            <w:r>
-                              <w:rPr>
-                                <w:noProof/>
-                              </w:rPr>
-                              <w:t>5</w:t>
-                            </w:r>
-                            <w:r>
-                              <w:fldChar w:fldCharType="end"/>
-                            </w:r>
+                            <w:fldSimple w:instr=" STYLEREF 1 \s ">
+                              <w:r>
+                                <w:rPr>
+                                  <w:noProof/>
+                                </w:rPr>
+                                <w:t>5</w:t>
+                              </w:r>
+                            </w:fldSimple>
                             <w:r>
                               <w:t>.</w:t>
                             </w:r>
-                            <w:r>
-                              <w:fldChar w:fldCharType="begin"/>
-                            </w:r>
-                            <w:r>
-                              <w:instrText xml:space="preserve"> SEQ Slika \* ARABIC \s 1 </w:instrText>
-                            </w:r>
-                            <w:r>
-                              <w:fldChar w:fldCharType="separate"/>
-                            </w:r>
-                            <w:r>
-                              <w:rPr>
-                                <w:noProof/>
-                              </w:rPr>
-                              <w:t>6</w:t>
-                            </w:r>
-                            <w:r>
-                              <w:fldChar w:fldCharType="end"/>
-                            </w:r>
+                            <w:fldSimple w:instr=" SEQ Slika \* ARABIC \s 1 ">
+                              <w:r>
+                                <w:rPr>
+                                  <w:noProof/>
+                                </w:rPr>
+                                <w:t>6</w:t>
+                              </w:r>
+                            </w:fldSimple>
                             <w:r>
                               <w:t xml:space="preserve"> Graf sa prilagođenim osima</w:t>
                             </w:r>
@@ -10194,45 +13348,25 @@
                       <w:r>
                         <w:t xml:space="preserve">Slika </w:t>
                       </w:r>
-                      <w:r>
-                        <w:fldChar w:fldCharType="begin"/>
-                      </w:r>
-                      <w:r>
-                        <w:instrText xml:space="preserve"> STYLEREF 1 \s </w:instrText>
-                      </w:r>
-                      <w:r>
-                        <w:fldChar w:fldCharType="separate"/>
-                      </w:r>
-                      <w:r>
-                        <w:rPr>
-                          <w:noProof/>
-                        </w:rPr>
-                        <w:t>5</w:t>
-                      </w:r>
-                      <w:r>
-                        <w:fldChar w:fldCharType="end"/>
-                      </w:r>
+                      <w:fldSimple w:instr=" STYLEREF 1 \s ">
+                        <w:r>
+                          <w:rPr>
+                            <w:noProof/>
+                          </w:rPr>
+                          <w:t>5</w:t>
+                        </w:r>
+                      </w:fldSimple>
                       <w:r>
                         <w:t>.</w:t>
                       </w:r>
-                      <w:r>
-                        <w:fldChar w:fldCharType="begin"/>
-                      </w:r>
-                      <w:r>
-                        <w:instrText xml:space="preserve"> SEQ Slika \* ARABIC \s 1 </w:instrText>
-                      </w:r>
-                      <w:r>
-                        <w:fldChar w:fldCharType="separate"/>
-                      </w:r>
-                      <w:r>
-                        <w:rPr>
-                          <w:noProof/>
-                        </w:rPr>
-                        <w:t>6</w:t>
-                      </w:r>
-                      <w:r>
-                        <w:fldChar w:fldCharType="end"/>
-                      </w:r>
+                      <w:fldSimple w:instr=" SEQ Slika \* ARABIC \s 1 ">
+                        <w:r>
+                          <w:rPr>
+                            <w:noProof/>
+                          </w:rPr>
+                          <w:t>6</w:t>
+                        </w:r>
+                      </w:fldSimple>
                       <w:r>
                         <w:t xml:space="preserve"> Graf sa prilagođenim osima</w:t>
                       </w:r>
@@ -10639,7 +13773,21 @@
         <w:rPr>
           <w:lang w:val="en-DE"/>
         </w:rPr>
-        <w:t>private fun copyPocketToClipboard(pocket: Pocket) {</w:t>
+        <w:t xml:space="preserve">private fun </w:t>
+      </w:r>
+      <w:proofErr w:type="spellStart"/>
+      <w:r>
+        <w:rPr>
+          <w:lang w:val="en-DE"/>
+        </w:rPr>
+        <w:t>copyPocketToClipboard</w:t>
+      </w:r>
+      <w:proofErr w:type="spellEnd"/>
+      <w:r>
+        <w:rPr>
+          <w:lang w:val="en-DE"/>
+        </w:rPr>
+        <w:t>(pocket: Pocket) {</w:t>
       </w:r>
       <w:r>
         <w:rPr>
@@ -10648,6 +13796,7 @@
         <w:br/>
         <w:t xml:space="preserve">    </w:t>
       </w:r>
+      <w:proofErr w:type="spellStart"/>
       <w:r>
         <w:rPr>
           <w:i/>
@@ -10668,7 +13817,16 @@
           <w:iCs/>
           <w:lang w:val="en-DE"/>
         </w:rPr>
-        <w:t xml:space="preserve">launch </w:t>
+        <w:t>launch</w:t>
+      </w:r>
+      <w:proofErr w:type="spellEnd"/>
+      <w:r>
+        <w:rPr>
+          <w:i/>
+          <w:iCs/>
+          <w:lang w:val="en-DE"/>
+        </w:rPr>
+        <w:t xml:space="preserve"> </w:t>
       </w:r>
       <w:r>
         <w:rPr>
@@ -10687,11 +13845,61 @@
         <w:br/>
         <w:t xml:space="preserve">        </w:t>
       </w:r>
-      <w:r>
-        <w:rPr>
-          <w:lang w:val="en-DE"/>
-        </w:rPr>
-        <w:t>val equations = database.equationDao().getEquationsForPocketList(pocket._id ?: -1L)</w:t>
+      <w:proofErr w:type="spellStart"/>
+      <w:r>
+        <w:rPr>
+          <w:lang w:val="en-DE"/>
+        </w:rPr>
+        <w:t>val</w:t>
+      </w:r>
+      <w:proofErr w:type="spellEnd"/>
+      <w:r>
+        <w:rPr>
+          <w:lang w:val="en-DE"/>
+        </w:rPr>
+        <w:t xml:space="preserve"> equations = </w:t>
+      </w:r>
+      <w:proofErr w:type="spellStart"/>
+      <w:r>
+        <w:rPr>
+          <w:lang w:val="en-DE"/>
+        </w:rPr>
+        <w:t>database.equationDao</w:t>
+      </w:r>
+      <w:proofErr w:type="spellEnd"/>
+      <w:r>
+        <w:rPr>
+          <w:lang w:val="en-DE"/>
+        </w:rPr>
+        <w:t>().</w:t>
+      </w:r>
+      <w:proofErr w:type="spellStart"/>
+      <w:r>
+        <w:rPr>
+          <w:lang w:val="en-DE"/>
+        </w:rPr>
+        <w:t>getEquationsForPocketList</w:t>
+      </w:r>
+      <w:proofErr w:type="spellEnd"/>
+      <w:r>
+        <w:rPr>
+          <w:lang w:val="en-DE"/>
+        </w:rPr>
+        <w:t>(</w:t>
+      </w:r>
+      <w:proofErr w:type="spellStart"/>
+      <w:r>
+        <w:rPr>
+          <w:lang w:val="en-DE"/>
+        </w:rPr>
+        <w:t>pocket._id</w:t>
+      </w:r>
+      <w:proofErr w:type="spellEnd"/>
+      <w:r>
+        <w:rPr>
+          <w:lang w:val="en-DE"/>
+        </w:rPr>
+        <w:t xml:space="preserve"> ?: -1L)</w:t>
       </w:r>
       <w:r>
         <w:rPr>
@@ -10712,28 +13920,63 @@
           <w:lang w:val="en-DE"/>
         </w:rPr>
         <w:br/>
-        <w:t xml:space="preserve">        val sb = StringBuilder("POCKET:")</w:t>
-      </w:r>
-      <w:r>
-        <w:rPr>
-          <w:lang w:val="en-DE"/>
-        </w:rPr>
-        <w:br/>
-        <w:t xml:space="preserve">        sb.append(pocket.name)</w:t>
-      </w:r>
-      <w:r>
-        <w:rPr>
-          <w:lang w:val="en-DE"/>
-        </w:rPr>
-        <w:br/>
         <w:t xml:space="preserve">        </w:t>
       </w:r>
-      <w:r>
-        <w:rPr>
-          <w:lang w:val="en-DE"/>
-        </w:rPr>
-        <w:br/>
-        <w:t xml:space="preserve">        equations.</w:t>
+      <w:proofErr w:type="spellStart"/>
+      <w:r>
+        <w:rPr>
+          <w:lang w:val="en-DE"/>
+        </w:rPr>
+        <w:t>val</w:t>
+      </w:r>
+      <w:proofErr w:type="spellEnd"/>
+      <w:r>
+        <w:rPr>
+          <w:lang w:val="en-DE"/>
+        </w:rPr>
+        <w:t xml:space="preserve"> sb = StringBuilder("POCKET:")</w:t>
+      </w:r>
+      <w:r>
+        <w:rPr>
+          <w:lang w:val="en-DE"/>
+        </w:rPr>
+        <w:br/>
+        <w:t xml:space="preserve">        </w:t>
+      </w:r>
+      <w:proofErr w:type="spellStart"/>
+      <w:r>
+        <w:rPr>
+          <w:lang w:val="en-DE"/>
+        </w:rPr>
+        <w:t>sb.append</w:t>
+      </w:r>
+      <w:proofErr w:type="spellEnd"/>
+      <w:r>
+        <w:rPr>
+          <w:lang w:val="en-DE"/>
+        </w:rPr>
+        <w:t>(pocket.name)</w:t>
+      </w:r>
+      <w:r>
+        <w:rPr>
+          <w:lang w:val="en-DE"/>
+        </w:rPr>
+        <w:br/>
+        <w:t xml:space="preserve">        </w:t>
+      </w:r>
+      <w:r>
+        <w:rPr>
+          <w:lang w:val="en-DE"/>
+        </w:rPr>
+        <w:br/>
+        <w:t xml:space="preserve">        </w:t>
+      </w:r>
+      <w:proofErr w:type="spellStart"/>
+      <w:r>
+        <w:rPr>
+          <w:lang w:val="en-DE"/>
+        </w:rPr>
+        <w:t>equations.</w:t>
       </w:r>
       <w:r>
         <w:rPr>
@@ -10741,7 +13984,16 @@
           <w:iCs/>
           <w:lang w:val="en-DE"/>
         </w:rPr>
-        <w:t xml:space="preserve">forEach </w:t>
+        <w:t>forEach</w:t>
+      </w:r>
+      <w:proofErr w:type="spellEnd"/>
+      <w:r>
+        <w:rPr>
+          <w:i/>
+          <w:iCs/>
+          <w:lang w:val="en-DE"/>
+        </w:rPr>
+        <w:t xml:space="preserve"> </w:t>
       </w:r>
       <w:r>
         <w:rPr>
@@ -10774,11 +14026,33 @@
         <w:br/>
         <w:t xml:space="preserve">            </w:t>
       </w:r>
-      <w:r>
-        <w:rPr>
-          <w:lang w:val="en-DE"/>
-        </w:rPr>
-        <w:t>sb.append("::").append(eq.name).append("|").append(eq.formula)</w:t>
+      <w:proofErr w:type="spellStart"/>
+      <w:r>
+        <w:rPr>
+          <w:lang w:val="en-DE"/>
+        </w:rPr>
+        <w:t>sb.append</w:t>
+      </w:r>
+      <w:proofErr w:type="spellEnd"/>
+      <w:r>
+        <w:rPr>
+          <w:lang w:val="en-DE"/>
+        </w:rPr>
+        <w:t>("::").append(eq.name).append("|").append(</w:t>
+      </w:r>
+      <w:proofErr w:type="spellStart"/>
+      <w:r>
+        <w:rPr>
+          <w:lang w:val="en-DE"/>
+        </w:rPr>
+        <w:t>eq.formula</w:t>
+      </w:r>
+      <w:proofErr w:type="spellEnd"/>
+      <w:r>
+        <w:rPr>
+          <w:lang w:val="en-DE"/>
+        </w:rPr>
+        <w:t>)</w:t>
       </w:r>
       <w:r>
         <w:rPr>
@@ -10813,12 +14087,35 @@
         <w:br/>
         <w:t xml:space="preserve">        </w:t>
       </w:r>
-      <w:r>
-        <w:rPr>
-          <w:lang w:val="en-DE"/>
-        </w:rPr>
-        <w:t>val encoded = Base64.encodeToString(sb.toString().</w:t>
-      </w:r>
+      <w:proofErr w:type="spellStart"/>
+      <w:r>
+        <w:rPr>
+          <w:lang w:val="en-DE"/>
+        </w:rPr>
+        <w:t>val</w:t>
+      </w:r>
+      <w:proofErr w:type="spellEnd"/>
+      <w:r>
+        <w:rPr>
+          <w:lang w:val="en-DE"/>
+        </w:rPr>
+        <w:t xml:space="preserve"> encoded = Base64.encodeToString(</w:t>
+      </w:r>
+      <w:proofErr w:type="spellStart"/>
+      <w:r>
+        <w:rPr>
+          <w:lang w:val="en-DE"/>
+        </w:rPr>
+        <w:t>sb.toString</w:t>
+      </w:r>
+      <w:proofErr w:type="spellEnd"/>
+      <w:r>
+        <w:rPr>
+          <w:lang w:val="en-DE"/>
+        </w:rPr>
+        <w:t>().</w:t>
+      </w:r>
+      <w:proofErr w:type="spellStart"/>
       <w:r>
         <w:rPr>
           <w:i/>
@@ -10827,6 +14124,7 @@
         </w:rPr>
         <w:t>toByteArray</w:t>
       </w:r>
+      <w:proofErr w:type="spellEnd"/>
       <w:r>
         <w:rPr>
           <w:lang w:val="en-DE"/>
@@ -10859,7 +14157,56 @@
           <w:lang w:val="en-DE"/>
         </w:rPr>
         <w:br/>
-        <w:t xml:space="preserve">        val clipboard = requireContext().getSystemService(Context.</w:t>
+        <w:t xml:space="preserve">        </w:t>
+      </w:r>
+      <w:proofErr w:type="spellStart"/>
+      <w:r>
+        <w:rPr>
+          <w:lang w:val="en-DE"/>
+        </w:rPr>
+        <w:t>val</w:t>
+      </w:r>
+      <w:proofErr w:type="spellEnd"/>
+      <w:r>
+        <w:rPr>
+          <w:lang w:val="en-DE"/>
+        </w:rPr>
+        <w:t xml:space="preserve"> clipboard = </w:t>
+      </w:r>
+      <w:proofErr w:type="spellStart"/>
+      <w:r>
+        <w:rPr>
+          <w:lang w:val="en-DE"/>
+        </w:rPr>
+        <w:t>requireContext</w:t>
+      </w:r>
+      <w:proofErr w:type="spellEnd"/>
+      <w:r>
+        <w:rPr>
+          <w:lang w:val="en-DE"/>
+        </w:rPr>
+        <w:t>().</w:t>
+      </w:r>
+      <w:proofErr w:type="spellStart"/>
+      <w:r>
+        <w:rPr>
+          <w:lang w:val="en-DE"/>
+        </w:rPr>
+        <w:t>getSystemService</w:t>
+      </w:r>
+      <w:proofErr w:type="spellEnd"/>
+      <w:r>
+        <w:rPr>
+          <w:lang w:val="en-DE"/>
+        </w:rPr>
+        <w:t>(</w:t>
+      </w:r>
+      <w:proofErr w:type="spellStart"/>
+      <w:r>
+        <w:rPr>
+          <w:lang w:val="en-DE"/>
+        </w:rPr>
+        <w:t>Context.</w:t>
       </w:r>
       <w:r>
         <w:rPr>
@@ -10869,26 +14216,21 @@
         </w:rPr>
         <w:t>CLIPBOARD_SERVICE</w:t>
       </w:r>
-      <w:r>
-        <w:rPr>
-          <w:lang w:val="en-DE"/>
-        </w:rPr>
-        <w:t>) as ClipboardManager</w:t>
-      </w:r>
-      <w:r>
-        <w:rPr>
-          <w:lang w:val="en-DE"/>
-        </w:rPr>
-        <w:br/>
-        <w:t xml:space="preserve">        val clip = ClipData.newPlainText("EquationPocket Folder", encoded)</w:t>
-      </w:r>
-      <w:r>
-        <w:rPr>
-          <w:lang w:val="en-DE"/>
-        </w:rPr>
-        <w:br/>
-        <w:t xml:space="preserve">        clipboard.setPrimaryClip(clip)</w:t>
-      </w:r>
+      <w:proofErr w:type="spellEnd"/>
+      <w:r>
+        <w:rPr>
+          <w:lang w:val="en-DE"/>
+        </w:rPr>
+        <w:t xml:space="preserve">) as </w:t>
+      </w:r>
+      <w:proofErr w:type="spellStart"/>
+      <w:r>
+        <w:rPr>
+          <w:lang w:val="en-DE"/>
+        </w:rPr>
+        <w:t>ClipboardManager</w:t>
+      </w:r>
+      <w:proofErr w:type="spellEnd"/>
       <w:r>
         <w:rPr>
           <w:lang w:val="en-DE"/>
@@ -10896,12 +14238,159 @@
         <w:br/>
         <w:t xml:space="preserve">        </w:t>
       </w:r>
-      <w:r>
-        <w:rPr>
-          <w:lang w:val="en-DE"/>
-        </w:rPr>
-        <w:br/>
-        <w:t xml:space="preserve">        Toast.makeText(requireContext(), "Kôd mape kopiran!", Toast.</w:t>
+      <w:proofErr w:type="spellStart"/>
+      <w:r>
+        <w:rPr>
+          <w:lang w:val="en-DE"/>
+        </w:rPr>
+        <w:t>val</w:t>
+      </w:r>
+      <w:proofErr w:type="spellEnd"/>
+      <w:r>
+        <w:rPr>
+          <w:lang w:val="en-DE"/>
+        </w:rPr>
+        <w:t xml:space="preserve"> clip = </w:t>
+      </w:r>
+      <w:proofErr w:type="spellStart"/>
+      <w:r>
+        <w:rPr>
+          <w:lang w:val="en-DE"/>
+        </w:rPr>
+        <w:t>ClipData.newPlainText</w:t>
+      </w:r>
+      <w:proofErr w:type="spellEnd"/>
+      <w:r>
+        <w:rPr>
+          <w:lang w:val="en-DE"/>
+        </w:rPr>
+        <w:t>("</w:t>
+      </w:r>
+      <w:proofErr w:type="spellStart"/>
+      <w:r>
+        <w:rPr>
+          <w:lang w:val="en-DE"/>
+        </w:rPr>
+        <w:t>EquationPocket</w:t>
+      </w:r>
+      <w:proofErr w:type="spellEnd"/>
+      <w:r>
+        <w:rPr>
+          <w:lang w:val="en-DE"/>
+        </w:rPr>
+        <w:t xml:space="preserve"> Folder", encoded)</w:t>
+      </w:r>
+      <w:r>
+        <w:rPr>
+          <w:lang w:val="en-DE"/>
+        </w:rPr>
+        <w:br/>
+        <w:t xml:space="preserve">        </w:t>
+      </w:r>
+      <w:proofErr w:type="spellStart"/>
+      <w:r>
+        <w:rPr>
+          <w:lang w:val="en-DE"/>
+        </w:rPr>
+        <w:t>clipboard.setPrimaryClip</w:t>
+      </w:r>
+      <w:proofErr w:type="spellEnd"/>
+      <w:r>
+        <w:rPr>
+          <w:lang w:val="en-DE"/>
+        </w:rPr>
+        <w:t>(clip)</w:t>
+      </w:r>
+      <w:r>
+        <w:rPr>
+          <w:lang w:val="en-DE"/>
+        </w:rPr>
+        <w:br/>
+        <w:t xml:space="preserve">        </w:t>
+      </w:r>
+      <w:r>
+        <w:rPr>
+          <w:lang w:val="en-DE"/>
+        </w:rPr>
+        <w:br/>
+        <w:t xml:space="preserve">        </w:t>
+      </w:r>
+      <w:proofErr w:type="spellStart"/>
+      <w:r>
+        <w:rPr>
+          <w:lang w:val="en-DE"/>
+        </w:rPr>
+        <w:t>Toast.makeText</w:t>
+      </w:r>
+      <w:proofErr w:type="spellEnd"/>
+      <w:r>
+        <w:rPr>
+          <w:lang w:val="en-DE"/>
+        </w:rPr>
+        <w:t>(</w:t>
+      </w:r>
+      <w:proofErr w:type="spellStart"/>
+      <w:r>
+        <w:rPr>
+          <w:lang w:val="en-DE"/>
+        </w:rPr>
+        <w:t>requireContext</w:t>
+      </w:r>
+      <w:proofErr w:type="spellEnd"/>
+      <w:r>
+        <w:rPr>
+          <w:lang w:val="en-DE"/>
+        </w:rPr>
+        <w:t>(), "</w:t>
+      </w:r>
+      <w:proofErr w:type="spellStart"/>
+      <w:r>
+        <w:rPr>
+          <w:lang w:val="en-DE"/>
+        </w:rPr>
+        <w:t>Kôd</w:t>
+      </w:r>
+      <w:proofErr w:type="spellEnd"/>
+      <w:r>
+        <w:rPr>
+          <w:lang w:val="en-DE"/>
+        </w:rPr>
+        <w:t xml:space="preserve"> </w:t>
+      </w:r>
+      <w:proofErr w:type="spellStart"/>
+      <w:r>
+        <w:rPr>
+          <w:lang w:val="en-DE"/>
+        </w:rPr>
+        <w:t>mape</w:t>
+      </w:r>
+      <w:proofErr w:type="spellEnd"/>
+      <w:r>
+        <w:rPr>
+          <w:lang w:val="en-DE"/>
+        </w:rPr>
+        <w:t xml:space="preserve"> </w:t>
+      </w:r>
+      <w:proofErr w:type="spellStart"/>
+      <w:r>
+        <w:rPr>
+          <w:lang w:val="en-DE"/>
+        </w:rPr>
+        <w:t>kopiran</w:t>
+      </w:r>
+      <w:proofErr w:type="spellEnd"/>
+      <w:r>
+        <w:rPr>
+          <w:lang w:val="en-DE"/>
+        </w:rPr>
+        <w:t xml:space="preserve">!", </w:t>
+      </w:r>
+      <w:proofErr w:type="spellStart"/>
+      <w:r>
+        <w:rPr>
+          <w:lang w:val="en-DE"/>
+        </w:rPr>
+        <w:t>Toast.</w:t>
       </w:r>
       <w:r>
         <w:rPr>
@@ -10911,6 +14400,7 @@
         </w:rPr>
         <w:t>LENGTH_SHORT</w:t>
       </w:r>
+      <w:proofErr w:type="spellEnd"/>
       <w:r>
         <w:rPr>
           <w:lang w:val="en-DE"/>
@@ -10981,24 +14471,14 @@
       <w:r>
         <w:t>.</w:t>
       </w:r>
-      <w:r>
-        <w:fldChar w:fldCharType="begin"/>
-      </w:r>
-      <w:r>
-        <w:instrText xml:space="preserve"> SEQ Kôd \* ARABIC \s 1 </w:instrText>
-      </w:r>
-      <w:r>
-        <w:fldChar w:fldCharType="separate"/>
-      </w:r>
-      <w:r>
-        <w:rPr>
-          <w:noProof/>
-        </w:rPr>
-        <w:t>4</w:t>
-      </w:r>
-      <w:r>
-        <w:fldChar w:fldCharType="end"/>
-      </w:r>
+      <w:fldSimple w:instr=" SEQ Kôd \* ARABIC \s 1 ">
+        <w:r>
+          <w:rPr>
+            <w:noProof/>
+          </w:rPr>
+          <w:t>4</w:t>
+        </w:r>
+      </w:fldSimple>
       <w:r>
         <w:t xml:space="preserve"> </w:t>
       </w:r>
@@ -11250,20 +14730,62 @@
         <w:rPr>
           <w:lang w:val="en-DE"/>
         </w:rPr>
-        <w:t>class MathLogicUnitTest {</w:t>
-      </w:r>
-      <w:r>
-        <w:rPr>
-          <w:lang w:val="en-DE"/>
-        </w:rPr>
-        <w:br/>
-      </w:r>
-      <w:r>
-        <w:rPr>
-          <w:lang w:val="en-DE"/>
-        </w:rPr>
-        <w:br/>
-        <w:t xml:space="preserve">    private val evaluator = ExprEvaluator()</w:t>
+        <w:t xml:space="preserve">class </w:t>
+      </w:r>
+      <w:proofErr w:type="spellStart"/>
+      <w:r>
+        <w:rPr>
+          <w:lang w:val="en-DE"/>
+        </w:rPr>
+        <w:t>MathLogicUnitTest</w:t>
+      </w:r>
+      <w:proofErr w:type="spellEnd"/>
+      <w:r>
+        <w:rPr>
+          <w:lang w:val="en-DE"/>
+        </w:rPr>
+        <w:t xml:space="preserve"> {</w:t>
+      </w:r>
+      <w:r>
+        <w:rPr>
+          <w:lang w:val="en-DE"/>
+        </w:rPr>
+        <w:br/>
+      </w:r>
+      <w:r>
+        <w:rPr>
+          <w:lang w:val="en-DE"/>
+        </w:rPr>
+        <w:br/>
+        <w:t xml:space="preserve">    private </w:t>
+      </w:r>
+      <w:proofErr w:type="spellStart"/>
+      <w:r>
+        <w:rPr>
+          <w:lang w:val="en-DE"/>
+        </w:rPr>
+        <w:t>val</w:t>
+      </w:r>
+      <w:proofErr w:type="spellEnd"/>
+      <w:r>
+        <w:rPr>
+          <w:lang w:val="en-DE"/>
+        </w:rPr>
+        <w:t xml:space="preserve"> evaluator = </w:t>
+      </w:r>
+      <w:proofErr w:type="spellStart"/>
+      <w:r>
+        <w:rPr>
+          <w:lang w:val="en-DE"/>
+        </w:rPr>
+        <w:t>ExprEvaluator</w:t>
+      </w:r>
+      <w:proofErr w:type="spellEnd"/>
+      <w:r>
+        <w:rPr>
+          <w:lang w:val="en-DE"/>
+        </w:rPr>
+        <w:t>()</w:t>
       </w:r>
       <w:r>
         <w:rPr>
@@ -11283,42 +14805,196 @@
           <w:lang w:val="en-DE"/>
         </w:rPr>
         <w:br/>
-        <w:t xml:space="preserve">    fun testSimpleLinearEquation() {</w:t>
-      </w:r>
-      <w:r>
-        <w:rPr>
-          <w:lang w:val="en-DE"/>
-        </w:rPr>
-        <w:br/>
-        <w:t xml:space="preserve">        // Jednadžba: 2*x = 10</w:t>
-      </w:r>
-      <w:r>
-        <w:rPr>
-          <w:lang w:val="en-DE"/>
-        </w:rPr>
-        <w:br/>
-        <w:t xml:space="preserve">        val expression = "Solve(2*x == 10, x)"</w:t>
-      </w:r>
-      <w:r>
-        <w:rPr>
-          <w:lang w:val="en-DE"/>
-        </w:rPr>
-        <w:br/>
-        <w:t xml:space="preserve">        val result = evaluator.evaluate(expression)</w:t>
-      </w:r>
-      <w:r>
-        <w:rPr>
-          <w:lang w:val="en-DE"/>
-        </w:rPr>
-        <w:br/>
-        <w:t xml:space="preserve">        // Očekivani rezultat u Symja formatu je {{x -&gt; 5}}</w:t>
-      </w:r>
-      <w:r>
-        <w:rPr>
-          <w:lang w:val="en-DE"/>
-        </w:rPr>
-        <w:br/>
-        <w:t xml:space="preserve">        assertTrue(result.toString().</w:t>
+        <w:t xml:space="preserve">    fun </w:t>
+      </w:r>
+      <w:proofErr w:type="spellStart"/>
+      <w:r>
+        <w:rPr>
+          <w:lang w:val="en-DE"/>
+        </w:rPr>
+        <w:t>testSimpleLinearEquation</w:t>
+      </w:r>
+      <w:proofErr w:type="spellEnd"/>
+      <w:r>
+        <w:rPr>
+          <w:lang w:val="en-DE"/>
+        </w:rPr>
+        <w:t>() {</w:t>
+      </w:r>
+      <w:r>
+        <w:rPr>
+          <w:lang w:val="en-DE"/>
+        </w:rPr>
+        <w:br/>
+        <w:t xml:space="preserve">        // </w:t>
+      </w:r>
+      <w:proofErr w:type="spellStart"/>
+      <w:r>
+        <w:rPr>
+          <w:lang w:val="en-DE"/>
+        </w:rPr>
+        <w:t>Jednadžba</w:t>
+      </w:r>
+      <w:proofErr w:type="spellEnd"/>
+      <w:r>
+        <w:rPr>
+          <w:lang w:val="en-DE"/>
+        </w:rPr>
+        <w:t>: 2*x = 10</w:t>
+      </w:r>
+      <w:r>
+        <w:rPr>
+          <w:lang w:val="en-DE"/>
+        </w:rPr>
+        <w:br/>
+        <w:t xml:space="preserve">        </w:t>
+      </w:r>
+      <w:proofErr w:type="spellStart"/>
+      <w:r>
+        <w:rPr>
+          <w:lang w:val="en-DE"/>
+        </w:rPr>
+        <w:t>val</w:t>
+      </w:r>
+      <w:proofErr w:type="spellEnd"/>
+      <w:r>
+        <w:rPr>
+          <w:lang w:val="en-DE"/>
+        </w:rPr>
+        <w:t xml:space="preserve"> expression = "Solve(2*x == 10, x)"</w:t>
+      </w:r>
+      <w:r>
+        <w:rPr>
+          <w:lang w:val="en-DE"/>
+        </w:rPr>
+        <w:br/>
+        <w:t xml:space="preserve">        </w:t>
+      </w:r>
+      <w:proofErr w:type="spellStart"/>
+      <w:r>
+        <w:rPr>
+          <w:lang w:val="en-DE"/>
+        </w:rPr>
+        <w:t>val</w:t>
+      </w:r>
+      <w:proofErr w:type="spellEnd"/>
+      <w:r>
+        <w:rPr>
+          <w:lang w:val="en-DE"/>
+        </w:rPr>
+        <w:t xml:space="preserve"> result = </w:t>
+      </w:r>
+      <w:proofErr w:type="spellStart"/>
+      <w:r>
+        <w:rPr>
+          <w:lang w:val="en-DE"/>
+        </w:rPr>
+        <w:t>evaluator.evaluate</w:t>
+      </w:r>
+      <w:proofErr w:type="spellEnd"/>
+      <w:r>
+        <w:rPr>
+          <w:lang w:val="en-DE"/>
+        </w:rPr>
+        <w:t>(expression)</w:t>
+      </w:r>
+      <w:r>
+        <w:rPr>
+          <w:lang w:val="en-DE"/>
+        </w:rPr>
+        <w:br/>
+        <w:t xml:space="preserve">        // </w:t>
+      </w:r>
+      <w:proofErr w:type="spellStart"/>
+      <w:r>
+        <w:rPr>
+          <w:lang w:val="en-DE"/>
+        </w:rPr>
+        <w:t>Očekivani</w:t>
+      </w:r>
+      <w:proofErr w:type="spellEnd"/>
+      <w:r>
+        <w:rPr>
+          <w:lang w:val="en-DE"/>
+        </w:rPr>
+        <w:t xml:space="preserve"> </w:t>
+      </w:r>
+      <w:proofErr w:type="spellStart"/>
+      <w:r>
+        <w:rPr>
+          <w:lang w:val="en-DE"/>
+        </w:rPr>
+        <w:t>rezultat</w:t>
+      </w:r>
+      <w:proofErr w:type="spellEnd"/>
+      <w:r>
+        <w:rPr>
+          <w:lang w:val="en-DE"/>
+        </w:rPr>
+        <w:t xml:space="preserve"> u </w:t>
+      </w:r>
+      <w:proofErr w:type="spellStart"/>
+      <w:r>
+        <w:rPr>
+          <w:lang w:val="en-DE"/>
+        </w:rPr>
+        <w:t>Symja</w:t>
+      </w:r>
+      <w:proofErr w:type="spellEnd"/>
+      <w:r>
+        <w:rPr>
+          <w:lang w:val="en-DE"/>
+        </w:rPr>
+        <w:t xml:space="preserve"> </w:t>
+      </w:r>
+      <w:proofErr w:type="spellStart"/>
+      <w:r>
+        <w:rPr>
+          <w:lang w:val="en-DE"/>
+        </w:rPr>
+        <w:t>formatu</w:t>
+      </w:r>
+      <w:proofErr w:type="spellEnd"/>
+      <w:r>
+        <w:rPr>
+          <w:lang w:val="en-DE"/>
+        </w:rPr>
+        <w:t xml:space="preserve"> je {{x -&gt; 5}}</w:t>
+      </w:r>
+      <w:r>
+        <w:rPr>
+          <w:lang w:val="en-DE"/>
+        </w:rPr>
+        <w:br/>
+        <w:t xml:space="preserve">        </w:t>
+      </w:r>
+      <w:proofErr w:type="spellStart"/>
+      <w:r>
+        <w:rPr>
+          <w:lang w:val="en-DE"/>
+        </w:rPr>
+        <w:t>assertTrue</w:t>
+      </w:r>
+      <w:proofErr w:type="spellEnd"/>
+      <w:r>
+        <w:rPr>
+          <w:lang w:val="en-DE"/>
+        </w:rPr>
+        <w:t>(</w:t>
+      </w:r>
+      <w:proofErr w:type="spellStart"/>
+      <w:r>
+        <w:rPr>
+          <w:lang w:val="en-DE"/>
+        </w:rPr>
+        <w:t>result.toString</w:t>
+      </w:r>
+      <w:proofErr w:type="spellEnd"/>
+      <w:r>
+        <w:rPr>
+          <w:lang w:val="en-DE"/>
+        </w:rPr>
+        <w:t>().</w:t>
       </w:r>
       <w:r>
         <w:rPr>
@@ -11365,49 +15041,252 @@
           <w:lang w:val="en-DE"/>
         </w:rPr>
         <w:lastRenderedPageBreak/>
-        <w:t xml:space="preserve">    fun testQuadraticEquation() {</w:t>
-      </w:r>
-      <w:r>
-        <w:rPr>
-          <w:lang w:val="en-DE"/>
-        </w:rPr>
-        <w:br/>
-        <w:t xml:space="preserve">        // Jednadžba: x^2 = 9</w:t>
-      </w:r>
-      <w:r>
-        <w:rPr>
-          <w:lang w:val="en-DE"/>
-        </w:rPr>
-        <w:br/>
-        <w:t xml:space="preserve">        val expression = "Solve(x^2 == 9, x)"</w:t>
-      </w:r>
-      <w:r>
-        <w:rPr>
-          <w:lang w:val="en-DE"/>
-        </w:rPr>
-        <w:br/>
-        <w:t xml:space="preserve">        val result = evaluator.evaluate(expression)</w:t>
-      </w:r>
-      <w:r>
-        <w:rPr>
-          <w:lang w:val="en-DE"/>
-        </w:rPr>
-        <w:br/>
-        <w:t xml:space="preserve">        // Rezultat bi trebao sadržavati oba rješenja: 3 i -3</w:t>
-      </w:r>
-      <w:r>
-        <w:rPr>
-          <w:lang w:val="en-DE"/>
-        </w:rPr>
-        <w:br/>
-        <w:t xml:space="preserve">        val resStr = result.toString()</w:t>
-      </w:r>
-      <w:r>
-        <w:rPr>
-          <w:lang w:val="en-DE"/>
-        </w:rPr>
-        <w:br/>
-        <w:t xml:space="preserve">        assertTrue(resStr.</w:t>
+        <w:t xml:space="preserve">    fun </w:t>
+      </w:r>
+      <w:proofErr w:type="spellStart"/>
+      <w:r>
+        <w:rPr>
+          <w:lang w:val="en-DE"/>
+        </w:rPr>
+        <w:t>testQuadraticEquation</w:t>
+      </w:r>
+      <w:proofErr w:type="spellEnd"/>
+      <w:r>
+        <w:rPr>
+          <w:lang w:val="en-DE"/>
+        </w:rPr>
+        <w:t>() {</w:t>
+      </w:r>
+      <w:r>
+        <w:rPr>
+          <w:lang w:val="en-DE"/>
+        </w:rPr>
+        <w:br/>
+        <w:t xml:space="preserve">        // </w:t>
+      </w:r>
+      <w:proofErr w:type="spellStart"/>
+      <w:r>
+        <w:rPr>
+          <w:lang w:val="en-DE"/>
+        </w:rPr>
+        <w:t>Jednadžba</w:t>
+      </w:r>
+      <w:proofErr w:type="spellEnd"/>
+      <w:r>
+        <w:rPr>
+          <w:lang w:val="en-DE"/>
+        </w:rPr>
+        <w:t>: x^2 = 9</w:t>
+      </w:r>
+      <w:r>
+        <w:rPr>
+          <w:lang w:val="en-DE"/>
+        </w:rPr>
+        <w:br/>
+        <w:t xml:space="preserve">        </w:t>
+      </w:r>
+      <w:proofErr w:type="spellStart"/>
+      <w:r>
+        <w:rPr>
+          <w:lang w:val="en-DE"/>
+        </w:rPr>
+        <w:t>val</w:t>
+      </w:r>
+      <w:proofErr w:type="spellEnd"/>
+      <w:r>
+        <w:rPr>
+          <w:lang w:val="en-DE"/>
+        </w:rPr>
+        <w:t xml:space="preserve"> expression = "Solve(x^2 == 9, x)"</w:t>
+      </w:r>
+      <w:r>
+        <w:rPr>
+          <w:lang w:val="en-DE"/>
+        </w:rPr>
+        <w:br/>
+        <w:t xml:space="preserve">        </w:t>
+      </w:r>
+      <w:proofErr w:type="spellStart"/>
+      <w:r>
+        <w:rPr>
+          <w:lang w:val="en-DE"/>
+        </w:rPr>
+        <w:t>val</w:t>
+      </w:r>
+      <w:proofErr w:type="spellEnd"/>
+      <w:r>
+        <w:rPr>
+          <w:lang w:val="en-DE"/>
+        </w:rPr>
+        <w:t xml:space="preserve"> result = </w:t>
+      </w:r>
+      <w:proofErr w:type="spellStart"/>
+      <w:r>
+        <w:rPr>
+          <w:lang w:val="en-DE"/>
+        </w:rPr>
+        <w:t>evaluator.evaluate</w:t>
+      </w:r>
+      <w:proofErr w:type="spellEnd"/>
+      <w:r>
+        <w:rPr>
+          <w:lang w:val="en-DE"/>
+        </w:rPr>
+        <w:t>(expression)</w:t>
+      </w:r>
+      <w:r>
+        <w:rPr>
+          <w:lang w:val="en-DE"/>
+        </w:rPr>
+        <w:br/>
+        <w:t xml:space="preserve">        // </w:t>
+      </w:r>
+      <w:proofErr w:type="spellStart"/>
+      <w:r>
+        <w:rPr>
+          <w:lang w:val="en-DE"/>
+        </w:rPr>
+        <w:t>Rezultat</w:t>
+      </w:r>
+      <w:proofErr w:type="spellEnd"/>
+      <w:r>
+        <w:rPr>
+          <w:lang w:val="en-DE"/>
+        </w:rPr>
+        <w:t xml:space="preserve"> bi </w:t>
+      </w:r>
+      <w:proofErr w:type="spellStart"/>
+      <w:r>
+        <w:rPr>
+          <w:lang w:val="en-DE"/>
+        </w:rPr>
+        <w:t>trebao</w:t>
+      </w:r>
+      <w:proofErr w:type="spellEnd"/>
+      <w:r>
+        <w:rPr>
+          <w:lang w:val="en-DE"/>
+        </w:rPr>
+        <w:t xml:space="preserve"> </w:t>
+      </w:r>
+      <w:proofErr w:type="spellStart"/>
+      <w:r>
+        <w:rPr>
+          <w:lang w:val="en-DE"/>
+        </w:rPr>
+        <w:t>sadržavati</w:t>
+      </w:r>
+      <w:proofErr w:type="spellEnd"/>
+      <w:r>
+        <w:rPr>
+          <w:lang w:val="en-DE"/>
+        </w:rPr>
+        <w:t xml:space="preserve"> oba </w:t>
+      </w:r>
+      <w:proofErr w:type="spellStart"/>
+      <w:r>
+        <w:rPr>
+          <w:lang w:val="en-DE"/>
+        </w:rPr>
+        <w:t>rješenja</w:t>
+      </w:r>
+      <w:proofErr w:type="spellEnd"/>
+      <w:r>
+        <w:rPr>
+          <w:lang w:val="en-DE"/>
+        </w:rPr>
+        <w:t xml:space="preserve">: 3 </w:t>
+      </w:r>
+      <w:proofErr w:type="spellStart"/>
+      <w:r>
+        <w:rPr>
+          <w:lang w:val="en-DE"/>
+        </w:rPr>
+        <w:t>i</w:t>
+      </w:r>
+      <w:proofErr w:type="spellEnd"/>
+      <w:r>
+        <w:rPr>
+          <w:lang w:val="en-DE"/>
+        </w:rPr>
+        <w:t xml:space="preserve"> -3</w:t>
+      </w:r>
+      <w:r>
+        <w:rPr>
+          <w:lang w:val="en-DE"/>
+        </w:rPr>
+        <w:br/>
+        <w:t xml:space="preserve">        </w:t>
+      </w:r>
+      <w:proofErr w:type="spellStart"/>
+      <w:r>
+        <w:rPr>
+          <w:lang w:val="en-DE"/>
+        </w:rPr>
+        <w:t>val</w:t>
+      </w:r>
+      <w:proofErr w:type="spellEnd"/>
+      <w:r>
+        <w:rPr>
+          <w:lang w:val="en-DE"/>
+        </w:rPr>
+        <w:t xml:space="preserve"> </w:t>
+      </w:r>
+      <w:proofErr w:type="spellStart"/>
+      <w:r>
+        <w:rPr>
+          <w:lang w:val="en-DE"/>
+        </w:rPr>
+        <w:t>resStr</w:t>
+      </w:r>
+      <w:proofErr w:type="spellEnd"/>
+      <w:r>
+        <w:rPr>
+          <w:lang w:val="en-DE"/>
+        </w:rPr>
+        <w:t xml:space="preserve"> = </w:t>
+      </w:r>
+      <w:proofErr w:type="spellStart"/>
+      <w:r>
+        <w:rPr>
+          <w:lang w:val="en-DE"/>
+        </w:rPr>
+        <w:t>result.toString</w:t>
+      </w:r>
+      <w:proofErr w:type="spellEnd"/>
+      <w:r>
+        <w:rPr>
+          <w:lang w:val="en-DE"/>
+        </w:rPr>
+        <w:t>()</w:t>
+      </w:r>
+      <w:r>
+        <w:rPr>
+          <w:lang w:val="en-DE"/>
+        </w:rPr>
+        <w:br/>
+        <w:t xml:space="preserve">        </w:t>
+      </w:r>
+      <w:proofErr w:type="spellStart"/>
+      <w:r>
+        <w:rPr>
+          <w:lang w:val="en-DE"/>
+        </w:rPr>
+        <w:t>assertTrue</w:t>
+      </w:r>
+      <w:proofErr w:type="spellEnd"/>
+      <w:r>
+        <w:rPr>
+          <w:lang w:val="en-DE"/>
+        </w:rPr>
+        <w:t>(</w:t>
+      </w:r>
+      <w:proofErr w:type="spellStart"/>
+      <w:r>
+        <w:rPr>
+          <w:lang w:val="en-DE"/>
+        </w:rPr>
+        <w:t>resStr.</w:t>
       </w:r>
       <w:r>
         <w:rPr>
@@ -11417,11 +15296,19 @@
         </w:rPr>
         <w:t>contains</w:t>
       </w:r>
-      <w:r>
-        <w:rPr>
-          <w:lang w:val="en-DE"/>
-        </w:rPr>
-        <w:t>("3") &amp;&amp; resStr.</w:t>
+      <w:proofErr w:type="spellEnd"/>
+      <w:r>
+        <w:rPr>
+          <w:lang w:val="en-DE"/>
+        </w:rPr>
+        <w:t xml:space="preserve">("3") &amp;&amp; </w:t>
+      </w:r>
+      <w:proofErr w:type="spellStart"/>
+      <w:r>
+        <w:rPr>
+          <w:lang w:val="en-DE"/>
+        </w:rPr>
+        <w:t>resStr.</w:t>
       </w:r>
       <w:r>
         <w:rPr>
@@ -11431,6 +15318,7 @@
         </w:rPr>
         <w:t>contains</w:t>
       </w:r>
+      <w:proofErr w:type="spellEnd"/>
       <w:r>
         <w:rPr>
           <w:lang w:val="en-DE"/>
@@ -11462,42 +15350,240 @@
           <w:lang w:val="en-DE"/>
         </w:rPr>
         <w:br/>
-        <w:t xml:space="preserve">    fun testDivisionByZero() {</w:t>
-      </w:r>
-      <w:r>
-        <w:rPr>
-          <w:lang w:val="en-DE"/>
-        </w:rPr>
-        <w:br/>
-        <w:t xml:space="preserve">        // Pokušaj dijeljenja s nulom</w:t>
-      </w:r>
-      <w:r>
-        <w:rPr>
-          <w:lang w:val="en-DE"/>
-        </w:rPr>
-        <w:br/>
-        <w:t xml:space="preserve">        val expression = "1 / 0"</w:t>
-      </w:r>
-      <w:r>
-        <w:rPr>
-          <w:lang w:val="en-DE"/>
-        </w:rPr>
-        <w:br/>
-        <w:t xml:space="preserve">        val result = evaluator.evaluate(expression)</w:t>
-      </w:r>
-      <w:r>
-        <w:rPr>
-          <w:lang w:val="en-DE"/>
-        </w:rPr>
-        <w:br/>
-        <w:t xml:space="preserve">        // Symja vraća ComplexInfinity za dijeljenje s nulom</w:t>
-      </w:r>
-      <w:r>
-        <w:rPr>
-          <w:lang w:val="en-DE"/>
-        </w:rPr>
-        <w:br/>
-        <w:t xml:space="preserve">        assertEquals("ComplexInfinity", result.toString())</w:t>
+        <w:t xml:space="preserve">    fun </w:t>
+      </w:r>
+      <w:proofErr w:type="spellStart"/>
+      <w:r>
+        <w:rPr>
+          <w:lang w:val="en-DE"/>
+        </w:rPr>
+        <w:t>testDivisionByZero</w:t>
+      </w:r>
+      <w:proofErr w:type="spellEnd"/>
+      <w:r>
+        <w:rPr>
+          <w:lang w:val="en-DE"/>
+        </w:rPr>
+        <w:t>() {</w:t>
+      </w:r>
+      <w:r>
+        <w:rPr>
+          <w:lang w:val="en-DE"/>
+        </w:rPr>
+        <w:br/>
+        <w:t xml:space="preserve">        // </w:t>
+      </w:r>
+      <w:proofErr w:type="spellStart"/>
+      <w:r>
+        <w:rPr>
+          <w:lang w:val="en-DE"/>
+        </w:rPr>
+        <w:t>Pokušaj</w:t>
+      </w:r>
+      <w:proofErr w:type="spellEnd"/>
+      <w:r>
+        <w:rPr>
+          <w:lang w:val="en-DE"/>
+        </w:rPr>
+        <w:t xml:space="preserve"> </w:t>
+      </w:r>
+      <w:proofErr w:type="spellStart"/>
+      <w:r>
+        <w:rPr>
+          <w:lang w:val="en-DE"/>
+        </w:rPr>
+        <w:t>dijeljenja</w:t>
+      </w:r>
+      <w:proofErr w:type="spellEnd"/>
+      <w:r>
+        <w:rPr>
+          <w:lang w:val="en-DE"/>
+        </w:rPr>
+        <w:t xml:space="preserve"> s </w:t>
+      </w:r>
+      <w:proofErr w:type="spellStart"/>
+      <w:r>
+        <w:rPr>
+          <w:lang w:val="en-DE"/>
+        </w:rPr>
+        <w:t>nulom</w:t>
+      </w:r>
+      <w:proofErr w:type="spellEnd"/>
+      <w:r>
+        <w:rPr>
+          <w:lang w:val="en-DE"/>
+        </w:rPr>
+        <w:br/>
+        <w:t xml:space="preserve">        </w:t>
+      </w:r>
+      <w:proofErr w:type="spellStart"/>
+      <w:r>
+        <w:rPr>
+          <w:lang w:val="en-DE"/>
+        </w:rPr>
+        <w:t>val</w:t>
+      </w:r>
+      <w:proofErr w:type="spellEnd"/>
+      <w:r>
+        <w:rPr>
+          <w:lang w:val="en-DE"/>
+        </w:rPr>
+        <w:t xml:space="preserve"> expression = "1 / 0"</w:t>
+      </w:r>
+      <w:r>
+        <w:rPr>
+          <w:lang w:val="en-DE"/>
+        </w:rPr>
+        <w:br/>
+        <w:t xml:space="preserve">        </w:t>
+      </w:r>
+      <w:proofErr w:type="spellStart"/>
+      <w:r>
+        <w:rPr>
+          <w:lang w:val="en-DE"/>
+        </w:rPr>
+        <w:t>val</w:t>
+      </w:r>
+      <w:proofErr w:type="spellEnd"/>
+      <w:r>
+        <w:rPr>
+          <w:lang w:val="en-DE"/>
+        </w:rPr>
+        <w:t xml:space="preserve"> result = </w:t>
+      </w:r>
+      <w:proofErr w:type="spellStart"/>
+      <w:r>
+        <w:rPr>
+          <w:lang w:val="en-DE"/>
+        </w:rPr>
+        <w:t>evaluator.evaluate</w:t>
+      </w:r>
+      <w:proofErr w:type="spellEnd"/>
+      <w:r>
+        <w:rPr>
+          <w:lang w:val="en-DE"/>
+        </w:rPr>
+        <w:t>(expression)</w:t>
+      </w:r>
+      <w:r>
+        <w:rPr>
+          <w:lang w:val="en-DE"/>
+        </w:rPr>
+        <w:br/>
+        <w:t xml:space="preserve">        // </w:t>
+      </w:r>
+      <w:proofErr w:type="spellStart"/>
+      <w:r>
+        <w:rPr>
+          <w:lang w:val="en-DE"/>
+        </w:rPr>
+        <w:t>Symja</w:t>
+      </w:r>
+      <w:proofErr w:type="spellEnd"/>
+      <w:r>
+        <w:rPr>
+          <w:lang w:val="en-DE"/>
+        </w:rPr>
+        <w:t xml:space="preserve"> </w:t>
+      </w:r>
+      <w:proofErr w:type="spellStart"/>
+      <w:r>
+        <w:rPr>
+          <w:lang w:val="en-DE"/>
+        </w:rPr>
+        <w:t>vraća</w:t>
+      </w:r>
+      <w:proofErr w:type="spellEnd"/>
+      <w:r>
+        <w:rPr>
+          <w:lang w:val="en-DE"/>
+        </w:rPr>
+        <w:t xml:space="preserve"> </w:t>
+      </w:r>
+      <w:proofErr w:type="spellStart"/>
+      <w:r>
+        <w:rPr>
+          <w:lang w:val="en-DE"/>
+        </w:rPr>
+        <w:t>ComplexInfinity</w:t>
+      </w:r>
+      <w:proofErr w:type="spellEnd"/>
+      <w:r>
+        <w:rPr>
+          <w:lang w:val="en-DE"/>
+        </w:rPr>
+        <w:t xml:space="preserve"> za </w:t>
+      </w:r>
+      <w:proofErr w:type="spellStart"/>
+      <w:r>
+        <w:rPr>
+          <w:lang w:val="en-DE"/>
+        </w:rPr>
+        <w:t>dijeljenje</w:t>
+      </w:r>
+      <w:proofErr w:type="spellEnd"/>
+      <w:r>
+        <w:rPr>
+          <w:lang w:val="en-DE"/>
+        </w:rPr>
+        <w:t xml:space="preserve"> s </w:t>
+      </w:r>
+      <w:proofErr w:type="spellStart"/>
+      <w:r>
+        <w:rPr>
+          <w:lang w:val="en-DE"/>
+        </w:rPr>
+        <w:t>nulom</w:t>
+      </w:r>
+      <w:proofErr w:type="spellEnd"/>
+      <w:r>
+        <w:rPr>
+          <w:lang w:val="en-DE"/>
+        </w:rPr>
+        <w:br/>
+        <w:t xml:space="preserve">        </w:t>
+      </w:r>
+      <w:proofErr w:type="spellStart"/>
+      <w:r>
+        <w:rPr>
+          <w:lang w:val="en-DE"/>
+        </w:rPr>
+        <w:t>assertEquals</w:t>
+      </w:r>
+      <w:proofErr w:type="spellEnd"/>
+      <w:r>
+        <w:rPr>
+          <w:lang w:val="en-DE"/>
+        </w:rPr>
+        <w:t>("</w:t>
+      </w:r>
+      <w:proofErr w:type="spellStart"/>
+      <w:r>
+        <w:rPr>
+          <w:lang w:val="en-DE"/>
+        </w:rPr>
+        <w:t>ComplexInfinity</w:t>
+      </w:r>
+      <w:proofErr w:type="spellEnd"/>
+      <w:r>
+        <w:rPr>
+          <w:lang w:val="en-DE"/>
+        </w:rPr>
+        <w:t xml:space="preserve">", </w:t>
+      </w:r>
+      <w:proofErr w:type="spellStart"/>
+      <w:r>
+        <w:rPr>
+          <w:lang w:val="en-DE"/>
+        </w:rPr>
+        <w:t>result.toString</w:t>
+      </w:r>
+      <w:proofErr w:type="spellEnd"/>
+      <w:r>
+        <w:rPr>
+          <w:lang w:val="en-DE"/>
+        </w:rPr>
+        <w:t>())</w:t>
       </w:r>
       <w:r>
         <w:rPr>
@@ -11524,35 +15610,161 @@
           <w:lang w:val="en-DE"/>
         </w:rPr>
         <w:br/>
-        <w:t xml:space="preserve">    fun testScientificNotation() {</w:t>
-      </w:r>
-      <w:r>
-        <w:rPr>
-          <w:lang w:val="en-DE"/>
-        </w:rPr>
-        <w:br/>
-        <w:t xml:space="preserve">        // Testiranje znanstvenog zapisa: 10^3 * 2</w:t>
-      </w:r>
-      <w:r>
-        <w:rPr>
-          <w:lang w:val="en-DE"/>
-        </w:rPr>
-        <w:br/>
-        <w:t xml:space="preserve">        val expression = "10^3 * 2"</w:t>
-      </w:r>
-      <w:r>
-        <w:rPr>
-          <w:lang w:val="en-DE"/>
-        </w:rPr>
-        <w:br/>
-        <w:t xml:space="preserve">        val result = evaluator.evaluate(expression)</w:t>
-      </w:r>
-      <w:r>
-        <w:rPr>
-          <w:lang w:val="en-DE"/>
-        </w:rPr>
-        <w:br/>
-        <w:t xml:space="preserve">        assertEquals("2000", result.toString())</w:t>
+        <w:t xml:space="preserve">    fun </w:t>
+      </w:r>
+      <w:proofErr w:type="spellStart"/>
+      <w:r>
+        <w:rPr>
+          <w:lang w:val="en-DE"/>
+        </w:rPr>
+        <w:t>testScientificNotation</w:t>
+      </w:r>
+      <w:proofErr w:type="spellEnd"/>
+      <w:r>
+        <w:rPr>
+          <w:lang w:val="en-DE"/>
+        </w:rPr>
+        <w:t>() {</w:t>
+      </w:r>
+      <w:r>
+        <w:rPr>
+          <w:lang w:val="en-DE"/>
+        </w:rPr>
+        <w:br/>
+        <w:t xml:space="preserve">        // </w:t>
+      </w:r>
+      <w:proofErr w:type="spellStart"/>
+      <w:r>
+        <w:rPr>
+          <w:lang w:val="en-DE"/>
+        </w:rPr>
+        <w:t>Testiranje</w:t>
+      </w:r>
+      <w:proofErr w:type="spellEnd"/>
+      <w:r>
+        <w:rPr>
+          <w:lang w:val="en-DE"/>
+        </w:rPr>
+        <w:t xml:space="preserve"> </w:t>
+      </w:r>
+      <w:proofErr w:type="spellStart"/>
+      <w:r>
+        <w:rPr>
+          <w:lang w:val="en-DE"/>
+        </w:rPr>
+        <w:t>znanstvenog</w:t>
+      </w:r>
+      <w:proofErr w:type="spellEnd"/>
+      <w:r>
+        <w:rPr>
+          <w:lang w:val="en-DE"/>
+        </w:rPr>
+        <w:t xml:space="preserve"> </w:t>
+      </w:r>
+      <w:proofErr w:type="spellStart"/>
+      <w:r>
+        <w:rPr>
+          <w:lang w:val="en-DE"/>
+        </w:rPr>
+        <w:t>zapisa</w:t>
+      </w:r>
+      <w:proofErr w:type="spellEnd"/>
+      <w:r>
+        <w:rPr>
+          <w:lang w:val="en-DE"/>
+        </w:rPr>
+        <w:t>: 10^3 * 2</w:t>
+      </w:r>
+      <w:r>
+        <w:rPr>
+          <w:lang w:val="en-DE"/>
+        </w:rPr>
+        <w:br/>
+        <w:t xml:space="preserve">        </w:t>
+      </w:r>
+      <w:proofErr w:type="spellStart"/>
+      <w:r>
+        <w:rPr>
+          <w:lang w:val="en-DE"/>
+        </w:rPr>
+        <w:t>val</w:t>
+      </w:r>
+      <w:proofErr w:type="spellEnd"/>
+      <w:r>
+        <w:rPr>
+          <w:lang w:val="en-DE"/>
+        </w:rPr>
+        <w:t xml:space="preserve"> expression = "10^3 * 2"</w:t>
+      </w:r>
+      <w:r>
+        <w:rPr>
+          <w:lang w:val="en-DE"/>
+        </w:rPr>
+        <w:br/>
+        <w:t xml:space="preserve">        </w:t>
+      </w:r>
+      <w:proofErr w:type="spellStart"/>
+      <w:r>
+        <w:rPr>
+          <w:lang w:val="en-DE"/>
+        </w:rPr>
+        <w:t>val</w:t>
+      </w:r>
+      <w:proofErr w:type="spellEnd"/>
+      <w:r>
+        <w:rPr>
+          <w:lang w:val="en-DE"/>
+        </w:rPr>
+        <w:t xml:space="preserve"> result = </w:t>
+      </w:r>
+      <w:proofErr w:type="spellStart"/>
+      <w:r>
+        <w:rPr>
+          <w:lang w:val="en-DE"/>
+        </w:rPr>
+        <w:t>evaluator.evaluate</w:t>
+      </w:r>
+      <w:proofErr w:type="spellEnd"/>
+      <w:r>
+        <w:rPr>
+          <w:lang w:val="en-DE"/>
+        </w:rPr>
+        <w:t>(expression)</w:t>
+      </w:r>
+      <w:r>
+        <w:rPr>
+          <w:lang w:val="en-DE"/>
+        </w:rPr>
+        <w:br/>
+        <w:t xml:space="preserve">        </w:t>
+      </w:r>
+      <w:proofErr w:type="spellStart"/>
+      <w:r>
+        <w:rPr>
+          <w:lang w:val="en-DE"/>
+        </w:rPr>
+        <w:t>assertEquals</w:t>
+      </w:r>
+      <w:proofErr w:type="spellEnd"/>
+      <w:r>
+        <w:rPr>
+          <w:lang w:val="en-DE"/>
+        </w:rPr>
+        <w:t xml:space="preserve">("2000", </w:t>
+      </w:r>
+      <w:proofErr w:type="spellStart"/>
+      <w:r>
+        <w:rPr>
+          <w:lang w:val="en-DE"/>
+        </w:rPr>
+        <w:t>result.toString</w:t>
+      </w:r>
+      <w:proofErr w:type="spellEnd"/>
+      <w:r>
+        <w:rPr>
+          <w:lang w:val="en-DE"/>
+        </w:rPr>
+        <w:t>())</w:t>
       </w:r>
       <w:r>
         <w:rPr>
@@ -11579,42 +15791,168 @@
           <w:lang w:val="en-DE"/>
         </w:rPr>
         <w:br/>
-        <w:t xml:space="preserve">    fun testDerivatives() {</w:t>
-      </w:r>
-      <w:r>
-        <w:rPr>
-          <w:lang w:val="en-DE"/>
-        </w:rPr>
-        <w:br/>
-        <w:t xml:space="preserve">        // Derivacija od x^3 po x</w:t>
-      </w:r>
-      <w:r>
-        <w:rPr>
-          <w:lang w:val="en-DE"/>
-        </w:rPr>
-        <w:br/>
-        <w:t xml:space="preserve">        val expression = "D(x^3, x)"</w:t>
-      </w:r>
-      <w:r>
-        <w:rPr>
-          <w:lang w:val="en-DE"/>
-        </w:rPr>
-        <w:br/>
-        <w:t xml:space="preserve">        val result = evaluator.evaluate(expression)</w:t>
-      </w:r>
-      <w:r>
-        <w:rPr>
-          <w:lang w:val="en-DE"/>
-        </w:rPr>
-        <w:br/>
-        <w:t xml:space="preserve">        // Očekivani rezultat je 3*x^2</w:t>
-      </w:r>
-      <w:r>
-        <w:rPr>
-          <w:lang w:val="en-DE"/>
-        </w:rPr>
-        <w:br/>
-        <w:t xml:space="preserve">        assertEquals("3*x^2", result.toString())</w:t>
+        <w:t xml:space="preserve">    fun </w:t>
+      </w:r>
+      <w:proofErr w:type="spellStart"/>
+      <w:r>
+        <w:rPr>
+          <w:lang w:val="en-DE"/>
+        </w:rPr>
+        <w:t>testDerivatives</w:t>
+      </w:r>
+      <w:proofErr w:type="spellEnd"/>
+      <w:r>
+        <w:rPr>
+          <w:lang w:val="en-DE"/>
+        </w:rPr>
+        <w:t>() {</w:t>
+      </w:r>
+      <w:r>
+        <w:rPr>
+          <w:lang w:val="en-DE"/>
+        </w:rPr>
+        <w:br/>
+        <w:t xml:space="preserve">        // </w:t>
+      </w:r>
+      <w:proofErr w:type="spellStart"/>
+      <w:r>
+        <w:rPr>
+          <w:lang w:val="en-DE"/>
+        </w:rPr>
+        <w:t>Derivacija</w:t>
+      </w:r>
+      <w:proofErr w:type="spellEnd"/>
+      <w:r>
+        <w:rPr>
+          <w:lang w:val="en-DE"/>
+        </w:rPr>
+        <w:t xml:space="preserve"> od x^3 po x</w:t>
+      </w:r>
+      <w:r>
+        <w:rPr>
+          <w:lang w:val="en-DE"/>
+        </w:rPr>
+        <w:br/>
+        <w:t xml:space="preserve">        </w:t>
+      </w:r>
+      <w:proofErr w:type="spellStart"/>
+      <w:r>
+        <w:rPr>
+          <w:lang w:val="en-DE"/>
+        </w:rPr>
+        <w:t>val</w:t>
+      </w:r>
+      <w:proofErr w:type="spellEnd"/>
+      <w:r>
+        <w:rPr>
+          <w:lang w:val="en-DE"/>
+        </w:rPr>
+        <w:t xml:space="preserve"> expression = "D(x^3, x)"</w:t>
+      </w:r>
+      <w:r>
+        <w:rPr>
+          <w:lang w:val="en-DE"/>
+        </w:rPr>
+        <w:br/>
+        <w:t xml:space="preserve">        </w:t>
+      </w:r>
+      <w:proofErr w:type="spellStart"/>
+      <w:r>
+        <w:rPr>
+          <w:lang w:val="en-DE"/>
+        </w:rPr>
+        <w:t>val</w:t>
+      </w:r>
+      <w:proofErr w:type="spellEnd"/>
+      <w:r>
+        <w:rPr>
+          <w:lang w:val="en-DE"/>
+        </w:rPr>
+        <w:t xml:space="preserve"> result = </w:t>
+      </w:r>
+      <w:proofErr w:type="spellStart"/>
+      <w:r>
+        <w:rPr>
+          <w:lang w:val="en-DE"/>
+        </w:rPr>
+        <w:t>evaluator.evaluate</w:t>
+      </w:r>
+      <w:proofErr w:type="spellEnd"/>
+      <w:r>
+        <w:rPr>
+          <w:lang w:val="en-DE"/>
+        </w:rPr>
+        <w:t>(expression)</w:t>
+      </w:r>
+      <w:r>
+        <w:rPr>
+          <w:lang w:val="en-DE"/>
+        </w:rPr>
+        <w:br/>
+        <w:t xml:space="preserve">        // </w:t>
+      </w:r>
+      <w:proofErr w:type="spellStart"/>
+      <w:r>
+        <w:rPr>
+          <w:lang w:val="en-DE"/>
+        </w:rPr>
+        <w:t>Očekivani</w:t>
+      </w:r>
+      <w:proofErr w:type="spellEnd"/>
+      <w:r>
+        <w:rPr>
+          <w:lang w:val="en-DE"/>
+        </w:rPr>
+        <w:t xml:space="preserve"> </w:t>
+      </w:r>
+      <w:proofErr w:type="spellStart"/>
+      <w:r>
+        <w:rPr>
+          <w:lang w:val="en-DE"/>
+        </w:rPr>
+        <w:t>rezultat</w:t>
+      </w:r>
+      <w:proofErr w:type="spellEnd"/>
+      <w:r>
+        <w:rPr>
+          <w:lang w:val="en-DE"/>
+        </w:rPr>
+        <w:t xml:space="preserve"> je 3*x^2</w:t>
+      </w:r>
+      <w:r>
+        <w:rPr>
+          <w:lang w:val="en-DE"/>
+        </w:rPr>
+        <w:br/>
+        <w:t xml:space="preserve">        </w:t>
+      </w:r>
+      <w:proofErr w:type="spellStart"/>
+      <w:r>
+        <w:rPr>
+          <w:lang w:val="en-DE"/>
+        </w:rPr>
+        <w:t>assertEquals</w:t>
+      </w:r>
+      <w:proofErr w:type="spellEnd"/>
+      <w:r>
+        <w:rPr>
+          <w:lang w:val="en-DE"/>
+        </w:rPr>
+        <w:t xml:space="preserve">("3*x^2", </w:t>
+      </w:r>
+      <w:proofErr w:type="spellStart"/>
+      <w:r>
+        <w:rPr>
+          <w:lang w:val="en-DE"/>
+        </w:rPr>
+        <w:t>result.toString</w:t>
+      </w:r>
+      <w:proofErr w:type="spellEnd"/>
+      <w:r>
+        <w:rPr>
+          <w:lang w:val="en-DE"/>
+        </w:rPr>
+        <w:t>())</w:t>
       </w:r>
       <w:r>
         <w:rPr>
@@ -11641,7 +15979,21 @@
           <w:lang w:val="en-DE"/>
         </w:rPr>
         <w:br/>
-        <w:t xml:space="preserve">    fun testIntegrals() {</w:t>
+        <w:t xml:space="preserve">    fun </w:t>
+      </w:r>
+      <w:proofErr w:type="spellStart"/>
+      <w:r>
+        <w:rPr>
+          <w:lang w:val="en-DE"/>
+        </w:rPr>
+        <w:t>testIntegrals</w:t>
+      </w:r>
+      <w:proofErr w:type="spellEnd"/>
+      <w:r>
+        <w:rPr>
+          <w:lang w:val="en-DE"/>
+        </w:rPr>
+        <w:t>() {</w:t>
       </w:r>
       <w:r>
         <w:rPr>
@@ -11655,14 +16007,56 @@
           <w:lang w:val="en-DE"/>
         </w:rPr>
         <w:br/>
-        <w:t xml:space="preserve">        val expression = "Integrate(x^2, x)"</w:t>
-      </w:r>
-      <w:r>
-        <w:rPr>
-          <w:lang w:val="en-DE"/>
-        </w:rPr>
-        <w:br/>
-        <w:t xml:space="preserve">        val result = evaluator.evaluate(expression)</w:t>
+        <w:t xml:space="preserve">        </w:t>
+      </w:r>
+      <w:proofErr w:type="spellStart"/>
+      <w:r>
+        <w:rPr>
+          <w:lang w:val="en-DE"/>
+        </w:rPr>
+        <w:t>val</w:t>
+      </w:r>
+      <w:proofErr w:type="spellEnd"/>
+      <w:r>
+        <w:rPr>
+          <w:lang w:val="en-DE"/>
+        </w:rPr>
+        <w:t xml:space="preserve"> expression = "Integrate(x^2, x)"</w:t>
+      </w:r>
+      <w:r>
+        <w:rPr>
+          <w:lang w:val="en-DE"/>
+        </w:rPr>
+        <w:br/>
+        <w:t xml:space="preserve">        </w:t>
+      </w:r>
+      <w:proofErr w:type="spellStart"/>
+      <w:r>
+        <w:rPr>
+          <w:lang w:val="en-DE"/>
+        </w:rPr>
+        <w:t>val</w:t>
+      </w:r>
+      <w:proofErr w:type="spellEnd"/>
+      <w:r>
+        <w:rPr>
+          <w:lang w:val="en-DE"/>
+        </w:rPr>
+        <w:t xml:space="preserve"> result = </w:t>
+      </w:r>
+      <w:proofErr w:type="spellStart"/>
+      <w:r>
+        <w:rPr>
+          <w:lang w:val="en-DE"/>
+        </w:rPr>
+        <w:t>evaluator.evaluate</w:t>
+      </w:r>
+      <w:proofErr w:type="spellEnd"/>
+      <w:r>
+        <w:rPr>
+          <w:lang w:val="en-DE"/>
+        </w:rPr>
+        <w:t>(expression)</w:t>
       </w:r>
       <w:r>
         <w:rPr>
@@ -11675,14 +16069,70 @@
           <w:lang w:val="en-DE"/>
         </w:rPr>
         <w:lastRenderedPageBreak/>
-        <w:t xml:space="preserve">        // Očekivani rezultat je x^3 / 3</w:t>
-      </w:r>
-      <w:r>
-        <w:rPr>
-          <w:lang w:val="en-DE"/>
-        </w:rPr>
-        <w:br/>
-        <w:t xml:space="preserve">        assertEquals("x^3/3", result.toString().</w:t>
+        <w:t xml:space="preserve">        // </w:t>
+      </w:r>
+      <w:proofErr w:type="spellStart"/>
+      <w:r>
+        <w:rPr>
+          <w:lang w:val="en-DE"/>
+        </w:rPr>
+        <w:t>Očekivani</w:t>
+      </w:r>
+      <w:proofErr w:type="spellEnd"/>
+      <w:r>
+        <w:rPr>
+          <w:lang w:val="en-DE"/>
+        </w:rPr>
+        <w:t xml:space="preserve"> </w:t>
+      </w:r>
+      <w:proofErr w:type="spellStart"/>
+      <w:r>
+        <w:rPr>
+          <w:lang w:val="en-DE"/>
+        </w:rPr>
+        <w:t>rezultat</w:t>
+      </w:r>
+      <w:proofErr w:type="spellEnd"/>
+      <w:r>
+        <w:rPr>
+          <w:lang w:val="en-DE"/>
+        </w:rPr>
+        <w:t xml:space="preserve"> je x^3 / 3</w:t>
+      </w:r>
+      <w:r>
+        <w:rPr>
+          <w:lang w:val="en-DE"/>
+        </w:rPr>
+        <w:br/>
+        <w:t xml:space="preserve">        </w:t>
+      </w:r>
+      <w:proofErr w:type="spellStart"/>
+      <w:r>
+        <w:rPr>
+          <w:lang w:val="en-DE"/>
+        </w:rPr>
+        <w:t>assertEquals</w:t>
+      </w:r>
+      <w:proofErr w:type="spellEnd"/>
+      <w:r>
+        <w:rPr>
+          <w:lang w:val="en-DE"/>
+        </w:rPr>
+        <w:t xml:space="preserve">("x^3/3", </w:t>
+      </w:r>
+      <w:proofErr w:type="spellStart"/>
+      <w:r>
+        <w:rPr>
+          <w:lang w:val="en-DE"/>
+        </w:rPr>
+        <w:t>result.toString</w:t>
+      </w:r>
+      <w:proofErr w:type="spellEnd"/>
+      <w:r>
+        <w:rPr>
+          <w:lang w:val="en-DE"/>
+        </w:rPr>
+        <w:t>().</w:t>
       </w:r>
       <w:r>
         <w:rPr>
@@ -11726,45 +16176,25 @@
       <w:r>
         <w:t xml:space="preserve">Kôd </w:t>
       </w:r>
-      <w:r>
-        <w:fldChar w:fldCharType="begin"/>
-      </w:r>
-      <w:r>
-        <w:instrText xml:space="preserve"> STYLEREF 1 \s </w:instrText>
-      </w:r>
-      <w:r>
-        <w:fldChar w:fldCharType="separate"/>
-      </w:r>
-      <w:r>
-        <w:rPr>
-          <w:noProof/>
-        </w:rPr>
-        <w:t>6</w:t>
-      </w:r>
-      <w:r>
-        <w:fldChar w:fldCharType="end"/>
-      </w:r>
+      <w:fldSimple w:instr=" STYLEREF 1 \s ">
+        <w:r>
+          <w:rPr>
+            <w:noProof/>
+          </w:rPr>
+          <w:t>6</w:t>
+        </w:r>
+      </w:fldSimple>
       <w:r>
         <w:t>.</w:t>
       </w:r>
-      <w:r>
-        <w:fldChar w:fldCharType="begin"/>
-      </w:r>
-      <w:r>
-        <w:instrText xml:space="preserve"> SEQ Kôd \* ARABIC \s 1 </w:instrText>
-      </w:r>
-      <w:r>
-        <w:fldChar w:fldCharType="separate"/>
-      </w:r>
-      <w:r>
-        <w:rPr>
-          <w:noProof/>
-        </w:rPr>
-        <w:t>1</w:t>
-      </w:r>
-      <w:r>
-        <w:fldChar w:fldCharType="end"/>
-      </w:r>
+      <w:fldSimple w:instr=" SEQ Kôd \* ARABIC \s 1 ">
+        <w:r>
+          <w:rPr>
+            <w:noProof/>
+          </w:rPr>
+          <w:t>1</w:t>
+        </w:r>
+      </w:fldSimple>
       <w:r>
         <w:t xml:space="preserve"> Kod za unit testove</w:t>
       </w:r>
@@ -11886,54 +16316,34 @@
       <w:r>
         <w:t xml:space="preserve">Slika </w:t>
       </w:r>
-      <w:r>
-        <w:fldChar w:fldCharType="begin"/>
-      </w:r>
-      <w:r>
-        <w:instrText xml:space="preserve"> STYLEREF 1 \s </w:instrText>
-      </w:r>
-      <w:r>
-        <w:fldChar w:fldCharType="separate"/>
-      </w:r>
-      <w:r>
-        <w:rPr>
-          <w:noProof/>
-        </w:rPr>
-        <w:t>6</w:t>
-      </w:r>
-      <w:r>
-        <w:fldChar w:fldCharType="end"/>
-      </w:r>
+      <w:fldSimple w:instr=" STYLEREF 1 \s ">
+        <w:r>
+          <w:rPr>
+            <w:noProof/>
+          </w:rPr>
+          <w:t>6</w:t>
+        </w:r>
+      </w:fldSimple>
       <w:r>
         <w:t>.</w:t>
       </w:r>
-      <w:r>
-        <w:fldChar w:fldCharType="begin"/>
-      </w:r>
-      <w:r>
-        <w:instrText xml:space="preserve"> SEQ Slika \* ARABIC \s 1 </w:instrText>
-      </w:r>
-      <w:r>
-        <w:fldChar w:fldCharType="separate"/>
-      </w:r>
-      <w:r>
-        <w:rPr>
-          <w:noProof/>
-        </w:rPr>
-        <w:t>1</w:t>
-      </w:r>
-      <w:r>
-        <w:fldChar w:fldCharType="end"/>
-      </w:r>
-      <w:r>
-        <w:t xml:space="preserve"> Graf  agregiranih rezultata</w:t>
+      <w:fldSimple w:instr=" SEQ Slika \* ARABIC \s 1 ">
+        <w:r>
+          <w:rPr>
+            <w:noProof/>
+          </w:rPr>
+          <w:t>1</w:t>
+        </w:r>
+      </w:fldSimple>
+      <w:r>
+        <w:t xml:space="preserve"> Graf agregiranih rezultata</w:t>
       </w:r>
       <w:bookmarkEnd w:id="53"/>
     </w:p>
     <w:p>
       <w:r>
         <w:lastRenderedPageBreak/>
-        <w:t xml:space="preserve"> Prikupljeni podaci ukazuju na izravnu ovisnost uspješnosti očitavanja o rezoluciji kamere mobilnog uređaja. Analizom je utvrđeno da uređaji opremljeni senzorima rezolucije 50 megapiksela i više postižu gotovo stopostotnu točnost (prosječne ocjene iznad 4.8) za sve kategorije jednadžbi. Visoka rezolucija senzora omogućuje ML Kit algoritmima preciznu detekciju sitnih elemenata poput eksponenata i indeksa, što je kritično za ispravnu izgradnju algebarskog stabla u Solveru.</w:t>
+        <w:t>Prikupljeni podaci ukazuju na izravnu ovisnost uspješnosti očitavanja o rezoluciji kamere mobilnog uređaja. Analizom je utvrđeno da uređaji opremljeni senzorima rezolucije 50 megapiksela i više postižu gotovo stopostotnu točnost (prosječne ocjene iznad 4.8) za sve kategorije jednadžbi. Visoka rezolucija senzora omogućuje ML Kit algoritmima preciznu detekciju sitnih elemenata poput eksponenata i indeksa, što je kritično za ispravnu izgradnju algebarskog stabla u Solveru.</w:t>
       </w:r>
     </w:p>
     <w:p>
@@ -15791,6 +20201,7 @@
   <w:style w:type="character" w:default="1" w:styleId="DefaultParagraphFont">
     <w:name w:val="Default Paragraph Font"/>
     <w:uiPriority w:val="1"/>
+    <w:semiHidden/>
     <w:unhideWhenUsed/>
   </w:style>
   <w:style w:type="table" w:default="1" w:styleId="TableNormal">
@@ -17742,6 +22153,15 @@
 </file>
 
 <file path=customXml/item1.xml><?xml version="1.0" encoding="utf-8"?>
+<?mso-contentType ?>
+<FormTemplates xmlns="http://schemas.microsoft.com/sharepoint/v3/contenttype/forms">
+  <Display>DocumentLibraryForm</Display>
+  <Edit>DocumentLibraryForm</Edit>
+  <New>DocumentLibraryForm</New>
+</FormTemplates>
+</file>
+
+<file path=customXml/item2.xml><?xml version="1.0" encoding="utf-8"?>
 <p:properties xmlns:p="http://schemas.microsoft.com/office/2006/metadata/properties" xmlns:xsi="http://www.w3.org/2001/XMLSchema-instance" xmlns:pc="http://schemas.microsoft.com/office/infopath/2007/PartnerControls">
   <documentManagement>
     <lcf76f155ced4ddcb4097134ff3c332f xmlns="346bc69e-9362-457f-8135-617ee6cc7bac">
@@ -17752,16 +22172,105 @@
 </p:properties>
 </file>
 
-<file path=customXml/item2.xml><?xml version="1.0" encoding="utf-8"?>
-<?mso-contentType ?>
-<FormTemplates xmlns="http://schemas.microsoft.com/sharepoint/v3/contenttype/forms">
-  <Display>DocumentLibraryForm</Display>
-  <Edit>DocumentLibraryForm</Edit>
-  <New>DocumentLibraryForm</New>
-</FormTemplates>
+<file path=customXml/item3.xml><?xml version="1.0" encoding="utf-8"?>
+<b:Sources xmlns:b="http://schemas.openxmlformats.org/officeDocument/2006/bibliography" xmlns="http://schemas.openxmlformats.org/officeDocument/2006/bibliography" SelectedStyle="\IEEE2006OfficeOnline.xsl" StyleName="IEEE" Version="2006">
+  <b:Source>
+    <b:Tag>For25</b:Tag>
+    <b:SourceType>Book</b:SourceType>
+    <b:Guid>{D6407706-64AD-44C5-A4EE-A0130F49D198}</b:Guid>
+    <b:Title>How to Build Android Applications with Kotlin: A hands-on guide to developing, testing, and publishing production-grade Android 16 apps</b:Title>
+    <b:Year>2025</b:Year>
+    <b:Publisher>Packt Publishing</b:Publisher>
+    <b:Author>
+      <b:Author>
+        <b:NameList>
+          <b:Person>
+            <b:Last>Forrester</b:Last>
+            <b:First>A.</b:First>
+          </b:Person>
+          <b:Person>
+            <b:Last>Boudjnah</b:Last>
+            <b:First>E.</b:First>
+          </b:Person>
+        </b:NameList>
+      </b:Author>
+    </b:Author>
+    <b:RefOrder>1</b:RefOrder>
+  </b:Source>
+  <b:Source>
+    <b:Tag>Aho06</b:Tag>
+    <b:SourceType>Book</b:SourceType>
+    <b:Guid>{A67BE479-9547-4633-AD94-0E92F47A5A64}</b:Guid>
+    <b:Title>Compilers: Principles, techniques, and tools</b:Title>
+    <b:Year>2006</b:Year>
+    <b:Publisher>Pearson Education</b:Publisher>
+    <b:Author>
+      <b:Author>
+        <b:NameList>
+          <b:Person>
+            <b:Last>Aho</b:Last>
+            <b:First>A. V.</b:First>
+          </b:Person>
+          <b:Person>
+            <b:Last>Lam</b:Last>
+            <b:First>M. S.</b:First>
+          </b:Person>
+          <b:Person>
+            <b:Last>Sethi</b:Last>
+            <b:First>R.</b:First>
+          </b:Person>
+          <b:Person>
+            <b:Last>Ullman</b:Last>
+            <b:First>J.D.</b:First>
+          </b:Person>
+        </b:NameList>
+      </b:Author>
+    </b:Author>
+    <b:Edition>2nd ed.</b:Edition>
+    <b:RefOrder>2</b:RefOrder>
+  </b:Source>
+  <b:Source>
+    <b:Tag>Goo26</b:Tag>
+    <b:SourceType>DocumentFromInternetSite</b:SourceType>
+    <b:Guid>{CB463188-BCFD-4474-83A4-F557E4C9EE05}</b:Guid>
+    <b:Title>Recognize text in images with ML Kit on Android</b:Title>
+    <b:Year>2026</b:Year>
+    <b:Author>
+      <b:Author>
+        <b:Corporate>Google for Developers</b:Corporate>
+      </b:Author>
+    </b:Author>
+    <b:InternetSiteTitle>Google for Developers</b:InternetSiteTitle>
+    <b:Month>travanj</b:Month>
+    <b:Day>20</b:Day>
+    <b:URL>https://developers.google.com/ml-kit/vision/text-recognition/v2</b:URL>
+    <b:RefOrder>4</b:RefOrder>
+  </b:Source>
+  <b:Source>
+    <b:Tag>Gru24</b:Tag>
+    <b:SourceType>Report</b:SourceType>
+    <b:Guid>{F9673649-4FD3-438F-88A2-A18D972BA673}</b:Guid>
+    <b:Title>Mobilna aplikacija za pretvorbu slike s tekstom u tekst primjenom tehnologije optičkog prepoznavanja znakova</b:Title>
+    <b:Year>2024</b:Year>
+    <b:URL>https://urn.nsk.hr/urn:nbn:hr:168:587919</b:URL>
+    <b:Institution>Fakultet elektrotehnike i računarstva, Sveučilište u Zagrebu</b:Institution>
+    <b:ThesisType>Završni rad</b:ThesisType>
+    <b:Author>
+      <b:Author>
+        <b:NameList>
+          <b:Person>
+            <b:Last>Grudić</b:Last>
+            <b:First>T.</b:First>
+          </b:Person>
+        </b:NameList>
+      </b:Author>
+    </b:Author>
+    <b:RefOrder>3</b:RefOrder>
+  </b:Source>
+</b:Sources>
 </file>
 
-<file path=customXml/item3.xml><?xml version="1.0" encoding="utf-8"?>
+<file path=customXml/item4.xml><?xml version="1.0" encoding="utf-8"?>
 <ct:contentTypeSchema xmlns:ct="http://schemas.microsoft.com/office/2006/metadata/contentType" xmlns:ma="http://schemas.microsoft.com/office/2006/metadata/properties/metaAttributes" ct:_="" ma:_="" ma:contentTypeName="Dokument" ma:contentTypeID="0x010100CE8A6C523F15BE45BBB2628A8D195F23" ma:contentTypeVersion="13" ma:contentTypeDescription="Stvaranje novog dokumenta." ma:contentTypeScope="" ma:versionID="6a86de1faa86fa16ad729fe3930c3d49">
   <xsd:schema xmlns:xsd="http://www.w3.org/2001/XMLSchema" xmlns:xs="http://www.w3.org/2001/XMLSchema" xmlns:p="http://schemas.microsoft.com/office/2006/metadata/properties" xmlns:ns2="346bc69e-9362-457f-8135-617ee6cc7bac" xmlns:ns3="05f9ff4f-fb41-4731-8e66-a25ebb0ec23b" targetNamespace="http://schemas.microsoft.com/office/2006/metadata/properties" ma:root="true" ma:fieldsID="8f7b465b8d64df515966ccfc620eb42a" ns2:_="" ns3:_="">
     <xsd:import namespace="346bc69e-9362-457f-8135-617ee6cc7bac"/>
@@ -17968,105 +22477,15 @@
 </ct:contentTypeSchema>
 </file>
 
-<file path=customXml/item4.xml><?xml version="1.0" encoding="utf-8"?>
-<b:Sources xmlns:b="http://schemas.openxmlformats.org/officeDocument/2006/bibliography" xmlns="http://schemas.openxmlformats.org/officeDocument/2006/bibliography" SelectedStyle="\IEEE2006OfficeOnline.xsl" StyleName="IEEE" Version="2006">
-  <b:Source>
-    <b:Tag>For25</b:Tag>
-    <b:SourceType>Book</b:SourceType>
-    <b:Guid>{D6407706-64AD-44C5-A4EE-A0130F49D198}</b:Guid>
-    <b:Title>How to Build Android Applications with Kotlin: A hands-on guide to developing, testing, and publishing production-grade Android 16 apps</b:Title>
-    <b:Year>2025</b:Year>
-    <b:Publisher>Packt Publishing</b:Publisher>
-    <b:Author>
-      <b:Author>
-        <b:NameList>
-          <b:Person>
-            <b:Last>Forrester</b:Last>
-            <b:First>A.</b:First>
-          </b:Person>
-          <b:Person>
-            <b:Last>Boudjnah</b:Last>
-            <b:First>E.</b:First>
-          </b:Person>
-        </b:NameList>
-      </b:Author>
-    </b:Author>
-    <b:RefOrder>1</b:RefOrder>
-  </b:Source>
-  <b:Source>
-    <b:Tag>Aho06</b:Tag>
-    <b:SourceType>Book</b:SourceType>
-    <b:Guid>{A67BE479-9547-4633-AD94-0E92F47A5A64}</b:Guid>
-    <b:Title>Compilers: Principles, techniques, and tools</b:Title>
-    <b:Year>2006</b:Year>
-    <b:Publisher>Pearson Education</b:Publisher>
-    <b:Author>
-      <b:Author>
-        <b:NameList>
-          <b:Person>
-            <b:Last>Aho</b:Last>
-            <b:First>A. V.</b:First>
-          </b:Person>
-          <b:Person>
-            <b:Last>Lam</b:Last>
-            <b:First>M. S.</b:First>
-          </b:Person>
-          <b:Person>
-            <b:Last>Sethi</b:Last>
-            <b:First>R.</b:First>
-          </b:Person>
-          <b:Person>
-            <b:Last>Ullman</b:Last>
-            <b:First>J.D.</b:First>
-          </b:Person>
-        </b:NameList>
-      </b:Author>
-    </b:Author>
-    <b:Edition>2nd ed.</b:Edition>
-    <b:RefOrder>2</b:RefOrder>
-  </b:Source>
-  <b:Source>
-    <b:Tag>Goo26</b:Tag>
-    <b:SourceType>DocumentFromInternetSite</b:SourceType>
-    <b:Guid>{CB463188-BCFD-4474-83A4-F557E4C9EE05}</b:Guid>
-    <b:Title>Recognize text in images with ML Kit on Android</b:Title>
-    <b:Year>2026</b:Year>
-    <b:Author>
-      <b:Author>
-        <b:Corporate>Google for Developers</b:Corporate>
-      </b:Author>
-    </b:Author>
-    <b:InternetSiteTitle>Google for Developers</b:InternetSiteTitle>
-    <b:Month>travanj</b:Month>
-    <b:Day>20</b:Day>
-    <b:URL>https://developers.google.com/ml-kit/vision/text-recognition/v2</b:URL>
-    <b:RefOrder>4</b:RefOrder>
-  </b:Source>
-  <b:Source>
-    <b:Tag>Gru24</b:Tag>
-    <b:SourceType>Report</b:SourceType>
-    <b:Guid>{F9673649-4FD3-438F-88A2-A18D972BA673}</b:Guid>
-    <b:Title>Mobilna aplikacija za pretvorbu slike s tekstom u tekst primjenom tehnologije optičkog prepoznavanja znakova</b:Title>
-    <b:Year>2024</b:Year>
-    <b:URL>https://urn.nsk.hr/urn:nbn:hr:168:587919</b:URL>
-    <b:Institution>Fakultet elektrotehnike i računarstva, Sveučilište u Zagrebu</b:Institution>
-    <b:ThesisType>Završni rad</b:ThesisType>
-    <b:Author>
-      <b:Author>
-        <b:NameList>
-          <b:Person>
-            <b:Last>Grudić</b:Last>
-            <b:First>T.</b:First>
-          </b:Person>
-        </b:NameList>
-      </b:Author>
-    </b:Author>
-    <b:RefOrder>3</b:RefOrder>
-  </b:Source>
-</b:Sources>
+<file path=customXml/itemProps1.xml><?xml version="1.0" encoding="utf-8"?>
+<ds:datastoreItem xmlns:ds="http://schemas.openxmlformats.org/officeDocument/2006/customXml" ds:itemID="{4B895F2A-9BBA-40EB-8B52-6127588571FA}">
+  <ds:schemaRefs>
+    <ds:schemaRef ds:uri="http://schemas.microsoft.com/sharepoint/v3/contenttype/forms"/>
+  </ds:schemaRefs>
+</ds:datastoreItem>
 </file>
 
-<file path=customXml/itemProps1.xml><?xml version="1.0" encoding="utf-8"?>
+<file path=customXml/itemProps2.xml><?xml version="1.0" encoding="utf-8"?>
 <ds:datastoreItem xmlns:ds="http://schemas.openxmlformats.org/officeDocument/2006/customXml" ds:itemID="{5D60AB73-315D-41F5-B86C-A733B1DE9D36}">
   <ds:schemaRefs>
     <ds:schemaRef ds:uri="http://schemas.microsoft.com/office/2006/metadata/properties"/>
@@ -18077,15 +22496,15 @@
 </ds:datastoreItem>
 </file>
 
-<file path=customXml/itemProps2.xml><?xml version="1.0" encoding="utf-8"?>
-<ds:datastoreItem xmlns:ds="http://schemas.openxmlformats.org/officeDocument/2006/customXml" ds:itemID="{4B895F2A-9BBA-40EB-8B52-6127588571FA}">
+<file path=customXml/itemProps3.xml><?xml version="1.0" encoding="utf-8"?>
+<ds:datastoreItem xmlns:ds="http://schemas.openxmlformats.org/officeDocument/2006/customXml" ds:itemID="{E6746475-B202-49DA-9CB3-3E7BA13B2120}">
   <ds:schemaRefs>
-    <ds:schemaRef ds:uri="http://schemas.microsoft.com/sharepoint/v3/contenttype/forms"/>
+    <ds:schemaRef ds:uri="http://schemas.openxmlformats.org/officeDocument/2006/bibliography"/>
   </ds:schemaRefs>
 </ds:datastoreItem>
 </file>
 
-<file path=customXml/itemProps3.xml><?xml version="1.0" encoding="utf-8"?>
+<file path=customXml/itemProps4.xml><?xml version="1.0" encoding="utf-8"?>
 <ds:datastoreItem xmlns:ds="http://schemas.openxmlformats.org/officeDocument/2006/customXml" ds:itemID="{F1F35A86-14E7-45B7-8C97-55729988BED5}">
   <ds:schemaRefs>
     <ds:schemaRef ds:uri="http://schemas.microsoft.com/office/2006/metadata/contentType"/>
@@ -18102,12 +22521,4 @@
     <ds:schemaRef ds:uri="http://schemas.microsoft.com/internal/obd"/>
   </ds:schemaRefs>
 </ds:datastoreItem>
-</file>
-
-<file path=customXml/itemProps4.xml><?xml version="1.0" encoding="utf-8"?>
-<ds:datastoreItem xmlns:ds="http://schemas.openxmlformats.org/officeDocument/2006/customXml" ds:itemID="{E6746475-B202-49DA-9CB3-3E7BA13B2120}">
-  <ds:schemaRefs>
-    <ds:schemaRef ds:uri="http://schemas.openxmlformats.org/officeDocument/2006/bibliography"/>
-  </ds:schemaRefs>
-</ds:datastoreItem>
 </file>
--- a/Doc/Završni_rad_FilipFolnegović.docx
+++ b/Doc/Završni_rad_FilipFolnegović.docx
@@ -288,7 +288,7 @@
           <w:numId w:val="0"/>
         </w:numPr>
       </w:pPr>
-      <w:bookmarkStart w:id="0" w:name="_Toc242813363"/>
+      <w:bookmarkStart w:id="0" w:name="_Toc242946841"/>
       <w:r>
         <w:lastRenderedPageBreak/>
         <w:t>Abstract</w:t>
@@ -351,7 +351,7 @@
         </w:rPr>
       </w:pPr>
       <w:bookmarkStart w:id="1" w:name="_Toc161651753"/>
-      <w:bookmarkStart w:id="2" w:name="_Toc242813364"/>
+      <w:bookmarkStart w:id="2" w:name="_Toc242946842"/>
       <w:r>
         <w:lastRenderedPageBreak/>
         <w:t>Sadržaj</w:t>
@@ -379,7 +379,7 @@
       <w:r>
         <w:fldChar w:fldCharType="separate"/>
       </w:r>
-      <w:hyperlink w:anchor="_Toc242813363" w:history="1">
+      <w:hyperlink w:anchor="_Toc242946841" w:history="1">
         <w:r>
           <w:rPr>
             <w:rStyle w:val="Hyperlink"/>
@@ -407,7 +407,7 @@
           <w14:ligatures w14:val="standardContextual"/>
         </w:rPr>
       </w:pPr>
-      <w:hyperlink w:anchor="_Toc242813364" w:history="1">
+      <w:hyperlink w:anchor="_Toc242946842" w:history="1">
         <w:r>
           <w:rPr>
             <w:rStyle w:val="Hyperlink"/>
@@ -435,7 +435,7 @@
           <w14:ligatures w14:val="standardContextual"/>
         </w:rPr>
       </w:pPr>
-      <w:hyperlink w:anchor="_Toc242813365" w:history="1">
+      <w:hyperlink w:anchor="_Toc242946843" w:history="1">
         <w:r>
           <w:rPr>
             <w:rStyle w:val="Hyperlink"/>
@@ -479,7 +479,7 @@
             <w:noProof/>
             <w:webHidden/>
           </w:rPr>
-          <w:instrText xml:space="preserve"> PAGEREF _Toc242813365 \h </w:instrText>
+          <w:instrText xml:space="preserve"> PAGEREF _Toc242946843 \h </w:instrText>
         </w:r>
         <w:r>
           <w:rPr>
@@ -521,7 +521,7 @@
           <w14:ligatures w14:val="standardContextual"/>
         </w:rPr>
       </w:pPr>
-      <w:hyperlink w:anchor="_Toc242813366" w:history="1">
+      <w:hyperlink w:anchor="_Toc242946844" w:history="1">
         <w:r>
           <w:rPr>
             <w:rStyle w:val="Hyperlink"/>
@@ -565,7 +565,7 @@
             <w:noProof/>
             <w:webHidden/>
           </w:rPr>
-          <w:instrText xml:space="preserve"> PAGEREF _Toc242813366 \h </w:instrText>
+          <w:instrText xml:space="preserve"> PAGEREF _Toc242946844 \h </w:instrText>
         </w:r>
         <w:r>
           <w:rPr>
@@ -611,7 +611,7 @@
           <w14:ligatures w14:val="standardContextual"/>
         </w:rPr>
       </w:pPr>
-      <w:hyperlink w:anchor="_Toc242813367" w:history="1">
+      <w:hyperlink w:anchor="_Toc242946845" w:history="1">
         <w:r>
           <w:rPr>
             <w:rStyle w:val="Hyperlink"/>
@@ -655,7 +655,7 @@
             <w:noProof/>
             <w:webHidden/>
           </w:rPr>
-          <w:instrText xml:space="preserve"> PAGEREF _Toc242813367 \h </w:instrText>
+          <w:instrText xml:space="preserve"> PAGEREF _Toc242946845 \h </w:instrText>
         </w:r>
         <w:r>
           <w:rPr>
@@ -701,7 +701,7 @@
           <w14:ligatures w14:val="standardContextual"/>
         </w:rPr>
       </w:pPr>
-      <w:hyperlink w:anchor="_Toc242813368" w:history="1">
+      <w:hyperlink w:anchor="_Toc242946846" w:history="1">
         <w:r>
           <w:rPr>
             <w:rStyle w:val="Hyperlink"/>
@@ -745,7 +745,7 @@
             <w:noProof/>
             <w:webHidden/>
           </w:rPr>
-          <w:instrText xml:space="preserve"> PAGEREF _Toc242813368 \h </w:instrText>
+          <w:instrText xml:space="preserve"> PAGEREF _Toc242946846 \h </w:instrText>
         </w:r>
         <w:r>
           <w:rPr>
@@ -787,7 +787,7 @@
           <w14:ligatures w14:val="standardContextual"/>
         </w:rPr>
       </w:pPr>
-      <w:hyperlink w:anchor="_Toc242813369" w:history="1">
+      <w:hyperlink w:anchor="_Toc242946847" w:history="1">
         <w:r>
           <w:rPr>
             <w:rStyle w:val="Hyperlink"/>
@@ -831,7 +831,7 @@
             <w:noProof/>
             <w:webHidden/>
           </w:rPr>
-          <w:instrText xml:space="preserve"> PAGEREF _Toc242813369 \h </w:instrText>
+          <w:instrText xml:space="preserve"> PAGEREF _Toc242946847 \h </w:instrText>
         </w:r>
         <w:r>
           <w:rPr>
@@ -877,7 +877,7 @@
           <w14:ligatures w14:val="standardContextual"/>
         </w:rPr>
       </w:pPr>
-      <w:hyperlink w:anchor="_Toc242813370" w:history="1">
+      <w:hyperlink w:anchor="_Toc242946848" w:history="1">
         <w:r>
           <w:rPr>
             <w:rStyle w:val="Hyperlink"/>
@@ -921,7 +921,7 @@
             <w:noProof/>
             <w:webHidden/>
           </w:rPr>
-          <w:instrText xml:space="preserve"> PAGEREF _Toc242813370 \h </w:instrText>
+          <w:instrText xml:space="preserve"> PAGEREF _Toc242946848 \h </w:instrText>
         </w:r>
         <w:r>
           <w:rPr>
@@ -967,7 +967,7 @@
           <w14:ligatures w14:val="standardContextual"/>
         </w:rPr>
       </w:pPr>
-      <w:hyperlink w:anchor="_Toc242813371" w:history="1">
+      <w:hyperlink w:anchor="_Toc242946849" w:history="1">
         <w:r>
           <w:rPr>
             <w:rStyle w:val="Hyperlink"/>
@@ -1011,7 +1011,7 @@
             <w:noProof/>
             <w:webHidden/>
           </w:rPr>
-          <w:instrText xml:space="preserve"> PAGEREF _Toc242813371 \h </w:instrText>
+          <w:instrText xml:space="preserve"> PAGEREF _Toc242946849 \h </w:instrText>
         </w:r>
         <w:r>
           <w:rPr>
@@ -1057,7 +1057,7 @@
           <w14:ligatures w14:val="standardContextual"/>
         </w:rPr>
       </w:pPr>
-      <w:hyperlink w:anchor="_Toc242813372" w:history="1">
+      <w:hyperlink w:anchor="_Toc242946850" w:history="1">
         <w:r>
           <w:rPr>
             <w:rStyle w:val="Hyperlink"/>
@@ -1101,7 +1101,7 @@
             <w:noProof/>
             <w:webHidden/>
           </w:rPr>
-          <w:instrText xml:space="preserve"> PAGEREF _Toc242813372 \h </w:instrText>
+          <w:instrText xml:space="preserve"> PAGEREF _Toc242946850 \h </w:instrText>
         </w:r>
         <w:r>
           <w:rPr>
@@ -1147,7 +1147,7 @@
           <w14:ligatures w14:val="standardContextual"/>
         </w:rPr>
       </w:pPr>
-      <w:hyperlink w:anchor="_Toc242813373" w:history="1">
+      <w:hyperlink w:anchor="_Toc242946851" w:history="1">
         <w:r>
           <w:rPr>
             <w:rStyle w:val="Hyperlink"/>
@@ -1191,7 +1191,7 @@
             <w:noProof/>
             <w:webHidden/>
           </w:rPr>
-          <w:instrText xml:space="preserve"> PAGEREF _Toc242813373 \h </w:instrText>
+          <w:instrText xml:space="preserve"> PAGEREF _Toc242946851 \h </w:instrText>
         </w:r>
         <w:r>
           <w:rPr>
@@ -1233,7 +1233,7 @@
           <w14:ligatures w14:val="standardContextual"/>
         </w:rPr>
       </w:pPr>
-      <w:hyperlink w:anchor="_Toc242813374" w:history="1">
+      <w:hyperlink w:anchor="_Toc242946852" w:history="1">
         <w:r>
           <w:rPr>
             <w:rStyle w:val="Hyperlink"/>
@@ -1277,7 +1277,7 @@
             <w:noProof/>
             <w:webHidden/>
           </w:rPr>
-          <w:instrText xml:space="preserve"> PAGEREF _Toc242813374 \h </w:instrText>
+          <w:instrText xml:space="preserve"> PAGEREF _Toc242946852 \h </w:instrText>
         </w:r>
         <w:r>
           <w:rPr>
@@ -1323,7 +1323,7 @@
           <w14:ligatures w14:val="standardContextual"/>
         </w:rPr>
       </w:pPr>
-      <w:hyperlink w:anchor="_Toc242813375" w:history="1">
+      <w:hyperlink w:anchor="_Toc242946853" w:history="1">
         <w:r>
           <w:rPr>
             <w:rStyle w:val="Hyperlink"/>
@@ -1367,7 +1367,7 @@
             <w:noProof/>
             <w:webHidden/>
           </w:rPr>
-          <w:instrText xml:space="preserve"> PAGEREF _Toc242813375 \h </w:instrText>
+          <w:instrText xml:space="preserve"> PAGEREF _Toc242946853 \h </w:instrText>
         </w:r>
         <w:r>
           <w:rPr>
@@ -1413,7 +1413,7 @@
           <w14:ligatures w14:val="standardContextual"/>
         </w:rPr>
       </w:pPr>
-      <w:hyperlink w:anchor="_Toc242813376" w:history="1">
+      <w:hyperlink w:anchor="_Toc242946854" w:history="1">
         <w:r>
           <w:rPr>
             <w:rStyle w:val="Hyperlink"/>
@@ -1457,7 +1457,7 @@
             <w:noProof/>
             <w:webHidden/>
           </w:rPr>
-          <w:instrText xml:space="preserve"> PAGEREF _Toc242813376 \h </w:instrText>
+          <w:instrText xml:space="preserve"> PAGEREF _Toc242946854 \h </w:instrText>
         </w:r>
         <w:r>
           <w:rPr>
@@ -1503,7 +1503,7 @@
           <w14:ligatures w14:val="standardContextual"/>
         </w:rPr>
       </w:pPr>
-      <w:hyperlink w:anchor="_Toc242813377" w:history="1">
+      <w:hyperlink w:anchor="_Toc242946855" w:history="1">
         <w:r>
           <w:rPr>
             <w:rStyle w:val="Hyperlink"/>
@@ -1547,7 +1547,7 @@
             <w:noProof/>
             <w:webHidden/>
           </w:rPr>
-          <w:instrText xml:space="preserve"> PAGEREF _Toc242813377 \h </w:instrText>
+          <w:instrText xml:space="preserve"> PAGEREF _Toc242946855 \h </w:instrText>
         </w:r>
         <w:r>
           <w:rPr>
@@ -1589,7 +1589,7 @@
           <w14:ligatures w14:val="standardContextual"/>
         </w:rPr>
       </w:pPr>
-      <w:hyperlink w:anchor="_Toc242813378" w:history="1">
+      <w:hyperlink w:anchor="_Toc242946856" w:history="1">
         <w:r>
           <w:rPr>
             <w:rStyle w:val="Hyperlink"/>
@@ -1633,7 +1633,7 @@
             <w:noProof/>
             <w:webHidden/>
           </w:rPr>
-          <w:instrText xml:space="preserve"> PAGEREF _Toc242813378 \h </w:instrText>
+          <w:instrText xml:space="preserve"> PAGEREF _Toc242946856 \h </w:instrText>
         </w:r>
         <w:r>
           <w:rPr>
@@ -1679,7 +1679,7 @@
           <w14:ligatures w14:val="standardContextual"/>
         </w:rPr>
       </w:pPr>
-      <w:hyperlink w:anchor="_Toc242813379" w:history="1">
+      <w:hyperlink w:anchor="_Toc242946857" w:history="1">
         <w:r>
           <w:rPr>
             <w:rStyle w:val="Hyperlink"/>
@@ -1723,7 +1723,7 @@
             <w:noProof/>
             <w:webHidden/>
           </w:rPr>
-          <w:instrText xml:space="preserve"> PAGEREF _Toc242813379 \h </w:instrText>
+          <w:instrText xml:space="preserve"> PAGEREF _Toc242946857 \h </w:instrText>
         </w:r>
         <w:r>
           <w:rPr>
@@ -1769,7 +1769,7 @@
           <w14:ligatures w14:val="standardContextual"/>
         </w:rPr>
       </w:pPr>
-      <w:hyperlink w:anchor="_Toc242813380" w:history="1">
+      <w:hyperlink w:anchor="_Toc242946858" w:history="1">
         <w:r>
           <w:rPr>
             <w:rStyle w:val="Hyperlink"/>
@@ -1813,7 +1813,7 @@
             <w:noProof/>
             <w:webHidden/>
           </w:rPr>
-          <w:instrText xml:space="preserve"> PAGEREF _Toc242813380 \h </w:instrText>
+          <w:instrText xml:space="preserve"> PAGEREF _Toc242946858 \h </w:instrText>
         </w:r>
         <w:r>
           <w:rPr>
@@ -1859,7 +1859,7 @@
           <w14:ligatures w14:val="standardContextual"/>
         </w:rPr>
       </w:pPr>
-      <w:hyperlink w:anchor="_Toc242813381" w:history="1">
+      <w:hyperlink w:anchor="_Toc242946859" w:history="1">
         <w:r>
           <w:rPr>
             <w:rStyle w:val="Hyperlink"/>
@@ -1903,7 +1903,7 @@
             <w:noProof/>
             <w:webHidden/>
           </w:rPr>
-          <w:instrText xml:space="preserve"> PAGEREF _Toc242813381 \h </w:instrText>
+          <w:instrText xml:space="preserve"> PAGEREF _Toc242946859 \h </w:instrText>
         </w:r>
         <w:r>
           <w:rPr>
@@ -1949,7 +1949,7 @@
           <w14:ligatures w14:val="standardContextual"/>
         </w:rPr>
       </w:pPr>
-      <w:hyperlink w:anchor="_Toc242813382" w:history="1">
+      <w:hyperlink w:anchor="_Toc242946860" w:history="1">
         <w:r>
           <w:rPr>
             <w:rStyle w:val="Hyperlink"/>
@@ -1993,7 +1993,7 @@
             <w:noProof/>
             <w:webHidden/>
           </w:rPr>
-          <w:instrText xml:space="preserve"> PAGEREF _Toc242813382 \h </w:instrText>
+          <w:instrText xml:space="preserve"> PAGEREF _Toc242946860 \h </w:instrText>
         </w:r>
         <w:r>
           <w:rPr>
@@ -2039,7 +2039,7 @@
           <w14:ligatures w14:val="standardContextual"/>
         </w:rPr>
       </w:pPr>
-      <w:hyperlink w:anchor="_Toc242813383" w:history="1">
+      <w:hyperlink w:anchor="_Toc242946861" w:history="1">
         <w:r>
           <w:rPr>
             <w:rStyle w:val="Hyperlink"/>
@@ -2083,7 +2083,7 @@
             <w:noProof/>
             <w:webHidden/>
           </w:rPr>
-          <w:instrText xml:space="preserve"> PAGEREF _Toc242813383 \h </w:instrText>
+          <w:instrText xml:space="preserve"> PAGEREF _Toc242946861 \h </w:instrText>
         </w:r>
         <w:r>
           <w:rPr>
@@ -2129,7 +2129,7 @@
           <w14:ligatures w14:val="standardContextual"/>
         </w:rPr>
       </w:pPr>
-      <w:hyperlink w:anchor="_Toc242813384" w:history="1">
+      <w:hyperlink w:anchor="_Toc242946862" w:history="1">
         <w:r>
           <w:rPr>
             <w:rStyle w:val="Hyperlink"/>
@@ -2173,7 +2173,7 @@
             <w:noProof/>
             <w:webHidden/>
           </w:rPr>
-          <w:instrText xml:space="preserve"> PAGEREF _Toc242813384 \h </w:instrText>
+          <w:instrText xml:space="preserve"> PAGEREF _Toc242946862 \h </w:instrText>
         </w:r>
         <w:r>
           <w:rPr>
@@ -2219,7 +2219,7 @@
           <w14:ligatures w14:val="standardContextual"/>
         </w:rPr>
       </w:pPr>
-      <w:hyperlink w:anchor="_Toc242813385" w:history="1">
+      <w:hyperlink w:anchor="_Toc242946863" w:history="1">
         <w:r>
           <w:rPr>
             <w:rStyle w:val="Hyperlink"/>
@@ -2263,7 +2263,7 @@
             <w:noProof/>
             <w:webHidden/>
           </w:rPr>
-          <w:instrText xml:space="preserve"> PAGEREF _Toc242813385 \h </w:instrText>
+          <w:instrText xml:space="preserve"> PAGEREF _Toc242946863 \h </w:instrText>
         </w:r>
         <w:r>
           <w:rPr>
@@ -2309,7 +2309,7 @@
           <w14:ligatures w14:val="standardContextual"/>
         </w:rPr>
       </w:pPr>
-      <w:hyperlink w:anchor="_Toc242813386" w:history="1">
+      <w:hyperlink w:anchor="_Toc242946864" w:history="1">
         <w:r>
           <w:rPr>
             <w:rStyle w:val="Hyperlink"/>
@@ -2353,7 +2353,7 @@
             <w:noProof/>
             <w:webHidden/>
           </w:rPr>
-          <w:instrText xml:space="preserve"> PAGEREF _Toc242813386 \h </w:instrText>
+          <w:instrText xml:space="preserve"> PAGEREF _Toc242946864 \h </w:instrText>
         </w:r>
         <w:r>
           <w:rPr>
@@ -2395,7 +2395,7 @@
           <w14:ligatures w14:val="standardContextual"/>
         </w:rPr>
       </w:pPr>
-      <w:hyperlink w:anchor="_Toc242813387" w:history="1">
+      <w:hyperlink w:anchor="_Toc242946865" w:history="1">
         <w:r>
           <w:rPr>
             <w:rStyle w:val="Hyperlink"/>
@@ -2439,7 +2439,7 @@
             <w:noProof/>
             <w:webHidden/>
           </w:rPr>
-          <w:instrText xml:space="preserve"> PAGEREF _Toc242813387 \h </w:instrText>
+          <w:instrText xml:space="preserve"> PAGEREF _Toc242946865 \h </w:instrText>
         </w:r>
         <w:r>
           <w:rPr>
@@ -2485,7 +2485,7 @@
           <w14:ligatures w14:val="standardContextual"/>
         </w:rPr>
       </w:pPr>
-      <w:hyperlink w:anchor="_Toc242813388" w:history="1">
+      <w:hyperlink w:anchor="_Toc242946866" w:history="1">
         <w:r>
           <w:rPr>
             <w:rStyle w:val="Hyperlink"/>
@@ -2529,7 +2529,7 @@
             <w:noProof/>
             <w:webHidden/>
           </w:rPr>
-          <w:instrText xml:space="preserve"> PAGEREF _Toc242813388 \h </w:instrText>
+          <w:instrText xml:space="preserve"> PAGEREF _Toc242946866 \h </w:instrText>
         </w:r>
         <w:r>
           <w:rPr>
@@ -2575,7 +2575,7 @@
           <w14:ligatures w14:val="standardContextual"/>
         </w:rPr>
       </w:pPr>
-      <w:hyperlink w:anchor="_Toc242813389" w:history="1">
+      <w:hyperlink w:anchor="_Toc242946867" w:history="1">
         <w:r>
           <w:rPr>
             <w:rStyle w:val="Hyperlink"/>
@@ -2619,7 +2619,7 @@
             <w:noProof/>
             <w:webHidden/>
           </w:rPr>
-          <w:instrText xml:space="preserve"> PAGEREF _Toc242813389 \h </w:instrText>
+          <w:instrText xml:space="preserve"> PAGEREF _Toc242946867 \h </w:instrText>
         </w:r>
         <w:r>
           <w:rPr>
@@ -2665,7 +2665,7 @@
           <w14:ligatures w14:val="standardContextual"/>
         </w:rPr>
       </w:pPr>
-      <w:hyperlink w:anchor="_Toc242813390" w:history="1">
+      <w:hyperlink w:anchor="_Toc242946868" w:history="1">
         <w:r>
           <w:rPr>
             <w:rStyle w:val="Hyperlink"/>
@@ -2709,7 +2709,7 @@
             <w:noProof/>
             <w:webHidden/>
           </w:rPr>
-          <w:instrText xml:space="preserve"> PAGEREF _Toc242813390 \h </w:instrText>
+          <w:instrText xml:space="preserve"> PAGEREF _Toc242946868 \h </w:instrText>
         </w:r>
         <w:r>
           <w:rPr>
@@ -2755,7 +2755,7 @@
           <w14:ligatures w14:val="standardContextual"/>
         </w:rPr>
       </w:pPr>
-      <w:hyperlink w:anchor="_Toc242813391" w:history="1">
+      <w:hyperlink w:anchor="_Toc242946869" w:history="1">
         <w:r>
           <w:rPr>
             <w:rStyle w:val="Hyperlink"/>
@@ -2799,7 +2799,7 @@
             <w:noProof/>
             <w:webHidden/>
           </w:rPr>
-          <w:instrText xml:space="preserve"> PAGEREF _Toc242813391 \h </w:instrText>
+          <w:instrText xml:space="preserve"> PAGEREF _Toc242946869 \h </w:instrText>
         </w:r>
         <w:r>
           <w:rPr>
@@ -2845,7 +2845,7 @@
           <w14:ligatures w14:val="standardContextual"/>
         </w:rPr>
       </w:pPr>
-      <w:hyperlink w:anchor="_Toc242813392" w:history="1">
+      <w:hyperlink w:anchor="_Toc242946870" w:history="1">
         <w:r>
           <w:rPr>
             <w:rStyle w:val="Hyperlink"/>
@@ -2889,7 +2889,7 @@
             <w:noProof/>
             <w:webHidden/>
           </w:rPr>
-          <w:instrText xml:space="preserve"> PAGEREF _Toc242813392 \h </w:instrText>
+          <w:instrText xml:space="preserve"> PAGEREF _Toc242946870 \h </w:instrText>
         </w:r>
         <w:r>
           <w:rPr>
@@ -2935,7 +2935,7 @@
           <w14:ligatures w14:val="standardContextual"/>
         </w:rPr>
       </w:pPr>
-      <w:hyperlink w:anchor="_Toc242813393" w:history="1">
+      <w:hyperlink w:anchor="_Toc242946871" w:history="1">
         <w:r>
           <w:rPr>
             <w:rStyle w:val="Hyperlink"/>
@@ -2979,7 +2979,7 @@
             <w:noProof/>
             <w:webHidden/>
           </w:rPr>
-          <w:instrText xml:space="preserve"> PAGEREF _Toc242813393 \h </w:instrText>
+          <w:instrText xml:space="preserve"> PAGEREF _Toc242946871 \h </w:instrText>
         </w:r>
         <w:r>
           <w:rPr>
@@ -3021,12 +3021,29 @@
           <w14:ligatures w14:val="standardContextual"/>
         </w:rPr>
       </w:pPr>
-      <w:hyperlink w:anchor="_Toc242813394" w:history="1">
+      <w:hyperlink w:anchor="_Toc242946872" w:history="1">
         <w:r>
           <w:rPr>
             <w:rStyle w:val="Hyperlink"/>
             <w:noProof/>
           </w:rPr>
+          <w:t>7.</w:t>
+        </w:r>
+        <w:r>
+          <w:rPr>
+            <w:rFonts w:asciiTheme="minorHAnsi" w:eastAsiaTheme="minorEastAsia" w:hAnsiTheme="minorHAnsi" w:cstheme="minorBidi"/>
+            <w:noProof/>
+            <w:kern w:val="2"/>
+            <w:lang w:val="en-DE" w:eastAsia="en-DE"/>
+            <w14:ligatures w14:val="standardContextual"/>
+          </w:rPr>
+          <w:tab/>
+        </w:r>
+        <w:r>
+          <w:rPr>
+            <w:rStyle w:val="Hyperlink"/>
+            <w:noProof/>
+          </w:rPr>
           <w:t>Zaključak</w:t>
         </w:r>
         <w:r>
@@ -3048,7 +3065,7 @@
             <w:noProof/>
             <w:webHidden/>
           </w:rPr>
-          <w:instrText xml:space="preserve"> PAGEREF _Toc242813394 \h </w:instrText>
+          <w:instrText xml:space="preserve"> PAGEREF _Toc242946872 \h </w:instrText>
         </w:r>
         <w:r>
           <w:rPr>
@@ -3090,7 +3107,7 @@
           <w14:ligatures w14:val="standardContextual"/>
         </w:rPr>
       </w:pPr>
-      <w:hyperlink w:anchor="_Toc242813395" w:history="1">
+      <w:hyperlink w:anchor="_Toc242946873" w:history="1">
         <w:r>
           <w:rPr>
             <w:rStyle w:val="Hyperlink"/>
@@ -3117,7 +3134,7 @@
             <w:noProof/>
             <w:webHidden/>
           </w:rPr>
-          <w:instrText xml:space="preserve"> PAGEREF _Toc242813395 \h </w:instrText>
+          <w:instrText xml:space="preserve"> PAGEREF _Toc242946873 \h </w:instrText>
         </w:r>
         <w:r>
           <w:rPr>
@@ -3159,7 +3176,7 @@
           <w14:ligatures w14:val="standardContextual"/>
         </w:rPr>
       </w:pPr>
-      <w:hyperlink w:anchor="_Toc242813396" w:history="1">
+      <w:hyperlink w:anchor="_Toc242946874" w:history="1">
         <w:r>
           <w:rPr>
             <w:rStyle w:val="Hyperlink"/>
@@ -3186,7 +3203,7 @@
             <w:noProof/>
             <w:webHidden/>
           </w:rPr>
-          <w:instrText xml:space="preserve"> PAGEREF _Toc242813396 \h </w:instrText>
+          <w:instrText xml:space="preserve"> PAGEREF _Toc242946874 \h </w:instrText>
         </w:r>
         <w:r>
           <w:rPr>
@@ -3228,7 +3245,7 @@
           <w14:ligatures w14:val="standardContextual"/>
         </w:rPr>
       </w:pPr>
-      <w:hyperlink w:anchor="_Toc242813397" w:history="1">
+      <w:hyperlink w:anchor="_Toc242946875" w:history="1">
         <w:r>
           <w:rPr>
             <w:rStyle w:val="Hyperlink"/>
@@ -3255,7 +3272,7 @@
             <w:noProof/>
             <w:webHidden/>
           </w:rPr>
-          <w:instrText xml:space="preserve"> PAGEREF _Toc242813397 \h </w:instrText>
+          <w:instrText xml:space="preserve"> PAGEREF _Toc242946875 \h </w:instrText>
         </w:r>
         <w:r>
           <w:rPr>
@@ -3308,7 +3325,7 @@
       <w:pPr>
         <w:pStyle w:val="Heading1"/>
       </w:pPr>
-      <w:bookmarkStart w:id="3" w:name="_Toc242813365"/>
+      <w:bookmarkStart w:id="3" w:name="_Toc242946843"/>
       <w:r>
         <w:lastRenderedPageBreak/>
         <w:t>Uvod</w:t>
@@ -3412,7 +3429,7 @@
       <w:pPr>
         <w:pStyle w:val="Heading1"/>
       </w:pPr>
-      <w:bookmarkStart w:id="5" w:name="_Toc242813366"/>
+      <w:bookmarkStart w:id="5" w:name="_Toc242946844"/>
       <w:bookmarkEnd w:id="4"/>
       <w:r>
         <w:lastRenderedPageBreak/>
@@ -3447,7 +3464,7 @@
       <w:pPr>
         <w:pStyle w:val="Heading2"/>
       </w:pPr>
-      <w:bookmarkStart w:id="6" w:name="_Toc242813367"/>
+      <w:bookmarkStart w:id="6" w:name="_Toc242946845"/>
       <w:r>
         <w:t>Pregled sličnih mobilnih aplikacija na tržištu</w:t>
       </w:r>
@@ -3580,7 +3597,7 @@
       <w:pPr>
         <w:pStyle w:val="Heading2"/>
       </w:pPr>
-      <w:bookmarkStart w:id="7" w:name="_Toc242813368"/>
+      <w:bookmarkStart w:id="7" w:name="_Toc242946846"/>
       <w:r>
         <w:t>Prednosti i nedostaci dostupnih alata</w:t>
       </w:r>
@@ -3679,7 +3696,7 @@
       <w:pPr>
         <w:pStyle w:val="Heading1"/>
       </w:pPr>
-      <w:bookmarkStart w:id="8" w:name="_Toc242813369"/>
+      <w:bookmarkStart w:id="8" w:name="_Toc242946847"/>
       <w:r>
         <w:lastRenderedPageBreak/>
         <w:t>Arhitektura sustava i korištene tehnologije</w:t>
@@ -3701,7 +3718,7 @@
       <w:pPr>
         <w:pStyle w:val="Heading2"/>
       </w:pPr>
-      <w:bookmarkStart w:id="9" w:name="_Toc242813370"/>
+      <w:bookmarkStart w:id="9" w:name="_Toc242946848"/>
       <w:r>
         <w:t>Android platforma i programski jezik Kotlin</w:t>
       </w:r>
@@ -3865,7 +3882,7 @@
       <w:pPr>
         <w:pStyle w:val="Heading2"/>
       </w:pPr>
-      <w:bookmarkStart w:id="10" w:name="_Toc242813371"/>
+      <w:bookmarkStart w:id="10" w:name="_Toc242946849"/>
       <w:r>
         <w:t>Arhitektura aplikacije</w:t>
       </w:r>
@@ -3998,7 +4015,7 @@
                             <w:pPr>
                               <w:pStyle w:val="Caption"/>
                             </w:pPr>
-                            <w:bookmarkStart w:id="11" w:name="_Toc242813398"/>
+                            <w:bookmarkStart w:id="11" w:name="_Toc242946876"/>
                             <w:r>
                               <w:t xml:space="preserve">Slika </w:t>
                             </w:r>
@@ -4056,7 +4073,7 @@
                       <w:pPr>
                         <w:pStyle w:val="Caption"/>
                       </w:pPr>
-                      <w:bookmarkStart w:id="12" w:name="_Toc242813398"/>
+                      <w:bookmarkStart w:id="12" w:name="_Toc242946876"/>
                       <w:r>
                         <w:t xml:space="preserve">Slika </w:t>
                       </w:r>
@@ -4197,7 +4214,7 @@
       <w:pPr>
         <w:pStyle w:val="Heading2"/>
       </w:pPr>
-      <w:bookmarkStart w:id="13" w:name="_Toc242813372"/>
+      <w:bookmarkStart w:id="13" w:name="_Toc242946850"/>
       <w:r>
         <w:t>Sustav za lokalnu pohranu podataka</w:t>
       </w:r>
@@ -4252,7 +4269,7 @@
                                 <w:noProof/>
                               </w:rPr>
                             </w:pPr>
-                            <w:bookmarkStart w:id="14" w:name="_Toc242813399"/>
+                            <w:bookmarkStart w:id="14" w:name="_Toc242946877"/>
                             <w:r>
                               <w:t xml:space="preserve">Slika </w:t>
                             </w:r>
@@ -4309,7 +4326,7 @@
                           <w:noProof/>
                         </w:rPr>
                       </w:pPr>
-                      <w:bookmarkStart w:id="15" w:name="_Toc242813399"/>
+                      <w:bookmarkStart w:id="15" w:name="_Toc242946877"/>
                       <w:r>
                         <w:t xml:space="preserve">Slika </w:t>
                       </w:r>
@@ -4533,7 +4550,7 @@
       <w:pPr>
         <w:pStyle w:val="Heading2"/>
       </w:pPr>
-      <w:bookmarkStart w:id="16" w:name="_Toc242813373"/>
+      <w:bookmarkStart w:id="16" w:name="_Toc242946851"/>
       <w:r>
         <w:lastRenderedPageBreak/>
         <w:t>Postojeći alati i biblioteke za optičko prepoznavanje znakova (OCR)</w:t>
@@ -4640,7 +4657,7 @@
       <w:pPr>
         <w:pStyle w:val="Heading1"/>
       </w:pPr>
-      <w:bookmarkStart w:id="17" w:name="_Toc242813374"/>
+      <w:bookmarkStart w:id="17" w:name="_Toc242946852"/>
       <w:r>
         <w:lastRenderedPageBreak/>
         <w:t>Dizajn i funkcionalna specifikacija</w:t>
@@ -4662,7 +4679,7 @@
       <w:pPr>
         <w:pStyle w:val="Heading2"/>
       </w:pPr>
-      <w:bookmarkStart w:id="18" w:name="_Toc242813375"/>
+      <w:bookmarkStart w:id="18" w:name="_Toc242946853"/>
       <w:r>
         <w:t>Korisnički zahtjevi i slučajevi korištenja (Use Cases)</w:t>
       </w:r>
@@ -4718,7 +4735,7 @@
       <w:pPr>
         <w:pStyle w:val="Heading2"/>
       </w:pPr>
-      <w:bookmarkStart w:id="19" w:name="_Toc242813376"/>
+      <w:bookmarkStart w:id="19" w:name="_Toc242946854"/>
       <w:r>
         <w:lastRenderedPageBreak/>
         <w:t>Dizajn korisničkog sučelja (UI) i korisničkog iskustva (UX)</w:t>
@@ -4803,7 +4820,7 @@
       <w:pPr>
         <w:pStyle w:val="Heading2"/>
       </w:pPr>
-      <w:bookmarkStart w:id="20" w:name="_Toc242813377"/>
+      <w:bookmarkStart w:id="20" w:name="_Toc242946855"/>
       <w:r>
         <w:lastRenderedPageBreak/>
         <w:t>Koncept i svrha modula za grafički prikaz funkcija</w:t>
@@ -4897,7 +4914,7 @@
       <w:pPr>
         <w:pStyle w:val="Heading1"/>
       </w:pPr>
-      <w:bookmarkStart w:id="21" w:name="_Toc242813378"/>
+      <w:bookmarkStart w:id="21" w:name="_Toc242946856"/>
       <w:r>
         <w:lastRenderedPageBreak/>
         <w:t>Implementacija aplikacije EquationPocket</w:t>
@@ -4930,7 +4947,7 @@
       <w:pPr>
         <w:pStyle w:val="Heading2"/>
       </w:pPr>
-      <w:bookmarkStart w:id="22" w:name="_Toc242813379"/>
+      <w:bookmarkStart w:id="22" w:name="_Toc242946857"/>
       <w:r>
         <w:t>Razvoj korisničkog sučelja i navigacije u Kotlinu</w:t>
       </w:r>
@@ -5474,7 +5491,7 @@
                             <w:pPr>
                               <w:pStyle w:val="Caption"/>
                             </w:pPr>
-                            <w:bookmarkStart w:id="23" w:name="_Toc242813400"/>
+                            <w:bookmarkStart w:id="23" w:name="_Toc242946878"/>
                             <w:r>
                               <w:t xml:space="preserve">Slika </w:t>
                             </w:r>
@@ -5531,7 +5548,7 @@
                       <w:pPr>
                         <w:pStyle w:val="Caption"/>
                       </w:pPr>
-                      <w:bookmarkStart w:id="24" w:name="_Toc242813400"/>
+                      <w:bookmarkStart w:id="24" w:name="_Toc242946878"/>
                       <w:r>
                         <w:t xml:space="preserve">Slika </w:t>
                       </w:r>
@@ -5703,7 +5720,7 @@
       <w:pPr>
         <w:pStyle w:val="Heading2"/>
       </w:pPr>
-      <w:bookmarkStart w:id="25" w:name="_Toc242813380"/>
+      <w:bookmarkStart w:id="25" w:name="_Toc242946858"/>
       <w:r>
         <w:lastRenderedPageBreak/>
         <w:t>Sustav organizacije jednadžbi</w:t>
@@ -6310,7 +6327,7 @@
           <w:lang w:val="en-DE"/>
         </w:rPr>
       </w:pPr>
-      <w:bookmarkStart w:id="26" w:name="_Toc242813407"/>
+      <w:bookmarkStart w:id="26" w:name="_Toc242946885"/>
       <w:r>
         <w:t xml:space="preserve">Kôd </w:t>
       </w:r>
@@ -6596,7 +6613,7 @@
       <w:pPr>
         <w:pStyle w:val="Heading2"/>
       </w:pPr>
-      <w:bookmarkStart w:id="27" w:name="_Toc242813381"/>
+      <w:bookmarkStart w:id="27" w:name="_Toc242946859"/>
       <w:r>
         <w:t>Modul za unos podataka i integracija postojećih OCR funkcionalnosti</w:t>
       </w:r>
@@ -6927,7 +6944,7 @@
                             <w:pPr>
                               <w:pStyle w:val="Caption"/>
                             </w:pPr>
-                            <w:bookmarkStart w:id="28" w:name="_Toc242813401"/>
+                            <w:bookmarkStart w:id="28" w:name="_Toc242946879"/>
                             <w:r>
                               <w:t xml:space="preserve">Slika </w:t>
                             </w:r>
@@ -6981,7 +6998,7 @@
                       <w:pPr>
                         <w:pStyle w:val="Caption"/>
                       </w:pPr>
-                      <w:bookmarkStart w:id="29" w:name="_Toc242813401"/>
+                      <w:bookmarkStart w:id="29" w:name="_Toc242946879"/>
                       <w:r>
                         <w:t xml:space="preserve">Slika </w:t>
                       </w:r>
@@ -8196,7 +8213,7 @@
           <w:lang w:val="en-DE"/>
         </w:rPr>
       </w:pPr>
-      <w:bookmarkStart w:id="30" w:name="_Toc242813408"/>
+      <w:bookmarkStart w:id="30" w:name="_Toc242946886"/>
       <w:r>
         <w:t xml:space="preserve">Kôd </w:t>
       </w:r>
@@ -8293,7 +8310,7 @@
       <w:pPr>
         <w:pStyle w:val="Heading2"/>
       </w:pPr>
-      <w:bookmarkStart w:id="31" w:name="_Toc242813382"/>
+      <w:bookmarkStart w:id="31" w:name="_Toc242946860"/>
       <w:r>
         <w:t>Algoritam za parsiranje niza znakova i izgradnju stabla</w:t>
       </w:r>
@@ -8396,7 +8413,7 @@
                                 <w:noProof/>
                               </w:rPr>
                             </w:pPr>
-                            <w:bookmarkStart w:id="32" w:name="_Toc242813402"/>
+                            <w:bookmarkStart w:id="32" w:name="_Toc242946880"/>
                             <w:r>
                               <w:t xml:space="preserve">Slika </w:t>
                             </w:r>
@@ -8453,7 +8470,7 @@
                           <w:noProof/>
                         </w:rPr>
                       </w:pPr>
-                      <w:bookmarkStart w:id="33" w:name="_Toc242813402"/>
+                      <w:bookmarkStart w:id="33" w:name="_Toc242946880"/>
                       <w:r>
                         <w:t xml:space="preserve">Slika </w:t>
                       </w:r>
@@ -8724,7 +8741,7 @@
       <w:pPr>
         <w:pStyle w:val="Heading2"/>
       </w:pPr>
-      <w:bookmarkStart w:id="34" w:name="_Toc242813383"/>
+      <w:bookmarkStart w:id="34" w:name="_Toc242946861"/>
       <w:r>
         <w:t>Dinamičko generiranje ulaznih polja i kalkulator nepoznanica</w:t>
       </w:r>
@@ -8911,7 +8928,7 @@
                                 <w:noProof/>
                               </w:rPr>
                             </w:pPr>
-                            <w:bookmarkStart w:id="35" w:name="_Toc242813403"/>
+                            <w:bookmarkStart w:id="35" w:name="_Toc242946881"/>
                             <w:r>
                               <w:t xml:space="preserve">Slika </w:t>
                             </w:r>
@@ -8968,7 +8985,7 @@
                           <w:noProof/>
                         </w:rPr>
                       </w:pPr>
-                      <w:bookmarkStart w:id="36" w:name="_Toc242813403"/>
+                      <w:bookmarkStart w:id="36" w:name="_Toc242946881"/>
                       <w:r>
                         <w:t xml:space="preserve">Slika </w:t>
                       </w:r>
@@ -10475,7 +10492,7 @@
         <w:ind w:left="2160" w:firstLine="720"/>
         <w:jc w:val="left"/>
       </w:pPr>
-      <w:bookmarkStart w:id="37" w:name="_Toc242813409"/>
+      <w:bookmarkStart w:id="37" w:name="_Toc242946887"/>
       <w:r>
         <w:t xml:space="preserve">Kôd </w:t>
       </w:r>
@@ -10570,7 +10587,7 @@
       <w:pPr>
         <w:pStyle w:val="Heading2"/>
       </w:pPr>
-      <w:bookmarkStart w:id="38" w:name="_Toc242813384"/>
+      <w:bookmarkStart w:id="38" w:name="_Toc242946862"/>
       <w:r>
         <w:t>Implementacija modula za iscrtavanje grafova</w:t>
       </w:r>
@@ -10663,7 +10680,7 @@
                                 <w:noProof/>
                               </w:rPr>
                             </w:pPr>
-                            <w:bookmarkStart w:id="39" w:name="_Toc242813404"/>
+                            <w:bookmarkStart w:id="39" w:name="_Toc242946882"/>
                             <w:r>
                               <w:t xml:space="preserve">Slika </w:t>
                             </w:r>
@@ -10717,7 +10734,7 @@
                           <w:noProof/>
                         </w:rPr>
                       </w:pPr>
-                      <w:bookmarkStart w:id="40" w:name="_Toc242813404"/>
+                      <w:bookmarkStart w:id="40" w:name="_Toc242946882"/>
                       <w:r>
                         <w:t xml:space="preserve">Slika </w:t>
                       </w:r>
@@ -10921,7 +10938,7 @@
                             <w:pPr>
                               <w:pStyle w:val="Caption"/>
                             </w:pPr>
-                            <w:bookmarkStart w:id="41" w:name="_Toc242813405"/>
+                            <w:bookmarkStart w:id="41" w:name="_Toc242946883"/>
                             <w:r>
                               <w:t xml:space="preserve">Slika </w:t>
                             </w:r>
@@ -10972,7 +10989,7 @@
                       <w:pPr>
                         <w:pStyle w:val="Caption"/>
                       </w:pPr>
-                      <w:bookmarkStart w:id="42" w:name="_Toc242813405"/>
+                      <w:bookmarkStart w:id="42" w:name="_Toc242946883"/>
                       <w:r>
                         <w:t xml:space="preserve">Slika </w:t>
                       </w:r>
@@ -11211,7 +11228,7 @@
       <w:pPr>
         <w:pStyle w:val="Heading2"/>
       </w:pPr>
-      <w:bookmarkStart w:id="43" w:name="_Toc242813385"/>
+      <w:bookmarkStart w:id="43" w:name="_Toc242946863"/>
       <w:r>
         <w:t>Razvoj vodiča za nove korisnike</w:t>
       </w:r>
@@ -11541,7 +11558,7 @@
       <w:pPr>
         <w:pStyle w:val="Heading2"/>
       </w:pPr>
-      <w:bookmarkStart w:id="44" w:name="_Toc242813386"/>
+      <w:bookmarkStart w:id="44" w:name="_Toc242946864"/>
       <w:r>
         <w:t>Dijeljenje jednadžbi s drugim korisnicima</w:t>
       </w:r>
@@ -12010,7 +12027,7 @@
           <w:lang w:val="en-DE"/>
         </w:rPr>
       </w:pPr>
-      <w:bookmarkStart w:id="45" w:name="_Toc242813410"/>
+      <w:bookmarkStart w:id="45" w:name="_Toc242946888"/>
       <w:r>
         <w:t xml:space="preserve">Kôd </w:t>
       </w:r>
@@ -12141,7 +12158,7 @@
       <w:pPr>
         <w:pStyle w:val="Heading1"/>
       </w:pPr>
-      <w:bookmarkStart w:id="46" w:name="_Toc242813387"/>
+      <w:bookmarkStart w:id="46" w:name="_Toc242946865"/>
       <w:r>
         <w:lastRenderedPageBreak/>
         <w:t>Testiranje aplikacije</w:t>
@@ -12184,7 +12201,7 @@
       <w:pPr>
         <w:pStyle w:val="Heading2"/>
       </w:pPr>
-      <w:bookmarkStart w:id="47" w:name="_Toc242813388"/>
+      <w:bookmarkStart w:id="47" w:name="_Toc242946866"/>
       <w:r>
         <w:t>Metode testiranja na Android uređajima</w:t>
       </w:r>
@@ -12238,7 +12255,7 @@
       <w:pPr>
         <w:pStyle w:val="Heading3"/>
       </w:pPr>
-      <w:bookmarkStart w:id="48" w:name="_Toc242813389"/>
+      <w:bookmarkStart w:id="48" w:name="_Toc242946867"/>
       <w:r>
         <w:t>Unit testing modula za parsiranje i izračun</w:t>
       </w:r>
@@ -12817,7 +12834,7 @@
           <w:lang w:val="en-DE"/>
         </w:rPr>
       </w:pPr>
-      <w:bookmarkStart w:id="49" w:name="_Toc242813411"/>
+      <w:bookmarkStart w:id="49" w:name="_Toc242946889"/>
       <w:r>
         <w:t xml:space="preserve">Kôd </w:t>
       </w:r>
@@ -12888,7 +12905,7 @@
       <w:pPr>
         <w:pStyle w:val="Heading3"/>
       </w:pPr>
-      <w:bookmarkStart w:id="50" w:name="_Toc242813390"/>
+      <w:bookmarkStart w:id="50" w:name="_Toc242946868"/>
       <w:r>
         <w:t>Integracijsko testiranje korisničkog sučelja</w:t>
       </w:r>
@@ -12942,7 +12959,7 @@
       <w:pPr>
         <w:pStyle w:val="Heading2"/>
       </w:pPr>
-      <w:bookmarkStart w:id="51" w:name="_Toc242813391"/>
+      <w:bookmarkStart w:id="51" w:name="_Toc242946869"/>
       <w:r>
         <w:t>Analiza performansi i rezultata testiranja</w:t>
       </w:r>
@@ -12981,7 +12998,7 @@
       <w:pPr>
         <w:pStyle w:val="Heading3"/>
       </w:pPr>
-      <w:bookmarkStart w:id="52" w:name="_Toc242813392"/>
+      <w:bookmarkStart w:id="52" w:name="_Toc242946870"/>
       <w:r>
         <w:t>Analiza preciznosti prepoznavanja tiskanog teksta naspram rukopis</w:t>
       </w:r>
@@ -13016,7 +13033,7 @@
           <w:noProof/>
         </w:rPr>
         <w:drawing>
-          <wp:inline distT="0" distB="0" distL="0" distR="0" wp14:anchorId="2A1BC494" wp14:editId="09A7B9EA">
+          <wp:inline distT="0" distB="0" distL="0" distR="0" wp14:anchorId="2A1BC494" wp14:editId="6D7A19E8">
             <wp:extent cx="5580380" cy="2805430"/>
             <wp:effectExtent l="0" t="0" r="1270" b="13970"/>
             <wp:docPr id="23170721" name="Chart 1">
@@ -13042,7 +13059,7 @@
         <w:ind w:left="2160" w:firstLine="720"/>
         <w:jc w:val="both"/>
       </w:pPr>
-      <w:bookmarkStart w:id="53" w:name="_Toc242813406"/>
+      <w:bookmarkStart w:id="53" w:name="_Toc242946884"/>
       <w:r>
         <w:t xml:space="preserve">Slika </w:t>
       </w:r>
@@ -13183,7 +13200,7 @@
       <w:pPr>
         <w:pStyle w:val="Heading3"/>
       </w:pPr>
-      <w:bookmarkStart w:id="54" w:name="_Toc242813393"/>
+      <w:bookmarkStart w:id="54" w:name="_Toc242946871"/>
       <w:r>
         <w:t>Mjerenje vremena iscrtavanja grafa u ovisnosti o broju točaka i veličini liste rezultata</w:t>
       </w:r>
@@ -13276,6 +13293,817 @@
       <w:r>
         <w:lastRenderedPageBreak/>
         <w:t>grla koja jednostavni ispis vremena ne otkriva. Četvrto, rezultati pokazuju da kvaliteta slike snažno utječe na točnost prepoznavanja, pa bi se naknadno mogla ispitati dodatna predobrada snimke, na primjer povećanje kontrasta ili ispravljanje nagiba, i izmjeriti njezin učinak na točnost. Naposljetku, testiranje pristupačnosti, kao što je provjera sa čitačem zaslona i povećanim pismom, dopunilo bi dosadašnju provjeru tamne i svijetle teme.</w:t>
+      </w:r>
+    </w:p>
+    <w:p>
+      <w:pPr>
+        <w:pStyle w:val="Heading1"/>
+      </w:pPr>
+      <w:bookmarkStart w:id="55" w:name="_Toc242946872"/>
+      <w:r>
+        <w:lastRenderedPageBreak/>
+        <w:t>Zaključak</w:t>
+      </w:r>
+      <w:bookmarkEnd w:id="55"/>
+    </w:p>
+    <w:p>
+      <w:r>
+        <w:t xml:space="preserve">Razvoj mobilne aplikacije EquationPocket uspješan </w:t>
+      </w:r>
+      <w:r>
+        <w:t xml:space="preserve">je </w:t>
+      </w:r>
+      <w:r>
+        <w:t xml:space="preserve">primjer </w:t>
+      </w:r>
+      <w:r>
+        <w:t>spajanja</w:t>
+      </w:r>
+      <w:r>
+        <w:t xml:space="preserve"> modernih Android tehnologija i naprednih sustava za računalnu algebru. Kroz cijeli proces izrade, od analize inicijalnih korisničkih zahtjeva do finalnog testiranja na fizičkim uređajima, primarni fokus bio je na rješavanju konkretnih problema s kojima se susreću korisnici u STEM područjima.</w:t>
+      </w:r>
+    </w:p>
+    <w:p>
+      <w:r>
+        <w:t>Glavni cilj rada, isporuka funkcionalnog digitalnog repozitorija jednadžbi, potpuno je ostvaren. Implementirani sustav mapa omogućuje korisnicima intuitivnu organizaciju i brzo dohvaćanje formula, dok integrirani Symja CAS engine osigurava visoku razinu inteligencije pri rješavanju kompleksnih matematičkih problema. Poseban uspjeh postignut je u domeni unosa podataka; kombinacija prilagođene znanstvene tastature i OCR modula temeljenog na Google ML Kit tehnologiji drastično smanjuje vrijeme potrebno za digitalizaciju jednadžbi.</w:t>
+      </w:r>
+    </w:p>
+    <w:p>
+      <w:r>
+        <w:t>Testiranja su potvrdila da aplikacija stabilno rukuje rubnim slučajevima poput matematičkih nedefiniranosti i ekstremnih numeričkih raspona. Uvođenje vizualizacijskog modula s podrškom za logaritamske skale i automatskim generiranjem povijesti izračuna transformiralo je aplikaciju iz običnog kalkulatora u analitički alat. Konačni doprinos rada očituje se u softverskom rješenju koje je prilagodljivo, brzo i spremno za primjenu u realnim akademskim i laboratorijskim uvjetima.</w:t>
+      </w:r>
+    </w:p>
+    <w:p>
+      <w:r>
+        <w:t>Iako EquationPocket u trenutnoj verziji pokriva sve ključne funkcionalnosti predviđene temom rada, postoji zna</w:t>
+      </w:r>
+      <w:r>
+        <w:t>tan</w:t>
+      </w:r>
+      <w:r>
+        <w:t xml:space="preserve"> prostor za buduća proširenja. Prva </w:t>
+      </w:r>
+      <w:r>
+        <w:t xml:space="preserve">je </w:t>
+      </w:r>
+      <w:r>
+        <w:t>smjernica za daljnji razvoj uvođenje podrške za LaTeX renderiranje unutar popisa jednadžbi, čime bi se postigao vizualni prikaz formula identičan onome u tiskanim znanstvenim radovima.</w:t>
+      </w:r>
+      <w:r>
+        <w:t xml:space="preserve"> </w:t>
+      </w:r>
+      <w:r>
+        <w:t xml:space="preserve">Postojeći </w:t>
+      </w:r>
+      <w:r>
+        <w:t xml:space="preserve">Base64 sustav dijeljenja mogao bi se nadograditi integracijom s uslugama u oblaku (engl. </w:t>
+      </w:r>
+      <w:r>
+        <w:rPr>
+          <w:i/>
+          <w:iCs/>
+        </w:rPr>
+        <w:t>Cloud Sync</w:t>
+      </w:r>
+      <w:r>
+        <w:t>), što bi korisnicima omogućilo automatsku sinkronizaciju mapa na više različitih uređaja. Daljnja optimizacija OCR algoritama korištenjem specijaliziranih neuronskih mreža za matematički rukopis mogla bi dodatno povećati preciznost očitavanja u izazovnim uvjetima. Zaključno, EquationPocket postavlja čvrste temelje za razvoj napredne digitalne platforme koja bi u budućnosti mogla postati nezaobilazan dio standardne opreme svakog znanstvenika i studenta.</w:t>
+      </w:r>
+      <w:r>
+        <w:br w:type="page"/>
+      </w:r>
+    </w:p>
+    <w:p>
+      <w:r>
+        <w:lastRenderedPageBreak/>
+        <w:t>Pod punom odgovornošću pismeno potvrđujem da je ovo moj autorski rad čiji niti jedan dio nije nastao kopiranjem ili plagiranjem tuđeg sadržaja</w:t>
+      </w:r>
+      <w:r>
+        <w:t>, niti generiranjem od strane AI alata</w:t>
+      </w:r>
+      <w:r>
+        <w:t>. Prilikom izrade rada koristio sam tuđe materijale navedene u popisu literature, ali nisam kopirao niti jedan njihov dio, osim citata za koje sam naveo autora i izvor te ih jasno označio znakovima navodnika. U slučaju da se u bilo kojem trenutku dokaže suprotno, spreman sam snositi sve posljedice uključujući i poništenje javne isprave stečene dijelom i na temelju ovoga rada</w:t>
+      </w:r>
+      <w:r>
+        <w:t>.</w:t>
+      </w:r>
+    </w:p>
+    <w:p/>
+    <w:p>
+      <w:r>
+        <w:t xml:space="preserve">U Zagrebu, </w:t>
+      </w:r>
+      <w:r>
+        <w:t>16.10</w:t>
+      </w:r>
+      <w:r>
+        <w:t>.</w:t>
+      </w:r>
+      <w:r>
+        <w:t>2026</w:t>
+      </w:r>
+    </w:p>
+    <w:p>
+      <w:pPr>
+        <w:ind w:left="4536"/>
+        <w:jc w:val="center"/>
+      </w:pPr>
+      <w:r>
+        <w:t>Filip Folnegović</w:t>
+      </w:r>
+    </w:p>
+    <w:p>
+      <w:pPr>
+        <w:rPr>
+          <w:rFonts w:ascii="Arial" w:hAnsi="Arial" w:cs="Arial"/>
+          <w:b/>
+          <w:bCs/>
+          <w:kern w:val="32"/>
+          <w:sz w:val="36"/>
+          <w:szCs w:val="32"/>
+        </w:rPr>
+      </w:pPr>
+      <w:r>
+        <w:br w:type="page"/>
+      </w:r>
+    </w:p>
+    <w:p>
+      <w:pPr>
+        <w:pStyle w:val="Heading1"/>
+        <w:numPr>
+          <w:ilvl w:val="0"/>
+          <w:numId w:val="0"/>
+        </w:numPr>
+      </w:pPr>
+      <w:bookmarkStart w:id="56" w:name="_Toc242946873"/>
+      <w:r>
+        <w:lastRenderedPageBreak/>
+        <w:t xml:space="preserve">Popis </w:t>
+      </w:r>
+      <w:r>
+        <w:t>slika</w:t>
+      </w:r>
+      <w:bookmarkEnd w:id="56"/>
+    </w:p>
+    <w:p>
+      <w:pPr>
+        <w:pStyle w:val="TableofFigures"/>
+        <w:tabs>
+          <w:tab w:val="right" w:leader="dot" w:pos="8778"/>
+        </w:tabs>
+        <w:rPr>
+          <w:rFonts w:asciiTheme="minorHAnsi" w:eastAsiaTheme="minorEastAsia" w:hAnsiTheme="minorHAnsi" w:cstheme="minorBidi"/>
+          <w:noProof/>
+          <w:kern w:val="2"/>
+          <w:lang w:val="en-DE" w:eastAsia="en-DE"/>
+          <w14:ligatures w14:val="standardContextual"/>
+        </w:rPr>
+      </w:pPr>
+      <w:r>
+        <w:fldChar w:fldCharType="begin"/>
+      </w:r>
+      <w:r>
+        <w:instrText xml:space="preserve"> TOC \h \z \c "Slika" </w:instrText>
+      </w:r>
+      <w:r>
+        <w:fldChar w:fldCharType="separate"/>
+      </w:r>
+      <w:hyperlink w:anchor="_Toc242946876" w:history="1">
+        <w:r>
+          <w:rPr>
+            <w:rStyle w:val="Hyperlink"/>
+            <w:noProof/>
+          </w:rPr>
+          <w:t>Slika 3.1 Prikaz MVVM arhitekture aplikacije i protoka podataka kroz slojeve</w:t>
+        </w:r>
+        <w:r>
+          <w:rPr>
+            <w:noProof/>
+            <w:webHidden/>
+          </w:rPr>
+          <w:tab/>
+        </w:r>
+        <w:r>
+          <w:rPr>
+            <w:noProof/>
+            <w:webHidden/>
+          </w:rPr>
+          <w:fldChar w:fldCharType="begin"/>
+        </w:r>
+        <w:r>
+          <w:rPr>
+            <w:noProof/>
+            <w:webHidden/>
+          </w:rPr>
+          <w:instrText xml:space="preserve"> PAGEREF _Toc242946876 \h </w:instrText>
+        </w:r>
+        <w:r>
+          <w:rPr>
+            <w:noProof/>
+            <w:webHidden/>
+          </w:rPr>
+        </w:r>
+        <w:r>
+          <w:rPr>
+            <w:noProof/>
+            <w:webHidden/>
+          </w:rPr>
+          <w:fldChar w:fldCharType="separate"/>
+        </w:r>
+        <w:r>
+          <w:rPr>
+            <w:noProof/>
+            <w:webHidden/>
+          </w:rPr>
+          <w:t>6</w:t>
+        </w:r>
+        <w:r>
+          <w:rPr>
+            <w:noProof/>
+            <w:webHidden/>
+          </w:rPr>
+          <w:fldChar w:fldCharType="end"/>
+        </w:r>
+      </w:hyperlink>
+    </w:p>
+    <w:p>
+      <w:pPr>
+        <w:pStyle w:val="TableofFigures"/>
+        <w:tabs>
+          <w:tab w:val="right" w:leader="dot" w:pos="8778"/>
+        </w:tabs>
+        <w:rPr>
+          <w:rFonts w:asciiTheme="minorHAnsi" w:eastAsiaTheme="minorEastAsia" w:hAnsiTheme="minorHAnsi" w:cstheme="minorBidi"/>
+          <w:noProof/>
+          <w:kern w:val="2"/>
+          <w:lang w:val="en-DE" w:eastAsia="en-DE"/>
+          <w14:ligatures w14:val="standardContextual"/>
+        </w:rPr>
+      </w:pPr>
+      <w:hyperlink w:anchor="_Toc242946877" w:history="1">
+        <w:r>
+          <w:rPr>
+            <w:rStyle w:val="Hyperlink"/>
+            <w:noProof/>
+          </w:rPr>
+          <w:t>Slika 3.2 ER dijagram relacijske baze podataka s prikazom tablica Pocket i Equation</w:t>
+        </w:r>
+        <w:r>
+          <w:rPr>
+            <w:noProof/>
+            <w:webHidden/>
+          </w:rPr>
+          <w:tab/>
+        </w:r>
+        <w:r>
+          <w:rPr>
+            <w:noProof/>
+            <w:webHidden/>
+          </w:rPr>
+          <w:fldChar w:fldCharType="begin"/>
+        </w:r>
+        <w:r>
+          <w:rPr>
+            <w:noProof/>
+            <w:webHidden/>
+          </w:rPr>
+          <w:instrText xml:space="preserve"> PAGEREF _Toc242946877 \h </w:instrText>
+        </w:r>
+        <w:r>
+          <w:rPr>
+            <w:noProof/>
+            <w:webHidden/>
+          </w:rPr>
+        </w:r>
+        <w:r>
+          <w:rPr>
+            <w:noProof/>
+            <w:webHidden/>
+          </w:rPr>
+          <w:fldChar w:fldCharType="separate"/>
+        </w:r>
+        <w:r>
+          <w:rPr>
+            <w:noProof/>
+            <w:webHidden/>
+          </w:rPr>
+          <w:t>7</w:t>
+        </w:r>
+        <w:r>
+          <w:rPr>
+            <w:noProof/>
+            <w:webHidden/>
+          </w:rPr>
+          <w:fldChar w:fldCharType="end"/>
+        </w:r>
+      </w:hyperlink>
+    </w:p>
+    <w:p>
+      <w:pPr>
+        <w:pStyle w:val="TableofFigures"/>
+        <w:tabs>
+          <w:tab w:val="right" w:leader="dot" w:pos="8778"/>
+        </w:tabs>
+        <w:rPr>
+          <w:rFonts w:asciiTheme="minorHAnsi" w:eastAsiaTheme="minorEastAsia" w:hAnsiTheme="minorHAnsi" w:cstheme="minorBidi"/>
+          <w:noProof/>
+          <w:kern w:val="2"/>
+          <w:lang w:val="en-DE" w:eastAsia="en-DE"/>
+          <w14:ligatures w14:val="standardContextual"/>
+        </w:rPr>
+      </w:pPr>
+      <w:hyperlink w:anchor="_Toc242946878" w:history="1">
+        <w:r>
+          <w:rPr>
+            <w:rStyle w:val="Hyperlink"/>
+            <w:noProof/>
+          </w:rPr>
+          <w:t>Slika 5.1 Korisničko sučelje aplikacije na početnom ekranu u svijetlom i tamnom načinu rada</w:t>
+        </w:r>
+        <w:r>
+          <w:rPr>
+            <w:noProof/>
+            <w:webHidden/>
+          </w:rPr>
+          <w:tab/>
+        </w:r>
+        <w:r>
+          <w:rPr>
+            <w:noProof/>
+            <w:webHidden/>
+          </w:rPr>
+          <w:fldChar w:fldCharType="begin"/>
+        </w:r>
+        <w:r>
+          <w:rPr>
+            <w:noProof/>
+            <w:webHidden/>
+          </w:rPr>
+          <w:instrText xml:space="preserve"> PAGEREF _Toc242946878 \h </w:instrText>
+        </w:r>
+        <w:r>
+          <w:rPr>
+            <w:noProof/>
+            <w:webHidden/>
+          </w:rPr>
+        </w:r>
+        <w:r>
+          <w:rPr>
+            <w:noProof/>
+            <w:webHidden/>
+          </w:rPr>
+          <w:fldChar w:fldCharType="separate"/>
+        </w:r>
+        <w:r>
+          <w:rPr>
+            <w:noProof/>
+            <w:webHidden/>
+          </w:rPr>
+          <w:t>16</w:t>
+        </w:r>
+        <w:r>
+          <w:rPr>
+            <w:noProof/>
+            <w:webHidden/>
+          </w:rPr>
+          <w:fldChar w:fldCharType="end"/>
+        </w:r>
+      </w:hyperlink>
+    </w:p>
+    <w:p>
+      <w:pPr>
+        <w:pStyle w:val="TableofFigures"/>
+        <w:tabs>
+          <w:tab w:val="right" w:leader="dot" w:pos="8778"/>
+        </w:tabs>
+        <w:rPr>
+          <w:rFonts w:asciiTheme="minorHAnsi" w:eastAsiaTheme="minorEastAsia" w:hAnsiTheme="minorHAnsi" w:cstheme="minorBidi"/>
+          <w:noProof/>
+          <w:kern w:val="2"/>
+          <w:lang w:val="en-DE" w:eastAsia="en-DE"/>
+          <w14:ligatures w14:val="standardContextual"/>
+        </w:rPr>
+      </w:pPr>
+      <w:hyperlink w:anchor="_Toc242946879" w:history="1">
+        <w:r>
+          <w:rPr>
+            <w:rStyle w:val="Hyperlink"/>
+            <w:noProof/>
+          </w:rPr>
+          <w:t>Slika 5.2 Sučelje OCR skenera s definiranim okvirom za izdvajanje regije od interesa (ROI)</w:t>
+        </w:r>
+        <w:r>
+          <w:rPr>
+            <w:noProof/>
+            <w:webHidden/>
+          </w:rPr>
+          <w:tab/>
+        </w:r>
+        <w:r>
+          <w:rPr>
+            <w:noProof/>
+            <w:webHidden/>
+          </w:rPr>
+          <w:fldChar w:fldCharType="begin"/>
+        </w:r>
+        <w:r>
+          <w:rPr>
+            <w:noProof/>
+            <w:webHidden/>
+          </w:rPr>
+          <w:instrText xml:space="preserve"> PAGEREF _Toc242946879 \h </w:instrText>
+        </w:r>
+        <w:r>
+          <w:rPr>
+            <w:noProof/>
+            <w:webHidden/>
+          </w:rPr>
+        </w:r>
+        <w:r>
+          <w:rPr>
+            <w:noProof/>
+            <w:webHidden/>
+          </w:rPr>
+          <w:fldChar w:fldCharType="separate"/>
+        </w:r>
+        <w:r>
+          <w:rPr>
+            <w:noProof/>
+            <w:webHidden/>
+          </w:rPr>
+          <w:t>23</w:t>
+        </w:r>
+        <w:r>
+          <w:rPr>
+            <w:noProof/>
+            <w:webHidden/>
+          </w:rPr>
+          <w:fldChar w:fldCharType="end"/>
+        </w:r>
+      </w:hyperlink>
+    </w:p>
+    <w:p>
+      <w:pPr>
+        <w:pStyle w:val="TableofFigures"/>
+        <w:tabs>
+          <w:tab w:val="right" w:leader="dot" w:pos="8778"/>
+        </w:tabs>
+        <w:rPr>
+          <w:rFonts w:asciiTheme="minorHAnsi" w:eastAsiaTheme="minorEastAsia" w:hAnsiTheme="minorHAnsi" w:cstheme="minorBidi"/>
+          <w:noProof/>
+          <w:kern w:val="2"/>
+          <w:lang w:val="en-DE" w:eastAsia="en-DE"/>
+          <w14:ligatures w14:val="standardContextual"/>
+        </w:rPr>
+      </w:pPr>
+      <w:hyperlink w:anchor="_Toc242946880" w:history="1">
+        <w:r>
+          <w:rPr>
+            <w:rStyle w:val="Hyperlink"/>
+            <w:noProof/>
+          </w:rPr>
+          <w:t>Slika 5.3 Hijerarhijski prikaz apstraktnog sintaktičkog stabla (AST)</w:t>
+        </w:r>
+        <w:r>
+          <w:rPr>
+            <w:noProof/>
+            <w:webHidden/>
+          </w:rPr>
+          <w:tab/>
+        </w:r>
+        <w:r>
+          <w:rPr>
+            <w:noProof/>
+            <w:webHidden/>
+          </w:rPr>
+          <w:fldChar w:fldCharType="begin"/>
+        </w:r>
+        <w:r>
+          <w:rPr>
+            <w:noProof/>
+            <w:webHidden/>
+          </w:rPr>
+          <w:instrText xml:space="preserve"> PAGEREF _Toc242946880 \h </w:instrText>
+        </w:r>
+        <w:r>
+          <w:rPr>
+            <w:noProof/>
+            <w:webHidden/>
+          </w:rPr>
+        </w:r>
+        <w:r>
+          <w:rPr>
+            <w:noProof/>
+            <w:webHidden/>
+          </w:rPr>
+          <w:fldChar w:fldCharType="separate"/>
+        </w:r>
+        <w:r>
+          <w:rPr>
+            <w:noProof/>
+            <w:webHidden/>
+          </w:rPr>
+          <w:t>26</w:t>
+        </w:r>
+        <w:r>
+          <w:rPr>
+            <w:noProof/>
+            <w:webHidden/>
+          </w:rPr>
+          <w:fldChar w:fldCharType="end"/>
+        </w:r>
+      </w:hyperlink>
+    </w:p>
+    <w:p>
+      <w:pPr>
+        <w:pStyle w:val="TableofFigures"/>
+        <w:tabs>
+          <w:tab w:val="right" w:leader="dot" w:pos="8778"/>
+        </w:tabs>
+        <w:rPr>
+          <w:rFonts w:asciiTheme="minorHAnsi" w:eastAsiaTheme="minorEastAsia" w:hAnsiTheme="minorHAnsi" w:cstheme="minorBidi"/>
+          <w:noProof/>
+          <w:kern w:val="2"/>
+          <w:lang w:val="en-DE" w:eastAsia="en-DE"/>
+          <w14:ligatures w14:val="standardContextual"/>
+        </w:rPr>
+      </w:pPr>
+      <w:hyperlink w:anchor="_Toc242946881" w:history="1">
+        <w:r>
+          <w:rPr>
+            <w:rStyle w:val="Hyperlink"/>
+            <w:noProof/>
+          </w:rPr>
+          <w:t>Slika 5.4 Ekran Solvera s dinamički izgeneriranim poljima za varijable i prilagođenom znanstvenom tipkovnicom</w:t>
+        </w:r>
+        <w:r>
+          <w:rPr>
+            <w:noProof/>
+            <w:webHidden/>
+          </w:rPr>
+          <w:tab/>
+        </w:r>
+        <w:r>
+          <w:rPr>
+            <w:noProof/>
+            <w:webHidden/>
+          </w:rPr>
+          <w:fldChar w:fldCharType="begin"/>
+        </w:r>
+        <w:r>
+          <w:rPr>
+            <w:noProof/>
+            <w:webHidden/>
+          </w:rPr>
+          <w:instrText xml:space="preserve"> PAGEREF _Toc242946881 \h </w:instrText>
+        </w:r>
+        <w:r>
+          <w:rPr>
+            <w:noProof/>
+            <w:webHidden/>
+          </w:rPr>
+        </w:r>
+        <w:r>
+          <w:rPr>
+            <w:noProof/>
+            <w:webHidden/>
+          </w:rPr>
+          <w:fldChar w:fldCharType="separate"/>
+        </w:r>
+        <w:r>
+          <w:rPr>
+            <w:noProof/>
+            <w:webHidden/>
+          </w:rPr>
+          <w:t>30</w:t>
+        </w:r>
+        <w:r>
+          <w:rPr>
+            <w:noProof/>
+            <w:webHidden/>
+          </w:rPr>
+          <w:fldChar w:fldCharType="end"/>
+        </w:r>
+      </w:hyperlink>
+    </w:p>
+    <w:p>
+      <w:pPr>
+        <w:pStyle w:val="TableofFigures"/>
+        <w:tabs>
+          <w:tab w:val="right" w:leader="dot" w:pos="8778"/>
+        </w:tabs>
+        <w:rPr>
+          <w:rFonts w:asciiTheme="minorHAnsi" w:eastAsiaTheme="minorEastAsia" w:hAnsiTheme="minorHAnsi" w:cstheme="minorBidi"/>
+          <w:noProof/>
+          <w:kern w:val="2"/>
+          <w:lang w:val="en-DE" w:eastAsia="en-DE"/>
+          <w14:ligatures w14:val="standardContextual"/>
+        </w:rPr>
+      </w:pPr>
+      <w:hyperlink w:anchor="_Toc242946882" w:history="1">
+        <w:r>
+          <w:rPr>
+            <w:rStyle w:val="Hyperlink"/>
+            <w:noProof/>
+          </w:rPr>
+          <w:t>Slika 5.5 Povijest izračuna</w:t>
+        </w:r>
+        <w:r>
+          <w:rPr>
+            <w:noProof/>
+            <w:webHidden/>
+          </w:rPr>
+          <w:tab/>
+        </w:r>
+        <w:r>
+          <w:rPr>
+            <w:noProof/>
+            <w:webHidden/>
+          </w:rPr>
+          <w:fldChar w:fldCharType="begin"/>
+        </w:r>
+        <w:r>
+          <w:rPr>
+            <w:noProof/>
+            <w:webHidden/>
+          </w:rPr>
+          <w:instrText xml:space="preserve"> PAGEREF _Toc242946882 \h </w:instrText>
+        </w:r>
+        <w:r>
+          <w:rPr>
+            <w:noProof/>
+            <w:webHidden/>
+          </w:rPr>
+        </w:r>
+        <w:r>
+          <w:rPr>
+            <w:noProof/>
+            <w:webHidden/>
+          </w:rPr>
+          <w:fldChar w:fldCharType="separate"/>
+        </w:r>
+        <w:r>
+          <w:rPr>
+            <w:noProof/>
+            <w:webHidden/>
+          </w:rPr>
+          <w:t>36</w:t>
+        </w:r>
+        <w:r>
+          <w:rPr>
+            <w:noProof/>
+            <w:webHidden/>
+          </w:rPr>
+          <w:fldChar w:fldCharType="end"/>
+        </w:r>
+      </w:hyperlink>
+    </w:p>
+    <w:p>
+      <w:pPr>
+        <w:pStyle w:val="TableofFigures"/>
+        <w:tabs>
+          <w:tab w:val="right" w:leader="dot" w:pos="8778"/>
+        </w:tabs>
+        <w:rPr>
+          <w:rFonts w:asciiTheme="minorHAnsi" w:eastAsiaTheme="minorEastAsia" w:hAnsiTheme="minorHAnsi" w:cstheme="minorBidi"/>
+          <w:noProof/>
+          <w:kern w:val="2"/>
+          <w:lang w:val="en-DE" w:eastAsia="en-DE"/>
+          <w14:ligatures w14:val="standardContextual"/>
+        </w:rPr>
+      </w:pPr>
+      <w:hyperlink w:anchor="_Toc242946883" w:history="1">
+        <w:r>
+          <w:rPr>
+            <w:rStyle w:val="Hyperlink"/>
+            <w:noProof/>
+          </w:rPr>
+          <w:t>Slika 5.6 Graf s prilagođenim osima</w:t>
+        </w:r>
+        <w:r>
+          <w:rPr>
+            <w:noProof/>
+            <w:webHidden/>
+          </w:rPr>
+          <w:tab/>
+        </w:r>
+        <w:r>
+          <w:rPr>
+            <w:noProof/>
+            <w:webHidden/>
+          </w:rPr>
+          <w:fldChar w:fldCharType="begin"/>
+        </w:r>
+        <w:r>
+          <w:rPr>
+            <w:noProof/>
+            <w:webHidden/>
+          </w:rPr>
+          <w:instrText xml:space="preserve"> PAGEREF _Toc242946883 \h </w:instrText>
+        </w:r>
+        <w:r>
+          <w:rPr>
+            <w:noProof/>
+            <w:webHidden/>
+          </w:rPr>
+        </w:r>
+        <w:r>
+          <w:rPr>
+            <w:noProof/>
+            <w:webHidden/>
+          </w:rPr>
+          <w:fldChar w:fldCharType="separate"/>
+        </w:r>
+        <w:r>
+          <w:rPr>
+            <w:noProof/>
+            <w:webHidden/>
+          </w:rPr>
+          <w:t>37</w:t>
+        </w:r>
+        <w:r>
+          <w:rPr>
+            <w:noProof/>
+            <w:webHidden/>
+          </w:rPr>
+          <w:fldChar w:fldCharType="end"/>
+        </w:r>
+      </w:hyperlink>
+    </w:p>
+    <w:p>
+      <w:pPr>
+        <w:pStyle w:val="TableofFigures"/>
+        <w:tabs>
+          <w:tab w:val="right" w:leader="dot" w:pos="8778"/>
+        </w:tabs>
+        <w:rPr>
+          <w:rFonts w:asciiTheme="minorHAnsi" w:eastAsiaTheme="minorEastAsia" w:hAnsiTheme="minorHAnsi" w:cstheme="minorBidi"/>
+          <w:noProof/>
+          <w:kern w:val="2"/>
+          <w:lang w:val="en-DE" w:eastAsia="en-DE"/>
+          <w14:ligatures w14:val="standardContextual"/>
+        </w:rPr>
+      </w:pPr>
+      <w:hyperlink w:anchor="_Toc242946884" w:history="1">
+        <w:r>
+          <w:rPr>
+            <w:rStyle w:val="Hyperlink"/>
+            <w:noProof/>
+          </w:rPr>
+          <w:t>Slika 6.1 Graf agregiranih rezultata</w:t>
+        </w:r>
+        <w:r>
+          <w:rPr>
+            <w:noProof/>
+            <w:webHidden/>
+          </w:rPr>
+          <w:tab/>
+        </w:r>
+        <w:r>
+          <w:rPr>
+            <w:noProof/>
+            <w:webHidden/>
+          </w:rPr>
+          <w:fldChar w:fldCharType="begin"/>
+        </w:r>
+        <w:r>
+          <w:rPr>
+            <w:noProof/>
+            <w:webHidden/>
+          </w:rPr>
+          <w:instrText xml:space="preserve"> PAGEREF _Toc242946884 \h </w:instrText>
+        </w:r>
+        <w:r>
+          <w:rPr>
+            <w:noProof/>
+            <w:webHidden/>
+          </w:rPr>
+        </w:r>
+        <w:r>
+          <w:rPr>
+            <w:noProof/>
+            <w:webHidden/>
+          </w:rPr>
+          <w:fldChar w:fldCharType="separate"/>
+        </w:r>
+        <w:r>
+          <w:rPr>
+            <w:noProof/>
+            <w:webHidden/>
+          </w:rPr>
+          <w:t>47</w:t>
+        </w:r>
+        <w:r>
+          <w:rPr>
+            <w:noProof/>
+            <w:webHidden/>
+          </w:rPr>
+          <w:fldChar w:fldCharType="end"/>
+        </w:r>
+      </w:hyperlink>
+    </w:p>
+    <w:p>
+      <w:r>
+        <w:fldChar w:fldCharType="end"/>
       </w:r>
     </w:p>
     <w:p>
@@ -13287,141 +14115,12 @@
         </w:numPr>
         <w:ind w:left="425" w:hanging="425"/>
       </w:pPr>
-      <w:bookmarkStart w:id="55" w:name="_Toc242813394"/>
+      <w:bookmarkStart w:id="57" w:name="_Toc242946874"/>
       <w:r>
         <w:lastRenderedPageBreak/>
-        <w:t>Zaključak</w:t>
-      </w:r>
-      <w:bookmarkEnd w:id="55"/>
-    </w:p>
-    <w:p>
-      <w:r>
-        <w:t xml:space="preserve">Razvoj mobilne aplikacije EquationPocket uspješan </w:t>
-      </w:r>
-      <w:r>
-        <w:t xml:space="preserve">je </w:t>
-      </w:r>
-      <w:r>
-        <w:t xml:space="preserve">primjer </w:t>
-      </w:r>
-      <w:r>
-        <w:t>spajanja</w:t>
-      </w:r>
-      <w:r>
-        <w:t xml:space="preserve"> modernih Android tehnologija i naprednih sustava za računalnu algebru. Kroz cijeli proces izrade, od analize inicijalnih korisničkih zahtjeva do finalnog testiranja na fizičkim uređajima, primarni fokus bio je na rješavanju konkretnih problema s kojima se susreću korisnici u STEM područjima.</w:t>
-      </w:r>
-    </w:p>
-    <w:p>
-      <w:r>
-        <w:t>Glavni cilj rada, isporuka funkcionalnog digitalnog repozitorija jednadžbi, potpuno je ostvaren. Implementirani sustav mapa omogućuje korisnicima intuitivnu organizaciju i brzo dohvaćanje formula, dok integrirani Symja CAS engine osigurava visoku razinu inteligencije pri rješavanju kompleksnih matematičkih problema. Poseban uspjeh postignut je u domeni unosa podataka; kombinacija prilagođene znanstvene tastature i OCR modula temeljenog na Google ML Kit tehnologiji drastično smanjuje vrijeme potrebno za digitalizaciju jednadžbi.</w:t>
-      </w:r>
-    </w:p>
-    <w:p>
-      <w:r>
-        <w:t>Testiranja su potvrdila da aplikacija stabilno rukuje rubnim slučajevima poput matematičkih nedefiniranosti i ekstremnih numeričkih raspona. Uvođenje vizualizacijskog modula s podrškom za logaritamske skale i automatskim generiranjem povijesti izračuna transformiralo je aplikaciju iz običnog kalkulatora u analitički alat. Konačni doprinos rada očituje se u softverskom rješenju koje je prilagodljivo, brzo i spremno za primjenu u realnim akademskim i laboratorijskim uvjetima.</w:t>
-      </w:r>
-    </w:p>
-    <w:p>
-      <w:r>
-        <w:t>Iako EquationPocket u trenutnoj verziji pokriva sve ključne funkcionalnosti predviđene temom rada, postoji zna</w:t>
-      </w:r>
-      <w:r>
-        <w:t>tan</w:t>
-      </w:r>
-      <w:r>
-        <w:t xml:space="preserve"> prostor za buduća proširenja. Prva </w:t>
-      </w:r>
-      <w:r>
-        <w:t xml:space="preserve">je </w:t>
-      </w:r>
-      <w:r>
-        <w:t>smjernica za daljnji razvoj uvođenje podrške za LaTeX renderiranje unutar popisa jednadžbi, čime bi se postigao vizualni prikaz formula identičan onome u tiskanim znanstvenim radovima.</w:t>
-      </w:r>
-      <w:r>
-        <w:t xml:space="preserve"> </w:t>
-      </w:r>
-      <w:r>
-        <w:t xml:space="preserve">Postojeći </w:t>
-      </w:r>
-      <w:r>
-        <w:t xml:space="preserve">Base64 sustav dijeljenja mogao bi se nadograditi integracijom s uslugama u oblaku (engl. </w:t>
-      </w:r>
-      <w:r>
-        <w:rPr>
-          <w:i/>
-          <w:iCs/>
-        </w:rPr>
-        <w:t>Cloud Sync</w:t>
-      </w:r>
-      <w:r>
-        <w:t>), što bi korisnicima omogućilo automatsku sinkronizaciju mapa na više različitih uređaja. Daljnja optimizacija OCR algoritama korištenjem specijaliziranih neuronskih mreža za matematički rukopis mogla bi dodatno povećati preciznost očitavanja u izazovnim uvjetima. Zaključno, EquationPocket postavlja čvrste temelje za razvoj napredne digitalne platforme koja bi u budućnosti mogla postati nezaobilazan dio standardne opreme svakog znanstvenika i studenta.</w:t>
-      </w:r>
-      <w:r>
-        <w:br w:type="page"/>
-      </w:r>
-    </w:p>
-    <w:p>
-      <w:r>
-        <w:lastRenderedPageBreak/>
-        <w:t>Pod punom odgovornošću pismeno potvrđujem da je ovo moj autorski rad čiji niti jedan dio nije nastao kopiranjem ili plagiranjem tuđeg sadržaja</w:t>
-      </w:r>
-      <w:r>
-        <w:t>, niti generiranjem od strane AI alata</w:t>
-      </w:r>
-      <w:r>
-        <w:t>. Prilikom izrade rada koristio sam tuđe materijale navedene u popisu literature, ali nisam kopirao niti jedan njihov dio, osim citata za koje sam naveo autora i izvor te ih jasno označio znakovima navodnika. U slučaju da se u bilo kojem trenutku dokaže suprotno, spreman sam snositi sve posljedice uključujući i poništenje javne isprave stečene dijelom i na temelju ovoga rada</w:t>
-      </w:r>
-      <w:r>
-        <w:t>.</w:t>
-      </w:r>
-    </w:p>
-    <w:p/>
-    <w:p>
-      <w:r>
-        <w:t>U Zagrebu, datum mjesec 202x.</w:t>
-      </w:r>
-    </w:p>
-    <w:p>
-      <w:pPr>
-        <w:ind w:left="4536"/>
-        <w:jc w:val="center"/>
-      </w:pPr>
-      <w:r>
-        <w:t>Ime i prezime studenta</w:t>
-      </w:r>
-    </w:p>
-    <w:p>
-      <w:pPr>
-        <w:rPr>
-          <w:rFonts w:ascii="Arial" w:hAnsi="Arial" w:cs="Arial"/>
-          <w:b/>
-          <w:bCs/>
-          <w:kern w:val="32"/>
-          <w:sz w:val="36"/>
-          <w:szCs w:val="32"/>
-        </w:rPr>
-      </w:pPr>
-      <w:r>
-        <w:br w:type="page"/>
-      </w:r>
-    </w:p>
-    <w:p>
-      <w:pPr>
-        <w:pStyle w:val="Heading1"/>
-        <w:numPr>
-          <w:ilvl w:val="0"/>
-          <w:numId w:val="0"/>
-        </w:numPr>
-      </w:pPr>
-      <w:bookmarkStart w:id="56" w:name="_Toc242813395"/>
-      <w:r>
-        <w:lastRenderedPageBreak/>
-        <w:t xml:space="preserve">Popis </w:t>
-      </w:r>
-      <w:r>
-        <w:t>slika</w:t>
-      </w:r>
-      <w:bookmarkEnd w:id="56"/>
+        <w:t>Popis kôdova</w:t>
+      </w:r>
+      <w:bookmarkEnd w:id="57"/>
     </w:p>
     <w:p>
       <w:pPr>
@@ -13441,18 +14140,18 @@
         <w:fldChar w:fldCharType="begin"/>
       </w:r>
       <w:r>
-        <w:instrText xml:space="preserve"> TOC \h \z \c "Slika" </w:instrText>
+        <w:instrText xml:space="preserve"> TOC \h \z \c "Kôd" </w:instrText>
       </w:r>
       <w:r>
         <w:fldChar w:fldCharType="separate"/>
       </w:r>
-      <w:hyperlink w:anchor="_Toc242813398" w:history="1">
+      <w:hyperlink w:anchor="_Toc242946885" w:history="1">
         <w:r>
           <w:rPr>
             <w:rStyle w:val="Hyperlink"/>
             <w:noProof/>
           </w:rPr>
-          <w:t>Slika 3.1 Prikaz MVVM arhitekture aplikacije i protoka podataka kroz slojeve</w:t>
+          <w:t>Kôd 5.1 EquationDao</w:t>
         </w:r>
         <w:r>
           <w:rPr>
@@ -13473,7 +14172,7 @@
             <w:noProof/>
             <w:webHidden/>
           </w:rPr>
-          <w:instrText xml:space="preserve"> PAGEREF _Toc242813398 \h </w:instrText>
+          <w:instrText xml:space="preserve"> PAGEREF _Toc242946885 \h </w:instrText>
         </w:r>
         <w:r>
           <w:rPr>
@@ -13493,7 +14192,7 @@
             <w:noProof/>
             <w:webHidden/>
           </w:rPr>
-          <w:t>6</w:t>
+          <w:t>19</w:t>
         </w:r>
         <w:r>
           <w:rPr>
@@ -13518,13 +14217,13 @@
           <w14:ligatures w14:val="standardContextual"/>
         </w:rPr>
       </w:pPr>
-      <w:hyperlink w:anchor="_Toc242813399" w:history="1">
+      <w:hyperlink w:anchor="_Toc242946886" w:history="1">
         <w:r>
           <w:rPr>
             <w:rStyle w:val="Hyperlink"/>
             <w:noProof/>
           </w:rPr>
-          <w:t>Slika 3.2 ER dijagram relacijske baze podataka s prikazom tablica Pocket i Equation</w:t>
+          <w:t>Kôd 5.2 Kôd za OCR post-procesiranje</w:t>
         </w:r>
         <w:r>
           <w:rPr>
@@ -13545,7 +14244,7 @@
             <w:noProof/>
             <w:webHidden/>
           </w:rPr>
-          <w:instrText xml:space="preserve"> PAGEREF _Toc242813399 \h </w:instrText>
+          <w:instrText xml:space="preserve"> PAGEREF _Toc242946886 \h </w:instrText>
         </w:r>
         <w:r>
           <w:rPr>
@@ -13565,7 +14264,7 @@
             <w:noProof/>
             <w:webHidden/>
           </w:rPr>
-          <w:t>7</w:t>
+          <w:t>25</w:t>
         </w:r>
         <w:r>
           <w:rPr>
@@ -13590,13 +14289,13 @@
           <w14:ligatures w14:val="standardContextual"/>
         </w:rPr>
       </w:pPr>
-      <w:hyperlink w:anchor="_Toc242813400" w:history="1">
+      <w:hyperlink w:anchor="_Toc242946887" w:history="1">
         <w:r>
           <w:rPr>
             <w:rStyle w:val="Hyperlink"/>
             <w:noProof/>
           </w:rPr>
-          <w:t>Slika 5.1 Korisničko sučelje aplikacije na početnom ekranu u svijetlom i tamnom načinu rada</w:t>
+          <w:t>Kôd 5.3 Kôd za konstrukciju Solve() upita</w:t>
         </w:r>
         <w:r>
           <w:rPr>
@@ -13617,7 +14316,7 @@
             <w:noProof/>
             <w:webHidden/>
           </w:rPr>
-          <w:instrText xml:space="preserve"> PAGEREF _Toc242813400 \h </w:instrText>
+          <w:instrText xml:space="preserve"> PAGEREF _Toc242946887 \h </w:instrText>
         </w:r>
         <w:r>
           <w:rPr>
@@ -13637,7 +14336,7 @@
             <w:noProof/>
             <w:webHidden/>
           </w:rPr>
-          <w:t>16</w:t>
+          <w:t>34</w:t>
         </w:r>
         <w:r>
           <w:rPr>
@@ -13662,13 +14361,13 @@
           <w14:ligatures w14:val="standardContextual"/>
         </w:rPr>
       </w:pPr>
-      <w:hyperlink w:anchor="_Toc242813401" w:history="1">
+      <w:hyperlink w:anchor="_Toc242946888" w:history="1">
         <w:r>
           <w:rPr>
             <w:rStyle w:val="Hyperlink"/>
             <w:noProof/>
           </w:rPr>
-          <w:t>Slika 5.2 Sučelje OCR skenera s definiranim okvirom za izdvajanje regije od interesa (ROI)</w:t>
+          <w:t>Kôd 5.4 Kôd za serijalizaciju i Base64 enkodiranje</w:t>
         </w:r>
         <w:r>
           <w:rPr>
@@ -13689,7 +14388,7 @@
             <w:noProof/>
             <w:webHidden/>
           </w:rPr>
-          <w:instrText xml:space="preserve"> PAGEREF _Toc242813401 \h </w:instrText>
+          <w:instrText xml:space="preserve"> PAGEREF _Toc242946888 \h </w:instrText>
         </w:r>
         <w:r>
           <w:rPr>
@@ -13709,7 +14408,7 @@
             <w:noProof/>
             <w:webHidden/>
           </w:rPr>
-          <w:t>23</w:t>
+          <w:t>41</w:t>
         </w:r>
         <w:r>
           <w:rPr>
@@ -13734,13 +14433,13 @@
           <w14:ligatures w14:val="standardContextual"/>
         </w:rPr>
       </w:pPr>
-      <w:hyperlink w:anchor="_Toc242813402" w:history="1">
+      <w:hyperlink w:anchor="_Toc242946889" w:history="1">
         <w:r>
           <w:rPr>
             <w:rStyle w:val="Hyperlink"/>
             <w:noProof/>
           </w:rPr>
-          <w:t>Slika 5.3 Hijerarhijski prikaz apstraktnog sintaktičkog stabla (AST)</w:t>
+          <w:t>Kôd 6.1 Kod za unit testove</w:t>
         </w:r>
         <w:r>
           <w:rPr>
@@ -13761,7 +14460,7 @@
             <w:noProof/>
             <w:webHidden/>
           </w:rPr>
-          <w:instrText xml:space="preserve"> PAGEREF _Toc242813402 \h </w:instrText>
+          <w:instrText xml:space="preserve"> PAGEREF _Toc242946889 \h </w:instrText>
         </w:r>
         <w:r>
           <w:rPr>
@@ -13781,7 +14480,7 @@
             <w:noProof/>
             <w:webHidden/>
           </w:rPr>
-          <w:t>26</w:t>
+          <w:t>46</w:t>
         </w:r>
         <w:r>
           <w:rPr>
@@ -13793,689 +14492,11 @@
       </w:hyperlink>
     </w:p>
     <w:p>
-      <w:pPr>
-        <w:pStyle w:val="TableofFigures"/>
-        <w:tabs>
-          <w:tab w:val="right" w:leader="dot" w:pos="8778"/>
-        </w:tabs>
-        <w:rPr>
-          <w:rFonts w:asciiTheme="minorHAnsi" w:eastAsiaTheme="minorEastAsia" w:hAnsiTheme="minorHAnsi" w:cstheme="minorBidi"/>
-          <w:noProof/>
-          <w:kern w:val="2"/>
-          <w:lang w:val="en-DE" w:eastAsia="en-DE"/>
-          <w14:ligatures w14:val="standardContextual"/>
-        </w:rPr>
-      </w:pPr>
-      <w:hyperlink w:anchor="_Toc242813403" w:history="1">
-        <w:r>
-          <w:rPr>
-            <w:rStyle w:val="Hyperlink"/>
-            <w:noProof/>
-          </w:rPr>
-          <w:t>Slika 5.4 Ekran Solvera s dinamički izgeneriranim poljima za varijable i prilagođenom znanstvenom tipkovnicom</w:t>
-        </w:r>
-        <w:r>
-          <w:rPr>
-            <w:noProof/>
-            <w:webHidden/>
-          </w:rPr>
-          <w:tab/>
-        </w:r>
-        <w:r>
-          <w:rPr>
-            <w:noProof/>
-            <w:webHidden/>
-          </w:rPr>
-          <w:fldChar w:fldCharType="begin"/>
-        </w:r>
-        <w:r>
-          <w:rPr>
-            <w:noProof/>
-            <w:webHidden/>
-          </w:rPr>
-          <w:instrText xml:space="preserve"> PAGEREF _Toc242813403 \h </w:instrText>
-        </w:r>
-        <w:r>
-          <w:rPr>
-            <w:noProof/>
-            <w:webHidden/>
-          </w:rPr>
-        </w:r>
-        <w:r>
-          <w:rPr>
-            <w:noProof/>
-            <w:webHidden/>
-          </w:rPr>
-          <w:fldChar w:fldCharType="separate"/>
-        </w:r>
-        <w:r>
-          <w:rPr>
-            <w:noProof/>
-            <w:webHidden/>
-          </w:rPr>
-          <w:t>30</w:t>
-        </w:r>
-        <w:r>
-          <w:rPr>
-            <w:noProof/>
-            <w:webHidden/>
-          </w:rPr>
-          <w:fldChar w:fldCharType="end"/>
-        </w:r>
-      </w:hyperlink>
-    </w:p>
-    <w:p>
-      <w:pPr>
-        <w:pStyle w:val="TableofFigures"/>
-        <w:tabs>
-          <w:tab w:val="right" w:leader="dot" w:pos="8778"/>
-        </w:tabs>
-        <w:rPr>
-          <w:rFonts w:asciiTheme="minorHAnsi" w:eastAsiaTheme="minorEastAsia" w:hAnsiTheme="minorHAnsi" w:cstheme="minorBidi"/>
-          <w:noProof/>
-          <w:kern w:val="2"/>
-          <w:lang w:val="en-DE" w:eastAsia="en-DE"/>
-          <w14:ligatures w14:val="standardContextual"/>
-        </w:rPr>
-      </w:pPr>
-      <w:hyperlink w:anchor="_Toc242813404" w:history="1">
-        <w:r>
-          <w:rPr>
-            <w:rStyle w:val="Hyperlink"/>
-            <w:noProof/>
-          </w:rPr>
-          <w:t>Slika 5.5 Povijest izračuna</w:t>
-        </w:r>
-        <w:r>
-          <w:rPr>
-            <w:noProof/>
-            <w:webHidden/>
-          </w:rPr>
-          <w:tab/>
-        </w:r>
-        <w:r>
-          <w:rPr>
-            <w:noProof/>
-            <w:webHidden/>
-          </w:rPr>
-          <w:fldChar w:fldCharType="begin"/>
-        </w:r>
-        <w:r>
-          <w:rPr>
-            <w:noProof/>
-            <w:webHidden/>
-          </w:rPr>
-          <w:instrText xml:space="preserve"> PAGEREF _Toc242813404 \h </w:instrText>
-        </w:r>
-        <w:r>
-          <w:rPr>
-            <w:noProof/>
-            <w:webHidden/>
-          </w:rPr>
-        </w:r>
-        <w:r>
-          <w:rPr>
-            <w:noProof/>
-            <w:webHidden/>
-          </w:rPr>
-          <w:fldChar w:fldCharType="separate"/>
-        </w:r>
-        <w:r>
-          <w:rPr>
-            <w:noProof/>
-            <w:webHidden/>
-          </w:rPr>
-          <w:t>36</w:t>
-        </w:r>
-        <w:r>
-          <w:rPr>
-            <w:noProof/>
-            <w:webHidden/>
-          </w:rPr>
-          <w:fldChar w:fldCharType="end"/>
-        </w:r>
-      </w:hyperlink>
-    </w:p>
-    <w:p>
-      <w:pPr>
-        <w:pStyle w:val="TableofFigures"/>
-        <w:tabs>
-          <w:tab w:val="right" w:leader="dot" w:pos="8778"/>
-        </w:tabs>
-        <w:rPr>
-          <w:rFonts w:asciiTheme="minorHAnsi" w:eastAsiaTheme="minorEastAsia" w:hAnsiTheme="minorHAnsi" w:cstheme="minorBidi"/>
-          <w:noProof/>
-          <w:kern w:val="2"/>
-          <w:lang w:val="en-DE" w:eastAsia="en-DE"/>
-          <w14:ligatures w14:val="standardContextual"/>
-        </w:rPr>
-      </w:pPr>
-      <w:hyperlink w:anchor="_Toc242813405" w:history="1">
-        <w:r>
-          <w:rPr>
-            <w:rStyle w:val="Hyperlink"/>
-            <w:noProof/>
-          </w:rPr>
-          <w:t>Slika 5.6 Graf s prilagođenim osima</w:t>
-        </w:r>
-        <w:r>
-          <w:rPr>
-            <w:noProof/>
-            <w:webHidden/>
-          </w:rPr>
-          <w:tab/>
-        </w:r>
-        <w:r>
-          <w:rPr>
-            <w:noProof/>
-            <w:webHidden/>
-          </w:rPr>
-          <w:fldChar w:fldCharType="begin"/>
-        </w:r>
-        <w:r>
-          <w:rPr>
-            <w:noProof/>
-            <w:webHidden/>
-          </w:rPr>
-          <w:instrText xml:space="preserve"> PAGEREF _Toc242813405 \h </w:instrText>
-        </w:r>
-        <w:r>
-          <w:rPr>
-            <w:noProof/>
-            <w:webHidden/>
-          </w:rPr>
-        </w:r>
-        <w:r>
-          <w:rPr>
-            <w:noProof/>
-            <w:webHidden/>
-          </w:rPr>
-          <w:fldChar w:fldCharType="separate"/>
-        </w:r>
-        <w:r>
-          <w:rPr>
-            <w:noProof/>
-            <w:webHidden/>
-          </w:rPr>
-          <w:t>37</w:t>
-        </w:r>
-        <w:r>
-          <w:rPr>
-            <w:noProof/>
-            <w:webHidden/>
-          </w:rPr>
-          <w:fldChar w:fldCharType="end"/>
-        </w:r>
-      </w:hyperlink>
-    </w:p>
-    <w:p>
-      <w:pPr>
-        <w:pStyle w:val="TableofFigures"/>
-        <w:tabs>
-          <w:tab w:val="right" w:leader="dot" w:pos="8778"/>
-        </w:tabs>
-        <w:rPr>
-          <w:rFonts w:asciiTheme="minorHAnsi" w:eastAsiaTheme="minorEastAsia" w:hAnsiTheme="minorHAnsi" w:cstheme="minorBidi"/>
-          <w:noProof/>
-          <w:kern w:val="2"/>
-          <w:lang w:val="en-DE" w:eastAsia="en-DE"/>
-          <w14:ligatures w14:val="standardContextual"/>
-        </w:rPr>
-      </w:pPr>
-      <w:hyperlink w:anchor="_Toc242813406" w:history="1">
-        <w:r>
-          <w:rPr>
-            <w:rStyle w:val="Hyperlink"/>
-            <w:noProof/>
-          </w:rPr>
-          <w:t>Slika 6.1 Graf agregiranih rezultata</w:t>
-        </w:r>
-        <w:r>
-          <w:rPr>
-            <w:noProof/>
-            <w:webHidden/>
-          </w:rPr>
-          <w:tab/>
-        </w:r>
-        <w:r>
-          <w:rPr>
-            <w:noProof/>
-            <w:webHidden/>
-          </w:rPr>
-          <w:fldChar w:fldCharType="begin"/>
-        </w:r>
-        <w:r>
-          <w:rPr>
-            <w:noProof/>
-            <w:webHidden/>
-          </w:rPr>
-          <w:instrText xml:space="preserve"> PAGEREF _Toc242813406 \h </w:instrText>
-        </w:r>
-        <w:r>
-          <w:rPr>
-            <w:noProof/>
-            <w:webHidden/>
-          </w:rPr>
-        </w:r>
-        <w:r>
-          <w:rPr>
-            <w:noProof/>
-            <w:webHidden/>
-          </w:rPr>
-          <w:fldChar w:fldCharType="separate"/>
-        </w:r>
-        <w:r>
-          <w:rPr>
-            <w:noProof/>
-            <w:webHidden/>
-          </w:rPr>
-          <w:t>47</w:t>
-        </w:r>
-        <w:r>
-          <w:rPr>
-            <w:noProof/>
-            <w:webHidden/>
-          </w:rPr>
-          <w:fldChar w:fldCharType="end"/>
-        </w:r>
-      </w:hyperlink>
-    </w:p>
-    <w:p>
       <w:r>
         <w:fldChar w:fldCharType="end"/>
       </w:r>
     </w:p>
-    <w:p>
-      <w:pPr>
-        <w:pStyle w:val="Heading1"/>
-        <w:numPr>
-          <w:ilvl w:val="0"/>
-          <w:numId w:val="0"/>
-        </w:numPr>
-        <w:ind w:left="425" w:hanging="425"/>
-      </w:pPr>
-      <w:bookmarkStart w:id="57" w:name="_Toc242813396"/>
-      <w:r>
-        <w:lastRenderedPageBreak/>
-        <w:t>Popis kôdova</w:t>
-      </w:r>
-      <w:bookmarkEnd w:id="57"/>
-    </w:p>
-    <w:p>
-      <w:pPr>
-        <w:pStyle w:val="TableofFigures"/>
-        <w:tabs>
-          <w:tab w:val="right" w:leader="dot" w:pos="8778"/>
-        </w:tabs>
-        <w:rPr>
-          <w:rFonts w:asciiTheme="minorHAnsi" w:eastAsiaTheme="minorEastAsia" w:hAnsiTheme="minorHAnsi" w:cstheme="minorBidi"/>
-          <w:noProof/>
-          <w:kern w:val="2"/>
-          <w:lang w:val="en-DE" w:eastAsia="en-DE"/>
-          <w14:ligatures w14:val="standardContextual"/>
-        </w:rPr>
-      </w:pPr>
-      <w:r>
-        <w:fldChar w:fldCharType="begin"/>
-      </w:r>
-      <w:r>
-        <w:instrText xml:space="preserve"> TOC \h \z \c "Kôd" </w:instrText>
-      </w:r>
-      <w:r>
-        <w:fldChar w:fldCharType="separate"/>
-      </w:r>
-      <w:hyperlink w:anchor="_Toc242813407" w:history="1">
-        <w:r>
-          <w:rPr>
-            <w:rStyle w:val="Hyperlink"/>
-            <w:noProof/>
-          </w:rPr>
-          <w:t>Kôd 5.1 EquationDao</w:t>
-        </w:r>
-        <w:r>
-          <w:rPr>
-            <w:noProof/>
-            <w:webHidden/>
-          </w:rPr>
-          <w:tab/>
-        </w:r>
-        <w:r>
-          <w:rPr>
-            <w:noProof/>
-            <w:webHidden/>
-          </w:rPr>
-          <w:fldChar w:fldCharType="begin"/>
-        </w:r>
-        <w:r>
-          <w:rPr>
-            <w:noProof/>
-            <w:webHidden/>
-          </w:rPr>
-          <w:instrText xml:space="preserve"> PAGEREF _Toc242813407 \h </w:instrText>
-        </w:r>
-        <w:r>
-          <w:rPr>
-            <w:noProof/>
-            <w:webHidden/>
-          </w:rPr>
-        </w:r>
-        <w:r>
-          <w:rPr>
-            <w:noProof/>
-            <w:webHidden/>
-          </w:rPr>
-          <w:fldChar w:fldCharType="separate"/>
-        </w:r>
-        <w:r>
-          <w:rPr>
-            <w:noProof/>
-            <w:webHidden/>
-          </w:rPr>
-          <w:t>19</w:t>
-        </w:r>
-        <w:r>
-          <w:rPr>
-            <w:noProof/>
-            <w:webHidden/>
-          </w:rPr>
-          <w:fldChar w:fldCharType="end"/>
-        </w:r>
-      </w:hyperlink>
-    </w:p>
-    <w:p>
-      <w:pPr>
-        <w:pStyle w:val="TableofFigures"/>
-        <w:tabs>
-          <w:tab w:val="right" w:leader="dot" w:pos="8778"/>
-        </w:tabs>
-        <w:rPr>
-          <w:rFonts w:asciiTheme="minorHAnsi" w:eastAsiaTheme="minorEastAsia" w:hAnsiTheme="minorHAnsi" w:cstheme="minorBidi"/>
-          <w:noProof/>
-          <w:kern w:val="2"/>
-          <w:lang w:val="en-DE" w:eastAsia="en-DE"/>
-          <w14:ligatures w14:val="standardContextual"/>
-        </w:rPr>
-      </w:pPr>
-      <w:hyperlink w:anchor="_Toc242813408" w:history="1">
-        <w:r>
-          <w:rPr>
-            <w:rStyle w:val="Hyperlink"/>
-            <w:noProof/>
-          </w:rPr>
-          <w:t>Kôd 5.2 Kôd za OCR post-procesiranje</w:t>
-        </w:r>
-        <w:r>
-          <w:rPr>
-            <w:noProof/>
-            <w:webHidden/>
-          </w:rPr>
-          <w:tab/>
-        </w:r>
-        <w:r>
-          <w:rPr>
-            <w:noProof/>
-            <w:webHidden/>
-          </w:rPr>
-          <w:fldChar w:fldCharType="begin"/>
-        </w:r>
-        <w:r>
-          <w:rPr>
-            <w:noProof/>
-            <w:webHidden/>
-          </w:rPr>
-          <w:instrText xml:space="preserve"> PAGEREF _Toc242813408 \h </w:instrText>
-        </w:r>
-        <w:r>
-          <w:rPr>
-            <w:noProof/>
-            <w:webHidden/>
-          </w:rPr>
-        </w:r>
-        <w:r>
-          <w:rPr>
-            <w:noProof/>
-            <w:webHidden/>
-          </w:rPr>
-          <w:fldChar w:fldCharType="separate"/>
-        </w:r>
-        <w:r>
-          <w:rPr>
-            <w:noProof/>
-            <w:webHidden/>
-          </w:rPr>
-          <w:t>25</w:t>
-        </w:r>
-        <w:r>
-          <w:rPr>
-            <w:noProof/>
-            <w:webHidden/>
-          </w:rPr>
-          <w:fldChar w:fldCharType="end"/>
-        </w:r>
-      </w:hyperlink>
-    </w:p>
-    <w:p>
-      <w:pPr>
-        <w:pStyle w:val="TableofFigures"/>
-        <w:tabs>
-          <w:tab w:val="right" w:leader="dot" w:pos="8778"/>
-        </w:tabs>
-        <w:rPr>
-          <w:rFonts w:asciiTheme="minorHAnsi" w:eastAsiaTheme="minorEastAsia" w:hAnsiTheme="minorHAnsi" w:cstheme="minorBidi"/>
-          <w:noProof/>
-          <w:kern w:val="2"/>
-          <w:lang w:val="en-DE" w:eastAsia="en-DE"/>
-          <w14:ligatures w14:val="standardContextual"/>
-        </w:rPr>
-      </w:pPr>
-      <w:hyperlink w:anchor="_Toc242813409" w:history="1">
-        <w:r>
-          <w:rPr>
-            <w:rStyle w:val="Hyperlink"/>
-            <w:noProof/>
-          </w:rPr>
-          <w:t>Kôd 5.3 Kôd za konstrukciju Solve() upita</w:t>
-        </w:r>
-        <w:r>
-          <w:rPr>
-            <w:noProof/>
-            <w:webHidden/>
-          </w:rPr>
-          <w:tab/>
-        </w:r>
-        <w:r>
-          <w:rPr>
-            <w:noProof/>
-            <w:webHidden/>
-          </w:rPr>
-          <w:fldChar w:fldCharType="begin"/>
-        </w:r>
-        <w:r>
-          <w:rPr>
-            <w:noProof/>
-            <w:webHidden/>
-          </w:rPr>
-          <w:instrText xml:space="preserve"> PAGEREF _Toc242813409 \h </w:instrText>
-        </w:r>
-        <w:r>
-          <w:rPr>
-            <w:noProof/>
-            <w:webHidden/>
-          </w:rPr>
-        </w:r>
-        <w:r>
-          <w:rPr>
-            <w:noProof/>
-            <w:webHidden/>
-          </w:rPr>
-          <w:fldChar w:fldCharType="separate"/>
-        </w:r>
-        <w:r>
-          <w:rPr>
-            <w:noProof/>
-            <w:webHidden/>
-          </w:rPr>
-          <w:t>34</w:t>
-        </w:r>
-        <w:r>
-          <w:rPr>
-            <w:noProof/>
-            <w:webHidden/>
-          </w:rPr>
-          <w:fldChar w:fldCharType="end"/>
-        </w:r>
-      </w:hyperlink>
-    </w:p>
-    <w:p>
-      <w:pPr>
-        <w:pStyle w:val="TableofFigures"/>
-        <w:tabs>
-          <w:tab w:val="right" w:leader="dot" w:pos="8778"/>
-        </w:tabs>
-        <w:rPr>
-          <w:rFonts w:asciiTheme="minorHAnsi" w:eastAsiaTheme="minorEastAsia" w:hAnsiTheme="minorHAnsi" w:cstheme="minorBidi"/>
-          <w:noProof/>
-          <w:kern w:val="2"/>
-          <w:lang w:val="en-DE" w:eastAsia="en-DE"/>
-          <w14:ligatures w14:val="standardContextual"/>
-        </w:rPr>
-      </w:pPr>
-      <w:hyperlink w:anchor="_Toc242813410" w:history="1">
-        <w:r>
-          <w:rPr>
-            <w:rStyle w:val="Hyperlink"/>
-            <w:noProof/>
-          </w:rPr>
-          <w:t>Kôd 5.4 Kôd za serijalizaciju i Base64 enkodiranje</w:t>
-        </w:r>
-        <w:r>
-          <w:rPr>
-            <w:noProof/>
-            <w:webHidden/>
-          </w:rPr>
-          <w:tab/>
-        </w:r>
-        <w:r>
-          <w:rPr>
-            <w:noProof/>
-            <w:webHidden/>
-          </w:rPr>
-          <w:fldChar w:fldCharType="begin"/>
-        </w:r>
-        <w:r>
-          <w:rPr>
-            <w:noProof/>
-            <w:webHidden/>
-          </w:rPr>
-          <w:instrText xml:space="preserve"> PAGEREF _Toc242813410 \h </w:instrText>
-        </w:r>
-        <w:r>
-          <w:rPr>
-            <w:noProof/>
-            <w:webHidden/>
-          </w:rPr>
-        </w:r>
-        <w:r>
-          <w:rPr>
-            <w:noProof/>
-            <w:webHidden/>
-          </w:rPr>
-          <w:fldChar w:fldCharType="separate"/>
-        </w:r>
-        <w:r>
-          <w:rPr>
-            <w:noProof/>
-            <w:webHidden/>
-          </w:rPr>
-          <w:t>41</w:t>
-        </w:r>
-        <w:r>
-          <w:rPr>
-            <w:noProof/>
-            <w:webHidden/>
-          </w:rPr>
-          <w:fldChar w:fldCharType="end"/>
-        </w:r>
-      </w:hyperlink>
-    </w:p>
-    <w:p>
-      <w:pPr>
-        <w:pStyle w:val="TableofFigures"/>
-        <w:tabs>
-          <w:tab w:val="right" w:leader="dot" w:pos="8778"/>
-        </w:tabs>
-        <w:rPr>
-          <w:rFonts w:asciiTheme="minorHAnsi" w:eastAsiaTheme="minorEastAsia" w:hAnsiTheme="minorHAnsi" w:cstheme="minorBidi"/>
-          <w:noProof/>
-          <w:kern w:val="2"/>
-          <w:lang w:val="en-DE" w:eastAsia="en-DE"/>
-          <w14:ligatures w14:val="standardContextual"/>
-        </w:rPr>
-      </w:pPr>
-      <w:hyperlink w:anchor="_Toc242813411" w:history="1">
-        <w:r>
-          <w:rPr>
-            <w:rStyle w:val="Hyperlink"/>
-            <w:noProof/>
-          </w:rPr>
-          <w:t>Kôd 6.1 Kod za unit testove</w:t>
-        </w:r>
-        <w:r>
-          <w:rPr>
-            <w:noProof/>
-            <w:webHidden/>
-          </w:rPr>
-          <w:tab/>
-        </w:r>
-        <w:r>
-          <w:rPr>
-            <w:noProof/>
-            <w:webHidden/>
-          </w:rPr>
-          <w:fldChar w:fldCharType="begin"/>
-        </w:r>
-        <w:r>
-          <w:rPr>
-            <w:noProof/>
-            <w:webHidden/>
-          </w:rPr>
-          <w:instrText xml:space="preserve"> PAGEREF _Toc242813411 \h </w:instrText>
-        </w:r>
-        <w:r>
-          <w:rPr>
-            <w:noProof/>
-            <w:webHidden/>
-          </w:rPr>
-        </w:r>
-        <w:r>
-          <w:rPr>
-            <w:noProof/>
-            <w:webHidden/>
-          </w:rPr>
-          <w:fldChar w:fldCharType="separate"/>
-        </w:r>
-        <w:r>
-          <w:rPr>
-            <w:noProof/>
-            <w:webHidden/>
-          </w:rPr>
-          <w:t>46</w:t>
-        </w:r>
-        <w:r>
-          <w:rPr>
-            <w:noProof/>
-            <w:webHidden/>
-          </w:rPr>
-          <w:fldChar w:fldCharType="end"/>
-        </w:r>
-      </w:hyperlink>
-    </w:p>
-    <w:p>
-      <w:r>
-        <w:fldChar w:fldCharType="end"/>
-      </w:r>
-    </w:p>
-    <w:bookmarkStart w:id="58" w:name="_Toc242813397" w:displacedByCustomXml="next"/>
+    <w:bookmarkStart w:id="58" w:name="_Toc242946875" w:displacedByCustomXml="next"/>
     <w:sdt>
       <w:sdtPr>
         <w:rPr>
@@ -14544,7 +14565,7 @@
           </w:tblGrid>
           <w:tr>
             <w:trPr>
-              <w:divId w:val="2063405386"/>
+              <w:divId w:val="1827352802"/>
               <w:tblCellSpacing w:w="15" w:type="dxa"/>
             </w:trPr>
             <w:tc>
@@ -14590,7 +14611,7 @@
           </w:tr>
           <w:tr>
             <w:trPr>
-              <w:divId w:val="2063405386"/>
+              <w:divId w:val="1827352802"/>
               <w:tblCellSpacing w:w="15" w:type="dxa"/>
             </w:trPr>
             <w:tc>
@@ -14636,7 +14657,7 @@
           </w:tr>
           <w:tr>
             <w:trPr>
-              <w:divId w:val="2063405386"/>
+              <w:divId w:val="1827352802"/>
               <w:tblCellSpacing w:w="15" w:type="dxa"/>
             </w:trPr>
             <w:tc>
@@ -14682,7 +14703,7 @@
           </w:tr>
           <w:tr>
             <w:trPr>
-              <w:divId w:val="2063405386"/>
+              <w:divId w:val="1827352802"/>
               <w:tblCellSpacing w:w="15" w:type="dxa"/>
             </w:trPr>
             <w:tc>
@@ -14729,7 +14750,7 @@
         </w:tbl>
         <w:p>
           <w:pPr>
-            <w:divId w:val="2063405386"/>
+            <w:divId w:val="1827352802"/>
             <w:rPr>
               <w:noProof/>
             </w:rPr>
@@ -17045,6 +17066,7 @@
   <w:style w:type="character" w:default="1" w:styleId="DefaultParagraphFont">
     <w:name w:val="Default Paragraph Font"/>
     <w:uiPriority w:val="1"/>
+    <w:semiHidden/>
     <w:unhideWhenUsed/>
   </w:style>
   <w:style w:type="table" w:default="1" w:styleId="TableNormal">
@@ -18996,6 +19018,15 @@
 </file>
 
 <file path=customXml/item1.xml><?xml version="1.0" encoding="utf-8"?>
+<?mso-contentType ?>
+<FormTemplates xmlns="http://schemas.microsoft.com/sharepoint/v3/contenttype/forms">
+  <Display>DocumentLibraryForm</Display>
+  <Edit>DocumentLibraryForm</Edit>
+  <New>DocumentLibraryForm</New>
+</FormTemplates>
+</file>
+
+<file path=customXml/item2.xml><?xml version="1.0" encoding="utf-8"?>
 <p:properties xmlns:p="http://schemas.microsoft.com/office/2006/metadata/properties" xmlns:xsi="http://www.w3.org/2001/XMLSchema-instance" xmlns:pc="http://schemas.microsoft.com/office/infopath/2007/PartnerControls">
   <documentManagement>
     <lcf76f155ced4ddcb4097134ff3c332f xmlns="346bc69e-9362-457f-8135-617ee6cc7bac">
@@ -19006,16 +19037,105 @@
 </p:properties>
 </file>
 
-<file path=customXml/item2.xml><?xml version="1.0" encoding="utf-8"?>
-<?mso-contentType ?>
-<FormTemplates xmlns="http://schemas.microsoft.com/sharepoint/v3/contenttype/forms">
-  <Display>DocumentLibraryForm</Display>
-  <Edit>DocumentLibraryForm</Edit>
-  <New>DocumentLibraryForm</New>
-</FormTemplates>
+<file path=customXml/item3.xml><?xml version="1.0" encoding="utf-8"?>
+<b:Sources xmlns:b="http://schemas.openxmlformats.org/officeDocument/2006/bibliography" xmlns="http://schemas.openxmlformats.org/officeDocument/2006/bibliography" SelectedStyle="\IEEE2006OfficeOnline.xsl" StyleName="IEEE" Version="2006">
+  <b:Source>
+    <b:Tag>For25</b:Tag>
+    <b:SourceType>Book</b:SourceType>
+    <b:Guid>{D6407706-64AD-44C5-A4EE-A0130F49D198}</b:Guid>
+    <b:Title>How to Build Android Applications with Kotlin: A hands-on guide to developing, testing, and publishing production-grade Android 16 apps</b:Title>
+    <b:Year>2025</b:Year>
+    <b:Publisher>Packt Publishing</b:Publisher>
+    <b:Author>
+      <b:Author>
+        <b:NameList>
+          <b:Person>
+            <b:Last>Forrester</b:Last>
+            <b:First>A.</b:First>
+          </b:Person>
+          <b:Person>
+            <b:Last>Boudjnah</b:Last>
+            <b:First>E.</b:First>
+          </b:Person>
+        </b:NameList>
+      </b:Author>
+    </b:Author>
+    <b:RefOrder>1</b:RefOrder>
+  </b:Source>
+  <b:Source>
+    <b:Tag>Aho06</b:Tag>
+    <b:SourceType>Book</b:SourceType>
+    <b:Guid>{A67BE479-9547-4633-AD94-0E92F47A5A64}</b:Guid>
+    <b:Title>Compilers: Principles, techniques, and tools</b:Title>
+    <b:Year>2006</b:Year>
+    <b:Publisher>Pearson Education</b:Publisher>
+    <b:Author>
+      <b:Author>
+        <b:NameList>
+          <b:Person>
+            <b:Last>Aho</b:Last>
+            <b:First>A. V.</b:First>
+          </b:Person>
+          <b:Person>
+            <b:Last>Lam</b:Last>
+            <b:First>M. S.</b:First>
+          </b:Person>
+          <b:Person>
+            <b:Last>Sethi</b:Last>
+            <b:First>R.</b:First>
+          </b:Person>
+          <b:Person>
+            <b:Last>Ullman</b:Last>
+            <b:First>J.D.</b:First>
+          </b:Person>
+        </b:NameList>
+      </b:Author>
+    </b:Author>
+    <b:Edition>2nd ed.</b:Edition>
+    <b:RefOrder>2</b:RefOrder>
+  </b:Source>
+  <b:Source>
+    <b:Tag>Goo26</b:Tag>
+    <b:SourceType>DocumentFromInternetSite</b:SourceType>
+    <b:Guid>{CB463188-BCFD-4474-83A4-F557E4C9EE05}</b:Guid>
+    <b:Title>Recognize text in images with ML Kit on Android</b:Title>
+    <b:Year>2026</b:Year>
+    <b:Author>
+      <b:Author>
+        <b:Corporate>Google for Developers</b:Corporate>
+      </b:Author>
+    </b:Author>
+    <b:InternetSiteTitle>Google for Developers</b:InternetSiteTitle>
+    <b:Month>travanj</b:Month>
+    <b:Day>20</b:Day>
+    <b:URL>https://developers.google.com/ml-kit/vision/text-recognition/v2</b:URL>
+    <b:RefOrder>4</b:RefOrder>
+  </b:Source>
+  <b:Source>
+    <b:Tag>Gru24</b:Tag>
+    <b:SourceType>Report</b:SourceType>
+    <b:Guid>{F9673649-4FD3-438F-88A2-A18D972BA673}</b:Guid>
+    <b:Title>Mobilna aplikacija za pretvorbu slike s tekstom u tekst primjenom tehnologije optičkog prepoznavanja znakova</b:Title>
+    <b:Year>2024</b:Year>
+    <b:URL>https://urn.nsk.hr/urn:nbn:hr:168:587919</b:URL>
+    <b:Institution>Fakultet elektrotehnike i računarstva, Sveučilište u Zagrebu</b:Institution>
+    <b:ThesisType>Završni rad</b:ThesisType>
+    <b:Author>
+      <b:Author>
+        <b:NameList>
+          <b:Person>
+            <b:Last>Grudić</b:Last>
+            <b:First>T.</b:First>
+          </b:Person>
+        </b:NameList>
+      </b:Author>
+    </b:Author>
+    <b:RefOrder>3</b:RefOrder>
+  </b:Source>
+</b:Sources>
 </file>
 
-<file path=customXml/item3.xml><?xml version="1.0" encoding="utf-8"?>
+<file path=customXml/item4.xml><?xml version="1.0" encoding="utf-8"?>
 <ct:contentTypeSchema xmlns:ct="http://schemas.microsoft.com/office/2006/metadata/contentType" xmlns:ma="http://schemas.microsoft.com/office/2006/metadata/properties/metaAttributes" ct:_="" ma:_="" ma:contentTypeName="Dokument" ma:contentTypeID="0x010100CE8A6C523F15BE45BBB2628A8D195F23" ma:contentTypeVersion="13" ma:contentTypeDescription="Stvaranje novog dokumenta." ma:contentTypeScope="" ma:versionID="6a86de1faa86fa16ad729fe3930c3d49">
   <xsd:schema xmlns:xsd="http://www.w3.org/2001/XMLSchema" xmlns:xs="http://www.w3.org/2001/XMLSchema" xmlns:p="http://schemas.microsoft.com/office/2006/metadata/properties" xmlns:ns2="346bc69e-9362-457f-8135-617ee6cc7bac" xmlns:ns3="05f9ff4f-fb41-4731-8e66-a25ebb0ec23b" targetNamespace="http://schemas.microsoft.com/office/2006/metadata/properties" ma:root="true" ma:fieldsID="8f7b465b8d64df515966ccfc620eb42a" ns2:_="" ns3:_="">
     <xsd:import namespace="346bc69e-9362-457f-8135-617ee6cc7bac"/>
@@ -19222,105 +19342,15 @@
 </ct:contentTypeSchema>
 </file>
 
-<file path=customXml/item4.xml><?xml version="1.0" encoding="utf-8"?>
-<b:Sources xmlns:b="http://schemas.openxmlformats.org/officeDocument/2006/bibliography" xmlns="http://schemas.openxmlformats.org/officeDocument/2006/bibliography" SelectedStyle="\IEEE2006OfficeOnline.xsl" StyleName="IEEE" Version="2006">
-  <b:Source>
-    <b:Tag>For25</b:Tag>
-    <b:SourceType>Book</b:SourceType>
-    <b:Guid>{D6407706-64AD-44C5-A4EE-A0130F49D198}</b:Guid>
-    <b:Title>How to Build Android Applications with Kotlin: A hands-on guide to developing, testing, and publishing production-grade Android 16 apps</b:Title>
-    <b:Year>2025</b:Year>
-    <b:Publisher>Packt Publishing</b:Publisher>
-    <b:Author>
-      <b:Author>
-        <b:NameList>
-          <b:Person>
-            <b:Last>Forrester</b:Last>
-            <b:First>A.</b:First>
-          </b:Person>
-          <b:Person>
-            <b:Last>Boudjnah</b:Last>
-            <b:First>E.</b:First>
-          </b:Person>
-        </b:NameList>
-      </b:Author>
-    </b:Author>
-    <b:RefOrder>1</b:RefOrder>
-  </b:Source>
-  <b:Source>
-    <b:Tag>Aho06</b:Tag>
-    <b:SourceType>Book</b:SourceType>
-    <b:Guid>{A67BE479-9547-4633-AD94-0E92F47A5A64}</b:Guid>
-    <b:Title>Compilers: Principles, techniques, and tools</b:Title>
-    <b:Year>2006</b:Year>
-    <b:Publisher>Pearson Education</b:Publisher>
-    <b:Author>
-      <b:Author>
-        <b:NameList>
-          <b:Person>
-            <b:Last>Aho</b:Last>
-            <b:First>A. V.</b:First>
-          </b:Person>
-          <b:Person>
-            <b:Last>Lam</b:Last>
-            <b:First>M. S.</b:First>
-          </b:Person>
-          <b:Person>
-            <b:Last>Sethi</b:Last>
-            <b:First>R.</b:First>
-          </b:Person>
-          <b:Person>
-            <b:Last>Ullman</b:Last>
-            <b:First>J.D.</b:First>
-          </b:Person>
-        </b:NameList>
-      </b:Author>
-    </b:Author>
-    <b:Edition>2nd ed.</b:Edition>
-    <b:RefOrder>2</b:RefOrder>
-  </b:Source>
-  <b:Source>
-    <b:Tag>Goo26</b:Tag>
-    <b:SourceType>DocumentFromInternetSite</b:SourceType>
-    <b:Guid>{CB463188-BCFD-4474-83A4-F557E4C9EE05}</b:Guid>
-    <b:Title>Recognize text in images with ML Kit on Android</b:Title>
-    <b:Year>2026</b:Year>
-    <b:Author>
-      <b:Author>
-        <b:Corporate>Google for Developers</b:Corporate>
-      </b:Author>
-    </b:Author>
-    <b:InternetSiteTitle>Google for Developers</b:InternetSiteTitle>
-    <b:Month>travanj</b:Month>
-    <b:Day>20</b:Day>
-    <b:URL>https://developers.google.com/ml-kit/vision/text-recognition/v2</b:URL>
-    <b:RefOrder>4</b:RefOrder>
-  </b:Source>
-  <b:Source>
-    <b:Tag>Gru24</b:Tag>
-    <b:SourceType>Report</b:SourceType>
-    <b:Guid>{F9673649-4FD3-438F-88A2-A18D972BA673}</b:Guid>
-    <b:Title>Mobilna aplikacija za pretvorbu slike s tekstom u tekst primjenom tehnologije optičkog prepoznavanja znakova</b:Title>
-    <b:Year>2024</b:Year>
-    <b:URL>https://urn.nsk.hr/urn:nbn:hr:168:587919</b:URL>
-    <b:Institution>Fakultet elektrotehnike i računarstva, Sveučilište u Zagrebu</b:Institution>
-    <b:ThesisType>Završni rad</b:ThesisType>
-    <b:Author>
-      <b:Author>
-        <b:NameList>
-          <b:Person>
-            <b:Last>Grudić</b:Last>
-            <b:First>T.</b:First>
-          </b:Person>
-        </b:NameList>
-      </b:Author>
-    </b:Author>
-    <b:RefOrder>3</b:RefOrder>
-  </b:Source>
-</b:Sources>
+<file path=customXml/itemProps1.xml><?xml version="1.0" encoding="utf-8"?>
+<ds:datastoreItem xmlns:ds="http://schemas.openxmlformats.org/officeDocument/2006/customXml" ds:itemID="{4B895F2A-9BBA-40EB-8B52-6127588571FA}">
+  <ds:schemaRefs>
+    <ds:schemaRef ds:uri="http://schemas.microsoft.com/sharepoint/v3/contenttype/forms"/>
+  </ds:schemaRefs>
+</ds:datastoreItem>
 </file>
 
-<file path=customXml/itemProps1.xml><?xml version="1.0" encoding="utf-8"?>
+<file path=customXml/itemProps2.xml><?xml version="1.0" encoding="utf-8"?>
 <ds:datastoreItem xmlns:ds="http://schemas.openxmlformats.org/officeDocument/2006/customXml" ds:itemID="{5D60AB73-315D-41F5-B86C-A733B1DE9D36}">
   <ds:schemaRefs>
     <ds:schemaRef ds:uri="http://schemas.microsoft.com/office/2006/metadata/properties"/>
@@ -19331,15 +19361,15 @@
 </ds:datastoreItem>
 </file>
 
-<file path=customXml/itemProps2.xml><?xml version="1.0" encoding="utf-8"?>
-<ds:datastoreItem xmlns:ds="http://schemas.openxmlformats.org/officeDocument/2006/customXml" ds:itemID="{4B895F2A-9BBA-40EB-8B52-6127588571FA}">
+<file path=customXml/itemProps3.xml><?xml version="1.0" encoding="utf-8"?>
+<ds:datastoreItem xmlns:ds="http://schemas.openxmlformats.org/officeDocument/2006/customXml" ds:itemID="{E6746475-B202-49DA-9CB3-3E7BA13B2120}">
   <ds:schemaRefs>
-    <ds:schemaRef ds:uri="http://schemas.microsoft.com/sharepoint/v3/contenttype/forms"/>
+    <ds:schemaRef ds:uri="http://schemas.openxmlformats.org/officeDocument/2006/bibliography"/>
   </ds:schemaRefs>
 </ds:datastoreItem>
 </file>
 
-<file path=customXml/itemProps3.xml><?xml version="1.0" encoding="utf-8"?>
+<file path=customXml/itemProps4.xml><?xml version="1.0" encoding="utf-8"?>
 <ds:datastoreItem xmlns:ds="http://schemas.openxmlformats.org/officeDocument/2006/customXml" ds:itemID="{F1F35A86-14E7-45B7-8C97-55729988BED5}">
   <ds:schemaRefs>
     <ds:schemaRef ds:uri="http://schemas.microsoft.com/office/2006/metadata/contentType"/>
@@ -19356,12 +19386,4 @@
     <ds:schemaRef ds:uri="http://schemas.microsoft.com/internal/obd"/>
   </ds:schemaRefs>
 </ds:datastoreItem>
-</file>
-
-<file path=customXml/itemProps4.xml><?xml version="1.0" encoding="utf-8"?>
-<ds:datastoreItem xmlns:ds="http://schemas.openxmlformats.org/officeDocument/2006/customXml" ds:itemID="{E6746475-B202-49DA-9CB3-3E7BA13B2120}">
-  <ds:schemaRefs>
-    <ds:schemaRef ds:uri="http://schemas.openxmlformats.org/officeDocument/2006/bibliography"/>
-  </ds:schemaRefs>
-</ds:datastoreItem>
 </file>
--- a/Doc/Završni_rad_FilipFolnegović.docx
+++ b/Doc/Završni_rad_FilipFolnegović.docx
@@ -288,7 +288,7 @@
           <w:numId w:val="0"/>
         </w:numPr>
       </w:pPr>
-      <w:bookmarkStart w:id="0" w:name="_Toc242946841"/>
+      <w:bookmarkStart w:id="0" w:name="_Toc243326511"/>
       <w:r>
         <w:lastRenderedPageBreak/>
         <w:t>Abstract</w:t>
@@ -351,7 +351,7 @@
         </w:rPr>
       </w:pPr>
       <w:bookmarkStart w:id="1" w:name="_Toc161651753"/>
-      <w:bookmarkStart w:id="2" w:name="_Toc242946842"/>
+      <w:bookmarkStart w:id="2" w:name="_Toc243326512"/>
       <w:r>
         <w:lastRenderedPageBreak/>
         <w:t>Sadržaj</w:t>
@@ -379,7 +379,7 @@
       <w:r>
         <w:fldChar w:fldCharType="separate"/>
       </w:r>
-      <w:hyperlink w:anchor="_Toc242946841" w:history="1">
+      <w:hyperlink w:anchor="_Toc243326511" w:history="1">
         <w:r>
           <w:rPr>
             <w:rStyle w:val="Hyperlink"/>
@@ -407,7 +407,7 @@
           <w14:ligatures w14:val="standardContextual"/>
         </w:rPr>
       </w:pPr>
-      <w:hyperlink w:anchor="_Toc242946842" w:history="1">
+      <w:hyperlink w:anchor="_Toc243326512" w:history="1">
         <w:r>
           <w:rPr>
             <w:rStyle w:val="Hyperlink"/>
@@ -435,7 +435,7 @@
           <w14:ligatures w14:val="standardContextual"/>
         </w:rPr>
       </w:pPr>
-      <w:hyperlink w:anchor="_Toc242946843" w:history="1">
+      <w:hyperlink w:anchor="_Toc243326513" w:history="1">
         <w:r>
           <w:rPr>
             <w:rStyle w:val="Hyperlink"/>
@@ -479,7 +479,7 @@
             <w:noProof/>
             <w:webHidden/>
           </w:rPr>
-          <w:instrText xml:space="preserve"> PAGEREF _Toc242946843 \h </w:instrText>
+          <w:instrText xml:space="preserve"> PAGEREF _Toc243326513 \h </w:instrText>
         </w:r>
         <w:r>
           <w:rPr>
@@ -521,7 +521,7 @@
           <w14:ligatures w14:val="standardContextual"/>
         </w:rPr>
       </w:pPr>
-      <w:hyperlink w:anchor="_Toc242946844" w:history="1">
+      <w:hyperlink w:anchor="_Toc243326514" w:history="1">
         <w:r>
           <w:rPr>
             <w:rStyle w:val="Hyperlink"/>
@@ -565,7 +565,7 @@
             <w:noProof/>
             <w:webHidden/>
           </w:rPr>
-          <w:instrText xml:space="preserve"> PAGEREF _Toc242946844 \h </w:instrText>
+          <w:instrText xml:space="preserve"> PAGEREF _Toc243326514 \h </w:instrText>
         </w:r>
         <w:r>
           <w:rPr>
@@ -611,7 +611,7 @@
           <w14:ligatures w14:val="standardContextual"/>
         </w:rPr>
       </w:pPr>
-      <w:hyperlink w:anchor="_Toc242946845" w:history="1">
+      <w:hyperlink w:anchor="_Toc243326515" w:history="1">
         <w:r>
           <w:rPr>
             <w:rStyle w:val="Hyperlink"/>
@@ -655,7 +655,7 @@
             <w:noProof/>
             <w:webHidden/>
           </w:rPr>
-          <w:instrText xml:space="preserve"> PAGEREF _Toc242946845 \h </w:instrText>
+          <w:instrText xml:space="preserve"> PAGEREF _Toc243326515 \h </w:instrText>
         </w:r>
         <w:r>
           <w:rPr>
@@ -701,7 +701,7 @@
           <w14:ligatures w14:val="standardContextual"/>
         </w:rPr>
       </w:pPr>
-      <w:hyperlink w:anchor="_Toc242946846" w:history="1">
+      <w:hyperlink w:anchor="_Toc243326516" w:history="1">
         <w:r>
           <w:rPr>
             <w:rStyle w:val="Hyperlink"/>
@@ -745,7 +745,7 @@
             <w:noProof/>
             <w:webHidden/>
           </w:rPr>
-          <w:instrText xml:space="preserve"> PAGEREF _Toc242946846 \h </w:instrText>
+          <w:instrText xml:space="preserve"> PAGEREF _Toc243326516 \h </w:instrText>
         </w:r>
         <w:r>
           <w:rPr>
@@ -787,7 +787,7 @@
           <w14:ligatures w14:val="standardContextual"/>
         </w:rPr>
       </w:pPr>
-      <w:hyperlink w:anchor="_Toc242946847" w:history="1">
+      <w:hyperlink w:anchor="_Toc243326517" w:history="1">
         <w:r>
           <w:rPr>
             <w:rStyle w:val="Hyperlink"/>
@@ -831,7 +831,7 @@
             <w:noProof/>
             <w:webHidden/>
           </w:rPr>
-          <w:instrText xml:space="preserve"> PAGEREF _Toc242946847 \h </w:instrText>
+          <w:instrText xml:space="preserve"> PAGEREF _Toc243326517 \h </w:instrText>
         </w:r>
         <w:r>
           <w:rPr>
@@ -877,7 +877,7 @@
           <w14:ligatures w14:val="standardContextual"/>
         </w:rPr>
       </w:pPr>
-      <w:hyperlink w:anchor="_Toc242946848" w:history="1">
+      <w:hyperlink w:anchor="_Toc243326518" w:history="1">
         <w:r>
           <w:rPr>
             <w:rStyle w:val="Hyperlink"/>
@@ -921,7 +921,7 @@
             <w:noProof/>
             <w:webHidden/>
           </w:rPr>
-          <w:instrText xml:space="preserve"> PAGEREF _Toc242946848 \h </w:instrText>
+          <w:instrText xml:space="preserve"> PAGEREF _Toc243326518 \h </w:instrText>
         </w:r>
         <w:r>
           <w:rPr>
@@ -967,7 +967,7 @@
           <w14:ligatures w14:val="standardContextual"/>
         </w:rPr>
       </w:pPr>
-      <w:hyperlink w:anchor="_Toc242946849" w:history="1">
+      <w:hyperlink w:anchor="_Toc243326519" w:history="1">
         <w:r>
           <w:rPr>
             <w:rStyle w:val="Hyperlink"/>
@@ -1011,7 +1011,7 @@
             <w:noProof/>
             <w:webHidden/>
           </w:rPr>
-          <w:instrText xml:space="preserve"> PAGEREF _Toc242946849 \h </w:instrText>
+          <w:instrText xml:space="preserve"> PAGEREF _Toc243326519 \h </w:instrText>
         </w:r>
         <w:r>
           <w:rPr>
@@ -1057,7 +1057,7 @@
           <w14:ligatures w14:val="standardContextual"/>
         </w:rPr>
       </w:pPr>
-      <w:hyperlink w:anchor="_Toc242946850" w:history="1">
+      <w:hyperlink w:anchor="_Toc243326520" w:history="1">
         <w:r>
           <w:rPr>
             <w:rStyle w:val="Hyperlink"/>
@@ -1101,7 +1101,7 @@
             <w:noProof/>
             <w:webHidden/>
           </w:rPr>
-          <w:instrText xml:space="preserve"> PAGEREF _Toc242946850 \h </w:instrText>
+          <w:instrText xml:space="preserve"> PAGEREF _Toc243326520 \h </w:instrText>
         </w:r>
         <w:r>
           <w:rPr>
@@ -1147,7 +1147,7 @@
           <w14:ligatures w14:val="standardContextual"/>
         </w:rPr>
       </w:pPr>
-      <w:hyperlink w:anchor="_Toc242946851" w:history="1">
+      <w:hyperlink w:anchor="_Toc243326521" w:history="1">
         <w:r>
           <w:rPr>
             <w:rStyle w:val="Hyperlink"/>
@@ -1191,7 +1191,7 @@
             <w:noProof/>
             <w:webHidden/>
           </w:rPr>
-          <w:instrText xml:space="preserve"> PAGEREF _Toc242946851 \h </w:instrText>
+          <w:instrText xml:space="preserve"> PAGEREF _Toc243326521 \h </w:instrText>
         </w:r>
         <w:r>
           <w:rPr>
@@ -1233,7 +1233,7 @@
           <w14:ligatures w14:val="standardContextual"/>
         </w:rPr>
       </w:pPr>
-      <w:hyperlink w:anchor="_Toc242946852" w:history="1">
+      <w:hyperlink w:anchor="_Toc243326522" w:history="1">
         <w:r>
           <w:rPr>
             <w:rStyle w:val="Hyperlink"/>
@@ -1277,7 +1277,7 @@
             <w:noProof/>
             <w:webHidden/>
           </w:rPr>
-          <w:instrText xml:space="preserve"> PAGEREF _Toc242946852 \h </w:instrText>
+          <w:instrText xml:space="preserve"> PAGEREF _Toc243326522 \h </w:instrText>
         </w:r>
         <w:r>
           <w:rPr>
@@ -1323,7 +1323,7 @@
           <w14:ligatures w14:val="standardContextual"/>
         </w:rPr>
       </w:pPr>
-      <w:hyperlink w:anchor="_Toc242946853" w:history="1">
+      <w:hyperlink w:anchor="_Toc243326523" w:history="1">
         <w:r>
           <w:rPr>
             <w:rStyle w:val="Hyperlink"/>
@@ -1367,7 +1367,7 @@
             <w:noProof/>
             <w:webHidden/>
           </w:rPr>
-          <w:instrText xml:space="preserve"> PAGEREF _Toc242946853 \h </w:instrText>
+          <w:instrText xml:space="preserve"> PAGEREF _Toc243326523 \h </w:instrText>
         </w:r>
         <w:r>
           <w:rPr>
@@ -1413,7 +1413,7 @@
           <w14:ligatures w14:val="standardContextual"/>
         </w:rPr>
       </w:pPr>
-      <w:hyperlink w:anchor="_Toc242946854" w:history="1">
+      <w:hyperlink w:anchor="_Toc243326524" w:history="1">
         <w:r>
           <w:rPr>
             <w:rStyle w:val="Hyperlink"/>
@@ -1457,7 +1457,7 @@
             <w:noProof/>
             <w:webHidden/>
           </w:rPr>
-          <w:instrText xml:space="preserve"> PAGEREF _Toc242946854 \h </w:instrText>
+          <w:instrText xml:space="preserve"> PAGEREF _Toc243326524 \h </w:instrText>
         </w:r>
         <w:r>
           <w:rPr>
@@ -1503,7 +1503,7 @@
           <w14:ligatures w14:val="standardContextual"/>
         </w:rPr>
       </w:pPr>
-      <w:hyperlink w:anchor="_Toc242946855" w:history="1">
+      <w:hyperlink w:anchor="_Toc243326525" w:history="1">
         <w:r>
           <w:rPr>
             <w:rStyle w:val="Hyperlink"/>
@@ -1547,7 +1547,7 @@
             <w:noProof/>
             <w:webHidden/>
           </w:rPr>
-          <w:instrText xml:space="preserve"> PAGEREF _Toc242946855 \h </w:instrText>
+          <w:instrText xml:space="preserve"> PAGEREF _Toc243326525 \h </w:instrText>
         </w:r>
         <w:r>
           <w:rPr>
@@ -1589,7 +1589,7 @@
           <w14:ligatures w14:val="standardContextual"/>
         </w:rPr>
       </w:pPr>
-      <w:hyperlink w:anchor="_Toc242946856" w:history="1">
+      <w:hyperlink w:anchor="_Toc243326526" w:history="1">
         <w:r>
           <w:rPr>
             <w:rStyle w:val="Hyperlink"/>
@@ -1633,7 +1633,7 @@
             <w:noProof/>
             <w:webHidden/>
           </w:rPr>
-          <w:instrText xml:space="preserve"> PAGEREF _Toc242946856 \h </w:instrText>
+          <w:instrText xml:space="preserve"> PAGEREF _Toc243326526 \h </w:instrText>
         </w:r>
         <w:r>
           <w:rPr>
@@ -1679,7 +1679,7 @@
           <w14:ligatures w14:val="standardContextual"/>
         </w:rPr>
       </w:pPr>
-      <w:hyperlink w:anchor="_Toc242946857" w:history="1">
+      <w:hyperlink w:anchor="_Toc243326527" w:history="1">
         <w:r>
           <w:rPr>
             <w:rStyle w:val="Hyperlink"/>
@@ -1723,7 +1723,7 @@
             <w:noProof/>
             <w:webHidden/>
           </w:rPr>
-          <w:instrText xml:space="preserve"> PAGEREF _Toc242946857 \h </w:instrText>
+          <w:instrText xml:space="preserve"> PAGEREF _Toc243326527 \h </w:instrText>
         </w:r>
         <w:r>
           <w:rPr>
@@ -1769,7 +1769,7 @@
           <w14:ligatures w14:val="standardContextual"/>
         </w:rPr>
       </w:pPr>
-      <w:hyperlink w:anchor="_Toc242946858" w:history="1">
+      <w:hyperlink w:anchor="_Toc243326528" w:history="1">
         <w:r>
           <w:rPr>
             <w:rStyle w:val="Hyperlink"/>
@@ -1813,7 +1813,7 @@
             <w:noProof/>
             <w:webHidden/>
           </w:rPr>
-          <w:instrText xml:space="preserve"> PAGEREF _Toc242946858 \h </w:instrText>
+          <w:instrText xml:space="preserve"> PAGEREF _Toc243326528 \h </w:instrText>
         </w:r>
         <w:r>
           <w:rPr>
@@ -1859,7 +1859,7 @@
           <w14:ligatures w14:val="standardContextual"/>
         </w:rPr>
       </w:pPr>
-      <w:hyperlink w:anchor="_Toc242946859" w:history="1">
+      <w:hyperlink w:anchor="_Toc243326529" w:history="1">
         <w:r>
           <w:rPr>
             <w:rStyle w:val="Hyperlink"/>
@@ -1903,7 +1903,7 @@
             <w:noProof/>
             <w:webHidden/>
           </w:rPr>
-          <w:instrText xml:space="preserve"> PAGEREF _Toc242946859 \h </w:instrText>
+          <w:instrText xml:space="preserve"> PAGEREF _Toc243326529 \h </w:instrText>
         </w:r>
         <w:r>
           <w:rPr>
@@ -1949,7 +1949,7 @@
           <w14:ligatures w14:val="standardContextual"/>
         </w:rPr>
       </w:pPr>
-      <w:hyperlink w:anchor="_Toc242946860" w:history="1">
+      <w:hyperlink w:anchor="_Toc243326530" w:history="1">
         <w:r>
           <w:rPr>
             <w:rStyle w:val="Hyperlink"/>
@@ -1993,7 +1993,7 @@
             <w:noProof/>
             <w:webHidden/>
           </w:rPr>
-          <w:instrText xml:space="preserve"> PAGEREF _Toc242946860 \h </w:instrText>
+          <w:instrText xml:space="preserve"> PAGEREF _Toc243326530 \h </w:instrText>
         </w:r>
         <w:r>
           <w:rPr>
@@ -2039,7 +2039,7 @@
           <w14:ligatures w14:val="standardContextual"/>
         </w:rPr>
       </w:pPr>
-      <w:hyperlink w:anchor="_Toc242946861" w:history="1">
+      <w:hyperlink w:anchor="_Toc243326531" w:history="1">
         <w:r>
           <w:rPr>
             <w:rStyle w:val="Hyperlink"/>
@@ -2083,7 +2083,7 @@
             <w:noProof/>
             <w:webHidden/>
           </w:rPr>
-          <w:instrText xml:space="preserve"> PAGEREF _Toc242946861 \h </w:instrText>
+          <w:instrText xml:space="preserve"> PAGEREF _Toc243326531 \h </w:instrText>
         </w:r>
         <w:r>
           <w:rPr>
@@ -2103,7 +2103,7 @@
             <w:noProof/>
             <w:webHidden/>
           </w:rPr>
-          <w:t>28</w:t>
+          <w:t>29</w:t>
         </w:r>
         <w:r>
           <w:rPr>
@@ -2129,7 +2129,7 @@
           <w14:ligatures w14:val="standardContextual"/>
         </w:rPr>
       </w:pPr>
-      <w:hyperlink w:anchor="_Toc242946862" w:history="1">
+      <w:hyperlink w:anchor="_Toc243326532" w:history="1">
         <w:r>
           <w:rPr>
             <w:rStyle w:val="Hyperlink"/>
@@ -2173,7 +2173,7 @@
             <w:noProof/>
             <w:webHidden/>
           </w:rPr>
-          <w:instrText xml:space="preserve"> PAGEREF _Toc242946862 \h </w:instrText>
+          <w:instrText xml:space="preserve"> PAGEREF _Toc243326532 \h </w:instrText>
         </w:r>
         <w:r>
           <w:rPr>
@@ -2219,7 +2219,7 @@
           <w14:ligatures w14:val="standardContextual"/>
         </w:rPr>
       </w:pPr>
-      <w:hyperlink w:anchor="_Toc242946863" w:history="1">
+      <w:hyperlink w:anchor="_Toc243326533" w:history="1">
         <w:r>
           <w:rPr>
             <w:rStyle w:val="Hyperlink"/>
@@ -2263,7 +2263,7 @@
             <w:noProof/>
             <w:webHidden/>
           </w:rPr>
-          <w:instrText xml:space="preserve"> PAGEREF _Toc242946863 \h </w:instrText>
+          <w:instrText xml:space="preserve"> PAGEREF _Toc243326533 \h </w:instrText>
         </w:r>
         <w:r>
           <w:rPr>
@@ -2309,7 +2309,7 @@
           <w14:ligatures w14:val="standardContextual"/>
         </w:rPr>
       </w:pPr>
-      <w:hyperlink w:anchor="_Toc242946864" w:history="1">
+      <w:hyperlink w:anchor="_Toc243326534" w:history="1">
         <w:r>
           <w:rPr>
             <w:rStyle w:val="Hyperlink"/>
@@ -2353,7 +2353,7 @@
             <w:noProof/>
             <w:webHidden/>
           </w:rPr>
-          <w:instrText xml:space="preserve"> PAGEREF _Toc242946864 \h </w:instrText>
+          <w:instrText xml:space="preserve"> PAGEREF _Toc243326534 \h </w:instrText>
         </w:r>
         <w:r>
           <w:rPr>
@@ -2395,7 +2395,7 @@
           <w14:ligatures w14:val="standardContextual"/>
         </w:rPr>
       </w:pPr>
-      <w:hyperlink w:anchor="_Toc242946865" w:history="1">
+      <w:hyperlink w:anchor="_Toc243326535" w:history="1">
         <w:r>
           <w:rPr>
             <w:rStyle w:val="Hyperlink"/>
@@ -2439,7 +2439,7 @@
             <w:noProof/>
             <w:webHidden/>
           </w:rPr>
-          <w:instrText xml:space="preserve"> PAGEREF _Toc242946865 \h </w:instrText>
+          <w:instrText xml:space="preserve"> PAGEREF _Toc243326535 \h </w:instrText>
         </w:r>
         <w:r>
           <w:rPr>
@@ -2485,7 +2485,7 @@
           <w14:ligatures w14:val="standardContextual"/>
         </w:rPr>
       </w:pPr>
-      <w:hyperlink w:anchor="_Toc242946866" w:history="1">
+      <w:hyperlink w:anchor="_Toc243326536" w:history="1">
         <w:r>
           <w:rPr>
             <w:rStyle w:val="Hyperlink"/>
@@ -2529,7 +2529,7 @@
             <w:noProof/>
             <w:webHidden/>
           </w:rPr>
-          <w:instrText xml:space="preserve"> PAGEREF _Toc242946866 \h </w:instrText>
+          <w:instrText xml:space="preserve"> PAGEREF _Toc243326536 \h </w:instrText>
         </w:r>
         <w:r>
           <w:rPr>
@@ -2575,7 +2575,7 @@
           <w14:ligatures w14:val="standardContextual"/>
         </w:rPr>
       </w:pPr>
-      <w:hyperlink w:anchor="_Toc242946867" w:history="1">
+      <w:hyperlink w:anchor="_Toc243326537" w:history="1">
         <w:r>
           <w:rPr>
             <w:rStyle w:val="Hyperlink"/>
@@ -2619,7 +2619,7 @@
             <w:noProof/>
             <w:webHidden/>
           </w:rPr>
-          <w:instrText xml:space="preserve"> PAGEREF _Toc242946867 \h </w:instrText>
+          <w:instrText xml:space="preserve"> PAGEREF _Toc243326537 \h </w:instrText>
         </w:r>
         <w:r>
           <w:rPr>
@@ -2665,7 +2665,7 @@
           <w14:ligatures w14:val="standardContextual"/>
         </w:rPr>
       </w:pPr>
-      <w:hyperlink w:anchor="_Toc242946868" w:history="1">
+      <w:hyperlink w:anchor="_Toc243326538" w:history="1">
         <w:r>
           <w:rPr>
             <w:rStyle w:val="Hyperlink"/>
@@ -2709,7 +2709,7 @@
             <w:noProof/>
             <w:webHidden/>
           </w:rPr>
-          <w:instrText xml:space="preserve"> PAGEREF _Toc242946868 \h </w:instrText>
+          <w:instrText xml:space="preserve"> PAGEREF _Toc243326538 \h </w:instrText>
         </w:r>
         <w:r>
           <w:rPr>
@@ -2755,7 +2755,7 @@
           <w14:ligatures w14:val="standardContextual"/>
         </w:rPr>
       </w:pPr>
-      <w:hyperlink w:anchor="_Toc242946869" w:history="1">
+      <w:hyperlink w:anchor="_Toc243326539" w:history="1">
         <w:r>
           <w:rPr>
             <w:rStyle w:val="Hyperlink"/>
@@ -2799,7 +2799,7 @@
             <w:noProof/>
             <w:webHidden/>
           </w:rPr>
-          <w:instrText xml:space="preserve"> PAGEREF _Toc242946869 \h </w:instrText>
+          <w:instrText xml:space="preserve"> PAGEREF _Toc243326539 \h </w:instrText>
         </w:r>
         <w:r>
           <w:rPr>
@@ -2845,7 +2845,7 @@
           <w14:ligatures w14:val="standardContextual"/>
         </w:rPr>
       </w:pPr>
-      <w:hyperlink w:anchor="_Toc242946870" w:history="1">
+      <w:hyperlink w:anchor="_Toc243326540" w:history="1">
         <w:r>
           <w:rPr>
             <w:rStyle w:val="Hyperlink"/>
@@ -2889,7 +2889,7 @@
             <w:noProof/>
             <w:webHidden/>
           </w:rPr>
-          <w:instrText xml:space="preserve"> PAGEREF _Toc242946870 \h </w:instrText>
+          <w:instrText xml:space="preserve"> PAGEREF _Toc243326540 \h </w:instrText>
         </w:r>
         <w:r>
           <w:rPr>
@@ -2935,7 +2935,7 @@
           <w14:ligatures w14:val="standardContextual"/>
         </w:rPr>
       </w:pPr>
-      <w:hyperlink w:anchor="_Toc242946871" w:history="1">
+      <w:hyperlink w:anchor="_Toc243326541" w:history="1">
         <w:r>
           <w:rPr>
             <w:rStyle w:val="Hyperlink"/>
@@ -2979,7 +2979,7 @@
             <w:noProof/>
             <w:webHidden/>
           </w:rPr>
-          <w:instrText xml:space="preserve"> PAGEREF _Toc242946871 \h </w:instrText>
+          <w:instrText xml:space="preserve"> PAGEREF _Toc243326541 \h </w:instrText>
         </w:r>
         <w:r>
           <w:rPr>
@@ -3021,7 +3021,7 @@
           <w14:ligatures w14:val="standardContextual"/>
         </w:rPr>
       </w:pPr>
-      <w:hyperlink w:anchor="_Toc242946872" w:history="1">
+      <w:hyperlink w:anchor="_Toc243326542" w:history="1">
         <w:r>
           <w:rPr>
             <w:rStyle w:val="Hyperlink"/>
@@ -3065,7 +3065,7 @@
             <w:noProof/>
             <w:webHidden/>
           </w:rPr>
-          <w:instrText xml:space="preserve"> PAGEREF _Toc242946872 \h </w:instrText>
+          <w:instrText xml:space="preserve"> PAGEREF _Toc243326542 \h </w:instrText>
         </w:r>
         <w:r>
           <w:rPr>
@@ -3107,7 +3107,7 @@
           <w14:ligatures w14:val="standardContextual"/>
         </w:rPr>
       </w:pPr>
-      <w:hyperlink w:anchor="_Toc242946873" w:history="1">
+      <w:hyperlink w:anchor="_Toc243326543" w:history="1">
         <w:r>
           <w:rPr>
             <w:rStyle w:val="Hyperlink"/>
@@ -3134,7 +3134,7 @@
             <w:noProof/>
             <w:webHidden/>
           </w:rPr>
-          <w:instrText xml:space="preserve"> PAGEREF _Toc242946873 \h </w:instrText>
+          <w:instrText xml:space="preserve"> PAGEREF _Toc243326543 \h </w:instrText>
         </w:r>
         <w:r>
           <w:rPr>
@@ -3176,7 +3176,7 @@
           <w14:ligatures w14:val="standardContextual"/>
         </w:rPr>
       </w:pPr>
-      <w:hyperlink w:anchor="_Toc242946874" w:history="1">
+      <w:hyperlink w:anchor="_Toc243326544" w:history="1">
         <w:r>
           <w:rPr>
             <w:rStyle w:val="Hyperlink"/>
@@ -3203,7 +3203,7 @@
             <w:noProof/>
             <w:webHidden/>
           </w:rPr>
-          <w:instrText xml:space="preserve"> PAGEREF _Toc242946874 \h </w:instrText>
+          <w:instrText xml:space="preserve"> PAGEREF _Toc243326544 \h </w:instrText>
         </w:r>
         <w:r>
           <w:rPr>
@@ -3245,7 +3245,7 @@
           <w14:ligatures w14:val="standardContextual"/>
         </w:rPr>
       </w:pPr>
-      <w:hyperlink w:anchor="_Toc242946875" w:history="1">
+      <w:hyperlink w:anchor="_Toc243326545" w:history="1">
         <w:r>
           <w:rPr>
             <w:rStyle w:val="Hyperlink"/>
@@ -3272,7 +3272,7 @@
             <w:noProof/>
             <w:webHidden/>
           </w:rPr>
-          <w:instrText xml:space="preserve"> PAGEREF _Toc242946875 \h </w:instrText>
+          <w:instrText xml:space="preserve"> PAGEREF _Toc243326545 \h </w:instrText>
         </w:r>
         <w:r>
           <w:rPr>
@@ -3325,7 +3325,7 @@
       <w:pPr>
         <w:pStyle w:val="Heading1"/>
       </w:pPr>
-      <w:bookmarkStart w:id="3" w:name="_Toc242946843"/>
+      <w:bookmarkStart w:id="3" w:name="_Toc243326513"/>
       <w:r>
         <w:lastRenderedPageBreak/>
         <w:t>Uvod</w:t>
@@ -3429,7 +3429,7 @@
       <w:pPr>
         <w:pStyle w:val="Heading1"/>
       </w:pPr>
-      <w:bookmarkStart w:id="5" w:name="_Toc242946844"/>
+      <w:bookmarkStart w:id="5" w:name="_Toc243326514"/>
       <w:bookmarkEnd w:id="4"/>
       <w:r>
         <w:lastRenderedPageBreak/>
@@ -3464,7 +3464,7 @@
       <w:pPr>
         <w:pStyle w:val="Heading2"/>
       </w:pPr>
-      <w:bookmarkStart w:id="6" w:name="_Toc242946845"/>
+      <w:bookmarkStart w:id="6" w:name="_Toc243326515"/>
       <w:r>
         <w:t>Pregled sličnih mobilnih aplikacija na tržištu</w:t>
       </w:r>
@@ -3597,7 +3597,7 @@
       <w:pPr>
         <w:pStyle w:val="Heading2"/>
       </w:pPr>
-      <w:bookmarkStart w:id="7" w:name="_Toc242946846"/>
+      <w:bookmarkStart w:id="7" w:name="_Toc243326516"/>
       <w:r>
         <w:t>Prednosti i nedostaci dostupnih alata</w:t>
       </w:r>
@@ -3696,7 +3696,7 @@
       <w:pPr>
         <w:pStyle w:val="Heading1"/>
       </w:pPr>
-      <w:bookmarkStart w:id="8" w:name="_Toc242946847"/>
+      <w:bookmarkStart w:id="8" w:name="_Toc243326517"/>
       <w:r>
         <w:lastRenderedPageBreak/>
         <w:t>Arhitektura sustava i korištene tehnologije</w:t>
@@ -3718,7 +3718,7 @@
       <w:pPr>
         <w:pStyle w:val="Heading2"/>
       </w:pPr>
-      <w:bookmarkStart w:id="9" w:name="_Toc242946848"/>
+      <w:bookmarkStart w:id="9" w:name="_Toc243326518"/>
       <w:r>
         <w:t>Android platforma i programski jezik Kotlin</w:t>
       </w:r>
@@ -3882,7 +3882,7 @@
       <w:pPr>
         <w:pStyle w:val="Heading2"/>
       </w:pPr>
-      <w:bookmarkStart w:id="10" w:name="_Toc242946849"/>
+      <w:bookmarkStart w:id="10" w:name="_Toc243326519"/>
       <w:r>
         <w:t>Arhitektura aplikacije</w:t>
       </w:r>
@@ -4015,7 +4015,7 @@
                             <w:pPr>
                               <w:pStyle w:val="Caption"/>
                             </w:pPr>
-                            <w:bookmarkStart w:id="11" w:name="_Toc242946876"/>
+                            <w:bookmarkStart w:id="11" w:name="_Toc243326546"/>
                             <w:r>
                               <w:t xml:space="preserve">Slika </w:t>
                             </w:r>
@@ -4073,7 +4073,7 @@
                       <w:pPr>
                         <w:pStyle w:val="Caption"/>
                       </w:pPr>
-                      <w:bookmarkStart w:id="12" w:name="_Toc242946876"/>
+                      <w:bookmarkStart w:id="12" w:name="_Toc243326546"/>
                       <w:r>
                         <w:t xml:space="preserve">Slika </w:t>
                       </w:r>
@@ -4214,7 +4214,7 @@
       <w:pPr>
         <w:pStyle w:val="Heading2"/>
       </w:pPr>
-      <w:bookmarkStart w:id="13" w:name="_Toc242946850"/>
+      <w:bookmarkStart w:id="13" w:name="_Toc243326520"/>
       <w:r>
         <w:t>Sustav za lokalnu pohranu podataka</w:t>
       </w:r>
@@ -4269,7 +4269,7 @@
                                 <w:noProof/>
                               </w:rPr>
                             </w:pPr>
-                            <w:bookmarkStart w:id="14" w:name="_Toc242946877"/>
+                            <w:bookmarkStart w:id="14" w:name="_Toc243326547"/>
                             <w:r>
                               <w:t xml:space="preserve">Slika </w:t>
                             </w:r>
@@ -4326,7 +4326,7 @@
                           <w:noProof/>
                         </w:rPr>
                       </w:pPr>
-                      <w:bookmarkStart w:id="15" w:name="_Toc242946877"/>
+                      <w:bookmarkStart w:id="15" w:name="_Toc243326547"/>
                       <w:r>
                         <w:t xml:space="preserve">Slika </w:t>
                       </w:r>
@@ -4550,7 +4550,7 @@
       <w:pPr>
         <w:pStyle w:val="Heading2"/>
       </w:pPr>
-      <w:bookmarkStart w:id="16" w:name="_Toc242946851"/>
+      <w:bookmarkStart w:id="16" w:name="_Toc243326521"/>
       <w:r>
         <w:lastRenderedPageBreak/>
         <w:t>Postojeći alati i biblioteke za optičko prepoznavanje znakova (OCR)</w:t>
@@ -4657,7 +4657,7 @@
       <w:pPr>
         <w:pStyle w:val="Heading1"/>
       </w:pPr>
-      <w:bookmarkStart w:id="17" w:name="_Toc242946852"/>
+      <w:bookmarkStart w:id="17" w:name="_Toc243326522"/>
       <w:r>
         <w:lastRenderedPageBreak/>
         <w:t>Dizajn i funkcionalna specifikacija</w:t>
@@ -4679,7 +4679,7 @@
       <w:pPr>
         <w:pStyle w:val="Heading2"/>
       </w:pPr>
-      <w:bookmarkStart w:id="18" w:name="_Toc242946853"/>
+      <w:bookmarkStart w:id="18" w:name="_Toc243326523"/>
       <w:r>
         <w:t>Korisnički zahtjevi i slučajevi korištenja (Use Cases)</w:t>
       </w:r>
@@ -4735,7 +4735,7 @@
       <w:pPr>
         <w:pStyle w:val="Heading2"/>
       </w:pPr>
-      <w:bookmarkStart w:id="19" w:name="_Toc242946854"/>
+      <w:bookmarkStart w:id="19" w:name="_Toc243326524"/>
       <w:r>
         <w:lastRenderedPageBreak/>
         <w:t>Dizajn korisničkog sučelja (UI) i korisničkog iskustva (UX)</w:t>
@@ -4820,7 +4820,7 @@
       <w:pPr>
         <w:pStyle w:val="Heading2"/>
       </w:pPr>
-      <w:bookmarkStart w:id="20" w:name="_Toc242946855"/>
+      <w:bookmarkStart w:id="20" w:name="_Toc243326525"/>
       <w:r>
         <w:lastRenderedPageBreak/>
         <w:t>Koncept i svrha modula za grafički prikaz funkcija</w:t>
@@ -4914,7 +4914,7 @@
       <w:pPr>
         <w:pStyle w:val="Heading1"/>
       </w:pPr>
-      <w:bookmarkStart w:id="21" w:name="_Toc242946856"/>
+      <w:bookmarkStart w:id="21" w:name="_Toc243326526"/>
       <w:r>
         <w:lastRenderedPageBreak/>
         <w:t>Implementacija aplikacije EquationPocket</w:t>
@@ -4947,7 +4947,7 @@
       <w:pPr>
         <w:pStyle w:val="Heading2"/>
       </w:pPr>
-      <w:bookmarkStart w:id="22" w:name="_Toc242946857"/>
+      <w:bookmarkStart w:id="22" w:name="_Toc243326527"/>
       <w:r>
         <w:t>Razvoj korisničkog sučelja i navigacije u Kotlinu</w:t>
       </w:r>
@@ -5491,7 +5491,7 @@
                             <w:pPr>
                               <w:pStyle w:val="Caption"/>
                             </w:pPr>
-                            <w:bookmarkStart w:id="23" w:name="_Toc242946878"/>
+                            <w:bookmarkStart w:id="23" w:name="_Toc243326548"/>
                             <w:r>
                               <w:t xml:space="preserve">Slika </w:t>
                             </w:r>
@@ -5548,7 +5548,7 @@
                       <w:pPr>
                         <w:pStyle w:val="Caption"/>
                       </w:pPr>
-                      <w:bookmarkStart w:id="24" w:name="_Toc242946878"/>
+                      <w:bookmarkStart w:id="24" w:name="_Toc243326548"/>
                       <w:r>
                         <w:t xml:space="preserve">Slika </w:t>
                       </w:r>
@@ -5720,7 +5720,7 @@
       <w:pPr>
         <w:pStyle w:val="Heading2"/>
       </w:pPr>
-      <w:bookmarkStart w:id="25" w:name="_Toc242946858"/>
+      <w:bookmarkStart w:id="25" w:name="_Toc243326528"/>
       <w:r>
         <w:lastRenderedPageBreak/>
         <w:t>Sustav organizacije jednadžbi</w:t>
@@ -6327,7 +6327,7 @@
           <w:lang w:val="en-DE"/>
         </w:rPr>
       </w:pPr>
-      <w:bookmarkStart w:id="26" w:name="_Toc242946885"/>
+      <w:bookmarkStart w:id="26" w:name="_Toc243326555"/>
       <w:r>
         <w:t xml:space="preserve">Kôd </w:t>
       </w:r>
@@ -6613,7 +6613,7 @@
       <w:pPr>
         <w:pStyle w:val="Heading2"/>
       </w:pPr>
-      <w:bookmarkStart w:id="27" w:name="_Toc242946859"/>
+      <w:bookmarkStart w:id="27" w:name="_Toc243326529"/>
       <w:r>
         <w:t>Modul za unos podataka i integracija postojećih OCR funkcionalnosti</w:t>
       </w:r>
@@ -6944,7 +6944,7 @@
                             <w:pPr>
                               <w:pStyle w:val="Caption"/>
                             </w:pPr>
-                            <w:bookmarkStart w:id="28" w:name="_Toc242946879"/>
+                            <w:bookmarkStart w:id="28" w:name="_Toc243326549"/>
                             <w:r>
                               <w:t xml:space="preserve">Slika </w:t>
                             </w:r>
@@ -6998,7 +6998,7 @@
                       <w:pPr>
                         <w:pStyle w:val="Caption"/>
                       </w:pPr>
-                      <w:bookmarkStart w:id="29" w:name="_Toc242946879"/>
+                      <w:bookmarkStart w:id="29" w:name="_Toc243326549"/>
                       <w:r>
                         <w:t xml:space="preserve">Slika </w:t>
                       </w:r>
@@ -8213,7 +8213,7 @@
           <w:lang w:val="en-DE"/>
         </w:rPr>
       </w:pPr>
-      <w:bookmarkStart w:id="30" w:name="_Toc242946886"/>
+      <w:bookmarkStart w:id="30" w:name="_Toc243326556"/>
       <w:r>
         <w:t xml:space="preserve">Kôd </w:t>
       </w:r>
@@ -8310,7 +8310,7 @@
       <w:pPr>
         <w:pStyle w:val="Heading2"/>
       </w:pPr>
-      <w:bookmarkStart w:id="31" w:name="_Toc242946860"/>
+      <w:bookmarkStart w:id="31" w:name="_Toc243326530"/>
       <w:r>
         <w:t>Algoritam za parsiranje niza znakova i izgradnju stabla</w:t>
       </w:r>
@@ -8413,7 +8413,7 @@
                                 <w:noProof/>
                               </w:rPr>
                             </w:pPr>
-                            <w:bookmarkStart w:id="32" w:name="_Toc242946880"/>
+                            <w:bookmarkStart w:id="32" w:name="_Toc243326550"/>
                             <w:r>
                               <w:t xml:space="preserve">Slika </w:t>
                             </w:r>
@@ -8470,7 +8470,7 @@
                           <w:noProof/>
                         </w:rPr>
                       </w:pPr>
-                      <w:bookmarkStart w:id="33" w:name="_Toc242946880"/>
+                      <w:bookmarkStart w:id="33" w:name="_Toc243326550"/>
                       <w:r>
                         <w:t xml:space="preserve">Slika </w:t>
                       </w:r>
@@ -8610,7 +8610,15 @@
         <w:t>T</w:t>
       </w:r>
       <w:r>
-        <w:t>akva struktura omogućuje aplikaciji da točno odredi redoslijed izvođenja operacija, poštujući matematička pravila prednosti, čak i kod višestruko ugniježđenih zagrada ili kompleksnih razlomaka.</w:t>
+        <w:t>a struktura omogućuje aplikaciji da točno odredi redoslijed izvođenja operacija, poštujući matematička pravila prednosti, čak i kod višestruko ugniježđenih zagrada ili kompleksnih razlomaka.</w:t>
+      </w:r>
+    </w:p>
+    <w:p>
+      <w:r>
+        <w:t>Takav</w:t>
+      </w:r>
+      <w:r>
+        <w:t xml:space="preserve"> način prikaza izraza nije posebnost knjižnice Symja, nego temelj svih računalnih algebarskih sustava. Prvi su takvi sustavi nastali šezdesetih godina prošlog stoljeća, a među najranijima je Macsyma, razvijena na sveučilištu MIT. Njihova je osnovna ideja da računalo ne radi samo s približnim brojevima, nego s izrazima kao s objektima nad kojima se provode algebarske transformacije. Zbog toga računalni algebarski sustavi pohranjuju cijele brojeve i razlomke s proizvoljnom preciznošću, pa rezultati poput 1/3 ili korijena iz 2 ostaju točni, a ne zaokruženi. Pojednostavljivanje izraza, rješavanje jednadžbi te deriviranje i integriranje provode se primjenom skupa pravila za pretvorbu, kojima se jedan oblik izraza zamjenjuje drugim, njemu ekvivalentnim oblikom, sve dok se izraz više ne može mijenjati. Primjerice, pravilo za deriviranje potencije izraz oblika x^n zamjenjuje izrazom n·x^(n−1). Primjenom velikog broja takvih pravila, jednog za drugim, sustav postupno dolazi do konačnog rezultata. Pritom je važan i takozvani kanonski oblik, odnosno dogovoreni način zapisivanja izraza, jer o njemu ovisi može li sustav prepoznati da su dva različito zapisana izraza zapravo jednaka. Valja imati na umu i da nijedan takav sustav ne može jamčiti pronalazak rješenja za svaki zadani problem: mnogi integrali i jednadžbe nemaju rješenje koje se može izraziti elementarnim funkcijama, pa sustav u tom slučaju vraća izraz u neriješenom ili tek djelomično pojednostavljenom obliku.</w:t>
       </w:r>
     </w:p>
     <w:p>
@@ -8638,7 +8646,11 @@
         <w:t>zauzima poseban čvor koji nosi informaciju o tipu operacije i njezinim argumentima.</w:t>
       </w:r>
       <w:r>
-        <w:t xml:space="preserve"> Proces parsiranja obično se dijeli na dvije faze. U prvoj, leksičkoj analizi, ulazni niz znakova rastavlja se na osnovne jedinice zvane tokeni: brojeve, imena varijabli, operatore i zagrade. Primjerice, niz „2*x + 3 = 11" daje tokene 2, *, x, +, 3, = i 11. U drugoj, sintaktičkoj analizi, tokeni se prema pravilima formalne gramatike slažu u stablo koje odražava strukturu izraza.</w:t>
+        <w:t xml:space="preserve"> Proces parsiranja obično se dijeli na dvije faze. U prvoj, leksičkoj analizi, ulazni niz znakova rastavlja se na osnovne jedinice zvane tokeni: brojeve, imena varijabli, operatore i zagrade. Primjerice, niz „2*x + 3 = 11" daje tokene 2, *, x, +, 3, = i 11. U drugoj, </w:t>
+      </w:r>
+      <w:r>
+        <w:lastRenderedPageBreak/>
+        <w:t>sintaktičkoj analizi, tokeni se prema pravilima formalne gramatike slažu u stablo koje odražava strukturu izraza.</w:t>
       </w:r>
     </w:p>
     <w:p>
@@ -8695,7 +8707,6 @@
     </w:p>
     <w:p>
       <w:r>
-        <w:lastRenderedPageBreak/>
         <w:t xml:space="preserve">Iznimno važan korak u ovom poglavlju implementacije je razlikovanje varijabli od rezerviranih matematičkih riječi. Kako sustav ne bi pogrešno interpretirao nazive standardnih funkcija poput sinusa (sin) ili logaritma (log) kao varijable koje korisnik treba unijeti, implementiran je mehanizam filtriranja. Sustav </w:t>
       </w:r>
       <w:r>
@@ -8741,8 +8752,9 @@
       <w:pPr>
         <w:pStyle w:val="Heading2"/>
       </w:pPr>
-      <w:bookmarkStart w:id="34" w:name="_Toc242946861"/>
-      <w:r>
+      <w:bookmarkStart w:id="34" w:name="_Toc243326531"/>
+      <w:r>
+        <w:lastRenderedPageBreak/>
         <w:t>Dinamičko generiranje ulaznih polja i kalkulator nepoznanica</w:t>
       </w:r>
       <w:bookmarkEnd w:id="34"/>
@@ -8799,11 +8811,7 @@
         <w:t>m</w:t>
       </w:r>
       <w:r>
-        <w:t xml:space="preserve"> može se zamijeniti u izrazu bez da se </w:t>
-      </w:r>
-      <w:r>
-        <w:lastRenderedPageBreak/>
-        <w:t xml:space="preserve">promijeni slovo </w:t>
+        <w:t xml:space="preserve"> može se zamijeniti u izrazu bez da se promijeni slovo </w:t>
       </w:r>
       <w:r>
         <w:rPr>
@@ -8928,7 +8936,7 @@
                                 <w:noProof/>
                               </w:rPr>
                             </w:pPr>
-                            <w:bookmarkStart w:id="35" w:name="_Toc242946881"/>
+                            <w:bookmarkStart w:id="35" w:name="_Toc243326551"/>
                             <w:r>
                               <w:t xml:space="preserve">Slika </w:t>
                             </w:r>
@@ -8985,7 +8993,7 @@
                           <w:noProof/>
                         </w:rPr>
                       </w:pPr>
-                      <w:bookmarkStart w:id="36" w:name="_Toc242946881"/>
+                      <w:bookmarkStart w:id="36" w:name="_Toc243326551"/>
                       <w:r>
                         <w:t xml:space="preserve">Slika </w:t>
                       </w:r>
@@ -10492,7 +10500,7 @@
         <w:ind w:left="2160" w:firstLine="720"/>
         <w:jc w:val="left"/>
       </w:pPr>
-      <w:bookmarkStart w:id="37" w:name="_Toc242946887"/>
+      <w:bookmarkStart w:id="37" w:name="_Toc243326557"/>
       <w:r>
         <w:t xml:space="preserve">Kôd </w:t>
       </w:r>
@@ -10587,7 +10595,7 @@
       <w:pPr>
         <w:pStyle w:val="Heading2"/>
       </w:pPr>
-      <w:bookmarkStart w:id="38" w:name="_Toc242946862"/>
+      <w:bookmarkStart w:id="38" w:name="_Toc243326532"/>
       <w:r>
         <w:t>Implementacija modula za iscrtavanje grafova</w:t>
       </w:r>
@@ -10680,7 +10688,7 @@
                                 <w:noProof/>
                               </w:rPr>
                             </w:pPr>
-                            <w:bookmarkStart w:id="39" w:name="_Toc242946882"/>
+                            <w:bookmarkStart w:id="39" w:name="_Toc243326552"/>
                             <w:r>
                               <w:t xml:space="preserve">Slika </w:t>
                             </w:r>
@@ -10734,7 +10742,7 @@
                           <w:noProof/>
                         </w:rPr>
                       </w:pPr>
-                      <w:bookmarkStart w:id="40" w:name="_Toc242946882"/>
+                      <w:bookmarkStart w:id="40" w:name="_Toc243326552"/>
                       <w:r>
                         <w:t xml:space="preserve">Slika </w:t>
                       </w:r>
@@ -10938,7 +10946,7 @@
                             <w:pPr>
                               <w:pStyle w:val="Caption"/>
                             </w:pPr>
-                            <w:bookmarkStart w:id="41" w:name="_Toc242946883"/>
+                            <w:bookmarkStart w:id="41" w:name="_Toc243326553"/>
                             <w:r>
                               <w:t xml:space="preserve">Slika </w:t>
                             </w:r>
@@ -10989,7 +10997,7 @@
                       <w:pPr>
                         <w:pStyle w:val="Caption"/>
                       </w:pPr>
-                      <w:bookmarkStart w:id="42" w:name="_Toc242946883"/>
+                      <w:bookmarkStart w:id="42" w:name="_Toc243326553"/>
                       <w:r>
                         <w:t xml:space="preserve">Slika </w:t>
                       </w:r>
@@ -11228,7 +11236,7 @@
       <w:pPr>
         <w:pStyle w:val="Heading2"/>
       </w:pPr>
-      <w:bookmarkStart w:id="43" w:name="_Toc242946863"/>
+      <w:bookmarkStart w:id="43" w:name="_Toc243326533"/>
       <w:r>
         <w:t>Razvoj vodiča za nove korisnike</w:t>
       </w:r>
@@ -11558,7 +11566,7 @@
       <w:pPr>
         <w:pStyle w:val="Heading2"/>
       </w:pPr>
-      <w:bookmarkStart w:id="44" w:name="_Toc242946864"/>
+      <w:bookmarkStart w:id="44" w:name="_Toc243326534"/>
       <w:r>
         <w:t>Dijeljenje jednadžbi s drugim korisnicima</w:t>
       </w:r>
@@ -12027,7 +12035,7 @@
           <w:lang w:val="en-DE"/>
         </w:rPr>
       </w:pPr>
-      <w:bookmarkStart w:id="45" w:name="_Toc242946888"/>
+      <w:bookmarkStart w:id="45" w:name="_Toc243326558"/>
       <w:r>
         <w:t xml:space="preserve">Kôd </w:t>
       </w:r>
@@ -12158,7 +12166,7 @@
       <w:pPr>
         <w:pStyle w:val="Heading1"/>
       </w:pPr>
-      <w:bookmarkStart w:id="46" w:name="_Toc242946865"/>
+      <w:bookmarkStart w:id="46" w:name="_Toc243326535"/>
       <w:r>
         <w:lastRenderedPageBreak/>
         <w:t>Testiranje aplikacije</w:t>
@@ -12201,7 +12209,7 @@
       <w:pPr>
         <w:pStyle w:val="Heading2"/>
       </w:pPr>
-      <w:bookmarkStart w:id="47" w:name="_Toc242946866"/>
+      <w:bookmarkStart w:id="47" w:name="_Toc243326536"/>
       <w:r>
         <w:t>Metode testiranja na Android uređajima</w:t>
       </w:r>
@@ -12255,7 +12263,7 @@
       <w:pPr>
         <w:pStyle w:val="Heading3"/>
       </w:pPr>
-      <w:bookmarkStart w:id="48" w:name="_Toc242946867"/>
+      <w:bookmarkStart w:id="48" w:name="_Toc243326537"/>
       <w:r>
         <w:t>Unit testing modula za parsiranje i izračun</w:t>
       </w:r>
@@ -12834,7 +12842,7 @@
           <w:lang w:val="en-DE"/>
         </w:rPr>
       </w:pPr>
-      <w:bookmarkStart w:id="49" w:name="_Toc242946889"/>
+      <w:bookmarkStart w:id="49" w:name="_Toc243326559"/>
       <w:r>
         <w:t xml:space="preserve">Kôd </w:t>
       </w:r>
@@ -12905,7 +12913,7 @@
       <w:pPr>
         <w:pStyle w:val="Heading3"/>
       </w:pPr>
-      <w:bookmarkStart w:id="50" w:name="_Toc242946868"/>
+      <w:bookmarkStart w:id="50" w:name="_Toc243326538"/>
       <w:r>
         <w:t>Integracijsko testiranje korisničkog sučelja</w:t>
       </w:r>
@@ -12959,7 +12967,7 @@
       <w:pPr>
         <w:pStyle w:val="Heading2"/>
       </w:pPr>
-      <w:bookmarkStart w:id="51" w:name="_Toc242946869"/>
+      <w:bookmarkStart w:id="51" w:name="_Toc243326539"/>
       <w:r>
         <w:t>Analiza performansi i rezultata testiranja</w:t>
       </w:r>
@@ -12998,7 +13006,7 @@
       <w:pPr>
         <w:pStyle w:val="Heading3"/>
       </w:pPr>
-      <w:bookmarkStart w:id="52" w:name="_Toc242946870"/>
+      <w:bookmarkStart w:id="52" w:name="_Toc243326540"/>
       <w:r>
         <w:t>Analiza preciznosti prepoznavanja tiskanog teksta naspram rukopis</w:t>
       </w:r>
@@ -13033,7 +13041,7 @@
           <w:noProof/>
         </w:rPr>
         <w:drawing>
-          <wp:inline distT="0" distB="0" distL="0" distR="0" wp14:anchorId="2A1BC494" wp14:editId="6D7A19E8">
+          <wp:inline distT="0" distB="0" distL="0" distR="0" wp14:anchorId="2A1BC494" wp14:editId="7AC45599">
             <wp:extent cx="5580380" cy="2805430"/>
             <wp:effectExtent l="0" t="0" r="1270" b="13970"/>
             <wp:docPr id="23170721" name="Chart 1">
@@ -13059,7 +13067,7 @@
         <w:ind w:left="2160" w:firstLine="720"/>
         <w:jc w:val="both"/>
       </w:pPr>
-      <w:bookmarkStart w:id="53" w:name="_Toc242946884"/>
+      <w:bookmarkStart w:id="53" w:name="_Toc243326554"/>
       <w:r>
         <w:t xml:space="preserve">Slika </w:t>
       </w:r>
@@ -13200,7 +13208,7 @@
       <w:pPr>
         <w:pStyle w:val="Heading3"/>
       </w:pPr>
-      <w:bookmarkStart w:id="54" w:name="_Toc242946871"/>
+      <w:bookmarkStart w:id="54" w:name="_Toc243326541"/>
       <w:r>
         <w:t>Mjerenje vremena iscrtavanja grafa u ovisnosti o broju točaka i veličini liste rezultata</w:t>
       </w:r>
@@ -13299,7 +13307,7 @@
       <w:pPr>
         <w:pStyle w:val="Heading1"/>
       </w:pPr>
-      <w:bookmarkStart w:id="55" w:name="_Toc242946872"/>
+      <w:bookmarkStart w:id="55" w:name="_Toc243326542"/>
       <w:r>
         <w:lastRenderedPageBreak/>
         <w:t>Zaključak</w:t>
@@ -13434,7 +13442,7 @@
           <w:numId w:val="0"/>
         </w:numPr>
       </w:pPr>
-      <w:bookmarkStart w:id="56" w:name="_Toc242946873"/>
+      <w:bookmarkStart w:id="56" w:name="_Toc243326543"/>
       <w:r>
         <w:lastRenderedPageBreak/>
         <w:t xml:space="preserve">Popis </w:t>
@@ -13467,7 +13475,7 @@
       <w:r>
         <w:fldChar w:fldCharType="separate"/>
       </w:r>
-      <w:hyperlink w:anchor="_Toc242946876" w:history="1">
+      <w:hyperlink w:anchor="_Toc243326546" w:history="1">
         <w:r>
           <w:rPr>
             <w:rStyle w:val="Hyperlink"/>
@@ -13494,7 +13502,7 @@
             <w:noProof/>
             <w:webHidden/>
           </w:rPr>
-          <w:instrText xml:space="preserve"> PAGEREF _Toc242946876 \h </w:instrText>
+          <w:instrText xml:space="preserve"> PAGEREF _Toc243326546 \h </w:instrText>
         </w:r>
         <w:r>
           <w:rPr>
@@ -13539,7 +13547,7 @@
           <w14:ligatures w14:val="standardContextual"/>
         </w:rPr>
       </w:pPr>
-      <w:hyperlink w:anchor="_Toc242946877" w:history="1">
+      <w:hyperlink w:anchor="_Toc243326547" w:history="1">
         <w:r>
           <w:rPr>
             <w:rStyle w:val="Hyperlink"/>
@@ -13566,7 +13574,7 @@
             <w:noProof/>
             <w:webHidden/>
           </w:rPr>
-          <w:instrText xml:space="preserve"> PAGEREF _Toc242946877 \h </w:instrText>
+          <w:instrText xml:space="preserve"> PAGEREF _Toc243326547 \h </w:instrText>
         </w:r>
         <w:r>
           <w:rPr>
@@ -13611,7 +13619,7 @@
           <w14:ligatures w14:val="standardContextual"/>
         </w:rPr>
       </w:pPr>
-      <w:hyperlink w:anchor="_Toc242946878" w:history="1">
+      <w:hyperlink w:anchor="_Toc243326548" w:history="1">
         <w:r>
           <w:rPr>
             <w:rStyle w:val="Hyperlink"/>
@@ -13638,7 +13646,7 @@
             <w:noProof/>
             <w:webHidden/>
           </w:rPr>
-          <w:instrText xml:space="preserve"> PAGEREF _Toc242946878 \h </w:instrText>
+          <w:instrText xml:space="preserve"> PAGEREF _Toc243326548 \h </w:instrText>
         </w:r>
         <w:r>
           <w:rPr>
@@ -13683,7 +13691,7 @@
           <w14:ligatures w14:val="standardContextual"/>
         </w:rPr>
       </w:pPr>
-      <w:hyperlink w:anchor="_Toc242946879" w:history="1">
+      <w:hyperlink w:anchor="_Toc243326549" w:history="1">
         <w:r>
           <w:rPr>
             <w:rStyle w:val="Hyperlink"/>
@@ -13710,7 +13718,7 @@
             <w:noProof/>
             <w:webHidden/>
           </w:rPr>
-          <w:instrText xml:space="preserve"> PAGEREF _Toc242946879 \h </w:instrText>
+          <w:instrText xml:space="preserve"> PAGEREF _Toc243326549 \h </w:instrText>
         </w:r>
         <w:r>
           <w:rPr>
@@ -13755,7 +13763,7 @@
           <w14:ligatures w14:val="standardContextual"/>
         </w:rPr>
       </w:pPr>
-      <w:hyperlink w:anchor="_Toc242946880" w:history="1">
+      <w:hyperlink w:anchor="_Toc243326550" w:history="1">
         <w:r>
           <w:rPr>
             <w:rStyle w:val="Hyperlink"/>
@@ -13782,7 +13790,7 @@
             <w:noProof/>
             <w:webHidden/>
           </w:rPr>
-          <w:instrText xml:space="preserve"> PAGEREF _Toc242946880 \h </w:instrText>
+          <w:instrText xml:space="preserve"> PAGEREF _Toc243326550 \h </w:instrText>
         </w:r>
         <w:r>
           <w:rPr>
@@ -13827,7 +13835,7 @@
           <w14:ligatures w14:val="standardContextual"/>
         </w:rPr>
       </w:pPr>
-      <w:hyperlink w:anchor="_Toc242946881" w:history="1">
+      <w:hyperlink w:anchor="_Toc243326551" w:history="1">
         <w:r>
           <w:rPr>
             <w:rStyle w:val="Hyperlink"/>
@@ -13854,7 +13862,7 @@
             <w:noProof/>
             <w:webHidden/>
           </w:rPr>
-          <w:instrText xml:space="preserve"> PAGEREF _Toc242946881 \h </w:instrText>
+          <w:instrText xml:space="preserve"> PAGEREF _Toc243326551 \h </w:instrText>
         </w:r>
         <w:r>
           <w:rPr>
@@ -13899,7 +13907,7 @@
           <w14:ligatures w14:val="standardContextual"/>
         </w:rPr>
       </w:pPr>
-      <w:hyperlink w:anchor="_Toc242946882" w:history="1">
+      <w:hyperlink w:anchor="_Toc243326552" w:history="1">
         <w:r>
           <w:rPr>
             <w:rStyle w:val="Hyperlink"/>
@@ -13926,7 +13934,7 @@
             <w:noProof/>
             <w:webHidden/>
           </w:rPr>
-          <w:instrText xml:space="preserve"> PAGEREF _Toc242946882 \h </w:instrText>
+          <w:instrText xml:space="preserve"> PAGEREF _Toc243326552 \h </w:instrText>
         </w:r>
         <w:r>
           <w:rPr>
@@ -13971,7 +13979,7 @@
           <w14:ligatures w14:val="standardContextual"/>
         </w:rPr>
       </w:pPr>
-      <w:hyperlink w:anchor="_Toc242946883" w:history="1">
+      <w:hyperlink w:anchor="_Toc243326553" w:history="1">
         <w:r>
           <w:rPr>
             <w:rStyle w:val="Hyperlink"/>
@@ -13998,7 +14006,7 @@
             <w:noProof/>
             <w:webHidden/>
           </w:rPr>
-          <w:instrText xml:space="preserve"> PAGEREF _Toc242946883 \h </w:instrText>
+          <w:instrText xml:space="preserve"> PAGEREF _Toc243326553 \h </w:instrText>
         </w:r>
         <w:r>
           <w:rPr>
@@ -14043,7 +14051,7 @@
           <w14:ligatures w14:val="standardContextual"/>
         </w:rPr>
       </w:pPr>
-      <w:hyperlink w:anchor="_Toc242946884" w:history="1">
+      <w:hyperlink w:anchor="_Toc243326554" w:history="1">
         <w:r>
           <w:rPr>
             <w:rStyle w:val="Hyperlink"/>
@@ -14070,7 +14078,7 @@
             <w:noProof/>
             <w:webHidden/>
           </w:rPr>
-          <w:instrText xml:space="preserve"> PAGEREF _Toc242946884 \h </w:instrText>
+          <w:instrText xml:space="preserve"> PAGEREF _Toc243326554 \h </w:instrText>
         </w:r>
         <w:r>
           <w:rPr>
@@ -14115,7 +14123,7 @@
         </w:numPr>
         <w:ind w:left="425" w:hanging="425"/>
       </w:pPr>
-      <w:bookmarkStart w:id="57" w:name="_Toc242946874"/>
+      <w:bookmarkStart w:id="57" w:name="_Toc243326544"/>
       <w:r>
         <w:lastRenderedPageBreak/>
         <w:t>Popis kôdova</w:t>
@@ -14145,7 +14153,7 @@
       <w:r>
         <w:fldChar w:fldCharType="separate"/>
       </w:r>
-      <w:hyperlink w:anchor="_Toc242946885" w:history="1">
+      <w:hyperlink w:anchor="_Toc243326555" w:history="1">
         <w:r>
           <w:rPr>
             <w:rStyle w:val="Hyperlink"/>
@@ -14172,7 +14180,7 @@
             <w:noProof/>
             <w:webHidden/>
           </w:rPr>
-          <w:instrText xml:space="preserve"> PAGEREF _Toc242946885 \h </w:instrText>
+          <w:instrText xml:space="preserve"> PAGEREF _Toc243326555 \h </w:instrText>
         </w:r>
         <w:r>
           <w:rPr>
@@ -14217,7 +14225,7 @@
           <w14:ligatures w14:val="standardContextual"/>
         </w:rPr>
       </w:pPr>
-      <w:hyperlink w:anchor="_Toc242946886" w:history="1">
+      <w:hyperlink w:anchor="_Toc243326556" w:history="1">
         <w:r>
           <w:rPr>
             <w:rStyle w:val="Hyperlink"/>
@@ -14244,7 +14252,7 @@
             <w:noProof/>
             <w:webHidden/>
           </w:rPr>
-          <w:instrText xml:space="preserve"> PAGEREF _Toc242946886 \h </w:instrText>
+          <w:instrText xml:space="preserve"> PAGEREF _Toc243326556 \h </w:instrText>
         </w:r>
         <w:r>
           <w:rPr>
@@ -14289,7 +14297,7 @@
           <w14:ligatures w14:val="standardContextual"/>
         </w:rPr>
       </w:pPr>
-      <w:hyperlink w:anchor="_Toc242946887" w:history="1">
+      <w:hyperlink w:anchor="_Toc243326557" w:history="1">
         <w:r>
           <w:rPr>
             <w:rStyle w:val="Hyperlink"/>
@@ -14316,7 +14324,7 @@
             <w:noProof/>
             <w:webHidden/>
           </w:rPr>
-          <w:instrText xml:space="preserve"> PAGEREF _Toc242946887 \h </w:instrText>
+          <w:instrText xml:space="preserve"> PAGEREF _Toc243326557 \h </w:instrText>
         </w:r>
         <w:r>
           <w:rPr>
@@ -14361,7 +14369,7 @@
           <w14:ligatures w14:val="standardContextual"/>
         </w:rPr>
       </w:pPr>
-      <w:hyperlink w:anchor="_Toc242946888" w:history="1">
+      <w:hyperlink w:anchor="_Toc243326558" w:history="1">
         <w:r>
           <w:rPr>
             <w:rStyle w:val="Hyperlink"/>
@@ -14388,7 +14396,7 @@
             <w:noProof/>
             <w:webHidden/>
           </w:rPr>
-          <w:instrText xml:space="preserve"> PAGEREF _Toc242946888 \h </w:instrText>
+          <w:instrText xml:space="preserve"> PAGEREF _Toc243326558 \h </w:instrText>
         </w:r>
         <w:r>
           <w:rPr>
@@ -14433,7 +14441,7 @@
           <w14:ligatures w14:val="standardContextual"/>
         </w:rPr>
       </w:pPr>
-      <w:hyperlink w:anchor="_Toc242946889" w:history="1">
+      <w:hyperlink w:anchor="_Toc243326559" w:history="1">
         <w:r>
           <w:rPr>
             <w:rStyle w:val="Hyperlink"/>
@@ -14460,7 +14468,7 @@
             <w:noProof/>
             <w:webHidden/>
           </w:rPr>
-          <w:instrText xml:space="preserve"> PAGEREF _Toc242946889 \h </w:instrText>
+          <w:instrText xml:space="preserve"> PAGEREF _Toc243326559 \h </w:instrText>
         </w:r>
         <w:r>
           <w:rPr>
@@ -14496,7 +14504,7 @@
         <w:fldChar w:fldCharType="end"/>
       </w:r>
     </w:p>
-    <w:bookmarkStart w:id="58" w:name="_Toc242946875" w:displacedByCustomXml="next"/>
+    <w:bookmarkStart w:id="58" w:name="_Toc243326545" w:displacedByCustomXml="next"/>
     <w:sdt>
       <w:sdtPr>
         <w:rPr>
@@ -14565,7 +14573,7 @@
           </w:tblGrid>
           <w:tr>
             <w:trPr>
-              <w:divId w:val="1827352802"/>
+              <w:divId w:val="1188445665"/>
               <w:tblCellSpacing w:w="15" w:type="dxa"/>
             </w:trPr>
             <w:tc>
@@ -14611,7 +14619,7 @@
           </w:tr>
           <w:tr>
             <w:trPr>
-              <w:divId w:val="1827352802"/>
+              <w:divId w:val="1188445665"/>
               <w:tblCellSpacing w:w="15" w:type="dxa"/>
             </w:trPr>
             <w:tc>
@@ -14657,7 +14665,7 @@
           </w:tr>
           <w:tr>
             <w:trPr>
-              <w:divId w:val="1827352802"/>
+              <w:divId w:val="1188445665"/>
               <w:tblCellSpacing w:w="15" w:type="dxa"/>
             </w:trPr>
             <w:tc>
@@ -14703,7 +14711,7 @@
           </w:tr>
           <w:tr>
             <w:trPr>
-              <w:divId w:val="1827352802"/>
+              <w:divId w:val="1188445665"/>
               <w:tblCellSpacing w:w="15" w:type="dxa"/>
             </w:trPr>
             <w:tc>
@@ -14750,7 +14758,7 @@
         </w:tbl>
         <w:p>
           <w:pPr>
-            <w:divId w:val="1827352802"/>
+            <w:divId w:val="1188445665"/>
             <w:rPr>
               <w:noProof/>
             </w:rPr>
@@ -17066,7 +17074,6 @@
   <w:style w:type="character" w:default="1" w:styleId="DefaultParagraphFont">
     <w:name w:val="Default Paragraph Font"/>
     <w:uiPriority w:val="1"/>
-    <w:semiHidden/>
     <w:unhideWhenUsed/>
   </w:style>
   <w:style w:type="table" w:default="1" w:styleId="TableNormal">
@@ -19018,15 +19025,6 @@
 </file>
 
 <file path=customXml/item1.xml><?xml version="1.0" encoding="utf-8"?>
-<?mso-contentType ?>
-<FormTemplates xmlns="http://schemas.microsoft.com/sharepoint/v3/contenttype/forms">
-  <Display>DocumentLibraryForm</Display>
-  <Edit>DocumentLibraryForm</Edit>
-  <New>DocumentLibraryForm</New>
-</FormTemplates>
-</file>
-
-<file path=customXml/item2.xml><?xml version="1.0" encoding="utf-8"?>
 <p:properties xmlns:p="http://schemas.microsoft.com/office/2006/metadata/properties" xmlns:xsi="http://www.w3.org/2001/XMLSchema-instance" xmlns:pc="http://schemas.microsoft.com/office/infopath/2007/PartnerControls">
   <documentManagement>
     <lcf76f155ced4ddcb4097134ff3c332f xmlns="346bc69e-9362-457f-8135-617ee6cc7bac">
@@ -19037,105 +19035,16 @@
 </p:properties>
 </file>
 
-<file path=customXml/item3.xml><?xml version="1.0" encoding="utf-8"?>
-<b:Sources xmlns:b="http://schemas.openxmlformats.org/officeDocument/2006/bibliography" xmlns="http://schemas.openxmlformats.org/officeDocument/2006/bibliography" SelectedStyle="\IEEE2006OfficeOnline.xsl" StyleName="IEEE" Version="2006">
-  <b:Source>
-    <b:Tag>For25</b:Tag>
-    <b:SourceType>Book</b:SourceType>
-    <b:Guid>{D6407706-64AD-44C5-A4EE-A0130F49D198}</b:Guid>
-    <b:Title>How to Build Android Applications with Kotlin: A hands-on guide to developing, testing, and publishing production-grade Android 16 apps</b:Title>
-    <b:Year>2025</b:Year>
-    <b:Publisher>Packt Publishing</b:Publisher>
-    <b:Author>
-      <b:Author>
-        <b:NameList>
-          <b:Person>
-            <b:Last>Forrester</b:Last>
-            <b:First>A.</b:First>
-          </b:Person>
-          <b:Person>
-            <b:Last>Boudjnah</b:Last>
-            <b:First>E.</b:First>
-          </b:Person>
-        </b:NameList>
-      </b:Author>
-    </b:Author>
-    <b:RefOrder>1</b:RefOrder>
-  </b:Source>
-  <b:Source>
-    <b:Tag>Aho06</b:Tag>
-    <b:SourceType>Book</b:SourceType>
-    <b:Guid>{A67BE479-9547-4633-AD94-0E92F47A5A64}</b:Guid>
-    <b:Title>Compilers: Principles, techniques, and tools</b:Title>
-    <b:Year>2006</b:Year>
-    <b:Publisher>Pearson Education</b:Publisher>
-    <b:Author>
-      <b:Author>
-        <b:NameList>
-          <b:Person>
-            <b:Last>Aho</b:Last>
-            <b:First>A. V.</b:First>
-          </b:Person>
-          <b:Person>
-            <b:Last>Lam</b:Last>
-            <b:First>M. S.</b:First>
-          </b:Person>
-          <b:Person>
-            <b:Last>Sethi</b:Last>
-            <b:First>R.</b:First>
-          </b:Person>
-          <b:Person>
-            <b:Last>Ullman</b:Last>
-            <b:First>J.D.</b:First>
-          </b:Person>
-        </b:NameList>
-      </b:Author>
-    </b:Author>
-    <b:Edition>2nd ed.</b:Edition>
-    <b:RefOrder>2</b:RefOrder>
-  </b:Source>
-  <b:Source>
-    <b:Tag>Goo26</b:Tag>
-    <b:SourceType>DocumentFromInternetSite</b:SourceType>
-    <b:Guid>{CB463188-BCFD-4474-83A4-F557E4C9EE05}</b:Guid>
-    <b:Title>Recognize text in images with ML Kit on Android</b:Title>
-    <b:Year>2026</b:Year>
-    <b:Author>
-      <b:Author>
-        <b:Corporate>Google for Developers</b:Corporate>
-      </b:Author>
-    </b:Author>
-    <b:InternetSiteTitle>Google for Developers</b:InternetSiteTitle>
-    <b:Month>travanj</b:Month>
-    <b:Day>20</b:Day>
-    <b:URL>https://developers.google.com/ml-kit/vision/text-recognition/v2</b:URL>
-    <b:RefOrder>4</b:RefOrder>
-  </b:Source>
-  <b:Source>
-    <b:Tag>Gru24</b:Tag>
-    <b:SourceType>Report</b:SourceType>
-    <b:Guid>{F9673649-4FD3-438F-88A2-A18D972BA673}</b:Guid>
-    <b:Title>Mobilna aplikacija za pretvorbu slike s tekstom u tekst primjenom tehnologije optičkog prepoznavanja znakova</b:Title>
-    <b:Year>2024</b:Year>
-    <b:URL>https://urn.nsk.hr/urn:nbn:hr:168:587919</b:URL>
-    <b:Institution>Fakultet elektrotehnike i računarstva, Sveučilište u Zagrebu</b:Institution>
-    <b:ThesisType>Završni rad</b:ThesisType>
-    <b:Author>
-      <b:Author>
-        <b:NameList>
-          <b:Person>
-            <b:Last>Grudić</b:Last>
-            <b:First>T.</b:First>
-          </b:Person>
-        </b:NameList>
-      </b:Author>
-    </b:Author>
-    <b:RefOrder>3</b:RefOrder>
-  </b:Source>
-</b:Sources>
+<file path=customXml/item2.xml><?xml version="1.0" encoding="utf-8"?>
+<?mso-contentType ?>
+<FormTemplates xmlns="http://schemas.microsoft.com/sharepoint/v3/contenttype/forms">
+  <Display>DocumentLibraryForm</Display>
+  <Edit>DocumentLibraryForm</Edit>
+  <New>DocumentLibraryForm</New>
+</FormTemplates>
 </file>
 
-<file path=customXml/item4.xml><?xml version="1.0" encoding="utf-8"?>
+<file path=customXml/item3.xml><?xml version="1.0" encoding="utf-8"?>
 <ct:contentTypeSchema xmlns:ct="http://schemas.microsoft.com/office/2006/metadata/contentType" xmlns:ma="http://schemas.microsoft.com/office/2006/metadata/properties/metaAttributes" ct:_="" ma:_="" ma:contentTypeName="Dokument" ma:contentTypeID="0x010100CE8A6C523F15BE45BBB2628A8D195F23" ma:contentTypeVersion="13" ma:contentTypeDescription="Stvaranje novog dokumenta." ma:contentTypeScope="" ma:versionID="6a86de1faa86fa16ad729fe3930c3d49">
   <xsd:schema xmlns:xsd="http://www.w3.org/2001/XMLSchema" xmlns:xs="http://www.w3.org/2001/XMLSchema" xmlns:p="http://schemas.microsoft.com/office/2006/metadata/properties" xmlns:ns2="346bc69e-9362-457f-8135-617ee6cc7bac" xmlns:ns3="05f9ff4f-fb41-4731-8e66-a25ebb0ec23b" targetNamespace="http://schemas.microsoft.com/office/2006/metadata/properties" ma:root="true" ma:fieldsID="8f7b465b8d64df515966ccfc620eb42a" ns2:_="" ns3:_="">
     <xsd:import namespace="346bc69e-9362-457f-8135-617ee6cc7bac"/>
@@ -19342,15 +19251,105 @@
 </ct:contentTypeSchema>
 </file>
 
-<file path=customXml/itemProps1.xml><?xml version="1.0" encoding="utf-8"?>
-<ds:datastoreItem xmlns:ds="http://schemas.openxmlformats.org/officeDocument/2006/customXml" ds:itemID="{4B895F2A-9BBA-40EB-8B52-6127588571FA}">
-  <ds:schemaRefs>
-    <ds:schemaRef ds:uri="http://schemas.microsoft.com/sharepoint/v3/contenttype/forms"/>
-  </ds:schemaRefs>
-</ds:datastoreItem>
+<file path=customXml/item4.xml><?xml version="1.0" encoding="utf-8"?>
+<b:Sources xmlns:b="http://schemas.openxmlformats.org/officeDocument/2006/bibliography" xmlns="http://schemas.openxmlformats.org/officeDocument/2006/bibliography" SelectedStyle="\IEEE2006OfficeOnline.xsl" StyleName="IEEE" Version="2006">
+  <b:Source>
+    <b:Tag>For25</b:Tag>
+    <b:SourceType>Book</b:SourceType>
+    <b:Guid>{D6407706-64AD-44C5-A4EE-A0130F49D198}</b:Guid>
+    <b:Title>How to Build Android Applications with Kotlin: A hands-on guide to developing, testing, and publishing production-grade Android 16 apps</b:Title>
+    <b:Year>2025</b:Year>
+    <b:Publisher>Packt Publishing</b:Publisher>
+    <b:Author>
+      <b:Author>
+        <b:NameList>
+          <b:Person>
+            <b:Last>Forrester</b:Last>
+            <b:First>A.</b:First>
+          </b:Person>
+          <b:Person>
+            <b:Last>Boudjnah</b:Last>
+            <b:First>E.</b:First>
+          </b:Person>
+        </b:NameList>
+      </b:Author>
+    </b:Author>
+    <b:RefOrder>1</b:RefOrder>
+  </b:Source>
+  <b:Source>
+    <b:Tag>Aho06</b:Tag>
+    <b:SourceType>Book</b:SourceType>
+    <b:Guid>{A67BE479-9547-4633-AD94-0E92F47A5A64}</b:Guid>
+    <b:Title>Compilers: Principles, techniques, and tools</b:Title>
+    <b:Year>2006</b:Year>
+    <b:Publisher>Pearson Education</b:Publisher>
+    <b:Author>
+      <b:Author>
+        <b:NameList>
+          <b:Person>
+            <b:Last>Aho</b:Last>
+            <b:First>A. V.</b:First>
+          </b:Person>
+          <b:Person>
+            <b:Last>Lam</b:Last>
+            <b:First>M. S.</b:First>
+          </b:Person>
+          <b:Person>
+            <b:Last>Sethi</b:Last>
+            <b:First>R.</b:First>
+          </b:Person>
+          <b:Person>
+            <b:Last>Ullman</b:Last>
+            <b:First>J.D.</b:First>
+          </b:Person>
+        </b:NameList>
+      </b:Author>
+    </b:Author>
+    <b:Edition>2nd ed.</b:Edition>
+    <b:RefOrder>2</b:RefOrder>
+  </b:Source>
+  <b:Source>
+    <b:Tag>Goo26</b:Tag>
+    <b:SourceType>DocumentFromInternetSite</b:SourceType>
+    <b:Guid>{CB463188-BCFD-4474-83A4-F557E4C9EE05}</b:Guid>
+    <b:Title>Recognize text in images with ML Kit on Android</b:Title>
+    <b:Year>2026</b:Year>
+    <b:Author>
+      <b:Author>
+        <b:Corporate>Google for Developers</b:Corporate>
+      </b:Author>
+    </b:Author>
+    <b:InternetSiteTitle>Google for Developers</b:InternetSiteTitle>
+    <b:Month>travanj</b:Month>
+    <b:Day>20</b:Day>
+    <b:URL>https://developers.google.com/ml-kit/vision/text-recognition/v2</b:URL>
+    <b:RefOrder>4</b:RefOrder>
+  </b:Source>
+  <b:Source>
+    <b:Tag>Gru24</b:Tag>
+    <b:SourceType>Report</b:SourceType>
+    <b:Guid>{F9673649-4FD3-438F-88A2-A18D972BA673}</b:Guid>
+    <b:Title>Mobilna aplikacija za pretvorbu slike s tekstom u tekst primjenom tehnologije optičkog prepoznavanja znakova</b:Title>
+    <b:Year>2024</b:Year>
+    <b:URL>https://urn.nsk.hr/urn:nbn:hr:168:587919</b:URL>
+    <b:Institution>Fakultet elektrotehnike i računarstva, Sveučilište u Zagrebu</b:Institution>
+    <b:ThesisType>Završni rad</b:ThesisType>
+    <b:Author>
+      <b:Author>
+        <b:NameList>
+          <b:Person>
+            <b:Last>Grudić</b:Last>
+            <b:First>T.</b:First>
+          </b:Person>
+        </b:NameList>
+      </b:Author>
+    </b:Author>
+    <b:RefOrder>3</b:RefOrder>
+  </b:Source>
+</b:Sources>
 </file>
 
-<file path=customXml/itemProps2.xml><?xml version="1.0" encoding="utf-8"?>
+<file path=customXml/itemProps1.xml><?xml version="1.0" encoding="utf-8"?>
 <ds:datastoreItem xmlns:ds="http://schemas.openxmlformats.org/officeDocument/2006/customXml" ds:itemID="{5D60AB73-315D-41F5-B86C-A733B1DE9D36}">
   <ds:schemaRefs>
     <ds:schemaRef ds:uri="http://schemas.microsoft.com/office/2006/metadata/properties"/>
@@ -19361,15 +19360,15 @@
 </ds:datastoreItem>
 </file>
 
-<file path=customXml/itemProps3.xml><?xml version="1.0" encoding="utf-8"?>
-<ds:datastoreItem xmlns:ds="http://schemas.openxmlformats.org/officeDocument/2006/customXml" ds:itemID="{E6746475-B202-49DA-9CB3-3E7BA13B2120}">
+<file path=customXml/itemProps2.xml><?xml version="1.0" encoding="utf-8"?>
+<ds:datastoreItem xmlns:ds="http://schemas.openxmlformats.org/officeDocument/2006/customXml" ds:itemID="{4B895F2A-9BBA-40EB-8B52-6127588571FA}">
   <ds:schemaRefs>
-    <ds:schemaRef ds:uri="http://schemas.openxmlformats.org/officeDocument/2006/bibliography"/>
+    <ds:schemaRef ds:uri="http://schemas.microsoft.com/sharepoint/v3/contenttype/forms"/>
   </ds:schemaRefs>
 </ds:datastoreItem>
 </file>
 
-<file path=customXml/itemProps4.xml><?xml version="1.0" encoding="utf-8"?>
+<file path=customXml/itemProps3.xml><?xml version="1.0" encoding="utf-8"?>
 <ds:datastoreItem xmlns:ds="http://schemas.openxmlformats.org/officeDocument/2006/customXml" ds:itemID="{F1F35A86-14E7-45B7-8C97-55729988BED5}">
   <ds:schemaRefs>
     <ds:schemaRef ds:uri="http://schemas.microsoft.com/office/2006/metadata/contentType"/>
@@ -19386,4 +19385,12 @@
     <ds:schemaRef ds:uri="http://schemas.microsoft.com/internal/obd"/>
   </ds:schemaRefs>
 </ds:datastoreItem>
+</file>
+
+<file path=customXml/itemProps4.xml><?xml version="1.0" encoding="utf-8"?>
+<ds:datastoreItem xmlns:ds="http://schemas.openxmlformats.org/officeDocument/2006/customXml" ds:itemID="{E6746475-B202-49DA-9CB3-3E7BA13B2120}">
+  <ds:schemaRefs>
+    <ds:schemaRef ds:uri="http://schemas.openxmlformats.org/officeDocument/2006/bibliography"/>
+  </ds:schemaRefs>
+</ds:datastoreItem>
 </file>
--- a/Doc/Završni_rad_FilipFolnegović.docx
+++ b/Doc/Završni_rad_FilipFolnegović.docx
@@ -6088,7 +6088,21 @@
           <w:lang w:val="en-DE"/>
         </w:rPr>
         <w:br/>
-        <w:t>interface EquationDao {</w:t>
+        <w:t xml:space="preserve">interface </w:t>
+      </w:r>
+      <w:proofErr w:type="spellStart"/>
+      <w:r>
+        <w:rPr>
+          <w:lang w:val="en-DE"/>
+        </w:rPr>
+        <w:t>EquationDao</w:t>
+      </w:r>
+      <w:proofErr w:type="spellEnd"/>
+      <w:r>
+        <w:rPr>
+          <w:lang w:val="en-DE"/>
+        </w:rPr>
+        <w:t xml:space="preserve"> {</w:t>
       </w:r>
       <w:r>
         <w:rPr>
@@ -6108,14 +6122,42 @@
           <w:lang w:val="en-DE"/>
         </w:rPr>
         <w:br/>
-        <w:t xml:space="preserve">    @Insert(onConflict = OnConflictStrategy.REPLACE)</w:t>
-      </w:r>
-      <w:r>
-        <w:rPr>
-          <w:lang w:val="en-DE"/>
-        </w:rPr>
-        <w:br/>
-        <w:t xml:space="preserve">    suspend fun insertPocket(pocket: Pocket): Long</w:t>
+        <w:t xml:space="preserve">    @Insert(onConflict = </w:t>
+      </w:r>
+      <w:proofErr w:type="spellStart"/>
+      <w:r>
+        <w:rPr>
+          <w:lang w:val="en-DE"/>
+        </w:rPr>
+        <w:t>OnConflictStrategy.REPLACE</w:t>
+      </w:r>
+      <w:proofErr w:type="spellEnd"/>
+      <w:r>
+        <w:rPr>
+          <w:lang w:val="en-DE"/>
+        </w:rPr>
+        <w:t>)</w:t>
+      </w:r>
+      <w:r>
+        <w:rPr>
+          <w:lang w:val="en-DE"/>
+        </w:rPr>
+        <w:br/>
+        <w:t xml:space="preserve">    suspend fun </w:t>
+      </w:r>
+      <w:proofErr w:type="spellStart"/>
+      <w:r>
+        <w:rPr>
+          <w:lang w:val="en-DE"/>
+        </w:rPr>
+        <w:t>insertPocket</w:t>
+      </w:r>
+      <w:proofErr w:type="spellEnd"/>
+      <w:r>
+        <w:rPr>
+          <w:lang w:val="en-DE"/>
+        </w:rPr>
+        <w:t>(pocket: Pocket): Long</w:t>
       </w:r>
       <w:r>
         <w:rPr>
@@ -6135,7 +6177,35 @@
           <w:lang w:val="en-DE"/>
         </w:rPr>
         <w:br/>
-        <w:t xml:space="preserve">    fun getAllPockets(): kotlinx.coroutines.flow.Flow&lt;List&lt;Pocket&gt;&gt;</w:t>
+        <w:t xml:space="preserve">    fun </w:t>
+      </w:r>
+      <w:proofErr w:type="spellStart"/>
+      <w:r>
+        <w:rPr>
+          <w:lang w:val="en-DE"/>
+        </w:rPr>
+        <w:t>getAllPockets</w:t>
+      </w:r>
+      <w:proofErr w:type="spellEnd"/>
+      <w:r>
+        <w:rPr>
+          <w:lang w:val="en-DE"/>
+        </w:rPr>
+        <w:t xml:space="preserve">(): </w:t>
+      </w:r>
+      <w:proofErr w:type="spellStart"/>
+      <w:r>
+        <w:rPr>
+          <w:lang w:val="en-DE"/>
+        </w:rPr>
+        <w:t>kotlinx.coroutines.flow.Flow</w:t>
+      </w:r>
+      <w:proofErr w:type="spellEnd"/>
+      <w:r>
+        <w:rPr>
+          <w:lang w:val="en-DE"/>
+        </w:rPr>
+        <w:t>&lt;List&lt;Pocket&gt;&gt;</w:t>
       </w:r>
       <w:r>
         <w:rPr>
@@ -6155,7 +6225,21 @@
           <w:lang w:val="en-DE"/>
         </w:rPr>
         <w:br/>
-        <w:t xml:space="preserve">    suspend fun deletePocket(pocket: Pocket)</w:t>
+        <w:t xml:space="preserve">    suspend fun </w:t>
+      </w:r>
+      <w:proofErr w:type="spellStart"/>
+      <w:r>
+        <w:rPr>
+          <w:lang w:val="en-DE"/>
+        </w:rPr>
+        <w:t>deletePocket</w:t>
+      </w:r>
+      <w:proofErr w:type="spellEnd"/>
+      <w:r>
+        <w:rPr>
+          <w:lang w:val="en-DE"/>
+        </w:rPr>
+        <w:t>(pocket: Pocket)</w:t>
       </w:r>
       <w:r>
         <w:rPr>
@@ -6175,54 +6259,208 @@
           <w:lang w:val="en-DE"/>
         </w:rPr>
         <w:br/>
-        <w:t xml:space="preserve">    @Insert(onConflict = OnConflictStrategy.REPLACE)</w:t>
-      </w:r>
-      <w:r>
-        <w:rPr>
-          <w:lang w:val="en-DE"/>
-        </w:rPr>
-        <w:br/>
-        <w:t xml:space="preserve">    suspend fun insertEquation(equation: Equation): Long</w:t>
-      </w:r>
-      <w:r>
-        <w:rPr>
-          <w:lang w:val="en-DE"/>
-        </w:rPr>
-        <w:br/>
-      </w:r>
-      <w:r>
-        <w:rPr>
-          <w:lang w:val="en-DE"/>
-        </w:rPr>
-        <w:br/>
-        <w:t xml:space="preserve">    @Query("SELECT * FROM equations WHERE pocketId = :pocketId")</w:t>
-      </w:r>
-      <w:r>
-        <w:rPr>
-          <w:lang w:val="en-DE"/>
-        </w:rPr>
-        <w:br/>
-        <w:t xml:space="preserve">    fun getEquationsForPocket(pocketId: Long): kotlinx.coroutines.flow.Flow&lt;List&lt;Equation&gt;&gt;</w:t>
-      </w:r>
-      <w:r>
-        <w:rPr>
-          <w:lang w:val="en-DE"/>
-        </w:rPr>
-        <w:br/>
-      </w:r>
-      <w:r>
-        <w:rPr>
-          <w:lang w:val="en-DE"/>
-        </w:rPr>
-        <w:br/>
-        <w:t xml:space="preserve">    @Query("SELECT * FROM equations WHERE pocketId = :pocketId")</w:t>
-      </w:r>
-      <w:r>
-        <w:rPr>
-          <w:lang w:val="en-DE"/>
-        </w:rPr>
-        <w:br/>
-        <w:t xml:space="preserve">    suspend fun getEquationsForPocketList(pocketId: Long): List&lt;Equation&gt;</w:t>
+        <w:t xml:space="preserve">    @Insert(onConflict = </w:t>
+      </w:r>
+      <w:proofErr w:type="spellStart"/>
+      <w:r>
+        <w:rPr>
+          <w:lang w:val="en-DE"/>
+        </w:rPr>
+        <w:t>OnConflictStrategy.REPLACE</w:t>
+      </w:r>
+      <w:proofErr w:type="spellEnd"/>
+      <w:r>
+        <w:rPr>
+          <w:lang w:val="en-DE"/>
+        </w:rPr>
+        <w:t>)</w:t>
+      </w:r>
+      <w:r>
+        <w:rPr>
+          <w:lang w:val="en-DE"/>
+        </w:rPr>
+        <w:br/>
+        <w:t xml:space="preserve">    suspend fun </w:t>
+      </w:r>
+      <w:proofErr w:type="spellStart"/>
+      <w:r>
+        <w:rPr>
+          <w:lang w:val="en-DE"/>
+        </w:rPr>
+        <w:t>insertEquation</w:t>
+      </w:r>
+      <w:proofErr w:type="spellEnd"/>
+      <w:r>
+        <w:rPr>
+          <w:lang w:val="en-DE"/>
+        </w:rPr>
+        <w:t>(equation: Equation): Long</w:t>
+      </w:r>
+      <w:r>
+        <w:rPr>
+          <w:lang w:val="en-DE"/>
+        </w:rPr>
+        <w:br/>
+      </w:r>
+      <w:r>
+        <w:rPr>
+          <w:lang w:val="en-DE"/>
+        </w:rPr>
+        <w:br/>
+        <w:t xml:space="preserve">    @Query("SELECT * FROM equations WHERE </w:t>
+      </w:r>
+      <w:proofErr w:type="spellStart"/>
+      <w:r>
+        <w:rPr>
+          <w:lang w:val="en-DE"/>
+        </w:rPr>
+        <w:t>pocketId</w:t>
+      </w:r>
+      <w:proofErr w:type="spellEnd"/>
+      <w:r>
+        <w:rPr>
+          <w:lang w:val="en-DE"/>
+        </w:rPr>
+        <w:t xml:space="preserve"> = :</w:t>
+      </w:r>
+      <w:proofErr w:type="spellStart"/>
+      <w:r>
+        <w:rPr>
+          <w:lang w:val="en-DE"/>
+        </w:rPr>
+        <w:t>pocketId</w:t>
+      </w:r>
+      <w:proofErr w:type="spellEnd"/>
+      <w:r>
+        <w:rPr>
+          <w:lang w:val="en-DE"/>
+        </w:rPr>
+        <w:t>")</w:t>
+      </w:r>
+      <w:r>
+        <w:rPr>
+          <w:lang w:val="en-DE"/>
+        </w:rPr>
+        <w:br/>
+        <w:t xml:space="preserve">    fun </w:t>
+      </w:r>
+      <w:proofErr w:type="spellStart"/>
+      <w:r>
+        <w:rPr>
+          <w:lang w:val="en-DE"/>
+        </w:rPr>
+        <w:t>getEquationsForPocket</w:t>
+      </w:r>
+      <w:proofErr w:type="spellEnd"/>
+      <w:r>
+        <w:rPr>
+          <w:lang w:val="en-DE"/>
+        </w:rPr>
+        <w:t>(</w:t>
+      </w:r>
+      <w:proofErr w:type="spellStart"/>
+      <w:r>
+        <w:rPr>
+          <w:lang w:val="en-DE"/>
+        </w:rPr>
+        <w:t>pocketId</w:t>
+      </w:r>
+      <w:proofErr w:type="spellEnd"/>
+      <w:r>
+        <w:rPr>
+          <w:lang w:val="en-DE"/>
+        </w:rPr>
+        <w:t xml:space="preserve">: Long): </w:t>
+      </w:r>
+      <w:proofErr w:type="spellStart"/>
+      <w:r>
+        <w:rPr>
+          <w:lang w:val="en-DE"/>
+        </w:rPr>
+        <w:t>kotlinx.coroutines.flow.Flow</w:t>
+      </w:r>
+      <w:proofErr w:type="spellEnd"/>
+      <w:r>
+        <w:rPr>
+          <w:lang w:val="en-DE"/>
+        </w:rPr>
+        <w:t>&lt;List&lt;Equation&gt;&gt;</w:t>
+      </w:r>
+      <w:r>
+        <w:rPr>
+          <w:lang w:val="en-DE"/>
+        </w:rPr>
+        <w:br/>
+      </w:r>
+      <w:r>
+        <w:rPr>
+          <w:lang w:val="en-DE"/>
+        </w:rPr>
+        <w:br/>
+        <w:t xml:space="preserve">    @Query("SELECT * FROM equations WHERE </w:t>
+      </w:r>
+      <w:proofErr w:type="spellStart"/>
+      <w:r>
+        <w:rPr>
+          <w:lang w:val="en-DE"/>
+        </w:rPr>
+        <w:t>pocketId</w:t>
+      </w:r>
+      <w:proofErr w:type="spellEnd"/>
+      <w:r>
+        <w:rPr>
+          <w:lang w:val="en-DE"/>
+        </w:rPr>
+        <w:t xml:space="preserve"> = :</w:t>
+      </w:r>
+      <w:proofErr w:type="spellStart"/>
+      <w:r>
+        <w:rPr>
+          <w:lang w:val="en-DE"/>
+        </w:rPr>
+        <w:t>pocketId</w:t>
+      </w:r>
+      <w:proofErr w:type="spellEnd"/>
+      <w:r>
+        <w:rPr>
+          <w:lang w:val="en-DE"/>
+        </w:rPr>
+        <w:t>")</w:t>
+      </w:r>
+      <w:r>
+        <w:rPr>
+          <w:lang w:val="en-DE"/>
+        </w:rPr>
+        <w:br/>
+        <w:t xml:space="preserve">    suspend fun </w:t>
+      </w:r>
+      <w:proofErr w:type="spellStart"/>
+      <w:r>
+        <w:rPr>
+          <w:lang w:val="en-DE"/>
+        </w:rPr>
+        <w:t>getEquationsForPocketList</w:t>
+      </w:r>
+      <w:proofErr w:type="spellEnd"/>
+      <w:r>
+        <w:rPr>
+          <w:lang w:val="en-DE"/>
+        </w:rPr>
+        <w:t>(</w:t>
+      </w:r>
+      <w:proofErr w:type="spellStart"/>
+      <w:r>
+        <w:rPr>
+          <w:lang w:val="en-DE"/>
+        </w:rPr>
+        <w:t>pocketId</w:t>
+      </w:r>
+      <w:proofErr w:type="spellEnd"/>
+      <w:r>
+        <w:rPr>
+          <w:lang w:val="en-DE"/>
+        </w:rPr>
+        <w:t>: Long): List&lt;Equation&gt;</w:t>
       </w:r>
       <w:r>
         <w:rPr>
@@ -6242,7 +6480,35 @@
           <w:lang w:val="en-DE"/>
         </w:rPr>
         <w:br/>
-        <w:t xml:space="preserve">    fun getAllEquations(): kotlinx.coroutines.flow.Flow&lt;List&lt;Equation&gt;&gt;</w:t>
+        <w:t xml:space="preserve">    fun </w:t>
+      </w:r>
+      <w:proofErr w:type="spellStart"/>
+      <w:r>
+        <w:rPr>
+          <w:lang w:val="en-DE"/>
+        </w:rPr>
+        <w:t>getAllEquations</w:t>
+      </w:r>
+      <w:proofErr w:type="spellEnd"/>
+      <w:r>
+        <w:rPr>
+          <w:lang w:val="en-DE"/>
+        </w:rPr>
+        <w:t xml:space="preserve">(): </w:t>
+      </w:r>
+      <w:proofErr w:type="spellStart"/>
+      <w:r>
+        <w:rPr>
+          <w:lang w:val="en-DE"/>
+        </w:rPr>
+        <w:t>kotlinx.coroutines.flow.Flow</w:t>
+      </w:r>
+      <w:proofErr w:type="spellEnd"/>
+      <w:r>
+        <w:rPr>
+          <w:lang w:val="en-DE"/>
+        </w:rPr>
+        <w:t>&lt;List&lt;Equation&gt;&gt;</w:t>
       </w:r>
       <w:r>
         <w:rPr>
@@ -6262,7 +6528,21 @@
           <w:lang w:val="en-DE"/>
         </w:rPr>
         <w:br/>
-        <w:t xml:space="preserve">    suspend fun updateEquation(equation: Equation)</w:t>
+        <w:t xml:space="preserve">    suspend fun </w:t>
+      </w:r>
+      <w:proofErr w:type="spellStart"/>
+      <w:r>
+        <w:rPr>
+          <w:lang w:val="en-DE"/>
+        </w:rPr>
+        <w:t>updateEquation</w:t>
+      </w:r>
+      <w:proofErr w:type="spellEnd"/>
+      <w:r>
+        <w:rPr>
+          <w:lang w:val="en-DE"/>
+        </w:rPr>
+        <w:t>(equation: Equation)</w:t>
       </w:r>
       <w:r>
         <w:rPr>
@@ -6288,27 +6568,111 @@
           <w:lang w:val="en-DE"/>
         </w:rPr>
         <w:br/>
-        <w:t xml:space="preserve">    suspend fun deleteEquation(equation: Equation)</w:t>
-      </w:r>
-      <w:r>
-        <w:rPr>
-          <w:lang w:val="en-DE"/>
-        </w:rPr>
-        <w:br/>
-      </w:r>
-      <w:r>
-        <w:rPr>
-          <w:lang w:val="en-DE"/>
-        </w:rPr>
-        <w:br/>
-        <w:t xml:space="preserve">    @Query("UPDATE equations SET isFavorite = 0 WHERE pocketId = :pocketId")</w:t>
-      </w:r>
-      <w:r>
-        <w:rPr>
-          <w:lang w:val="en-DE"/>
-        </w:rPr>
-        <w:br/>
-        <w:t xml:space="preserve">    suspend fun clearFavoritesForPocket(pocketId: Long)</w:t>
+        <w:t xml:space="preserve">    suspend fun </w:t>
+      </w:r>
+      <w:proofErr w:type="spellStart"/>
+      <w:r>
+        <w:rPr>
+          <w:lang w:val="en-DE"/>
+        </w:rPr>
+        <w:t>deleteEquation</w:t>
+      </w:r>
+      <w:proofErr w:type="spellEnd"/>
+      <w:r>
+        <w:rPr>
+          <w:lang w:val="en-DE"/>
+        </w:rPr>
+        <w:t>(equation: Equation)</w:t>
+      </w:r>
+      <w:r>
+        <w:rPr>
+          <w:lang w:val="en-DE"/>
+        </w:rPr>
+        <w:br/>
+      </w:r>
+      <w:r>
+        <w:rPr>
+          <w:lang w:val="en-DE"/>
+        </w:rPr>
+        <w:br/>
+        <w:t xml:space="preserve">    @Query("UPDATE equations SET </w:t>
+      </w:r>
+      <w:proofErr w:type="spellStart"/>
+      <w:r>
+        <w:rPr>
+          <w:lang w:val="en-DE"/>
+        </w:rPr>
+        <w:t>isFavorite</w:t>
+      </w:r>
+      <w:proofErr w:type="spellEnd"/>
+      <w:r>
+        <w:rPr>
+          <w:lang w:val="en-DE"/>
+        </w:rPr>
+        <w:t xml:space="preserve"> = 0 WHERE </w:t>
+      </w:r>
+      <w:proofErr w:type="spellStart"/>
+      <w:r>
+        <w:rPr>
+          <w:lang w:val="en-DE"/>
+        </w:rPr>
+        <w:t>pocketId</w:t>
+      </w:r>
+      <w:proofErr w:type="spellEnd"/>
+      <w:r>
+        <w:rPr>
+          <w:lang w:val="en-DE"/>
+        </w:rPr>
+        <w:t xml:space="preserve"> = :</w:t>
+      </w:r>
+      <w:proofErr w:type="spellStart"/>
+      <w:r>
+        <w:rPr>
+          <w:lang w:val="en-DE"/>
+        </w:rPr>
+        <w:t>pocketId</w:t>
+      </w:r>
+      <w:proofErr w:type="spellEnd"/>
+      <w:r>
+        <w:rPr>
+          <w:lang w:val="en-DE"/>
+        </w:rPr>
+        <w:t>")</w:t>
+      </w:r>
+      <w:r>
+        <w:rPr>
+          <w:lang w:val="en-DE"/>
+        </w:rPr>
+        <w:br/>
+        <w:t xml:space="preserve">    suspend fun </w:t>
+      </w:r>
+      <w:proofErr w:type="spellStart"/>
+      <w:r>
+        <w:rPr>
+          <w:lang w:val="en-DE"/>
+        </w:rPr>
+        <w:t>clearFavoritesForPocket</w:t>
+      </w:r>
+      <w:proofErr w:type="spellEnd"/>
+      <w:r>
+        <w:rPr>
+          <w:lang w:val="en-DE"/>
+        </w:rPr>
+        <w:t>(</w:t>
+      </w:r>
+      <w:proofErr w:type="spellStart"/>
+      <w:r>
+        <w:rPr>
+          <w:lang w:val="en-DE"/>
+        </w:rPr>
+        <w:t>pocketId</w:t>
+      </w:r>
+      <w:proofErr w:type="spellEnd"/>
+      <w:r>
+        <w:rPr>
+          <w:lang w:val="en-DE"/>
+        </w:rPr>
+        <w:t>: Long)</w:t>
       </w:r>
       <w:r>
         <w:rPr>
@@ -6331,14 +6695,27 @@
       <w:r>
         <w:t xml:space="preserve">Kôd </w:t>
       </w:r>
-      <w:fldSimple w:instr=" STYLEREF 1 \s ">
-        <w:r>
-          <w:rPr>
-            <w:noProof/>
-          </w:rPr>
-          <w:t>5</w:t>
-        </w:r>
-      </w:fldSimple>
+      <w:r>
+        <w:fldChar w:fldCharType="begin"/>
+      </w:r>
+      <w:r>
+        <w:instrText xml:space="preserve"> STYLEREF 1 \s </w:instrText>
+      </w:r>
+      <w:r>
+        <w:fldChar w:fldCharType="separate"/>
+      </w:r>
+      <w:r>
+        <w:rPr>
+          <w:noProof/>
+        </w:rPr>
+        <w:t>5</w:t>
+      </w:r>
+      <w:r>
+        <w:rPr>
+          <w:noProof/>
+        </w:rPr>
+        <w:fldChar w:fldCharType="end"/>
+      </w:r>
       <w:r>
         <w:t>.</w:t>
       </w:r>
@@ -7197,14 +7574,91 @@
           <w:lang w:val="en-DE"/>
         </w:rPr>
         <w:br/>
-        <w:t>private fun processImageProxy(imageProxy: ImageProxy) {</w:t>
-      </w:r>
-      <w:r>
-        <w:rPr>
-          <w:lang w:val="en-DE"/>
-        </w:rPr>
-        <w:br/>
-        <w:t xml:space="preserve">    val mediaImage = imageProxy.</w:t>
+        <w:t xml:space="preserve">private fun </w:t>
+      </w:r>
+      <w:proofErr w:type="spellStart"/>
+      <w:r>
+        <w:rPr>
+          <w:lang w:val="en-DE"/>
+        </w:rPr>
+        <w:t>processImageProxy</w:t>
+      </w:r>
+      <w:proofErr w:type="spellEnd"/>
+      <w:r>
+        <w:rPr>
+          <w:lang w:val="en-DE"/>
+        </w:rPr>
+        <w:t>(</w:t>
+      </w:r>
+      <w:proofErr w:type="spellStart"/>
+      <w:r>
+        <w:rPr>
+          <w:lang w:val="en-DE"/>
+        </w:rPr>
+        <w:t>imageProxy</w:t>
+      </w:r>
+      <w:proofErr w:type="spellEnd"/>
+      <w:r>
+        <w:rPr>
+          <w:lang w:val="en-DE"/>
+        </w:rPr>
+        <w:t xml:space="preserve">: </w:t>
+      </w:r>
+      <w:proofErr w:type="spellStart"/>
+      <w:r>
+        <w:rPr>
+          <w:lang w:val="en-DE"/>
+        </w:rPr>
+        <w:t>ImageProxy</w:t>
+      </w:r>
+      <w:proofErr w:type="spellEnd"/>
+      <w:r>
+        <w:rPr>
+          <w:lang w:val="en-DE"/>
+        </w:rPr>
+        <w:t>) {</w:t>
+      </w:r>
+      <w:r>
+        <w:rPr>
+          <w:lang w:val="en-DE"/>
+        </w:rPr>
+        <w:br/>
+        <w:t xml:space="preserve">    </w:t>
+      </w:r>
+      <w:proofErr w:type="spellStart"/>
+      <w:r>
+        <w:rPr>
+          <w:lang w:val="en-DE"/>
+        </w:rPr>
+        <w:t>val</w:t>
+      </w:r>
+      <w:proofErr w:type="spellEnd"/>
+      <w:r>
+        <w:rPr>
+          <w:lang w:val="en-DE"/>
+        </w:rPr>
+        <w:t xml:space="preserve"> </w:t>
+      </w:r>
+      <w:proofErr w:type="spellStart"/>
+      <w:r>
+        <w:rPr>
+          <w:lang w:val="en-DE"/>
+        </w:rPr>
+        <w:t>mediaImage</w:t>
+      </w:r>
+      <w:proofErr w:type="spellEnd"/>
+      <w:r>
+        <w:rPr>
+          <w:lang w:val="en-DE"/>
+        </w:rPr>
+        <w:t xml:space="preserve"> = </w:t>
+      </w:r>
+      <w:proofErr w:type="spellStart"/>
+      <w:r>
+        <w:rPr>
+          <w:lang w:val="en-DE"/>
+        </w:rPr>
+        <w:t>imageProxy.</w:t>
       </w:r>
       <w:r>
         <w:rPr>
@@ -7214,6 +7668,7 @@
         </w:rPr>
         <w:t>image</w:t>
       </w:r>
+      <w:proofErr w:type="spellEnd"/>
       <w:r>
         <w:rPr>
           <w:i/>
@@ -7227,14 +7682,77 @@
         <w:rPr>
           <w:lang w:val="en-DE"/>
         </w:rPr>
-        <w:t>if (mediaImage != null) {</w:t>
-      </w:r>
-      <w:r>
-        <w:rPr>
-          <w:lang w:val="en-DE"/>
-        </w:rPr>
-        <w:br/>
-        <w:t xml:space="preserve">        val image = InputImage.fromMediaImage(mediaImage, imageProxy.</w:t>
+        <w:t>if (</w:t>
+      </w:r>
+      <w:proofErr w:type="spellStart"/>
+      <w:r>
+        <w:rPr>
+          <w:lang w:val="en-DE"/>
+        </w:rPr>
+        <w:t>mediaImage</w:t>
+      </w:r>
+      <w:proofErr w:type="spellEnd"/>
+      <w:r>
+        <w:rPr>
+          <w:lang w:val="en-DE"/>
+        </w:rPr>
+        <w:t xml:space="preserve"> != null) {</w:t>
+      </w:r>
+      <w:r>
+        <w:rPr>
+          <w:lang w:val="en-DE"/>
+        </w:rPr>
+        <w:br/>
+        <w:t xml:space="preserve">        </w:t>
+      </w:r>
+      <w:proofErr w:type="spellStart"/>
+      <w:r>
+        <w:rPr>
+          <w:lang w:val="en-DE"/>
+        </w:rPr>
+        <w:t>val</w:t>
+      </w:r>
+      <w:proofErr w:type="spellEnd"/>
+      <w:r>
+        <w:rPr>
+          <w:lang w:val="en-DE"/>
+        </w:rPr>
+        <w:t xml:space="preserve"> image = </w:t>
+      </w:r>
+      <w:proofErr w:type="spellStart"/>
+      <w:r>
+        <w:rPr>
+          <w:lang w:val="en-DE"/>
+        </w:rPr>
+        <w:t>InputImage.fromMediaImage</w:t>
+      </w:r>
+      <w:proofErr w:type="spellEnd"/>
+      <w:r>
+        <w:rPr>
+          <w:lang w:val="en-DE"/>
+        </w:rPr>
+        <w:t>(</w:t>
+      </w:r>
+      <w:proofErr w:type="spellStart"/>
+      <w:r>
+        <w:rPr>
+          <w:lang w:val="en-DE"/>
+        </w:rPr>
+        <w:t>mediaImage</w:t>
+      </w:r>
+      <w:proofErr w:type="spellEnd"/>
+      <w:r>
+        <w:rPr>
+          <w:lang w:val="en-DE"/>
+        </w:rPr>
+        <w:t xml:space="preserve">, </w:t>
+      </w:r>
+      <w:proofErr w:type="spellStart"/>
+      <w:r>
+        <w:rPr>
+          <w:lang w:val="en-DE"/>
+        </w:rPr>
+        <w:t>imageProxy.</w:t>
       </w:r>
       <w:r>
         <w:rPr>
@@ -7258,6 +7776,7 @@
         </w:rPr>
         <w:t>rotationDegrees</w:t>
       </w:r>
+      <w:proofErr w:type="spellEnd"/>
       <w:r>
         <w:rPr>
           <w:lang w:val="en-DE"/>
@@ -7269,7 +7788,42 @@
           <w:lang w:val="en-DE"/>
         </w:rPr>
         <w:br/>
-        <w:t xml:space="preserve">        val recognizer = TextRecognition.getClient(TextRecognizerOptions.</w:t>
+        <w:t xml:space="preserve">        </w:t>
+      </w:r>
+      <w:proofErr w:type="spellStart"/>
+      <w:r>
+        <w:rPr>
+          <w:lang w:val="en-DE"/>
+        </w:rPr>
+        <w:t>val</w:t>
+      </w:r>
+      <w:proofErr w:type="spellEnd"/>
+      <w:r>
+        <w:rPr>
+          <w:lang w:val="en-DE"/>
+        </w:rPr>
+        <w:t xml:space="preserve"> recognizer = </w:t>
+      </w:r>
+      <w:proofErr w:type="spellStart"/>
+      <w:r>
+        <w:rPr>
+          <w:lang w:val="en-DE"/>
+        </w:rPr>
+        <w:t>TextRecognition.getClient</w:t>
+      </w:r>
+      <w:proofErr w:type="spellEnd"/>
+      <w:r>
+        <w:rPr>
+          <w:lang w:val="en-DE"/>
+        </w:rPr>
+        <w:t>(</w:t>
+      </w:r>
+      <w:proofErr w:type="spellStart"/>
+      <w:r>
+        <w:rPr>
+          <w:lang w:val="en-DE"/>
+        </w:rPr>
+        <w:t>TextRecognizerOptions.</w:t>
       </w:r>
       <w:r>
         <w:rPr>
@@ -7279,6 +7833,7 @@
         </w:rPr>
         <w:t>DEFAULT_OPTIONS</w:t>
       </w:r>
+      <w:proofErr w:type="spellEnd"/>
       <w:r>
         <w:rPr>
           <w:lang w:val="en-DE"/>
@@ -7296,14 +7851,42 @@
           <w:lang w:val="en-DE"/>
         </w:rPr>
         <w:br/>
-        <w:t xml:space="preserve">        recognizer.process(image)</w:t>
-      </w:r>
-      <w:r>
-        <w:rPr>
-          <w:lang w:val="en-DE"/>
-        </w:rPr>
-        <w:br/>
-        <w:t xml:space="preserve">            .addOnSuccessListener </w:t>
+        <w:t xml:space="preserve">        </w:t>
+      </w:r>
+      <w:proofErr w:type="spellStart"/>
+      <w:r>
+        <w:rPr>
+          <w:lang w:val="en-DE"/>
+        </w:rPr>
+        <w:t>recognizer.process</w:t>
+      </w:r>
+      <w:proofErr w:type="spellEnd"/>
+      <w:r>
+        <w:rPr>
+          <w:lang w:val="en-DE"/>
+        </w:rPr>
+        <w:t>(image)</w:t>
+      </w:r>
+      <w:r>
+        <w:rPr>
+          <w:lang w:val="en-DE"/>
+        </w:rPr>
+        <w:br/>
+        <w:t xml:space="preserve">            .</w:t>
+      </w:r>
+      <w:proofErr w:type="spellStart"/>
+      <w:r>
+        <w:rPr>
+          <w:lang w:val="en-DE"/>
+        </w:rPr>
+        <w:t>addOnSuccessListener</w:t>
+      </w:r>
+      <w:proofErr w:type="spellEnd"/>
+      <w:r>
+        <w:rPr>
+          <w:lang w:val="en-DE"/>
+        </w:rPr>
+        <w:t xml:space="preserve"> </w:t>
       </w:r>
       <w:r>
         <w:rPr>
@@ -7313,11 +7896,19 @@
         </w:rPr>
         <w:t xml:space="preserve">{ </w:t>
       </w:r>
-      <w:r>
-        <w:rPr>
-          <w:lang w:val="en-DE"/>
-        </w:rPr>
-        <w:t xml:space="preserve">visionText </w:t>
+      <w:proofErr w:type="spellStart"/>
+      <w:r>
+        <w:rPr>
+          <w:lang w:val="en-DE"/>
+        </w:rPr>
+        <w:t>visionText</w:t>
+      </w:r>
+      <w:proofErr w:type="spellEnd"/>
+      <w:r>
+        <w:rPr>
+          <w:lang w:val="en-DE"/>
+        </w:rPr>
+        <w:t xml:space="preserve"> </w:t>
       </w:r>
       <w:r>
         <w:rPr>
@@ -7341,7 +7932,28 @@
           <w:lang w:val="en-DE"/>
         </w:rPr>
         <w:br/>
-        <w:t xml:space="preserve">                val width = imageProxy.</w:t>
+        <w:t xml:space="preserve">                </w:t>
+      </w:r>
+      <w:proofErr w:type="spellStart"/>
+      <w:r>
+        <w:rPr>
+          <w:lang w:val="en-DE"/>
+        </w:rPr>
+        <w:t>val</w:t>
+      </w:r>
+      <w:proofErr w:type="spellEnd"/>
+      <w:r>
+        <w:rPr>
+          <w:lang w:val="en-DE"/>
+        </w:rPr>
+        <w:t xml:space="preserve"> width = </w:t>
+      </w:r>
+      <w:proofErr w:type="spellStart"/>
+      <w:r>
+        <w:rPr>
+          <w:lang w:val="en-DE"/>
+        </w:rPr>
+        <w:t>imageProxy.</w:t>
       </w:r>
       <w:r>
         <w:rPr>
@@ -7355,14 +7967,42 @@
         <w:rPr>
           <w:lang w:val="en-DE"/>
         </w:rPr>
-        <w:t>.toFloat()</w:t>
-      </w:r>
-      <w:r>
-        <w:rPr>
-          <w:lang w:val="en-DE"/>
-        </w:rPr>
-        <w:br/>
-        <w:t xml:space="preserve">                val height = imageProxy.</w:t>
+        <w:t>.toFloat</w:t>
+      </w:r>
+      <w:proofErr w:type="spellEnd"/>
+      <w:r>
+        <w:rPr>
+          <w:lang w:val="en-DE"/>
+        </w:rPr>
+        <w:t>()</w:t>
+      </w:r>
+      <w:r>
+        <w:rPr>
+          <w:lang w:val="en-DE"/>
+        </w:rPr>
+        <w:br/>
+        <w:t xml:space="preserve">                </w:t>
+      </w:r>
+      <w:proofErr w:type="spellStart"/>
+      <w:r>
+        <w:rPr>
+          <w:lang w:val="en-DE"/>
+        </w:rPr>
+        <w:t>val</w:t>
+      </w:r>
+      <w:proofErr w:type="spellEnd"/>
+      <w:r>
+        <w:rPr>
+          <w:lang w:val="en-DE"/>
+        </w:rPr>
+        <w:t xml:space="preserve"> height = </w:t>
+      </w:r>
+      <w:proofErr w:type="spellStart"/>
+      <w:r>
+        <w:rPr>
+          <w:lang w:val="en-DE"/>
+        </w:rPr>
+        <w:t>imageProxy.</w:t>
       </w:r>
       <w:r>
         <w:rPr>
@@ -7376,54 +8016,194 @@
         <w:rPr>
           <w:lang w:val="en-DE"/>
         </w:rPr>
-        <w:t>.toFloat()</w:t>
-      </w:r>
-      <w:r>
-        <w:rPr>
-          <w:lang w:val="en-DE"/>
-        </w:rPr>
-        <w:br/>
-      </w:r>
-      <w:r>
-        <w:rPr>
-          <w:lang w:val="en-DE"/>
-        </w:rPr>
-        <w:br/>
-        <w:t xml:space="preserve">                val roiMinX = width * 0.25f</w:t>
-      </w:r>
-      <w:r>
-        <w:rPr>
-          <w:lang w:val="en-DE"/>
-        </w:rPr>
-        <w:br/>
-        <w:t xml:space="preserve">                val roiMaxX = width * 0.55f</w:t>
-      </w:r>
-      <w:r>
-        <w:rPr>
-          <w:lang w:val="en-DE"/>
-        </w:rPr>
-        <w:br/>
-        <w:t xml:space="preserve">                val roiMinY = height * 0.20f</w:t>
-      </w:r>
-      <w:r>
-        <w:rPr>
-          <w:lang w:val="en-DE"/>
-        </w:rPr>
-        <w:br/>
-        <w:t xml:space="preserve">                val roiMaxY = height * 0.80f</w:t>
-      </w:r>
-      <w:r>
-        <w:rPr>
-          <w:lang w:val="en-DE"/>
-        </w:rPr>
-        <w:br/>
-      </w:r>
-      <w:r>
-        <w:rPr>
-          <w:lang w:val="en-DE"/>
-        </w:rPr>
-        <w:br/>
-        <w:t xml:space="preserve">                val result = visionText.</w:t>
+        <w:t>.toFloat</w:t>
+      </w:r>
+      <w:proofErr w:type="spellEnd"/>
+      <w:r>
+        <w:rPr>
+          <w:lang w:val="en-DE"/>
+        </w:rPr>
+        <w:t>()</w:t>
+      </w:r>
+      <w:r>
+        <w:rPr>
+          <w:lang w:val="en-DE"/>
+        </w:rPr>
+        <w:br/>
+      </w:r>
+      <w:r>
+        <w:rPr>
+          <w:lang w:val="en-DE"/>
+        </w:rPr>
+        <w:br/>
+        <w:t xml:space="preserve">                </w:t>
+      </w:r>
+      <w:proofErr w:type="spellStart"/>
+      <w:r>
+        <w:rPr>
+          <w:lang w:val="en-DE"/>
+        </w:rPr>
+        <w:t>val</w:t>
+      </w:r>
+      <w:proofErr w:type="spellEnd"/>
+      <w:r>
+        <w:rPr>
+          <w:lang w:val="en-DE"/>
+        </w:rPr>
+        <w:t xml:space="preserve"> </w:t>
+      </w:r>
+      <w:proofErr w:type="spellStart"/>
+      <w:r>
+        <w:rPr>
+          <w:lang w:val="en-DE"/>
+        </w:rPr>
+        <w:t>roiMinX</w:t>
+      </w:r>
+      <w:proofErr w:type="spellEnd"/>
+      <w:r>
+        <w:rPr>
+          <w:lang w:val="en-DE"/>
+        </w:rPr>
+        <w:t xml:space="preserve"> = width * 0.25f</w:t>
+      </w:r>
+      <w:r>
+        <w:rPr>
+          <w:lang w:val="en-DE"/>
+        </w:rPr>
+        <w:br/>
+        <w:t xml:space="preserve">                </w:t>
+      </w:r>
+      <w:proofErr w:type="spellStart"/>
+      <w:r>
+        <w:rPr>
+          <w:lang w:val="en-DE"/>
+        </w:rPr>
+        <w:t>val</w:t>
+      </w:r>
+      <w:proofErr w:type="spellEnd"/>
+      <w:r>
+        <w:rPr>
+          <w:lang w:val="en-DE"/>
+        </w:rPr>
+        <w:t xml:space="preserve"> </w:t>
+      </w:r>
+      <w:proofErr w:type="spellStart"/>
+      <w:r>
+        <w:rPr>
+          <w:lang w:val="en-DE"/>
+        </w:rPr>
+        <w:t>roiMaxX</w:t>
+      </w:r>
+      <w:proofErr w:type="spellEnd"/>
+      <w:r>
+        <w:rPr>
+          <w:lang w:val="en-DE"/>
+        </w:rPr>
+        <w:t xml:space="preserve"> = width * 0.55f</w:t>
+      </w:r>
+      <w:r>
+        <w:rPr>
+          <w:lang w:val="en-DE"/>
+        </w:rPr>
+        <w:br/>
+        <w:t xml:space="preserve">                </w:t>
+      </w:r>
+      <w:proofErr w:type="spellStart"/>
+      <w:r>
+        <w:rPr>
+          <w:lang w:val="en-DE"/>
+        </w:rPr>
+        <w:t>val</w:t>
+      </w:r>
+      <w:proofErr w:type="spellEnd"/>
+      <w:r>
+        <w:rPr>
+          <w:lang w:val="en-DE"/>
+        </w:rPr>
+        <w:t xml:space="preserve"> </w:t>
+      </w:r>
+      <w:proofErr w:type="spellStart"/>
+      <w:r>
+        <w:rPr>
+          <w:lang w:val="en-DE"/>
+        </w:rPr>
+        <w:t>roiMinY</w:t>
+      </w:r>
+      <w:proofErr w:type="spellEnd"/>
+      <w:r>
+        <w:rPr>
+          <w:lang w:val="en-DE"/>
+        </w:rPr>
+        <w:t xml:space="preserve"> = height * 0.20f</w:t>
+      </w:r>
+      <w:r>
+        <w:rPr>
+          <w:lang w:val="en-DE"/>
+        </w:rPr>
+        <w:br/>
+        <w:t xml:space="preserve">                </w:t>
+      </w:r>
+      <w:proofErr w:type="spellStart"/>
+      <w:r>
+        <w:rPr>
+          <w:lang w:val="en-DE"/>
+        </w:rPr>
+        <w:t>val</w:t>
+      </w:r>
+      <w:proofErr w:type="spellEnd"/>
+      <w:r>
+        <w:rPr>
+          <w:lang w:val="en-DE"/>
+        </w:rPr>
+        <w:t xml:space="preserve"> </w:t>
+      </w:r>
+      <w:proofErr w:type="spellStart"/>
+      <w:r>
+        <w:rPr>
+          <w:lang w:val="en-DE"/>
+        </w:rPr>
+        <w:t>roiMaxY</w:t>
+      </w:r>
+      <w:proofErr w:type="spellEnd"/>
+      <w:r>
+        <w:rPr>
+          <w:lang w:val="en-DE"/>
+        </w:rPr>
+        <w:t xml:space="preserve"> = height * 0.80f</w:t>
+      </w:r>
+      <w:r>
+        <w:rPr>
+          <w:lang w:val="en-DE"/>
+        </w:rPr>
+        <w:br/>
+      </w:r>
+      <w:r>
+        <w:rPr>
+          <w:lang w:val="en-DE"/>
+        </w:rPr>
+        <w:br/>
+        <w:t xml:space="preserve">                </w:t>
+      </w:r>
+      <w:proofErr w:type="spellStart"/>
+      <w:r>
+        <w:rPr>
+          <w:lang w:val="en-DE"/>
+        </w:rPr>
+        <w:t>val</w:t>
+      </w:r>
+      <w:proofErr w:type="spellEnd"/>
+      <w:r>
+        <w:rPr>
+          <w:lang w:val="en-DE"/>
+        </w:rPr>
+        <w:t xml:space="preserve"> result = </w:t>
+      </w:r>
+      <w:proofErr w:type="spellStart"/>
+      <w:r>
+        <w:rPr>
+          <w:lang w:val="en-DE"/>
+        </w:rPr>
+        <w:t>visionText.</w:t>
       </w:r>
       <w:r>
         <w:rPr>
@@ -7433,6 +8213,7 @@
         </w:rPr>
         <w:t>textBlocks</w:t>
       </w:r>
+      <w:proofErr w:type="spellEnd"/>
       <w:r>
         <w:rPr>
           <w:i/>
@@ -7487,11 +8268,26 @@
         <w:br/>
         <w:t xml:space="preserve">                        </w:t>
       </w:r>
-      <w:r>
-        <w:rPr>
-          <w:lang w:val="en-DE"/>
-        </w:rPr>
-        <w:t>val box = block.</w:t>
+      <w:proofErr w:type="spellStart"/>
+      <w:r>
+        <w:rPr>
+          <w:lang w:val="en-DE"/>
+        </w:rPr>
+        <w:t>val</w:t>
+      </w:r>
+      <w:proofErr w:type="spellEnd"/>
+      <w:r>
+        <w:rPr>
+          <w:lang w:val="en-DE"/>
+        </w:rPr>
+        <w:t xml:space="preserve"> box = </w:t>
+      </w:r>
+      <w:proofErr w:type="spellStart"/>
+      <w:r>
+        <w:rPr>
+          <w:lang w:val="en-DE"/>
+        </w:rPr>
+        <w:t>block.</w:t>
       </w:r>
       <w:r>
         <w:rPr>
@@ -7501,6 +8297,7 @@
         </w:rPr>
         <w:t>boundingBox</w:t>
       </w:r>
+      <w:proofErr w:type="spellEnd"/>
       <w:r>
         <w:rPr>
           <w:i/>
@@ -7521,15 +8318,121 @@
           <w:lang w:val="en-DE"/>
         </w:rPr>
         <w:br/>
-        <w:t xml:space="preserve">                        box.centerX() &gt; roiMinX &amp;&amp; box.centerX() &lt; roiMaxX &amp;&amp;</w:t>
-      </w:r>
-      <w:r>
-        <w:rPr>
-          <w:lang w:val="en-DE"/>
-        </w:rPr>
-        <w:br/>
-        <w:t xml:space="preserve">                        box.centerY() &gt; roiMinY &amp;&amp; box.centerY() &lt; roiMaxY</w:t>
-      </w:r>
+        <w:t xml:space="preserve">                        </w:t>
+      </w:r>
+      <w:proofErr w:type="spellStart"/>
+      <w:r>
+        <w:rPr>
+          <w:lang w:val="en-DE"/>
+        </w:rPr>
+        <w:t>box.centerX</w:t>
+      </w:r>
+      <w:proofErr w:type="spellEnd"/>
+      <w:r>
+        <w:rPr>
+          <w:lang w:val="en-DE"/>
+        </w:rPr>
+        <w:t xml:space="preserve">() &gt; </w:t>
+      </w:r>
+      <w:proofErr w:type="spellStart"/>
+      <w:r>
+        <w:rPr>
+          <w:lang w:val="en-DE"/>
+        </w:rPr>
+        <w:t>roiMinX</w:t>
+      </w:r>
+      <w:proofErr w:type="spellEnd"/>
+      <w:r>
+        <w:rPr>
+          <w:lang w:val="en-DE"/>
+        </w:rPr>
+        <w:t xml:space="preserve"> &amp;&amp; </w:t>
+      </w:r>
+      <w:proofErr w:type="spellStart"/>
+      <w:r>
+        <w:rPr>
+          <w:lang w:val="en-DE"/>
+        </w:rPr>
+        <w:t>box.centerX</w:t>
+      </w:r>
+      <w:proofErr w:type="spellEnd"/>
+      <w:r>
+        <w:rPr>
+          <w:lang w:val="en-DE"/>
+        </w:rPr>
+        <w:t xml:space="preserve">() &lt; </w:t>
+      </w:r>
+      <w:proofErr w:type="spellStart"/>
+      <w:r>
+        <w:rPr>
+          <w:lang w:val="en-DE"/>
+        </w:rPr>
+        <w:t>roiMaxX</w:t>
+      </w:r>
+      <w:proofErr w:type="spellEnd"/>
+      <w:r>
+        <w:rPr>
+          <w:lang w:val="en-DE"/>
+        </w:rPr>
+        <w:t xml:space="preserve"> &amp;&amp;</w:t>
+      </w:r>
+      <w:r>
+        <w:rPr>
+          <w:lang w:val="en-DE"/>
+        </w:rPr>
+        <w:br/>
+        <w:t xml:space="preserve">                        </w:t>
+      </w:r>
+      <w:proofErr w:type="spellStart"/>
+      <w:r>
+        <w:rPr>
+          <w:lang w:val="en-DE"/>
+        </w:rPr>
+        <w:t>box.centerY</w:t>
+      </w:r>
+      <w:proofErr w:type="spellEnd"/>
+      <w:r>
+        <w:rPr>
+          <w:lang w:val="en-DE"/>
+        </w:rPr>
+        <w:t xml:space="preserve">() &gt; </w:t>
+      </w:r>
+      <w:proofErr w:type="spellStart"/>
+      <w:r>
+        <w:rPr>
+          <w:lang w:val="en-DE"/>
+        </w:rPr>
+        <w:t>roiMinY</w:t>
+      </w:r>
+      <w:proofErr w:type="spellEnd"/>
+      <w:r>
+        <w:rPr>
+          <w:lang w:val="en-DE"/>
+        </w:rPr>
+        <w:t xml:space="preserve"> &amp;&amp; </w:t>
+      </w:r>
+      <w:proofErr w:type="spellStart"/>
+      <w:r>
+        <w:rPr>
+          <w:lang w:val="en-DE"/>
+        </w:rPr>
+        <w:t>box.centerY</w:t>
+      </w:r>
+      <w:proofErr w:type="spellEnd"/>
+      <w:r>
+        <w:rPr>
+          <w:lang w:val="en-DE"/>
+        </w:rPr>
+        <w:t xml:space="preserve">() &lt; </w:t>
+      </w:r>
+      <w:proofErr w:type="spellStart"/>
+      <w:r>
+        <w:rPr>
+          <w:lang w:val="en-DE"/>
+        </w:rPr>
+        <w:t>roiMaxY</w:t>
+      </w:r>
+      <w:proofErr w:type="spellEnd"/>
       <w:r>
         <w:rPr>
           <w:lang w:val="en-DE"/>
@@ -7560,13 +8463,23 @@
         </w:rPr>
         <w:t>.</w:t>
       </w:r>
+      <w:proofErr w:type="spellStart"/>
       <w:r>
         <w:rPr>
           <w:i/>
           <w:iCs/>
           <w:lang w:val="en-DE"/>
         </w:rPr>
-        <w:t xml:space="preserve">flatMap </w:t>
+        <w:t>flatMap</w:t>
+      </w:r>
+      <w:proofErr w:type="spellEnd"/>
+      <w:r>
+        <w:rPr>
+          <w:i/>
+          <w:iCs/>
+          <w:lang w:val="en-DE"/>
+        </w:rPr>
+        <w:t xml:space="preserve"> </w:t>
       </w:r>
       <w:r>
         <w:rPr>
@@ -7574,7 +8487,16 @@
           <w:bCs/>
           <w:lang w:val="en-DE"/>
         </w:rPr>
-        <w:t>{ it</w:t>
+        <w:t xml:space="preserve">{ </w:t>
+      </w:r>
+      <w:proofErr w:type="spellStart"/>
+      <w:r>
+        <w:rPr>
+          <w:b/>
+          <w:bCs/>
+          <w:lang w:val="en-DE"/>
+        </w:rPr>
+        <w:t>it</w:t>
       </w:r>
       <w:r>
         <w:rPr>
@@ -7588,7 +8510,16 @@
           <w:iCs/>
           <w:lang w:val="en-DE"/>
         </w:rPr>
-        <w:t xml:space="preserve">lines </w:t>
+        <w:t>lines</w:t>
+      </w:r>
+      <w:proofErr w:type="spellEnd"/>
+      <w:r>
+        <w:rPr>
+          <w:i/>
+          <w:iCs/>
+          <w:lang w:val="en-DE"/>
+        </w:rPr>
+        <w:t xml:space="preserve"> </w:t>
       </w:r>
       <w:r>
         <w:rPr>
@@ -7627,7 +8558,16 @@
           <w:bCs/>
           <w:lang w:val="en-DE"/>
         </w:rPr>
-        <w:t>{ it</w:t>
+        <w:t xml:space="preserve">{ </w:t>
+      </w:r>
+      <w:proofErr w:type="spellStart"/>
+      <w:r>
+        <w:rPr>
+          <w:b/>
+          <w:bCs/>
+          <w:lang w:val="en-DE"/>
+        </w:rPr>
+        <w:t>it</w:t>
       </w:r>
       <w:r>
         <w:rPr>
@@ -7657,6 +8597,7 @@
         </w:rPr>
         <w:t>replace</w:t>
       </w:r>
+      <w:proofErr w:type="spellEnd"/>
       <w:r>
         <w:rPr>
           <w:lang w:val="en-DE"/>
@@ -7700,7 +8641,16 @@
           <w:bCs/>
           <w:lang w:val="en-DE"/>
         </w:rPr>
-        <w:t>{ it</w:t>
+        <w:t xml:space="preserve">{ </w:t>
+      </w:r>
+      <w:proofErr w:type="spellStart"/>
+      <w:r>
+        <w:rPr>
+          <w:b/>
+          <w:bCs/>
+          <w:lang w:val="en-DE"/>
+        </w:rPr>
+        <w:t>it</w:t>
       </w:r>
       <w:r>
         <w:rPr>
@@ -7716,12 +8666,14 @@
         </w:rPr>
         <w:t>contains</w:t>
       </w:r>
+      <w:proofErr w:type="spellEnd"/>
       <w:r>
         <w:rPr>
           <w:lang w:val="en-DE"/>
         </w:rPr>
         <w:t xml:space="preserve">("=") || </w:t>
       </w:r>
+      <w:proofErr w:type="spellStart"/>
       <w:r>
         <w:rPr>
           <w:b/>
@@ -7744,12 +8696,14 @@
         </w:rPr>
         <w:t>contains</w:t>
       </w:r>
+      <w:proofErr w:type="spellEnd"/>
       <w:r>
         <w:rPr>
           <w:lang w:val="en-DE"/>
         </w:rPr>
         <w:t xml:space="preserve">("+") || </w:t>
       </w:r>
+      <w:proofErr w:type="spellStart"/>
       <w:r>
         <w:rPr>
           <w:b/>
@@ -7772,12 +8726,14 @@
         </w:rPr>
         <w:t>contains</w:t>
       </w:r>
+      <w:proofErr w:type="spellEnd"/>
       <w:r>
         <w:rPr>
           <w:lang w:val="en-DE"/>
         </w:rPr>
         <w:t xml:space="preserve">("-") || </w:t>
       </w:r>
+      <w:proofErr w:type="spellStart"/>
       <w:r>
         <w:rPr>
           <w:b/>
@@ -7800,6 +8756,7 @@
         </w:rPr>
         <w:t>contains</w:t>
       </w:r>
+      <w:proofErr w:type="spellEnd"/>
       <w:r>
         <w:rPr>
           <w:lang w:val="en-DE"/>
@@ -7829,13 +8786,23 @@
         </w:rPr>
         <w:t>.</w:t>
       </w:r>
+      <w:proofErr w:type="spellStart"/>
       <w:r>
         <w:rPr>
           <w:i/>
           <w:iCs/>
           <w:lang w:val="en-DE"/>
         </w:rPr>
-        <w:t xml:space="preserve">maxByOrNull </w:t>
+        <w:t>maxByOrNull</w:t>
+      </w:r>
+      <w:proofErr w:type="spellEnd"/>
+      <w:r>
+        <w:rPr>
+          <w:i/>
+          <w:iCs/>
+          <w:lang w:val="en-DE"/>
+        </w:rPr>
+        <w:t xml:space="preserve"> </w:t>
       </w:r>
       <w:r>
         <w:rPr>
@@ -7843,20 +8810,36 @@
           <w:bCs/>
           <w:lang w:val="en-DE"/>
         </w:rPr>
-        <w:t>{ it</w:t>
-      </w:r>
-      <w:r>
-        <w:rPr>
-          <w:lang w:val="en-DE"/>
-        </w:rPr>
-        <w:t xml:space="preserve">.length </w:t>
-      </w:r>
+        <w:t xml:space="preserve">{ </w:t>
+      </w:r>
+      <w:proofErr w:type="spellStart"/>
       <w:r>
         <w:rPr>
           <w:b/>
           <w:bCs/>
           <w:lang w:val="en-DE"/>
         </w:rPr>
+        <w:t>it</w:t>
+      </w:r>
+      <w:r>
+        <w:rPr>
+          <w:lang w:val="en-DE"/>
+        </w:rPr>
+        <w:t>.length</w:t>
+      </w:r>
+      <w:proofErr w:type="spellEnd"/>
+      <w:r>
+        <w:rPr>
+          <w:lang w:val="en-DE"/>
+        </w:rPr>
+        <w:t xml:space="preserve"> </w:t>
+      </w:r>
+      <w:r>
+        <w:rPr>
+          <w:b/>
+          <w:bCs/>
+          <w:lang w:val="en-DE"/>
+        </w:rPr>
         <w:t xml:space="preserve">} </w:t>
       </w:r>
       <w:r>
@@ -7877,7 +8860,14 @@
           <w:lang w:val="en-DE"/>
         </w:rPr>
         <w:br/>
-        <w:t xml:space="preserve">                if (result.</w:t>
+        <w:t xml:space="preserve">                if (</w:t>
+      </w:r>
+      <w:proofErr w:type="spellStart"/>
+      <w:r>
+        <w:rPr>
+          <w:lang w:val="en-DE"/>
+        </w:rPr>
+        <w:t>result.</w:t>
       </w:r>
       <w:r>
         <w:rPr>
@@ -7887,6 +8877,7 @@
         </w:rPr>
         <w:t>isNotBlank</w:t>
       </w:r>
+      <w:proofErr w:type="spellEnd"/>
       <w:r>
         <w:rPr>
           <w:lang w:val="en-DE"/>
@@ -7904,14 +8895,50 @@
           <w:lang w:val="en-DE"/>
         </w:rPr>
         <w:lastRenderedPageBreak/>
-        <w:t xml:space="preserve">                    // Poboljšani post-processing za matematiku</w:t>
-      </w:r>
-      <w:r>
-        <w:rPr>
-          <w:lang w:val="en-DE"/>
-        </w:rPr>
-        <w:br/>
-        <w:t xml:space="preserve">                    detectedFormula = result</w:t>
+        <w:t xml:space="preserve">                    // </w:t>
+      </w:r>
+      <w:proofErr w:type="spellStart"/>
+      <w:r>
+        <w:rPr>
+          <w:lang w:val="en-DE"/>
+        </w:rPr>
+        <w:t>Poboljšani</w:t>
+      </w:r>
+      <w:proofErr w:type="spellEnd"/>
+      <w:r>
+        <w:rPr>
+          <w:lang w:val="en-DE"/>
+        </w:rPr>
+        <w:t xml:space="preserve"> post-processing za </w:t>
+      </w:r>
+      <w:proofErr w:type="spellStart"/>
+      <w:r>
+        <w:rPr>
+          <w:lang w:val="en-DE"/>
+        </w:rPr>
+        <w:t>matematiku</w:t>
+      </w:r>
+      <w:proofErr w:type="spellEnd"/>
+      <w:r>
+        <w:rPr>
+          <w:lang w:val="en-DE"/>
+        </w:rPr>
+        <w:br/>
+        <w:t xml:space="preserve">                    </w:t>
+      </w:r>
+      <w:proofErr w:type="spellStart"/>
+      <w:r>
+        <w:rPr>
+          <w:lang w:val="en-DE"/>
+        </w:rPr>
+        <w:t>detectedFormula</w:t>
+      </w:r>
+      <w:proofErr w:type="spellEnd"/>
+      <w:r>
+        <w:rPr>
+          <w:lang w:val="en-DE"/>
+        </w:rPr>
+        <w:t xml:space="preserve"> = result</w:t>
       </w:r>
       <w:r>
         <w:rPr>
@@ -7932,7 +8959,21 @@
         <w:rPr>
           <w:lang w:val="en-DE"/>
         </w:rPr>
-        <w:t>(Regex("([a-zA-Z])2"), "$1^2") // x2 -&gt; x^2</w:t>
+        <w:t>(Regex("([a-</w:t>
+      </w:r>
+      <w:proofErr w:type="spellStart"/>
+      <w:r>
+        <w:rPr>
+          <w:lang w:val="en-DE"/>
+        </w:rPr>
+        <w:t>zA</w:t>
+      </w:r>
+      <w:proofErr w:type="spellEnd"/>
+      <w:r>
+        <w:rPr>
+          <w:lang w:val="en-DE"/>
+        </w:rPr>
+        <w:t>-Z])2"), "$1^2") // x2 -&gt; x^2</w:t>
       </w:r>
       <w:r>
         <w:rPr>
@@ -7953,7 +8994,21 @@
         <w:rPr>
           <w:lang w:val="en-DE"/>
         </w:rPr>
-        <w:t>(Regex("([a-zA-Z])3"), "$1^3") // x3 -&gt; x^3</w:t>
+        <w:t>(Regex("([a-</w:t>
+      </w:r>
+      <w:proofErr w:type="spellStart"/>
+      <w:r>
+        <w:rPr>
+          <w:lang w:val="en-DE"/>
+        </w:rPr>
+        <w:t>zA</w:t>
+      </w:r>
+      <w:proofErr w:type="spellEnd"/>
+      <w:r>
+        <w:rPr>
+          <w:lang w:val="en-DE"/>
+        </w:rPr>
+        <w:t>-Z])3"), "$1^3") // x3 -&gt; x^3</w:t>
       </w:r>
       <w:r>
         <w:rPr>
@@ -8044,7 +9099,21 @@
         <w:rPr>
           <w:lang w:val="en-DE"/>
         </w:rPr>
-        <w:t xml:space="preserve">?.runOnUiThread </w:t>
+        <w:t>?.</w:t>
+      </w:r>
+      <w:proofErr w:type="spellStart"/>
+      <w:r>
+        <w:rPr>
+          <w:lang w:val="en-DE"/>
+        </w:rPr>
+        <w:t>runOnUiThread</w:t>
+      </w:r>
+      <w:proofErr w:type="spellEnd"/>
+      <w:r>
+        <w:rPr>
+          <w:lang w:val="en-DE"/>
+        </w:rPr>
+        <w:t xml:space="preserve"> </w:t>
       </w:r>
       <w:r>
         <w:rPr>
@@ -8063,6 +9132,7 @@
         <w:br/>
         <w:t xml:space="preserve">                        </w:t>
       </w:r>
+      <w:proofErr w:type="spellStart"/>
       <w:r>
         <w:rPr>
           <w:lang w:val="en-DE"/>
@@ -8075,14 +9145,31 @@
           <w:iCs/>
           <w:lang w:val="en-DE"/>
         </w:rPr>
-        <w:t xml:space="preserve">text </w:t>
-      </w:r>
-      <w:r>
-        <w:rPr>
-          <w:lang w:val="en-DE"/>
-        </w:rPr>
-        <w:t>= detectedFormula</w:t>
-      </w:r>
+        <w:t>text</w:t>
+      </w:r>
+      <w:proofErr w:type="spellEnd"/>
+      <w:r>
+        <w:rPr>
+          <w:i/>
+          <w:iCs/>
+          <w:lang w:val="en-DE"/>
+        </w:rPr>
+        <w:t xml:space="preserve"> </w:t>
+      </w:r>
+      <w:r>
+        <w:rPr>
+          <w:lang w:val="en-DE"/>
+        </w:rPr>
+        <w:t xml:space="preserve">= </w:t>
+      </w:r>
+      <w:proofErr w:type="spellStart"/>
+      <w:r>
+        <w:rPr>
+          <w:lang w:val="en-DE"/>
+        </w:rPr>
+        <w:t>detectedFormula</w:t>
+      </w:r>
+      <w:proofErr w:type="spellEnd"/>
       <w:r>
         <w:rPr>
           <w:lang w:val="en-DE"/>
@@ -8141,7 +9228,21 @@
         <w:rPr>
           <w:lang w:val="en-DE"/>
         </w:rPr>
-        <w:t xml:space="preserve">.addOnCompleteListener </w:t>
+        <w:t>.</w:t>
+      </w:r>
+      <w:proofErr w:type="spellStart"/>
+      <w:r>
+        <w:rPr>
+          <w:lang w:val="en-DE"/>
+        </w:rPr>
+        <w:t>addOnCompleteListener</w:t>
+      </w:r>
+      <w:proofErr w:type="spellEnd"/>
+      <w:r>
+        <w:rPr>
+          <w:lang w:val="en-DE"/>
+        </w:rPr>
+        <w:t xml:space="preserve"> </w:t>
       </w:r>
       <w:r>
         <w:rPr>
@@ -8160,11 +9261,19 @@
         <w:br/>
         <w:t xml:space="preserve">                </w:t>
       </w:r>
-      <w:r>
-        <w:rPr>
-          <w:lang w:val="en-DE"/>
-        </w:rPr>
-        <w:t>imageProxy.close()</w:t>
+      <w:proofErr w:type="spellStart"/>
+      <w:r>
+        <w:rPr>
+          <w:lang w:val="en-DE"/>
+        </w:rPr>
+        <w:t>imageProxy.close</w:t>
+      </w:r>
+      <w:proofErr w:type="spellEnd"/>
+      <w:r>
+        <w:rPr>
+          <w:lang w:val="en-DE"/>
+        </w:rPr>
+        <w:t>()</w:t>
       </w:r>
       <w:r>
         <w:rPr>
@@ -8217,14 +9326,27 @@
       <w:r>
         <w:t xml:space="preserve">Kôd </w:t>
       </w:r>
-      <w:fldSimple w:instr=" STYLEREF 1 \s ">
-        <w:r>
-          <w:rPr>
-            <w:noProof/>
-          </w:rPr>
-          <w:t>5</w:t>
-        </w:r>
-      </w:fldSimple>
+      <w:r>
+        <w:fldChar w:fldCharType="begin"/>
+      </w:r>
+      <w:r>
+        <w:instrText xml:space="preserve"> STYLEREF 1 \s </w:instrText>
+      </w:r>
+      <w:r>
+        <w:fldChar w:fldCharType="separate"/>
+      </w:r>
+      <w:r>
+        <w:rPr>
+          <w:noProof/>
+        </w:rPr>
+        <w:t>5</w:t>
+      </w:r>
+      <w:r>
+        <w:rPr>
+          <w:noProof/>
+        </w:rPr>
+        <w:fldChar w:fldCharType="end"/>
+      </w:r>
       <w:r>
         <w:t>.</w:t>
       </w:r>
@@ -8361,7 +9483,17 @@
     </w:p>
     <w:p>
       <w:r>
-        <w:t>Uloga Symja CAS engine-a u procesu parsiranja:</w:t>
+        <w:t xml:space="preserve">Uloga Symja CAS </w:t>
+      </w:r>
+      <w:r>
+        <w:rPr>
+          <w:i/>
+          <w:iCs/>
+        </w:rPr>
+        <w:t>engine</w:t>
+      </w:r>
+      <w:r>
+        <w:t>-a u procesu parsiranja:</w:t>
       </w:r>
     </w:p>
     <w:p>
@@ -9095,7 +10227,17 @@
     </w:p>
     <w:p>
       <w:r>
-        <w:t xml:space="preserve">Logika samog izračuna temelji se na principu prepoznavanja praznog polja. U trenutku aktivacije naredbe za izračun, sustav prolazi kroz sva generirana polja i prikuplja unesene vrijednosti. Ako aplikacija detektira da je točno jedno polje ostavljeno prazno, ono se automatski definira kao tražena nepoznanica. Sustav tada konstruira specifičan upit prema Symja engine-u koristeći </w:t>
+        <w:t xml:space="preserve">Logika samog izračuna temelji se na principu prepoznavanja praznog polja. U trenutku aktivacije naredbe za izračun, sustav prolazi kroz sva generirana polja i prikuplja unesene vrijednosti. Ako aplikacija detektira da je točno jedno polje ostavljeno prazno, ono se automatski definira kao tražena nepoznanica. Sustav tada konstruira specifičan upit prema Symja </w:t>
+      </w:r>
+      <w:r>
+        <w:rPr>
+          <w:i/>
+          <w:iCs/>
+        </w:rPr>
+        <w:t>engine</w:t>
+      </w:r>
+      <w:r>
+        <w:t xml:space="preserve">-u koristeći </w:t>
       </w:r>
       <w:r>
         <w:t xml:space="preserve">se </w:t>
@@ -9129,7 +10271,29 @@
           <w:lang w:val="en-DE"/>
         </w:rPr>
         <w:lastRenderedPageBreak/>
-        <w:t>private fun calculateResult(formula: String) {</w:t>
+        <w:t xml:space="preserve">private fun </w:t>
+      </w:r>
+      <w:proofErr w:type="spellStart"/>
+      <w:proofErr w:type="gramStart"/>
+      <w:r>
+        <w:rPr>
+          <w:lang w:val="en-DE"/>
+        </w:rPr>
+        <w:t>calculateResult</w:t>
+      </w:r>
+      <w:proofErr w:type="spellEnd"/>
+      <w:r>
+        <w:rPr>
+          <w:lang w:val="en-DE"/>
+        </w:rPr>
+        <w:t>(</w:t>
+      </w:r>
+      <w:proofErr w:type="gramEnd"/>
+      <w:r>
+        <w:rPr>
+          <w:lang w:val="en-DE"/>
+        </w:rPr>
+        <w:t>formula: String) {</w:t>
       </w:r>
       <w:r>
         <w:rPr>
@@ -9138,6 +10302,7 @@
         <w:br/>
         <w:t xml:space="preserve">    </w:t>
       </w:r>
+      <w:proofErr w:type="spellStart"/>
       <w:r>
         <w:rPr>
           <w:i/>
@@ -9160,11 +10325,26 @@
         </w:rPr>
         <w:t>launch</w:t>
       </w:r>
-      <w:r>
-        <w:rPr>
-          <w:lang w:val="en-DE"/>
-        </w:rPr>
-        <w:t xml:space="preserve">(Dispatchers.Default) </w:t>
+      <w:proofErr w:type="spellEnd"/>
+      <w:r>
+        <w:rPr>
+          <w:lang w:val="en-DE"/>
+        </w:rPr>
+        <w:t>(</w:t>
+      </w:r>
+      <w:proofErr w:type="spellStart"/>
+      <w:r>
+        <w:rPr>
+          <w:lang w:val="en-DE"/>
+        </w:rPr>
+        <w:t>Dispatchers.Default</w:t>
+      </w:r>
+      <w:proofErr w:type="spellEnd"/>
+      <w:r>
+        <w:rPr>
+          <w:lang w:val="en-DE"/>
+        </w:rPr>
+        <w:t xml:space="preserve">) </w:t>
       </w:r>
       <w:r>
         <w:rPr>
@@ -9194,22 +10374,79 @@
           <w:lang w:val="en-DE"/>
         </w:rPr>
         <w:br/>
-        <w:t xml:space="preserve">            var expressionToSolve = formula</w:t>
-      </w:r>
-      <w:r>
-        <w:rPr>
-          <w:lang w:val="en-DE"/>
-        </w:rPr>
-        <w:br/>
-        <w:t xml:space="preserve">            var unknownVar: String? = null</w:t>
-      </w:r>
-      <w:r>
-        <w:rPr>
-          <w:lang w:val="en-DE"/>
-        </w:rPr>
-        <w:br/>
-        <w:t xml:space="preserve">            val inputsMap = </w:t>
-      </w:r>
+        <w:t xml:space="preserve">            var </w:t>
+      </w:r>
+      <w:proofErr w:type="spellStart"/>
+      <w:r>
+        <w:rPr>
+          <w:lang w:val="en-DE"/>
+        </w:rPr>
+        <w:t>expressionToSolve</w:t>
+      </w:r>
+      <w:proofErr w:type="spellEnd"/>
+      <w:r>
+        <w:rPr>
+          <w:lang w:val="en-DE"/>
+        </w:rPr>
+        <w:t xml:space="preserve"> = formula</w:t>
+      </w:r>
+      <w:r>
+        <w:rPr>
+          <w:lang w:val="en-DE"/>
+        </w:rPr>
+        <w:br/>
+        <w:t xml:space="preserve">            var </w:t>
+      </w:r>
+      <w:proofErr w:type="spellStart"/>
+      <w:r>
+        <w:rPr>
+          <w:lang w:val="en-DE"/>
+        </w:rPr>
+        <w:t>unknownVar</w:t>
+      </w:r>
+      <w:proofErr w:type="spellEnd"/>
+      <w:r>
+        <w:rPr>
+          <w:lang w:val="en-DE"/>
+        </w:rPr>
+        <w:t>: String? = null</w:t>
+      </w:r>
+      <w:r>
+        <w:rPr>
+          <w:lang w:val="en-DE"/>
+        </w:rPr>
+        <w:br/>
+        <w:t xml:space="preserve">            </w:t>
+      </w:r>
+      <w:proofErr w:type="spellStart"/>
+      <w:r>
+        <w:rPr>
+          <w:lang w:val="en-DE"/>
+        </w:rPr>
+        <w:t>val</w:t>
+      </w:r>
+      <w:proofErr w:type="spellEnd"/>
+      <w:r>
+        <w:rPr>
+          <w:lang w:val="en-DE"/>
+        </w:rPr>
+        <w:t xml:space="preserve"> </w:t>
+      </w:r>
+      <w:proofErr w:type="spellStart"/>
+      <w:r>
+        <w:rPr>
+          <w:lang w:val="en-DE"/>
+        </w:rPr>
+        <w:t>inputsMap</w:t>
+      </w:r>
+      <w:proofErr w:type="spellEnd"/>
+      <w:r>
+        <w:rPr>
+          <w:lang w:val="en-DE"/>
+        </w:rPr>
+        <w:t xml:space="preserve"> = </w:t>
+      </w:r>
+      <w:proofErr w:type="spellStart"/>
       <w:r>
         <w:rPr>
           <w:i/>
@@ -9218,6 +10455,7 @@
         </w:rPr>
         <w:t>mutableMapOf</w:t>
       </w:r>
+      <w:proofErr w:type="spellEnd"/>
       <w:r>
         <w:rPr>
           <w:lang w:val="en-DE"/>
@@ -9236,7 +10474,14 @@
           <w:lang w:val="en-DE"/>
         </w:rPr>
         <w:br/>
-        <w:t xml:space="preserve">            variableFields.</w:t>
+        <w:t xml:space="preserve">            </w:t>
+      </w:r>
+      <w:proofErr w:type="spellStart"/>
+      <w:r>
+        <w:rPr>
+          <w:lang w:val="en-DE"/>
+        </w:rPr>
+        <w:t>variableFields.</w:t>
       </w:r>
       <w:r>
         <w:rPr>
@@ -9244,7 +10489,16 @@
           <w:iCs/>
           <w:lang w:val="en-DE"/>
         </w:rPr>
-        <w:t xml:space="preserve">forEach </w:t>
+        <w:t>forEach</w:t>
+      </w:r>
+      <w:proofErr w:type="spellEnd"/>
+      <w:r>
+        <w:rPr>
+          <w:i/>
+          <w:iCs/>
+          <w:lang w:val="en-DE"/>
+        </w:rPr>
+        <w:t xml:space="preserve"> </w:t>
       </w:r>
       <w:r>
         <w:rPr>
@@ -9277,11 +10531,26 @@
         <w:br/>
         <w:t xml:space="preserve">                </w:t>
       </w:r>
-      <w:r>
-        <w:rPr>
-          <w:lang w:val="en-DE"/>
-        </w:rPr>
-        <w:t>val value = field.</w:t>
+      <w:proofErr w:type="spellStart"/>
+      <w:r>
+        <w:rPr>
+          <w:lang w:val="en-DE"/>
+        </w:rPr>
+        <w:t>val</w:t>
+      </w:r>
+      <w:proofErr w:type="spellEnd"/>
+      <w:r>
+        <w:rPr>
+          <w:lang w:val="en-DE"/>
+        </w:rPr>
+        <w:t xml:space="preserve"> value = </w:t>
+      </w:r>
+      <w:proofErr w:type="spellStart"/>
+      <w:r>
+        <w:rPr>
+          <w:lang w:val="en-DE"/>
+        </w:rPr>
+        <w:t>field.</w:t>
       </w:r>
       <w:r>
         <w:rPr>
@@ -9295,14 +10564,28 @@
         <w:rPr>
           <w:lang w:val="en-DE"/>
         </w:rPr>
-        <w:t>.toString()</w:t>
-      </w:r>
-      <w:r>
-        <w:rPr>
-          <w:lang w:val="en-DE"/>
-        </w:rPr>
-        <w:br/>
-        <w:t xml:space="preserve">                if (value.</w:t>
+        <w:t>.toString</w:t>
+      </w:r>
+      <w:proofErr w:type="spellEnd"/>
+      <w:r>
+        <w:rPr>
+          <w:lang w:val="en-DE"/>
+        </w:rPr>
+        <w:t>()</w:t>
+      </w:r>
+      <w:r>
+        <w:rPr>
+          <w:lang w:val="en-DE"/>
+        </w:rPr>
+        <w:br/>
+        <w:t xml:space="preserve">                if (</w:t>
+      </w:r>
+      <w:proofErr w:type="spellStart"/>
+      <w:r>
+        <w:rPr>
+          <w:lang w:val="en-DE"/>
+        </w:rPr>
+        <w:t>value.</w:t>
       </w:r>
       <w:r>
         <w:rPr>
@@ -9312,6 +10595,7 @@
         </w:rPr>
         <w:t>isBlank</w:t>
       </w:r>
+      <w:proofErr w:type="spellEnd"/>
       <w:r>
         <w:rPr>
           <w:lang w:val="en-DE"/>
@@ -9323,22 +10607,128 @@
           <w:lang w:val="en-DE"/>
         </w:rPr>
         <w:br/>
-        <w:t xml:space="preserve">                    if (unknownVar != null) {</w:t>
-      </w:r>
-      <w:r>
-        <w:rPr>
-          <w:lang w:val="en-DE"/>
-        </w:rPr>
-        <w:br/>
-        <w:t xml:space="preserve">                        showResult("Greška: Dozvoljena je samo jedna nepoznanica!")</w:t>
-      </w:r>
-      <w:r>
-        <w:rPr>
-          <w:lang w:val="en-DE"/>
-        </w:rPr>
-        <w:br/>
-        <w:t xml:space="preserve">                        return@launch</w:t>
-      </w:r>
+        <w:t xml:space="preserve">                    if (</w:t>
+      </w:r>
+      <w:proofErr w:type="spellStart"/>
+      <w:r>
+        <w:rPr>
+          <w:lang w:val="en-DE"/>
+        </w:rPr>
+        <w:t>unknownVar</w:t>
+      </w:r>
+      <w:proofErr w:type="spellEnd"/>
+      <w:r>
+        <w:rPr>
+          <w:lang w:val="en-DE"/>
+        </w:rPr>
+        <w:t xml:space="preserve"> != null) {</w:t>
+      </w:r>
+      <w:r>
+        <w:rPr>
+          <w:lang w:val="en-DE"/>
+        </w:rPr>
+        <w:br/>
+        <w:t xml:space="preserve">                        </w:t>
+      </w:r>
+      <w:proofErr w:type="spellStart"/>
+      <w:r>
+        <w:rPr>
+          <w:lang w:val="en-DE"/>
+        </w:rPr>
+        <w:t>showResult</w:t>
+      </w:r>
+      <w:proofErr w:type="spellEnd"/>
+      <w:r>
+        <w:rPr>
+          <w:lang w:val="en-DE"/>
+        </w:rPr>
+        <w:t>("</w:t>
+      </w:r>
+      <w:proofErr w:type="spellStart"/>
+      <w:r>
+        <w:rPr>
+          <w:lang w:val="en-DE"/>
+        </w:rPr>
+        <w:t>Greška</w:t>
+      </w:r>
+      <w:proofErr w:type="spellEnd"/>
+      <w:r>
+        <w:rPr>
+          <w:lang w:val="en-DE"/>
+        </w:rPr>
+        <w:t xml:space="preserve">: </w:t>
+      </w:r>
+      <w:proofErr w:type="spellStart"/>
+      <w:r>
+        <w:rPr>
+          <w:lang w:val="en-DE"/>
+        </w:rPr>
+        <w:t>Dozvoljena</w:t>
+      </w:r>
+      <w:proofErr w:type="spellEnd"/>
+      <w:r>
+        <w:rPr>
+          <w:lang w:val="en-DE"/>
+        </w:rPr>
+        <w:t xml:space="preserve"> je </w:t>
+      </w:r>
+      <w:proofErr w:type="spellStart"/>
+      <w:r>
+        <w:rPr>
+          <w:lang w:val="en-DE"/>
+        </w:rPr>
+        <w:t>samo</w:t>
+      </w:r>
+      <w:proofErr w:type="spellEnd"/>
+      <w:r>
+        <w:rPr>
+          <w:lang w:val="en-DE"/>
+        </w:rPr>
+        <w:t xml:space="preserve"> </w:t>
+      </w:r>
+      <w:proofErr w:type="spellStart"/>
+      <w:r>
+        <w:rPr>
+          <w:lang w:val="en-DE"/>
+        </w:rPr>
+        <w:t>jedna</w:t>
+      </w:r>
+      <w:proofErr w:type="spellEnd"/>
+      <w:r>
+        <w:rPr>
+          <w:lang w:val="en-DE"/>
+        </w:rPr>
+        <w:t xml:space="preserve"> </w:t>
+      </w:r>
+      <w:proofErr w:type="spellStart"/>
+      <w:r>
+        <w:rPr>
+          <w:lang w:val="en-DE"/>
+        </w:rPr>
+        <w:t>nepoznanica</w:t>
+      </w:r>
+      <w:proofErr w:type="spellEnd"/>
+      <w:r>
+        <w:rPr>
+          <w:lang w:val="en-DE"/>
+        </w:rPr>
+        <w:t>!")</w:t>
+      </w:r>
+      <w:r>
+        <w:rPr>
+          <w:lang w:val="en-DE"/>
+        </w:rPr>
+        <w:br/>
+        <w:t xml:space="preserve">                        </w:t>
+      </w:r>
+      <w:proofErr w:type="spellStart"/>
+      <w:r>
+        <w:rPr>
+          <w:lang w:val="en-DE"/>
+        </w:rPr>
+        <w:t>return@launch</w:t>
+      </w:r>
+      <w:proofErr w:type="spellEnd"/>
       <w:r>
         <w:rPr>
           <w:lang w:val="en-DE"/>
@@ -9351,7 +10741,21 @@
           <w:lang w:val="en-DE"/>
         </w:rPr>
         <w:br/>
-        <w:t xml:space="preserve">                    unknownVar = name</w:t>
+        <w:t xml:space="preserve">                    </w:t>
+      </w:r>
+      <w:proofErr w:type="spellStart"/>
+      <w:r>
+        <w:rPr>
+          <w:lang w:val="en-DE"/>
+        </w:rPr>
+        <w:t>unknownVar</w:t>
+      </w:r>
+      <w:proofErr w:type="spellEnd"/>
+      <w:r>
+        <w:rPr>
+          <w:lang w:val="en-DE"/>
+        </w:rPr>
+        <w:t xml:space="preserve"> = name</w:t>
       </w:r>
       <w:r>
         <w:rPr>
@@ -9365,21 +10769,176 @@
           <w:lang w:val="en-DE"/>
         </w:rPr>
         <w:br/>
-        <w:t xml:space="preserve">                    // Dopušten unos brojeva, znanstvenog zapisa (10^23) i matematičkih operatora</w:t>
-      </w:r>
-      <w:r>
-        <w:rPr>
-          <w:lang w:val="en-DE"/>
-        </w:rPr>
-        <w:br/>
-        <w:t xml:space="preserve">                    val validMathPattern = Regex("^[0-9.\\+\\-\\*/\\^\\(\\)\\sE]+$")</w:t>
-      </w:r>
-      <w:r>
-        <w:rPr>
-          <w:lang w:val="en-DE"/>
-        </w:rPr>
-        <w:br/>
-        <w:t xml:space="preserve">                    if (!value.</w:t>
+        <w:t xml:space="preserve">                    // </w:t>
+      </w:r>
+      <w:proofErr w:type="spellStart"/>
+      <w:r>
+        <w:rPr>
+          <w:lang w:val="en-DE"/>
+        </w:rPr>
+        <w:t>Dopušten</w:t>
+      </w:r>
+      <w:proofErr w:type="spellEnd"/>
+      <w:r>
+        <w:rPr>
+          <w:lang w:val="en-DE"/>
+        </w:rPr>
+        <w:t xml:space="preserve"> </w:t>
+      </w:r>
+      <w:proofErr w:type="spellStart"/>
+      <w:r>
+        <w:rPr>
+          <w:lang w:val="en-DE"/>
+        </w:rPr>
+        <w:t>unos</w:t>
+      </w:r>
+      <w:proofErr w:type="spellEnd"/>
+      <w:r>
+        <w:rPr>
+          <w:lang w:val="en-DE"/>
+        </w:rPr>
+        <w:t xml:space="preserve"> </w:t>
+      </w:r>
+      <w:proofErr w:type="spellStart"/>
+      <w:r>
+        <w:rPr>
+          <w:lang w:val="en-DE"/>
+        </w:rPr>
+        <w:t>brojeva</w:t>
+      </w:r>
+      <w:proofErr w:type="spellEnd"/>
+      <w:r>
+        <w:rPr>
+          <w:lang w:val="en-DE"/>
+        </w:rPr>
+        <w:t xml:space="preserve">, </w:t>
+      </w:r>
+      <w:proofErr w:type="spellStart"/>
+      <w:r>
+        <w:rPr>
+          <w:lang w:val="en-DE"/>
+        </w:rPr>
+        <w:t>znanstvenog</w:t>
+      </w:r>
+      <w:proofErr w:type="spellEnd"/>
+      <w:r>
+        <w:rPr>
+          <w:lang w:val="en-DE"/>
+        </w:rPr>
+        <w:t xml:space="preserve"> </w:t>
+      </w:r>
+      <w:proofErr w:type="spellStart"/>
+      <w:r>
+        <w:rPr>
+          <w:lang w:val="en-DE"/>
+        </w:rPr>
+        <w:t>zapisa</w:t>
+      </w:r>
+      <w:proofErr w:type="spellEnd"/>
+      <w:r>
+        <w:rPr>
+          <w:lang w:val="en-DE"/>
+        </w:rPr>
+        <w:t xml:space="preserve"> (10^23) </w:t>
+      </w:r>
+      <w:proofErr w:type="spellStart"/>
+      <w:r>
+        <w:rPr>
+          <w:lang w:val="en-DE"/>
+        </w:rPr>
+        <w:t>i</w:t>
+      </w:r>
+      <w:proofErr w:type="spellEnd"/>
+      <w:r>
+        <w:rPr>
+          <w:lang w:val="en-DE"/>
+        </w:rPr>
+        <w:t xml:space="preserve"> </w:t>
+      </w:r>
+      <w:proofErr w:type="spellStart"/>
+      <w:r>
+        <w:rPr>
+          <w:lang w:val="en-DE"/>
+        </w:rPr>
+        <w:t>matematičkih</w:t>
+      </w:r>
+      <w:proofErr w:type="spellEnd"/>
+      <w:r>
+        <w:rPr>
+          <w:lang w:val="en-DE"/>
+        </w:rPr>
+        <w:t xml:space="preserve"> </w:t>
+      </w:r>
+      <w:proofErr w:type="spellStart"/>
+      <w:r>
+        <w:rPr>
+          <w:lang w:val="en-DE"/>
+        </w:rPr>
+        <w:t>operatora</w:t>
+      </w:r>
+      <w:proofErr w:type="spellEnd"/>
+      <w:r>
+        <w:rPr>
+          <w:lang w:val="en-DE"/>
+        </w:rPr>
+        <w:br/>
+        <w:t xml:space="preserve">                    </w:t>
+      </w:r>
+      <w:proofErr w:type="spellStart"/>
+      <w:r>
+        <w:rPr>
+          <w:lang w:val="en-DE"/>
+        </w:rPr>
+        <w:t>val</w:t>
+      </w:r>
+      <w:proofErr w:type="spellEnd"/>
+      <w:r>
+        <w:rPr>
+          <w:lang w:val="en-DE"/>
+        </w:rPr>
+        <w:t xml:space="preserve"> </w:t>
+      </w:r>
+      <w:proofErr w:type="spellStart"/>
+      <w:r>
+        <w:rPr>
+          <w:lang w:val="en-DE"/>
+        </w:rPr>
+        <w:t>validMathPattern</w:t>
+      </w:r>
+      <w:proofErr w:type="spellEnd"/>
+      <w:r>
+        <w:rPr>
+          <w:lang w:val="en-DE"/>
+        </w:rPr>
+        <w:t xml:space="preserve"> = Regex("^[0-9.\\+\\-\\*/\\^\\(\\)\\</w:t>
+      </w:r>
+      <w:proofErr w:type="spellStart"/>
+      <w:r>
+        <w:rPr>
+          <w:lang w:val="en-DE"/>
+        </w:rPr>
+        <w:t>sE</w:t>
+      </w:r>
+      <w:proofErr w:type="spellEnd"/>
+      <w:r>
+        <w:rPr>
+          <w:lang w:val="en-DE"/>
+        </w:rPr>
+        <w:t>]+$")</w:t>
+      </w:r>
+      <w:r>
+        <w:rPr>
+          <w:lang w:val="en-DE"/>
+        </w:rPr>
+        <w:br/>
+        <w:t xml:space="preserve">                    if (!</w:t>
+      </w:r>
+      <w:proofErr w:type="spellStart"/>
+      <w:r>
+        <w:rPr>
+          <w:lang w:val="en-DE"/>
+        </w:rPr>
+        <w:t>value.</w:t>
       </w:r>
       <w:r>
         <w:rPr>
@@ -9389,11 +10948,33 @@
         </w:rPr>
         <w:t>matches</w:t>
       </w:r>
-      <w:r>
-        <w:rPr>
-          <w:lang w:val="en-DE"/>
-        </w:rPr>
-        <w:t>(validMathPattern) &amp;&amp; !value.</w:t>
+      <w:proofErr w:type="spellEnd"/>
+      <w:r>
+        <w:rPr>
+          <w:lang w:val="en-DE"/>
+        </w:rPr>
+        <w:t>(</w:t>
+      </w:r>
+      <w:proofErr w:type="spellStart"/>
+      <w:r>
+        <w:rPr>
+          <w:lang w:val="en-DE"/>
+        </w:rPr>
+        <w:t>validMathPattern</w:t>
+      </w:r>
+      <w:proofErr w:type="spellEnd"/>
+      <w:r>
+        <w:rPr>
+          <w:lang w:val="en-DE"/>
+        </w:rPr>
+        <w:t>) &amp;&amp; !</w:t>
+      </w:r>
+      <w:proofErr w:type="spellStart"/>
+      <w:r>
+        <w:rPr>
+          <w:lang w:val="en-DE"/>
+        </w:rPr>
+        <w:t>value.</w:t>
       </w:r>
       <w:r>
         <w:rPr>
@@ -9403,26 +10984,119 @@
         </w:rPr>
         <w:t>contains</w:t>
       </w:r>
-      <w:r>
-        <w:rPr>
-          <w:lang w:val="en-DE"/>
-        </w:rPr>
-        <w:t>(Regex("[a-zA-ZΔα-ωΑ-Ω]"))) {</w:t>
-      </w:r>
-      <w:r>
-        <w:rPr>
-          <w:lang w:val="en-DE"/>
-        </w:rPr>
-        <w:br/>
-        <w:t xml:space="preserve">                        showResult("Greška: Neispravan unos za '$name'!")</w:t>
-      </w:r>
-      <w:r>
-        <w:rPr>
-          <w:lang w:val="en-DE"/>
-        </w:rPr>
-        <w:br/>
-        <w:t xml:space="preserve">                        return@launch</w:t>
-      </w:r>
+      <w:proofErr w:type="spellEnd"/>
+      <w:r>
+        <w:rPr>
+          <w:lang w:val="en-DE"/>
+        </w:rPr>
+        <w:t>(Regex("[a-</w:t>
+      </w:r>
+      <w:proofErr w:type="spellStart"/>
+      <w:r>
+        <w:rPr>
+          <w:lang w:val="en-DE"/>
+        </w:rPr>
+        <w:t>zA</w:t>
+      </w:r>
+      <w:proofErr w:type="spellEnd"/>
+      <w:r>
+        <w:rPr>
+          <w:lang w:val="en-DE"/>
+        </w:rPr>
+        <w:t>-ZΔα-</w:t>
+      </w:r>
+      <w:proofErr w:type="spellStart"/>
+      <w:r>
+        <w:rPr>
+          <w:lang w:val="en-DE"/>
+        </w:rPr>
+        <w:t>ωΑ</w:t>
+      </w:r>
+      <w:proofErr w:type="spellEnd"/>
+      <w:r>
+        <w:rPr>
+          <w:lang w:val="en-DE"/>
+        </w:rPr>
+        <w:t>-Ω]"))) {</w:t>
+      </w:r>
+      <w:r>
+        <w:rPr>
+          <w:lang w:val="en-DE"/>
+        </w:rPr>
+        <w:br/>
+        <w:t xml:space="preserve">                        </w:t>
+      </w:r>
+      <w:proofErr w:type="spellStart"/>
+      <w:r>
+        <w:rPr>
+          <w:lang w:val="en-DE"/>
+        </w:rPr>
+        <w:t>showResult</w:t>
+      </w:r>
+      <w:proofErr w:type="spellEnd"/>
+      <w:r>
+        <w:rPr>
+          <w:lang w:val="en-DE"/>
+        </w:rPr>
+        <w:t>("</w:t>
+      </w:r>
+      <w:proofErr w:type="spellStart"/>
+      <w:r>
+        <w:rPr>
+          <w:lang w:val="en-DE"/>
+        </w:rPr>
+        <w:t>Greška</w:t>
+      </w:r>
+      <w:proofErr w:type="spellEnd"/>
+      <w:r>
+        <w:rPr>
+          <w:lang w:val="en-DE"/>
+        </w:rPr>
+        <w:t xml:space="preserve">: </w:t>
+      </w:r>
+      <w:proofErr w:type="spellStart"/>
+      <w:r>
+        <w:rPr>
+          <w:lang w:val="en-DE"/>
+        </w:rPr>
+        <w:t>Neispravan</w:t>
+      </w:r>
+      <w:proofErr w:type="spellEnd"/>
+      <w:r>
+        <w:rPr>
+          <w:lang w:val="en-DE"/>
+        </w:rPr>
+        <w:t xml:space="preserve"> </w:t>
+      </w:r>
+      <w:proofErr w:type="spellStart"/>
+      <w:r>
+        <w:rPr>
+          <w:lang w:val="en-DE"/>
+        </w:rPr>
+        <w:t>unos</w:t>
+      </w:r>
+      <w:proofErr w:type="spellEnd"/>
+      <w:r>
+        <w:rPr>
+          <w:lang w:val="en-DE"/>
+        </w:rPr>
+        <w:t xml:space="preserve"> za '$name'!")</w:t>
+      </w:r>
+      <w:r>
+        <w:rPr>
+          <w:lang w:val="en-DE"/>
+        </w:rPr>
+        <w:br/>
+        <w:t xml:space="preserve">                        </w:t>
+      </w:r>
+      <w:proofErr w:type="spellStart"/>
+      <w:r>
+        <w:rPr>
+          <w:lang w:val="en-DE"/>
+        </w:rPr>
+        <w:t>return@launch</w:t>
+      </w:r>
+      <w:proofErr w:type="spellEnd"/>
       <w:r>
         <w:rPr>
           <w:lang w:val="en-DE"/>
@@ -9435,14 +11109,49 @@
           <w:lang w:val="en-DE"/>
         </w:rPr>
         <w:br/>
-        <w:t xml:space="preserve">                    inputsMap[name] = value</w:t>
-      </w:r>
-      <w:r>
-        <w:rPr>
-          <w:lang w:val="en-DE"/>
-        </w:rPr>
-        <w:br/>
-        <w:t xml:space="preserve">                    expressionToSolve = expressionToSolve.</w:t>
+        <w:t xml:space="preserve">                    </w:t>
+      </w:r>
+      <w:proofErr w:type="spellStart"/>
+      <w:r>
+        <w:rPr>
+          <w:lang w:val="en-DE"/>
+        </w:rPr>
+        <w:t>inputsMap</w:t>
+      </w:r>
+      <w:proofErr w:type="spellEnd"/>
+      <w:r>
+        <w:rPr>
+          <w:lang w:val="en-DE"/>
+        </w:rPr>
+        <w:t>[name] = value</w:t>
+      </w:r>
+      <w:r>
+        <w:rPr>
+          <w:lang w:val="en-DE"/>
+        </w:rPr>
+        <w:br/>
+        <w:t xml:space="preserve">                    </w:t>
+      </w:r>
+      <w:proofErr w:type="spellStart"/>
+      <w:r>
+        <w:rPr>
+          <w:lang w:val="en-DE"/>
+        </w:rPr>
+        <w:t>expressionToSolve</w:t>
+      </w:r>
+      <w:proofErr w:type="spellEnd"/>
+      <w:r>
+        <w:rPr>
+          <w:lang w:val="en-DE"/>
+        </w:rPr>
+        <w:t xml:space="preserve"> = </w:t>
+      </w:r>
+      <w:proofErr w:type="spellStart"/>
+      <w:r>
+        <w:rPr>
+          <w:lang w:val="en-DE"/>
+        </w:rPr>
+        <w:t>expressionToSolve.</w:t>
       </w:r>
       <w:r>
         <w:rPr>
@@ -9452,6 +11161,7 @@
         </w:rPr>
         <w:t>replace</w:t>
       </w:r>
+      <w:proofErr w:type="spellEnd"/>
       <w:r>
         <w:rPr>
           <w:lang w:val="en-DE"/>
@@ -9501,29 +11211,115 @@
         <w:rPr>
           <w:lang w:val="en-DE"/>
         </w:rPr>
-        <w:t>// Logika resetiranja povijesti</w:t>
-      </w:r>
-      <w:r>
-        <w:rPr>
-          <w:lang w:val="en-DE"/>
-        </w:rPr>
-        <w:br/>
-        <w:t xml:space="preserve">            if (unknownVar != currentUnknownVar) {</w:t>
-      </w:r>
-      <w:r>
-        <w:rPr>
-          <w:lang w:val="en-DE"/>
-        </w:rPr>
-        <w:br/>
-        <w:t xml:space="preserve">                calculationHistory.clear()</w:t>
-      </w:r>
-      <w:r>
-        <w:rPr>
-          <w:lang w:val="en-DE"/>
-        </w:rPr>
-        <w:br/>
-        <w:t xml:space="preserve">                currentUnknownVar = unknownVar</w:t>
-      </w:r>
+        <w:t xml:space="preserve">// Logika </w:t>
+      </w:r>
+      <w:proofErr w:type="spellStart"/>
+      <w:r>
+        <w:rPr>
+          <w:lang w:val="en-DE"/>
+        </w:rPr>
+        <w:t>resetiranja</w:t>
+      </w:r>
+      <w:proofErr w:type="spellEnd"/>
+      <w:r>
+        <w:rPr>
+          <w:lang w:val="en-DE"/>
+        </w:rPr>
+        <w:t xml:space="preserve"> </w:t>
+      </w:r>
+      <w:proofErr w:type="spellStart"/>
+      <w:r>
+        <w:rPr>
+          <w:lang w:val="en-DE"/>
+        </w:rPr>
+        <w:t>povijesti</w:t>
+      </w:r>
+      <w:proofErr w:type="spellEnd"/>
+      <w:r>
+        <w:rPr>
+          <w:lang w:val="en-DE"/>
+        </w:rPr>
+        <w:br/>
+        <w:t xml:space="preserve">            if (</w:t>
+      </w:r>
+      <w:proofErr w:type="spellStart"/>
+      <w:r>
+        <w:rPr>
+          <w:lang w:val="en-DE"/>
+        </w:rPr>
+        <w:t>unknownVar</w:t>
+      </w:r>
+      <w:proofErr w:type="spellEnd"/>
+      <w:r>
+        <w:rPr>
+          <w:lang w:val="en-DE"/>
+        </w:rPr>
+        <w:t xml:space="preserve"> != </w:t>
+      </w:r>
+      <w:proofErr w:type="spellStart"/>
+      <w:r>
+        <w:rPr>
+          <w:lang w:val="en-DE"/>
+        </w:rPr>
+        <w:t>currentUnknownVar</w:t>
+      </w:r>
+      <w:proofErr w:type="spellEnd"/>
+      <w:r>
+        <w:rPr>
+          <w:lang w:val="en-DE"/>
+        </w:rPr>
+        <w:t>) {</w:t>
+      </w:r>
+      <w:r>
+        <w:rPr>
+          <w:lang w:val="en-DE"/>
+        </w:rPr>
+        <w:br/>
+        <w:t xml:space="preserve">                </w:t>
+      </w:r>
+      <w:proofErr w:type="spellStart"/>
+      <w:r>
+        <w:rPr>
+          <w:lang w:val="en-DE"/>
+        </w:rPr>
+        <w:t>calculationHistory.clear</w:t>
+      </w:r>
+      <w:proofErr w:type="spellEnd"/>
+      <w:r>
+        <w:rPr>
+          <w:lang w:val="en-DE"/>
+        </w:rPr>
+        <w:t>()</w:t>
+      </w:r>
+      <w:r>
+        <w:rPr>
+          <w:lang w:val="en-DE"/>
+        </w:rPr>
+        <w:br/>
+        <w:t xml:space="preserve">                </w:t>
+      </w:r>
+      <w:proofErr w:type="spellStart"/>
+      <w:r>
+        <w:rPr>
+          <w:lang w:val="en-DE"/>
+        </w:rPr>
+        <w:t>currentUnknownVar</w:t>
+      </w:r>
+      <w:proofErr w:type="spellEnd"/>
+      <w:r>
+        <w:rPr>
+          <w:lang w:val="en-DE"/>
+        </w:rPr>
+        <w:t xml:space="preserve"> = </w:t>
+      </w:r>
+      <w:proofErr w:type="spellStart"/>
+      <w:r>
+        <w:rPr>
+          <w:lang w:val="en-DE"/>
+        </w:rPr>
+        <w:t>unknownVar</w:t>
+      </w:r>
+      <w:proofErr w:type="spellEnd"/>
       <w:r>
         <w:rPr>
           <w:lang w:val="en-DE"/>
@@ -9542,8 +11338,86 @@
           <w:lang w:val="en-DE"/>
         </w:rPr>
         <w:br/>
-        <w:t xml:space="preserve">            // Provjera koriste li ulazni podaci znanstveni zapis</w:t>
-      </w:r>
+        <w:t xml:space="preserve">            // </w:t>
+      </w:r>
+      <w:proofErr w:type="spellStart"/>
+      <w:r>
+        <w:rPr>
+          <w:lang w:val="en-DE"/>
+        </w:rPr>
+        <w:t>Provjera</w:t>
+      </w:r>
+      <w:proofErr w:type="spellEnd"/>
+      <w:r>
+        <w:rPr>
+          <w:lang w:val="en-DE"/>
+        </w:rPr>
+        <w:t xml:space="preserve"> </w:t>
+      </w:r>
+      <w:proofErr w:type="spellStart"/>
+      <w:r>
+        <w:rPr>
+          <w:lang w:val="en-DE"/>
+        </w:rPr>
+        <w:t>koriste</w:t>
+      </w:r>
+      <w:proofErr w:type="spellEnd"/>
+      <w:r>
+        <w:rPr>
+          <w:lang w:val="en-DE"/>
+        </w:rPr>
+        <w:t xml:space="preserve"> li </w:t>
+      </w:r>
+      <w:proofErr w:type="spellStart"/>
+      <w:r>
+        <w:rPr>
+          <w:lang w:val="en-DE"/>
+        </w:rPr>
+        <w:t>ulazni</w:t>
+      </w:r>
+      <w:proofErr w:type="spellEnd"/>
+      <w:r>
+        <w:rPr>
+          <w:lang w:val="en-DE"/>
+        </w:rPr>
+        <w:t xml:space="preserve"> </w:t>
+      </w:r>
+      <w:proofErr w:type="spellStart"/>
+      <w:r>
+        <w:rPr>
+          <w:lang w:val="en-DE"/>
+        </w:rPr>
+        <w:t>podaci</w:t>
+      </w:r>
+      <w:proofErr w:type="spellEnd"/>
+      <w:r>
+        <w:rPr>
+          <w:lang w:val="en-DE"/>
+        </w:rPr>
+        <w:t xml:space="preserve"> </w:t>
+      </w:r>
+      <w:proofErr w:type="spellStart"/>
+      <w:r>
+        <w:rPr>
+          <w:lang w:val="en-DE"/>
+        </w:rPr>
+        <w:t>znanstveni</w:t>
+      </w:r>
+      <w:proofErr w:type="spellEnd"/>
+      <w:r>
+        <w:rPr>
+          <w:lang w:val="en-DE"/>
+        </w:rPr>
+        <w:t xml:space="preserve"> </w:t>
+      </w:r>
+      <w:proofErr w:type="spellStart"/>
+      <w:r>
+        <w:rPr>
+          <w:lang w:val="en-DE"/>
+        </w:rPr>
+        <w:t>zapis</w:t>
+      </w:r>
+      <w:proofErr w:type="spellEnd"/>
       <w:r>
         <w:rPr>
           <w:lang w:val="en-DE"/>
@@ -9555,7 +11429,42 @@
           <w:lang w:val="en-DE"/>
         </w:rPr>
         <w:lastRenderedPageBreak/>
-        <w:t xml:space="preserve">            val anyScientificInput = variableFields.values.</w:t>
+        <w:t xml:space="preserve">            </w:t>
+      </w:r>
+      <w:proofErr w:type="spellStart"/>
+      <w:r>
+        <w:rPr>
+          <w:lang w:val="en-DE"/>
+        </w:rPr>
+        <w:t>val</w:t>
+      </w:r>
+      <w:proofErr w:type="spellEnd"/>
+      <w:r>
+        <w:rPr>
+          <w:lang w:val="en-DE"/>
+        </w:rPr>
+        <w:t xml:space="preserve"> </w:t>
+      </w:r>
+      <w:proofErr w:type="spellStart"/>
+      <w:r>
+        <w:rPr>
+          <w:lang w:val="en-DE"/>
+        </w:rPr>
+        <w:t>anyScientificInput</w:t>
+      </w:r>
+      <w:proofErr w:type="spellEnd"/>
+      <w:r>
+        <w:rPr>
+          <w:lang w:val="en-DE"/>
+        </w:rPr>
+        <w:t xml:space="preserve"> = </w:t>
+      </w:r>
+      <w:proofErr w:type="spellStart"/>
+      <w:r>
+        <w:rPr>
+          <w:lang w:val="en-DE"/>
+        </w:rPr>
+        <w:t>variableFields.values.</w:t>
       </w:r>
       <w:r>
         <w:rPr>
@@ -9563,7 +11472,16 @@
           <w:iCs/>
           <w:lang w:val="en-DE"/>
         </w:rPr>
-        <w:t xml:space="preserve">any </w:t>
+        <w:t>any</w:t>
+      </w:r>
+      <w:proofErr w:type="spellEnd"/>
+      <w:r>
+        <w:rPr>
+          <w:i/>
+          <w:iCs/>
+          <w:lang w:val="en-DE"/>
+        </w:rPr>
+        <w:t xml:space="preserve"> </w:t>
       </w:r>
       <w:r>
         <w:rPr>
@@ -9580,7 +11498,16 @@
           <w:lang w:val="en-DE"/>
         </w:rPr>
         <w:br/>
-        <w:t xml:space="preserve">                it</w:t>
+        <w:t xml:space="preserve">                </w:t>
+      </w:r>
+      <w:proofErr w:type="spellStart"/>
+      <w:r>
+        <w:rPr>
+          <w:b/>
+          <w:bCs/>
+          <w:lang w:val="en-DE"/>
+        </w:rPr>
+        <w:t>it</w:t>
       </w:r>
       <w:r>
         <w:rPr>
@@ -9600,7 +11527,14 @@
         <w:rPr>
           <w:lang w:val="en-DE"/>
         </w:rPr>
-        <w:t>.toString().</w:t>
+        <w:t>.toString</w:t>
+      </w:r>
+      <w:proofErr w:type="spellEnd"/>
+      <w:r>
+        <w:rPr>
+          <w:lang w:val="en-DE"/>
+        </w:rPr>
+        <w:t>().</w:t>
       </w:r>
       <w:r>
         <w:rPr>
@@ -9616,6 +11550,7 @@
         </w:rPr>
         <w:t xml:space="preserve">("10^") || </w:t>
       </w:r>
+      <w:proofErr w:type="spellStart"/>
       <w:r>
         <w:rPr>
           <w:b/>
@@ -9642,7 +11577,14 @@
         <w:rPr>
           <w:lang w:val="en-DE"/>
         </w:rPr>
-        <w:t>.toString().</w:t>
+        <w:t>.toString</w:t>
+      </w:r>
+      <w:proofErr w:type="spellEnd"/>
+      <w:r>
+        <w:rPr>
+          <w:lang w:val="en-DE"/>
+        </w:rPr>
+        <w:t>().</w:t>
       </w:r>
       <w:r>
         <w:rPr>
@@ -9690,11 +11632,33 @@
         <w:br/>
         <w:t xml:space="preserve">            </w:t>
       </w:r>
-      <w:r>
-        <w:rPr>
-          <w:lang w:val="en-DE"/>
-        </w:rPr>
-        <w:t>val result = if (unknownVar == null) {</w:t>
+      <w:proofErr w:type="spellStart"/>
+      <w:r>
+        <w:rPr>
+          <w:lang w:val="en-DE"/>
+        </w:rPr>
+        <w:t>val</w:t>
+      </w:r>
+      <w:proofErr w:type="spellEnd"/>
+      <w:r>
+        <w:rPr>
+          <w:lang w:val="en-DE"/>
+        </w:rPr>
+        <w:t xml:space="preserve"> result = if (</w:t>
+      </w:r>
+      <w:proofErr w:type="spellStart"/>
+      <w:r>
+        <w:rPr>
+          <w:lang w:val="en-DE"/>
+        </w:rPr>
+        <w:t>unknownVar</w:t>
+      </w:r>
+      <w:proofErr w:type="spellEnd"/>
+      <w:r>
+        <w:rPr>
+          <w:lang w:val="en-DE"/>
+        </w:rPr>
+        <w:t xml:space="preserve"> == null) {</w:t>
       </w:r>
       <w:r>
         <w:rPr>
@@ -9708,7 +11672,28 @@
           <w:lang w:val="en-DE"/>
         </w:rPr>
         <w:br/>
-        <w:t xml:space="preserve">                mathEvaluator.evaluate(expressionToSolve.</w:t>
+        <w:t xml:space="preserve">                </w:t>
+      </w:r>
+      <w:proofErr w:type="spellStart"/>
+      <w:r>
+        <w:rPr>
+          <w:lang w:val="en-DE"/>
+        </w:rPr>
+        <w:t>mathEvaluator.evaluate</w:t>
+      </w:r>
+      <w:proofErr w:type="spellEnd"/>
+      <w:r>
+        <w:rPr>
+          <w:lang w:val="en-DE"/>
+        </w:rPr>
+        <w:t>(</w:t>
+      </w:r>
+      <w:proofErr w:type="spellStart"/>
+      <w:r>
+        <w:rPr>
+          <w:lang w:val="en-DE"/>
+        </w:rPr>
+        <w:t>expressionToSolve.</w:t>
       </w:r>
       <w:r>
         <w:rPr>
@@ -9718,6 +11703,7 @@
         </w:rPr>
         <w:t>replace</w:t>
       </w:r>
+      <w:proofErr w:type="spellEnd"/>
       <w:r>
         <w:rPr>
           <w:lang w:val="en-DE"/>
@@ -9736,7 +11722,28 @@
           <w:lang w:val="en-DE"/>
         </w:rPr>
         <w:br/>
-        <w:t xml:space="preserve">                val parts = expressionToSolve.</w:t>
+        <w:t xml:space="preserve">                </w:t>
+      </w:r>
+      <w:proofErr w:type="spellStart"/>
+      <w:r>
+        <w:rPr>
+          <w:lang w:val="en-DE"/>
+        </w:rPr>
+        <w:t>val</w:t>
+      </w:r>
+      <w:proofErr w:type="spellEnd"/>
+      <w:r>
+        <w:rPr>
+          <w:lang w:val="en-DE"/>
+        </w:rPr>
+        <w:t xml:space="preserve"> parts = </w:t>
+      </w:r>
+      <w:proofErr w:type="spellStart"/>
+      <w:r>
+        <w:rPr>
+          <w:lang w:val="en-DE"/>
+        </w:rPr>
+        <w:t>expressionToSolve.</w:t>
       </w:r>
       <w:r>
         <w:rPr>
@@ -9746,6 +11753,7 @@
         </w:rPr>
         <w:t>split</w:t>
       </w:r>
+      <w:proofErr w:type="spellEnd"/>
       <w:r>
         <w:rPr>
           <w:lang w:val="en-DE"/>
@@ -9757,22 +11765,114 @@
           <w:lang w:val="en-DE"/>
         </w:rPr>
         <w:br/>
-        <w:t xml:space="preserve">                if (parts.size != 2) {</w:t>
-      </w:r>
-      <w:r>
-        <w:rPr>
-          <w:lang w:val="en-DE"/>
-        </w:rPr>
-        <w:br/>
-        <w:t xml:space="preserve">                    showResult("Greška: Jednadžba mora imati znak '='!")</w:t>
-      </w:r>
-      <w:r>
-        <w:rPr>
-          <w:lang w:val="en-DE"/>
-        </w:rPr>
-        <w:br/>
-        <w:t xml:space="preserve">                    return@launch</w:t>
-      </w:r>
+        <w:t xml:space="preserve">                if (</w:t>
+      </w:r>
+      <w:proofErr w:type="spellStart"/>
+      <w:r>
+        <w:rPr>
+          <w:lang w:val="en-DE"/>
+        </w:rPr>
+        <w:t>parts.size</w:t>
+      </w:r>
+      <w:proofErr w:type="spellEnd"/>
+      <w:r>
+        <w:rPr>
+          <w:lang w:val="en-DE"/>
+        </w:rPr>
+        <w:t xml:space="preserve"> != 2) {</w:t>
+      </w:r>
+      <w:r>
+        <w:rPr>
+          <w:lang w:val="en-DE"/>
+        </w:rPr>
+        <w:br/>
+        <w:t xml:space="preserve">                    </w:t>
+      </w:r>
+      <w:proofErr w:type="spellStart"/>
+      <w:r>
+        <w:rPr>
+          <w:lang w:val="en-DE"/>
+        </w:rPr>
+        <w:t>showResult</w:t>
+      </w:r>
+      <w:proofErr w:type="spellEnd"/>
+      <w:r>
+        <w:rPr>
+          <w:lang w:val="en-DE"/>
+        </w:rPr>
+        <w:t>("</w:t>
+      </w:r>
+      <w:proofErr w:type="spellStart"/>
+      <w:r>
+        <w:rPr>
+          <w:lang w:val="en-DE"/>
+        </w:rPr>
+        <w:t>Greška</w:t>
+      </w:r>
+      <w:proofErr w:type="spellEnd"/>
+      <w:r>
+        <w:rPr>
+          <w:lang w:val="en-DE"/>
+        </w:rPr>
+        <w:t xml:space="preserve">: </w:t>
+      </w:r>
+      <w:proofErr w:type="spellStart"/>
+      <w:r>
+        <w:rPr>
+          <w:lang w:val="en-DE"/>
+        </w:rPr>
+        <w:t>Jednadžba</w:t>
+      </w:r>
+      <w:proofErr w:type="spellEnd"/>
+      <w:r>
+        <w:rPr>
+          <w:lang w:val="en-DE"/>
+        </w:rPr>
+        <w:t xml:space="preserve"> mora </w:t>
+      </w:r>
+      <w:proofErr w:type="spellStart"/>
+      <w:r>
+        <w:rPr>
+          <w:lang w:val="en-DE"/>
+        </w:rPr>
+        <w:t>imati</w:t>
+      </w:r>
+      <w:proofErr w:type="spellEnd"/>
+      <w:r>
+        <w:rPr>
+          <w:lang w:val="en-DE"/>
+        </w:rPr>
+        <w:t xml:space="preserve"> </w:t>
+      </w:r>
+      <w:proofErr w:type="spellStart"/>
+      <w:r>
+        <w:rPr>
+          <w:lang w:val="en-DE"/>
+        </w:rPr>
+        <w:t>znak</w:t>
+      </w:r>
+      <w:proofErr w:type="spellEnd"/>
+      <w:r>
+        <w:rPr>
+          <w:lang w:val="en-DE"/>
+        </w:rPr>
+        <w:t xml:space="preserve"> '='!")</w:t>
+      </w:r>
+      <w:r>
+        <w:rPr>
+          <w:lang w:val="en-DE"/>
+        </w:rPr>
+        <w:br/>
+        <w:t xml:space="preserve">                    </w:t>
+      </w:r>
+      <w:proofErr w:type="spellStart"/>
+      <w:r>
+        <w:rPr>
+          <w:lang w:val="en-DE"/>
+        </w:rPr>
+        <w:t>return@launch</w:t>
+      </w:r>
+      <w:proofErr w:type="spellEnd"/>
       <w:r>
         <w:rPr>
           <w:lang w:val="en-DE"/>
@@ -9785,7 +11885,49 @@
           <w:lang w:val="en-DE"/>
         </w:rPr>
         <w:br/>
-        <w:t xml:space="preserve">                val solveExpr = "Solve(${parts[0]} == ${parts[1]}, $unknownVar)"</w:t>
+        <w:t xml:space="preserve">                </w:t>
+      </w:r>
+      <w:proofErr w:type="spellStart"/>
+      <w:r>
+        <w:rPr>
+          <w:lang w:val="en-DE"/>
+        </w:rPr>
+        <w:t>val</w:t>
+      </w:r>
+      <w:proofErr w:type="spellEnd"/>
+      <w:r>
+        <w:rPr>
+          <w:lang w:val="en-DE"/>
+        </w:rPr>
+        <w:t xml:space="preserve"> </w:t>
+      </w:r>
+      <w:proofErr w:type="spellStart"/>
+      <w:r>
+        <w:rPr>
+          <w:lang w:val="en-DE"/>
+        </w:rPr>
+        <w:t>solveExpr</w:t>
+      </w:r>
+      <w:proofErr w:type="spellEnd"/>
+      <w:r>
+        <w:rPr>
+          <w:lang w:val="en-DE"/>
+        </w:rPr>
+        <w:t xml:space="preserve"> = "Solve(${parts[0]} == ${parts[1]}, $</w:t>
+      </w:r>
+      <w:proofErr w:type="spellStart"/>
+      <w:r>
+        <w:rPr>
+          <w:lang w:val="en-DE"/>
+        </w:rPr>
+        <w:t>unknownVar</w:t>
+      </w:r>
+      <w:proofErr w:type="spellEnd"/>
+      <w:r>
+        <w:rPr>
+          <w:lang w:val="en-DE"/>
+        </w:rPr>
+        <w:t>)"</w:t>
       </w:r>
       <w:r>
         <w:rPr>
@@ -9799,7 +11941,35 @@
           <w:lang w:val="en-DE"/>
         </w:rPr>
         <w:br/>
-        <w:t xml:space="preserve">                mathEvaluator.evaluate(solveExpr)</w:t>
+        <w:t xml:space="preserve">                </w:t>
+      </w:r>
+      <w:proofErr w:type="spellStart"/>
+      <w:r>
+        <w:rPr>
+          <w:lang w:val="en-DE"/>
+        </w:rPr>
+        <w:t>mathEvaluator.evaluate</w:t>
+      </w:r>
+      <w:proofErr w:type="spellEnd"/>
+      <w:r>
+        <w:rPr>
+          <w:lang w:val="en-DE"/>
+        </w:rPr>
+        <w:t>(</w:t>
+      </w:r>
+      <w:proofErr w:type="spellStart"/>
+      <w:r>
+        <w:rPr>
+          <w:lang w:val="en-DE"/>
+        </w:rPr>
+        <w:t>solveExpr</w:t>
+      </w:r>
+      <w:proofErr w:type="spellEnd"/>
+      <w:r>
+        <w:rPr>
+          <w:lang w:val="en-DE"/>
+        </w:rPr>
+        <w:t>)</w:t>
       </w:r>
       <w:r>
         <w:rPr>
@@ -9819,7 +11989,35 @@
           <w:lang w:val="en-DE"/>
         </w:rPr>
         <w:br/>
-        <w:t xml:space="preserve">            var resultString = result.toString()</w:t>
+        <w:t xml:space="preserve">            var </w:t>
+      </w:r>
+      <w:proofErr w:type="spellStart"/>
+      <w:r>
+        <w:rPr>
+          <w:lang w:val="en-DE"/>
+        </w:rPr>
+        <w:t>resultString</w:t>
+      </w:r>
+      <w:proofErr w:type="spellEnd"/>
+      <w:r>
+        <w:rPr>
+          <w:lang w:val="en-DE"/>
+        </w:rPr>
+        <w:t xml:space="preserve"> = </w:t>
+      </w:r>
+      <w:proofErr w:type="spellStart"/>
+      <w:r>
+        <w:rPr>
+          <w:lang w:val="en-DE"/>
+        </w:rPr>
+        <w:t>result.toString</w:t>
+      </w:r>
+      <w:proofErr w:type="spellEnd"/>
+      <w:r>
+        <w:rPr>
+          <w:lang w:val="en-DE"/>
+        </w:rPr>
+        <w:t>()</w:t>
       </w:r>
       <w:r>
         <w:rPr>
@@ -9840,7 +12038,14 @@
           <w:lang w:val="en-DE"/>
         </w:rPr>
         <w:br/>
-        <w:t xml:space="preserve">                resultString.</w:t>
+        <w:t xml:space="preserve">                </w:t>
+      </w:r>
+      <w:proofErr w:type="spellStart"/>
+      <w:r>
+        <w:rPr>
+          <w:lang w:val="en-DE"/>
+        </w:rPr>
+        <w:t>resultString.</w:t>
       </w:r>
       <w:r>
         <w:rPr>
@@ -9850,6 +12055,7 @@
         </w:rPr>
         <w:t>contains</w:t>
       </w:r>
+      <w:proofErr w:type="spellEnd"/>
       <w:r>
         <w:rPr>
           <w:lang w:val="en-DE"/>
@@ -9861,7 +12067,14 @@
           <w:lang w:val="en-DE"/>
         </w:rPr>
         <w:br/>
-        <w:t xml:space="preserve">                resultString.</w:t>
+        <w:t xml:space="preserve">                </w:t>
+      </w:r>
+      <w:proofErr w:type="spellStart"/>
+      <w:r>
+        <w:rPr>
+          <w:lang w:val="en-DE"/>
+        </w:rPr>
+        <w:t>resultString.</w:t>
       </w:r>
       <w:r>
         <w:rPr>
@@ -9871,18 +12084,40 @@
         </w:rPr>
         <w:t>contains</w:t>
       </w:r>
-      <w:r>
-        <w:rPr>
-          <w:lang w:val="en-DE"/>
-        </w:rPr>
-        <w:t xml:space="preserve">("ComplexInfinity") || </w:t>
-      </w:r>
-      <w:r>
-        <w:rPr>
-          <w:lang w:val="en-DE"/>
-        </w:rPr>
-        <w:br/>
-        <w:t xml:space="preserve">                resultString.</w:t>
+      <w:proofErr w:type="spellEnd"/>
+      <w:r>
+        <w:rPr>
+          <w:lang w:val="en-DE"/>
+        </w:rPr>
+        <w:t>("</w:t>
+      </w:r>
+      <w:proofErr w:type="spellStart"/>
+      <w:r>
+        <w:rPr>
+          <w:lang w:val="en-DE"/>
+        </w:rPr>
+        <w:t>ComplexInfinity</w:t>
+      </w:r>
+      <w:proofErr w:type="spellEnd"/>
+      <w:r>
+        <w:rPr>
+          <w:lang w:val="en-DE"/>
+        </w:rPr>
+        <w:t xml:space="preserve">") || </w:t>
+      </w:r>
+      <w:r>
+        <w:rPr>
+          <w:lang w:val="en-DE"/>
+        </w:rPr>
+        <w:br/>
+        <w:t xml:space="preserve">                </w:t>
+      </w:r>
+      <w:proofErr w:type="spellStart"/>
+      <w:r>
+        <w:rPr>
+          <w:lang w:val="en-DE"/>
+        </w:rPr>
+        <w:t>resultString.</w:t>
       </w:r>
       <w:r>
         <w:rPr>
@@ -9892,6 +12127,7 @@
         </w:rPr>
         <w:t>contains</w:t>
       </w:r>
+      <w:proofErr w:type="spellEnd"/>
       <w:r>
         <w:rPr>
           <w:lang w:val="en-DE"/>
@@ -9903,7 +12139,14 @@
           <w:lang w:val="en-DE"/>
         </w:rPr>
         <w:br/>
-        <w:t xml:space="preserve">                resultString.</w:t>
+        <w:t xml:space="preserve">                </w:t>
+      </w:r>
+      <w:proofErr w:type="spellStart"/>
+      <w:r>
+        <w:rPr>
+          <w:lang w:val="en-DE"/>
+        </w:rPr>
+        <w:t>resultString.</w:t>
       </w:r>
       <w:r>
         <w:rPr>
@@ -9913,6 +12156,7 @@
         </w:rPr>
         <w:t>contains</w:t>
       </w:r>
+      <w:proofErr w:type="spellEnd"/>
       <w:r>
         <w:rPr>
           <w:lang w:val="en-DE"/>
@@ -9924,7 +12168,77 @@
           <w:lang w:val="en-DE"/>
         </w:rPr>
         <w:br/>
-        <w:t xml:space="preserve">                    showResult("Matematička greška (nedefinirano rješenje)!")</w:t>
+        <w:t xml:space="preserve">                    </w:t>
+      </w:r>
+      <w:proofErr w:type="spellStart"/>
+      <w:r>
+        <w:rPr>
+          <w:lang w:val="en-DE"/>
+        </w:rPr>
+        <w:t>showResult</w:t>
+      </w:r>
+      <w:proofErr w:type="spellEnd"/>
+      <w:r>
+        <w:rPr>
+          <w:lang w:val="en-DE"/>
+        </w:rPr>
+        <w:t>("</w:t>
+      </w:r>
+      <w:proofErr w:type="spellStart"/>
+      <w:r>
+        <w:rPr>
+          <w:lang w:val="en-DE"/>
+        </w:rPr>
+        <w:t>Matematička</w:t>
+      </w:r>
+      <w:proofErr w:type="spellEnd"/>
+      <w:r>
+        <w:rPr>
+          <w:lang w:val="en-DE"/>
+        </w:rPr>
+        <w:t xml:space="preserve"> </w:t>
+      </w:r>
+      <w:proofErr w:type="spellStart"/>
+      <w:r>
+        <w:rPr>
+          <w:lang w:val="en-DE"/>
+        </w:rPr>
+        <w:t>greška</w:t>
+      </w:r>
+      <w:proofErr w:type="spellEnd"/>
+      <w:r>
+        <w:rPr>
+          <w:lang w:val="en-DE"/>
+        </w:rPr>
+        <w:t xml:space="preserve"> (</w:t>
+      </w:r>
+      <w:proofErr w:type="spellStart"/>
+      <w:r>
+        <w:rPr>
+          <w:lang w:val="en-DE"/>
+        </w:rPr>
+        <w:t>nedefinirano</w:t>
+      </w:r>
+      <w:proofErr w:type="spellEnd"/>
+      <w:r>
+        <w:rPr>
+          <w:lang w:val="en-DE"/>
+        </w:rPr>
+        <w:t xml:space="preserve"> </w:t>
+      </w:r>
+      <w:proofErr w:type="spellStart"/>
+      <w:r>
+        <w:rPr>
+          <w:lang w:val="en-DE"/>
+        </w:rPr>
+        <w:t>rješenje</w:t>
+      </w:r>
+      <w:proofErr w:type="spellEnd"/>
+      <w:r>
+        <w:rPr>
+          <w:lang w:val="en-DE"/>
+        </w:rPr>
+        <w:t>)!")</w:t>
       </w:r>
       <w:r>
         <w:rPr>
@@ -9938,14 +12252,112 @@
           <w:lang w:val="en-DE"/>
         </w:rPr>
         <w:br/>
-        <w:t xml:space="preserve">                resultString == "{}" || resultString == "None" -&gt; {</w:t>
-      </w:r>
-      <w:r>
-        <w:rPr>
-          <w:lang w:val="en-DE"/>
-        </w:rPr>
-        <w:br/>
-        <w:t xml:space="preserve">                    showResult("Nema rješenja u realnom skupu brojeva.")</w:t>
+        <w:t xml:space="preserve">                </w:t>
+      </w:r>
+      <w:proofErr w:type="spellStart"/>
+      <w:r>
+        <w:rPr>
+          <w:lang w:val="en-DE"/>
+        </w:rPr>
+        <w:t>resultString</w:t>
+      </w:r>
+      <w:proofErr w:type="spellEnd"/>
+      <w:r>
+        <w:rPr>
+          <w:lang w:val="en-DE"/>
+        </w:rPr>
+        <w:t xml:space="preserve"> == "{}" || </w:t>
+      </w:r>
+      <w:proofErr w:type="spellStart"/>
+      <w:r>
+        <w:rPr>
+          <w:lang w:val="en-DE"/>
+        </w:rPr>
+        <w:t>resultString</w:t>
+      </w:r>
+      <w:proofErr w:type="spellEnd"/>
+      <w:r>
+        <w:rPr>
+          <w:lang w:val="en-DE"/>
+        </w:rPr>
+        <w:t xml:space="preserve"> == "None" -&gt; {</w:t>
+      </w:r>
+      <w:r>
+        <w:rPr>
+          <w:lang w:val="en-DE"/>
+        </w:rPr>
+        <w:br/>
+        <w:t xml:space="preserve">                    </w:t>
+      </w:r>
+      <w:proofErr w:type="spellStart"/>
+      <w:r>
+        <w:rPr>
+          <w:lang w:val="en-DE"/>
+        </w:rPr>
+        <w:t>showResult</w:t>
+      </w:r>
+      <w:proofErr w:type="spellEnd"/>
+      <w:r>
+        <w:rPr>
+          <w:lang w:val="en-DE"/>
+        </w:rPr>
+        <w:t xml:space="preserve">("Nema </w:t>
+      </w:r>
+      <w:proofErr w:type="spellStart"/>
+      <w:r>
+        <w:rPr>
+          <w:lang w:val="en-DE"/>
+        </w:rPr>
+        <w:t>rješenja</w:t>
+      </w:r>
+      <w:proofErr w:type="spellEnd"/>
+      <w:r>
+        <w:rPr>
+          <w:lang w:val="en-DE"/>
+        </w:rPr>
+        <w:t xml:space="preserve"> u </w:t>
+      </w:r>
+      <w:proofErr w:type="spellStart"/>
+      <w:r>
+        <w:rPr>
+          <w:lang w:val="en-DE"/>
+        </w:rPr>
+        <w:t>realnom</w:t>
+      </w:r>
+      <w:proofErr w:type="spellEnd"/>
+      <w:r>
+        <w:rPr>
+          <w:lang w:val="en-DE"/>
+        </w:rPr>
+        <w:t xml:space="preserve"> </w:t>
+      </w:r>
+      <w:proofErr w:type="spellStart"/>
+      <w:r>
+        <w:rPr>
+          <w:lang w:val="en-DE"/>
+        </w:rPr>
+        <w:t>skupu</w:t>
+      </w:r>
+      <w:proofErr w:type="spellEnd"/>
+      <w:r>
+        <w:rPr>
+          <w:lang w:val="en-DE"/>
+        </w:rPr>
+        <w:t xml:space="preserve"> </w:t>
+      </w:r>
+      <w:proofErr w:type="spellStart"/>
+      <w:r>
+        <w:rPr>
+          <w:lang w:val="en-DE"/>
+        </w:rPr>
+        <w:t>brojeva</w:t>
+      </w:r>
+      <w:proofErr w:type="spellEnd"/>
+      <w:r>
+        <w:rPr>
+          <w:lang w:val="en-DE"/>
+        </w:rPr>
+        <w:t>.")</w:t>
       </w:r>
       <w:r>
         <w:rPr>
@@ -9966,14 +12378,50 @@
           <w:lang w:val="en-DE"/>
         </w:rPr>
         <w:br/>
-        <w:t xml:space="preserve">                    lastRawResult = resultString</w:t>
-      </w:r>
-      <w:r>
-        <w:rPr>
-          <w:lang w:val="en-DE"/>
-        </w:rPr>
-        <w:br/>
-        <w:t xml:space="preserve">                    isDecimalView = false</w:t>
+        <w:t xml:space="preserve">                    </w:t>
+      </w:r>
+      <w:proofErr w:type="spellStart"/>
+      <w:r>
+        <w:rPr>
+          <w:lang w:val="en-DE"/>
+        </w:rPr>
+        <w:t>lastRawResult</w:t>
+      </w:r>
+      <w:proofErr w:type="spellEnd"/>
+      <w:r>
+        <w:rPr>
+          <w:lang w:val="en-DE"/>
+        </w:rPr>
+        <w:t xml:space="preserve"> = </w:t>
+      </w:r>
+      <w:proofErr w:type="spellStart"/>
+      <w:r>
+        <w:rPr>
+          <w:lang w:val="en-DE"/>
+        </w:rPr>
+        <w:t>resultString</w:t>
+      </w:r>
+      <w:proofErr w:type="spellEnd"/>
+      <w:r>
+        <w:rPr>
+          <w:lang w:val="en-DE"/>
+        </w:rPr>
+        <w:br/>
+        <w:t xml:space="preserve">                    </w:t>
+      </w:r>
+      <w:proofErr w:type="spellStart"/>
+      <w:r>
+        <w:rPr>
+          <w:lang w:val="en-DE"/>
+        </w:rPr>
+        <w:t>isDecimalView</w:t>
+      </w:r>
+      <w:proofErr w:type="spellEnd"/>
+      <w:r>
+        <w:rPr>
+          <w:lang w:val="en-DE"/>
+        </w:rPr>
+        <w:t xml:space="preserve"> = false</w:t>
       </w:r>
       <w:r>
         <w:rPr>
@@ -9993,21 +12441,218 @@
           <w:lang w:val="en-DE"/>
         </w:rPr>
         <w:br/>
-        <w:t xml:space="preserve">                    // Ako je ulaz znanstveni ili je broj jako velik/mali, automatski prikaži u znanstvenom zapisu</w:t>
-      </w:r>
-      <w:r>
-        <w:rPr>
-          <w:lang w:val="en-DE"/>
-        </w:rPr>
-        <w:br/>
-        <w:t xml:space="preserve">                    if (anyScientificInput) {</w:t>
-      </w:r>
-      <w:r>
-        <w:rPr>
-          <w:lang w:val="en-DE"/>
-        </w:rPr>
-        <w:br/>
-        <w:t xml:space="preserve">                        val valueOnly = if (resultString.</w:t>
+        <w:t xml:space="preserve">                    // Ako je </w:t>
+      </w:r>
+      <w:proofErr w:type="spellStart"/>
+      <w:r>
+        <w:rPr>
+          <w:lang w:val="en-DE"/>
+        </w:rPr>
+        <w:t>ulaz</w:t>
+      </w:r>
+      <w:proofErr w:type="spellEnd"/>
+      <w:r>
+        <w:rPr>
+          <w:lang w:val="en-DE"/>
+        </w:rPr>
+        <w:t xml:space="preserve"> </w:t>
+      </w:r>
+      <w:proofErr w:type="spellStart"/>
+      <w:r>
+        <w:rPr>
+          <w:lang w:val="en-DE"/>
+        </w:rPr>
+        <w:t>znanstveni</w:t>
+      </w:r>
+      <w:proofErr w:type="spellEnd"/>
+      <w:r>
+        <w:rPr>
+          <w:lang w:val="en-DE"/>
+        </w:rPr>
+        <w:t xml:space="preserve"> </w:t>
+      </w:r>
+      <w:proofErr w:type="spellStart"/>
+      <w:r>
+        <w:rPr>
+          <w:lang w:val="en-DE"/>
+        </w:rPr>
+        <w:t>ili</w:t>
+      </w:r>
+      <w:proofErr w:type="spellEnd"/>
+      <w:r>
+        <w:rPr>
+          <w:lang w:val="en-DE"/>
+        </w:rPr>
+        <w:t xml:space="preserve"> je </w:t>
+      </w:r>
+      <w:proofErr w:type="spellStart"/>
+      <w:r>
+        <w:rPr>
+          <w:lang w:val="en-DE"/>
+        </w:rPr>
+        <w:t>broj</w:t>
+      </w:r>
+      <w:proofErr w:type="spellEnd"/>
+      <w:r>
+        <w:rPr>
+          <w:lang w:val="en-DE"/>
+        </w:rPr>
+        <w:t xml:space="preserve"> </w:t>
+      </w:r>
+      <w:proofErr w:type="spellStart"/>
+      <w:r>
+        <w:rPr>
+          <w:lang w:val="en-DE"/>
+        </w:rPr>
+        <w:t>jako</w:t>
+      </w:r>
+      <w:proofErr w:type="spellEnd"/>
+      <w:r>
+        <w:rPr>
+          <w:lang w:val="en-DE"/>
+        </w:rPr>
+        <w:t xml:space="preserve"> </w:t>
+      </w:r>
+      <w:proofErr w:type="spellStart"/>
+      <w:r>
+        <w:rPr>
+          <w:lang w:val="en-DE"/>
+        </w:rPr>
+        <w:t>velik</w:t>
+      </w:r>
+      <w:proofErr w:type="spellEnd"/>
+      <w:r>
+        <w:rPr>
+          <w:lang w:val="en-DE"/>
+        </w:rPr>
+        <w:t>/</w:t>
+      </w:r>
+      <w:proofErr w:type="spellStart"/>
+      <w:r>
+        <w:rPr>
+          <w:lang w:val="en-DE"/>
+        </w:rPr>
+        <w:t>mali</w:t>
+      </w:r>
+      <w:proofErr w:type="spellEnd"/>
+      <w:r>
+        <w:rPr>
+          <w:lang w:val="en-DE"/>
+        </w:rPr>
+        <w:t xml:space="preserve">, </w:t>
+      </w:r>
+      <w:proofErr w:type="spellStart"/>
+      <w:r>
+        <w:rPr>
+          <w:lang w:val="en-DE"/>
+        </w:rPr>
+        <w:t>automatski</w:t>
+      </w:r>
+      <w:proofErr w:type="spellEnd"/>
+      <w:r>
+        <w:rPr>
+          <w:lang w:val="en-DE"/>
+        </w:rPr>
+        <w:t xml:space="preserve"> </w:t>
+      </w:r>
+      <w:proofErr w:type="spellStart"/>
+      <w:r>
+        <w:rPr>
+          <w:lang w:val="en-DE"/>
+        </w:rPr>
+        <w:t>prikaži</w:t>
+      </w:r>
+      <w:proofErr w:type="spellEnd"/>
+      <w:r>
+        <w:rPr>
+          <w:lang w:val="en-DE"/>
+        </w:rPr>
+        <w:t xml:space="preserve"> u </w:t>
+      </w:r>
+      <w:proofErr w:type="spellStart"/>
+      <w:r>
+        <w:rPr>
+          <w:lang w:val="en-DE"/>
+        </w:rPr>
+        <w:t>znanstvenom</w:t>
+      </w:r>
+      <w:proofErr w:type="spellEnd"/>
+      <w:r>
+        <w:rPr>
+          <w:lang w:val="en-DE"/>
+        </w:rPr>
+        <w:t xml:space="preserve"> </w:t>
+      </w:r>
+      <w:proofErr w:type="spellStart"/>
+      <w:r>
+        <w:rPr>
+          <w:lang w:val="en-DE"/>
+        </w:rPr>
+        <w:t>zapisu</w:t>
+      </w:r>
+      <w:proofErr w:type="spellEnd"/>
+      <w:r>
+        <w:rPr>
+          <w:lang w:val="en-DE"/>
+        </w:rPr>
+        <w:br/>
+        <w:t xml:space="preserve">                    if (</w:t>
+      </w:r>
+      <w:proofErr w:type="spellStart"/>
+      <w:r>
+        <w:rPr>
+          <w:lang w:val="en-DE"/>
+        </w:rPr>
+        <w:t>anyScientificInput</w:t>
+      </w:r>
+      <w:proofErr w:type="spellEnd"/>
+      <w:r>
+        <w:rPr>
+          <w:lang w:val="en-DE"/>
+        </w:rPr>
+        <w:t>) {</w:t>
+      </w:r>
+      <w:r>
+        <w:rPr>
+          <w:lang w:val="en-DE"/>
+        </w:rPr>
+        <w:br/>
+        <w:t xml:space="preserve">                        </w:t>
+      </w:r>
+      <w:proofErr w:type="spellStart"/>
+      <w:r>
+        <w:rPr>
+          <w:lang w:val="en-DE"/>
+        </w:rPr>
+        <w:t>val</w:t>
+      </w:r>
+      <w:proofErr w:type="spellEnd"/>
+      <w:r>
+        <w:rPr>
+          <w:lang w:val="en-DE"/>
+        </w:rPr>
+        <w:t xml:space="preserve"> </w:t>
+      </w:r>
+      <w:proofErr w:type="spellStart"/>
+      <w:r>
+        <w:rPr>
+          <w:lang w:val="en-DE"/>
+        </w:rPr>
+        <w:t>valueOnly</w:t>
+      </w:r>
+      <w:proofErr w:type="spellEnd"/>
+      <w:r>
+        <w:rPr>
+          <w:lang w:val="en-DE"/>
+        </w:rPr>
+        <w:t xml:space="preserve"> = if (</w:t>
+      </w:r>
+      <w:proofErr w:type="spellStart"/>
+      <w:r>
+        <w:rPr>
+          <w:lang w:val="en-DE"/>
+        </w:rPr>
+        <w:t>resultString.</w:t>
       </w:r>
       <w:r>
         <w:rPr>
@@ -10017,6 +12662,7 @@
         </w:rPr>
         <w:t>contains</w:t>
       </w:r>
+      <w:proofErr w:type="spellEnd"/>
       <w:r>
         <w:rPr>
           <w:lang w:val="en-DE"/>
@@ -10028,7 +12674,14 @@
           <w:lang w:val="en-DE"/>
         </w:rPr>
         <w:br/>
-        <w:t xml:space="preserve">                            resultString.</w:t>
+        <w:t xml:space="preserve">                            </w:t>
+      </w:r>
+      <w:proofErr w:type="spellStart"/>
+      <w:r>
+        <w:rPr>
+          <w:lang w:val="en-DE"/>
+        </w:rPr>
+        <w:t>resultString.</w:t>
       </w:r>
       <w:r>
         <w:rPr>
@@ -10038,6 +12691,7 @@
         </w:rPr>
         <w:t>substringAfter</w:t>
       </w:r>
+      <w:proofErr w:type="spellEnd"/>
       <w:r>
         <w:rPr>
           <w:lang w:val="en-DE"/>
@@ -10084,8 +12738,16 @@
           <w:lang w:val="en-DE"/>
         </w:rPr>
         <w:br/>
-        <w:t xml:space="preserve">                            resultString</w:t>
-      </w:r>
+        <w:t xml:space="preserve">                            </w:t>
+      </w:r>
+      <w:proofErr w:type="spellStart"/>
+      <w:r>
+        <w:rPr>
+          <w:lang w:val="en-DE"/>
+        </w:rPr>
+        <w:t>resultString</w:t>
+      </w:r>
+      <w:proofErr w:type="spellEnd"/>
       <w:r>
         <w:rPr>
           <w:lang w:val="en-DE"/>
@@ -10098,14 +12760,85 @@
           <w:lang w:val="en-DE"/>
         </w:rPr>
         <w:br/>
-        <w:t xml:space="preserve">                        // Provjeravamo je li rezultat broj prije konverzije</w:t>
-      </w:r>
-      <w:r>
-        <w:rPr>
-          <w:lang w:val="en-DE"/>
-        </w:rPr>
-        <w:br/>
-        <w:t xml:space="preserve">                        if (valueOnly.</w:t>
+        <w:t xml:space="preserve">                        // </w:t>
+      </w:r>
+      <w:proofErr w:type="spellStart"/>
+      <w:r>
+        <w:rPr>
+          <w:lang w:val="en-DE"/>
+        </w:rPr>
+        <w:t>Provjeravamo</w:t>
+      </w:r>
+      <w:proofErr w:type="spellEnd"/>
+      <w:r>
+        <w:rPr>
+          <w:lang w:val="en-DE"/>
+        </w:rPr>
+        <w:t xml:space="preserve"> je li </w:t>
+      </w:r>
+      <w:proofErr w:type="spellStart"/>
+      <w:r>
+        <w:rPr>
+          <w:lang w:val="en-DE"/>
+        </w:rPr>
+        <w:t>rezultat</w:t>
+      </w:r>
+      <w:proofErr w:type="spellEnd"/>
+      <w:r>
+        <w:rPr>
+          <w:lang w:val="en-DE"/>
+        </w:rPr>
+        <w:t xml:space="preserve"> </w:t>
+      </w:r>
+      <w:proofErr w:type="spellStart"/>
+      <w:r>
+        <w:rPr>
+          <w:lang w:val="en-DE"/>
+        </w:rPr>
+        <w:t>broj</w:t>
+      </w:r>
+      <w:proofErr w:type="spellEnd"/>
+      <w:r>
+        <w:rPr>
+          <w:lang w:val="en-DE"/>
+        </w:rPr>
+        <w:t xml:space="preserve"> </w:t>
+      </w:r>
+      <w:proofErr w:type="spellStart"/>
+      <w:r>
+        <w:rPr>
+          <w:lang w:val="en-DE"/>
+        </w:rPr>
+        <w:t>prije</w:t>
+      </w:r>
+      <w:proofErr w:type="spellEnd"/>
+      <w:r>
+        <w:rPr>
+          <w:lang w:val="en-DE"/>
+        </w:rPr>
+        <w:t xml:space="preserve"> </w:t>
+      </w:r>
+      <w:proofErr w:type="spellStart"/>
+      <w:r>
+        <w:rPr>
+          <w:lang w:val="en-DE"/>
+        </w:rPr>
+        <w:t>konverzije</w:t>
+      </w:r>
+      <w:proofErr w:type="spellEnd"/>
+      <w:r>
+        <w:rPr>
+          <w:lang w:val="en-DE"/>
+        </w:rPr>
+        <w:br/>
+        <w:t xml:space="preserve">                        if (</w:t>
+      </w:r>
+      <w:proofErr w:type="spellStart"/>
+      <w:r>
+        <w:rPr>
+          <w:lang w:val="en-DE"/>
+        </w:rPr>
+        <w:t>valueOnly.</w:t>
       </w:r>
       <w:r>
         <w:rPr>
@@ -10115,11 +12848,19 @@
         </w:rPr>
         <w:t>toDoubleOrNull</w:t>
       </w:r>
-      <w:r>
-        <w:rPr>
-          <w:lang w:val="en-DE"/>
-        </w:rPr>
-        <w:t>() != null || valueOnly.</w:t>
+      <w:proofErr w:type="spellEnd"/>
+      <w:r>
+        <w:rPr>
+          <w:lang w:val="en-DE"/>
+        </w:rPr>
+        <w:t xml:space="preserve">() != null || </w:t>
+      </w:r>
+      <w:proofErr w:type="spellStart"/>
+      <w:r>
+        <w:rPr>
+          <w:lang w:val="en-DE"/>
+        </w:rPr>
+        <w:t>valueOnly.</w:t>
       </w:r>
       <w:r>
         <w:rPr>
@@ -10129,6 +12870,7 @@
         </w:rPr>
         <w:t>contains</w:t>
       </w:r>
+      <w:proofErr w:type="spellEnd"/>
       <w:r>
         <w:rPr>
           <w:lang w:val="en-DE"/>
@@ -10147,28 +12889,246 @@
           <w:lang w:val="en-DE"/>
         </w:rPr>
         <w:br/>
-        <w:t xml:space="preserve">                            val decimalExpr = mathEvaluator.evaluate("N($valueOnly, 6)")</w:t>
-      </w:r>
-      <w:r>
-        <w:rPr>
-          <w:lang w:val="en-DE"/>
-        </w:rPr>
-        <w:br/>
-        <w:t xml:space="preserve">                            // Popravljeno: spremamo rezultat bez naziva varijable da formatDisplayResult ne napravi dupli ispis</w:t>
-      </w:r>
-      <w:r>
-        <w:rPr>
-          <w:lang w:val="en-DE"/>
-        </w:rPr>
-        <w:br/>
-        <w:t xml:space="preserve">                            lastRawResult = decimalExpr.toString()</w:t>
-      </w:r>
-      <w:r>
-        <w:rPr>
-          <w:lang w:val="en-DE"/>
-        </w:rPr>
-        <w:br/>
-        <w:t xml:space="preserve">                            isDecimalView = true</w:t>
+        <w:t xml:space="preserve">                            </w:t>
+      </w:r>
+      <w:proofErr w:type="spellStart"/>
+      <w:r>
+        <w:rPr>
+          <w:lang w:val="en-DE"/>
+        </w:rPr>
+        <w:t>val</w:t>
+      </w:r>
+      <w:proofErr w:type="spellEnd"/>
+      <w:r>
+        <w:rPr>
+          <w:lang w:val="en-DE"/>
+        </w:rPr>
+        <w:t xml:space="preserve"> </w:t>
+      </w:r>
+      <w:proofErr w:type="spellStart"/>
+      <w:r>
+        <w:rPr>
+          <w:lang w:val="en-DE"/>
+        </w:rPr>
+        <w:t>decimalExpr</w:t>
+      </w:r>
+      <w:proofErr w:type="spellEnd"/>
+      <w:r>
+        <w:rPr>
+          <w:lang w:val="en-DE"/>
+        </w:rPr>
+        <w:t xml:space="preserve"> = </w:t>
+      </w:r>
+      <w:proofErr w:type="spellStart"/>
+      <w:r>
+        <w:rPr>
+          <w:lang w:val="en-DE"/>
+        </w:rPr>
+        <w:t>mathEvaluator.evaluate</w:t>
+      </w:r>
+      <w:proofErr w:type="spellEnd"/>
+      <w:r>
+        <w:rPr>
+          <w:lang w:val="en-DE"/>
+        </w:rPr>
+        <w:t>("N($</w:t>
+      </w:r>
+      <w:proofErr w:type="spellStart"/>
+      <w:r>
+        <w:rPr>
+          <w:lang w:val="en-DE"/>
+        </w:rPr>
+        <w:t>valueOnly</w:t>
+      </w:r>
+      <w:proofErr w:type="spellEnd"/>
+      <w:r>
+        <w:rPr>
+          <w:lang w:val="en-DE"/>
+        </w:rPr>
+        <w:t>, 6)")</w:t>
+      </w:r>
+      <w:r>
+        <w:rPr>
+          <w:lang w:val="en-DE"/>
+        </w:rPr>
+        <w:br/>
+        <w:t xml:space="preserve">                            // </w:t>
+      </w:r>
+      <w:proofErr w:type="spellStart"/>
+      <w:r>
+        <w:rPr>
+          <w:lang w:val="en-DE"/>
+        </w:rPr>
+        <w:t>Popravljeno</w:t>
+      </w:r>
+      <w:proofErr w:type="spellEnd"/>
+      <w:r>
+        <w:rPr>
+          <w:lang w:val="en-DE"/>
+        </w:rPr>
+        <w:t xml:space="preserve">: </w:t>
+      </w:r>
+      <w:proofErr w:type="spellStart"/>
+      <w:r>
+        <w:rPr>
+          <w:lang w:val="en-DE"/>
+        </w:rPr>
+        <w:t>spremamo</w:t>
+      </w:r>
+      <w:proofErr w:type="spellEnd"/>
+      <w:r>
+        <w:rPr>
+          <w:lang w:val="en-DE"/>
+        </w:rPr>
+        <w:t xml:space="preserve"> </w:t>
+      </w:r>
+      <w:proofErr w:type="spellStart"/>
+      <w:r>
+        <w:rPr>
+          <w:lang w:val="en-DE"/>
+        </w:rPr>
+        <w:t>rezultat</w:t>
+      </w:r>
+      <w:proofErr w:type="spellEnd"/>
+      <w:r>
+        <w:rPr>
+          <w:lang w:val="en-DE"/>
+        </w:rPr>
+        <w:t xml:space="preserve"> bez </w:t>
+      </w:r>
+      <w:proofErr w:type="spellStart"/>
+      <w:r>
+        <w:rPr>
+          <w:lang w:val="en-DE"/>
+        </w:rPr>
+        <w:t>naziva</w:t>
+      </w:r>
+      <w:proofErr w:type="spellEnd"/>
+      <w:r>
+        <w:rPr>
+          <w:lang w:val="en-DE"/>
+        </w:rPr>
+        <w:t xml:space="preserve"> </w:t>
+      </w:r>
+      <w:proofErr w:type="spellStart"/>
+      <w:r>
+        <w:rPr>
+          <w:lang w:val="en-DE"/>
+        </w:rPr>
+        <w:t>varijable</w:t>
+      </w:r>
+      <w:proofErr w:type="spellEnd"/>
+      <w:r>
+        <w:rPr>
+          <w:lang w:val="en-DE"/>
+        </w:rPr>
+        <w:t xml:space="preserve"> da </w:t>
+      </w:r>
+      <w:proofErr w:type="spellStart"/>
+      <w:r>
+        <w:rPr>
+          <w:lang w:val="en-DE"/>
+        </w:rPr>
+        <w:t>formatDisplayResult</w:t>
+      </w:r>
+      <w:proofErr w:type="spellEnd"/>
+      <w:r>
+        <w:rPr>
+          <w:lang w:val="en-DE"/>
+        </w:rPr>
+        <w:t xml:space="preserve"> ne </w:t>
+      </w:r>
+      <w:proofErr w:type="spellStart"/>
+      <w:r>
+        <w:rPr>
+          <w:lang w:val="en-DE"/>
+        </w:rPr>
+        <w:t>napravi</w:t>
+      </w:r>
+      <w:proofErr w:type="spellEnd"/>
+      <w:r>
+        <w:rPr>
+          <w:lang w:val="en-DE"/>
+        </w:rPr>
+        <w:t xml:space="preserve"> </w:t>
+      </w:r>
+      <w:proofErr w:type="spellStart"/>
+      <w:r>
+        <w:rPr>
+          <w:lang w:val="en-DE"/>
+        </w:rPr>
+        <w:t>dupli</w:t>
+      </w:r>
+      <w:proofErr w:type="spellEnd"/>
+      <w:r>
+        <w:rPr>
+          <w:lang w:val="en-DE"/>
+        </w:rPr>
+        <w:t xml:space="preserve"> </w:t>
+      </w:r>
+      <w:proofErr w:type="spellStart"/>
+      <w:r>
+        <w:rPr>
+          <w:lang w:val="en-DE"/>
+        </w:rPr>
+        <w:t>ispis</w:t>
+      </w:r>
+      <w:proofErr w:type="spellEnd"/>
+      <w:r>
+        <w:rPr>
+          <w:lang w:val="en-DE"/>
+        </w:rPr>
+        <w:br/>
+        <w:t xml:space="preserve">                            </w:t>
+      </w:r>
+      <w:proofErr w:type="spellStart"/>
+      <w:r>
+        <w:rPr>
+          <w:lang w:val="en-DE"/>
+        </w:rPr>
+        <w:t>lastRawResult</w:t>
+      </w:r>
+      <w:proofErr w:type="spellEnd"/>
+      <w:r>
+        <w:rPr>
+          <w:lang w:val="en-DE"/>
+        </w:rPr>
+        <w:t xml:space="preserve"> = </w:t>
+      </w:r>
+      <w:proofErr w:type="spellStart"/>
+      <w:r>
+        <w:rPr>
+          <w:lang w:val="en-DE"/>
+        </w:rPr>
+        <w:t>decimalExpr.toString</w:t>
+      </w:r>
+      <w:proofErr w:type="spellEnd"/>
+      <w:r>
+        <w:rPr>
+          <w:lang w:val="en-DE"/>
+        </w:rPr>
+        <w:t>()</w:t>
+      </w:r>
+      <w:r>
+        <w:rPr>
+          <w:lang w:val="en-DE"/>
+        </w:rPr>
+        <w:br/>
+        <w:t xml:space="preserve">                            </w:t>
+      </w:r>
+      <w:proofErr w:type="spellStart"/>
+      <w:r>
+        <w:rPr>
+          <w:lang w:val="en-DE"/>
+        </w:rPr>
+        <w:t>isDecimalView</w:t>
+      </w:r>
+      <w:proofErr w:type="spellEnd"/>
+      <w:r>
+        <w:rPr>
+          <w:lang w:val="en-DE"/>
+        </w:rPr>
+        <w:t xml:space="preserve"> = true</w:t>
       </w:r>
       <w:r>
         <w:rPr>
@@ -10182,8 +13142,30 @@
           <w:lang w:val="en-DE"/>
         </w:rPr>
         <w:br/>
-        <w:t xml:space="preserve">                            lastRawResult = resultString</w:t>
-      </w:r>
+        <w:t xml:space="preserve">                            </w:t>
+      </w:r>
+      <w:proofErr w:type="spellStart"/>
+      <w:r>
+        <w:rPr>
+          <w:lang w:val="en-DE"/>
+        </w:rPr>
+        <w:t>lastRawResult</w:t>
+      </w:r>
+      <w:proofErr w:type="spellEnd"/>
+      <w:r>
+        <w:rPr>
+          <w:lang w:val="en-DE"/>
+        </w:rPr>
+        <w:t xml:space="preserve"> = </w:t>
+      </w:r>
+      <w:proofErr w:type="spellStart"/>
+      <w:r>
+        <w:rPr>
+          <w:lang w:val="en-DE"/>
+        </w:rPr>
+        <w:t>resultString</w:t>
+      </w:r>
+      <w:proofErr w:type="spellEnd"/>
       <w:r>
         <w:rPr>
           <w:lang w:val="en-DE"/>
@@ -10203,8 +13185,30 @@
           <w:lang w:val="en-DE"/>
         </w:rPr>
         <w:br/>
-        <w:t xml:space="preserve">                        lastRawResult = resultString</w:t>
-      </w:r>
+        <w:t xml:space="preserve">                        </w:t>
+      </w:r>
+      <w:proofErr w:type="spellStart"/>
+      <w:r>
+        <w:rPr>
+          <w:lang w:val="en-DE"/>
+        </w:rPr>
+        <w:t>lastRawResult</w:t>
+      </w:r>
+      <w:proofErr w:type="spellEnd"/>
+      <w:r>
+        <w:rPr>
+          <w:lang w:val="en-DE"/>
+        </w:rPr>
+        <w:t xml:space="preserve"> = </w:t>
+      </w:r>
+      <w:proofErr w:type="spellStart"/>
+      <w:r>
+        <w:rPr>
+          <w:lang w:val="en-DE"/>
+        </w:rPr>
+        <w:t>resultString</w:t>
+      </w:r>
+      <w:proofErr w:type="spellEnd"/>
       <w:r>
         <w:rPr>
           <w:lang w:val="en-DE"/>
@@ -10223,35 +13227,266 @@
           <w:lang w:val="en-DE"/>
         </w:rPr>
         <w:br/>
-        <w:t xml:space="preserve">                    val displayResult = formatDisplayResult(lastRawResult!!, unknownVar)</w:t>
-      </w:r>
-      <w:r>
-        <w:rPr>
-          <w:lang w:val="en-DE"/>
-        </w:rPr>
-        <w:br/>
         <w:t xml:space="preserve">                    </w:t>
       </w:r>
-      <w:r>
-        <w:rPr>
-          <w:lang w:val="en-DE"/>
-        </w:rPr>
-        <w:br/>
-        <w:t xml:space="preserve">                    // Spremanje u povijest (ovdje koristimo već formatirani displayResult za konzistentnost)</w:t>
-      </w:r>
-      <w:r>
-        <w:rPr>
-          <w:lang w:val="en-DE"/>
-        </w:rPr>
-        <w:br/>
-        <w:t xml:space="preserve">                    if (unknownVar != null) {</w:t>
-      </w:r>
-      <w:r>
-        <w:rPr>
-          <w:lang w:val="en-DE"/>
-        </w:rPr>
-        <w:br/>
-        <w:t xml:space="preserve">                        val inputsString = inputsMap.entries.</w:t>
+      <w:proofErr w:type="spellStart"/>
+      <w:r>
+        <w:rPr>
+          <w:lang w:val="en-DE"/>
+        </w:rPr>
+        <w:t>val</w:t>
+      </w:r>
+      <w:proofErr w:type="spellEnd"/>
+      <w:r>
+        <w:rPr>
+          <w:lang w:val="en-DE"/>
+        </w:rPr>
+        <w:t xml:space="preserve"> </w:t>
+      </w:r>
+      <w:proofErr w:type="spellStart"/>
+      <w:r>
+        <w:rPr>
+          <w:lang w:val="en-DE"/>
+        </w:rPr>
+        <w:t>displayResult</w:t>
+      </w:r>
+      <w:proofErr w:type="spellEnd"/>
+      <w:r>
+        <w:rPr>
+          <w:lang w:val="en-DE"/>
+        </w:rPr>
+        <w:t xml:space="preserve"> = </w:t>
+      </w:r>
+      <w:proofErr w:type="spellStart"/>
+      <w:r>
+        <w:rPr>
+          <w:lang w:val="en-DE"/>
+        </w:rPr>
+        <w:t>formatDisplayResult</w:t>
+      </w:r>
+      <w:proofErr w:type="spellEnd"/>
+      <w:r>
+        <w:rPr>
+          <w:lang w:val="en-DE"/>
+        </w:rPr>
+        <w:t>(</w:t>
+      </w:r>
+      <w:proofErr w:type="spellStart"/>
+      <w:r>
+        <w:rPr>
+          <w:lang w:val="en-DE"/>
+        </w:rPr>
+        <w:t>lastRawResult</w:t>
+      </w:r>
+      <w:proofErr w:type="spellEnd"/>
+      <w:r>
+        <w:rPr>
+          <w:lang w:val="en-DE"/>
+        </w:rPr>
+        <w:t xml:space="preserve">!!, </w:t>
+      </w:r>
+      <w:proofErr w:type="spellStart"/>
+      <w:r>
+        <w:rPr>
+          <w:lang w:val="en-DE"/>
+        </w:rPr>
+        <w:t>unknownVar</w:t>
+      </w:r>
+      <w:proofErr w:type="spellEnd"/>
+      <w:r>
+        <w:rPr>
+          <w:lang w:val="en-DE"/>
+        </w:rPr>
+        <w:t>)</w:t>
+      </w:r>
+      <w:r>
+        <w:rPr>
+          <w:lang w:val="en-DE"/>
+        </w:rPr>
+        <w:br/>
+        <w:t xml:space="preserve">                    </w:t>
+      </w:r>
+      <w:r>
+        <w:rPr>
+          <w:lang w:val="en-DE"/>
+        </w:rPr>
+        <w:br/>
+        <w:t xml:space="preserve">                    // </w:t>
+      </w:r>
+      <w:proofErr w:type="spellStart"/>
+      <w:r>
+        <w:rPr>
+          <w:lang w:val="en-DE"/>
+        </w:rPr>
+        <w:t>Spremanje</w:t>
+      </w:r>
+      <w:proofErr w:type="spellEnd"/>
+      <w:r>
+        <w:rPr>
+          <w:lang w:val="en-DE"/>
+        </w:rPr>
+        <w:t xml:space="preserve"> u </w:t>
+      </w:r>
+      <w:proofErr w:type="spellStart"/>
+      <w:r>
+        <w:rPr>
+          <w:lang w:val="en-DE"/>
+        </w:rPr>
+        <w:t>povijest</w:t>
+      </w:r>
+      <w:proofErr w:type="spellEnd"/>
+      <w:r>
+        <w:rPr>
+          <w:lang w:val="en-DE"/>
+        </w:rPr>
+        <w:t xml:space="preserve"> (</w:t>
+      </w:r>
+      <w:proofErr w:type="spellStart"/>
+      <w:r>
+        <w:rPr>
+          <w:lang w:val="en-DE"/>
+        </w:rPr>
+        <w:t>ovdje</w:t>
+      </w:r>
+      <w:proofErr w:type="spellEnd"/>
+      <w:r>
+        <w:rPr>
+          <w:lang w:val="en-DE"/>
+        </w:rPr>
+        <w:t xml:space="preserve"> </w:t>
+      </w:r>
+      <w:proofErr w:type="spellStart"/>
+      <w:r>
+        <w:rPr>
+          <w:lang w:val="en-DE"/>
+        </w:rPr>
+        <w:t>koristimo</w:t>
+      </w:r>
+      <w:proofErr w:type="spellEnd"/>
+      <w:r>
+        <w:rPr>
+          <w:lang w:val="en-DE"/>
+        </w:rPr>
+        <w:t xml:space="preserve"> </w:t>
+      </w:r>
+      <w:proofErr w:type="spellStart"/>
+      <w:r>
+        <w:rPr>
+          <w:lang w:val="en-DE"/>
+        </w:rPr>
+        <w:t>već</w:t>
+      </w:r>
+      <w:proofErr w:type="spellEnd"/>
+      <w:r>
+        <w:rPr>
+          <w:lang w:val="en-DE"/>
+        </w:rPr>
+        <w:t xml:space="preserve"> </w:t>
+      </w:r>
+      <w:proofErr w:type="spellStart"/>
+      <w:r>
+        <w:rPr>
+          <w:lang w:val="en-DE"/>
+        </w:rPr>
+        <w:t>formatirani</w:t>
+      </w:r>
+      <w:proofErr w:type="spellEnd"/>
+      <w:r>
+        <w:rPr>
+          <w:lang w:val="en-DE"/>
+        </w:rPr>
+        <w:t xml:space="preserve"> </w:t>
+      </w:r>
+      <w:proofErr w:type="spellStart"/>
+      <w:r>
+        <w:rPr>
+          <w:lang w:val="en-DE"/>
+        </w:rPr>
+        <w:t>displayResult</w:t>
+      </w:r>
+      <w:proofErr w:type="spellEnd"/>
+      <w:r>
+        <w:rPr>
+          <w:lang w:val="en-DE"/>
+        </w:rPr>
+        <w:t xml:space="preserve"> za </w:t>
+      </w:r>
+      <w:proofErr w:type="spellStart"/>
+      <w:r>
+        <w:rPr>
+          <w:lang w:val="en-DE"/>
+        </w:rPr>
+        <w:t>konzistentnost</w:t>
+      </w:r>
+      <w:proofErr w:type="spellEnd"/>
+      <w:r>
+        <w:rPr>
+          <w:lang w:val="en-DE"/>
+        </w:rPr>
+        <w:t>)</w:t>
+      </w:r>
+      <w:r>
+        <w:rPr>
+          <w:lang w:val="en-DE"/>
+        </w:rPr>
+        <w:br/>
+        <w:t xml:space="preserve">                    if (</w:t>
+      </w:r>
+      <w:proofErr w:type="spellStart"/>
+      <w:r>
+        <w:rPr>
+          <w:lang w:val="en-DE"/>
+        </w:rPr>
+        <w:t>unknownVar</w:t>
+      </w:r>
+      <w:proofErr w:type="spellEnd"/>
+      <w:r>
+        <w:rPr>
+          <w:lang w:val="en-DE"/>
+        </w:rPr>
+        <w:t xml:space="preserve"> != null) {</w:t>
+      </w:r>
+      <w:r>
+        <w:rPr>
+          <w:lang w:val="en-DE"/>
+        </w:rPr>
+        <w:br/>
+        <w:t xml:space="preserve">                        </w:t>
+      </w:r>
+      <w:proofErr w:type="spellStart"/>
+      <w:r>
+        <w:rPr>
+          <w:lang w:val="en-DE"/>
+        </w:rPr>
+        <w:t>val</w:t>
+      </w:r>
+      <w:proofErr w:type="spellEnd"/>
+      <w:r>
+        <w:rPr>
+          <w:lang w:val="en-DE"/>
+        </w:rPr>
+        <w:t xml:space="preserve"> </w:t>
+      </w:r>
+      <w:proofErr w:type="spellStart"/>
+      <w:r>
+        <w:rPr>
+          <w:lang w:val="en-DE"/>
+        </w:rPr>
+        <w:t>inputsString</w:t>
+      </w:r>
+      <w:proofErr w:type="spellEnd"/>
+      <w:r>
+        <w:rPr>
+          <w:lang w:val="en-DE"/>
+        </w:rPr>
+        <w:t xml:space="preserve"> = </w:t>
+      </w:r>
+      <w:proofErr w:type="spellStart"/>
+      <w:r>
+        <w:rPr>
+          <w:lang w:val="en-DE"/>
+        </w:rPr>
+        <w:t>inputsMap.entries.</w:t>
       </w:r>
       <w:r>
         <w:rPr>
@@ -10261,6 +13496,7 @@
         </w:rPr>
         <w:t>joinToString</w:t>
       </w:r>
+      <w:proofErr w:type="spellEnd"/>
       <w:r>
         <w:rPr>
           <w:lang w:val="en-DE"/>
@@ -10281,6 +13517,7 @@
         </w:rPr>
         <w:t>"${</w:t>
       </w:r>
+      <w:proofErr w:type="spellStart"/>
       <w:r>
         <w:rPr>
           <w:b/>
@@ -10293,8 +13530,16 @@
         <w:rPr>
           <w:lang w:val="en-DE"/>
         </w:rPr>
-        <w:t>.key}=${</w:t>
-      </w:r>
+        <w:t>.key</w:t>
+      </w:r>
+      <w:proofErr w:type="spellEnd"/>
+      <w:r>
+        <w:rPr>
+          <w:lang w:val="en-DE"/>
+        </w:rPr>
+        <w:t>}=${</w:t>
+      </w:r>
+      <w:proofErr w:type="spellStart"/>
       <w:r>
         <w:rPr>
           <w:b/>
@@ -10307,7 +13552,14 @@
         <w:rPr>
           <w:lang w:val="en-DE"/>
         </w:rPr>
-        <w:t xml:space="preserve">.value}" </w:t>
+        <w:t>.value</w:t>
+      </w:r>
+      <w:proofErr w:type="spellEnd"/>
+      <w:r>
+        <w:rPr>
+          <w:lang w:val="en-DE"/>
+        </w:rPr>
+        <w:t xml:space="preserve">}" </w:t>
       </w:r>
       <w:r>
         <w:rPr>
@@ -10326,18 +13578,76 @@
         <w:br/>
         <w:t xml:space="preserve">                        </w:t>
       </w:r>
-      <w:r>
-        <w:rPr>
-          <w:lang w:val="en-DE"/>
-        </w:rPr>
-        <w:t xml:space="preserve">calculationHistory.add(0, </w:t>
-      </w:r>
+      <w:proofErr w:type="spellStart"/>
+      <w:r>
+        <w:rPr>
+          <w:lang w:val="en-DE"/>
+        </w:rPr>
+        <w:t>calculationHistory.add</w:t>
+      </w:r>
+      <w:proofErr w:type="spellEnd"/>
+      <w:r>
+        <w:rPr>
+          <w:lang w:val="en-DE"/>
+        </w:rPr>
+        <w:t xml:space="preserve">(0, </w:t>
+      </w:r>
+      <w:proofErr w:type="spellStart"/>
       <w:r>
         <w:rPr>
           <w:lang w:val="en-DE"/>
         </w:rPr>
         <w:lastRenderedPageBreak/>
-        <w:t>HistoryEntry(inputsString, displayResult, unknownVar))</w:t>
+        <w:t>HistoryEntry</w:t>
+      </w:r>
+      <w:proofErr w:type="spellEnd"/>
+      <w:r>
+        <w:rPr>
+          <w:lang w:val="en-DE"/>
+        </w:rPr>
+        <w:t>(</w:t>
+      </w:r>
+      <w:proofErr w:type="spellStart"/>
+      <w:r>
+        <w:rPr>
+          <w:lang w:val="en-DE"/>
+        </w:rPr>
+        <w:t>inputsString</w:t>
+      </w:r>
+      <w:proofErr w:type="spellEnd"/>
+      <w:r>
+        <w:rPr>
+          <w:lang w:val="en-DE"/>
+        </w:rPr>
+        <w:t xml:space="preserve">, </w:t>
+      </w:r>
+      <w:proofErr w:type="spellStart"/>
+      <w:r>
+        <w:rPr>
+          <w:lang w:val="en-DE"/>
+        </w:rPr>
+        <w:t>displayResult</w:t>
+      </w:r>
+      <w:proofErr w:type="spellEnd"/>
+      <w:r>
+        <w:rPr>
+          <w:lang w:val="en-DE"/>
+        </w:rPr>
+        <w:t xml:space="preserve">, </w:t>
+      </w:r>
+      <w:proofErr w:type="spellStart"/>
+      <w:r>
+        <w:rPr>
+          <w:lang w:val="en-DE"/>
+        </w:rPr>
+        <w:t>unknownVar</w:t>
+      </w:r>
+      <w:proofErr w:type="spellEnd"/>
+      <w:r>
+        <w:rPr>
+          <w:lang w:val="en-DE"/>
+        </w:rPr>
+        <w:t>))</w:t>
       </w:r>
       <w:r>
         <w:rPr>
@@ -10357,7 +13667,70 @@
           <w:lang w:val="en-DE"/>
         </w:rPr>
         <w:br/>
-        <w:t xml:space="preserve">                    showResult(displayResult, showToggle = true, showHistory = calculationHistory.</w:t>
+        <w:t xml:space="preserve">                    </w:t>
+      </w:r>
+      <w:proofErr w:type="spellStart"/>
+      <w:r>
+        <w:rPr>
+          <w:lang w:val="en-DE"/>
+        </w:rPr>
+        <w:t>showResult</w:t>
+      </w:r>
+      <w:proofErr w:type="spellEnd"/>
+      <w:r>
+        <w:rPr>
+          <w:lang w:val="en-DE"/>
+        </w:rPr>
+        <w:t>(</w:t>
+      </w:r>
+      <w:proofErr w:type="spellStart"/>
+      <w:r>
+        <w:rPr>
+          <w:lang w:val="en-DE"/>
+        </w:rPr>
+        <w:t>displayResult</w:t>
+      </w:r>
+      <w:proofErr w:type="spellEnd"/>
+      <w:r>
+        <w:rPr>
+          <w:lang w:val="en-DE"/>
+        </w:rPr>
+        <w:t xml:space="preserve">, </w:t>
+      </w:r>
+      <w:proofErr w:type="spellStart"/>
+      <w:r>
+        <w:rPr>
+          <w:lang w:val="en-DE"/>
+        </w:rPr>
+        <w:t>showToggle</w:t>
+      </w:r>
+      <w:proofErr w:type="spellEnd"/>
+      <w:r>
+        <w:rPr>
+          <w:lang w:val="en-DE"/>
+        </w:rPr>
+        <w:t xml:space="preserve"> = true, </w:t>
+      </w:r>
+      <w:proofErr w:type="spellStart"/>
+      <w:r>
+        <w:rPr>
+          <w:lang w:val="en-DE"/>
+        </w:rPr>
+        <w:t>showHistory</w:t>
+      </w:r>
+      <w:proofErr w:type="spellEnd"/>
+      <w:r>
+        <w:rPr>
+          <w:lang w:val="en-DE"/>
+        </w:rPr>
+        <w:t xml:space="preserve"> = </w:t>
+      </w:r>
+      <w:proofErr w:type="spellStart"/>
+      <w:r>
+        <w:rPr>
+          <w:lang w:val="en-DE"/>
+        </w:rPr>
+        <w:t>calculationHistory.</w:t>
       </w:r>
       <w:r>
         <w:rPr>
@@ -10367,6 +13740,7 @@
         </w:rPr>
         <w:t>isNotEmpty</w:t>
       </w:r>
+      <w:proofErr w:type="spellEnd"/>
       <w:r>
         <w:rPr>
           <w:lang w:val="en-DE"/>
@@ -10399,14 +13773,49 @@
           <w:lang w:val="en-DE"/>
         </w:rPr>
         <w:br/>
-        <w:t xml:space="preserve">            val errorMsg = when {</w:t>
-      </w:r>
-      <w:r>
-        <w:rPr>
-          <w:lang w:val="en-DE"/>
-        </w:rPr>
-        <w:br/>
-        <w:t xml:space="preserve">                e.message?.</w:t>
+        <w:t xml:space="preserve">            </w:t>
+      </w:r>
+      <w:proofErr w:type="spellStart"/>
+      <w:r>
+        <w:rPr>
+          <w:lang w:val="en-DE"/>
+        </w:rPr>
+        <w:t>val</w:t>
+      </w:r>
+      <w:proofErr w:type="spellEnd"/>
+      <w:r>
+        <w:rPr>
+          <w:lang w:val="en-DE"/>
+        </w:rPr>
+        <w:t xml:space="preserve"> </w:t>
+      </w:r>
+      <w:proofErr w:type="spellStart"/>
+      <w:r>
+        <w:rPr>
+          <w:lang w:val="en-DE"/>
+        </w:rPr>
+        <w:t>errorMsg</w:t>
+      </w:r>
+      <w:proofErr w:type="spellEnd"/>
+      <w:r>
+        <w:rPr>
+          <w:lang w:val="en-DE"/>
+        </w:rPr>
+        <w:t xml:space="preserve"> = when {</w:t>
+      </w:r>
+      <w:r>
+        <w:rPr>
+          <w:lang w:val="en-DE"/>
+        </w:rPr>
+        <w:br/>
+        <w:t xml:space="preserve">                </w:t>
+      </w:r>
+      <w:proofErr w:type="spellStart"/>
+      <w:r>
+        <w:rPr>
+          <w:lang w:val="en-DE"/>
+        </w:rPr>
+        <w:t>e.message?.</w:t>
       </w:r>
       <w:r>
         <w:rPr>
@@ -10416,18 +13825,82 @@
         </w:rPr>
         <w:t>contains</w:t>
       </w:r>
-      <w:r>
-        <w:rPr>
-          <w:lang w:val="en-DE"/>
-        </w:rPr>
-        <w:t>("Syntax") == true -&gt; "Greška u sintaksi jednadžbe!"</w:t>
-      </w:r>
-      <w:r>
-        <w:rPr>
-          <w:lang w:val="en-DE"/>
-        </w:rPr>
-        <w:br/>
-        <w:t xml:space="preserve">                else -&gt; "Greška: ${e.</w:t>
+      <w:proofErr w:type="spellEnd"/>
+      <w:r>
+        <w:rPr>
+          <w:lang w:val="en-DE"/>
+        </w:rPr>
+        <w:t>("Syntax") == true -&gt; "</w:t>
+      </w:r>
+      <w:proofErr w:type="spellStart"/>
+      <w:r>
+        <w:rPr>
+          <w:lang w:val="en-DE"/>
+        </w:rPr>
+        <w:t>Greška</w:t>
+      </w:r>
+      <w:proofErr w:type="spellEnd"/>
+      <w:r>
+        <w:rPr>
+          <w:lang w:val="en-DE"/>
+        </w:rPr>
+        <w:t xml:space="preserve"> u </w:t>
+      </w:r>
+      <w:proofErr w:type="spellStart"/>
+      <w:r>
+        <w:rPr>
+          <w:lang w:val="en-DE"/>
+        </w:rPr>
+        <w:t>sintaksi</w:t>
+      </w:r>
+      <w:proofErr w:type="spellEnd"/>
+      <w:r>
+        <w:rPr>
+          <w:lang w:val="en-DE"/>
+        </w:rPr>
+        <w:t xml:space="preserve"> </w:t>
+      </w:r>
+      <w:proofErr w:type="spellStart"/>
+      <w:r>
+        <w:rPr>
+          <w:lang w:val="en-DE"/>
+        </w:rPr>
+        <w:t>jednadžbe</w:t>
+      </w:r>
+      <w:proofErr w:type="spellEnd"/>
+      <w:r>
+        <w:rPr>
+          <w:lang w:val="en-DE"/>
+        </w:rPr>
+        <w:t>!"</w:t>
+      </w:r>
+      <w:r>
+        <w:rPr>
+          <w:lang w:val="en-DE"/>
+        </w:rPr>
+        <w:br/>
+        <w:t xml:space="preserve">                else -&gt; "</w:t>
+      </w:r>
+      <w:proofErr w:type="spellStart"/>
+      <w:r>
+        <w:rPr>
+          <w:lang w:val="en-DE"/>
+        </w:rPr>
+        <w:t>Greška</w:t>
+      </w:r>
+      <w:proofErr w:type="spellEnd"/>
+      <w:r>
+        <w:rPr>
+          <w:lang w:val="en-DE"/>
+        </w:rPr>
+        <w:t>: ${</w:t>
+      </w:r>
+      <w:proofErr w:type="spellStart"/>
+      <w:r>
+        <w:rPr>
+          <w:lang w:val="en-DE"/>
+        </w:rPr>
+        <w:t>e.</w:t>
       </w:r>
       <w:r>
         <w:rPr>
@@ -10437,6 +13910,7 @@
         </w:rPr>
         <w:t>localizedMessage</w:t>
       </w:r>
+      <w:proofErr w:type="spellEnd"/>
       <w:r>
         <w:rPr>
           <w:lang w:val="en-DE"/>
@@ -10455,7 +13929,35 @@
           <w:lang w:val="en-DE"/>
         </w:rPr>
         <w:br/>
-        <w:t xml:space="preserve">            showResult(errorMsg)</w:t>
+        <w:t xml:space="preserve">            </w:t>
+      </w:r>
+      <w:proofErr w:type="spellStart"/>
+      <w:r>
+        <w:rPr>
+          <w:lang w:val="en-DE"/>
+        </w:rPr>
+        <w:t>showResult</w:t>
+      </w:r>
+      <w:proofErr w:type="spellEnd"/>
+      <w:r>
+        <w:rPr>
+          <w:lang w:val="en-DE"/>
+        </w:rPr>
+        <w:t>(</w:t>
+      </w:r>
+      <w:proofErr w:type="spellStart"/>
+      <w:r>
+        <w:rPr>
+          <w:lang w:val="en-DE"/>
+        </w:rPr>
+        <w:t>errorMsg</w:t>
+      </w:r>
+      <w:proofErr w:type="spellEnd"/>
+      <w:r>
+        <w:rPr>
+          <w:lang w:val="en-DE"/>
+        </w:rPr>
+        <w:t>)</w:t>
       </w:r>
       <w:r>
         <w:rPr>
@@ -10504,14 +14006,27 @@
       <w:r>
         <w:t xml:space="preserve">Kôd </w:t>
       </w:r>
-      <w:fldSimple w:instr=" STYLEREF 1 \s ">
-        <w:r>
-          <w:rPr>
-            <w:noProof/>
-          </w:rPr>
-          <w:t>5</w:t>
-        </w:r>
-      </w:fldSimple>
+      <w:r>
+        <w:fldChar w:fldCharType="begin"/>
+      </w:r>
+      <w:r>
+        <w:instrText xml:space="preserve"> STYLEREF 1 \s </w:instrText>
+      </w:r>
+      <w:r>
+        <w:fldChar w:fldCharType="separate"/>
+      </w:r>
+      <w:r>
+        <w:rPr>
+          <w:noProof/>
+        </w:rPr>
+        <w:t>5</w:t>
+      </w:r>
+      <w:r>
+        <w:rPr>
+          <w:noProof/>
+        </w:rPr>
+        <w:fldChar w:fldCharType="end"/>
+      </w:r>
       <w:r>
         <w:t>.</w:t>
       </w:r>
@@ -10876,7 +14391,17 @@
         <w:t>Solver</w:t>
       </w:r>
       <w:r>
-        <w:t xml:space="preserve"> može vratiti rezultate u kompleksnim formatima Symja engine-a (poput 5*10^10), implementirana je logika koja te zapise pretvara u Float vrijednosti razumljive </w:t>
+        <w:t xml:space="preserve"> može vratiti rezultate u kompleksnim formatima Symja </w:t>
+      </w:r>
+      <w:r>
+        <w:rPr>
+          <w:i/>
+          <w:iCs/>
+        </w:rPr>
+        <w:t>engine</w:t>
+      </w:r>
+      <w:r>
+        <w:t xml:space="preserve">-a (poput 5*10^10), implementirana je logika koja te zapise pretvara u Float vrijednosti razumljive </w:t>
       </w:r>
       <w:r>
         <w:lastRenderedPageBreak/>
@@ -11718,7 +15243,21 @@
         <w:rPr>
           <w:lang w:val="en-DE"/>
         </w:rPr>
-        <w:t>private fun copyPocketToClipboard(pocket: Pocket) {</w:t>
+        <w:t xml:space="preserve">private fun </w:t>
+      </w:r>
+      <w:proofErr w:type="spellStart"/>
+      <w:r>
+        <w:rPr>
+          <w:lang w:val="en-DE"/>
+        </w:rPr>
+        <w:t>copyPocketToClipboard</w:t>
+      </w:r>
+      <w:proofErr w:type="spellEnd"/>
+      <w:r>
+        <w:rPr>
+          <w:lang w:val="en-DE"/>
+        </w:rPr>
+        <w:t>(pocket: Pocket) {</w:t>
       </w:r>
       <w:r>
         <w:rPr>
@@ -11727,6 +15266,7 @@
         <w:br/>
         <w:t xml:space="preserve">    </w:t>
       </w:r>
+      <w:proofErr w:type="spellStart"/>
       <w:r>
         <w:rPr>
           <w:i/>
@@ -11747,7 +15287,16 @@
           <w:iCs/>
           <w:lang w:val="en-DE"/>
         </w:rPr>
-        <w:t xml:space="preserve">launch </w:t>
+        <w:t>launch</w:t>
+      </w:r>
+      <w:proofErr w:type="spellEnd"/>
+      <w:r>
+        <w:rPr>
+          <w:i/>
+          <w:iCs/>
+          <w:lang w:val="en-DE"/>
+        </w:rPr>
+        <w:t xml:space="preserve"> </w:t>
       </w:r>
       <w:r>
         <w:rPr>
@@ -11766,11 +15315,61 @@
         <w:br/>
         <w:t xml:space="preserve">        </w:t>
       </w:r>
-      <w:r>
-        <w:rPr>
-          <w:lang w:val="en-DE"/>
-        </w:rPr>
-        <w:t>val equations = database.equationDao().getEquationsForPocketList(pocket._id ?: -1L)</w:t>
+      <w:proofErr w:type="spellStart"/>
+      <w:r>
+        <w:rPr>
+          <w:lang w:val="en-DE"/>
+        </w:rPr>
+        <w:t>val</w:t>
+      </w:r>
+      <w:proofErr w:type="spellEnd"/>
+      <w:r>
+        <w:rPr>
+          <w:lang w:val="en-DE"/>
+        </w:rPr>
+        <w:t xml:space="preserve"> equations = </w:t>
+      </w:r>
+      <w:proofErr w:type="spellStart"/>
+      <w:r>
+        <w:rPr>
+          <w:lang w:val="en-DE"/>
+        </w:rPr>
+        <w:t>database.equationDao</w:t>
+      </w:r>
+      <w:proofErr w:type="spellEnd"/>
+      <w:r>
+        <w:rPr>
+          <w:lang w:val="en-DE"/>
+        </w:rPr>
+        <w:t>().</w:t>
+      </w:r>
+      <w:proofErr w:type="spellStart"/>
+      <w:r>
+        <w:rPr>
+          <w:lang w:val="en-DE"/>
+        </w:rPr>
+        <w:t>getEquationsForPocketList</w:t>
+      </w:r>
+      <w:proofErr w:type="spellEnd"/>
+      <w:r>
+        <w:rPr>
+          <w:lang w:val="en-DE"/>
+        </w:rPr>
+        <w:t>(</w:t>
+      </w:r>
+      <w:proofErr w:type="spellStart"/>
+      <w:r>
+        <w:rPr>
+          <w:lang w:val="en-DE"/>
+        </w:rPr>
+        <w:t>pocket._id</w:t>
+      </w:r>
+      <w:proofErr w:type="spellEnd"/>
+      <w:r>
+        <w:rPr>
+          <w:lang w:val="en-DE"/>
+        </w:rPr>
+        <w:t xml:space="preserve"> ?: -1L)</w:t>
       </w:r>
       <w:r>
         <w:rPr>
@@ -11791,28 +15390,63 @@
           <w:lang w:val="en-DE"/>
         </w:rPr>
         <w:br/>
-        <w:t xml:space="preserve">        val sb = StringBuilder("POCKET:")</w:t>
-      </w:r>
-      <w:r>
-        <w:rPr>
-          <w:lang w:val="en-DE"/>
-        </w:rPr>
-        <w:br/>
-        <w:t xml:space="preserve">        sb.append(pocket.name)</w:t>
-      </w:r>
-      <w:r>
-        <w:rPr>
-          <w:lang w:val="en-DE"/>
-        </w:rPr>
-        <w:br/>
         <w:t xml:space="preserve">        </w:t>
       </w:r>
-      <w:r>
-        <w:rPr>
-          <w:lang w:val="en-DE"/>
-        </w:rPr>
-        <w:br/>
-        <w:t xml:space="preserve">        equations.</w:t>
+      <w:proofErr w:type="spellStart"/>
+      <w:r>
+        <w:rPr>
+          <w:lang w:val="en-DE"/>
+        </w:rPr>
+        <w:t>val</w:t>
+      </w:r>
+      <w:proofErr w:type="spellEnd"/>
+      <w:r>
+        <w:rPr>
+          <w:lang w:val="en-DE"/>
+        </w:rPr>
+        <w:t xml:space="preserve"> sb = StringBuilder("POCKET:")</w:t>
+      </w:r>
+      <w:r>
+        <w:rPr>
+          <w:lang w:val="en-DE"/>
+        </w:rPr>
+        <w:br/>
+        <w:t xml:space="preserve">        </w:t>
+      </w:r>
+      <w:proofErr w:type="spellStart"/>
+      <w:r>
+        <w:rPr>
+          <w:lang w:val="en-DE"/>
+        </w:rPr>
+        <w:t>sb.append</w:t>
+      </w:r>
+      <w:proofErr w:type="spellEnd"/>
+      <w:r>
+        <w:rPr>
+          <w:lang w:val="en-DE"/>
+        </w:rPr>
+        <w:t>(pocket.name)</w:t>
+      </w:r>
+      <w:r>
+        <w:rPr>
+          <w:lang w:val="en-DE"/>
+        </w:rPr>
+        <w:br/>
+        <w:t xml:space="preserve">        </w:t>
+      </w:r>
+      <w:r>
+        <w:rPr>
+          <w:lang w:val="en-DE"/>
+        </w:rPr>
+        <w:br/>
+        <w:t xml:space="preserve">        </w:t>
+      </w:r>
+      <w:proofErr w:type="spellStart"/>
+      <w:r>
+        <w:rPr>
+          <w:lang w:val="en-DE"/>
+        </w:rPr>
+        <w:t>equations.</w:t>
       </w:r>
       <w:r>
         <w:rPr>
@@ -11820,7 +15454,16 @@
           <w:iCs/>
           <w:lang w:val="en-DE"/>
         </w:rPr>
-        <w:t xml:space="preserve">forEach </w:t>
+        <w:t>forEach</w:t>
+      </w:r>
+      <w:proofErr w:type="spellEnd"/>
+      <w:r>
+        <w:rPr>
+          <w:i/>
+          <w:iCs/>
+          <w:lang w:val="en-DE"/>
+        </w:rPr>
+        <w:t xml:space="preserve"> </w:t>
       </w:r>
       <w:r>
         <w:rPr>
@@ -11853,11 +15496,33 @@
         <w:br/>
         <w:t xml:space="preserve">            </w:t>
       </w:r>
-      <w:r>
-        <w:rPr>
-          <w:lang w:val="en-DE"/>
-        </w:rPr>
-        <w:t>sb.append("::").append(eq.name).append("|").append(eq.formula)</w:t>
+      <w:proofErr w:type="spellStart"/>
+      <w:r>
+        <w:rPr>
+          <w:lang w:val="en-DE"/>
+        </w:rPr>
+        <w:t>sb.append</w:t>
+      </w:r>
+      <w:proofErr w:type="spellEnd"/>
+      <w:r>
+        <w:rPr>
+          <w:lang w:val="en-DE"/>
+        </w:rPr>
+        <w:t>("::").append(eq.name).append("|").append(</w:t>
+      </w:r>
+      <w:proofErr w:type="spellStart"/>
+      <w:r>
+        <w:rPr>
+          <w:lang w:val="en-DE"/>
+        </w:rPr>
+        <w:t>eq.formula</w:t>
+      </w:r>
+      <w:proofErr w:type="spellEnd"/>
+      <w:r>
+        <w:rPr>
+          <w:lang w:val="en-DE"/>
+        </w:rPr>
+        <w:t>)</w:t>
       </w:r>
       <w:r>
         <w:rPr>
@@ -11892,12 +15557,35 @@
         <w:br/>
         <w:t xml:space="preserve">        </w:t>
       </w:r>
-      <w:r>
-        <w:rPr>
-          <w:lang w:val="en-DE"/>
-        </w:rPr>
-        <w:t>val encoded = Base64.encodeToString(sb.toString().</w:t>
-      </w:r>
+      <w:proofErr w:type="spellStart"/>
+      <w:r>
+        <w:rPr>
+          <w:lang w:val="en-DE"/>
+        </w:rPr>
+        <w:t>val</w:t>
+      </w:r>
+      <w:proofErr w:type="spellEnd"/>
+      <w:r>
+        <w:rPr>
+          <w:lang w:val="en-DE"/>
+        </w:rPr>
+        <w:t xml:space="preserve"> encoded = Base64.encodeToString(</w:t>
+      </w:r>
+      <w:proofErr w:type="spellStart"/>
+      <w:r>
+        <w:rPr>
+          <w:lang w:val="en-DE"/>
+        </w:rPr>
+        <w:t>sb.toString</w:t>
+      </w:r>
+      <w:proofErr w:type="spellEnd"/>
+      <w:r>
+        <w:rPr>
+          <w:lang w:val="en-DE"/>
+        </w:rPr>
+        <w:t>().</w:t>
+      </w:r>
+      <w:proofErr w:type="spellStart"/>
       <w:r>
         <w:rPr>
           <w:i/>
@@ -11906,6 +15594,7 @@
         </w:rPr>
         <w:t>toByteArray</w:t>
       </w:r>
+      <w:proofErr w:type="spellEnd"/>
       <w:r>
         <w:rPr>
           <w:lang w:val="en-DE"/>
@@ -11938,7 +15627,56 @@
           <w:lang w:val="en-DE"/>
         </w:rPr>
         <w:br/>
-        <w:t xml:space="preserve">        val clipboard = requireContext().getSystemService(Context.</w:t>
+        <w:t xml:space="preserve">        </w:t>
+      </w:r>
+      <w:proofErr w:type="spellStart"/>
+      <w:r>
+        <w:rPr>
+          <w:lang w:val="en-DE"/>
+        </w:rPr>
+        <w:t>val</w:t>
+      </w:r>
+      <w:proofErr w:type="spellEnd"/>
+      <w:r>
+        <w:rPr>
+          <w:lang w:val="en-DE"/>
+        </w:rPr>
+        <w:t xml:space="preserve"> clipboard = </w:t>
+      </w:r>
+      <w:proofErr w:type="spellStart"/>
+      <w:r>
+        <w:rPr>
+          <w:lang w:val="en-DE"/>
+        </w:rPr>
+        <w:t>requireContext</w:t>
+      </w:r>
+      <w:proofErr w:type="spellEnd"/>
+      <w:r>
+        <w:rPr>
+          <w:lang w:val="en-DE"/>
+        </w:rPr>
+        <w:t>().</w:t>
+      </w:r>
+      <w:proofErr w:type="spellStart"/>
+      <w:r>
+        <w:rPr>
+          <w:lang w:val="en-DE"/>
+        </w:rPr>
+        <w:t>getSystemService</w:t>
+      </w:r>
+      <w:proofErr w:type="spellEnd"/>
+      <w:r>
+        <w:rPr>
+          <w:lang w:val="en-DE"/>
+        </w:rPr>
+        <w:t>(</w:t>
+      </w:r>
+      <w:proofErr w:type="spellStart"/>
+      <w:r>
+        <w:rPr>
+          <w:lang w:val="en-DE"/>
+        </w:rPr>
+        <w:t>Context.</w:t>
       </w:r>
       <w:r>
         <w:rPr>
@@ -11948,26 +15686,21 @@
         </w:rPr>
         <w:t>CLIPBOARD_SERVICE</w:t>
       </w:r>
-      <w:r>
-        <w:rPr>
-          <w:lang w:val="en-DE"/>
-        </w:rPr>
-        <w:t>) as ClipboardManager</w:t>
-      </w:r>
-      <w:r>
-        <w:rPr>
-          <w:lang w:val="en-DE"/>
-        </w:rPr>
-        <w:br/>
-        <w:t xml:space="preserve">        val clip = ClipData.newPlainText("EquationPocket Folder", encoded)</w:t>
-      </w:r>
-      <w:r>
-        <w:rPr>
-          <w:lang w:val="en-DE"/>
-        </w:rPr>
-        <w:br/>
-        <w:t xml:space="preserve">        clipboard.setPrimaryClip(clip)</w:t>
-      </w:r>
+      <w:proofErr w:type="spellEnd"/>
+      <w:r>
+        <w:rPr>
+          <w:lang w:val="en-DE"/>
+        </w:rPr>
+        <w:t xml:space="preserve">) as </w:t>
+      </w:r>
+      <w:proofErr w:type="spellStart"/>
+      <w:r>
+        <w:rPr>
+          <w:lang w:val="en-DE"/>
+        </w:rPr>
+        <w:t>ClipboardManager</w:t>
+      </w:r>
+      <w:proofErr w:type="spellEnd"/>
       <w:r>
         <w:rPr>
           <w:lang w:val="en-DE"/>
@@ -11975,12 +15708,159 @@
         <w:br/>
         <w:t xml:space="preserve">        </w:t>
       </w:r>
-      <w:r>
-        <w:rPr>
-          <w:lang w:val="en-DE"/>
-        </w:rPr>
-        <w:br/>
-        <w:t xml:space="preserve">        Toast.makeText(requireContext(), "Kôd mape kopiran!", Toast.</w:t>
+      <w:proofErr w:type="spellStart"/>
+      <w:r>
+        <w:rPr>
+          <w:lang w:val="en-DE"/>
+        </w:rPr>
+        <w:t>val</w:t>
+      </w:r>
+      <w:proofErr w:type="spellEnd"/>
+      <w:r>
+        <w:rPr>
+          <w:lang w:val="en-DE"/>
+        </w:rPr>
+        <w:t xml:space="preserve"> clip = </w:t>
+      </w:r>
+      <w:proofErr w:type="spellStart"/>
+      <w:r>
+        <w:rPr>
+          <w:lang w:val="en-DE"/>
+        </w:rPr>
+        <w:t>ClipData.newPlainText</w:t>
+      </w:r>
+      <w:proofErr w:type="spellEnd"/>
+      <w:r>
+        <w:rPr>
+          <w:lang w:val="en-DE"/>
+        </w:rPr>
+        <w:t>("</w:t>
+      </w:r>
+      <w:proofErr w:type="spellStart"/>
+      <w:r>
+        <w:rPr>
+          <w:lang w:val="en-DE"/>
+        </w:rPr>
+        <w:t>EquationPocket</w:t>
+      </w:r>
+      <w:proofErr w:type="spellEnd"/>
+      <w:r>
+        <w:rPr>
+          <w:lang w:val="en-DE"/>
+        </w:rPr>
+        <w:t xml:space="preserve"> Folder", encoded)</w:t>
+      </w:r>
+      <w:r>
+        <w:rPr>
+          <w:lang w:val="en-DE"/>
+        </w:rPr>
+        <w:br/>
+        <w:t xml:space="preserve">        </w:t>
+      </w:r>
+      <w:proofErr w:type="spellStart"/>
+      <w:r>
+        <w:rPr>
+          <w:lang w:val="en-DE"/>
+        </w:rPr>
+        <w:t>clipboard.setPrimaryClip</w:t>
+      </w:r>
+      <w:proofErr w:type="spellEnd"/>
+      <w:r>
+        <w:rPr>
+          <w:lang w:val="en-DE"/>
+        </w:rPr>
+        <w:t>(clip)</w:t>
+      </w:r>
+      <w:r>
+        <w:rPr>
+          <w:lang w:val="en-DE"/>
+        </w:rPr>
+        <w:br/>
+        <w:t xml:space="preserve">        </w:t>
+      </w:r>
+      <w:r>
+        <w:rPr>
+          <w:lang w:val="en-DE"/>
+        </w:rPr>
+        <w:br/>
+        <w:t xml:space="preserve">        </w:t>
+      </w:r>
+      <w:proofErr w:type="spellStart"/>
+      <w:r>
+        <w:rPr>
+          <w:lang w:val="en-DE"/>
+        </w:rPr>
+        <w:t>Toast.makeText</w:t>
+      </w:r>
+      <w:proofErr w:type="spellEnd"/>
+      <w:r>
+        <w:rPr>
+          <w:lang w:val="en-DE"/>
+        </w:rPr>
+        <w:t>(</w:t>
+      </w:r>
+      <w:proofErr w:type="spellStart"/>
+      <w:r>
+        <w:rPr>
+          <w:lang w:val="en-DE"/>
+        </w:rPr>
+        <w:t>requireContext</w:t>
+      </w:r>
+      <w:proofErr w:type="spellEnd"/>
+      <w:r>
+        <w:rPr>
+          <w:lang w:val="en-DE"/>
+        </w:rPr>
+        <w:t>(), "</w:t>
+      </w:r>
+      <w:proofErr w:type="spellStart"/>
+      <w:r>
+        <w:rPr>
+          <w:lang w:val="en-DE"/>
+        </w:rPr>
+        <w:t>Kôd</w:t>
+      </w:r>
+      <w:proofErr w:type="spellEnd"/>
+      <w:r>
+        <w:rPr>
+          <w:lang w:val="en-DE"/>
+        </w:rPr>
+        <w:t xml:space="preserve"> </w:t>
+      </w:r>
+      <w:proofErr w:type="spellStart"/>
+      <w:r>
+        <w:rPr>
+          <w:lang w:val="en-DE"/>
+        </w:rPr>
+        <w:t>mape</w:t>
+      </w:r>
+      <w:proofErr w:type="spellEnd"/>
+      <w:r>
+        <w:rPr>
+          <w:lang w:val="en-DE"/>
+        </w:rPr>
+        <w:t xml:space="preserve"> </w:t>
+      </w:r>
+      <w:proofErr w:type="spellStart"/>
+      <w:r>
+        <w:rPr>
+          <w:lang w:val="en-DE"/>
+        </w:rPr>
+        <w:t>kopiran</w:t>
+      </w:r>
+      <w:proofErr w:type="spellEnd"/>
+      <w:r>
+        <w:rPr>
+          <w:lang w:val="en-DE"/>
+        </w:rPr>
+        <w:t xml:space="preserve">!", </w:t>
+      </w:r>
+      <w:proofErr w:type="spellStart"/>
+      <w:r>
+        <w:rPr>
+          <w:lang w:val="en-DE"/>
+        </w:rPr>
+        <w:t>Toast.</w:t>
       </w:r>
       <w:r>
         <w:rPr>
@@ -11990,6 +15870,7 @@
         </w:rPr>
         <w:t>LENGTH_SHORT</w:t>
       </w:r>
+      <w:proofErr w:type="spellEnd"/>
       <w:r>
         <w:rPr>
           <w:lang w:val="en-DE"/>
@@ -12039,14 +15920,27 @@
       <w:r>
         <w:t xml:space="preserve">Kôd </w:t>
       </w:r>
-      <w:fldSimple w:instr=" STYLEREF 1 \s ">
-        <w:r>
-          <w:rPr>
-            <w:noProof/>
-          </w:rPr>
-          <w:t>5</w:t>
-        </w:r>
-      </w:fldSimple>
+      <w:r>
+        <w:fldChar w:fldCharType="begin"/>
+      </w:r>
+      <w:r>
+        <w:instrText xml:space="preserve"> STYLEREF 1 \s </w:instrText>
+      </w:r>
+      <w:r>
+        <w:fldChar w:fldCharType="separate"/>
+      </w:r>
+      <w:r>
+        <w:rPr>
+          <w:noProof/>
+        </w:rPr>
+        <w:t>5</w:t>
+      </w:r>
+      <w:r>
+        <w:rPr>
+          <w:noProof/>
+        </w:rPr>
+        <w:fldChar w:fldCharType="end"/>
+      </w:r>
       <w:r>
         <w:t>.</w:t>
       </w:r>
@@ -12286,7 +16180,17 @@
         <w:t>MathLogicUnitTest</w:t>
       </w:r>
       <w:r>
-        <w:t xml:space="preserve"> koji su potvrdili točnost integracije Symja CAS engine-a.</w:t>
+        <w:t xml:space="preserve"> koji su potvrdili točnost integracije Symja CAS </w:t>
+      </w:r>
+      <w:r>
+        <w:rPr>
+          <w:i/>
+          <w:iCs/>
+        </w:rPr>
+        <w:t>engine</w:t>
+      </w:r>
+      <w:r>
+        <w:t>-a.</w:t>
       </w:r>
       <w:r>
         <w:t xml:space="preserve"> </w:t>
@@ -12370,20 +16274,62 @@
         <w:rPr>
           <w:lang w:val="en-DE"/>
         </w:rPr>
-        <w:t>class MathLogicUnitTest {</w:t>
-      </w:r>
-      <w:r>
-        <w:rPr>
-          <w:lang w:val="en-DE"/>
-        </w:rPr>
-        <w:br/>
-      </w:r>
-      <w:r>
-        <w:rPr>
-          <w:lang w:val="en-DE"/>
-        </w:rPr>
-        <w:br/>
-        <w:t xml:space="preserve">    private val evaluator = ExprEvaluator()</w:t>
+        <w:t xml:space="preserve">class </w:t>
+      </w:r>
+      <w:proofErr w:type="spellStart"/>
+      <w:r>
+        <w:rPr>
+          <w:lang w:val="en-DE"/>
+        </w:rPr>
+        <w:t>MathLogicUnitTest</w:t>
+      </w:r>
+      <w:proofErr w:type="spellEnd"/>
+      <w:r>
+        <w:rPr>
+          <w:lang w:val="en-DE"/>
+        </w:rPr>
+        <w:t xml:space="preserve"> {</w:t>
+      </w:r>
+      <w:r>
+        <w:rPr>
+          <w:lang w:val="en-DE"/>
+        </w:rPr>
+        <w:br/>
+      </w:r>
+      <w:r>
+        <w:rPr>
+          <w:lang w:val="en-DE"/>
+        </w:rPr>
+        <w:br/>
+        <w:t xml:space="preserve">    private </w:t>
+      </w:r>
+      <w:proofErr w:type="spellStart"/>
+      <w:r>
+        <w:rPr>
+          <w:lang w:val="en-DE"/>
+        </w:rPr>
+        <w:t>val</w:t>
+      </w:r>
+      <w:proofErr w:type="spellEnd"/>
+      <w:r>
+        <w:rPr>
+          <w:lang w:val="en-DE"/>
+        </w:rPr>
+        <w:t xml:space="preserve"> evaluator = </w:t>
+      </w:r>
+      <w:proofErr w:type="spellStart"/>
+      <w:r>
+        <w:rPr>
+          <w:lang w:val="en-DE"/>
+        </w:rPr>
+        <w:t>ExprEvaluator</w:t>
+      </w:r>
+      <w:proofErr w:type="spellEnd"/>
+      <w:r>
+        <w:rPr>
+          <w:lang w:val="en-DE"/>
+        </w:rPr>
+        <w:t>()</w:t>
       </w:r>
       <w:r>
         <w:rPr>
@@ -12403,42 +16349,196 @@
           <w:lang w:val="en-DE"/>
         </w:rPr>
         <w:br/>
-        <w:t xml:space="preserve">    fun testSimpleLinearEquation() {</w:t>
-      </w:r>
-      <w:r>
-        <w:rPr>
-          <w:lang w:val="en-DE"/>
-        </w:rPr>
-        <w:br/>
-        <w:t xml:space="preserve">        // Jednadžba: 2*x = 10</w:t>
-      </w:r>
-      <w:r>
-        <w:rPr>
-          <w:lang w:val="en-DE"/>
-        </w:rPr>
-        <w:br/>
-        <w:t xml:space="preserve">        val expression = "Solve(2*x == 10, x)"</w:t>
-      </w:r>
-      <w:r>
-        <w:rPr>
-          <w:lang w:val="en-DE"/>
-        </w:rPr>
-        <w:br/>
-        <w:t xml:space="preserve">        val result = evaluator.evaluate(expression)</w:t>
-      </w:r>
-      <w:r>
-        <w:rPr>
-          <w:lang w:val="en-DE"/>
-        </w:rPr>
-        <w:br/>
-        <w:t xml:space="preserve">        // Očekivani rezultat u Symja formatu je {{x -&gt; 5}}</w:t>
-      </w:r>
-      <w:r>
-        <w:rPr>
-          <w:lang w:val="en-DE"/>
-        </w:rPr>
-        <w:br/>
-        <w:t xml:space="preserve">        assertTrue(result.toString().</w:t>
+        <w:t xml:space="preserve">    fun </w:t>
+      </w:r>
+      <w:proofErr w:type="spellStart"/>
+      <w:r>
+        <w:rPr>
+          <w:lang w:val="en-DE"/>
+        </w:rPr>
+        <w:t>testSimpleLinearEquation</w:t>
+      </w:r>
+      <w:proofErr w:type="spellEnd"/>
+      <w:r>
+        <w:rPr>
+          <w:lang w:val="en-DE"/>
+        </w:rPr>
+        <w:t>() {</w:t>
+      </w:r>
+      <w:r>
+        <w:rPr>
+          <w:lang w:val="en-DE"/>
+        </w:rPr>
+        <w:br/>
+        <w:t xml:space="preserve">        // </w:t>
+      </w:r>
+      <w:proofErr w:type="spellStart"/>
+      <w:r>
+        <w:rPr>
+          <w:lang w:val="en-DE"/>
+        </w:rPr>
+        <w:t>Jednadžba</w:t>
+      </w:r>
+      <w:proofErr w:type="spellEnd"/>
+      <w:r>
+        <w:rPr>
+          <w:lang w:val="en-DE"/>
+        </w:rPr>
+        <w:t>: 2*x = 10</w:t>
+      </w:r>
+      <w:r>
+        <w:rPr>
+          <w:lang w:val="en-DE"/>
+        </w:rPr>
+        <w:br/>
+        <w:t xml:space="preserve">        </w:t>
+      </w:r>
+      <w:proofErr w:type="spellStart"/>
+      <w:r>
+        <w:rPr>
+          <w:lang w:val="en-DE"/>
+        </w:rPr>
+        <w:t>val</w:t>
+      </w:r>
+      <w:proofErr w:type="spellEnd"/>
+      <w:r>
+        <w:rPr>
+          <w:lang w:val="en-DE"/>
+        </w:rPr>
+        <w:t xml:space="preserve"> expression = "Solve(2*x == 10, x)"</w:t>
+      </w:r>
+      <w:r>
+        <w:rPr>
+          <w:lang w:val="en-DE"/>
+        </w:rPr>
+        <w:br/>
+        <w:t xml:space="preserve">        </w:t>
+      </w:r>
+      <w:proofErr w:type="spellStart"/>
+      <w:r>
+        <w:rPr>
+          <w:lang w:val="en-DE"/>
+        </w:rPr>
+        <w:t>val</w:t>
+      </w:r>
+      <w:proofErr w:type="spellEnd"/>
+      <w:r>
+        <w:rPr>
+          <w:lang w:val="en-DE"/>
+        </w:rPr>
+        <w:t xml:space="preserve"> result = </w:t>
+      </w:r>
+      <w:proofErr w:type="spellStart"/>
+      <w:r>
+        <w:rPr>
+          <w:lang w:val="en-DE"/>
+        </w:rPr>
+        <w:t>evaluator.evaluate</w:t>
+      </w:r>
+      <w:proofErr w:type="spellEnd"/>
+      <w:r>
+        <w:rPr>
+          <w:lang w:val="en-DE"/>
+        </w:rPr>
+        <w:t>(expression)</w:t>
+      </w:r>
+      <w:r>
+        <w:rPr>
+          <w:lang w:val="en-DE"/>
+        </w:rPr>
+        <w:br/>
+        <w:t xml:space="preserve">        // </w:t>
+      </w:r>
+      <w:proofErr w:type="spellStart"/>
+      <w:r>
+        <w:rPr>
+          <w:lang w:val="en-DE"/>
+        </w:rPr>
+        <w:t>Očekivani</w:t>
+      </w:r>
+      <w:proofErr w:type="spellEnd"/>
+      <w:r>
+        <w:rPr>
+          <w:lang w:val="en-DE"/>
+        </w:rPr>
+        <w:t xml:space="preserve"> </w:t>
+      </w:r>
+      <w:proofErr w:type="spellStart"/>
+      <w:r>
+        <w:rPr>
+          <w:lang w:val="en-DE"/>
+        </w:rPr>
+        <w:t>rezultat</w:t>
+      </w:r>
+      <w:proofErr w:type="spellEnd"/>
+      <w:r>
+        <w:rPr>
+          <w:lang w:val="en-DE"/>
+        </w:rPr>
+        <w:t xml:space="preserve"> u </w:t>
+      </w:r>
+      <w:proofErr w:type="spellStart"/>
+      <w:r>
+        <w:rPr>
+          <w:lang w:val="en-DE"/>
+        </w:rPr>
+        <w:t>Symja</w:t>
+      </w:r>
+      <w:proofErr w:type="spellEnd"/>
+      <w:r>
+        <w:rPr>
+          <w:lang w:val="en-DE"/>
+        </w:rPr>
+        <w:t xml:space="preserve"> </w:t>
+      </w:r>
+      <w:proofErr w:type="spellStart"/>
+      <w:r>
+        <w:rPr>
+          <w:lang w:val="en-DE"/>
+        </w:rPr>
+        <w:t>formatu</w:t>
+      </w:r>
+      <w:proofErr w:type="spellEnd"/>
+      <w:r>
+        <w:rPr>
+          <w:lang w:val="en-DE"/>
+        </w:rPr>
+        <w:t xml:space="preserve"> je {{x -&gt; 5}}</w:t>
+      </w:r>
+      <w:r>
+        <w:rPr>
+          <w:lang w:val="en-DE"/>
+        </w:rPr>
+        <w:br/>
+        <w:t xml:space="preserve">        </w:t>
+      </w:r>
+      <w:proofErr w:type="spellStart"/>
+      <w:r>
+        <w:rPr>
+          <w:lang w:val="en-DE"/>
+        </w:rPr>
+        <w:t>assertTrue</w:t>
+      </w:r>
+      <w:proofErr w:type="spellEnd"/>
+      <w:r>
+        <w:rPr>
+          <w:lang w:val="en-DE"/>
+        </w:rPr>
+        <w:t>(</w:t>
+      </w:r>
+      <w:proofErr w:type="spellStart"/>
+      <w:r>
+        <w:rPr>
+          <w:lang w:val="en-DE"/>
+        </w:rPr>
+        <w:t>result.toString</w:t>
+      </w:r>
+      <w:proofErr w:type="spellEnd"/>
+      <w:r>
+        <w:rPr>
+          <w:lang w:val="en-DE"/>
+        </w:rPr>
+        <w:t>().</w:t>
       </w:r>
       <w:r>
         <w:rPr>
@@ -12485,49 +16585,252 @@
           <w:lang w:val="en-DE"/>
         </w:rPr>
         <w:lastRenderedPageBreak/>
-        <w:t xml:space="preserve">    fun testQuadraticEquation() {</w:t>
-      </w:r>
-      <w:r>
-        <w:rPr>
-          <w:lang w:val="en-DE"/>
-        </w:rPr>
-        <w:br/>
-        <w:t xml:space="preserve">        // Jednadžba: x^2 = 9</w:t>
-      </w:r>
-      <w:r>
-        <w:rPr>
-          <w:lang w:val="en-DE"/>
-        </w:rPr>
-        <w:br/>
-        <w:t xml:space="preserve">        val expression = "Solve(x^2 == 9, x)"</w:t>
-      </w:r>
-      <w:r>
-        <w:rPr>
-          <w:lang w:val="en-DE"/>
-        </w:rPr>
-        <w:br/>
-        <w:t xml:space="preserve">        val result = evaluator.evaluate(expression)</w:t>
-      </w:r>
-      <w:r>
-        <w:rPr>
-          <w:lang w:val="en-DE"/>
-        </w:rPr>
-        <w:br/>
-        <w:t xml:space="preserve">        // Rezultat bi trebao sadržavati oba rješenja: 3 i -3</w:t>
-      </w:r>
-      <w:r>
-        <w:rPr>
-          <w:lang w:val="en-DE"/>
-        </w:rPr>
-        <w:br/>
-        <w:t xml:space="preserve">        val resStr = result.toString()</w:t>
-      </w:r>
-      <w:r>
-        <w:rPr>
-          <w:lang w:val="en-DE"/>
-        </w:rPr>
-        <w:br/>
-        <w:t xml:space="preserve">        assertTrue(resStr.</w:t>
+        <w:t xml:space="preserve">    fun </w:t>
+      </w:r>
+      <w:proofErr w:type="spellStart"/>
+      <w:r>
+        <w:rPr>
+          <w:lang w:val="en-DE"/>
+        </w:rPr>
+        <w:t>testQuadraticEquation</w:t>
+      </w:r>
+      <w:proofErr w:type="spellEnd"/>
+      <w:r>
+        <w:rPr>
+          <w:lang w:val="en-DE"/>
+        </w:rPr>
+        <w:t>() {</w:t>
+      </w:r>
+      <w:r>
+        <w:rPr>
+          <w:lang w:val="en-DE"/>
+        </w:rPr>
+        <w:br/>
+        <w:t xml:space="preserve">        // </w:t>
+      </w:r>
+      <w:proofErr w:type="spellStart"/>
+      <w:r>
+        <w:rPr>
+          <w:lang w:val="en-DE"/>
+        </w:rPr>
+        <w:t>Jednadžba</w:t>
+      </w:r>
+      <w:proofErr w:type="spellEnd"/>
+      <w:r>
+        <w:rPr>
+          <w:lang w:val="en-DE"/>
+        </w:rPr>
+        <w:t>: x^2 = 9</w:t>
+      </w:r>
+      <w:r>
+        <w:rPr>
+          <w:lang w:val="en-DE"/>
+        </w:rPr>
+        <w:br/>
+        <w:t xml:space="preserve">        </w:t>
+      </w:r>
+      <w:proofErr w:type="spellStart"/>
+      <w:r>
+        <w:rPr>
+          <w:lang w:val="en-DE"/>
+        </w:rPr>
+        <w:t>val</w:t>
+      </w:r>
+      <w:proofErr w:type="spellEnd"/>
+      <w:r>
+        <w:rPr>
+          <w:lang w:val="en-DE"/>
+        </w:rPr>
+        <w:t xml:space="preserve"> expression = "Solve(x^2 == 9, x)"</w:t>
+      </w:r>
+      <w:r>
+        <w:rPr>
+          <w:lang w:val="en-DE"/>
+        </w:rPr>
+        <w:br/>
+        <w:t xml:space="preserve">        </w:t>
+      </w:r>
+      <w:proofErr w:type="spellStart"/>
+      <w:r>
+        <w:rPr>
+          <w:lang w:val="en-DE"/>
+        </w:rPr>
+        <w:t>val</w:t>
+      </w:r>
+      <w:proofErr w:type="spellEnd"/>
+      <w:r>
+        <w:rPr>
+          <w:lang w:val="en-DE"/>
+        </w:rPr>
+        <w:t xml:space="preserve"> result = </w:t>
+      </w:r>
+      <w:proofErr w:type="spellStart"/>
+      <w:r>
+        <w:rPr>
+          <w:lang w:val="en-DE"/>
+        </w:rPr>
+        <w:t>evaluator.evaluate</w:t>
+      </w:r>
+      <w:proofErr w:type="spellEnd"/>
+      <w:r>
+        <w:rPr>
+          <w:lang w:val="en-DE"/>
+        </w:rPr>
+        <w:t>(expression)</w:t>
+      </w:r>
+      <w:r>
+        <w:rPr>
+          <w:lang w:val="en-DE"/>
+        </w:rPr>
+        <w:br/>
+        <w:t xml:space="preserve">        // </w:t>
+      </w:r>
+      <w:proofErr w:type="spellStart"/>
+      <w:r>
+        <w:rPr>
+          <w:lang w:val="en-DE"/>
+        </w:rPr>
+        <w:t>Rezultat</w:t>
+      </w:r>
+      <w:proofErr w:type="spellEnd"/>
+      <w:r>
+        <w:rPr>
+          <w:lang w:val="en-DE"/>
+        </w:rPr>
+        <w:t xml:space="preserve"> bi </w:t>
+      </w:r>
+      <w:proofErr w:type="spellStart"/>
+      <w:r>
+        <w:rPr>
+          <w:lang w:val="en-DE"/>
+        </w:rPr>
+        <w:t>trebao</w:t>
+      </w:r>
+      <w:proofErr w:type="spellEnd"/>
+      <w:r>
+        <w:rPr>
+          <w:lang w:val="en-DE"/>
+        </w:rPr>
+        <w:t xml:space="preserve"> </w:t>
+      </w:r>
+      <w:proofErr w:type="spellStart"/>
+      <w:r>
+        <w:rPr>
+          <w:lang w:val="en-DE"/>
+        </w:rPr>
+        <w:t>sadržavati</w:t>
+      </w:r>
+      <w:proofErr w:type="spellEnd"/>
+      <w:r>
+        <w:rPr>
+          <w:lang w:val="en-DE"/>
+        </w:rPr>
+        <w:t xml:space="preserve"> oba </w:t>
+      </w:r>
+      <w:proofErr w:type="spellStart"/>
+      <w:r>
+        <w:rPr>
+          <w:lang w:val="en-DE"/>
+        </w:rPr>
+        <w:t>rješenja</w:t>
+      </w:r>
+      <w:proofErr w:type="spellEnd"/>
+      <w:r>
+        <w:rPr>
+          <w:lang w:val="en-DE"/>
+        </w:rPr>
+        <w:t xml:space="preserve">: 3 </w:t>
+      </w:r>
+      <w:proofErr w:type="spellStart"/>
+      <w:r>
+        <w:rPr>
+          <w:lang w:val="en-DE"/>
+        </w:rPr>
+        <w:t>i</w:t>
+      </w:r>
+      <w:proofErr w:type="spellEnd"/>
+      <w:r>
+        <w:rPr>
+          <w:lang w:val="en-DE"/>
+        </w:rPr>
+        <w:t xml:space="preserve"> -3</w:t>
+      </w:r>
+      <w:r>
+        <w:rPr>
+          <w:lang w:val="en-DE"/>
+        </w:rPr>
+        <w:br/>
+        <w:t xml:space="preserve">        </w:t>
+      </w:r>
+      <w:proofErr w:type="spellStart"/>
+      <w:r>
+        <w:rPr>
+          <w:lang w:val="en-DE"/>
+        </w:rPr>
+        <w:t>val</w:t>
+      </w:r>
+      <w:proofErr w:type="spellEnd"/>
+      <w:r>
+        <w:rPr>
+          <w:lang w:val="en-DE"/>
+        </w:rPr>
+        <w:t xml:space="preserve"> </w:t>
+      </w:r>
+      <w:proofErr w:type="spellStart"/>
+      <w:r>
+        <w:rPr>
+          <w:lang w:val="en-DE"/>
+        </w:rPr>
+        <w:t>resStr</w:t>
+      </w:r>
+      <w:proofErr w:type="spellEnd"/>
+      <w:r>
+        <w:rPr>
+          <w:lang w:val="en-DE"/>
+        </w:rPr>
+        <w:t xml:space="preserve"> = </w:t>
+      </w:r>
+      <w:proofErr w:type="spellStart"/>
+      <w:r>
+        <w:rPr>
+          <w:lang w:val="en-DE"/>
+        </w:rPr>
+        <w:t>result.toString</w:t>
+      </w:r>
+      <w:proofErr w:type="spellEnd"/>
+      <w:r>
+        <w:rPr>
+          <w:lang w:val="en-DE"/>
+        </w:rPr>
+        <w:t>()</w:t>
+      </w:r>
+      <w:r>
+        <w:rPr>
+          <w:lang w:val="en-DE"/>
+        </w:rPr>
+        <w:br/>
+        <w:t xml:space="preserve">        </w:t>
+      </w:r>
+      <w:proofErr w:type="spellStart"/>
+      <w:r>
+        <w:rPr>
+          <w:lang w:val="en-DE"/>
+        </w:rPr>
+        <w:t>assertTrue</w:t>
+      </w:r>
+      <w:proofErr w:type="spellEnd"/>
+      <w:r>
+        <w:rPr>
+          <w:lang w:val="en-DE"/>
+        </w:rPr>
+        <w:t>(</w:t>
+      </w:r>
+      <w:proofErr w:type="spellStart"/>
+      <w:r>
+        <w:rPr>
+          <w:lang w:val="en-DE"/>
+        </w:rPr>
+        <w:t>resStr.</w:t>
       </w:r>
       <w:r>
         <w:rPr>
@@ -12537,11 +16840,19 @@
         </w:rPr>
         <w:t>contains</w:t>
       </w:r>
-      <w:r>
-        <w:rPr>
-          <w:lang w:val="en-DE"/>
-        </w:rPr>
-        <w:t>("3") &amp;&amp; resStr.</w:t>
+      <w:proofErr w:type="spellEnd"/>
+      <w:r>
+        <w:rPr>
+          <w:lang w:val="en-DE"/>
+        </w:rPr>
+        <w:t xml:space="preserve">("3") &amp;&amp; </w:t>
+      </w:r>
+      <w:proofErr w:type="spellStart"/>
+      <w:r>
+        <w:rPr>
+          <w:lang w:val="en-DE"/>
+        </w:rPr>
+        <w:t>resStr.</w:t>
       </w:r>
       <w:r>
         <w:rPr>
@@ -12551,6 +16862,7 @@
         </w:rPr>
         <w:t>contains</w:t>
       </w:r>
+      <w:proofErr w:type="spellEnd"/>
       <w:r>
         <w:rPr>
           <w:lang w:val="en-DE"/>
@@ -12582,42 +16894,240 @@
           <w:lang w:val="en-DE"/>
         </w:rPr>
         <w:br/>
-        <w:t xml:space="preserve">    fun testDivisionByZero() {</w:t>
-      </w:r>
-      <w:r>
-        <w:rPr>
-          <w:lang w:val="en-DE"/>
-        </w:rPr>
-        <w:br/>
-        <w:t xml:space="preserve">        // Pokušaj dijeljenja s nulom</w:t>
-      </w:r>
-      <w:r>
-        <w:rPr>
-          <w:lang w:val="en-DE"/>
-        </w:rPr>
-        <w:br/>
-        <w:t xml:space="preserve">        val expression = "1 / 0"</w:t>
-      </w:r>
-      <w:r>
-        <w:rPr>
-          <w:lang w:val="en-DE"/>
-        </w:rPr>
-        <w:br/>
-        <w:t xml:space="preserve">        val result = evaluator.evaluate(expression)</w:t>
-      </w:r>
-      <w:r>
-        <w:rPr>
-          <w:lang w:val="en-DE"/>
-        </w:rPr>
-        <w:br/>
-        <w:t xml:space="preserve">        // Symja vraća ComplexInfinity za dijeljenje s nulom</w:t>
-      </w:r>
-      <w:r>
-        <w:rPr>
-          <w:lang w:val="en-DE"/>
-        </w:rPr>
-        <w:br/>
-        <w:t xml:space="preserve">        assertEquals("ComplexInfinity", result.toString())</w:t>
+        <w:t xml:space="preserve">    fun </w:t>
+      </w:r>
+      <w:proofErr w:type="spellStart"/>
+      <w:r>
+        <w:rPr>
+          <w:lang w:val="en-DE"/>
+        </w:rPr>
+        <w:t>testDivisionByZero</w:t>
+      </w:r>
+      <w:proofErr w:type="spellEnd"/>
+      <w:r>
+        <w:rPr>
+          <w:lang w:val="en-DE"/>
+        </w:rPr>
+        <w:t>() {</w:t>
+      </w:r>
+      <w:r>
+        <w:rPr>
+          <w:lang w:val="en-DE"/>
+        </w:rPr>
+        <w:br/>
+        <w:t xml:space="preserve">        // </w:t>
+      </w:r>
+      <w:proofErr w:type="spellStart"/>
+      <w:r>
+        <w:rPr>
+          <w:lang w:val="en-DE"/>
+        </w:rPr>
+        <w:t>Pokušaj</w:t>
+      </w:r>
+      <w:proofErr w:type="spellEnd"/>
+      <w:r>
+        <w:rPr>
+          <w:lang w:val="en-DE"/>
+        </w:rPr>
+        <w:t xml:space="preserve"> </w:t>
+      </w:r>
+      <w:proofErr w:type="spellStart"/>
+      <w:r>
+        <w:rPr>
+          <w:lang w:val="en-DE"/>
+        </w:rPr>
+        <w:t>dijeljenja</w:t>
+      </w:r>
+      <w:proofErr w:type="spellEnd"/>
+      <w:r>
+        <w:rPr>
+          <w:lang w:val="en-DE"/>
+        </w:rPr>
+        <w:t xml:space="preserve"> s </w:t>
+      </w:r>
+      <w:proofErr w:type="spellStart"/>
+      <w:r>
+        <w:rPr>
+          <w:lang w:val="en-DE"/>
+        </w:rPr>
+        <w:t>nulom</w:t>
+      </w:r>
+      <w:proofErr w:type="spellEnd"/>
+      <w:r>
+        <w:rPr>
+          <w:lang w:val="en-DE"/>
+        </w:rPr>
+        <w:br/>
+        <w:t xml:space="preserve">        </w:t>
+      </w:r>
+      <w:proofErr w:type="spellStart"/>
+      <w:r>
+        <w:rPr>
+          <w:lang w:val="en-DE"/>
+        </w:rPr>
+        <w:t>val</w:t>
+      </w:r>
+      <w:proofErr w:type="spellEnd"/>
+      <w:r>
+        <w:rPr>
+          <w:lang w:val="en-DE"/>
+        </w:rPr>
+        <w:t xml:space="preserve"> expression = "1 / 0"</w:t>
+      </w:r>
+      <w:r>
+        <w:rPr>
+          <w:lang w:val="en-DE"/>
+        </w:rPr>
+        <w:br/>
+        <w:t xml:space="preserve">        </w:t>
+      </w:r>
+      <w:proofErr w:type="spellStart"/>
+      <w:r>
+        <w:rPr>
+          <w:lang w:val="en-DE"/>
+        </w:rPr>
+        <w:t>val</w:t>
+      </w:r>
+      <w:proofErr w:type="spellEnd"/>
+      <w:r>
+        <w:rPr>
+          <w:lang w:val="en-DE"/>
+        </w:rPr>
+        <w:t xml:space="preserve"> result = </w:t>
+      </w:r>
+      <w:proofErr w:type="spellStart"/>
+      <w:r>
+        <w:rPr>
+          <w:lang w:val="en-DE"/>
+        </w:rPr>
+        <w:t>evaluator.evaluate</w:t>
+      </w:r>
+      <w:proofErr w:type="spellEnd"/>
+      <w:r>
+        <w:rPr>
+          <w:lang w:val="en-DE"/>
+        </w:rPr>
+        <w:t>(expression)</w:t>
+      </w:r>
+      <w:r>
+        <w:rPr>
+          <w:lang w:val="en-DE"/>
+        </w:rPr>
+        <w:br/>
+        <w:t xml:space="preserve">        // </w:t>
+      </w:r>
+      <w:proofErr w:type="spellStart"/>
+      <w:r>
+        <w:rPr>
+          <w:lang w:val="en-DE"/>
+        </w:rPr>
+        <w:t>Symja</w:t>
+      </w:r>
+      <w:proofErr w:type="spellEnd"/>
+      <w:r>
+        <w:rPr>
+          <w:lang w:val="en-DE"/>
+        </w:rPr>
+        <w:t xml:space="preserve"> </w:t>
+      </w:r>
+      <w:proofErr w:type="spellStart"/>
+      <w:r>
+        <w:rPr>
+          <w:lang w:val="en-DE"/>
+        </w:rPr>
+        <w:t>vraća</w:t>
+      </w:r>
+      <w:proofErr w:type="spellEnd"/>
+      <w:r>
+        <w:rPr>
+          <w:lang w:val="en-DE"/>
+        </w:rPr>
+        <w:t xml:space="preserve"> </w:t>
+      </w:r>
+      <w:proofErr w:type="spellStart"/>
+      <w:r>
+        <w:rPr>
+          <w:lang w:val="en-DE"/>
+        </w:rPr>
+        <w:t>ComplexInfinity</w:t>
+      </w:r>
+      <w:proofErr w:type="spellEnd"/>
+      <w:r>
+        <w:rPr>
+          <w:lang w:val="en-DE"/>
+        </w:rPr>
+        <w:t xml:space="preserve"> za </w:t>
+      </w:r>
+      <w:proofErr w:type="spellStart"/>
+      <w:r>
+        <w:rPr>
+          <w:lang w:val="en-DE"/>
+        </w:rPr>
+        <w:t>dijeljenje</w:t>
+      </w:r>
+      <w:proofErr w:type="spellEnd"/>
+      <w:r>
+        <w:rPr>
+          <w:lang w:val="en-DE"/>
+        </w:rPr>
+        <w:t xml:space="preserve"> s </w:t>
+      </w:r>
+      <w:proofErr w:type="spellStart"/>
+      <w:r>
+        <w:rPr>
+          <w:lang w:val="en-DE"/>
+        </w:rPr>
+        <w:t>nulom</w:t>
+      </w:r>
+      <w:proofErr w:type="spellEnd"/>
+      <w:r>
+        <w:rPr>
+          <w:lang w:val="en-DE"/>
+        </w:rPr>
+        <w:br/>
+        <w:t xml:space="preserve">        </w:t>
+      </w:r>
+      <w:proofErr w:type="spellStart"/>
+      <w:r>
+        <w:rPr>
+          <w:lang w:val="en-DE"/>
+        </w:rPr>
+        <w:t>assertEquals</w:t>
+      </w:r>
+      <w:proofErr w:type="spellEnd"/>
+      <w:r>
+        <w:rPr>
+          <w:lang w:val="en-DE"/>
+        </w:rPr>
+        <w:t>("</w:t>
+      </w:r>
+      <w:proofErr w:type="spellStart"/>
+      <w:r>
+        <w:rPr>
+          <w:lang w:val="en-DE"/>
+        </w:rPr>
+        <w:t>ComplexInfinity</w:t>
+      </w:r>
+      <w:proofErr w:type="spellEnd"/>
+      <w:r>
+        <w:rPr>
+          <w:lang w:val="en-DE"/>
+        </w:rPr>
+        <w:t xml:space="preserve">", </w:t>
+      </w:r>
+      <w:proofErr w:type="spellStart"/>
+      <w:r>
+        <w:rPr>
+          <w:lang w:val="en-DE"/>
+        </w:rPr>
+        <w:t>result.toString</w:t>
+      </w:r>
+      <w:proofErr w:type="spellEnd"/>
+      <w:r>
+        <w:rPr>
+          <w:lang w:val="en-DE"/>
+        </w:rPr>
+        <w:t>())</w:t>
       </w:r>
       <w:r>
         <w:rPr>
@@ -12644,35 +17154,161 @@
           <w:lang w:val="en-DE"/>
         </w:rPr>
         <w:br/>
-        <w:t xml:space="preserve">    fun testScientificNotation() {</w:t>
-      </w:r>
-      <w:r>
-        <w:rPr>
-          <w:lang w:val="en-DE"/>
-        </w:rPr>
-        <w:br/>
-        <w:t xml:space="preserve">        // Testiranje znanstvenog zapisa: 10^3 * 2</w:t>
-      </w:r>
-      <w:r>
-        <w:rPr>
-          <w:lang w:val="en-DE"/>
-        </w:rPr>
-        <w:br/>
-        <w:t xml:space="preserve">        val expression = "10^3 * 2"</w:t>
-      </w:r>
-      <w:r>
-        <w:rPr>
-          <w:lang w:val="en-DE"/>
-        </w:rPr>
-        <w:br/>
-        <w:t xml:space="preserve">        val result = evaluator.evaluate(expression)</w:t>
-      </w:r>
-      <w:r>
-        <w:rPr>
-          <w:lang w:val="en-DE"/>
-        </w:rPr>
-        <w:br/>
-        <w:t xml:space="preserve">        assertEquals("2000", result.toString())</w:t>
+        <w:t xml:space="preserve">    fun </w:t>
+      </w:r>
+      <w:proofErr w:type="spellStart"/>
+      <w:r>
+        <w:rPr>
+          <w:lang w:val="en-DE"/>
+        </w:rPr>
+        <w:t>testScientificNotation</w:t>
+      </w:r>
+      <w:proofErr w:type="spellEnd"/>
+      <w:r>
+        <w:rPr>
+          <w:lang w:val="en-DE"/>
+        </w:rPr>
+        <w:t>() {</w:t>
+      </w:r>
+      <w:r>
+        <w:rPr>
+          <w:lang w:val="en-DE"/>
+        </w:rPr>
+        <w:br/>
+        <w:t xml:space="preserve">        // </w:t>
+      </w:r>
+      <w:proofErr w:type="spellStart"/>
+      <w:r>
+        <w:rPr>
+          <w:lang w:val="en-DE"/>
+        </w:rPr>
+        <w:t>Testiranje</w:t>
+      </w:r>
+      <w:proofErr w:type="spellEnd"/>
+      <w:r>
+        <w:rPr>
+          <w:lang w:val="en-DE"/>
+        </w:rPr>
+        <w:t xml:space="preserve"> </w:t>
+      </w:r>
+      <w:proofErr w:type="spellStart"/>
+      <w:r>
+        <w:rPr>
+          <w:lang w:val="en-DE"/>
+        </w:rPr>
+        <w:t>znanstvenog</w:t>
+      </w:r>
+      <w:proofErr w:type="spellEnd"/>
+      <w:r>
+        <w:rPr>
+          <w:lang w:val="en-DE"/>
+        </w:rPr>
+        <w:t xml:space="preserve"> </w:t>
+      </w:r>
+      <w:proofErr w:type="spellStart"/>
+      <w:r>
+        <w:rPr>
+          <w:lang w:val="en-DE"/>
+        </w:rPr>
+        <w:t>zapisa</w:t>
+      </w:r>
+      <w:proofErr w:type="spellEnd"/>
+      <w:r>
+        <w:rPr>
+          <w:lang w:val="en-DE"/>
+        </w:rPr>
+        <w:t>: 10^3 * 2</w:t>
+      </w:r>
+      <w:r>
+        <w:rPr>
+          <w:lang w:val="en-DE"/>
+        </w:rPr>
+        <w:br/>
+        <w:t xml:space="preserve">        </w:t>
+      </w:r>
+      <w:proofErr w:type="spellStart"/>
+      <w:r>
+        <w:rPr>
+          <w:lang w:val="en-DE"/>
+        </w:rPr>
+        <w:t>val</w:t>
+      </w:r>
+      <w:proofErr w:type="spellEnd"/>
+      <w:r>
+        <w:rPr>
+          <w:lang w:val="en-DE"/>
+        </w:rPr>
+        <w:t xml:space="preserve"> expression = "10^3 * 2"</w:t>
+      </w:r>
+      <w:r>
+        <w:rPr>
+          <w:lang w:val="en-DE"/>
+        </w:rPr>
+        <w:br/>
+        <w:t xml:space="preserve">        </w:t>
+      </w:r>
+      <w:proofErr w:type="spellStart"/>
+      <w:r>
+        <w:rPr>
+          <w:lang w:val="en-DE"/>
+        </w:rPr>
+        <w:t>val</w:t>
+      </w:r>
+      <w:proofErr w:type="spellEnd"/>
+      <w:r>
+        <w:rPr>
+          <w:lang w:val="en-DE"/>
+        </w:rPr>
+        <w:t xml:space="preserve"> result = </w:t>
+      </w:r>
+      <w:proofErr w:type="spellStart"/>
+      <w:r>
+        <w:rPr>
+          <w:lang w:val="en-DE"/>
+        </w:rPr>
+        <w:t>evaluator.evaluate</w:t>
+      </w:r>
+      <w:proofErr w:type="spellEnd"/>
+      <w:r>
+        <w:rPr>
+          <w:lang w:val="en-DE"/>
+        </w:rPr>
+        <w:t>(expression)</w:t>
+      </w:r>
+      <w:r>
+        <w:rPr>
+          <w:lang w:val="en-DE"/>
+        </w:rPr>
+        <w:br/>
+        <w:t xml:space="preserve">        </w:t>
+      </w:r>
+      <w:proofErr w:type="spellStart"/>
+      <w:r>
+        <w:rPr>
+          <w:lang w:val="en-DE"/>
+        </w:rPr>
+        <w:t>assertEquals</w:t>
+      </w:r>
+      <w:proofErr w:type="spellEnd"/>
+      <w:r>
+        <w:rPr>
+          <w:lang w:val="en-DE"/>
+        </w:rPr>
+        <w:t xml:space="preserve">("2000", </w:t>
+      </w:r>
+      <w:proofErr w:type="spellStart"/>
+      <w:r>
+        <w:rPr>
+          <w:lang w:val="en-DE"/>
+        </w:rPr>
+        <w:t>result.toString</w:t>
+      </w:r>
+      <w:proofErr w:type="spellEnd"/>
+      <w:r>
+        <w:rPr>
+          <w:lang w:val="en-DE"/>
+        </w:rPr>
+        <w:t>())</w:t>
       </w:r>
       <w:r>
         <w:rPr>
@@ -12699,42 +17335,168 @@
           <w:lang w:val="en-DE"/>
         </w:rPr>
         <w:br/>
-        <w:t xml:space="preserve">    fun testDerivatives() {</w:t>
-      </w:r>
-      <w:r>
-        <w:rPr>
-          <w:lang w:val="en-DE"/>
-        </w:rPr>
-        <w:br/>
-        <w:t xml:space="preserve">        // Derivacija od x^3 po x</w:t>
-      </w:r>
-      <w:r>
-        <w:rPr>
-          <w:lang w:val="en-DE"/>
-        </w:rPr>
-        <w:br/>
-        <w:t xml:space="preserve">        val expression = "D(x^3, x)"</w:t>
-      </w:r>
-      <w:r>
-        <w:rPr>
-          <w:lang w:val="en-DE"/>
-        </w:rPr>
-        <w:br/>
-        <w:t xml:space="preserve">        val result = evaluator.evaluate(expression)</w:t>
-      </w:r>
-      <w:r>
-        <w:rPr>
-          <w:lang w:val="en-DE"/>
-        </w:rPr>
-        <w:br/>
-        <w:t xml:space="preserve">        // Očekivani rezultat je 3*x^2</w:t>
-      </w:r>
-      <w:r>
-        <w:rPr>
-          <w:lang w:val="en-DE"/>
-        </w:rPr>
-        <w:br/>
-        <w:t xml:space="preserve">        assertEquals("3*x^2", result.toString())</w:t>
+        <w:t xml:space="preserve">    fun </w:t>
+      </w:r>
+      <w:proofErr w:type="spellStart"/>
+      <w:r>
+        <w:rPr>
+          <w:lang w:val="en-DE"/>
+        </w:rPr>
+        <w:t>testDerivatives</w:t>
+      </w:r>
+      <w:proofErr w:type="spellEnd"/>
+      <w:r>
+        <w:rPr>
+          <w:lang w:val="en-DE"/>
+        </w:rPr>
+        <w:t>() {</w:t>
+      </w:r>
+      <w:r>
+        <w:rPr>
+          <w:lang w:val="en-DE"/>
+        </w:rPr>
+        <w:br/>
+        <w:t xml:space="preserve">        // </w:t>
+      </w:r>
+      <w:proofErr w:type="spellStart"/>
+      <w:r>
+        <w:rPr>
+          <w:lang w:val="en-DE"/>
+        </w:rPr>
+        <w:t>Derivacija</w:t>
+      </w:r>
+      <w:proofErr w:type="spellEnd"/>
+      <w:r>
+        <w:rPr>
+          <w:lang w:val="en-DE"/>
+        </w:rPr>
+        <w:t xml:space="preserve"> od x^3 po x</w:t>
+      </w:r>
+      <w:r>
+        <w:rPr>
+          <w:lang w:val="en-DE"/>
+        </w:rPr>
+        <w:br/>
+        <w:t xml:space="preserve">        </w:t>
+      </w:r>
+      <w:proofErr w:type="spellStart"/>
+      <w:r>
+        <w:rPr>
+          <w:lang w:val="en-DE"/>
+        </w:rPr>
+        <w:t>val</w:t>
+      </w:r>
+      <w:proofErr w:type="spellEnd"/>
+      <w:r>
+        <w:rPr>
+          <w:lang w:val="en-DE"/>
+        </w:rPr>
+        <w:t xml:space="preserve"> expression = "D(x^3, x)"</w:t>
+      </w:r>
+      <w:r>
+        <w:rPr>
+          <w:lang w:val="en-DE"/>
+        </w:rPr>
+        <w:br/>
+        <w:t xml:space="preserve">        </w:t>
+      </w:r>
+      <w:proofErr w:type="spellStart"/>
+      <w:r>
+        <w:rPr>
+          <w:lang w:val="en-DE"/>
+        </w:rPr>
+        <w:t>val</w:t>
+      </w:r>
+      <w:proofErr w:type="spellEnd"/>
+      <w:r>
+        <w:rPr>
+          <w:lang w:val="en-DE"/>
+        </w:rPr>
+        <w:t xml:space="preserve"> result = </w:t>
+      </w:r>
+      <w:proofErr w:type="spellStart"/>
+      <w:r>
+        <w:rPr>
+          <w:lang w:val="en-DE"/>
+        </w:rPr>
+        <w:t>evaluator.evaluate</w:t>
+      </w:r>
+      <w:proofErr w:type="spellEnd"/>
+      <w:r>
+        <w:rPr>
+          <w:lang w:val="en-DE"/>
+        </w:rPr>
+        <w:t>(expression)</w:t>
+      </w:r>
+      <w:r>
+        <w:rPr>
+          <w:lang w:val="en-DE"/>
+        </w:rPr>
+        <w:br/>
+        <w:t xml:space="preserve">        // </w:t>
+      </w:r>
+      <w:proofErr w:type="spellStart"/>
+      <w:r>
+        <w:rPr>
+          <w:lang w:val="en-DE"/>
+        </w:rPr>
+        <w:t>Očekivani</w:t>
+      </w:r>
+      <w:proofErr w:type="spellEnd"/>
+      <w:r>
+        <w:rPr>
+          <w:lang w:val="en-DE"/>
+        </w:rPr>
+        <w:t xml:space="preserve"> </w:t>
+      </w:r>
+      <w:proofErr w:type="spellStart"/>
+      <w:r>
+        <w:rPr>
+          <w:lang w:val="en-DE"/>
+        </w:rPr>
+        <w:t>rezultat</w:t>
+      </w:r>
+      <w:proofErr w:type="spellEnd"/>
+      <w:r>
+        <w:rPr>
+          <w:lang w:val="en-DE"/>
+        </w:rPr>
+        <w:t xml:space="preserve"> je 3*x^2</w:t>
+      </w:r>
+      <w:r>
+        <w:rPr>
+          <w:lang w:val="en-DE"/>
+        </w:rPr>
+        <w:br/>
+        <w:t xml:space="preserve">        </w:t>
+      </w:r>
+      <w:proofErr w:type="spellStart"/>
+      <w:r>
+        <w:rPr>
+          <w:lang w:val="en-DE"/>
+        </w:rPr>
+        <w:t>assertEquals</w:t>
+      </w:r>
+      <w:proofErr w:type="spellEnd"/>
+      <w:r>
+        <w:rPr>
+          <w:lang w:val="en-DE"/>
+        </w:rPr>
+        <w:t xml:space="preserve">("3*x^2", </w:t>
+      </w:r>
+      <w:proofErr w:type="spellStart"/>
+      <w:r>
+        <w:rPr>
+          <w:lang w:val="en-DE"/>
+        </w:rPr>
+        <w:t>result.toString</w:t>
+      </w:r>
+      <w:proofErr w:type="spellEnd"/>
+      <w:r>
+        <w:rPr>
+          <w:lang w:val="en-DE"/>
+        </w:rPr>
+        <w:t>())</w:t>
       </w:r>
       <w:r>
         <w:rPr>
@@ -12761,7 +17523,21 @@
           <w:lang w:val="en-DE"/>
         </w:rPr>
         <w:br/>
-        <w:t xml:space="preserve">    fun testIntegrals() {</w:t>
+        <w:t xml:space="preserve">    fun </w:t>
+      </w:r>
+      <w:proofErr w:type="spellStart"/>
+      <w:r>
+        <w:rPr>
+          <w:lang w:val="en-DE"/>
+        </w:rPr>
+        <w:t>testIntegrals</w:t>
+      </w:r>
+      <w:proofErr w:type="spellEnd"/>
+      <w:r>
+        <w:rPr>
+          <w:lang w:val="en-DE"/>
+        </w:rPr>
+        <w:t>() {</w:t>
       </w:r>
       <w:r>
         <w:rPr>
@@ -12775,14 +17551,56 @@
           <w:lang w:val="en-DE"/>
         </w:rPr>
         <w:br/>
-        <w:t xml:space="preserve">        val expression = "Integrate(x^2, x)"</w:t>
-      </w:r>
-      <w:r>
-        <w:rPr>
-          <w:lang w:val="en-DE"/>
-        </w:rPr>
-        <w:br/>
-        <w:t xml:space="preserve">        val result = evaluator.evaluate(expression)</w:t>
+        <w:t xml:space="preserve">        </w:t>
+      </w:r>
+      <w:proofErr w:type="spellStart"/>
+      <w:r>
+        <w:rPr>
+          <w:lang w:val="en-DE"/>
+        </w:rPr>
+        <w:t>val</w:t>
+      </w:r>
+      <w:proofErr w:type="spellEnd"/>
+      <w:r>
+        <w:rPr>
+          <w:lang w:val="en-DE"/>
+        </w:rPr>
+        <w:t xml:space="preserve"> expression = "Integrate(x^2, x)"</w:t>
+      </w:r>
+      <w:r>
+        <w:rPr>
+          <w:lang w:val="en-DE"/>
+        </w:rPr>
+        <w:br/>
+        <w:t xml:space="preserve">        </w:t>
+      </w:r>
+      <w:proofErr w:type="spellStart"/>
+      <w:r>
+        <w:rPr>
+          <w:lang w:val="en-DE"/>
+        </w:rPr>
+        <w:t>val</w:t>
+      </w:r>
+      <w:proofErr w:type="spellEnd"/>
+      <w:r>
+        <w:rPr>
+          <w:lang w:val="en-DE"/>
+        </w:rPr>
+        <w:t xml:space="preserve"> result = </w:t>
+      </w:r>
+      <w:proofErr w:type="spellStart"/>
+      <w:r>
+        <w:rPr>
+          <w:lang w:val="en-DE"/>
+        </w:rPr>
+        <w:t>evaluator.evaluate</w:t>
+      </w:r>
+      <w:proofErr w:type="spellEnd"/>
+      <w:r>
+        <w:rPr>
+          <w:lang w:val="en-DE"/>
+        </w:rPr>
+        <w:t>(expression)</w:t>
       </w:r>
       <w:r>
         <w:rPr>
@@ -12795,14 +17613,70 @@
           <w:lang w:val="en-DE"/>
         </w:rPr>
         <w:lastRenderedPageBreak/>
-        <w:t xml:space="preserve">        // Očekivani rezultat je x^3 / 3</w:t>
-      </w:r>
-      <w:r>
-        <w:rPr>
-          <w:lang w:val="en-DE"/>
-        </w:rPr>
-        <w:br/>
-        <w:t xml:space="preserve">        assertEquals("x^3/3", result.toString().</w:t>
+        <w:t xml:space="preserve">        // </w:t>
+      </w:r>
+      <w:proofErr w:type="spellStart"/>
+      <w:r>
+        <w:rPr>
+          <w:lang w:val="en-DE"/>
+        </w:rPr>
+        <w:t>Očekivani</w:t>
+      </w:r>
+      <w:proofErr w:type="spellEnd"/>
+      <w:r>
+        <w:rPr>
+          <w:lang w:val="en-DE"/>
+        </w:rPr>
+        <w:t xml:space="preserve"> </w:t>
+      </w:r>
+      <w:proofErr w:type="spellStart"/>
+      <w:r>
+        <w:rPr>
+          <w:lang w:val="en-DE"/>
+        </w:rPr>
+        <w:t>rezultat</w:t>
+      </w:r>
+      <w:proofErr w:type="spellEnd"/>
+      <w:r>
+        <w:rPr>
+          <w:lang w:val="en-DE"/>
+        </w:rPr>
+        <w:t xml:space="preserve"> je x^3 / 3</w:t>
+      </w:r>
+      <w:r>
+        <w:rPr>
+          <w:lang w:val="en-DE"/>
+        </w:rPr>
+        <w:br/>
+        <w:t xml:space="preserve">        </w:t>
+      </w:r>
+      <w:proofErr w:type="spellStart"/>
+      <w:r>
+        <w:rPr>
+          <w:lang w:val="en-DE"/>
+        </w:rPr>
+        <w:t>assertEquals</w:t>
+      </w:r>
+      <w:proofErr w:type="spellEnd"/>
+      <w:r>
+        <w:rPr>
+          <w:lang w:val="en-DE"/>
+        </w:rPr>
+        <w:t xml:space="preserve">("x^3/3", </w:t>
+      </w:r>
+      <w:proofErr w:type="spellStart"/>
+      <w:r>
+        <w:rPr>
+          <w:lang w:val="en-DE"/>
+        </w:rPr>
+        <w:t>result.toString</w:t>
+      </w:r>
+      <w:proofErr w:type="spellEnd"/>
+      <w:r>
+        <w:rPr>
+          <w:lang w:val="en-DE"/>
+        </w:rPr>
+        <w:t>().</w:t>
       </w:r>
       <w:r>
         <w:rPr>
@@ -13333,7 +18207,17 @@
     </w:p>
     <w:p>
       <w:r>
-        <w:t>Glavni cilj rada, isporuka funkcionalnog digitalnog repozitorija jednadžbi, potpuno je ostvaren. Implementirani sustav mapa omogućuje korisnicima intuitivnu organizaciju i brzo dohvaćanje formula, dok integrirani Symja CAS engine osigurava visoku razinu inteligencije pri rješavanju kompleksnih matematičkih problema. Poseban uspjeh postignut je u domeni unosa podataka; kombinacija prilagođene znanstvene tastature i OCR modula temeljenog na Google ML Kit tehnologiji drastično smanjuje vrijeme potrebno za digitalizaciju jednadžbi.</w:t>
+        <w:t xml:space="preserve">Glavni cilj rada, isporuka funkcionalnog digitalnog repozitorija jednadžbi, potpuno je ostvaren. Implementirani sustav mapa omogućuje korisnicima intuitivnu organizaciju i brzo dohvaćanje formula, dok integrirani Symja CAS </w:t>
+      </w:r>
+      <w:r>
+        <w:rPr>
+          <w:i/>
+          <w:iCs/>
+        </w:rPr>
+        <w:t>engine</w:t>
+      </w:r>
+      <w:r>
+        <w:t xml:space="preserve"> osigurava visoku razinu inteligencije pri rješavanju kompleksnih matematičkih problema. Poseban uspjeh postignut je u domeni unosa podataka; kombinacija prilagođene znanstvene tastature i OCR modula temeljenog na Google ML Kit tehnologiji drastično smanjuje vrijeme potrebno za digitalizaciju jednadžbi.</w:t>
       </w:r>
     </w:p>
     <w:p>
@@ -17074,6 +21958,7 @@
   <w:style w:type="character" w:default="1" w:styleId="DefaultParagraphFont">
     <w:name w:val="Default Paragraph Font"/>
     <w:uiPriority w:val="1"/>
+    <w:semiHidden/>
     <w:unhideWhenUsed/>
   </w:style>
   <w:style w:type="table" w:default="1" w:styleId="TableNormal">
@@ -19025,6 +23910,15 @@
 </file>
 
 <file path=customXml/item1.xml><?xml version="1.0" encoding="utf-8"?>
+<?mso-contentType ?>
+<FormTemplates xmlns="http://schemas.microsoft.com/sharepoint/v3/contenttype/forms">
+  <Display>DocumentLibraryForm</Display>
+  <Edit>DocumentLibraryForm</Edit>
+  <New>DocumentLibraryForm</New>
+</FormTemplates>
+</file>
+
+<file path=customXml/item2.xml><?xml version="1.0" encoding="utf-8"?>
 <p:properties xmlns:p="http://schemas.microsoft.com/office/2006/metadata/properties" xmlns:xsi="http://www.w3.org/2001/XMLSchema-instance" xmlns:pc="http://schemas.microsoft.com/office/infopath/2007/PartnerControls">
   <documentManagement>
     <lcf76f155ced4ddcb4097134ff3c332f xmlns="346bc69e-9362-457f-8135-617ee6cc7bac">
@@ -19035,16 +23929,105 @@
 </p:properties>
 </file>
 
-<file path=customXml/item2.xml><?xml version="1.0" encoding="utf-8"?>
-<?mso-contentType ?>
-<FormTemplates xmlns="http://schemas.microsoft.com/sharepoint/v3/contenttype/forms">
-  <Display>DocumentLibraryForm</Display>
-  <Edit>DocumentLibraryForm</Edit>
-  <New>DocumentLibraryForm</New>
-</FormTemplates>
+<file path=customXml/item3.xml><?xml version="1.0" encoding="utf-8"?>
+<b:Sources xmlns:b="http://schemas.openxmlformats.org/officeDocument/2006/bibliography" xmlns="http://schemas.openxmlformats.org/officeDocument/2006/bibliography" SelectedStyle="\IEEE2006OfficeOnline.xsl" StyleName="IEEE" Version="2006">
+  <b:Source>
+    <b:Tag>For25</b:Tag>
+    <b:SourceType>Book</b:SourceType>
+    <b:Guid>{D6407706-64AD-44C5-A4EE-A0130F49D198}</b:Guid>
+    <b:Title>How to Build Android Applications with Kotlin: A hands-on guide to developing, testing, and publishing production-grade Android 16 apps</b:Title>
+    <b:Year>2025</b:Year>
+    <b:Publisher>Packt Publishing</b:Publisher>
+    <b:Author>
+      <b:Author>
+        <b:NameList>
+          <b:Person>
+            <b:Last>Forrester</b:Last>
+            <b:First>A.</b:First>
+          </b:Person>
+          <b:Person>
+            <b:Last>Boudjnah</b:Last>
+            <b:First>E.</b:First>
+          </b:Person>
+        </b:NameList>
+      </b:Author>
+    </b:Author>
+    <b:RefOrder>1</b:RefOrder>
+  </b:Source>
+  <b:Source>
+    <b:Tag>Aho06</b:Tag>
+    <b:SourceType>Book</b:SourceType>
+    <b:Guid>{A67BE479-9547-4633-AD94-0E92F47A5A64}</b:Guid>
+    <b:Title>Compilers: Principles, techniques, and tools</b:Title>
+    <b:Year>2006</b:Year>
+    <b:Publisher>Pearson Education</b:Publisher>
+    <b:Author>
+      <b:Author>
+        <b:NameList>
+          <b:Person>
+            <b:Last>Aho</b:Last>
+            <b:First>A. V.</b:First>
+          </b:Person>
+          <b:Person>
+            <b:Last>Lam</b:Last>
+            <b:First>M. S.</b:First>
+          </b:Person>
+          <b:Person>
+            <b:Last>Sethi</b:Last>
+            <b:First>R.</b:First>
+          </b:Person>
+          <b:Person>
+            <b:Last>Ullman</b:Last>
+            <b:First>J.D.</b:First>
+          </b:Person>
+        </b:NameList>
+      </b:Author>
+    </b:Author>
+    <b:Edition>2nd ed.</b:Edition>
+    <b:RefOrder>2</b:RefOrder>
+  </b:Source>
+  <b:Source>
+    <b:Tag>Goo26</b:Tag>
+    <b:SourceType>DocumentFromInternetSite</b:SourceType>
+    <b:Guid>{CB463188-BCFD-4474-83A4-F557E4C9EE05}</b:Guid>
+    <b:Title>Recognize text in images with ML Kit on Android</b:Title>
+    <b:Year>2026</b:Year>
+    <b:Author>
+      <b:Author>
+        <b:Corporate>Google for Developers</b:Corporate>
+      </b:Author>
+    </b:Author>
+    <b:InternetSiteTitle>Google for Developers</b:InternetSiteTitle>
+    <b:Month>travanj</b:Month>
+    <b:Day>20</b:Day>
+    <b:URL>https://developers.google.com/ml-kit/vision/text-recognition/v2</b:URL>
+    <b:RefOrder>4</b:RefOrder>
+  </b:Source>
+  <b:Source>
+    <b:Tag>Gru24</b:Tag>
+    <b:SourceType>Report</b:SourceType>
+    <b:Guid>{F9673649-4FD3-438F-88A2-A18D972BA673}</b:Guid>
+    <b:Title>Mobilna aplikacija za pretvorbu slike s tekstom u tekst primjenom tehnologije optičkog prepoznavanja znakova</b:Title>
+    <b:Year>2024</b:Year>
+    <b:URL>https://urn.nsk.hr/urn:nbn:hr:168:587919</b:URL>
+    <b:Institution>Fakultet elektrotehnike i računarstva, Sveučilište u Zagrebu</b:Institution>
+    <b:ThesisType>Završni rad</b:ThesisType>
+    <b:Author>
+      <b:Author>
+        <b:NameList>
+          <b:Person>
+            <b:Last>Grudić</b:Last>
+            <b:First>T.</b:First>
+          </b:Person>
+        </b:NameList>
+      </b:Author>
+    </b:Author>
+    <b:RefOrder>3</b:RefOrder>
+  </b:Source>
+</b:Sources>
 </file>
 
-<file path=customXml/item3.xml><?xml version="1.0" encoding="utf-8"?>
+<file path=customXml/item4.xml><?xml version="1.0" encoding="utf-8"?>
 <ct:contentTypeSchema xmlns:ct="http://schemas.microsoft.com/office/2006/metadata/contentType" xmlns:ma="http://schemas.microsoft.com/office/2006/metadata/properties/metaAttributes" ct:_="" ma:_="" ma:contentTypeName="Dokument" ma:contentTypeID="0x010100CE8A6C523F15BE45BBB2628A8D195F23" ma:contentTypeVersion="13" ma:contentTypeDescription="Stvaranje novog dokumenta." ma:contentTypeScope="" ma:versionID="6a86de1faa86fa16ad729fe3930c3d49">
   <xsd:schema xmlns:xsd="http://www.w3.org/2001/XMLSchema" xmlns:xs="http://www.w3.org/2001/XMLSchema" xmlns:p="http://schemas.microsoft.com/office/2006/metadata/properties" xmlns:ns2="346bc69e-9362-457f-8135-617ee6cc7bac" xmlns:ns3="05f9ff4f-fb41-4731-8e66-a25ebb0ec23b" targetNamespace="http://schemas.microsoft.com/office/2006/metadata/properties" ma:root="true" ma:fieldsID="8f7b465b8d64df515966ccfc620eb42a" ns2:_="" ns3:_="">
     <xsd:import namespace="346bc69e-9362-457f-8135-617ee6cc7bac"/>
@@ -19251,105 +24234,15 @@
 </ct:contentTypeSchema>
 </file>
 
-<file path=customXml/item4.xml><?xml version="1.0" encoding="utf-8"?>
-<b:Sources xmlns:b="http://schemas.openxmlformats.org/officeDocument/2006/bibliography" xmlns="http://schemas.openxmlformats.org/officeDocument/2006/bibliography" SelectedStyle="\IEEE2006OfficeOnline.xsl" StyleName="IEEE" Version="2006">
-  <b:Source>
-    <b:Tag>For25</b:Tag>
-    <b:SourceType>Book</b:SourceType>
-    <b:Guid>{D6407706-64AD-44C5-A4EE-A0130F49D198}</b:Guid>
-    <b:Title>How to Build Android Applications with Kotlin: A hands-on guide to developing, testing, and publishing production-grade Android 16 apps</b:Title>
-    <b:Year>2025</b:Year>
-    <b:Publisher>Packt Publishing</b:Publisher>
-    <b:Author>
-      <b:Author>
-        <b:NameList>
-          <b:Person>
-            <b:Last>Forrester</b:Last>
-            <b:First>A.</b:First>
-          </b:Person>
-          <b:Person>
-            <b:Last>Boudjnah</b:Last>
-            <b:First>E.</b:First>
-          </b:Person>
-        </b:NameList>
-      </b:Author>
-    </b:Author>
-    <b:RefOrder>1</b:RefOrder>
-  </b:Source>
-  <b:Source>
-    <b:Tag>Aho06</b:Tag>
-    <b:SourceType>Book</b:SourceType>
-    <b:Guid>{A67BE479-9547-4633-AD94-0E92F47A5A64}</b:Guid>
-    <b:Title>Compilers: Principles, techniques, and tools</b:Title>
-    <b:Year>2006</b:Year>
-    <b:Publisher>Pearson Education</b:Publisher>
-    <b:Author>
-      <b:Author>
-        <b:NameList>
-          <b:Person>
-            <b:Last>Aho</b:Last>
-            <b:First>A. V.</b:First>
-          </b:Person>
-          <b:Person>
-            <b:Last>Lam</b:Last>
-            <b:First>M. S.</b:First>
-          </b:Person>
-          <b:Person>
-            <b:Last>Sethi</b:Last>
-            <b:First>R.</b:First>
-          </b:Person>
-          <b:Person>
-            <b:Last>Ullman</b:Last>
-            <b:First>J.D.</b:First>
-          </b:Person>
-        </b:NameList>
-      </b:Author>
-    </b:Author>
-    <b:Edition>2nd ed.</b:Edition>
-    <b:RefOrder>2</b:RefOrder>
-  </b:Source>
-  <b:Source>
-    <b:Tag>Goo26</b:Tag>
-    <b:SourceType>DocumentFromInternetSite</b:SourceType>
-    <b:Guid>{CB463188-BCFD-4474-83A4-F557E4C9EE05}</b:Guid>
-    <b:Title>Recognize text in images with ML Kit on Android</b:Title>
-    <b:Year>2026</b:Year>
-    <b:Author>
-      <b:Author>
-        <b:Corporate>Google for Developers</b:Corporate>
-      </b:Author>
-    </b:Author>
-    <b:InternetSiteTitle>Google for Developers</b:InternetSiteTitle>
-    <b:Month>travanj</b:Month>
-    <b:Day>20</b:Day>
-    <b:URL>https://developers.google.com/ml-kit/vision/text-recognition/v2</b:URL>
-    <b:RefOrder>4</b:RefOrder>
-  </b:Source>
-  <b:Source>
-    <b:Tag>Gru24</b:Tag>
-    <b:SourceType>Report</b:SourceType>
-    <b:Guid>{F9673649-4FD3-438F-88A2-A18D972BA673}</b:Guid>
-    <b:Title>Mobilna aplikacija za pretvorbu slike s tekstom u tekst primjenom tehnologije optičkog prepoznavanja znakova</b:Title>
-    <b:Year>2024</b:Year>
-    <b:URL>https://urn.nsk.hr/urn:nbn:hr:168:587919</b:URL>
-    <b:Institution>Fakultet elektrotehnike i računarstva, Sveučilište u Zagrebu</b:Institution>
-    <b:ThesisType>Završni rad</b:ThesisType>
-    <b:Author>
-      <b:Author>
-        <b:NameList>
-          <b:Person>
-            <b:Last>Grudić</b:Last>
-            <b:First>T.</b:First>
-          </b:Person>
-        </b:NameList>
-      </b:Author>
-    </b:Author>
-    <b:RefOrder>3</b:RefOrder>
-  </b:Source>
-</b:Sources>
+<file path=customXml/itemProps1.xml><?xml version="1.0" encoding="utf-8"?>
+<ds:datastoreItem xmlns:ds="http://schemas.openxmlformats.org/officeDocument/2006/customXml" ds:itemID="{4B895F2A-9BBA-40EB-8B52-6127588571FA}">
+  <ds:schemaRefs>
+    <ds:schemaRef ds:uri="http://schemas.microsoft.com/sharepoint/v3/contenttype/forms"/>
+  </ds:schemaRefs>
+</ds:datastoreItem>
 </file>
 
-<file path=customXml/itemProps1.xml><?xml version="1.0" encoding="utf-8"?>
+<file path=customXml/itemProps2.xml><?xml version="1.0" encoding="utf-8"?>
 <ds:datastoreItem xmlns:ds="http://schemas.openxmlformats.org/officeDocument/2006/customXml" ds:itemID="{5D60AB73-315D-41F5-B86C-A733B1DE9D36}">
   <ds:schemaRefs>
     <ds:schemaRef ds:uri="http://schemas.microsoft.com/office/2006/metadata/properties"/>
@@ -19360,15 +24253,15 @@
 </ds:datastoreItem>
 </file>
 
-<file path=customXml/itemProps2.xml><?xml version="1.0" encoding="utf-8"?>
-<ds:datastoreItem xmlns:ds="http://schemas.openxmlformats.org/officeDocument/2006/customXml" ds:itemID="{4B895F2A-9BBA-40EB-8B52-6127588571FA}">
+<file path=customXml/itemProps3.xml><?xml version="1.0" encoding="utf-8"?>
+<ds:datastoreItem xmlns:ds="http://schemas.openxmlformats.org/officeDocument/2006/customXml" ds:itemID="{E6746475-B202-49DA-9CB3-3E7BA13B2120}">
   <ds:schemaRefs>
-    <ds:schemaRef ds:uri="http://schemas.microsoft.com/sharepoint/v3/contenttype/forms"/>
+    <ds:schemaRef ds:uri="http://schemas.openxmlformats.org/officeDocument/2006/bibliography"/>
   </ds:schemaRefs>
 </ds:datastoreItem>
 </file>
 
-<file path=customXml/itemProps3.xml><?xml version="1.0" encoding="utf-8"?>
+<file path=customXml/itemProps4.xml><?xml version="1.0" encoding="utf-8"?>
 <ds:datastoreItem xmlns:ds="http://schemas.openxmlformats.org/officeDocument/2006/customXml" ds:itemID="{F1F35A86-14E7-45B7-8C97-55729988BED5}">
   <ds:schemaRefs>
     <ds:schemaRef ds:uri="http://schemas.microsoft.com/office/2006/metadata/contentType"/>
@@ -19385,12 +24278,4 @@
     <ds:schemaRef ds:uri="http://schemas.microsoft.com/internal/obd"/>
   </ds:schemaRefs>
 </ds:datastoreItem>
-</file>
-
-<file path=customXml/itemProps4.xml><?xml version="1.0" encoding="utf-8"?>
-<ds:datastoreItem xmlns:ds="http://schemas.openxmlformats.org/officeDocument/2006/customXml" ds:itemID="{E6746475-B202-49DA-9CB3-3E7BA13B2120}">
-  <ds:schemaRefs>
-    <ds:schemaRef ds:uri="http://schemas.openxmlformats.org/officeDocument/2006/bibliography"/>
-  </ds:schemaRefs>
-</ds:datastoreItem>
 </file>